--- a/plantillas_maestras/03_seguro_desgravamen/falta_atencion_o_demora_reclamo/2_ddos_banco_y_aseguradora/mujer/TPL_1046_2025_SEGURO_DESGRAVAMEN_FALTA_ATENCION_O_DEMORA_RECLAMO_BANCO_MUJER_R1.docx
+++ b/plantillas_maestras/03_seguro_desgravamen/falta_atencion_o_demora_reclamo/2_ddos_banco_y_aseguradora/mujer/TPL_1046_2025_SEGURO_DESGRAVAMEN_FALTA_ATENCION_O_DEMORA_RECLAMO_BANCO_MUJER_R1.docx
@@ -540,7 +540,7 @@
           <w14:ligatures w14:val="none"/>
         </w:rPr>
         <w:tab/>
-        <w:t xml:space="preserve">:       </w:t>
+        <w:t xml:space="preserve">: </w:t>
       </w:r>
       <w:r>
         <w:rPr>
@@ -1093,7 +1093,7 @@
           <w:lang w:val="es-ES" w:eastAsia="es-ES"/>
           <w14:ligatures w14:val="none"/>
         </w:rPr>
-        <w:t>por presuntas infracciones a la Ley N°29571, Código de Protección y Defensa del Consumidor (en adelante, Código)</w:t>
+        <w:t>por presuntas infracciones a la Ley 29571, Código de Protección y Defensa del Consumidor (en adelante, Código)</w:t>
       </w:r>
       <w:r>
         <w:rPr>
@@ -1333,7 +1333,7 @@
           <w:lang w:eastAsia="es-ES"/>
           <w14:ligatures w14:val="none"/>
         </w:rPr>
-        <w:t xml:space="preserve"> Póliza N° 139853 Desgravamen (en adelante, “Seguro de Desgravamen”)</w:t>
+        <w:t xml:space="preserve"> Póliza 139853 Desgravamen (en adelante, “Seguro de Desgravamen”)</w:t>
       </w:r>
       <w:r>
         <w:rPr>
@@ -1574,7 +1574,7 @@
           <w:lang w:eastAsia="es-ES"/>
           <w14:ligatures w14:val="none"/>
         </w:rPr>
-        <w:t xml:space="preserve"> la solicitud N° C30905311 ante el </w:t>
+        <w:t xml:space="preserve"> la solicitud C30905311 ante el </w:t>
       </w:r>
       <w:r>
         <w:rPr>
@@ -2332,7 +2332,7 @@
           <w:lang w:eastAsia="es-PE"/>
           <w14:ligatures w14:val="none"/>
         </w:rPr>
-        <w:t>Técnica de la Comisión de Protección al Consumidor N°1 (en adelante, la Secretaría Técnica), en ejercicio de sus facultades</w:t>
+        <w:t>Técnica de la Comisión de Protección al Consumidor 1 (en adelante, la Secretaría Técnica), en ejercicio de sus facultades</w:t>
       </w:r>
       <w:r>
         <w:rPr>
@@ -2382,7 +2382,7 @@
           <w:rFonts w:ascii="Arial Narrow" w:eastAsia="Arial Narrow" w:hAnsi="Arial Narrow" w:cs="Arial Narrow"/>
           <w:bCs/>
         </w:rPr>
-        <w:t>N°</w:t>
+        <w:t/>
       </w:r>
       <w:proofErr w:type="spellEnd"/>
       <w:r>
@@ -2416,7 +2416,7 @@
           <w:lang w:eastAsia="es-PE"/>
           <w14:ligatures w14:val="none"/>
         </w:rPr>
-        <w:t>°</w:t>
+        <w:t/>
       </w:r>
       <w:r>
         <w:rPr>
@@ -2434,7 +2434,7 @@
           <w:lang w:eastAsia="es-PE"/>
           <w14:ligatures w14:val="none"/>
         </w:rPr>
-        <w:t>°</w:t>
+        <w:t/>
       </w:r>
       <w:r>
         <w:rPr>
@@ -2548,7 +2548,7 @@
           <w:lang w:eastAsia="es-PE"/>
           <w14:ligatures w14:val="none"/>
         </w:rPr>
-        <w:t>°</w:t>
+        <w:t/>
       </w:r>
       <w:r>
         <w:rPr>
@@ -2566,7 +2566,7 @@
           <w:lang w:eastAsia="es-PE"/>
           <w14:ligatures w14:val="none"/>
         </w:rPr>
-        <w:t>°</w:t>
+        <w:t/>
       </w:r>
       <w:r>
         <w:rPr>
@@ -2677,7 +2677,7 @@
           <w:lang w:eastAsia="es-PE"/>
           <w14:ligatures w14:val="none"/>
         </w:rPr>
-        <w:t>°</w:t>
+        <w:t/>
       </w:r>
       <w:r>
         <w:rPr>
@@ -2695,7 +2695,7 @@
           <w:lang w:eastAsia="es-PE"/>
           <w14:ligatures w14:val="none"/>
         </w:rPr>
-        <w:t>°</w:t>
+        <w:t/>
       </w:r>
       <w:r>
         <w:rPr>
@@ -2965,7 +2965,7 @@
           <w:lang w:val="es-ES" w:eastAsia="es-ES"/>
           <w14:ligatures w14:val="none"/>
         </w:rPr>
-        <w:t>(i) presentar una copia debidamente suscrita de la Póliza N° 139853 y/o Certificado del Seguro de Desgravamen materia de denuncia; y, (</w:t>
+        <w:t>(i) presentar una copia debidamente suscrita de la Póliza 139853 y/o Certificado del Seguro de Desgravamen materia de denuncia; y, (</w:t>
       </w:r>
       <w:proofErr w:type="spellStart"/>
       <w:r>
@@ -3081,7 +3081,7 @@
           <w:lang w:val="es-ES" w:eastAsia="es-ES"/>
           <w14:ligatures w14:val="none"/>
         </w:rPr>
-        <w:t>N°</w:t>
+        <w:t/>
       </w:r>
       <w:proofErr w:type="spellEnd"/>
       <w:r>
@@ -3202,7 +3202,7 @@
           <w:lang w:eastAsia="es-PE"/>
           <w14:ligatures w14:val="none"/>
         </w:rPr>
-        <w:t xml:space="preserve">RESOLUCIÓN DE LA SECRETARÍA TÉCNICA  </w:t>
+        <w:t xml:space="preserve">RESOLUCIÓN DE LA SECRETARÍA TÉCNICA </w:t>
       </w:r>
     </w:p>
     <w:p>
@@ -3505,7 +3505,7 @@
           <w:lang w:eastAsia="es-PE"/>
           <w14:ligatures w14:val="none"/>
         </w:rPr>
-        <w:t xml:space="preserve"> infracción a los artículos 18° y 19°</w:t>
+        <w:t xml:space="preserve"> infracción a los artículos 18 y 19</w:t>
       </w:r>
       <w:r>
         <w:rPr>
@@ -3573,7 +3573,7 @@
           <w:rFonts w:ascii="Arial Narrow" w:eastAsia="Arial Narrow" w:hAnsi="Arial Narrow" w:cs="Arial Narrow"/>
           <w:bCs/>
         </w:rPr>
-        <w:t xml:space="preserve"> solicitud de cobertura del Seguro de Desgravamen - Póliza N° 139853 por el fallecimiento </w:t>
+        <w:t xml:space="preserve"> solicitud de cobertura del Seguro de Desgravamen - Póliza 139853 por el fallecimiento </w:t>
       </w:r>
       <w:r>
         <w:rPr>
@@ -3664,7 +3664,7 @@
           <w:lang w:eastAsia="es-PE"/>
           <w14:ligatures w14:val="none"/>
         </w:rPr>
-        <w:t xml:space="preserve"> infracción a los artículos 18° y 19°</w:t>
+        <w:t xml:space="preserve"> infracción a los artículos 18 y 19</w:t>
       </w:r>
       <w:r>
         <w:rPr>
@@ -3751,7 +3751,7 @@
           <w:lang w:eastAsia="es-PE"/>
           <w14:ligatures w14:val="none"/>
         </w:rPr>
-        <w:t xml:space="preserve"> infracción a los artículos 18° y 19°</w:t>
+        <w:t xml:space="preserve"> infracción a los artículos 18 y 19</w:t>
       </w:r>
       <w:r>
         <w:rPr>
@@ -4205,7 +4205,7 @@
           <w:lang w:eastAsia="es-PE"/>
           <w14:ligatures w14:val="none"/>
         </w:rPr>
-        <w:t>°</w:t>
+        <w:t/>
       </w:r>
       <w:r>
         <w:rPr>
@@ -4301,7 +4301,7 @@
           <w:lang w:eastAsia="es-PE"/>
           <w14:ligatures w14:val="none"/>
         </w:rPr>
-        <w:t>°</w:t>
+        <w:t/>
       </w:r>
       <w:r>
         <w:rPr>
@@ -4535,7 +4535,7 @@
           <w:lang w:eastAsia="es-PE"/>
           <w14:ligatures w14:val="none"/>
         </w:rPr>
-        <w:t>°</w:t>
+        <w:t/>
       </w:r>
       <w:r>
         <w:rPr>
@@ -4706,7 +4706,7 @@
           <w:lang w:val="es-ES" w:eastAsia="es-ES"/>
           <w14:ligatures w14:val="none"/>
         </w:rPr>
-        <w:t xml:space="preserve">(i) presentar una copia debidamente suscrita de la Póliza N° </w:t>
+        <w:t xml:space="preserve">(i) presentar una copia debidamente suscrita de la Póliza </w:t>
       </w:r>
       <w:r>
         <w:rPr>
@@ -4907,7 +4907,7 @@
           <w:lang w:val="es-ES" w:eastAsia="es-ES"/>
           <w14:ligatures w14:val="none"/>
         </w:rPr>
-        <w:t xml:space="preserve">presentar una copia debidamente suscrita de la Póliza N° </w:t>
+        <w:t xml:space="preserve">presentar una copia debidamente suscrita de la Póliza </w:t>
       </w:r>
       <w:r>
         <w:rPr>
@@ -5048,7 +5048,7 @@
           <w:lang w:eastAsia="es-PE"/>
           <w14:ligatures w14:val="none"/>
         </w:rPr>
-        <w:t>°</w:t>
+        <w:t/>
       </w:r>
       <w:r>
         <w:rPr>
@@ -5089,7 +5089,7 @@
           <w:lang w:eastAsia="es-PE"/>
           <w14:ligatures w14:val="none"/>
         </w:rPr>
-        <w:t>°</w:t>
+        <w:t/>
       </w:r>
       <w:r>
         <w:rPr>
@@ -5109,7 +5109,7 @@
           <w:lang w:eastAsia="es-PE"/>
           <w14:ligatures w14:val="none"/>
         </w:rPr>
-        <w:t>°</w:t>
+        <w:t/>
       </w:r>
       <w:r>
         <w:rPr>
@@ -5129,7 +5129,7 @@
           <w:lang w:eastAsia="es-PE"/>
           <w14:ligatures w14:val="none"/>
         </w:rPr>
-        <w:t>°</w:t>
+        <w:t/>
       </w:r>
       <w:r>
         <w:rPr>
@@ -5182,7 +5182,7 @@
           <w:lang w:eastAsia="es-PE"/>
           <w14:ligatures w14:val="none"/>
         </w:rPr>
-        <w:t>°</w:t>
+        <w:t/>
       </w:r>
       <w:r>
         <w:rPr>
@@ -5283,7 +5283,7 @@
           <w:lang w:eastAsia="es-PE"/>
           <w14:ligatures w14:val="none"/>
         </w:rPr>
-        <w:t>°</w:t>
+        <w:t/>
       </w:r>
       <w:r>
         <w:rPr>
@@ -5376,7 +5376,7 @@
           <w:lang w:eastAsia="es-PE"/>
           <w14:ligatures w14:val="none"/>
         </w:rPr>
-        <w:t>°</w:t>
+        <w:t/>
       </w:r>
       <w:r>
         <w:rPr>
@@ -5384,7 +5384,7 @@
           <w:kern w:val="0"/>
           <w14:ligatures w14:val="none"/>
         </w:rPr>
-        <w:t xml:space="preserve"> del Decreto Legislativo N° 807</w:t>
+        <w:t xml:space="preserve"> del Decreto Legislativo 807</w:t>
       </w:r>
       <w:r>
         <w:rPr>
@@ -5748,7 +5748,7 @@
           <w:lang w:eastAsia="es-PE"/>
           <w14:ligatures w14:val="none"/>
         </w:rPr>
-        <w:t>°</w:t>
+        <w:t/>
       </w:r>
       <w:r>
         <w:rPr>
@@ -5772,7 +5772,7 @@
           <w:lang w:eastAsia="es-PE"/>
           <w14:ligatures w14:val="none"/>
         </w:rPr>
-        <w:t>°</w:t>
+        <w:t/>
       </w:r>
       <w:r>
         <w:rPr>
@@ -6040,7 +6040,7 @@
           <w:kern w:val="0"/>
           <w14:ligatures w14:val="none"/>
         </w:rPr>
-        <w:t> Protección al Consumidor N° 1</w:t>
+        <w:t> Protección al Consumidor 1</w:t>
       </w:r>
     </w:p>
     <w:p>
@@ -6207,7 +6207,7 @@
           <w:sz w:val="16"/>
           <w:szCs w:val="16"/>
         </w:rPr>
-        <w:t xml:space="preserve">  </w:t>
+        <w:t xml:space="preserve"> </w:t>
       </w:r>
       <w:r>
         <w:rPr>
@@ -6249,7 +6249,7 @@
           <w:sz w:val="16"/>
           <w:szCs w:val="16"/>
         </w:rPr>
-        <w:t xml:space="preserve"> Espinosa, según poderes inscritos en la Partida Electrónica N°14334019 del Registro de Mandatos y Poderes de la Oficina Registral de Lima.</w:t>
+        <w:t xml:space="preserve"> Espinosa, según poderes inscritos en la Partida Electrónica 14334019 del Registro de Mandatos y Poderes de la Oficina Registral de Lima.</w:t>
       </w:r>
     </w:p>
     <w:p>
@@ -6369,7 +6369,7 @@
           <w:sz w:val="16"/>
           <w:szCs w:val="16"/>
         </w:rPr>
-        <w:t xml:space="preserve">  </w:t>
+        <w:t xml:space="preserve"> </w:t>
       </w:r>
       <w:r>
         <w:rPr>
@@ -6387,7 +6387,7 @@
           <w:sz w:val="16"/>
           <w:szCs w:val="16"/>
         </w:rPr>
-        <w:t xml:space="preserve">LEY N° 29571, CÓDIGO DE PROTECCIÓN Y DEFENSA DEL CONSUMIDOR, publicado el 2 de setiembre de 2010 y modificado por Decreto Legislativo N° 1308 </w:t>
+        <w:t xml:space="preserve">LEY 29571, CÓDIGO DE PROTECCIÓN Y DEFENSA DEL CONSUMIDOR, publicado el 2 de setiembre de 2010 y modificado por Decreto Legislativo 1308 </w:t>
       </w:r>
     </w:p>
     <w:p>
@@ -6439,7 +6439,7 @@
           <w:szCs w:val="16"/>
         </w:rPr>
         <w:tab/>
-        <w:t xml:space="preserve">El Instituto Nacional de Defensa de la Competencia y de la Protección de la Propiedad Intelectual (Indecopi) es la autoridad con competencia primaria y de alcance nacional para conocer las presuntas infracciones a las disposiciones contenidas en el presente Código, así como para imponer las sanciones y medidas correctivas establecidas en el presente capítulo, conforme al Decreto Legislativo N° 1033, Ley de Organización y Funciones del Indecopi. Dicha competencia solo puede ser negada cuando ella haya sido asignada o se asigne a favor de otro organismo por norma expresa con rango de ley. </w:t>
+        <w:t xml:space="preserve">El Instituto Nacional de Defensa de la Competencia y de la Protección de la Propiedad Intelectual (Indecopi) es la autoridad con competencia primaria y de alcance nacional para conocer las presuntas infracciones a las disposiciones contenidas en el presente Código, así como para imponer las sanciones y medidas correctivas establecidas en el presente capítulo, conforme al Decreto Legislativo 1033, Ley de Organización y Funciones del Indecopi. Dicha competencia solo puede ser negada cuando ella haya sido asignada o se asigne a favor de otro organismo por norma expresa con rango de ley. </w:t>
       </w:r>
     </w:p>
     <w:p>
@@ -6513,7 +6513,7 @@
           <w:sz w:val="16"/>
           <w:szCs w:val="16"/>
         </w:rPr>
-        <w:t xml:space="preserve">LEY DE ORGANIZACIÓN Y FUNCIONES DEL INDECOPI, APROBADA POR DECRETO LEGISLATIVO N° 1033 </w:t>
+        <w:t xml:space="preserve">LEY DE ORGANIZACIÓN Y FUNCIONES DEL INDECOPI, APROBADA POR DECRETO LEGISLATIVO 1033 </w:t>
       </w:r>
     </w:p>
     <w:p>
@@ -6640,7 +6640,7 @@
           <w:sz w:val="16"/>
           <w:szCs w:val="16"/>
         </w:rPr>
-        <w:t xml:space="preserve">           </w:t>
+        <w:t xml:space="preserve"> </w:t>
       </w:r>
       <w:r>
         <w:rPr>
@@ -6658,7 +6658,7 @@
           <w:sz w:val="16"/>
           <w:szCs w:val="16"/>
         </w:rPr>
-        <w:t xml:space="preserve">LEY N° 29571, CÓDIGO DE PROTECCIÓN Y DEFENSA DEL CONSUMIDOR, publicado el 2 de setiembre de 2010 y modificado por Decreto Legislativo N° 1308   </w:t>
+        <w:t xml:space="preserve">LEY 29571, CÓDIGO DE PROTECCIÓN Y DEFENSA DEL CONSUMIDOR, publicado el 2 de setiembre de 2010 y modificado por Decreto Legislativo 1308 </w:t>
       </w:r>
     </w:p>
     <w:p>
@@ -6682,7 +6682,7 @@
           <w:sz w:val="16"/>
           <w:szCs w:val="16"/>
         </w:rPr>
-        <w:t xml:space="preserve">Artículo 18.- Idoneidad   </w:t>
+        <w:t xml:space="preserve">Artículo 18.- Idoneidad </w:t>
       </w:r>
     </w:p>
     <w:p>
@@ -6702,7 +6702,7 @@
           <w:sz w:val="16"/>
           <w:szCs w:val="16"/>
         </w:rPr>
-        <w:t xml:space="preserve">Se entiende por idoneidad la correspondencia entre lo que un consumidor espera y lo que efectivamente recibe, en función a lo que se le hubiera ofrecido, la publicidad e información transmitida, las condiciones y circunstancias de la transacción, las características y naturaleza del producto o servicio, el precio, entre otros factores, atendiendo a las circunstancias del caso.    </w:t>
+        <w:t xml:space="preserve">Se entiende por idoneidad la correspondencia entre lo que un consumidor espera y lo que efectivamente recibe, en función a lo que se le hubiera ofrecido, la publicidad e información transmitida, las condiciones y circunstancias de la transacción, las características y naturaleza del producto o servicio, el precio, entre otros factores, atendiendo a las circunstancias del caso. </w:t>
       </w:r>
     </w:p>
     <w:p>
@@ -6821,7 +6821,7 @@
           <w:sz w:val="16"/>
           <w:szCs w:val="16"/>
         </w:rPr>
-        <w:t xml:space="preserve">  </w:t>
+        <w:t xml:space="preserve"> </w:t>
       </w:r>
       <w:r>
         <w:rPr>
@@ -6839,7 +6839,7 @@
           <w:sz w:val="16"/>
           <w:szCs w:val="16"/>
         </w:rPr>
-        <w:t>LEY SOBRE FACULTADES, NORMAS Y ORGANIZACIÓN DEL INDECOPI, APROBADA POR DECRETO LEGISLATIVO N° 807 Artículo 24.-</w:t>
+        <w:t>LEY SOBRE FACULTADES, NORMAS Y ORGANIZACIÓN DEL INDECOPI, APROBADA POR DECRETO LEGISLATIVO 807 Artículo 24.-</w:t>
       </w:r>
       <w:r>
         <w:rPr>
@@ -7024,7 +7024,7 @@
           <w:sz w:val="16"/>
           <w:szCs w:val="16"/>
         </w:rPr>
-        <w:t>Nº</w:t>
+        <w:t/>
       </w:r>
       <w:proofErr w:type="spellEnd"/>
       <w:r>
@@ -7130,7 +7130,7 @@
           <w:sz w:val="16"/>
           <w:szCs w:val="16"/>
         </w:rPr>
-        <w:t>publicado el 2 de setiembre de 2010 y modificado por Decreto Legislativo N° 1308</w:t>
+        <w:t>publicado el 2 de setiembre de 2010 y modificado por Decreto Legislativo 1308</w:t>
       </w:r>
     </w:p>
     <w:p>
@@ -7287,7 +7287,7 @@
           <w:szCs w:val="16"/>
           <w:vertAlign w:val="superscript"/>
         </w:rPr>
-        <w:t xml:space="preserve">  </w:t>
+        <w:t xml:space="preserve"> </w:t>
       </w:r>
       <w:r>
         <w:rPr>
@@ -7295,7 +7295,7 @@
           <w:sz w:val="16"/>
           <w:szCs w:val="16"/>
         </w:rPr>
-        <w:t xml:space="preserve">     </w:t>
+        <w:t xml:space="preserve"> </w:t>
       </w:r>
       <w:r>
         <w:rPr>
@@ -7331,7 +7331,7 @@
           <w:sz w:val="16"/>
           <w:szCs w:val="16"/>
         </w:rPr>
-        <w:t>publicado el 2 de setiembre de 2010 y modificado por Decreto Legislativo N° 1308</w:t>
+        <w:t>publicado el 2 de setiembre de 2010 y modificado por Decreto Legislativo 1308</w:t>
       </w:r>
     </w:p>
     <w:p>
@@ -7374,7 +7374,7 @@
           <w:sz w:val="16"/>
           <w:szCs w:val="16"/>
         </w:rPr>
-        <w:t>El órgano resolutivo puede sancionar las infracciones administrativas a que se refiere el artículo 108º con amonestación y multas de hasta cuatrocientos cincuenta (450) Unidades Impositivas Tributarias (UIT), las cuales son calificadas de la siguiente manera:</w:t>
+        <w:t>El órgano resolutivo puede sancionar las infracciones administrativas a que se refiere el artículo 108 con amonestación y multas de hasta cuatrocientos cincuenta (450) Unidades Impositivas Tributarias (UIT), las cuales son calificadas de la siguiente manera:</w:t>
       </w:r>
     </w:p>
     <w:p>
@@ -7497,7 +7497,7 @@
           <w:sz w:val="16"/>
           <w:szCs w:val="16"/>
         </w:rPr>
-        <w:t xml:space="preserve">        </w:t>
+        <w:t xml:space="preserve"> </w:t>
       </w:r>
       <w:r>
         <w:rPr>
@@ -8314,7 +8314,7 @@
           <w:sz w:val="16"/>
           <w:szCs w:val="16"/>
         </w:rPr>
-        <w:t xml:space="preserve">         </w:t>
+        <w:t xml:space="preserve"> </w:t>
       </w:r>
       <w:r>
         <w:rPr>
@@ -8350,7 +8350,7 @@
           <w:sz w:val="16"/>
           <w:szCs w:val="16"/>
         </w:rPr>
-        <w:t>publicado el 2 de setiembre de 2010 y modificado por Decreto Legislativo N° 1308</w:t>
+        <w:t>publicado el 2 de setiembre de 2010 y modificado por Decreto Legislativo 1308</w:t>
       </w:r>
     </w:p>
     <w:p>
@@ -8558,7 +8558,7 @@
           <w:sz w:val="16"/>
           <w:szCs w:val="16"/>
         </w:rPr>
-        <w:t>Nº</w:t>
+        <w:t/>
       </w:r>
       <w:proofErr w:type="spellEnd"/>
       <w:r>
@@ -9010,7 +9010,7 @@
               <w:sz w:val="16"/>
               <w:szCs w:val="16"/>
             </w:rPr>
-            <w:t xml:space="preserve">CNICA DE LA    </w:t>
+            <w:t xml:space="preserve">CNICA DE LA </w:t>
           </w:r>
         </w:p>
         <w:p>

--- a/plantillas_maestras/03_seguro_desgravamen/falta_atencion_o_demora_reclamo/2_ddos_banco_y_aseguradora/mujer/TPL_1046_2025_SEGURO_DESGRAVAMEN_FALTA_ATENCION_O_DEMORA_RECLAMO_BANCO_MUJER_R1.docx
+++ b/plantillas_maestras/03_seguro_desgravamen/falta_atencion_o_demora_reclamo/2_ddos_banco_y_aseguradora/mujer/TPL_1046_2025_SEGURO_DESGRAVAMEN_FALTA_ATENCION_O_DEMORA_RECLAMO_BANCO_MUJER_R1.docx
@@ -93,7 +93,7 @@
           <w:lang w:eastAsia="es-PE"/>
           <w14:ligatures w14:val="none"/>
         </w:rPr>
-        <w:t>DENUNCIANTE</w:t>
+        <w:t xml:space="preserve">DENUNCIANTE:[DENUNCIANTE] (SEÑORA [APELLIDO])</w:t>
       </w:r>
       <w:r>
         <w:rPr>
@@ -105,7 +105,7 @@
           <w14:ligatures w14:val="none"/>
         </w:rPr>
         <w:tab/>
-        <w:t>:</w:t>
+        <w:t/>
       </w:r>
       <w:r>
         <w:rPr>
@@ -127,73 +127,73 @@
           <w:lang w:eastAsia="es-PE"/>
           <w14:ligatures w14:val="none"/>
         </w:rPr>
-        <w:t>FABIOLA ALEXANDRA MERCADO DE LA PEÑA</w:t>
-      </w:r>
-      <w:r>
-        <w:rPr>
-          <w:rFonts w:ascii="Arial Narrow" w:eastAsia="Arial Narrow" w:hAnsi="Arial Narrow" w:cs="Arial Narrow"/>
-          <w:b/>
-          <w:color w:val="000000"/>
-          <w:kern w:val="0"/>
-          <w:lang w:eastAsia="es-PE"/>
-          <w14:ligatures w14:val="none"/>
-        </w:rPr>
-        <w:t xml:space="preserve"> </w:t>
-      </w:r>
-      <w:r>
-        <w:rPr>
-          <w:rFonts w:ascii="Arial Narrow" w:eastAsia="Arial Narrow" w:hAnsi="Arial Narrow" w:cs="Arial Narrow"/>
-          <w:b/>
-          <w:color w:val="000000"/>
-          <w:kern w:val="0"/>
-          <w:lang w:eastAsia="es-PE"/>
-          <w14:ligatures w14:val="none"/>
-        </w:rPr>
-        <w:t>(SEÑOR</w:t>
-      </w:r>
-      <w:r>
-        <w:rPr>
-          <w:rFonts w:ascii="Arial Narrow" w:eastAsia="Arial Narrow" w:hAnsi="Arial Narrow" w:cs="Arial Narrow"/>
-          <w:b/>
-          <w:color w:val="000000"/>
-          <w:kern w:val="0"/>
-          <w:lang w:eastAsia="es-PE"/>
-          <w14:ligatures w14:val="none"/>
-        </w:rPr>
-        <w:t>A</w:t>
-      </w:r>
-      <w:r>
-        <w:rPr>
-          <w:rFonts w:ascii="Arial Narrow" w:eastAsia="Arial Narrow" w:hAnsi="Arial Narrow" w:cs="Arial Narrow"/>
-          <w:b/>
-          <w:color w:val="000000"/>
-          <w:kern w:val="0"/>
-          <w:lang w:eastAsia="es-PE"/>
-          <w14:ligatures w14:val="none"/>
-        </w:rPr>
-        <w:t xml:space="preserve"> </w:t>
-      </w:r>
-      <w:r>
-        <w:rPr>
-          <w:rFonts w:ascii="Arial Narrow" w:eastAsia="Arial Narrow" w:hAnsi="Arial Narrow" w:cs="Arial Narrow"/>
-          <w:b/>
-          <w:color w:val="000000"/>
-          <w:kern w:val="0"/>
-          <w:lang w:eastAsia="es-PE"/>
-          <w14:ligatures w14:val="none"/>
-        </w:rPr>
-        <w:t>MERCADO</w:t>
-      </w:r>
-      <w:r>
-        <w:rPr>
-          <w:rFonts w:ascii="Arial Narrow" w:eastAsia="Arial Narrow" w:hAnsi="Arial Narrow" w:cs="Arial Narrow"/>
-          <w:b/>
-          <w:color w:val="000000"/>
-          <w:kern w:val="0"/>
-          <w:lang w:eastAsia="es-PE"/>
-          <w14:ligatures w14:val="none"/>
-        </w:rPr>
-        <w:t>)</w:t>
+        <w:t/>
+      </w:r>
+      <w:r>
+        <w:rPr>
+          <w:rFonts w:ascii="Arial Narrow" w:eastAsia="Arial Narrow" w:hAnsi="Arial Narrow" w:cs="Arial Narrow"/>
+          <w:b/>
+          <w:color w:val="000000"/>
+          <w:kern w:val="0"/>
+          <w:lang w:eastAsia="es-PE"/>
+          <w14:ligatures w14:val="none"/>
+        </w:rPr>
+        <w:t xml:space="preserve"/>
+      </w:r>
+      <w:r>
+        <w:rPr>
+          <w:rFonts w:ascii="Arial Narrow" w:eastAsia="Arial Narrow" w:hAnsi="Arial Narrow" w:cs="Arial Narrow"/>
+          <w:b/>
+          <w:color w:val="000000"/>
+          <w:kern w:val="0"/>
+          <w:lang w:eastAsia="es-PE"/>
+          <w14:ligatures w14:val="none"/>
+        </w:rPr>
+        <w:t/>
+      </w:r>
+      <w:r>
+        <w:rPr>
+          <w:rFonts w:ascii="Arial Narrow" w:eastAsia="Arial Narrow" w:hAnsi="Arial Narrow" w:cs="Arial Narrow"/>
+          <w:b/>
+          <w:color w:val="000000"/>
+          <w:kern w:val="0"/>
+          <w:lang w:eastAsia="es-PE"/>
+          <w14:ligatures w14:val="none"/>
+        </w:rPr>
+        <w:t/>
+      </w:r>
+      <w:r>
+        <w:rPr>
+          <w:rFonts w:ascii="Arial Narrow" w:eastAsia="Arial Narrow" w:hAnsi="Arial Narrow" w:cs="Arial Narrow"/>
+          <w:b/>
+          <w:color w:val="000000"/>
+          <w:kern w:val="0"/>
+          <w:lang w:eastAsia="es-PE"/>
+          <w14:ligatures w14:val="none"/>
+        </w:rPr>
+        <w:t xml:space="preserve"/>
+      </w:r>
+      <w:r>
+        <w:rPr>
+          <w:rFonts w:ascii="Arial Narrow" w:eastAsia="Arial Narrow" w:hAnsi="Arial Narrow" w:cs="Arial Narrow"/>
+          <w:b/>
+          <w:color w:val="000000"/>
+          <w:kern w:val="0"/>
+          <w:lang w:eastAsia="es-PE"/>
+          <w14:ligatures w14:val="none"/>
+        </w:rPr>
+        <w:t/>
+      </w:r>
+      <w:r>
+        <w:rPr>
+          <w:rFonts w:ascii="Arial Narrow" w:eastAsia="Arial Narrow" w:hAnsi="Arial Narrow" w:cs="Arial Narrow"/>
+          <w:b/>
+          <w:color w:val="000000"/>
+          <w:kern w:val="0"/>
+          <w:lang w:eastAsia="es-PE"/>
+          <w14:ligatures w14:val="none"/>
+        </w:rPr>
+        <w:t/>
       </w:r>
     </w:p>
     <w:p>
@@ -842,7 +842,7 @@
           <w:lang w:val="es-ES" w:eastAsia="es-ES"/>
           <w14:ligatures w14:val="none"/>
         </w:rPr>
-        <w:t xml:space="preserve">Mediante </w:t>
+        <w:t xml:space="preserve">Mediante la denuncia del 5 de mayo de 2025, complementado mediante escrito del 20 de mayo de 2025, la señora [APELLIDO] denunció a El Banco y Pacífico por presuntas infracciones a la Ley 29571, Código de Protección y Defensa del Consumidor (en adelante, Código), señalando lo siguiente:</w:t>
       </w:r>
       <w:r>
         <w:rPr>
@@ -852,7 +852,7 @@
           <w:lang w:val="es-ES" w:eastAsia="es-ES"/>
           <w14:ligatures w14:val="none"/>
         </w:rPr>
-        <w:t xml:space="preserve">la denuncia </w:t>
+        <w:t xml:space="preserve"/>
       </w:r>
       <w:r>
         <w:rPr>
@@ -862,7 +862,7 @@
           <w:lang w:val="es-ES" w:eastAsia="es-ES"/>
           <w14:ligatures w14:val="none"/>
         </w:rPr>
-        <w:t xml:space="preserve">del </w:t>
+        <w:t xml:space="preserve"/>
       </w:r>
       <w:r>
         <w:rPr>
@@ -872,7 +872,7 @@
           <w:lang w:val="es-ES" w:eastAsia="es-ES"/>
           <w14:ligatures w14:val="none"/>
         </w:rPr>
-        <w:t>5</w:t>
+        <w:t/>
       </w:r>
       <w:r>
         <w:rPr>
@@ -882,7 +882,7 @@
           <w:lang w:val="es-ES" w:eastAsia="es-ES"/>
           <w14:ligatures w14:val="none"/>
         </w:rPr>
-        <w:t xml:space="preserve"> de </w:t>
+        <w:t xml:space="preserve"/>
       </w:r>
       <w:r>
         <w:rPr>
@@ -892,7 +892,7 @@
           <w:lang w:val="es-ES" w:eastAsia="es-ES"/>
           <w14:ligatures w14:val="none"/>
         </w:rPr>
-        <w:t>mayo</w:t>
+        <w:t/>
       </w:r>
       <w:r>
         <w:rPr>
@@ -902,7 +902,7 @@
           <w:lang w:val="es-ES" w:eastAsia="es-ES"/>
           <w14:ligatures w14:val="none"/>
         </w:rPr>
-        <w:t xml:space="preserve"> de </w:t>
+        <w:t xml:space="preserve"/>
       </w:r>
       <w:r>
         <w:rPr>
@@ -912,7 +912,7 @@
           <w:lang w:val="es-ES" w:eastAsia="es-ES"/>
           <w14:ligatures w14:val="none"/>
         </w:rPr>
-        <w:t>2025</w:t>
+        <w:t/>
       </w:r>
       <w:r>
         <w:rPr>
@@ -922,7 +922,7 @@
           <w:lang w:val="es-ES" w:eastAsia="es-ES"/>
           <w14:ligatures w14:val="none"/>
         </w:rPr>
-        <w:t xml:space="preserve">, </w:t>
+        <w:t xml:space="preserve"/>
       </w:r>
       <w:r>
         <w:rPr>
@@ -932,7 +932,7 @@
           <w:lang w:val="es-ES" w:eastAsia="es-ES"/>
           <w14:ligatures w14:val="none"/>
         </w:rPr>
-        <w:t>complementado</w:t>
+        <w:t/>
       </w:r>
       <w:r>
         <w:rPr>
@@ -942,7 +942,7 @@
           <w:lang w:val="es-ES" w:eastAsia="es-ES"/>
           <w14:ligatures w14:val="none"/>
         </w:rPr>
-        <w:t xml:space="preserve"> mediante escrito del </w:t>
+        <w:t xml:space="preserve"/>
       </w:r>
       <w:r>
         <w:rPr>
@@ -952,7 +952,7 @@
           <w:lang w:val="es-ES" w:eastAsia="es-ES"/>
           <w14:ligatures w14:val="none"/>
         </w:rPr>
-        <w:t>20 de mayo de 2025</w:t>
+        <w:t/>
       </w:r>
       <w:r>
         <w:rPr>
@@ -960,7 +960,7 @@
           <w:kern w:val="0"/>
           <w14:ligatures w14:val="none"/>
         </w:rPr>
-        <w:t xml:space="preserve">, </w:t>
+        <w:t xml:space="preserve"/>
       </w:r>
       <w:r>
         <w:rPr>
@@ -968,7 +968,7 @@
           <w:kern w:val="0"/>
           <w14:ligatures w14:val="none"/>
         </w:rPr>
-        <w:t>la</w:t>
+        <w:t/>
       </w:r>
       <w:r>
         <w:rPr>
@@ -976,7 +976,7 @@
           <w:kern w:val="0"/>
           <w14:ligatures w14:val="none"/>
         </w:rPr>
-        <w:t xml:space="preserve"> </w:t>
+        <w:t xml:space="preserve"/>
       </w:r>
       <w:r>
         <w:rPr>
@@ -984,7 +984,7 @@
           <w:kern w:val="0"/>
           <w14:ligatures w14:val="none"/>
         </w:rPr>
-        <w:t>señor</w:t>
+        <w:t/>
       </w:r>
       <w:r>
         <w:rPr>
@@ -992,7 +992,7 @@
           <w:kern w:val="0"/>
           <w14:ligatures w14:val="none"/>
         </w:rPr>
-        <w:t>a</w:t>
+        <w:t/>
       </w:r>
       <w:r>
         <w:rPr>
@@ -1000,7 +1000,7 @@
           <w:kern w:val="0"/>
           <w14:ligatures w14:val="none"/>
         </w:rPr>
-        <w:t xml:space="preserve"> </w:t>
+        <w:t xml:space="preserve"/>
       </w:r>
       <w:r>
         <w:rPr>
@@ -1008,7 +1008,7 @@
           <w:kern w:val="0"/>
           <w14:ligatures w14:val="none"/>
         </w:rPr>
-        <w:t>Mercado</w:t>
+        <w:t/>
       </w:r>
       <w:r>
         <w:rPr>
@@ -1025,7 +1025,7 @@
           <w:kern w:val="0"/>
           <w14:ligatures w14:val="none"/>
         </w:rPr>
-        <w:t xml:space="preserve"> </w:t>
+        <w:t xml:space="preserve"/>
       </w:r>
       <w:r>
         <w:rPr>
@@ -1033,7 +1033,7 @@
           <w:kern w:val="0"/>
           <w14:ligatures w14:val="none"/>
         </w:rPr>
-        <w:t>d</w:t>
+        <w:t/>
       </w:r>
       <w:r>
         <w:rPr>
@@ -1043,7 +1043,7 @@
           <w:lang w:val="es-ES" w:eastAsia="es-ES"/>
           <w14:ligatures w14:val="none"/>
         </w:rPr>
-        <w:t xml:space="preserve">enunció </w:t>
+        <w:t xml:space="preserve"/>
       </w:r>
       <w:r>
         <w:rPr>
@@ -1053,7 +1053,7 @@
           <w:lang w:val="es-ES" w:eastAsia="es-ES"/>
           <w14:ligatures w14:val="none"/>
         </w:rPr>
-        <w:t xml:space="preserve">a </w:t>
+        <w:t xml:space="preserve"/>
       </w:r>
       <w:r>
         <w:rPr>
@@ -1063,7 +1063,7 @@
           <w:lang w:val="es-ES" w:eastAsia="es-ES"/>
           <w14:ligatures w14:val="none"/>
         </w:rPr>
-        <w:t xml:space="preserve">El Banco </w:t>
+        <w:t xml:space="preserve"/>
       </w:r>
       <w:r>
         <w:rPr>
@@ -1073,7 +1073,7 @@
           <w:lang w:val="es-ES" w:eastAsia="es-ES"/>
           <w14:ligatures w14:val="none"/>
         </w:rPr>
-        <w:t xml:space="preserve">y </w:t>
+        <w:t xml:space="preserve"/>
       </w:r>
       <w:r>
         <w:rPr>
@@ -1083,7 +1083,7 @@
           <w:lang w:val="es-ES" w:eastAsia="es-ES"/>
           <w14:ligatures w14:val="none"/>
         </w:rPr>
-        <w:t xml:space="preserve">Pacífico </w:t>
+        <w:t xml:space="preserve"/>
       </w:r>
       <w:r>
         <w:rPr>
@@ -1093,7 +1093,7 @@
           <w:lang w:val="es-ES" w:eastAsia="es-ES"/>
           <w14:ligatures w14:val="none"/>
         </w:rPr>
-        <w:t>por presuntas infracciones a la Ley 29571, Código de Protección y Defensa del Consumidor (en adelante, Código)</w:t>
+        <w:t/>
       </w:r>
       <w:r>
         <w:rPr>
@@ -1114,7 +1114,7 @@
           <w:lang w:val="es-ES" w:eastAsia="es-ES"/>
           <w14:ligatures w14:val="none"/>
         </w:rPr>
-        <w:t xml:space="preserve">, señalando </w:t>
+        <w:t xml:space="preserve"/>
       </w:r>
       <w:r>
         <w:rPr>
@@ -1125,7 +1125,7 @@
           <w:lang w:val="es-ES" w:eastAsia="es-ES"/>
           <w14:ligatures w14:val="none"/>
         </w:rPr>
-        <w:t>lo siguiente:</w:t>
+        <w:t/>
       </w:r>
     </w:p>
     <w:p>
@@ -1173,7 +1173,7 @@
           <w:lang w:eastAsia="es-ES"/>
           <w14:ligatures w14:val="none"/>
         </w:rPr>
-        <w:t>El 24 de octubre de 2012, celebr</w:t>
+        <w:t xml:space="preserve">El 24 de octubre de 2012, celebró en conjunto con el señor [APELLIDO] Quirós Puertas, en calidad de sociedad conyugal, un contrato de Crédito Hipotecario con el Banco, a efectos de adquirir la propiedad de un inmueble y tres bienes adicionales. El crédito hipotecario se contrató con el Seguro de Desgravamen - Póliza 139853 Desgravamen (en adelante, “Seguro de Desgravamen”) con Pacífico, manteniéndose los pagos al día hasta noviembre de 2024.</w:t>
       </w:r>
       <w:r>
         <w:rPr>
@@ -1183,7 +1183,7 @@
           <w:lang w:eastAsia="es-ES"/>
           <w14:ligatures w14:val="none"/>
         </w:rPr>
-        <w:t xml:space="preserve">ó </w:t>
+        <w:t xml:space="preserve"/>
       </w:r>
       <w:r>
         <w:rPr>
@@ -1193,7 +1193,7 @@
           <w:lang w:eastAsia="es-ES"/>
           <w14:ligatures w14:val="none"/>
         </w:rPr>
-        <w:t>en conjunto con</w:t>
+        <w:t/>
       </w:r>
       <w:r>
         <w:rPr>
@@ -1203,7 +1203,7 @@
           <w:lang w:eastAsia="es-ES"/>
           <w14:ligatures w14:val="none"/>
         </w:rPr>
-        <w:t xml:space="preserve"> </w:t>
+        <w:t xml:space="preserve"/>
       </w:r>
       <w:r>
         <w:rPr>
@@ -1213,7 +1213,7 @@
           <w:lang w:eastAsia="es-ES"/>
           <w14:ligatures w14:val="none"/>
         </w:rPr>
-        <w:t xml:space="preserve">el señor </w:t>
+        <w:t xml:space="preserve"/>
       </w:r>
       <w:r>
         <w:rPr>
@@ -1223,7 +1223,7 @@
           <w:lang w:eastAsia="es-ES"/>
           <w14:ligatures w14:val="none"/>
         </w:rPr>
-        <w:t>Eduardo Quirós Puertas</w:t>
+        <w:t/>
       </w:r>
       <w:r>
         <w:rPr>
@@ -1233,7 +1233,7 @@
           <w:lang w:eastAsia="es-ES"/>
           <w14:ligatures w14:val="none"/>
         </w:rPr>
-        <w:t>, en calidad de sociedad conyugal</w:t>
+        <w:t/>
       </w:r>
       <w:r>
         <w:rPr>
@@ -1243,7 +1243,7 @@
           <w:lang w:eastAsia="es-ES"/>
           <w14:ligatures w14:val="none"/>
         </w:rPr>
-        <w:t xml:space="preserve">, </w:t>
+        <w:t xml:space="preserve"/>
       </w:r>
       <w:r>
         <w:rPr>
@@ -1253,7 +1253,7 @@
           <w:lang w:eastAsia="es-ES"/>
           <w14:ligatures w14:val="none"/>
         </w:rPr>
-        <w:t xml:space="preserve">un contrato de Crédito Hipotecario con </w:t>
+        <w:t xml:space="preserve"/>
       </w:r>
       <w:r>
         <w:rPr>
@@ -1263,7 +1263,7 @@
           <w:lang w:eastAsia="es-ES"/>
           <w14:ligatures w14:val="none"/>
         </w:rPr>
-        <w:t>el Banco</w:t>
+        <w:t/>
       </w:r>
       <w:r>
         <w:rPr>
@@ -1273,7 +1273,7 @@
           <w:lang w:eastAsia="es-ES"/>
           <w14:ligatures w14:val="none"/>
         </w:rPr>
-        <w:t xml:space="preserve">, a efectos de adquirir la propiedad de un inmueble </w:t>
+        <w:t xml:space="preserve"/>
       </w:r>
       <w:r>
         <w:rPr>
@@ -1283,7 +1283,7 @@
           <w:lang w:eastAsia="es-ES"/>
           <w14:ligatures w14:val="none"/>
         </w:rPr>
-        <w:t>y</w:t>
+        <w:t/>
       </w:r>
       <w:r>
         <w:rPr>
@@ -1293,7 +1293,7 @@
           <w:lang w:eastAsia="es-ES"/>
           <w14:ligatures w14:val="none"/>
         </w:rPr>
-        <w:t xml:space="preserve"> tres bienes adicionales. El </w:t>
+        <w:t xml:space="preserve"/>
       </w:r>
       <w:r>
         <w:rPr>
@@ -1303,7 +1303,7 @@
           <w:lang w:eastAsia="es-ES"/>
           <w14:ligatures w14:val="none"/>
         </w:rPr>
-        <w:t xml:space="preserve">crédito hipotecario se contrató </w:t>
+        <w:t xml:space="preserve"/>
       </w:r>
       <w:r>
         <w:rPr>
@@ -1313,7 +1313,7 @@
           <w:lang w:eastAsia="es-ES"/>
           <w14:ligatures w14:val="none"/>
         </w:rPr>
-        <w:t xml:space="preserve">con </w:t>
+        <w:t xml:space="preserve"/>
       </w:r>
       <w:r>
         <w:rPr>
@@ -1323,7 +1323,7 @@
           <w:lang w:eastAsia="es-ES"/>
           <w14:ligatures w14:val="none"/>
         </w:rPr>
-        <w:t>el Seguro de Desgravamen -</w:t>
+        <w:t/>
       </w:r>
       <w:r>
         <w:rPr>
@@ -1333,7 +1333,7 @@
           <w:lang w:eastAsia="es-ES"/>
           <w14:ligatures w14:val="none"/>
         </w:rPr>
-        <w:t xml:space="preserve"> Póliza 139853 Desgravamen (en adelante, “Seguro de Desgravamen”)</w:t>
+        <w:t xml:space="preserve"/>
       </w:r>
       <w:r>
         <w:rPr>
@@ -1343,7 +1343,7 @@
           <w:lang w:eastAsia="es-ES"/>
           <w14:ligatures w14:val="none"/>
         </w:rPr>
-        <w:t xml:space="preserve"> con Pacífico</w:t>
+        <w:t xml:space="preserve"/>
       </w:r>
       <w:r>
         <w:rPr>
@@ -1353,7 +1353,7 @@
           <w:lang w:eastAsia="es-ES"/>
           <w14:ligatures w14:val="none"/>
         </w:rPr>
-        <w:t>, manteniéndose los pagos al día hasta noviembre de 2024.</w:t>
+        <w:t/>
       </w:r>
     </w:p>
     <w:p>
@@ -1935,7 +1935,7 @@
           <w:lang w:val="es-ES" w:eastAsia="es-ES"/>
           <w14:ligatures w14:val="none"/>
         </w:rPr>
-        <w:t xml:space="preserve">La señora Mercado </w:t>
+        <w:t xml:space="preserve">La señora [APELLIDO] solicitó, en calidad de medida correctiva, que: (i) los proveedores denunciados cumplan con gestionar y/o cubrir el siniestro ocurrido con el deceso del señor [APELLIDO] Quiros Puertas, el mismo que está coberturado con el Seguro de Desgravamen; y, (ii) el Banco cumpla con cesar la cobranza de la deuda hipotecaria adquirida por Eduardo Quiros Puertas, toda vez que, por su deceso, la misma debe ser cubierta por el seguro de desgravamen. Asimismo, solicitó que se sancione con una multa ascendente a 150 UIT a las denunciadas; además, requirió el reembolso de costos y costas del presente procedimiento.</w:t>
       </w:r>
       <w:r>
         <w:rPr>
@@ -1945,7 +1945,7 @@
           <w:lang w:val="es-ES" w:eastAsia="es-ES"/>
           <w14:ligatures w14:val="none"/>
         </w:rPr>
-        <w:t>solicitó, en calidad de medida correctiva, que</w:t>
+        <w:t/>
       </w:r>
       <w:r>
         <w:rPr>
@@ -1955,7 +1955,7 @@
           <w:lang w:val="es-ES" w:eastAsia="es-ES"/>
           <w14:ligatures w14:val="none"/>
         </w:rPr>
-        <w:t xml:space="preserve">: </w:t>
+        <w:t xml:space="preserve"/>
       </w:r>
       <w:r>
         <w:rPr>
@@ -1965,7 +1965,7 @@
           <w:lang w:val="es-ES" w:eastAsia="es-ES"/>
           <w14:ligatures w14:val="none"/>
         </w:rPr>
-        <w:t xml:space="preserve">(i) </w:t>
+        <w:t xml:space="preserve"/>
       </w:r>
       <w:r>
         <w:rPr>
@@ -1975,7 +1975,7 @@
           <w:lang w:val="es-ES" w:eastAsia="es-ES"/>
           <w14:ligatures w14:val="none"/>
         </w:rPr>
-        <w:t>l</w:t>
+        <w:t/>
       </w:r>
       <w:r>
         <w:rPr>
@@ -1985,7 +1985,7 @@
           <w:lang w:val="es-ES" w:eastAsia="es-ES"/>
           <w14:ligatures w14:val="none"/>
         </w:rPr>
-        <w:t xml:space="preserve">os proveedores denunciados cumplan con gestionar y/o cubrir el siniestro ocurrido con el deceso del señor Eduardo </w:t>
+        <w:t xml:space="preserve"/>
       </w:r>
       <w:proofErr w:type="spellStart"/>
       <w:r>
@@ -1996,7 +1996,7 @@
           <w:lang w:val="es-ES" w:eastAsia="es-ES"/>
           <w14:ligatures w14:val="none"/>
         </w:rPr>
-        <w:t>Quiros</w:t>
+        <w:t/>
       </w:r>
       <w:proofErr w:type="spellEnd"/>
       <w:r>
@@ -2007,7 +2007,7 @@
           <w:lang w:val="es-ES" w:eastAsia="es-ES"/>
           <w14:ligatures w14:val="none"/>
         </w:rPr>
-        <w:t xml:space="preserve"> Puertas, el mismo que está </w:t>
+        <w:t xml:space="preserve"/>
       </w:r>
       <w:proofErr w:type="spellStart"/>
       <w:r>
@@ -2018,7 +2018,7 @@
           <w:lang w:val="es-ES" w:eastAsia="es-ES"/>
           <w14:ligatures w14:val="none"/>
         </w:rPr>
-        <w:t>coberturado</w:t>
+        <w:t/>
       </w:r>
       <w:proofErr w:type="spellEnd"/>
       <w:r>
@@ -2029,7 +2029,7 @@
           <w:lang w:val="es-ES" w:eastAsia="es-ES"/>
           <w14:ligatures w14:val="none"/>
         </w:rPr>
-        <w:t xml:space="preserve"> con el Seguro de Desgravamen</w:t>
+        <w:t xml:space="preserve"/>
       </w:r>
       <w:r>
         <w:rPr>
@@ -2039,7 +2039,7 @@
           <w:lang w:val="es-ES" w:eastAsia="es-ES"/>
           <w14:ligatures w14:val="none"/>
         </w:rPr>
-        <w:t>; y, (</w:t>
+        <w:t/>
       </w:r>
       <w:proofErr w:type="spellStart"/>
       <w:r>
@@ -2050,7 +2050,7 @@
           <w:lang w:val="es-ES" w:eastAsia="es-ES"/>
           <w14:ligatures w14:val="none"/>
         </w:rPr>
-        <w:t>ii</w:t>
+        <w:t/>
       </w:r>
       <w:proofErr w:type="spellEnd"/>
       <w:r>
@@ -2061,7 +2061,7 @@
           <w:lang w:val="es-ES" w:eastAsia="es-ES"/>
           <w14:ligatures w14:val="none"/>
         </w:rPr>
-        <w:t>) el</w:t>
+        <w:t/>
       </w:r>
       <w:r>
         <w:rPr>
@@ -2071,7 +2071,7 @@
           <w:lang w:val="es-ES" w:eastAsia="es-ES"/>
           <w14:ligatures w14:val="none"/>
         </w:rPr>
-        <w:t xml:space="preserve"> Banco </w:t>
+        <w:t xml:space="preserve"/>
       </w:r>
       <w:r>
         <w:rPr>
@@ -2081,7 +2081,7 @@
           <w:lang w:val="es-ES" w:eastAsia="es-ES"/>
           <w14:ligatures w14:val="none"/>
         </w:rPr>
-        <w:t xml:space="preserve">cumpla con </w:t>
+        <w:t xml:space="preserve"/>
       </w:r>
       <w:r>
         <w:rPr>
@@ -2091,7 +2091,7 @@
           <w:lang w:val="es-ES" w:eastAsia="es-ES"/>
           <w14:ligatures w14:val="none"/>
         </w:rPr>
-        <w:t>ces</w:t>
+        <w:t/>
       </w:r>
       <w:r>
         <w:rPr>
@@ -2101,7 +2101,7 @@
           <w:lang w:val="es-ES" w:eastAsia="es-ES"/>
           <w14:ligatures w14:val="none"/>
         </w:rPr>
-        <w:t xml:space="preserve">ar la </w:t>
+        <w:t xml:space="preserve"/>
       </w:r>
       <w:r>
         <w:rPr>
@@ -2111,7 +2111,7 @@
           <w:lang w:val="es-ES" w:eastAsia="es-ES"/>
           <w14:ligatures w14:val="none"/>
         </w:rPr>
-        <w:t xml:space="preserve">cobranza de la deuda hipotecaria adquirida por Eduardo </w:t>
+        <w:t xml:space="preserve"/>
       </w:r>
       <w:proofErr w:type="spellStart"/>
       <w:r>
@@ -2122,7 +2122,7 @@
           <w:lang w:val="es-ES" w:eastAsia="es-ES"/>
           <w14:ligatures w14:val="none"/>
         </w:rPr>
-        <w:t>Quiros</w:t>
+        <w:t/>
       </w:r>
       <w:proofErr w:type="spellEnd"/>
       <w:r>
@@ -2133,7 +2133,7 @@
           <w:lang w:val="es-ES" w:eastAsia="es-ES"/>
           <w14:ligatures w14:val="none"/>
         </w:rPr>
-        <w:t xml:space="preserve"> Puertas, toda vez que, por su deceso, la misma debe ser cubierta por el seguro de desgravamen</w:t>
+        <w:t xml:space="preserve"/>
       </w:r>
       <w:r>
         <w:rPr>
@@ -2143,7 +2143,7 @@
           <w:lang w:val="es-ES" w:eastAsia="es-ES"/>
           <w14:ligatures w14:val="none"/>
         </w:rPr>
-        <w:t xml:space="preserve">. </w:t>
+        <w:t xml:space="preserve"/>
       </w:r>
       <w:r>
         <w:rPr>
@@ -2153,7 +2153,7 @@
           <w:lang w:val="es-ES" w:eastAsia="es-ES"/>
           <w14:ligatures w14:val="none"/>
         </w:rPr>
-        <w:t>Asimismo,</w:t>
+        <w:t/>
       </w:r>
       <w:r>
         <w:rPr>
@@ -2163,7 +2163,7 @@
           <w:lang w:val="es-ES" w:eastAsia="es-ES"/>
           <w14:ligatures w14:val="none"/>
         </w:rPr>
-        <w:t xml:space="preserve"> solicitó que</w:t>
+        <w:t xml:space="preserve"/>
       </w:r>
       <w:r>
         <w:rPr>
@@ -2173,7 +2173,7 @@
           <w:lang w:val="es-ES" w:eastAsia="es-ES"/>
           <w14:ligatures w14:val="none"/>
         </w:rPr>
-        <w:t xml:space="preserve"> </w:t>
+        <w:t xml:space="preserve"/>
       </w:r>
       <w:r>
         <w:rPr>
@@ -2183,7 +2183,7 @@
           <w:lang w:val="es-ES" w:eastAsia="es-ES"/>
           <w14:ligatures w14:val="none"/>
         </w:rPr>
-        <w:t>se sancione con una multa ascendente a 150 UIT a las denunciadas</w:t>
+        <w:t/>
       </w:r>
       <w:r>
         <w:rPr>
@@ -2193,7 +2193,7 @@
           <w:lang w:val="es-ES" w:eastAsia="es-ES"/>
           <w14:ligatures w14:val="none"/>
         </w:rPr>
-        <w:t>; además,</w:t>
+        <w:t/>
       </w:r>
       <w:r>
         <w:rPr>
@@ -2203,7 +2203,7 @@
           <w:lang w:val="es-ES" w:eastAsia="es-ES"/>
           <w14:ligatures w14:val="none"/>
         </w:rPr>
-        <w:t xml:space="preserve"> </w:t>
+        <w:t xml:space="preserve"/>
       </w:r>
       <w:r>
         <w:rPr>
@@ -2213,7 +2213,7 @@
           <w:lang w:val="es-ES" w:eastAsia="es-ES"/>
           <w14:ligatures w14:val="none"/>
         </w:rPr>
-        <w:t>requirió el reembolso de costos y costas del presente procedimiento.</w:t>
+        <w:t/>
       </w:r>
     </w:p>
     <w:p>
@@ -3240,7 +3240,7 @@
           <w:lang w:eastAsia="es-PE"/>
           <w14:ligatures w14:val="none"/>
         </w:rPr>
-        <w:t xml:space="preserve">PRIMERO: </w:t>
+        <w:t xml:space="preserve">PRIMERO: admitir a trámite la denuncia del 5 de mayo de 2025, complementado mediante escrito del 20 de mayo de 2025, interpuesta por la señora [DENUNCIANTE] contra el Banco de Crédito del Perú S.A. y Pacífico Compañía de Seguros y Reaseguros S.A., por lo siguiente:</w:t>
       </w:r>
       <w:r>
         <w:rPr>
@@ -3251,7 +3251,7 @@
           <w:lang w:eastAsia="es-PE"/>
           <w14:ligatures w14:val="none"/>
         </w:rPr>
-        <w:t xml:space="preserve">admitir a trámite la denuncia del </w:t>
+        <w:t xml:space="preserve"/>
       </w:r>
       <w:r>
         <w:rPr>
@@ -3261,7 +3261,7 @@
           <w:lang w:val="es-ES" w:eastAsia="es-ES"/>
           <w14:ligatures w14:val="none"/>
         </w:rPr>
-        <w:t>5 de mayo de 2025, complementado mediante escrito del 20 de mayo de 2025</w:t>
+        <w:t/>
       </w:r>
       <w:r>
         <w:rPr>
@@ -3271,7 +3271,7 @@
           <w:lang w:val="es-ES" w:eastAsia="es-ES"/>
           <w14:ligatures w14:val="none"/>
         </w:rPr>
-        <w:t xml:space="preserve">, </w:t>
+        <w:t xml:space="preserve"/>
       </w:r>
       <w:r>
         <w:rPr>
@@ -3282,7 +3282,7 @@
           <w:lang w:eastAsia="es-PE"/>
           <w14:ligatures w14:val="none"/>
         </w:rPr>
-        <w:t xml:space="preserve">interpuesta </w:t>
+        <w:t xml:space="preserve"/>
       </w:r>
       <w:r>
         <w:rPr>
@@ -3293,7 +3293,7 @@
           <w:lang w:eastAsia="es-PE"/>
           <w14:ligatures w14:val="none"/>
         </w:rPr>
-        <w:t xml:space="preserve">por </w:t>
+        <w:t xml:space="preserve"/>
       </w:r>
       <w:r>
         <w:rPr>
@@ -3304,7 +3304,7 @@
           <w:lang w:eastAsia="es-PE"/>
           <w14:ligatures w14:val="none"/>
         </w:rPr>
-        <w:t>la</w:t>
+        <w:t/>
       </w:r>
       <w:r>
         <w:rPr>
@@ -3315,7 +3315,7 @@
           <w:lang w:eastAsia="es-PE"/>
           <w14:ligatures w14:val="none"/>
         </w:rPr>
-        <w:t xml:space="preserve"> señor</w:t>
+        <w:t xml:space="preserve"/>
       </w:r>
       <w:r>
         <w:rPr>
@@ -3326,7 +3326,7 @@
           <w:lang w:eastAsia="es-PE"/>
           <w14:ligatures w14:val="none"/>
         </w:rPr>
-        <w:t>a</w:t>
+        <w:t/>
       </w:r>
       <w:r>
         <w:rPr>
@@ -3337,7 +3337,7 @@
           <w:lang w:eastAsia="es-PE"/>
           <w14:ligatures w14:val="none"/>
         </w:rPr>
-        <w:t xml:space="preserve"> </w:t>
+        <w:t xml:space="preserve"/>
       </w:r>
       <w:r>
         <w:rPr>
@@ -3348,7 +3348,7 @@
           <w:lang w:eastAsia="es-PE"/>
           <w14:ligatures w14:val="none"/>
         </w:rPr>
-        <w:t>Fabio</w:t>
+        <w:t/>
       </w:r>
       <w:r>
         <w:rPr>
@@ -3359,7 +3359,7 @@
           <w:lang w:eastAsia="es-PE"/>
           <w14:ligatures w14:val="none"/>
         </w:rPr>
-        <w:t xml:space="preserve">la Alexandra </w:t>
+        <w:t xml:space="preserve"/>
       </w:r>
       <w:r>
         <w:rPr>
@@ -3370,7 +3370,7 @@
           <w:lang w:eastAsia="es-PE"/>
           <w14:ligatures w14:val="none"/>
         </w:rPr>
-        <w:t xml:space="preserve">Mercado de la Peña </w:t>
+        <w:t xml:space="preserve"/>
       </w:r>
       <w:r>
         <w:rPr>
@@ -3381,7 +3381,7 @@
           <w:lang w:eastAsia="es-PE"/>
           <w14:ligatures w14:val="none"/>
         </w:rPr>
-        <w:t>contra</w:t>
+        <w:t/>
       </w:r>
       <w:r>
         <w:rPr>
@@ -3392,7 +3392,7 @@
           <w:lang w:eastAsia="es-PE"/>
           <w14:ligatures w14:val="none"/>
         </w:rPr>
-        <w:t xml:space="preserve"> el</w:t>
+        <w:t xml:space="preserve"/>
       </w:r>
       <w:r>
         <w:rPr>
@@ -3403,7 +3403,7 @@
           <w:lang w:eastAsia="es-PE"/>
           <w14:ligatures w14:val="none"/>
         </w:rPr>
-        <w:t xml:space="preserve"> </w:t>
+        <w:t xml:space="preserve"/>
       </w:r>
       <w:r>
         <w:rPr>
@@ -3414,21 +3414,21 @@
           <w:lang w:eastAsia="es-PE"/>
           <w14:ligatures w14:val="none"/>
         </w:rPr>
-        <w:t xml:space="preserve">Banco de Crédito del Perú S.A. </w:t>
+        <w:t xml:space="preserve"/>
       </w:r>
       <w:r>
         <w:rPr>
           <w:rFonts w:ascii="Arial Narrow" w:eastAsia="Arial Narrow" w:hAnsi="Arial Narrow" w:cs="Arial Narrow"/>
           <w:bCs/>
         </w:rPr>
-        <w:t xml:space="preserve">y </w:t>
+        <w:t xml:space="preserve"/>
       </w:r>
       <w:r>
         <w:rPr>
           <w:rFonts w:ascii="Arial Narrow" w:eastAsia="Arial Narrow" w:hAnsi="Arial Narrow" w:cs="Arial Narrow"/>
           <w:bCs/>
         </w:rPr>
-        <w:t>Pacífico Compañía de Seguros y Reaseguros S.A.</w:t>
+        <w:t/>
       </w:r>
       <w:r>
         <w:rPr>
@@ -3439,7 +3439,7 @@
           <w:lang w:eastAsia="es-PE"/>
           <w14:ligatures w14:val="none"/>
         </w:rPr>
-        <w:t xml:space="preserve">, </w:t>
+        <w:t xml:space="preserve"/>
       </w:r>
       <w:r>
         <w:rPr>
@@ -3450,7 +3450,7 @@
           <w:lang w:eastAsia="es-PE"/>
           <w14:ligatures w14:val="none"/>
         </w:rPr>
-        <w:t>por lo siguiente:</w:t>
+        <w:t/>
       </w:r>
     </w:p>
     <w:p>
@@ -5529,7 +5529,7 @@
           <w:b/>
           <w:bCs/>
         </w:rPr>
-        <w:t>DÉCIMO</w:t>
+        <w:t xml:space="preserve">DÉCIMO PRIMERO: requerir a la señora [DENUNCIANTE] y al Banco de Crédito del Perú S.A. para que, dentro del plazo de dos (2) días hábiles siguientes a la fecha en que reciban la notificación en sus bandejas de correo electrónico, efectúen la confirmación de recepción de la notificación remitida por este despacho a sus correos electrónicos, de conformidad con el segundo párrafo del numeral 4 del artículo 20 del Texto Único Ordenado de la Ley del Procedimiento Administrativo General, aprobado mediante Decreto Supremo 006-2026-JUS, bajo apercibimiento de rehacer el acto de notificación y notificarle conforme al numeral 1 del artículo 20 del citado cuerpo normativo.</w:t>
       </w:r>
       <w:r>
         <w:rPr>
@@ -5537,7 +5537,7 @@
           <w:b/>
           <w:bCs/>
         </w:rPr>
-        <w:t xml:space="preserve"> PRIMERO</w:t>
+        <w:t xml:space="preserve"/>
       </w:r>
       <w:r>
         <w:rPr>
@@ -5547,7 +5547,7 @@
           <w:kern w:val="0"/>
           <w14:ligatures w14:val="none"/>
         </w:rPr>
-        <w:t>:</w:t>
+        <w:t/>
       </w:r>
       <w:r>
         <w:rPr>
@@ -5557,7 +5557,7 @@
           <w:kern w:val="0"/>
           <w14:ligatures w14:val="none"/>
         </w:rPr>
-        <w:t xml:space="preserve"> </w:t>
+        <w:t xml:space="preserve"/>
       </w:r>
       <w:r>
         <w:rPr>
@@ -5567,7 +5567,7 @@
           <w:kern w:val="0"/>
           <w14:ligatures w14:val="none"/>
         </w:rPr>
-        <w:t xml:space="preserve">requerir a la señora </w:t>
+        <w:t xml:space="preserve"/>
       </w:r>
       <w:r>
         <w:rPr>
@@ -5578,7 +5578,7 @@
           <w:lang w:eastAsia="es-PE"/>
           <w14:ligatures w14:val="none"/>
         </w:rPr>
-        <w:t xml:space="preserve">Fabiola Alexandra Mercado </w:t>
+        <w:t xml:space="preserve"/>
       </w:r>
       <w:r>
         <w:rPr>
@@ -5589,7 +5589,7 @@
           <w:lang w:eastAsia="es-PE"/>
           <w14:ligatures w14:val="none"/>
         </w:rPr>
-        <w:t>d</w:t>
+        <w:t/>
       </w:r>
       <w:r>
         <w:rPr>
@@ -5600,7 +5600,7 @@
           <w:lang w:eastAsia="es-PE"/>
           <w14:ligatures w14:val="none"/>
         </w:rPr>
-        <w:t>e la Peña</w:t>
+        <w:t/>
       </w:r>
       <w:r>
         <w:rPr>
@@ -5611,7 +5611,7 @@
           <w:lang w:eastAsia="es-PE"/>
           <w14:ligatures w14:val="none"/>
         </w:rPr>
-        <w:t xml:space="preserve"> y al Banco de Crédito del </w:t>
+        <w:t xml:space="preserve"/>
       </w:r>
       <w:r>
         <w:rPr>
@@ -5622,7 +5622,7 @@
           <w:lang w:eastAsia="es-PE"/>
           <w14:ligatures w14:val="none"/>
         </w:rPr>
-        <w:t>Perú</w:t>
+        <w:t/>
       </w:r>
       <w:r>
         <w:rPr>
@@ -5633,112 +5633,112 @@
           <w:lang w:eastAsia="es-PE"/>
           <w14:ligatures w14:val="none"/>
         </w:rPr>
-        <w:t xml:space="preserve"> S.A. </w:t>
+        <w:t xml:space="preserve"/>
       </w:r>
       <w:r>
         <w:rPr>
           <w:rFonts w:ascii="Arial Narrow" w:hAnsi="Arial Narrow"/>
           <w:color w:val="000000"/>
         </w:rPr>
-        <w:t>para que, dentro del plazo de dos (2) días hábiles siguientes a la fecha en que reciba</w:t>
+        <w:t/>
       </w:r>
       <w:r>
         <w:rPr>
           <w:rFonts w:ascii="Arial Narrow" w:hAnsi="Arial Narrow"/>
           <w:color w:val="000000"/>
         </w:rPr>
-        <w:t>n</w:t>
+        <w:t/>
       </w:r>
       <w:r>
         <w:rPr>
           <w:rFonts w:ascii="Arial Narrow" w:hAnsi="Arial Narrow"/>
           <w:color w:val="000000"/>
         </w:rPr>
-        <w:t xml:space="preserve"> la notificación en su</w:t>
+        <w:t xml:space="preserve"/>
       </w:r>
       <w:r>
         <w:rPr>
           <w:rFonts w:ascii="Arial Narrow" w:hAnsi="Arial Narrow"/>
           <w:color w:val="000000"/>
         </w:rPr>
-        <w:t>s</w:t>
+        <w:t/>
       </w:r>
       <w:r>
         <w:rPr>
           <w:rFonts w:ascii="Arial Narrow" w:hAnsi="Arial Narrow"/>
           <w:color w:val="000000"/>
         </w:rPr>
-        <w:t xml:space="preserve"> bandeja</w:t>
+        <w:t xml:space="preserve"/>
       </w:r>
       <w:r>
         <w:rPr>
           <w:rFonts w:ascii="Arial Narrow" w:hAnsi="Arial Narrow"/>
           <w:color w:val="000000"/>
         </w:rPr>
-        <w:t>s</w:t>
+        <w:t/>
       </w:r>
       <w:r>
         <w:rPr>
           <w:rFonts w:ascii="Arial Narrow" w:hAnsi="Arial Narrow"/>
           <w:color w:val="000000"/>
         </w:rPr>
-        <w:t xml:space="preserve"> de correo electrónico, efectúe</w:t>
+        <w:t xml:space="preserve"/>
       </w:r>
       <w:r>
         <w:rPr>
           <w:rFonts w:ascii="Arial Narrow" w:hAnsi="Arial Narrow"/>
           <w:color w:val="000000"/>
         </w:rPr>
-        <w:t>n</w:t>
+        <w:t/>
       </w:r>
       <w:r>
         <w:rPr>
           <w:rFonts w:ascii="Arial Narrow" w:hAnsi="Arial Narrow"/>
           <w:color w:val="000000"/>
         </w:rPr>
-        <w:t xml:space="preserve"> la confirmación de recepción de la notificación remitida por este despacho a su</w:t>
+        <w:t xml:space="preserve"/>
       </w:r>
       <w:r>
         <w:rPr>
           <w:rFonts w:ascii="Arial Narrow" w:hAnsi="Arial Narrow"/>
           <w:color w:val="000000"/>
         </w:rPr>
-        <w:t>s</w:t>
+        <w:t/>
       </w:r>
       <w:r>
         <w:rPr>
           <w:rFonts w:ascii="Arial Narrow" w:hAnsi="Arial Narrow"/>
           <w:color w:val="000000"/>
         </w:rPr>
-        <w:t xml:space="preserve"> correo</w:t>
+        <w:t xml:space="preserve"/>
       </w:r>
       <w:r>
         <w:rPr>
           <w:rFonts w:ascii="Arial Narrow" w:hAnsi="Arial Narrow"/>
           <w:color w:val="000000"/>
         </w:rPr>
-        <w:t>s</w:t>
+        <w:t/>
       </w:r>
       <w:r>
         <w:rPr>
           <w:rFonts w:ascii="Arial Narrow" w:hAnsi="Arial Narrow"/>
           <w:color w:val="000000"/>
         </w:rPr>
-        <w:t xml:space="preserve"> electrónico</w:t>
+        <w:t xml:space="preserve"/>
       </w:r>
       <w:r>
         <w:rPr>
           <w:rFonts w:ascii="Arial Narrow" w:hAnsi="Arial Narrow"/>
           <w:color w:val="000000"/>
         </w:rPr>
-        <w:t>s</w:t>
+        <w:t/>
       </w:r>
       <w:r>
         <w:rPr>
           <w:rFonts w:ascii="Arial Narrow" w:hAnsi="Arial Narrow"/>
           <w:color w:val="000000"/>
         </w:rPr>
-        <w:t>, de conformidad con el segundo párrafo del numeral 4 del artículo 20</w:t>
+        <w:t/>
       </w:r>
       <w:r>
         <w:rPr>
@@ -5755,14 +5755,14 @@
           <w:rFonts w:ascii="Arial Narrow" w:hAnsi="Arial Narrow"/>
           <w:color w:val="000000"/>
         </w:rPr>
-        <w:t xml:space="preserve"> del Texto Único Ordenado de la Ley del Procedimiento Administrativo General, aprobado mediante Decreto Supremo 006-2026-JUS, bajo apercibimiento</w:t>
+        <w:t xml:space="preserve"/>
       </w:r>
       <w:r>
         <w:rPr>
           <w:rFonts w:ascii="Arial Narrow" w:hAnsi="Arial Narrow"/>
           <w:color w:val="000000"/>
         </w:rPr>
-        <w:t xml:space="preserve"> de rehacer el acto de notificación y notificarle conforme al numeral 1 del artículo 20</w:t>
+        <w:t xml:space="preserve"/>
       </w:r>
       <w:r>
         <w:rPr>
@@ -5779,7 +5779,7 @@
           <w:rFonts w:ascii="Arial Narrow" w:hAnsi="Arial Narrow"/>
           <w:color w:val="000000"/>
         </w:rPr>
-        <w:t xml:space="preserve"> del citado cuerpo normativo</w:t>
+        <w:t xml:space="preserve"/>
       </w:r>
       <w:r>
         <w:rPr>
@@ -5792,7 +5792,7 @@
         <w:rPr>
           <w:rFonts w:ascii="Arial Narrow" w:hAnsi="Arial Narrow" w:cs="Arial"/>
         </w:rPr>
-        <w:t>.</w:t>
+        <w:t/>
       </w:r>
     </w:p>
     <w:p>
@@ -6207,7 +6207,7 @@
           <w:sz w:val="16"/>
           <w:szCs w:val="16"/>
         </w:rPr>
-        <w:t xml:space="preserve"> </w:t>
+        <w:t xml:space="preserve"> Representada por el señor [APELLIDO] Teodoro Kahatt Espinosa, según poderes inscritos en la Partida Electrónica 14334019 del Registro de Mandatos y Poderes de la Oficina Registral de Lima.</w:t>
       </w:r>
       <w:r>
         <w:rPr>
@@ -6223,15 +6223,15 @@
           <w:sz w:val="16"/>
           <w:szCs w:val="16"/>
         </w:rPr>
-        <w:t>R</w:t>
-      </w:r>
-      <w:r>
-        <w:rPr>
-          <w:rFonts w:ascii="Arial Narrow" w:eastAsia="Arial Narrow" w:hAnsi="Arial Narrow" w:cs="Arial"/>
-          <w:sz w:val="16"/>
-          <w:szCs w:val="16"/>
-        </w:rPr>
-        <w:t xml:space="preserve">epresentada por el señor Ricardo Teodoro </w:t>
+        <w:t/>
+      </w:r>
+      <w:r>
+        <w:rPr>
+          <w:rFonts w:ascii="Arial Narrow" w:eastAsia="Arial Narrow" w:hAnsi="Arial Narrow" w:cs="Arial"/>
+          <w:sz w:val="16"/>
+          <w:szCs w:val="16"/>
+        </w:rPr>
+        <w:t xml:space="preserve"/>
       </w:r>
       <w:proofErr w:type="spellStart"/>
       <w:r>
@@ -6240,7 +6240,7 @@
           <w:sz w:val="16"/>
           <w:szCs w:val="16"/>
         </w:rPr>
-        <w:t>Kahatt</w:t>
+        <w:t/>
       </w:r>
       <w:proofErr w:type="spellEnd"/>
       <w:r>
@@ -6249,7 +6249,7 @@
           <w:sz w:val="16"/>
           <w:szCs w:val="16"/>
         </w:rPr>
-        <w:t xml:space="preserve"> Espinosa, según poderes inscritos en la Partida Electrónica 14334019 del Registro de Mandatos y Poderes de la Oficina Registral de Lima.</w:t>
+        <w:t xml:space="preserve"/>
       </w:r>
     </w:p>
     <w:p>

--- a/plantillas_maestras/03_seguro_desgravamen/falta_atencion_o_demora_reclamo/2_ddos_banco_y_aseguradora/mujer/TPL_1046_2025_SEGURO_DESGRAVAMEN_FALTA_ATENCION_O_DEMORA_RECLAMO_BANCO_MUJER_R1.docx
+++ b/plantillas_maestras/03_seguro_desgravamen/falta_atencion_o_demora_reclamo/2_ddos_banco_y_aseguradora/mujer/TPL_1046_2025_SEGURO_DESGRAVAMEN_FALTA_ATENCION_O_DEMORA_RECLAMO_BANCO_MUJER_R1.docx
@@ -1173,7 +1173,7 @@
           <w:lang w:eastAsia="es-ES"/>
           <w14:ligatures w14:val="none"/>
         </w:rPr>
-        <w:t xml:space="preserve">El 24 de octubre de 2012, celebró en conjunto con el señor [APELLIDO] Quirós Puertas, en calidad de sociedad conyugal, un contrato de Crédito Hipotecario con el Banco, a efectos de adquirir la propiedad de un inmueble y tres bienes adicionales. El crédito hipotecario se contrató con el Seguro de Desgravamen - Póliza 139853 Desgravamen (en adelante, “Seguro de Desgravamen”) con Pacífico, manteniéndose los pagos al día hasta noviembre de 2024.</w:t>
+        <w:t xml:space="preserve">El 24 de octubre de 2012, celebró en conjunto con el señor [APELLIDO] , en calidad de sociedad conyugal, un contrato de Crédito Hipotecario con el Banco, a efectos de adquirir la propiedad de un inmueble y tres bienes adicionales. El crédito hipotecario se contrató con el Seguro de Desgravamen - Póliza 139853 Desgravamen (en adelante, “Seguro de Desgravamen”) con Pacífico, manteniéndose los pagos al día hasta noviembre de 2024.</w:t>
       </w:r>
       <w:r>
         <w:rPr>
@@ -1935,7 +1935,7 @@
           <w:lang w:val="es-ES" w:eastAsia="es-ES"/>
           <w14:ligatures w14:val="none"/>
         </w:rPr>
-        <w:t xml:space="preserve">La señora [APELLIDO] solicitó, en calidad de medida correctiva, que: (i) los proveedores denunciados cumplan con gestionar y/o cubrir el siniestro ocurrido con el deceso del señor [APELLIDO] Quiros Puertas, el mismo que está coberturado con el Seguro de Desgravamen; y, (ii) el Banco cumpla con cesar la cobranza de la deuda hipotecaria adquirida por Eduardo Quiros Puertas, toda vez que, por su deceso, la misma debe ser cubierta por el seguro de desgravamen. Asimismo, solicitó que se sancione con una multa ascendente a 150 UIT a las denunciadas; además, requirió el reembolso de costos y costas del presente procedimiento.</w:t>
+        <w:t xml:space="preserve">La señora [APELLIDO] solicitó, en calidad de medida correctiva, que: (i) los proveedores denunciados cumplan con gestionar y/o cubrir el siniestro ocurrido con el deceso del señor [APELLIDO] , el mismo que está coberturado con el Seguro de Desgravamen; y, (ii) el Banco cumpla con cesar la cobranza de la deuda hipotecaria adquirida por Eduardo Quiros Puertas, toda vez que, por su deceso, la misma debe ser cubierta por el seguro de desgravamen. Asimismo, solicitó que se sancione con una multa ascendente a 150 UIT a las denunciadas; además, requirió el reembolso de costos y costas del presente procedimiento.</w:t>
       </w:r>
       <w:r>
         <w:rPr>
@@ -6207,7 +6207,7 @@
           <w:sz w:val="16"/>
           <w:szCs w:val="16"/>
         </w:rPr>
-        <w:t xml:space="preserve"> Representada por el señor [APELLIDO] Teodoro Kahatt Espinosa, según poderes inscritos en la Partida Electrónica 14334019 del Registro de Mandatos y Poderes de la Oficina Registral de Lima.</w:t>
+        <w:t xml:space="preserve"> Representada por el señor [APELLIDO] , según poderes inscritos en la Partida Electrónica 14334019 del Registro de Mandatos y Poderes de la Oficina Registral de Lima.</w:t>
       </w:r>
       <w:r>
         <w:rPr>

--- a/plantillas_maestras/03_seguro_desgravamen/falta_atencion_o_demora_reclamo/2_ddos_banco_y_aseguradora/mujer/TPL_1046_2025_SEGURO_DESGRAVAMEN_FALTA_ATENCION_O_DEMORA_RECLAMO_BANCO_MUJER_R1.docx
+++ b/plantillas_maestras/03_seguro_desgravamen/falta_atencion_o_demora_reclamo/2_ddos_banco_y_aseguradora/mujer/TPL_1046_2025_SEGURO_DESGRAVAMEN_FALTA_ATENCION_O_DEMORA_RECLAMO_BANCO_MUJER_R1.docx
@@ -1012,6 +1012,7 @@
       </w:r>
       <w:r>
         <w:rPr>
+          <w:rStyle w:val="Refdenotaalpie"/>
           <w:rFonts w:ascii="Arial Narrow" w:eastAsia="Arial Narrow" w:hAnsi="Arial Narrow" w:cs="Arial Narrow"/>
           <w:kern w:val="0"/>
           <w:vertAlign w:val="superscript"/>
@@ -1097,6 +1098,7 @@
       </w:r>
       <w:r>
         <w:rPr>
+          <w:rStyle w:val="Refdenotaalpie"/>
           <w:rFonts w:ascii="Arial Narrow" w:eastAsia="Times New Roman" w:hAnsi="Arial Narrow" w:cs="Times New Roman"/>
           <w:color w:val="000000"/>
           <w:kern w:val="0"/>
@@ -2336,6 +2338,7 @@
       </w:r>
       <w:r>
         <w:rPr>
+          <w:rStyle w:val="Refdenotaalpie"/>
           <w:rFonts w:ascii="Arial Narrow" w:eastAsia="Arial Narrow" w:hAnsi="Arial Narrow" w:cs="Arial Narrow"/>
           <w:kern w:val="0"/>
           <w:vertAlign w:val="superscript"/>
@@ -2446,6 +2449,7 @@
       </w:r>
       <w:r>
         <w:rPr>
+          <w:rStyle w:val="Refdenotaalpie"/>
           <w:rFonts w:ascii="Arial Narrow" w:eastAsia="Arial Narrow" w:hAnsi="Arial Narrow" w:cs="Arial"/>
           <w:kern w:val="0"/>
           <w:vertAlign w:val="superscript"/>
@@ -2747,6 +2751,7 @@
       </w:r>
       <w:r>
         <w:rPr>
+          <w:rStyle w:val="Refdenotaalpie"/>
           <w:rFonts w:ascii="Arial Narrow" w:eastAsia="Arial Narrow" w:hAnsi="Arial Narrow" w:cs="Arial Narrow"/>
           <w:kern w:val="0"/>
           <w:vertAlign w:val="superscript"/>
@@ -4278,6 +4283,7 @@
       </w:r>
       <w:r>
         <w:rPr>
+          <w:rStyle w:val="Refdenotaalpie"/>
           <w:rFonts w:ascii="Arial Narrow" w:eastAsia="Calibri" w:hAnsi="Arial Narrow" w:cs="Arial"/>
           <w:kern w:val="0"/>
           <w:vertAlign w:val="superscript"/>
@@ -4322,6 +4328,7 @@
       </w:r>
       <w:r>
         <w:rPr>
+          <w:rStyle w:val="Refdenotaalpie"/>
           <w:rFonts w:ascii="Arial Narrow" w:eastAsia="Calibri" w:hAnsi="Arial Narrow" w:cs="Arial"/>
           <w:spacing w:val="-2"/>
           <w:kern w:val="0"/>
@@ -5062,6 +5069,7 @@
       </w:r>
       <w:r>
         <w:rPr>
+          <w:rStyle w:val="Refdenotaalpie"/>
           <w:rFonts w:ascii="Arial Narrow" w:eastAsia="Arial Narrow" w:hAnsi="Arial Narrow" w:cs="Times New Roman"/>
           <w:color w:val="000000"/>
           <w:kern w:val="0"/>
@@ -5143,6 +5151,7 @@
       </w:r>
       <w:r>
         <w:rPr>
+          <w:rStyle w:val="Refdenotaalpie"/>
           <w:rFonts w:ascii="Arial Narrow" w:eastAsia="Arial Narrow" w:hAnsi="Arial Narrow" w:cs="Times New Roman"/>
           <w:color w:val="000000"/>
           <w:kern w:val="0"/>
@@ -5196,6 +5205,7 @@
       </w:r>
       <w:r>
         <w:rPr>
+          <w:rStyle w:val="Refdenotaalpie"/>
           <w:rFonts w:ascii="Arial Narrow" w:eastAsia="Arial Narrow" w:hAnsi="Arial Narrow" w:cs="Times New Roman"/>
           <w:color w:val="000000"/>
           <w:kern w:val="0"/>
@@ -5388,6 +5398,7 @@
       </w:r>
       <w:r>
         <w:rPr>
+          <w:rStyle w:val="Refdenotaalpie"/>
           <w:rFonts w:ascii="Arial Narrow" w:eastAsia="Calibri" w:hAnsi="Arial Narrow" w:cs="Arial"/>
           <w:kern w:val="0"/>
           <w:vertAlign w:val="superscript"/>
@@ -5783,6 +5794,7 @@
       </w:r>
       <w:r>
         <w:rPr>
+          <w:rStyle w:val="Refdenotaalpie"/>
           <w:rFonts w:ascii="Arial Narrow" w:hAnsi="Arial Narrow"/>
           <w:vertAlign w:val="superscript"/>
         </w:rPr>
@@ -6133,14 +6145,14 @@
         <w:tab w:val="right" w:pos="8838"/>
       </w:tabs>
       <w:rPr>
-        <w:rFonts w:ascii="Arial" w:eastAsia="Arial" w:hAnsi="Arial" w:cs="Arial"/>
+        <w:rFonts w:ascii="Arial Narrow" w:eastAsia="Arial" w:hAnsi="Arial Narrow" w:cs="Arial"/>
         <w:sz w:val="16"/>
         <w:szCs w:val="16"/>
       </w:rPr>
     </w:pPr>
     <w:r>
       <w:rPr>
-        <w:rFonts w:ascii="Arial" w:eastAsia="Arial" w:hAnsi="Arial" w:cs="Arial"/>
+        <w:rFonts w:ascii="Arial Narrow" w:eastAsia="Arial" w:hAnsi="Arial Narrow" w:cs="Arial"/>
         <w:sz w:val="16"/>
         <w:szCs w:val="16"/>
       </w:rPr>
@@ -6198,6 +6210,7 @@
           <w:rFonts w:ascii="Arial Narrow" w:hAnsi="Arial Narrow" w:cs="Arial"/>
           <w:sz w:val="16"/>
           <w:szCs w:val="16"/>
+          <w:vertAlign w:val="superscript"/>
         </w:rPr>
         <w:footnoteRef/>
       </w:r>
@@ -6286,6 +6299,7 @@
           <w:rFonts w:ascii="Arial Narrow" w:hAnsi="Arial Narrow" w:cs="Arial"/>
           <w:sz w:val="16"/>
           <w:szCs w:val="16"/>
+          <w:vertAlign w:val="superscript"/>
         </w:rPr>
         <w:footnoteRef/>
       </w:r>
@@ -6360,6 +6374,7 @@
           <w:rFonts w:ascii="Arial Narrow" w:hAnsi="Arial Narrow" w:cs="Arial"/>
           <w:sz w:val="16"/>
           <w:szCs w:val="16"/>
+          <w:vertAlign w:val="superscript"/>
         </w:rPr>
         <w:footnoteRef/>
       </w:r>
@@ -6631,6 +6646,7 @@
           <w:rFonts w:ascii="Arial Narrow" w:hAnsi="Arial Narrow"/>
           <w:sz w:val="16"/>
           <w:szCs w:val="16"/>
+          <w:vertAlign w:val="superscript"/>
         </w:rPr>
         <w:footnoteRef/>
       </w:r>
@@ -6812,6 +6828,7 @@
           <w:rFonts w:ascii="Arial Narrow" w:hAnsi="Arial Narrow" w:cs="Arial"/>
           <w:sz w:val="16"/>
           <w:szCs w:val="16"/>
+          <w:vertAlign w:val="superscript"/>
         </w:rPr>
         <w:footnoteRef/>
       </w:r>
@@ -6997,6 +7014,7 @@
           <w:rFonts w:ascii="Arial Narrow" w:hAnsi="Arial Narrow" w:cs="Arial"/>
           <w:sz w:val="16"/>
           <w:szCs w:val="16"/>
+          <w:vertAlign w:val="superscript"/>
         </w:rPr>
         <w:footnoteRef/>
       </w:r>
@@ -7085,6 +7103,7 @@
           <w:rFonts w:ascii="Arial Narrow" w:hAnsi="Arial Narrow" w:cs="Arial"/>
           <w:sz w:val="16"/>
           <w:szCs w:val="16"/>
+          <w:vertAlign w:val="superscript"/>
         </w:rPr>
         <w:footnoteRef/>
       </w:r>
@@ -7272,7 +7291,7 @@
       </w:pPr>
       <w:r>
         <w:rPr>
-          <w:rStyle w:val="TextonotapieCar"/>
+          <w:rStyle w:val="Refdenotaalpie"/>
           <w:rFonts w:ascii="Arial Narrow" w:hAnsi="Arial Narrow" w:cs="Arial"/>
           <w:sz w:val="16"/>
           <w:szCs w:val="16"/>
@@ -7488,6 +7507,7 @@
           <w:rFonts w:ascii="Arial Narrow" w:hAnsi="Arial Narrow" w:cs="Arial"/>
           <w:sz w:val="16"/>
           <w:szCs w:val="16"/>
+          <w:vertAlign w:val="superscript"/>
         </w:rPr>
         <w:footnoteRef/>
       </w:r>
@@ -8305,6 +8325,7 @@
           <w:rFonts w:ascii="Arial Narrow" w:hAnsi="Arial Narrow" w:cs="Arial"/>
           <w:sz w:val="16"/>
           <w:szCs w:val="16"/>
+          <w:vertAlign w:val="superscript"/>
         </w:rPr>
         <w:footnoteRef/>
       </w:r>
@@ -8525,6 +8546,7 @@
           <w:bCs/>
           <w:sz w:val="16"/>
           <w:szCs w:val="16"/>
+          <w:vertAlign w:val="superscript"/>
         </w:rPr>
         <w:footnoteRef/>
       </w:r>
@@ -8685,6 +8707,7 @@
           <w:rFonts w:ascii="Arial Narrow" w:hAnsi="Arial Narrow" w:cs="Arial"/>
           <w:sz w:val="16"/>
           <w:szCs w:val="16"/>
+          <w:vertAlign w:val="superscript"/>
         </w:rPr>
         <w:footnoteRef/>
       </w:r>
@@ -11012,6 +11035,17 @@
     <w:locked/>
     <w:rsid w:val="005E3FEC"/>
   </w:style>
+  <w:style w:type="character" w:styleId="FootnoteReference">
+    <w:name w:val="footnote reference"/>
+    <w:basedOn w:val="Fuentedeprrafopredeter"/>
+    <w:uiPriority w:val="99"/>
+    <w:semiHidden/>
+    <w:unhideWhenUsed/>
+    <w:rPr>
+      <w:rFonts w:ascii="Arial Narrow" w:hAnsi="Arial Narrow"/>
+      <w:vertAlign w:val="superscript"/>
+    </w:rPr>
+  </w:style>
 </w:styles>
 </file>
 

--- a/plantillas_maestras/03_seguro_desgravamen/falta_atencion_o_demora_reclamo/2_ddos_banco_y_aseguradora/mujer/TPL_1046_2025_SEGURO_DESGRAVAMEN_FALTA_ATENCION_O_DEMORA_RECLAMO_BANCO_MUJER_R1.docx
+++ b/plantillas_maestras/03_seguro_desgravamen/falta_atencion_o_demora_reclamo/2_ddos_banco_y_aseguradora/mujer/TPL_1046_2025_SEGURO_DESGRAVAMEN_FALTA_ATENCION_O_DEMORA_RECLAMO_BANCO_MUJER_R1.docx
@@ -1,8 +1,8 @@
 
 <file path=word/document.xml><?xml version="1.0" encoding="utf-8"?>
-<w:document xmlns:wpc="http://schemas.microsoft.com/office/word/2010/wordprocessingCanvas" xmlns:cx="http://schemas.microsoft.com/office/drawing/2014/chartex" xmlns:cx1="http://schemas.microsoft.com/office/drawing/2015/9/8/chartex" xmlns:cx2="http://schemas.microsoft.com/office/drawing/2015/10/21/chartex" xmlns:cx3="http://schemas.microsoft.com/office/drawing/2016/5/9/chartex" xmlns:cx4="http://schemas.microsoft.com/office/drawing/2016/5/10/chartex" xmlns:cx5="http://schemas.microsoft.com/office/drawing/2016/5/11/chartex" xmlns:cx6="http://schemas.microsoft.com/office/drawing/2016/5/12/chartex" xmlns:cx7="http://schemas.microsoft.com/office/drawing/2016/5/13/chartex" xmlns:cx8="http://schemas.microsoft.com/office/drawing/2016/5/14/chartex" xmlns:mc="http://schemas.openxmlformats.org/markup-compatibility/2006" xmlns:aink="http://schemas.microsoft.com/office/drawing/2016/ink" xmlns:am3d="http://schemas.microsoft.com/office/drawing/2017/model3d" xmlns:o="urn:schemas-microsoft-com:office:office" xmlns:oel="http://schemas.microsoft.com/office/2019/extlst" xmlns:r="http://schemas.openxmlformats.org/officeDocument/2006/relationships" xmlns:m="http://schemas.openxmlformats.org/officeDocument/2006/math" xmlns:v="urn:schemas-microsoft-com:vml" xmlns:wp14="http://schemas.microsoft.com/office/word/2010/wordprocessingDrawing" xmlns:wp="http://schemas.openxmlformats.org/drawingml/2006/wordprocessingDrawing" xmlns:w10="urn:schemas-microsoft-com:office:word" xmlns:w="http://schemas.openxmlformats.org/wordprocessingml/2006/main" xmlns:w14="http://schemas.microsoft.com/office/word/2010/wordml" xmlns:w15="http://schemas.microsoft.com/office/word/2012/wordml" xmlns:w16cex="http://schemas.microsoft.com/office/word/2018/wordml/cex" xmlns:w16cid="http://schemas.microsoft.com/office/word/2016/wordml/cid" xmlns:w16="http://schemas.microsoft.com/office/word/2018/wordml" xmlns:w16du="http://schemas.microsoft.com/office/word/2023/wordml/word16du" xmlns:w16sdtdh="http://schemas.microsoft.com/office/word/2020/wordml/sdtdatahash" xmlns:w16sdtfl="http://schemas.microsoft.com/office/word/2024/wordml/sdtformatlock" xmlns:w16se="http://schemas.microsoft.com/office/word/2015/wordml/symex" xmlns:wpg="http://schemas.microsoft.com/office/word/2010/wordprocessingGroup" xmlns:wpi="http://schemas.microsoft.com/office/word/2010/wordprocessingInk" xmlns:wne="http://schemas.microsoft.com/office/word/2006/wordml" xmlns:wps="http://schemas.microsoft.com/office/word/2010/wordprocessingShape" mc:Ignorable="w14 w15 w16se w16cid w16 w16cex w16sdtdh w16sdtfl w16du wp14">
+<w:document xmlns:ns1="http://schemas.openxmlformats.org/markup-compatibility/2006" xmlns:ns2="http://schemas.microsoft.com/office/word/2010/wordml" xmlns:ns3="http://schemas.openxmlformats.org/officeDocument/2006/relationships" xmlns:w="http://schemas.openxmlformats.org/wordprocessingml/2006/main" ns1:Ignorable="w14 w15 w16se w16cid w16 w16cex w16sdtdh w16sdtfl w16du wp14">
   <w:body>
-    <w:p>
+    <w:p ns2:paraId="0A632482" ns2:textId="57E39EA8">
       <w:pPr>
         <w:tabs>
           <w:tab w:val="left" w:pos="1701"/>
@@ -14,7 +14,7 @@
           <w:color w:val="000000"/>
           <w:kern w:val="0"/>
           <w:lang w:eastAsia="es-PE"/>
-          <w14:ligatures w14:val="none"/>
+          <ns2:ligatures ns2:val="none"/>
         </w:rPr>
       </w:pPr>
       <w:bookmarkStart w:id="0" w:name="_Hlk80343540"/>
@@ -25,7 +25,7 @@
           <w:color w:val="000000"/>
           <w:kern w:val="0"/>
           <w:lang w:eastAsia="es-PE"/>
-          <w14:ligatures w14:val="none"/>
+          <ns2:ligatures ns2:val="none"/>
         </w:rPr>
         <w:t xml:space="preserve">EXPEDIENTE </w:t>
       </w:r>
@@ -36,7 +36,7 @@
           <w:color w:val="000000"/>
           <w:kern w:val="0"/>
           <w:lang w:eastAsia="es-PE"/>
-          <w14:ligatures w14:val="none"/>
+          <ns2:ligatures ns2:val="none"/>
         </w:rPr>
         <w:tab/>
         <w:t>:</w:t>
@@ -48,7 +48,7 @@
           <w:color w:val="000000"/>
           <w:kern w:val="0"/>
           <w:lang w:eastAsia="es-PE"/>
-          <w14:ligatures w14:val="none"/>
+          <ns2:ligatures ns2:val="none"/>
         </w:rPr>
         <w:tab/>
       </w:r>
@@ -61,12 +61,12 @@
           <w:kern w:val="0"/>
           <w:shd w:val="clear" w:color="auto" w:fill="FFFFFF"/>
           <w:lang w:eastAsia="es-PE"/>
-          <w14:ligatures w14:val="none"/>
+          <ns2:ligatures ns2:val="none"/>
         </w:rPr>
         <w:t>1046-2025/CC1</w:t>
       </w:r>
     </w:p>
-    <w:p>
+    <w:p ns2:paraId="187C3631" ns2:textId="794BC0EF">
       <w:pPr>
         <w:tabs>
           <w:tab w:val="left" w:pos="1701"/>
@@ -81,17 +81,17 @@
           <w:color w:val="000000"/>
           <w:kern w:val="0"/>
           <w:lang w:eastAsia="es-PE"/>
-          <w14:ligatures w14:val="none"/>
-        </w:rPr>
-      </w:pPr>
-      <w:r>
-        <w:rPr>
-          <w:rFonts w:ascii="Arial Narrow" w:eastAsia="Arial Narrow" w:hAnsi="Arial Narrow" w:cs="Arial Narrow"/>
-          <w:b/>
-          <w:color w:val="000000"/>
-          <w:kern w:val="0"/>
-          <w:lang w:eastAsia="es-PE"/>
-          <w14:ligatures w14:val="none"/>
+          <ns2:ligatures ns2:val="none"/>
+        </w:rPr>
+      </w:pPr>
+      <w:r>
+        <w:rPr>
+          <w:rFonts w:ascii="Arial Narrow" w:eastAsia="Arial Narrow" w:hAnsi="Arial Narrow" w:cs="Arial Narrow"/>
+          <w:b/>
+          <w:color w:val="000000"/>
+          <w:kern w:val="0"/>
+          <w:lang w:eastAsia="es-PE"/>
+          <ns2:ligatures ns2:val="none"/>
         </w:rPr>
         <w:t xml:space="preserve">DENUNCIANTE:[DENUNCIANTE] (SEÑORA [APELLIDO])</w:t>
       </w:r>
@@ -102,7 +102,7 @@
           <w:color w:val="000000"/>
           <w:kern w:val="0"/>
           <w:lang w:eastAsia="es-PE"/>
-          <w14:ligatures w14:val="none"/>
+          <ns2:ligatures ns2:val="none"/>
         </w:rPr>
         <w:tab/>
         <w:t/>
@@ -114,7 +114,7 @@
           <w:color w:val="000000"/>
           <w:kern w:val="0"/>
           <w:lang w:eastAsia="es-PE"/>
-          <w14:ligatures w14:val="none"/>
+          <ns2:ligatures ns2:val="none"/>
         </w:rPr>
         <w:tab/>
       </w:r>
@@ -125,7 +125,7 @@
           <w:color w:val="000000"/>
           <w:kern w:val="0"/>
           <w:lang w:eastAsia="es-PE"/>
-          <w14:ligatures w14:val="none"/>
+          <ns2:ligatures ns2:val="none"/>
         </w:rPr>
         <w:t/>
       </w:r>
@@ -136,7 +136,7 @@
           <w:color w:val="000000"/>
           <w:kern w:val="0"/>
           <w:lang w:eastAsia="es-PE"/>
-          <w14:ligatures w14:val="none"/>
+          <ns2:ligatures ns2:val="none"/>
         </w:rPr>
         <w:t xml:space="preserve"/>
       </w:r>
@@ -147,7 +147,7 @@
           <w:color w:val="000000"/>
           <w:kern w:val="0"/>
           <w:lang w:eastAsia="es-PE"/>
-          <w14:ligatures w14:val="none"/>
+          <ns2:ligatures ns2:val="none"/>
         </w:rPr>
         <w:t/>
       </w:r>
@@ -158,7 +158,7 @@
           <w:color w:val="000000"/>
           <w:kern w:val="0"/>
           <w:lang w:eastAsia="es-PE"/>
-          <w14:ligatures w14:val="none"/>
+          <ns2:ligatures ns2:val="none"/>
         </w:rPr>
         <w:t/>
       </w:r>
@@ -169,7 +169,7 @@
           <w:color w:val="000000"/>
           <w:kern w:val="0"/>
           <w:lang w:eastAsia="es-PE"/>
-          <w14:ligatures w14:val="none"/>
+          <ns2:ligatures ns2:val="none"/>
         </w:rPr>
         <w:t xml:space="preserve"/>
       </w:r>
@@ -180,7 +180,7 @@
           <w:color w:val="000000"/>
           <w:kern w:val="0"/>
           <w:lang w:eastAsia="es-PE"/>
-          <w14:ligatures w14:val="none"/>
+          <ns2:ligatures ns2:val="none"/>
         </w:rPr>
         <w:t/>
       </w:r>
@@ -191,12 +191,12 @@
           <w:color w:val="000000"/>
           <w:kern w:val="0"/>
           <w:lang w:eastAsia="es-PE"/>
-          <w14:ligatures w14:val="none"/>
+          <ns2:ligatures ns2:val="none"/>
         </w:rPr>
         <w:t/>
       </w:r>
     </w:p>
-    <w:p>
+    <w:p ns2:paraId="7E8827FC" ns2:textId="7B34AFF2">
       <w:pPr>
         <w:tabs>
           <w:tab w:val="left" w:pos="1701"/>
@@ -211,17 +211,17 @@
           <w:color w:val="000000"/>
           <w:kern w:val="0"/>
           <w:lang w:eastAsia="es-PE"/>
-          <w14:ligatures w14:val="none"/>
-        </w:rPr>
-      </w:pPr>
-      <w:r>
-        <w:rPr>
-          <w:rFonts w:ascii="Arial Narrow" w:eastAsia="Arial Narrow" w:hAnsi="Arial Narrow" w:cs="Arial Narrow"/>
-          <w:b/>
-          <w:color w:val="000000"/>
-          <w:kern w:val="0"/>
-          <w:lang w:eastAsia="es-PE"/>
-          <w14:ligatures w14:val="none"/>
+          <ns2:ligatures ns2:val="none"/>
+        </w:rPr>
+      </w:pPr>
+      <w:r>
+        <w:rPr>
+          <w:rFonts w:ascii="Arial Narrow" w:eastAsia="Arial Narrow" w:hAnsi="Arial Narrow" w:cs="Arial Narrow"/>
+          <w:b/>
+          <w:color w:val="000000"/>
+          <w:kern w:val="0"/>
+          <w:lang w:eastAsia="es-PE"/>
+          <ns2:ligatures ns2:val="none"/>
         </w:rPr>
         <w:t>DENUNCIADO</w:t>
       </w:r>
@@ -232,7 +232,7 @@
           <w:color w:val="000000"/>
           <w:kern w:val="0"/>
           <w:lang w:eastAsia="es-PE"/>
-          <w14:ligatures w14:val="none"/>
+          <ns2:ligatures ns2:val="none"/>
         </w:rPr>
         <w:tab/>
         <w:t>:</w:t>
@@ -244,7 +244,7 @@
           <w:color w:val="000000"/>
           <w:kern w:val="0"/>
           <w:lang w:eastAsia="es-PE"/>
-          <w14:ligatures w14:val="none"/>
+          <ns2:ligatures ns2:val="none"/>
         </w:rPr>
         <w:tab/>
       </w:r>
@@ -255,7 +255,7 @@
           <w:color w:val="000000"/>
           <w:kern w:val="0"/>
           <w:lang w:eastAsia="es-PE"/>
-          <w14:ligatures w14:val="none"/>
+          <ns2:ligatures ns2:val="none"/>
         </w:rPr>
         <w:t>BANCO DE CR</w:t>
       </w:r>
@@ -266,7 +266,7 @@
           <w:color w:val="000000"/>
           <w:kern w:val="0"/>
           <w:lang w:eastAsia="es-PE"/>
-          <w14:ligatures w14:val="none"/>
+          <ns2:ligatures ns2:val="none"/>
         </w:rPr>
         <w:t>É</w:t>
       </w:r>
@@ -277,7 +277,7 @@
           <w:color w:val="000000"/>
           <w:kern w:val="0"/>
           <w:lang w:eastAsia="es-PE"/>
-          <w14:ligatures w14:val="none"/>
+          <ns2:ligatures ns2:val="none"/>
         </w:rPr>
         <w:t>DITO DEL PER</w:t>
       </w:r>
@@ -288,7 +288,7 @@
           <w:color w:val="000000"/>
           <w:kern w:val="0"/>
           <w:lang w:eastAsia="es-PE"/>
-          <w14:ligatures w14:val="none"/>
+          <ns2:ligatures ns2:val="none"/>
         </w:rPr>
         <w:t>Ú</w:t>
       </w:r>
@@ -299,7 +299,7 @@
           <w:color w:val="000000"/>
           <w:kern w:val="0"/>
           <w:lang w:eastAsia="es-PE"/>
-          <w14:ligatures w14:val="none"/>
+          <ns2:ligatures ns2:val="none"/>
         </w:rPr>
         <w:t xml:space="preserve"> S.A.</w:t>
       </w:r>
@@ -310,7 +310,7 @@
           <w:color w:val="000000"/>
           <w:kern w:val="0"/>
           <w:lang w:eastAsia="es-PE"/>
-          <w14:ligatures w14:val="none"/>
+          <ns2:ligatures ns2:val="none"/>
         </w:rPr>
         <w:t xml:space="preserve"> </w:t>
       </w:r>
@@ -321,7 +321,7 @@
           <w:color w:val="000000"/>
           <w:kern w:val="0"/>
           <w:lang w:eastAsia="es-PE"/>
-          <w14:ligatures w14:val="none"/>
+          <ns2:ligatures ns2:val="none"/>
         </w:rPr>
         <w:t>(</w:t>
       </w:r>
@@ -332,7 +332,7 @@
           <w:color w:val="000000"/>
           <w:kern w:val="0"/>
           <w:lang w:eastAsia="es-PE"/>
-          <w14:ligatures w14:val="none"/>
+          <ns2:ligatures ns2:val="none"/>
         </w:rPr>
         <w:t>EL BANCO</w:t>
       </w:r>
@@ -343,12 +343,12 @@
           <w:color w:val="000000"/>
           <w:kern w:val="0"/>
           <w:lang w:eastAsia="es-PE"/>
-          <w14:ligatures w14:val="none"/>
+          <ns2:ligatures ns2:val="none"/>
         </w:rPr>
         <w:t xml:space="preserve">) </w:t>
       </w:r>
     </w:p>
-    <w:p>
+    <w:p ns2:paraId="40F155FF" ns2:textId="778AF6C0">
       <w:pPr>
         <w:tabs>
           <w:tab w:val="left" w:pos="1701"/>
@@ -363,17 +363,17 @@
           <w:color w:val="000000"/>
           <w:kern w:val="0"/>
           <w:lang w:eastAsia="es-PE"/>
-          <w14:ligatures w14:val="none"/>
-        </w:rPr>
-      </w:pPr>
-      <w:r>
-        <w:rPr>
-          <w:rFonts w:ascii="Arial Narrow" w:eastAsia="Arial Narrow" w:hAnsi="Arial Narrow" w:cs="Arial Narrow"/>
-          <w:b/>
-          <w:color w:val="000000"/>
-          <w:kern w:val="0"/>
-          <w:lang w:eastAsia="es-PE"/>
-          <w14:ligatures w14:val="none"/>
+          <ns2:ligatures ns2:val="none"/>
+        </w:rPr>
+      </w:pPr>
+      <w:r>
+        <w:rPr>
+          <w:rFonts w:ascii="Arial Narrow" w:eastAsia="Arial Narrow" w:hAnsi="Arial Narrow" w:cs="Arial Narrow"/>
+          <w:b/>
+          <w:color w:val="000000"/>
+          <w:kern w:val="0"/>
+          <w:lang w:eastAsia="es-PE"/>
+          <ns2:ligatures ns2:val="none"/>
         </w:rPr>
         <w:tab/>
       </w:r>
@@ -384,7 +384,7 @@
           <w:color w:val="000000"/>
           <w:kern w:val="0"/>
           <w:lang w:eastAsia="es-PE"/>
-          <w14:ligatures w14:val="none"/>
+          <ns2:ligatures ns2:val="none"/>
         </w:rPr>
         <w:tab/>
       </w:r>
@@ -396,7 +396,7 @@
           <w:color w:val="000000"/>
           <w:kern w:val="0"/>
           <w:lang w:eastAsia="es-PE"/>
-          <w14:ligatures w14:val="none"/>
+          <ns2:ligatures ns2:val="none"/>
         </w:rPr>
         <w:t>PAC</w:t>
       </w:r>
@@ -407,7 +407,7 @@
           <w:color w:val="000000"/>
           <w:kern w:val="0"/>
           <w:lang w:eastAsia="es-PE"/>
-          <w14:ligatures w14:val="none"/>
+          <ns2:ligatures ns2:val="none"/>
         </w:rPr>
         <w:t>Í</w:t>
       </w:r>
@@ -418,7 +418,7 @@
           <w:color w:val="000000"/>
           <w:kern w:val="0"/>
           <w:lang w:eastAsia="es-PE"/>
-          <w14:ligatures w14:val="none"/>
+          <ns2:ligatures ns2:val="none"/>
         </w:rPr>
         <w:t>FICO COMPAÑ</w:t>
       </w:r>
@@ -429,7 +429,7 @@
           <w:color w:val="000000"/>
           <w:kern w:val="0"/>
           <w:lang w:eastAsia="es-PE"/>
-          <w14:ligatures w14:val="none"/>
+          <ns2:ligatures ns2:val="none"/>
         </w:rPr>
         <w:t>Í</w:t>
       </w:r>
@@ -440,7 +440,7 @@
           <w:color w:val="000000"/>
           <w:kern w:val="0"/>
           <w:lang w:eastAsia="es-PE"/>
-          <w14:ligatures w14:val="none"/>
+          <ns2:ligatures ns2:val="none"/>
         </w:rPr>
         <w:t xml:space="preserve">A DE SEGUROS Y REASEGUROS </w:t>
       </w:r>
@@ -451,7 +451,7 @@
           <w:color w:val="000000"/>
           <w:kern w:val="0"/>
           <w:lang w:eastAsia="es-PE"/>
-          <w14:ligatures w14:val="none"/>
+          <ns2:ligatures ns2:val="none"/>
         </w:rPr>
         <w:t>S.A.</w:t>
       </w:r>
@@ -462,7 +462,7 @@
           <w:color w:val="000000"/>
           <w:kern w:val="0"/>
           <w:lang w:eastAsia="es-PE"/>
-          <w14:ligatures w14:val="none"/>
+          <ns2:ligatures ns2:val="none"/>
         </w:rPr>
         <w:t xml:space="preserve"> </w:t>
       </w:r>
@@ -474,7 +474,7 @@
           <w:color w:val="000000"/>
           <w:kern w:val="0"/>
           <w:lang w:eastAsia="es-PE"/>
-          <w14:ligatures w14:val="none"/>
+          <ns2:ligatures ns2:val="none"/>
         </w:rPr>
         <w:t>(</w:t>
       </w:r>
@@ -485,7 +485,7 @@
           <w:color w:val="000000"/>
           <w:kern w:val="0"/>
           <w:lang w:eastAsia="es-PE"/>
-          <w14:ligatures w14:val="none"/>
+          <ns2:ligatures ns2:val="none"/>
         </w:rPr>
         <w:t>PACÍFICO</w:t>
       </w:r>
@@ -496,12 +496,12 @@
           <w:color w:val="000000"/>
           <w:kern w:val="0"/>
           <w:lang w:eastAsia="es-PE"/>
-          <w14:ligatures w14:val="none"/>
+          <ns2:ligatures ns2:val="none"/>
         </w:rPr>
         <w:t>)</w:t>
       </w:r>
     </w:p>
-    <w:p>
+    <w:p ns2:paraId="2500BC77" ns2:textId="77777777">
       <w:pPr>
         <w:tabs>
           <w:tab w:val="left" w:pos="1701"/>
@@ -516,17 +516,17 @@
           <w:color w:val="000000"/>
           <w:kern w:val="0"/>
           <w:lang w:eastAsia="es-PE"/>
-          <w14:ligatures w14:val="none"/>
-        </w:rPr>
-      </w:pPr>
-      <w:r>
-        <w:rPr>
-          <w:rFonts w:ascii="Arial Narrow" w:eastAsia="Arial Narrow" w:hAnsi="Arial Narrow" w:cs="Arial Narrow"/>
-          <w:b/>
-          <w:color w:val="000000"/>
-          <w:kern w:val="0"/>
-          <w:lang w:eastAsia="es-PE"/>
-          <w14:ligatures w14:val="none"/>
+          <ns2:ligatures ns2:val="none"/>
+        </w:rPr>
+      </w:pPr>
+      <w:r>
+        <w:rPr>
+          <w:rFonts w:ascii="Arial Narrow" w:eastAsia="Arial Narrow" w:hAnsi="Arial Narrow" w:cs="Arial Narrow"/>
+          <w:b/>
+          <w:color w:val="000000"/>
+          <w:kern w:val="0"/>
+          <w:lang w:eastAsia="es-PE"/>
+          <ns2:ligatures ns2:val="none"/>
         </w:rPr>
         <w:t>MATERIAS</w:t>
       </w:r>
@@ -537,7 +537,7 @@
           <w:color w:val="000000"/>
           <w:kern w:val="0"/>
           <w:lang w:eastAsia="es-PE"/>
-          <w14:ligatures w14:val="none"/>
+          <ns2:ligatures ns2:val="none"/>
         </w:rPr>
         <w:tab/>
         <w:t xml:space="preserve">: </w:t>
@@ -549,13 +549,13 @@
           <w:color w:val="000000"/>
           <w:kern w:val="0"/>
           <w:lang w:eastAsia="es-PE"/>
-          <w14:ligatures w14:val="none"/>
+          <ns2:ligatures ns2:val="none"/>
         </w:rPr>
         <w:tab/>
         <w:t>ADMISIÓN A TRÁMITE</w:t>
       </w:r>
     </w:p>
-    <w:p>
+    <w:p ns2:paraId="284AD768" ns2:textId="7828DE75">
       <w:pPr>
         <w:tabs>
           <w:tab w:val="left" w:pos="1701"/>
@@ -570,17 +570,17 @@
           <w:color w:val="000000"/>
           <w:kern w:val="0"/>
           <w:lang w:eastAsia="es-PE"/>
-          <w14:ligatures w14:val="none"/>
-        </w:rPr>
-      </w:pPr>
-      <w:r>
-        <w:rPr>
-          <w:rFonts w:ascii="Arial Narrow" w:eastAsia="Arial Narrow" w:hAnsi="Arial Narrow" w:cs="Arial Narrow"/>
-          <w:b/>
-          <w:color w:val="000000"/>
-          <w:kern w:val="0"/>
-          <w:lang w:eastAsia="es-PE"/>
-          <w14:ligatures w14:val="none"/>
+          <ns2:ligatures ns2:val="none"/>
+        </w:rPr>
+      </w:pPr>
+      <w:r>
+        <w:rPr>
+          <w:rFonts w:ascii="Arial Narrow" w:eastAsia="Arial Narrow" w:hAnsi="Arial Narrow" w:cs="Arial Narrow"/>
+          <w:b/>
+          <w:color w:val="000000"/>
+          <w:kern w:val="0"/>
+          <w:lang w:eastAsia="es-PE"/>
+          <ns2:ligatures ns2:val="none"/>
         </w:rPr>
         <w:t>REQUERIMIENTO DE INFORMACIÓN</w:t>
       </w:r>
@@ -591,12 +591,12 @@
           <w:color w:val="000000"/>
           <w:kern w:val="0"/>
           <w:lang w:eastAsia="es-PE"/>
-          <w14:ligatures w14:val="none"/>
+          <ns2:ligatures ns2:val="none"/>
         </w:rPr>
         <w:t xml:space="preserve"> </w:t>
       </w:r>
     </w:p>
-    <w:p>
+    <w:p ns2:paraId="5A3670C5" ns2:textId="747DAC03">
       <w:pPr>
         <w:tabs>
           <w:tab w:val="left" w:pos="1701"/>
@@ -610,17 +610,17 @@
           <w:color w:val="000000"/>
           <w:kern w:val="0"/>
           <w:lang w:eastAsia="es-PE"/>
-          <w14:ligatures w14:val="none"/>
-        </w:rPr>
-      </w:pPr>
-      <w:r>
-        <w:rPr>
-          <w:rFonts w:ascii="Arial Narrow" w:eastAsia="Arial Narrow" w:hAnsi="Arial Narrow" w:cs="Arial Narrow"/>
-          <w:b/>
-          <w:color w:val="000000"/>
-          <w:kern w:val="0"/>
-          <w:lang w:eastAsia="es-PE"/>
-          <w14:ligatures w14:val="none"/>
+          <ns2:ligatures ns2:val="none"/>
+        </w:rPr>
+      </w:pPr>
+      <w:r>
+        <w:rPr>
+          <w:rFonts w:ascii="Arial Narrow" w:eastAsia="Arial Narrow" w:hAnsi="Arial Narrow" w:cs="Arial Narrow"/>
+          <w:b/>
+          <w:color w:val="000000"/>
+          <w:kern w:val="0"/>
+          <w:lang w:eastAsia="es-PE"/>
+          <ns2:ligatures ns2:val="none"/>
         </w:rPr>
         <w:t xml:space="preserve">RESOLUCIÓN </w:t>
       </w:r>
@@ -631,7 +631,7 @@
           <w:color w:val="000000"/>
           <w:kern w:val="0"/>
           <w:lang w:eastAsia="es-PE"/>
-          <w14:ligatures w14:val="none"/>
+          <ns2:ligatures ns2:val="none"/>
         </w:rPr>
         <w:tab/>
         <w:t>:</w:t>
@@ -643,7 +643,7 @@
           <w:color w:val="000000"/>
           <w:kern w:val="0"/>
           <w:lang w:eastAsia="es-PE"/>
-          <w14:ligatures w14:val="none"/>
+          <ns2:ligatures ns2:val="none"/>
         </w:rPr>
         <w:tab/>
       </w:r>
@@ -654,12 +654,12 @@
           <w:color w:val="000000"/>
           <w:kern w:val="0"/>
           <w:lang w:eastAsia="es-PE"/>
-          <w14:ligatures w14:val="none"/>
+          <ns2:ligatures ns2:val="none"/>
         </w:rPr>
         <w:t>1</w:t>
       </w:r>
     </w:p>
-    <w:p>
+    <w:p ns2:paraId="7591140C" ns2:textId="77777777">
       <w:pPr>
         <w:tabs>
           <w:tab w:val="left" w:pos="1014"/>
@@ -672,11 +672,11 @@
           <w:kern w:val="0"/>
           <w:shd w:val="clear" w:color="auto" w:fill="FFFFFF"/>
           <w:lang w:eastAsia="es-PE"/>
-          <w14:ligatures w14:val="none"/>
-        </w:rPr>
-      </w:pPr>
-    </w:p>
-    <w:p>
+          <ns2:ligatures ns2:val="none"/>
+        </w:rPr>
+      </w:pPr>
+    </w:p>
+    <w:p ns2:paraId="59BB126F" ns2:textId="7E532286">
       <w:pPr>
         <w:tabs>
           <w:tab w:val="left" w:pos="1014"/>
@@ -689,7 +689,7 @@
           <w:kern w:val="0"/>
           <w:shd w:val="clear" w:color="auto" w:fill="FFFFFF"/>
           <w:lang w:eastAsia="es-PE"/>
-          <w14:ligatures w14:val="none"/>
+          <ns2:ligatures ns2:val="none"/>
         </w:rPr>
       </w:pPr>
       <w:r>
@@ -699,7 +699,7 @@
           <w:kern w:val="0"/>
           <w:shd w:val="clear" w:color="auto" w:fill="FFFFFF"/>
           <w:lang w:eastAsia="es-PE"/>
-          <w14:ligatures w14:val="none"/>
+          <ns2:ligatures ns2:val="none"/>
         </w:rPr>
         <w:t xml:space="preserve">Lima, </w:t>
       </w:r>
@@ -710,7 +710,7 @@
           <w:kern w:val="0"/>
           <w:shd w:val="clear" w:color="auto" w:fill="FFFFFF"/>
           <w:lang w:eastAsia="es-PE"/>
-          <w14:ligatures w14:val="none"/>
+          <ns2:ligatures ns2:val="none"/>
         </w:rPr>
         <w:t>13</w:t>
       </w:r>
@@ -721,7 +721,7 @@
           <w:kern w:val="0"/>
           <w:shd w:val="clear" w:color="auto" w:fill="FFFFFF"/>
           <w:lang w:eastAsia="es-PE"/>
-          <w14:ligatures w14:val="none"/>
+          <ns2:ligatures ns2:val="none"/>
         </w:rPr>
         <w:t xml:space="preserve"> de </w:t>
       </w:r>
@@ -732,7 +732,7 @@
           <w:kern w:val="0"/>
           <w:shd w:val="clear" w:color="auto" w:fill="FFFFFF"/>
           <w:lang w:eastAsia="es-PE"/>
-          <w14:ligatures w14:val="none"/>
+          <ns2:ligatures ns2:val="none"/>
         </w:rPr>
         <w:t>junio</w:t>
       </w:r>
@@ -743,7 +743,7 @@
           <w:kern w:val="0"/>
           <w:shd w:val="clear" w:color="auto" w:fill="FFFFFF"/>
           <w:lang w:eastAsia="es-PE"/>
-          <w14:ligatures w14:val="none"/>
+          <ns2:ligatures ns2:val="none"/>
         </w:rPr>
         <w:t xml:space="preserve"> de 202</w:t>
       </w:r>
@@ -754,12 +754,12 @@
           <w:kern w:val="0"/>
           <w:shd w:val="clear" w:color="auto" w:fill="FFFFFF"/>
           <w:lang w:eastAsia="es-PE"/>
-          <w14:ligatures w14:val="none"/>
+          <ns2:ligatures ns2:val="none"/>
         </w:rPr>
         <w:t>5</w:t>
       </w:r>
     </w:p>
-    <w:p>
+    <w:p ns2:paraId="78BF12C0" ns2:textId="77777777">
       <w:pPr>
         <w:tabs>
           <w:tab w:val="left" w:pos="1014"/>
@@ -771,11 +771,11 @@
           <w:color w:val="000000"/>
           <w:kern w:val="0"/>
           <w:lang w:eastAsia="es-PE"/>
-          <w14:ligatures w14:val="none"/>
-        </w:rPr>
-      </w:pPr>
-    </w:p>
-    <w:p>
+          <ns2:ligatures ns2:val="none"/>
+        </w:rPr>
+      </w:pPr>
+    </w:p>
+    <w:p ns2:paraId="553F3534" ns2:textId="77777777">
       <w:pPr>
         <w:numPr>
           <w:ilvl w:val="0"/>
@@ -789,22 +789,22 @@
           <w:color w:val="000000"/>
           <w:kern w:val="0"/>
           <w:lang w:eastAsia="es-PE"/>
-          <w14:ligatures w14:val="none"/>
-        </w:rPr>
-      </w:pPr>
-      <w:r>
-        <w:rPr>
-          <w:rFonts w:ascii="Arial Narrow" w:eastAsia="Arial Narrow" w:hAnsi="Arial Narrow" w:cs="Arial Narrow"/>
-          <w:b/>
-          <w:color w:val="000000"/>
-          <w:kern w:val="0"/>
-          <w:lang w:eastAsia="es-PE"/>
-          <w14:ligatures w14:val="none"/>
+          <ns2:ligatures ns2:val="none"/>
+        </w:rPr>
+      </w:pPr>
+      <w:r>
+        <w:rPr>
+          <w:rFonts w:ascii="Arial Narrow" w:eastAsia="Arial Narrow" w:hAnsi="Arial Narrow" w:cs="Arial Narrow"/>
+          <w:b/>
+          <w:color w:val="000000"/>
+          <w:kern w:val="0"/>
+          <w:lang w:eastAsia="es-PE"/>
+          <ns2:ligatures ns2:val="none"/>
         </w:rPr>
         <w:t xml:space="preserve">HECHOS </w:t>
       </w:r>
     </w:p>
-    <w:p>
+    <w:p ns2:paraId="74E8E3A1" ns2:textId="77777777">
       <w:pPr>
         <w:spacing w:after="0" w:line="240" w:lineRule="auto"/>
         <w:jc w:val="both"/>
@@ -813,11 +813,11 @@
           <w:color w:val="000000"/>
           <w:kern w:val="0"/>
           <w:lang w:eastAsia="es-PE"/>
-          <w14:ligatures w14:val="none"/>
-        </w:rPr>
-      </w:pPr>
-    </w:p>
-    <w:p>
+          <ns2:ligatures ns2:val="none"/>
+        </w:rPr>
+      </w:pPr>
+    </w:p>
+    <w:p ns2:paraId="25718C3B" ns2:textId="432BA9CD">
       <w:pPr>
         <w:numPr>
           <w:ilvl w:val="1"/>
@@ -831,7 +831,7 @@
           <w:color w:val="000000"/>
           <w:kern w:val="0"/>
           <w:lang w:val="es-ES" w:eastAsia="es-ES"/>
-          <w14:ligatures w14:val="none"/>
+          <ns2:ligatures ns2:val="none"/>
         </w:rPr>
       </w:pPr>
       <w:r>
@@ -840,7 +840,7 @@
           <w:color w:val="000000"/>
           <w:kern w:val="0"/>
           <w:lang w:val="es-ES" w:eastAsia="es-ES"/>
-          <w14:ligatures w14:val="none"/>
+          <ns2:ligatures ns2:val="none"/>
         </w:rPr>
         <w:t xml:space="preserve">Mediante la denuncia del 5 de mayo de 2025, complementado mediante escrito del 20 de mayo de 2025, la señora [APELLIDO] denunció a El Banco y Pacífico por presuntas infracciones a la Ley 29571, Código de Protección y Defensa del Consumidor (en adelante, Código), señalando lo siguiente:</w:t>
       </w:r>
@@ -850,7 +850,7 @@
           <w:color w:val="000000"/>
           <w:kern w:val="0"/>
           <w:lang w:val="es-ES" w:eastAsia="es-ES"/>
-          <w14:ligatures w14:val="none"/>
+          <ns2:ligatures ns2:val="none"/>
         </w:rPr>
         <w:t xml:space="preserve"/>
       </w:r>
@@ -860,7 +860,7 @@
           <w:color w:val="000000"/>
           <w:kern w:val="0"/>
           <w:lang w:val="es-ES" w:eastAsia="es-ES"/>
-          <w14:ligatures w14:val="none"/>
+          <ns2:ligatures ns2:val="none"/>
         </w:rPr>
         <w:t xml:space="preserve"/>
       </w:r>
@@ -870,7 +870,7 @@
           <w:color w:val="000000"/>
           <w:kern w:val="0"/>
           <w:lang w:val="es-ES" w:eastAsia="es-ES"/>
-          <w14:ligatures w14:val="none"/>
+          <ns2:ligatures ns2:val="none"/>
         </w:rPr>
         <w:t/>
       </w:r>
@@ -880,7 +880,7 @@
           <w:color w:val="000000"/>
           <w:kern w:val="0"/>
           <w:lang w:val="es-ES" w:eastAsia="es-ES"/>
-          <w14:ligatures w14:val="none"/>
+          <ns2:ligatures ns2:val="none"/>
         </w:rPr>
         <w:t xml:space="preserve"/>
       </w:r>
@@ -890,7 +890,7 @@
           <w:color w:val="000000"/>
           <w:kern w:val="0"/>
           <w:lang w:val="es-ES" w:eastAsia="es-ES"/>
-          <w14:ligatures w14:val="none"/>
+          <ns2:ligatures ns2:val="none"/>
         </w:rPr>
         <w:t/>
       </w:r>
@@ -900,7 +900,7 @@
           <w:color w:val="000000"/>
           <w:kern w:val="0"/>
           <w:lang w:val="es-ES" w:eastAsia="es-ES"/>
-          <w14:ligatures w14:val="none"/>
+          <ns2:ligatures ns2:val="none"/>
         </w:rPr>
         <w:t xml:space="preserve"/>
       </w:r>
@@ -910,7 +910,7 @@
           <w:color w:val="000000"/>
           <w:kern w:val="0"/>
           <w:lang w:val="es-ES" w:eastAsia="es-ES"/>
-          <w14:ligatures w14:val="none"/>
+          <ns2:ligatures ns2:val="none"/>
         </w:rPr>
         <w:t/>
       </w:r>
@@ -920,7 +920,7 @@
           <w:color w:val="000000"/>
           <w:kern w:val="0"/>
           <w:lang w:val="es-ES" w:eastAsia="es-ES"/>
-          <w14:ligatures w14:val="none"/>
+          <ns2:ligatures ns2:val="none"/>
         </w:rPr>
         <w:t xml:space="preserve"/>
       </w:r>
@@ -930,7 +930,7 @@
           <w:color w:val="000000"/>
           <w:kern w:val="0"/>
           <w:lang w:val="es-ES" w:eastAsia="es-ES"/>
-          <w14:ligatures w14:val="none"/>
+          <ns2:ligatures ns2:val="none"/>
         </w:rPr>
         <w:t/>
       </w:r>
@@ -940,7 +940,7 @@
           <w:color w:val="000000"/>
           <w:kern w:val="0"/>
           <w:lang w:val="es-ES" w:eastAsia="es-ES"/>
-          <w14:ligatures w14:val="none"/>
+          <ns2:ligatures ns2:val="none"/>
         </w:rPr>
         <w:t xml:space="preserve"/>
       </w:r>
@@ -950,7 +950,7 @@
           <w:color w:val="000000"/>
           <w:kern w:val="0"/>
           <w:lang w:val="es-ES" w:eastAsia="es-ES"/>
-          <w14:ligatures w14:val="none"/>
+          <ns2:ligatures ns2:val="none"/>
         </w:rPr>
         <w:t/>
       </w:r>
@@ -958,7 +958,7 @@
         <w:rPr>
           <w:rFonts w:ascii="Arial Narrow" w:eastAsia="Calibri" w:hAnsi="Arial Narrow" w:cs="Arial"/>
           <w:kern w:val="0"/>
-          <w14:ligatures w14:val="none"/>
+          <ns2:ligatures ns2:val="none"/>
         </w:rPr>
         <w:t xml:space="preserve"/>
       </w:r>
@@ -966,7 +966,7 @@
         <w:rPr>
           <w:rFonts w:ascii="Arial Narrow" w:eastAsia="Calibri" w:hAnsi="Arial Narrow" w:cs="Arial"/>
           <w:kern w:val="0"/>
-          <w14:ligatures w14:val="none"/>
+          <ns2:ligatures ns2:val="none"/>
         </w:rPr>
         <w:t/>
       </w:r>
@@ -974,7 +974,7 @@
         <w:rPr>
           <w:rFonts w:ascii="Arial Narrow" w:eastAsia="Calibri" w:hAnsi="Arial Narrow" w:cs="Arial"/>
           <w:kern w:val="0"/>
-          <w14:ligatures w14:val="none"/>
+          <ns2:ligatures ns2:val="none"/>
         </w:rPr>
         <w:t xml:space="preserve"/>
       </w:r>
@@ -982,7 +982,7 @@
         <w:rPr>
           <w:rFonts w:ascii="Arial Narrow" w:eastAsia="Calibri" w:hAnsi="Arial Narrow" w:cs="Arial"/>
           <w:kern w:val="0"/>
-          <w14:ligatures w14:val="none"/>
+          <ns2:ligatures ns2:val="none"/>
         </w:rPr>
         <w:t/>
       </w:r>
@@ -990,7 +990,7 @@
         <w:rPr>
           <w:rFonts w:ascii="Arial Narrow" w:eastAsia="Calibri" w:hAnsi="Arial Narrow" w:cs="Arial"/>
           <w:kern w:val="0"/>
-          <w14:ligatures w14:val="none"/>
+          <ns2:ligatures ns2:val="none"/>
         </w:rPr>
         <w:t/>
       </w:r>
@@ -998,7 +998,7 @@
         <w:rPr>
           <w:rFonts w:ascii="Arial Narrow" w:eastAsia="Calibri" w:hAnsi="Arial Narrow" w:cs="Arial"/>
           <w:kern w:val="0"/>
-          <w14:ligatures w14:val="none"/>
+          <ns2:ligatures ns2:val="none"/>
         </w:rPr>
         <w:t xml:space="preserve"/>
       </w:r>
@@ -1006,7 +1006,7 @@
         <w:rPr>
           <w:rFonts w:ascii="Arial Narrow" w:eastAsia="Calibri" w:hAnsi="Arial Narrow" w:cs="Arial"/>
           <w:kern w:val="0"/>
-          <w14:ligatures w14:val="none"/>
+          <ns2:ligatures ns2:val="none"/>
         </w:rPr>
         <w:t/>
       </w:r>
@@ -1016,7 +1016,7 @@
           <w:rFonts w:ascii="Arial Narrow" w:eastAsia="Arial Narrow" w:hAnsi="Arial Narrow" w:cs="Arial Narrow"/>
           <w:kern w:val="0"/>
           <w:vertAlign w:val="superscript"/>
-          <w14:ligatures w14:val="none"/>
+          <ns2:ligatures ns2:val="none"/>
         </w:rPr>
         <w:footnoteReference w:id="1"/>
       </w:r>
@@ -1024,7 +1024,7 @@
         <w:rPr>
           <w:rFonts w:ascii="Arial Narrow" w:eastAsia="Calibri" w:hAnsi="Arial Narrow" w:cs="Arial"/>
           <w:kern w:val="0"/>
-          <w14:ligatures w14:val="none"/>
+          <ns2:ligatures ns2:val="none"/>
         </w:rPr>
         <w:t xml:space="preserve"/>
       </w:r>
@@ -1032,7 +1032,7 @@
         <w:rPr>
           <w:rFonts w:ascii="Arial Narrow" w:eastAsia="Calibri" w:hAnsi="Arial Narrow" w:cs="Arial"/>
           <w:kern w:val="0"/>
-          <w14:ligatures w14:val="none"/>
+          <ns2:ligatures ns2:val="none"/>
         </w:rPr>
         <w:t/>
       </w:r>
@@ -1042,7 +1042,7 @@
           <w:color w:val="000000"/>
           <w:kern w:val="0"/>
           <w:lang w:val="es-ES" w:eastAsia="es-ES"/>
-          <w14:ligatures w14:val="none"/>
+          <ns2:ligatures ns2:val="none"/>
         </w:rPr>
         <w:t xml:space="preserve"/>
       </w:r>
@@ -1052,7 +1052,7 @@
           <w:color w:val="000000"/>
           <w:kern w:val="0"/>
           <w:lang w:val="es-ES" w:eastAsia="es-ES"/>
-          <w14:ligatures w14:val="none"/>
+          <ns2:ligatures ns2:val="none"/>
         </w:rPr>
         <w:t xml:space="preserve"/>
       </w:r>
@@ -1062,7 +1062,7 @@
           <w:color w:val="000000"/>
           <w:kern w:val="0"/>
           <w:lang w:val="es-ES" w:eastAsia="es-ES"/>
-          <w14:ligatures w14:val="none"/>
+          <ns2:ligatures ns2:val="none"/>
         </w:rPr>
         <w:t xml:space="preserve"/>
       </w:r>
@@ -1072,7 +1072,7 @@
           <w:color w:val="000000"/>
           <w:kern w:val="0"/>
           <w:lang w:val="es-ES" w:eastAsia="es-ES"/>
-          <w14:ligatures w14:val="none"/>
+          <ns2:ligatures ns2:val="none"/>
         </w:rPr>
         <w:t xml:space="preserve"/>
       </w:r>
@@ -1082,7 +1082,7 @@
           <w:color w:val="000000"/>
           <w:kern w:val="0"/>
           <w:lang w:val="es-ES" w:eastAsia="es-ES"/>
-          <w14:ligatures w14:val="none"/>
+          <ns2:ligatures ns2:val="none"/>
         </w:rPr>
         <w:t xml:space="preserve"/>
       </w:r>
@@ -1092,7 +1092,7 @@
           <w:color w:val="000000"/>
           <w:kern w:val="0"/>
           <w:lang w:val="es-ES" w:eastAsia="es-ES"/>
-          <w14:ligatures w14:val="none"/>
+          <ns2:ligatures ns2:val="none"/>
         </w:rPr>
         <w:t/>
       </w:r>
@@ -1104,7 +1104,7 @@
           <w:kern w:val="0"/>
           <w:vertAlign w:val="superscript"/>
           <w:lang w:val="es-ES" w:eastAsia="es-ES"/>
-          <w14:ligatures w14:val="none"/>
+          <ns2:ligatures ns2:val="none"/>
         </w:rPr>
         <w:footnoteReference w:id="2"/>
       </w:r>
@@ -1114,7 +1114,7 @@
           <w:color w:val="000000"/>
           <w:kern w:val="0"/>
           <w:lang w:val="es-ES" w:eastAsia="es-ES"/>
-          <w14:ligatures w14:val="none"/>
+          <ns2:ligatures ns2:val="none"/>
         </w:rPr>
         <w:t xml:space="preserve"/>
       </w:r>
@@ -1125,12 +1125,12 @@
           <w:color w:val="000000"/>
           <w:kern w:val="0"/>
           <w:lang w:val="es-ES" w:eastAsia="es-ES"/>
-          <w14:ligatures w14:val="none"/>
+          <ns2:ligatures ns2:val="none"/>
         </w:rPr>
         <w:t/>
       </w:r>
     </w:p>
-    <w:p>
+    <w:p ns2:paraId="101D66EA" ns2:textId="77777777">
       <w:pPr>
         <w:tabs>
           <w:tab w:val="left" w:pos="1134"/>
@@ -1142,11 +1142,11 @@
           <w:color w:val="000000"/>
           <w:kern w:val="0"/>
           <w:lang w:val="es-ES" w:eastAsia="es-ES"/>
-          <w14:ligatures w14:val="none"/>
-        </w:rPr>
-      </w:pPr>
-    </w:p>
-    <w:p>
+          <ns2:ligatures ns2:val="none"/>
+        </w:rPr>
+      </w:pPr>
+    </w:p>
+    <w:p ns2:paraId="05A7BB79" ns2:textId="088FF52D">
       <w:pPr>
         <w:pStyle w:val="Prrafodelista"/>
         <w:numPr>
@@ -1164,7 +1164,7 @@
           <w:color w:val="000000"/>
           <w:kern w:val="0"/>
           <w:lang w:eastAsia="es-ES"/>
-          <w14:ligatures w14:val="none"/>
+          <ns2:ligatures ns2:val="none"/>
         </w:rPr>
       </w:pPr>
       <w:r>
@@ -1173,7 +1173,7 @@
           <w:color w:val="000000"/>
           <w:kern w:val="0"/>
           <w:lang w:eastAsia="es-ES"/>
-          <w14:ligatures w14:val="none"/>
+          <ns2:ligatures ns2:val="none"/>
         </w:rPr>
         <w:t xml:space="preserve">El 24 de octubre de 2012, celebró en conjunto con el señor [APELLIDO] , en calidad de sociedad conyugal, un contrato de Crédito Hipotecario con el Banco, a efectos de adquirir la propiedad de un inmueble y tres bienes adicionales. El crédito hipotecario se contrató con el Seguro de Desgravamen - Póliza 139853 Desgravamen (en adelante, “Seguro de Desgravamen”) con Pacífico, manteniéndose los pagos al día hasta noviembre de 2024.</w:t>
       </w:r>
@@ -1183,7 +1183,7 @@
           <w:color w:val="000000"/>
           <w:kern w:val="0"/>
           <w:lang w:eastAsia="es-ES"/>
-          <w14:ligatures w14:val="none"/>
+          <ns2:ligatures ns2:val="none"/>
         </w:rPr>
         <w:t xml:space="preserve"/>
       </w:r>
@@ -1193,7 +1193,7 @@
           <w:color w:val="000000"/>
           <w:kern w:val="0"/>
           <w:lang w:eastAsia="es-ES"/>
-          <w14:ligatures w14:val="none"/>
+          <ns2:ligatures ns2:val="none"/>
         </w:rPr>
         <w:t/>
       </w:r>
@@ -1203,7 +1203,7 @@
           <w:color w:val="000000"/>
           <w:kern w:val="0"/>
           <w:lang w:eastAsia="es-ES"/>
-          <w14:ligatures w14:val="none"/>
+          <ns2:ligatures ns2:val="none"/>
         </w:rPr>
         <w:t xml:space="preserve"/>
       </w:r>
@@ -1213,7 +1213,7 @@
           <w:color w:val="000000"/>
           <w:kern w:val="0"/>
           <w:lang w:eastAsia="es-ES"/>
-          <w14:ligatures w14:val="none"/>
+          <ns2:ligatures ns2:val="none"/>
         </w:rPr>
         <w:t xml:space="preserve"/>
       </w:r>
@@ -1223,7 +1223,7 @@
           <w:color w:val="000000"/>
           <w:kern w:val="0"/>
           <w:lang w:eastAsia="es-ES"/>
-          <w14:ligatures w14:val="none"/>
+          <ns2:ligatures ns2:val="none"/>
         </w:rPr>
         <w:t/>
       </w:r>
@@ -1233,7 +1233,7 @@
           <w:color w:val="000000"/>
           <w:kern w:val="0"/>
           <w:lang w:eastAsia="es-ES"/>
-          <w14:ligatures w14:val="none"/>
+          <ns2:ligatures ns2:val="none"/>
         </w:rPr>
         <w:t/>
       </w:r>
@@ -1243,7 +1243,7 @@
           <w:color w:val="000000"/>
           <w:kern w:val="0"/>
           <w:lang w:eastAsia="es-ES"/>
-          <w14:ligatures w14:val="none"/>
+          <ns2:ligatures ns2:val="none"/>
         </w:rPr>
         <w:t xml:space="preserve"/>
       </w:r>
@@ -1253,7 +1253,7 @@
           <w:color w:val="000000"/>
           <w:kern w:val="0"/>
           <w:lang w:eastAsia="es-ES"/>
-          <w14:ligatures w14:val="none"/>
+          <ns2:ligatures ns2:val="none"/>
         </w:rPr>
         <w:t xml:space="preserve"/>
       </w:r>
@@ -1263,7 +1263,7 @@
           <w:color w:val="000000"/>
           <w:kern w:val="0"/>
           <w:lang w:eastAsia="es-ES"/>
-          <w14:ligatures w14:val="none"/>
+          <ns2:ligatures ns2:val="none"/>
         </w:rPr>
         <w:t/>
       </w:r>
@@ -1273,7 +1273,7 @@
           <w:color w:val="000000"/>
           <w:kern w:val="0"/>
           <w:lang w:eastAsia="es-ES"/>
-          <w14:ligatures w14:val="none"/>
+          <ns2:ligatures ns2:val="none"/>
         </w:rPr>
         <w:t xml:space="preserve"/>
       </w:r>
@@ -1283,7 +1283,7 @@
           <w:color w:val="000000"/>
           <w:kern w:val="0"/>
           <w:lang w:eastAsia="es-ES"/>
-          <w14:ligatures w14:val="none"/>
+          <ns2:ligatures ns2:val="none"/>
         </w:rPr>
         <w:t/>
       </w:r>
@@ -1293,7 +1293,7 @@
           <w:color w:val="000000"/>
           <w:kern w:val="0"/>
           <w:lang w:eastAsia="es-ES"/>
-          <w14:ligatures w14:val="none"/>
+          <ns2:ligatures ns2:val="none"/>
         </w:rPr>
         <w:t xml:space="preserve"/>
       </w:r>
@@ -1303,7 +1303,7 @@
           <w:color w:val="000000"/>
           <w:kern w:val="0"/>
           <w:lang w:eastAsia="es-ES"/>
-          <w14:ligatures w14:val="none"/>
+          <ns2:ligatures ns2:val="none"/>
         </w:rPr>
         <w:t xml:space="preserve"/>
       </w:r>
@@ -1313,7 +1313,7 @@
           <w:color w:val="000000"/>
           <w:kern w:val="0"/>
           <w:lang w:eastAsia="es-ES"/>
-          <w14:ligatures w14:val="none"/>
+          <ns2:ligatures ns2:val="none"/>
         </w:rPr>
         <w:t xml:space="preserve"/>
       </w:r>
@@ -1323,7 +1323,7 @@
           <w:color w:val="000000"/>
           <w:kern w:val="0"/>
           <w:lang w:eastAsia="es-ES"/>
-          <w14:ligatures w14:val="none"/>
+          <ns2:ligatures ns2:val="none"/>
         </w:rPr>
         <w:t/>
       </w:r>
@@ -1333,7 +1333,7 @@
           <w:color w:val="000000"/>
           <w:kern w:val="0"/>
           <w:lang w:eastAsia="es-ES"/>
-          <w14:ligatures w14:val="none"/>
+          <ns2:ligatures ns2:val="none"/>
         </w:rPr>
         <w:t xml:space="preserve"/>
       </w:r>
@@ -1343,7 +1343,7 @@
           <w:color w:val="000000"/>
           <w:kern w:val="0"/>
           <w:lang w:eastAsia="es-ES"/>
-          <w14:ligatures w14:val="none"/>
+          <ns2:ligatures ns2:val="none"/>
         </w:rPr>
         <w:t xml:space="preserve"/>
       </w:r>
@@ -1353,12 +1353,12 @@
           <w:color w:val="000000"/>
           <w:kern w:val="0"/>
           <w:lang w:eastAsia="es-ES"/>
-          <w14:ligatures w14:val="none"/>
+          <ns2:ligatures ns2:val="none"/>
         </w:rPr>
         <w:t/>
       </w:r>
     </w:p>
-    <w:p>
+    <w:p ns2:paraId="4F73D135" ns2:textId="77777777">
       <w:pPr>
         <w:pStyle w:val="Prrafodelista"/>
         <w:spacing w:after="0" w:line="240" w:lineRule="auto"/>
@@ -1369,11 +1369,11 @@
           <w:color w:val="000000"/>
           <w:kern w:val="0"/>
           <w:lang w:eastAsia="es-ES"/>
-          <w14:ligatures w14:val="none"/>
-        </w:rPr>
-      </w:pPr>
-    </w:p>
-    <w:p>
+          <ns2:ligatures ns2:val="none"/>
+        </w:rPr>
+      </w:pPr>
+    </w:p>
+    <w:p ns2:paraId="0ECFBE71" ns2:textId="1A5D3BD0">
       <w:pPr>
         <w:pStyle w:val="Prrafodelista"/>
         <w:numPr>
@@ -1391,7 +1391,7 @@
           <w:color w:val="000000"/>
           <w:kern w:val="0"/>
           <w:lang w:eastAsia="es-ES"/>
-          <w14:ligatures w14:val="none"/>
+          <ns2:ligatures ns2:val="none"/>
         </w:rPr>
       </w:pPr>
       <w:r>
@@ -1400,7 +1400,7 @@
           <w:color w:val="000000"/>
           <w:kern w:val="0"/>
           <w:lang w:eastAsia="es-ES"/>
-          <w14:ligatures w14:val="none"/>
+          <ns2:ligatures ns2:val="none"/>
         </w:rPr>
         <w:t xml:space="preserve">El 30 de diciembre de 2023, falleció Eduardo Quirós Puertas en el Estado de Florida, Estados Unidos, a consecuencia de un infarto fulminante, hecho que fue comunicado de inmediato al </w:t>
       </w:r>
@@ -1410,7 +1410,7 @@
           <w:color w:val="000000"/>
           <w:kern w:val="0"/>
           <w:lang w:eastAsia="es-ES"/>
-          <w14:ligatures w14:val="none"/>
+          <ns2:ligatures ns2:val="none"/>
         </w:rPr>
         <w:t>Banco</w:t>
       </w:r>
@@ -1420,12 +1420,12 @@
           <w:color w:val="000000"/>
           <w:kern w:val="0"/>
           <w:lang w:eastAsia="es-ES"/>
-          <w14:ligatures w14:val="none"/>
+          <ns2:ligatures ns2:val="none"/>
         </w:rPr>
         <w:t>, adjuntando el Certificado de Defunción emitido en dicho país, con la finalidad de activar el Seguro de Desgravamen contratado.</w:t>
       </w:r>
     </w:p>
-    <w:p>
+    <w:p ns2:paraId="7F752C18" ns2:textId="77777777">
       <w:pPr>
         <w:pStyle w:val="Prrafodelista"/>
         <w:spacing w:after="0"/>
@@ -1436,11 +1436,11 @@
           <w:color w:val="000000"/>
           <w:kern w:val="0"/>
           <w:lang w:eastAsia="es-ES"/>
-          <w14:ligatures w14:val="none"/>
-        </w:rPr>
-      </w:pPr>
-    </w:p>
-    <w:p>
+          <ns2:ligatures ns2:val="none"/>
+        </w:rPr>
+      </w:pPr>
+    </w:p>
+    <w:p ns2:paraId="52C9B257" ns2:textId="181D2432">
       <w:pPr>
         <w:pStyle w:val="Prrafodelista"/>
         <w:numPr>
@@ -1458,7 +1458,7 @@
           <w:color w:val="000000"/>
           <w:kern w:val="0"/>
           <w:lang w:eastAsia="es-ES"/>
-          <w14:ligatures w14:val="none"/>
+          <ns2:ligatures ns2:val="none"/>
         </w:rPr>
       </w:pPr>
       <w:r>
@@ -1467,7 +1467,7 @@
           <w:color w:val="000000"/>
           <w:kern w:val="0"/>
           <w:lang w:eastAsia="es-ES"/>
-          <w14:ligatures w14:val="none"/>
+          <ns2:ligatures ns2:val="none"/>
         </w:rPr>
         <w:t xml:space="preserve">El 10 de junio de 2024, el Consulado del Perú en Miami, Estados Unidos, inscribió el Acta de Defunción del referido titular en el Registro Nacional de Identificación y Estado Civil (RENIEC), documento que fue requerido por el </w:t>
       </w:r>
@@ -1477,7 +1477,7 @@
           <w:color w:val="000000"/>
           <w:kern w:val="0"/>
           <w:lang w:eastAsia="es-ES"/>
-          <w14:ligatures w14:val="none"/>
+          <ns2:ligatures ns2:val="none"/>
         </w:rPr>
         <w:t>Banco</w:t>
       </w:r>
@@ -1487,7 +1487,7 @@
           <w:color w:val="000000"/>
           <w:kern w:val="0"/>
           <w:lang w:eastAsia="es-ES"/>
-          <w14:ligatures w14:val="none"/>
+          <ns2:ligatures ns2:val="none"/>
         </w:rPr>
         <w:t xml:space="preserve"> para iniciar la </w:t>
       </w:r>
@@ -1497,7 +1497,7 @@
           <w:color w:val="000000"/>
           <w:kern w:val="0"/>
           <w:lang w:eastAsia="es-ES"/>
-          <w14:ligatures w14:val="none"/>
+          <ns2:ligatures ns2:val="none"/>
         </w:rPr>
         <w:t>activación de la cobertura</w:t>
       </w:r>
@@ -1507,12 +1507,12 @@
           <w:color w:val="000000"/>
           <w:kern w:val="0"/>
           <w:lang w:eastAsia="es-ES"/>
-          <w14:ligatures w14:val="none"/>
+          <ns2:ligatures ns2:val="none"/>
         </w:rPr>
         <w:t xml:space="preserve"> del Seguro de Desgravamen.</w:t>
       </w:r>
     </w:p>
-    <w:p>
+    <w:p ns2:paraId="7A36E872" ns2:textId="77777777">
       <w:pPr>
         <w:pStyle w:val="Prrafodelista"/>
         <w:spacing w:after="0"/>
@@ -1523,11 +1523,11 @@
           <w:color w:val="000000"/>
           <w:kern w:val="0"/>
           <w:lang w:eastAsia="es-ES"/>
-          <w14:ligatures w14:val="none"/>
-        </w:rPr>
-      </w:pPr>
-    </w:p>
-    <w:p>
+          <ns2:ligatures ns2:val="none"/>
+        </w:rPr>
+      </w:pPr>
+    </w:p>
+    <w:p ns2:paraId="1E50332A" ns2:textId="0D7E9B85">
       <w:pPr>
         <w:pStyle w:val="Prrafodelista"/>
         <w:numPr>
@@ -1545,7 +1545,7 @@
           <w:color w:val="000000"/>
           <w:kern w:val="0"/>
           <w:lang w:eastAsia="es-ES"/>
-          <w14:ligatures w14:val="none"/>
+          <ns2:ligatures ns2:val="none"/>
         </w:rPr>
       </w:pPr>
       <w:r>
@@ -1554,7 +1554,7 @@
           <w:color w:val="000000"/>
           <w:kern w:val="0"/>
           <w:lang w:eastAsia="es-ES"/>
-          <w14:ligatures w14:val="none"/>
+          <ns2:ligatures ns2:val="none"/>
         </w:rPr>
         <w:t xml:space="preserve">El 2 de agosto de 2024, </w:t>
       </w:r>
@@ -1564,7 +1564,7 @@
           <w:color w:val="000000"/>
           <w:kern w:val="0"/>
           <w:lang w:eastAsia="es-ES"/>
-          <w14:ligatures w14:val="none"/>
+          <ns2:ligatures ns2:val="none"/>
         </w:rPr>
         <w:t>presentó</w:t>
       </w:r>
@@ -1574,7 +1574,7 @@
           <w:color w:val="000000"/>
           <w:kern w:val="0"/>
           <w:lang w:eastAsia="es-ES"/>
-          <w14:ligatures w14:val="none"/>
+          <ns2:ligatures ns2:val="none"/>
         </w:rPr>
         <w:t xml:space="preserve"> la solicitud C30905311 ante el </w:t>
       </w:r>
@@ -1584,7 +1584,7 @@
           <w:color w:val="000000"/>
           <w:kern w:val="0"/>
           <w:lang w:eastAsia="es-ES"/>
-          <w14:ligatures w14:val="none"/>
+          <ns2:ligatures ns2:val="none"/>
         </w:rPr>
         <w:t>Banco</w:t>
       </w:r>
@@ -1594,7 +1594,7 @@
           <w:color w:val="000000"/>
           <w:kern w:val="0"/>
           <w:lang w:eastAsia="es-ES"/>
-          <w14:ligatures w14:val="none"/>
+          <ns2:ligatures ns2:val="none"/>
         </w:rPr>
         <w:t xml:space="preserve"> para que se active el Seguro de Desgravamen correspondiente al crédito hipotecario.</w:t>
       </w:r>
@@ -1604,7 +1604,7 @@
           <w:color w:val="000000"/>
           <w:kern w:val="0"/>
           <w:lang w:eastAsia="es-ES"/>
-          <w14:ligatures w14:val="none"/>
+          <ns2:ligatures ns2:val="none"/>
         </w:rPr>
         <w:t xml:space="preserve"> </w:t>
       </w:r>
@@ -1614,7 +1614,7 @@
           <w:color w:val="000000"/>
           <w:kern w:val="0"/>
           <w:lang w:eastAsia="es-ES"/>
-          <w14:ligatures w14:val="none"/>
+          <ns2:ligatures ns2:val="none"/>
         </w:rPr>
         <w:t xml:space="preserve">Sin embargo, a pesar del fallecimiento, la entidad </w:t>
       </w:r>
@@ -1624,7 +1624,7 @@
           <w:color w:val="000000"/>
           <w:kern w:val="0"/>
           <w:lang w:eastAsia="es-ES"/>
-          <w14:ligatures w14:val="none"/>
+          <ns2:ligatures ns2:val="none"/>
         </w:rPr>
         <w:t xml:space="preserve">bancaria </w:t>
       </w:r>
@@ -1634,12 +1634,12 @@
           <w:color w:val="000000"/>
           <w:kern w:val="0"/>
           <w:lang w:eastAsia="es-ES"/>
-          <w14:ligatures w14:val="none"/>
+          <ns2:ligatures ns2:val="none"/>
         </w:rPr>
         <w:t>continuó exigiendo el pago de las cuotas, situación que debería estar cubierta por dicho seguro.</w:t>
       </w:r>
     </w:p>
-    <w:p>
+    <w:p ns2:paraId="011B95B5" ns2:textId="77777777">
       <w:pPr>
         <w:spacing w:after="0"/>
         <w:jc w:val="both"/>
@@ -1648,11 +1648,11 @@
           <w:color w:val="000000"/>
           <w:kern w:val="0"/>
           <w:lang w:eastAsia="es-ES"/>
-          <w14:ligatures w14:val="none"/>
-        </w:rPr>
-      </w:pPr>
-    </w:p>
-    <w:p>
+          <ns2:ligatures ns2:val="none"/>
+        </w:rPr>
+      </w:pPr>
+    </w:p>
+    <w:p ns2:paraId="6B1908CC" ns2:textId="5D97B83C">
       <w:pPr>
         <w:pStyle w:val="Prrafodelista"/>
         <w:numPr>
@@ -1670,7 +1670,7 @@
           <w:color w:val="000000"/>
           <w:kern w:val="0"/>
           <w:lang w:eastAsia="es-ES"/>
-          <w14:ligatures w14:val="none"/>
+          <ns2:ligatures ns2:val="none"/>
         </w:rPr>
       </w:pPr>
       <w:r>
@@ -1679,7 +1679,7 @@
           <w:color w:val="000000"/>
           <w:kern w:val="0"/>
           <w:lang w:eastAsia="es-ES"/>
-          <w14:ligatures w14:val="none"/>
+          <ns2:ligatures ns2:val="none"/>
         </w:rPr>
         <w:t xml:space="preserve">El 4 de marzo de 2025, </w:t>
       </w:r>
@@ -1689,7 +1689,7 @@
           <w:color w:val="000000"/>
           <w:kern w:val="0"/>
           <w:lang w:eastAsia="es-ES"/>
-          <w14:ligatures w14:val="none"/>
+          <ns2:ligatures ns2:val="none"/>
         </w:rPr>
         <w:t>el</w:t>
       </w:r>
@@ -1699,7 +1699,7 @@
           <w:color w:val="000000"/>
           <w:kern w:val="0"/>
           <w:lang w:eastAsia="es-ES"/>
-          <w14:ligatures w14:val="none"/>
+          <ns2:ligatures ns2:val="none"/>
         </w:rPr>
         <w:t xml:space="preserve"> </w:t>
       </w:r>
@@ -1709,7 +1709,7 @@
           <w:color w:val="000000"/>
           <w:kern w:val="0"/>
           <w:lang w:eastAsia="es-ES"/>
-          <w14:ligatures w14:val="none"/>
+          <ns2:ligatures ns2:val="none"/>
         </w:rPr>
         <w:t xml:space="preserve">Banco le </w:t>
       </w:r>
@@ -1719,7 +1719,7 @@
           <w:color w:val="000000"/>
           <w:kern w:val="0"/>
           <w:lang w:eastAsia="es-ES"/>
-          <w14:ligatures w14:val="none"/>
+          <ns2:ligatures ns2:val="none"/>
         </w:rPr>
         <w:t>informó mediante correo electrónico que procedía a gestionar ante el área respectiva la solicitud de activación del Seguro de Desgravamen</w:t>
       </w:r>
@@ -1729,7 +1729,7 @@
           <w:color w:val="000000"/>
           <w:kern w:val="0"/>
           <w:lang w:eastAsia="es-ES"/>
-          <w14:ligatures w14:val="none"/>
+          <ns2:ligatures ns2:val="none"/>
         </w:rPr>
         <w:t xml:space="preserve">, </w:t>
       </w:r>
@@ -1739,7 +1739,7 @@
           <w:color w:val="000000"/>
           <w:kern w:val="0"/>
           <w:lang w:eastAsia="es-ES"/>
-          <w14:ligatures w14:val="none"/>
+          <ns2:ligatures ns2:val="none"/>
         </w:rPr>
         <w:t xml:space="preserve">sin que hasta esa fecha </w:t>
       </w:r>
@@ -1749,7 +1749,7 @@
           <w:color w:val="000000"/>
           <w:kern w:val="0"/>
           <w:lang w:eastAsia="es-ES"/>
-          <w14:ligatures w14:val="none"/>
+          <ns2:ligatures ns2:val="none"/>
         </w:rPr>
         <w:t xml:space="preserve">de </w:t>
       </w:r>
@@ -1759,7 +1759,7 @@
           <w:color w:val="000000"/>
           <w:kern w:val="0"/>
           <w:lang w:eastAsia="es-ES"/>
-          <w14:ligatures w14:val="none"/>
+          <ns2:ligatures ns2:val="none"/>
         </w:rPr>
         <w:t xml:space="preserve">la presentación de su denuncia </w:t>
       </w:r>
@@ -1769,7 +1769,7 @@
           <w:color w:val="000000"/>
           <w:kern w:val="0"/>
           <w:lang w:eastAsia="es-ES"/>
-          <w14:ligatures w14:val="none"/>
+          <ns2:ligatures ns2:val="none"/>
         </w:rPr>
         <w:t>se haya obtenido respuesta alguna</w:t>
       </w:r>
@@ -1779,12 +1779,12 @@
           <w:color w:val="000000"/>
           <w:kern w:val="0"/>
           <w:lang w:eastAsia="es-ES"/>
-          <w14:ligatures w14:val="none"/>
+          <ns2:ligatures ns2:val="none"/>
         </w:rPr>
         <w:t>.</w:t>
       </w:r>
     </w:p>
-    <w:p>
+    <w:p ns2:paraId="1F2770F6" ns2:textId="77777777">
       <w:pPr>
         <w:pStyle w:val="Prrafodelista"/>
         <w:spacing w:after="0"/>
@@ -1795,11 +1795,11 @@
           <w:color w:val="000000"/>
           <w:kern w:val="0"/>
           <w:lang w:eastAsia="es-ES"/>
-          <w14:ligatures w14:val="none"/>
-        </w:rPr>
-      </w:pPr>
-    </w:p>
-    <w:p>
+          <ns2:ligatures ns2:val="none"/>
+        </w:rPr>
+      </w:pPr>
+    </w:p>
+    <w:p ns2:paraId="2873B1B0" ns2:textId="13DC03F3">
       <w:pPr>
         <w:pStyle w:val="Prrafodelista"/>
         <w:numPr>
@@ -1817,7 +1817,7 @@
           <w:color w:val="000000"/>
           <w:kern w:val="0"/>
           <w:lang w:eastAsia="es-ES"/>
-          <w14:ligatures w14:val="none"/>
+          <ns2:ligatures ns2:val="none"/>
         </w:rPr>
       </w:pPr>
       <w:r>
@@ -1826,7 +1826,7 @@
           <w:color w:val="000000"/>
           <w:kern w:val="0"/>
           <w:lang w:eastAsia="es-ES"/>
-          <w14:ligatures w14:val="none"/>
+          <ns2:ligatures ns2:val="none"/>
         </w:rPr>
         <w:t>El</w:t>
       </w:r>
@@ -1836,7 +1836,7 @@
           <w:color w:val="000000"/>
           <w:kern w:val="0"/>
           <w:lang w:eastAsia="es-ES"/>
-          <w14:ligatures w14:val="none"/>
+          <ns2:ligatures ns2:val="none"/>
         </w:rPr>
         <w:t xml:space="preserve"> 20 de marzo de 2025, </w:t>
       </w:r>
@@ -1846,7 +1846,7 @@
           <w:color w:val="000000"/>
           <w:kern w:val="0"/>
           <w:lang w:eastAsia="es-ES"/>
-          <w14:ligatures w14:val="none"/>
+          <ns2:ligatures ns2:val="none"/>
         </w:rPr>
         <w:t xml:space="preserve">remitió al Banco vía correo electrónico el certificado de defunción emitido por las autoridades estadounidenses, traducido oficialmente al español y </w:t>
       </w:r>
@@ -1856,7 +1856,7 @@
           <w:color w:val="000000"/>
           <w:kern w:val="0"/>
           <w:lang w:eastAsia="es-ES"/>
-          <w14:ligatures w14:val="none"/>
+          <ns2:ligatures ns2:val="none"/>
         </w:rPr>
         <w:lastRenderedPageBreak/>
         <w:t xml:space="preserve">consignando la causa de muerte como natural. No obstante, hasta la presentación de la denuncia, el Banco no </w:t>
@@ -1867,7 +1867,7 @@
           <w:color w:val="000000"/>
           <w:kern w:val="0"/>
           <w:lang w:eastAsia="es-ES"/>
-          <w14:ligatures w14:val="none"/>
+          <ns2:ligatures ns2:val="none"/>
         </w:rPr>
         <w:t xml:space="preserve">le </w:t>
       </w:r>
@@ -1877,7 +1877,7 @@
           <w:color w:val="000000"/>
           <w:kern w:val="0"/>
           <w:lang w:eastAsia="es-ES"/>
-          <w14:ligatures w14:val="none"/>
+          <ns2:ligatures ns2:val="none"/>
         </w:rPr>
         <w:t>había respondido</w:t>
       </w:r>
@@ -1887,12 +1887,12 @@
           <w:color w:val="000000"/>
           <w:kern w:val="0"/>
           <w:lang w:eastAsia="es-ES"/>
-          <w14:ligatures w14:val="none"/>
+          <ns2:ligatures ns2:val="none"/>
         </w:rPr>
         <w:t>.</w:t>
       </w:r>
     </w:p>
-    <w:p>
+    <w:p ns2:paraId="667DBDCB" ns2:textId="77777777">
       <w:pPr>
         <w:tabs>
           <w:tab w:val="left" w:pos="1134"/>
@@ -1904,11 +1904,11 @@
           <w:color w:val="000000"/>
           <w:kern w:val="0"/>
           <w:lang w:eastAsia="es-ES"/>
-          <w14:ligatures w14:val="none"/>
-        </w:rPr>
-      </w:pPr>
-    </w:p>
-    <w:p>
+          <ns2:ligatures ns2:val="none"/>
+        </w:rPr>
+      </w:pPr>
+    </w:p>
+    <w:p ns2:paraId="44007BE6" ns2:textId="6EACA1F5">
       <w:pPr>
         <w:numPr>
           <w:ilvl w:val="1"/>
@@ -1926,7 +1926,7 @@
           <w:color w:val="000000"/>
           <w:kern w:val="0"/>
           <w:lang w:val="es-ES" w:eastAsia="es-ES"/>
-          <w14:ligatures w14:val="none"/>
+          <ns2:ligatures ns2:val="none"/>
         </w:rPr>
       </w:pPr>
       <w:r>
@@ -1935,7 +1935,7 @@
           <w:color w:val="000000"/>
           <w:kern w:val="0"/>
           <w:lang w:val="es-ES" w:eastAsia="es-ES"/>
-          <w14:ligatures w14:val="none"/>
+          <ns2:ligatures ns2:val="none"/>
         </w:rPr>
         <w:t xml:space="preserve">La señora [APELLIDO] solicitó, en calidad de medida correctiva, que: (i) los proveedores denunciados cumplan con gestionar y/o cubrir el siniestro ocurrido con el deceso del señor [APELLIDO] , el mismo que está coberturado con el Seguro de Desgravamen; y, (ii) el Banco cumpla con cesar la cobranza de la deuda hipotecaria adquirida por Eduardo Quiros Puertas, toda vez que, por su deceso, la misma debe ser cubierta por el seguro de desgravamen. Asimismo, solicitó que se sancione con una multa ascendente a 150 UIT a las denunciadas; además, requirió el reembolso de costos y costas del presente procedimiento.</w:t>
       </w:r>
@@ -1945,7 +1945,7 @@
           <w:color w:val="000000"/>
           <w:kern w:val="0"/>
           <w:lang w:val="es-ES" w:eastAsia="es-ES"/>
-          <w14:ligatures w14:val="none"/>
+          <ns2:ligatures ns2:val="none"/>
         </w:rPr>
         <w:t/>
       </w:r>
@@ -1955,7 +1955,7 @@
           <w:color w:val="000000"/>
           <w:kern w:val="0"/>
           <w:lang w:val="es-ES" w:eastAsia="es-ES"/>
-          <w14:ligatures w14:val="none"/>
+          <ns2:ligatures ns2:val="none"/>
         </w:rPr>
         <w:t xml:space="preserve"/>
       </w:r>
@@ -1965,7 +1965,7 @@
           <w:color w:val="000000"/>
           <w:kern w:val="0"/>
           <w:lang w:val="es-ES" w:eastAsia="es-ES"/>
-          <w14:ligatures w14:val="none"/>
+          <ns2:ligatures ns2:val="none"/>
         </w:rPr>
         <w:t xml:space="preserve"/>
       </w:r>
@@ -1975,7 +1975,7 @@
           <w:color w:val="000000"/>
           <w:kern w:val="0"/>
           <w:lang w:val="es-ES" w:eastAsia="es-ES"/>
-          <w14:ligatures w14:val="none"/>
+          <ns2:ligatures ns2:val="none"/>
         </w:rPr>
         <w:t/>
       </w:r>
@@ -1985,7 +1985,7 @@
           <w:color w:val="000000"/>
           <w:kern w:val="0"/>
           <w:lang w:val="es-ES" w:eastAsia="es-ES"/>
-          <w14:ligatures w14:val="none"/>
+          <ns2:ligatures ns2:val="none"/>
         </w:rPr>
         <w:t xml:space="preserve"/>
       </w:r>
@@ -1996,7 +1996,7 @@
           <w:color w:val="000000"/>
           <w:kern w:val="0"/>
           <w:lang w:val="es-ES" w:eastAsia="es-ES"/>
-          <w14:ligatures w14:val="none"/>
+          <ns2:ligatures ns2:val="none"/>
         </w:rPr>
         <w:t/>
       </w:r>
@@ -2007,7 +2007,7 @@
           <w:color w:val="000000"/>
           <w:kern w:val="0"/>
           <w:lang w:val="es-ES" w:eastAsia="es-ES"/>
-          <w14:ligatures w14:val="none"/>
+          <ns2:ligatures ns2:val="none"/>
         </w:rPr>
         <w:t xml:space="preserve"/>
       </w:r>
@@ -2018,7 +2018,7 @@
           <w:color w:val="000000"/>
           <w:kern w:val="0"/>
           <w:lang w:val="es-ES" w:eastAsia="es-ES"/>
-          <w14:ligatures w14:val="none"/>
+          <ns2:ligatures ns2:val="none"/>
         </w:rPr>
         <w:t/>
       </w:r>
@@ -2029,7 +2029,7 @@
           <w:color w:val="000000"/>
           <w:kern w:val="0"/>
           <w:lang w:val="es-ES" w:eastAsia="es-ES"/>
-          <w14:ligatures w14:val="none"/>
+          <ns2:ligatures ns2:val="none"/>
         </w:rPr>
         <w:t xml:space="preserve"/>
       </w:r>
@@ -2039,7 +2039,7 @@
           <w:color w:val="000000"/>
           <w:kern w:val="0"/>
           <w:lang w:val="es-ES" w:eastAsia="es-ES"/>
-          <w14:ligatures w14:val="none"/>
+          <ns2:ligatures ns2:val="none"/>
         </w:rPr>
         <w:t/>
       </w:r>
@@ -2050,7 +2050,7 @@
           <w:color w:val="000000"/>
           <w:kern w:val="0"/>
           <w:lang w:val="es-ES" w:eastAsia="es-ES"/>
-          <w14:ligatures w14:val="none"/>
+          <ns2:ligatures ns2:val="none"/>
         </w:rPr>
         <w:t/>
       </w:r>
@@ -2061,7 +2061,7 @@
           <w:color w:val="000000"/>
           <w:kern w:val="0"/>
           <w:lang w:val="es-ES" w:eastAsia="es-ES"/>
-          <w14:ligatures w14:val="none"/>
+          <ns2:ligatures ns2:val="none"/>
         </w:rPr>
         <w:t/>
       </w:r>
@@ -2071,7 +2071,7 @@
           <w:color w:val="000000"/>
           <w:kern w:val="0"/>
           <w:lang w:val="es-ES" w:eastAsia="es-ES"/>
-          <w14:ligatures w14:val="none"/>
+          <ns2:ligatures ns2:val="none"/>
         </w:rPr>
         <w:t xml:space="preserve"/>
       </w:r>
@@ -2081,7 +2081,7 @@
           <w:color w:val="000000"/>
           <w:kern w:val="0"/>
           <w:lang w:val="es-ES" w:eastAsia="es-ES"/>
-          <w14:ligatures w14:val="none"/>
+          <ns2:ligatures ns2:val="none"/>
         </w:rPr>
         <w:t xml:space="preserve"/>
       </w:r>
@@ -2091,7 +2091,7 @@
           <w:color w:val="000000"/>
           <w:kern w:val="0"/>
           <w:lang w:val="es-ES" w:eastAsia="es-ES"/>
-          <w14:ligatures w14:val="none"/>
+          <ns2:ligatures ns2:val="none"/>
         </w:rPr>
         <w:t/>
       </w:r>
@@ -2101,7 +2101,7 @@
           <w:color w:val="000000"/>
           <w:kern w:val="0"/>
           <w:lang w:val="es-ES" w:eastAsia="es-ES"/>
-          <w14:ligatures w14:val="none"/>
+          <ns2:ligatures ns2:val="none"/>
         </w:rPr>
         <w:t xml:space="preserve"/>
       </w:r>
@@ -2111,7 +2111,7 @@
           <w:color w:val="000000"/>
           <w:kern w:val="0"/>
           <w:lang w:val="es-ES" w:eastAsia="es-ES"/>
-          <w14:ligatures w14:val="none"/>
+          <ns2:ligatures ns2:val="none"/>
         </w:rPr>
         <w:t xml:space="preserve"/>
       </w:r>
@@ -2122,7 +2122,7 @@
           <w:color w:val="000000"/>
           <w:kern w:val="0"/>
           <w:lang w:val="es-ES" w:eastAsia="es-ES"/>
-          <w14:ligatures w14:val="none"/>
+          <ns2:ligatures ns2:val="none"/>
         </w:rPr>
         <w:t/>
       </w:r>
@@ -2133,7 +2133,7 @@
           <w:color w:val="000000"/>
           <w:kern w:val="0"/>
           <w:lang w:val="es-ES" w:eastAsia="es-ES"/>
-          <w14:ligatures w14:val="none"/>
+          <ns2:ligatures ns2:val="none"/>
         </w:rPr>
         <w:t xml:space="preserve"/>
       </w:r>
@@ -2143,7 +2143,7 @@
           <w:color w:val="000000"/>
           <w:kern w:val="0"/>
           <w:lang w:val="es-ES" w:eastAsia="es-ES"/>
-          <w14:ligatures w14:val="none"/>
+          <ns2:ligatures ns2:val="none"/>
         </w:rPr>
         <w:t xml:space="preserve"/>
       </w:r>
@@ -2153,7 +2153,7 @@
           <w:color w:val="000000"/>
           <w:kern w:val="0"/>
           <w:lang w:val="es-ES" w:eastAsia="es-ES"/>
-          <w14:ligatures w14:val="none"/>
+          <ns2:ligatures ns2:val="none"/>
         </w:rPr>
         <w:t/>
       </w:r>
@@ -2163,7 +2163,7 @@
           <w:color w:val="000000"/>
           <w:kern w:val="0"/>
           <w:lang w:val="es-ES" w:eastAsia="es-ES"/>
-          <w14:ligatures w14:val="none"/>
+          <ns2:ligatures ns2:val="none"/>
         </w:rPr>
         <w:t xml:space="preserve"/>
       </w:r>
@@ -2173,7 +2173,7 @@
           <w:color w:val="000000"/>
           <w:kern w:val="0"/>
           <w:lang w:val="es-ES" w:eastAsia="es-ES"/>
-          <w14:ligatures w14:val="none"/>
+          <ns2:ligatures ns2:val="none"/>
         </w:rPr>
         <w:t xml:space="preserve"/>
       </w:r>
@@ -2183,7 +2183,7 @@
           <w:color w:val="000000"/>
           <w:kern w:val="0"/>
           <w:lang w:val="es-ES" w:eastAsia="es-ES"/>
-          <w14:ligatures w14:val="none"/>
+          <ns2:ligatures ns2:val="none"/>
         </w:rPr>
         <w:t/>
       </w:r>
@@ -2193,7 +2193,7 @@
           <w:color w:val="000000"/>
           <w:kern w:val="0"/>
           <w:lang w:val="es-ES" w:eastAsia="es-ES"/>
-          <w14:ligatures w14:val="none"/>
+          <ns2:ligatures ns2:val="none"/>
         </w:rPr>
         <w:t/>
       </w:r>
@@ -2203,7 +2203,7 @@
           <w:color w:val="000000"/>
           <w:kern w:val="0"/>
           <w:lang w:val="es-ES" w:eastAsia="es-ES"/>
-          <w14:ligatures w14:val="none"/>
+          <ns2:ligatures ns2:val="none"/>
         </w:rPr>
         <w:t xml:space="preserve"/>
       </w:r>
@@ -2213,12 +2213,12 @@
           <w:color w:val="000000"/>
           <w:kern w:val="0"/>
           <w:lang w:val="es-ES" w:eastAsia="es-ES"/>
-          <w14:ligatures w14:val="none"/>
+          <ns2:ligatures ns2:val="none"/>
         </w:rPr>
         <w:t/>
       </w:r>
     </w:p>
-    <w:p>
+    <w:p ns2:paraId="619E0710" ns2:textId="77777777">
       <w:pPr>
         <w:spacing w:after="0" w:line="240" w:lineRule="auto"/>
         <w:contextualSpacing/>
@@ -2229,11 +2229,11 @@
           <w:color w:val="000000"/>
           <w:kern w:val="0"/>
           <w:lang w:eastAsia="es-PE"/>
-          <w14:ligatures w14:val="none"/>
-        </w:rPr>
-      </w:pPr>
-    </w:p>
-    <w:p>
+          <ns2:ligatures ns2:val="none"/>
+        </w:rPr>
+      </w:pPr>
+    </w:p>
+    <w:p ns2:paraId="0681DFDC" ns2:textId="77777777">
       <w:pPr>
         <w:pStyle w:val="Prrafodelista"/>
         <w:numPr>
@@ -2253,22 +2253,22 @@
           <w:color w:val="000000"/>
           <w:kern w:val="0"/>
           <w:lang w:eastAsia="es-PE"/>
-          <w14:ligatures w14:val="none"/>
-        </w:rPr>
-      </w:pPr>
-      <w:r>
-        <w:rPr>
-          <w:rFonts w:ascii="Arial Narrow" w:eastAsia="Arial Narrow" w:hAnsi="Arial Narrow" w:cs="Arial Narrow"/>
-          <w:b/>
-          <w:color w:val="000000"/>
-          <w:kern w:val="0"/>
-          <w:lang w:eastAsia="es-PE"/>
-          <w14:ligatures w14:val="none"/>
+          <ns2:ligatures ns2:val="none"/>
+        </w:rPr>
+      </w:pPr>
+      <w:r>
+        <w:rPr>
+          <w:rFonts w:ascii="Arial Narrow" w:eastAsia="Arial Narrow" w:hAnsi="Arial Narrow" w:cs="Arial Narrow"/>
+          <w:b/>
+          <w:color w:val="000000"/>
+          <w:kern w:val="0"/>
+          <w:lang w:eastAsia="es-PE"/>
+          <ns2:ligatures ns2:val="none"/>
         </w:rPr>
         <w:t>DE LA ADMISIÓN A TRÁMITE DE LA DENUNCIA</w:t>
       </w:r>
     </w:p>
-    <w:p>
+    <w:p ns2:paraId="3F75B5BE" ns2:textId="77777777">
       <w:pPr>
         <w:spacing w:after="0" w:line="240" w:lineRule="auto"/>
         <w:ind w:left="567"/>
@@ -2280,11 +2280,11 @@
           <w:color w:val="000000"/>
           <w:kern w:val="0"/>
           <w:lang w:eastAsia="es-PE"/>
-          <w14:ligatures w14:val="none"/>
-        </w:rPr>
-      </w:pPr>
-    </w:p>
-    <w:p>
+          <ns2:ligatures ns2:val="none"/>
+        </w:rPr>
+      </w:pPr>
+    </w:p>
+    <w:p ns2:paraId="1CDF1300" ns2:textId="0C78ECC8">
       <w:pPr>
         <w:pStyle w:val="Prrafodelista"/>
         <w:numPr>
@@ -2297,7 +2297,7 @@
         <w:rPr>
           <w:rFonts w:ascii="Arial Narrow" w:eastAsia="Arial Narrow" w:hAnsi="Arial Narrow" w:cs="Arial Narrow"/>
           <w:kern w:val="0"/>
-          <w14:ligatures w14:val="none"/>
+          <ns2:ligatures ns2:val="none"/>
         </w:rPr>
       </w:pPr>
       <w:bookmarkStart w:id="2" w:name="_Hlk140755208"/>
@@ -2309,7 +2309,7 @@
           <w:color w:val="000000"/>
           <w:kern w:val="0"/>
           <w:lang w:eastAsia="es-PE"/>
-          <w14:ligatures w14:val="none"/>
+          <ns2:ligatures ns2:val="none"/>
         </w:rPr>
         <w:t xml:space="preserve">La </w:t>
       </w:r>
@@ -2319,7 +2319,7 @@
           <w:color w:val="000000"/>
           <w:kern w:val="0"/>
           <w:lang w:eastAsia="es-PE"/>
-          <w14:ligatures w14:val="none"/>
+          <ns2:ligatures ns2:val="none"/>
         </w:rPr>
         <w:t xml:space="preserve">Secretaría </w:t>
       </w:r>
@@ -2332,7 +2332,7 @@
           <w:color w:val="000000"/>
           <w:kern w:val="0"/>
           <w:lang w:eastAsia="es-PE"/>
-          <w14:ligatures w14:val="none"/>
+          <ns2:ligatures ns2:val="none"/>
         </w:rPr>
         <w:t>Técnica de la Comisión de Protección al Consumidor 1 (en adelante, la Secretaría Técnica), en ejercicio de sus facultades</w:t>
       </w:r>
@@ -2342,7 +2342,7 @@
           <w:rFonts w:ascii="Arial Narrow" w:eastAsia="Arial Narrow" w:hAnsi="Arial Narrow" w:cs="Arial Narrow"/>
           <w:kern w:val="0"/>
           <w:vertAlign w:val="superscript"/>
-          <w14:ligatures w14:val="none"/>
+          <ns2:ligatures ns2:val="none"/>
         </w:rPr>
         <w:footnoteReference w:id="3"/>
       </w:r>
@@ -2352,7 +2352,7 @@
           <w:color w:val="000000"/>
           <w:kern w:val="0"/>
           <w:lang w:eastAsia="es-PE"/>
-          <w14:ligatures w14:val="none"/>
+          <ns2:ligatures ns2:val="none"/>
         </w:rPr>
         <w:t xml:space="preserve">, considera </w:t>
       </w:r>
@@ -2360,7 +2360,7 @@
         <w:rPr>
           <w:rFonts w:ascii="Arial Narrow" w:eastAsia="Arial Narrow" w:hAnsi="Arial Narrow" w:cs="Arial Narrow"/>
           <w:kern w:val="0"/>
-          <w14:ligatures w14:val="none"/>
+          <ns2:ligatures ns2:val="none"/>
         </w:rPr>
         <w:t xml:space="preserve">que </w:t>
       </w:r>
@@ -2368,7 +2368,7 @@
         <w:rPr>
           <w:rFonts w:ascii="Arial Narrow" w:eastAsia="Arial Narrow" w:hAnsi="Arial Narrow" w:cs="Arial Narrow"/>
           <w:kern w:val="0"/>
-          <w14:ligatures w14:val="none"/>
+          <ns2:ligatures ns2:val="none"/>
         </w:rPr>
         <w:t xml:space="preserve">el hecho denunciado, consistente en que </w:t>
       </w:r>
@@ -2399,7 +2399,7 @@
         <w:rPr>
           <w:rFonts w:ascii="Arial Narrow" w:eastAsia="Arial Narrow" w:hAnsi="Arial Narrow" w:cs="Arial Narrow"/>
           <w:kern w:val="0"/>
-          <w14:ligatures w14:val="none"/>
+          <ns2:ligatures ns2:val="none"/>
         </w:rPr>
         <w:t xml:space="preserve">; involucraría una presunta afectación a sus expectativas, quien no habría encontrado una correspondencia entre lo que esperaba recibir de parte del proveedor y lo que realmente recibió. Por consiguiente, </w:t>
       </w:r>
@@ -2407,7 +2407,7 @@
         <w:rPr>
           <w:rFonts w:ascii="Arial Narrow" w:eastAsia="Arial Narrow" w:hAnsi="Arial Narrow" w:cs="Arial Narrow"/>
           <w:kern w:val="0"/>
-          <w14:ligatures w14:val="none"/>
+          <ns2:ligatures ns2:val="none"/>
         </w:rPr>
         <w:t>corresponde calificar el hecho materia de denuncia como una presunta infracción al deber de idoneidad, tipificado en los artículos 18</w:t>
       </w:r>
@@ -2417,7 +2417,7 @@
           <w:color w:val="000000"/>
           <w:kern w:val="0"/>
           <w:lang w:eastAsia="es-PE"/>
-          <w14:ligatures w14:val="none"/>
+          <ns2:ligatures ns2:val="none"/>
         </w:rPr>
         <w:t/>
       </w:r>
@@ -2425,7 +2425,7 @@
         <w:rPr>
           <w:rFonts w:ascii="Arial Narrow" w:eastAsia="Arial Narrow" w:hAnsi="Arial Narrow" w:cs="Arial Narrow"/>
           <w:kern w:val="0"/>
-          <w14:ligatures w14:val="none"/>
+          <ns2:ligatures ns2:val="none"/>
         </w:rPr>
         <w:t xml:space="preserve"> y 19</w:t>
       </w:r>
@@ -2435,7 +2435,7 @@
           <w:color w:val="000000"/>
           <w:kern w:val="0"/>
           <w:lang w:eastAsia="es-PE"/>
-          <w14:ligatures w14:val="none"/>
+          <ns2:ligatures ns2:val="none"/>
         </w:rPr>
         <w:t/>
       </w:r>
@@ -2443,7 +2443,7 @@
         <w:rPr>
           <w:rFonts w:ascii="Arial Narrow" w:eastAsia="Arial Narrow" w:hAnsi="Arial Narrow" w:cs="Arial Narrow"/>
           <w:kern w:val="0"/>
-          <w14:ligatures w14:val="none"/>
+          <ns2:ligatures ns2:val="none"/>
         </w:rPr>
         <w:t xml:space="preserve"> del Código</w:t>
       </w:r>
@@ -2453,7 +2453,7 @@
           <w:rFonts w:ascii="Arial Narrow" w:eastAsia="Arial Narrow" w:hAnsi="Arial Narrow" w:cs="Arial"/>
           <w:kern w:val="0"/>
           <w:vertAlign w:val="superscript"/>
-          <w14:ligatures w14:val="none"/>
+          <ns2:ligatures ns2:val="none"/>
         </w:rPr>
         <w:footnoteReference w:id="4"/>
       </w:r>
@@ -2461,23 +2461,23 @@
         <w:rPr>
           <w:rFonts w:ascii="Arial Narrow" w:eastAsia="Arial Narrow" w:hAnsi="Arial Narrow" w:cs="Arial Narrow"/>
           <w:kern w:val="0"/>
-          <w14:ligatures w14:val="none"/>
+          <ns2:ligatures ns2:val="none"/>
         </w:rPr>
         <w:t>.</w:t>
       </w:r>
     </w:p>
-    <w:p>
-      <w:pPr>
-        <w:spacing w:after="0" w:line="240" w:lineRule="auto"/>
-        <w:jc w:val="both"/>
-        <w:rPr>
-          <w:rFonts w:ascii="Arial Narrow" w:eastAsia="Arial Narrow" w:hAnsi="Arial Narrow" w:cs="Arial Narrow"/>
-          <w:kern w:val="0"/>
-          <w14:ligatures w14:val="none"/>
-        </w:rPr>
-      </w:pPr>
-    </w:p>
-    <w:p>
+    <w:p ns2:paraId="34E8B1C8" ns2:textId="77777777">
+      <w:pPr>
+        <w:spacing w:after="0" w:line="240" w:lineRule="auto"/>
+        <w:jc w:val="both"/>
+        <w:rPr>
+          <w:rFonts w:ascii="Arial Narrow" w:eastAsia="Arial Narrow" w:hAnsi="Arial Narrow" w:cs="Arial Narrow"/>
+          <w:kern w:val="0"/>
+          <ns2:ligatures ns2:val="none"/>
+        </w:rPr>
+      </w:pPr>
+    </w:p>
+    <w:p ns2:paraId="60D2E85B" ns2:textId="2085421D">
       <w:pPr>
         <w:pStyle w:val="Prrafodelista"/>
         <w:numPr>
@@ -2490,14 +2490,14 @@
         <w:rPr>
           <w:rFonts w:ascii="Arial Narrow" w:eastAsia="Arial Narrow" w:hAnsi="Arial Narrow" w:cs="Arial Narrow"/>
           <w:kern w:val="0"/>
-          <w14:ligatures w14:val="none"/>
-        </w:rPr>
-      </w:pPr>
-      <w:r>
-        <w:rPr>
-          <w:rFonts w:ascii="Arial Narrow" w:eastAsia="Arial Narrow" w:hAnsi="Arial Narrow" w:cs="Arial Narrow"/>
-          <w:kern w:val="0"/>
-          <w14:ligatures w14:val="none"/>
+          <ns2:ligatures ns2:val="none"/>
+        </w:rPr>
+      </w:pPr>
+      <w:r>
+        <w:rPr>
+          <w:rFonts w:ascii="Arial Narrow" w:eastAsia="Arial Narrow" w:hAnsi="Arial Narrow" w:cs="Arial Narrow"/>
+          <w:kern w:val="0"/>
+          <ns2:ligatures ns2:val="none"/>
         </w:rPr>
         <w:t xml:space="preserve">Así también, la Secretaría Técnica, en ejercicio de sus facultades, </w:t>
       </w:r>
@@ -2507,7 +2507,7 @@
           <w:color w:val="000000"/>
           <w:kern w:val="0"/>
           <w:lang w:eastAsia="es-PE"/>
-          <w14:ligatures w14:val="none"/>
+          <ns2:ligatures ns2:val="none"/>
         </w:rPr>
         <w:t xml:space="preserve">considera </w:t>
       </w:r>
@@ -2515,7 +2515,7 @@
         <w:rPr>
           <w:rFonts w:ascii="Arial Narrow" w:eastAsia="Arial Narrow" w:hAnsi="Arial Narrow" w:cs="Arial Narrow"/>
           <w:kern w:val="0"/>
-          <w14:ligatures w14:val="none"/>
+          <ns2:ligatures ns2:val="none"/>
         </w:rPr>
         <w:t xml:space="preserve">que el hecho denunciado, consistente en que </w:t>
       </w:r>
@@ -2523,7 +2523,7 @@
         <w:rPr>
           <w:rFonts w:ascii="Arial Narrow" w:eastAsia="Arial Narrow" w:hAnsi="Arial Narrow" w:cs="Arial Narrow"/>
           <w:kern w:val="0"/>
-          <w14:ligatures w14:val="none"/>
+          <ns2:ligatures ns2:val="none"/>
         </w:rPr>
         <w:t>los proveedores denunciados no habrían cumplido con brindar una respuesta a la comunicación presentada por la denunciante el 20 de marzo de 2025</w:t>
       </w:r>
@@ -2531,7 +2531,7 @@
         <w:rPr>
           <w:rFonts w:ascii="Arial Narrow" w:eastAsia="Arial Narrow" w:hAnsi="Arial Narrow" w:cs="Arial Narrow"/>
           <w:kern w:val="0"/>
-          <w14:ligatures w14:val="none"/>
+          <ns2:ligatures ns2:val="none"/>
         </w:rPr>
         <w:t xml:space="preserve">; involucraría una presunta afectación a sus expectativas, quien no habría encontrado una correspondencia entre lo que esperaba recibir de parte del proveedor y lo que realmente recibió. Por consiguiente, </w:t>
       </w:r>
@@ -2539,7 +2539,7 @@
         <w:rPr>
           <w:rFonts w:ascii="Arial Narrow" w:eastAsia="Arial Narrow" w:hAnsi="Arial Narrow" w:cs="Arial Narrow"/>
           <w:kern w:val="0"/>
-          <w14:ligatures w14:val="none"/>
+          <ns2:ligatures ns2:val="none"/>
         </w:rPr>
         <w:lastRenderedPageBreak/>
         <w:t>corresponde calificar el hecho materia de denuncia como una presunta infracción al deber de idoneidad, tipificado en los artículos 18</w:t>
@@ -2550,7 +2550,7 @@
           <w:color w:val="000000"/>
           <w:kern w:val="0"/>
           <w:lang w:eastAsia="es-PE"/>
-          <w14:ligatures w14:val="none"/>
+          <ns2:ligatures ns2:val="none"/>
         </w:rPr>
         <w:t/>
       </w:r>
@@ -2558,7 +2558,7 @@
         <w:rPr>
           <w:rFonts w:ascii="Arial Narrow" w:eastAsia="Arial Narrow" w:hAnsi="Arial Narrow" w:cs="Arial Narrow"/>
           <w:kern w:val="0"/>
-          <w14:ligatures w14:val="none"/>
+          <ns2:ligatures ns2:val="none"/>
         </w:rPr>
         <w:t xml:space="preserve"> y 19</w:t>
       </w:r>
@@ -2568,7 +2568,7 @@
           <w:color w:val="000000"/>
           <w:kern w:val="0"/>
           <w:lang w:eastAsia="es-PE"/>
-          <w14:ligatures w14:val="none"/>
+          <ns2:ligatures ns2:val="none"/>
         </w:rPr>
         <w:t/>
       </w:r>
@@ -2576,7 +2576,7 @@
         <w:rPr>
           <w:rFonts w:ascii="Arial Narrow" w:eastAsia="Arial Narrow" w:hAnsi="Arial Narrow" w:cs="Arial Narrow"/>
           <w:kern w:val="0"/>
-          <w14:ligatures w14:val="none"/>
+          <ns2:ligatures ns2:val="none"/>
         </w:rPr>
         <w:t xml:space="preserve"> del Código</w:t>
       </w:r>
@@ -2584,22 +2584,22 @@
         <w:rPr>
           <w:rFonts w:ascii="Arial Narrow" w:eastAsia="Arial Narrow" w:hAnsi="Arial Narrow" w:cs="Arial Narrow"/>
           <w:kern w:val="0"/>
-          <w14:ligatures w14:val="none"/>
+          <ns2:ligatures ns2:val="none"/>
         </w:rPr>
         <w:t>.</w:t>
       </w:r>
     </w:p>
-    <w:p>
+    <w:p ns2:paraId="7C07B7B4" ns2:textId="77777777">
       <w:pPr>
         <w:pStyle w:val="Prrafodelista"/>
         <w:rPr>
           <w:rFonts w:ascii="Arial Narrow" w:eastAsia="Arial Narrow" w:hAnsi="Arial Narrow" w:cs="Arial Narrow"/>
           <w:kern w:val="0"/>
-          <w14:ligatures w14:val="none"/>
-        </w:rPr>
-      </w:pPr>
-    </w:p>
-    <w:p>
+          <ns2:ligatures ns2:val="none"/>
+        </w:rPr>
+      </w:pPr>
+    </w:p>
+    <w:p ns2:paraId="77F1383F" ns2:textId="7265EEE6">
       <w:pPr>
         <w:pStyle w:val="Prrafodelista"/>
         <w:numPr>
@@ -2612,14 +2612,14 @@
         <w:rPr>
           <w:rFonts w:ascii="Arial Narrow" w:eastAsia="Arial Narrow" w:hAnsi="Arial Narrow" w:cs="Arial Narrow"/>
           <w:kern w:val="0"/>
-          <w14:ligatures w14:val="none"/>
-        </w:rPr>
-      </w:pPr>
-      <w:r>
-        <w:rPr>
-          <w:rFonts w:ascii="Arial Narrow" w:eastAsia="Arial Narrow" w:hAnsi="Arial Narrow" w:cs="Arial Narrow"/>
-          <w:kern w:val="0"/>
-          <w14:ligatures w14:val="none"/>
+          <ns2:ligatures ns2:val="none"/>
+        </w:rPr>
+      </w:pPr>
+      <w:r>
+        <w:rPr>
+          <w:rFonts w:ascii="Arial Narrow" w:eastAsia="Arial Narrow" w:hAnsi="Arial Narrow" w:cs="Arial Narrow"/>
+          <w:kern w:val="0"/>
+          <ns2:ligatures ns2:val="none"/>
         </w:rPr>
         <w:t xml:space="preserve">Además. </w:t>
       </w:r>
@@ -2627,7 +2627,7 @@
         <w:rPr>
           <w:rFonts w:ascii="Arial Narrow" w:eastAsia="Arial Narrow" w:hAnsi="Arial Narrow" w:cs="Arial Narrow"/>
           <w:kern w:val="0"/>
-          <w14:ligatures w14:val="none"/>
+          <ns2:ligatures ns2:val="none"/>
         </w:rPr>
         <w:t xml:space="preserve">la Secretaría Técnica, en ejercicio de sus facultades, </w:t>
       </w:r>
@@ -2637,7 +2637,7 @@
           <w:color w:val="000000"/>
           <w:kern w:val="0"/>
           <w:lang w:eastAsia="es-PE"/>
-          <w14:ligatures w14:val="none"/>
+          <ns2:ligatures ns2:val="none"/>
         </w:rPr>
         <w:t xml:space="preserve">considera </w:t>
       </w:r>
@@ -2645,7 +2645,7 @@
         <w:rPr>
           <w:rFonts w:ascii="Arial Narrow" w:eastAsia="Arial Narrow" w:hAnsi="Arial Narrow" w:cs="Arial Narrow"/>
           <w:kern w:val="0"/>
-          <w14:ligatures w14:val="none"/>
+          <ns2:ligatures ns2:val="none"/>
         </w:rPr>
         <w:t xml:space="preserve">que el hecho denunciado, consistente en que </w:t>
       </w:r>
@@ -2653,7 +2653,7 @@
         <w:rPr>
           <w:rFonts w:ascii="Arial Narrow" w:eastAsia="Arial Narrow" w:hAnsi="Arial Narrow" w:cs="Arial Narrow"/>
           <w:kern w:val="0"/>
-          <w14:ligatures w14:val="none"/>
+          <ns2:ligatures ns2:val="none"/>
         </w:rPr>
         <w:t>el Banco de Crédito del Perú S.A. habría continuado realizando a la denunciante las gestiones de cobranza del crédito hipotecario, pese a no haber tramitado el Seguro de Desgravamen por el fallecimiento de su cónyuge</w:t>
       </w:r>
@@ -2661,7 +2661,7 @@
         <w:rPr>
           <w:rFonts w:ascii="Arial Narrow" w:eastAsia="Arial Narrow" w:hAnsi="Arial Narrow" w:cs="Arial Narrow"/>
           <w:kern w:val="0"/>
-          <w14:ligatures w14:val="none"/>
+          <ns2:ligatures ns2:val="none"/>
         </w:rPr>
         <w:t xml:space="preserve">; involucraría una presunta afectación a sus expectativas, quien no habría encontrado una correspondencia entre lo que esperaba recibir de parte del proveedor y lo que realmente recibió. Por consiguiente, </w:t>
       </w:r>
@@ -2669,7 +2669,7 @@
         <w:rPr>
           <w:rFonts w:ascii="Arial Narrow" w:eastAsia="Arial Narrow" w:hAnsi="Arial Narrow" w:cs="Arial Narrow"/>
           <w:kern w:val="0"/>
-          <w14:ligatures w14:val="none"/>
+          <ns2:ligatures ns2:val="none"/>
         </w:rPr>
         <w:t>corresponde calificar el hecho materia de denuncia como una presunta infracción al deber de idoneidad, tipificado en los artículos 18</w:t>
       </w:r>
@@ -2679,7 +2679,7 @@
           <w:color w:val="000000"/>
           <w:kern w:val="0"/>
           <w:lang w:eastAsia="es-PE"/>
-          <w14:ligatures w14:val="none"/>
+          <ns2:ligatures ns2:val="none"/>
         </w:rPr>
         <w:t/>
       </w:r>
@@ -2687,7 +2687,7 @@
         <w:rPr>
           <w:rFonts w:ascii="Arial Narrow" w:eastAsia="Arial Narrow" w:hAnsi="Arial Narrow" w:cs="Arial Narrow"/>
           <w:kern w:val="0"/>
-          <w14:ligatures w14:val="none"/>
+          <ns2:ligatures ns2:val="none"/>
         </w:rPr>
         <w:t xml:space="preserve"> y 19</w:t>
       </w:r>
@@ -2697,7 +2697,7 @@
           <w:color w:val="000000"/>
           <w:kern w:val="0"/>
           <w:lang w:eastAsia="es-PE"/>
-          <w14:ligatures w14:val="none"/>
+          <ns2:ligatures ns2:val="none"/>
         </w:rPr>
         <w:t/>
       </w:r>
@@ -2705,12 +2705,12 @@
         <w:rPr>
           <w:rFonts w:ascii="Arial Narrow" w:eastAsia="Arial Narrow" w:hAnsi="Arial Narrow" w:cs="Arial Narrow"/>
           <w:kern w:val="0"/>
-          <w14:ligatures w14:val="none"/>
+          <ns2:ligatures ns2:val="none"/>
         </w:rPr>
         <w:t xml:space="preserve"> del Código.</w:t>
       </w:r>
     </w:p>
-    <w:p>
+    <w:p ns2:paraId="4F1E88E9" ns2:textId="77777777">
       <w:pPr>
         <w:spacing w:after="0" w:line="240" w:lineRule="auto"/>
         <w:jc w:val="both"/>
@@ -2718,11 +2718,11 @@
           <w:rFonts w:ascii="Arial Narrow" w:eastAsia="Calibri" w:hAnsi="Arial Narrow" w:cs="Arial Narrow"/>
           <w:kern w:val="0"/>
           <w:lang w:eastAsia="es-PE"/>
-          <w14:ligatures w14:val="none"/>
-        </w:rPr>
-      </w:pPr>
-    </w:p>
-    <w:p>
+          <ns2:ligatures ns2:val="none"/>
+        </w:rPr>
+      </w:pPr>
+    </w:p>
+    <w:p ns2:paraId="53370C61" ns2:textId="1B55B3A6">
       <w:pPr>
         <w:pStyle w:val="Prrafodelista"/>
         <w:numPr>
@@ -2736,7 +2736,7 @@
           <w:rFonts w:ascii="Arial Narrow" w:eastAsia="Calibri" w:hAnsi="Arial Narrow" w:cs="Arial Narrow"/>
           <w:kern w:val="0"/>
           <w:lang w:eastAsia="es-PE"/>
-          <w14:ligatures w14:val="none"/>
+          <ns2:ligatures ns2:val="none"/>
         </w:rPr>
       </w:pPr>
       <w:r>
@@ -2745,7 +2745,7 @@
           <w:color w:val="000000"/>
           <w:kern w:val="0"/>
           <w:lang w:eastAsia="es-PE"/>
-          <w14:ligatures w14:val="none"/>
+          <ns2:ligatures ns2:val="none"/>
         </w:rPr>
         <w:t>En tanto la denuncia reúne los requisitos establecidos por la norma citada, corresponde admitirla a trámite</w:t>
       </w:r>
@@ -2755,7 +2755,7 @@
           <w:rFonts w:ascii="Arial Narrow" w:eastAsia="Arial Narrow" w:hAnsi="Arial Narrow" w:cs="Arial Narrow"/>
           <w:kern w:val="0"/>
           <w:vertAlign w:val="superscript"/>
-          <w14:ligatures w14:val="none"/>
+          <ns2:ligatures ns2:val="none"/>
         </w:rPr>
         <w:footnoteReference w:id="5"/>
       </w:r>
@@ -2765,12 +2765,12 @@
           <w:color w:val="000000"/>
           <w:kern w:val="0"/>
           <w:lang w:eastAsia="es-PE"/>
-          <w14:ligatures w14:val="none"/>
+          <ns2:ligatures ns2:val="none"/>
         </w:rPr>
         <w:t>.</w:t>
       </w:r>
     </w:p>
-    <w:p>
+    <w:p ns2:paraId="01E2C693" ns2:textId="77777777">
       <w:pPr>
         <w:spacing w:after="0" w:line="240" w:lineRule="auto"/>
         <w:ind w:left="567"/>
@@ -2781,11 +2781,11 @@
           <w:color w:val="000000"/>
           <w:kern w:val="0"/>
           <w:lang w:eastAsia="es-PE"/>
-          <w14:ligatures w14:val="none"/>
-        </w:rPr>
-      </w:pPr>
-    </w:p>
-    <w:p>
+          <ns2:ligatures ns2:val="none"/>
+        </w:rPr>
+      </w:pPr>
+    </w:p>
+    <w:p ns2:paraId="73E8A701" ns2:textId="77777777">
       <w:pPr>
         <w:pStyle w:val="Prrafodelista"/>
         <w:numPr>
@@ -2805,22 +2805,22 @@
           <w:color w:val="000000"/>
           <w:kern w:val="0"/>
           <w:lang w:eastAsia="es-PE"/>
-          <w14:ligatures w14:val="none"/>
-        </w:rPr>
-      </w:pPr>
-      <w:r>
-        <w:rPr>
-          <w:rFonts w:ascii="Arial Narrow" w:eastAsia="Arial Narrow" w:hAnsi="Arial Narrow" w:cs="Arial Narrow"/>
-          <w:b/>
-          <w:color w:val="000000"/>
-          <w:kern w:val="0"/>
-          <w:lang w:eastAsia="es-PE"/>
-          <w14:ligatures w14:val="none"/>
+          <ns2:ligatures ns2:val="none"/>
+        </w:rPr>
+      </w:pPr>
+      <w:r>
+        <w:rPr>
+          <w:rFonts w:ascii="Arial Narrow" w:eastAsia="Arial Narrow" w:hAnsi="Arial Narrow" w:cs="Arial Narrow"/>
+          <w:b/>
+          <w:color w:val="000000"/>
+          <w:kern w:val="0"/>
+          <w:lang w:eastAsia="es-PE"/>
+          <ns2:ligatures ns2:val="none"/>
         </w:rPr>
         <w:t>REQUERIMIENTO DE INFORMACION</w:t>
       </w:r>
     </w:p>
-    <w:p>
+    <w:p ns2:paraId="3F5BB4A5" ns2:textId="77777777">
       <w:pPr>
         <w:spacing w:after="0" w:line="240" w:lineRule="auto"/>
         <w:jc w:val="both"/>
@@ -2829,11 +2829,11 @@
           <w:color w:val="000000"/>
           <w:kern w:val="0"/>
           <w:lang w:val="es-ES" w:eastAsia="es-ES"/>
-          <w14:ligatures w14:val="none"/>
-        </w:rPr>
-      </w:pPr>
-    </w:p>
-    <w:p>
+          <ns2:ligatures ns2:val="none"/>
+        </w:rPr>
+      </w:pPr>
+    </w:p>
+    <w:p ns2:paraId="6A7074D3" ns2:textId="77777777">
       <w:pPr>
         <w:pStyle w:val="Prrafodelista"/>
         <w:numPr>
@@ -2848,7 +2848,7 @@
           <w:color w:val="000000"/>
           <w:kern w:val="0"/>
           <w:lang w:val="es-ES" w:eastAsia="es-ES"/>
-          <w14:ligatures w14:val="none"/>
+          <ns2:ligatures ns2:val="none"/>
         </w:rPr>
       </w:pPr>
       <w:r>
@@ -2857,7 +2857,7 @@
           <w:color w:val="000000"/>
           <w:kern w:val="0"/>
           <w:lang w:val="es-ES" w:eastAsia="es-ES"/>
-          <w14:ligatures w14:val="none"/>
+          <ns2:ligatures ns2:val="none"/>
         </w:rPr>
         <w:t xml:space="preserve">A efectos de tener mayores elementos que sirvan para la resolución definitiva del presente caso, </w:t>
       </w:r>
@@ -2867,7 +2867,7 @@
           <w:color w:val="000000"/>
           <w:kern w:val="0"/>
           <w:lang w:val="es-ES" w:eastAsia="es-ES"/>
-          <w14:ligatures w14:val="none"/>
+          <ns2:ligatures ns2:val="none"/>
         </w:rPr>
         <w:t xml:space="preserve">la Secretaría Técnica, </w:t>
       </w:r>
@@ -2877,7 +2877,7 @@
           <w:color w:val="000000"/>
           <w:kern w:val="0"/>
           <w:lang w:val="es-ES" w:eastAsia="es-ES"/>
-          <w14:ligatures w14:val="none"/>
+          <ns2:ligatures ns2:val="none"/>
         </w:rPr>
         <w:t xml:space="preserve">en ejercicio de las facultades que la ley </w:t>
       </w:r>
@@ -2887,7 +2887,7 @@
           <w:color w:val="000000"/>
           <w:kern w:val="0"/>
           <w:lang w:val="es-ES" w:eastAsia="es-ES"/>
-          <w14:ligatures w14:val="none"/>
+          <ns2:ligatures ns2:val="none"/>
         </w:rPr>
         <w:t>le confiere, conviene requerir a los proveedores denunciados que, en un plazo no mayor de cinco</w:t>
       </w:r>
@@ -2897,7 +2897,7 @@
           <w:color w:val="000000"/>
           <w:kern w:val="0"/>
           <w:lang w:val="es-ES" w:eastAsia="es-ES"/>
-          <w14:ligatures w14:val="none"/>
+          <ns2:ligatures ns2:val="none"/>
         </w:rPr>
         <w:t xml:space="preserve"> (5) días hábiles contado a partir del día siguiente de la notificación de la </w:t>
       </w:r>
@@ -2907,12 +2907,12 @@
           <w:color w:val="000000"/>
           <w:kern w:val="0"/>
           <w:lang w:val="es-ES" w:eastAsia="es-ES"/>
-          <w14:ligatures w14:val="none"/>
+          <ns2:ligatures ns2:val="none"/>
         </w:rPr>
         <w:t>presente resolución, cumplan con lo siguiente:</w:t>
       </w:r>
     </w:p>
-    <w:p>
+    <w:p ns2:paraId="773EAFD2" ns2:textId="77777777">
       <w:pPr>
         <w:pStyle w:val="Prrafodelista"/>
         <w:spacing w:after="0" w:line="240" w:lineRule="auto"/>
@@ -2923,11 +2923,11 @@
           <w:color w:val="000000"/>
           <w:kern w:val="0"/>
           <w:lang w:val="es-ES" w:eastAsia="es-ES"/>
-          <w14:ligatures w14:val="none"/>
-        </w:rPr>
-      </w:pPr>
-    </w:p>
-    <w:p>
+          <ns2:ligatures ns2:val="none"/>
+        </w:rPr>
+      </w:pPr>
+    </w:p>
+    <w:p ns2:paraId="3AEBFE14" ns2:textId="027DFAC2">
       <w:pPr>
         <w:pStyle w:val="Prrafodelista"/>
         <w:spacing w:after="0" w:line="240" w:lineRule="auto"/>
@@ -2938,7 +2938,7 @@
           <w:color w:val="000000"/>
           <w:kern w:val="0"/>
           <w:lang w:val="es-ES" w:eastAsia="es-ES"/>
-          <w14:ligatures w14:val="none"/>
+          <ns2:ligatures ns2:val="none"/>
         </w:rPr>
       </w:pPr>
       <w:r>
@@ -2948,7 +2948,7 @@
           <w:kern w:val="0"/>
           <w:u w:val="single"/>
           <w:lang w:val="es-ES" w:eastAsia="es-ES"/>
-          <w14:ligatures w14:val="none"/>
+          <ns2:ligatures ns2:val="none"/>
         </w:rPr>
         <w:t>Al Banco</w:t>
       </w:r>
@@ -2958,7 +2958,7 @@
           <w:color w:val="000000"/>
           <w:kern w:val="0"/>
           <w:lang w:val="es-ES" w:eastAsia="es-ES"/>
-          <w14:ligatures w14:val="none"/>
+          <ns2:ligatures ns2:val="none"/>
         </w:rPr>
         <w:t xml:space="preserve">: </w:t>
       </w:r>
@@ -2968,7 +2968,7 @@
           <w:color w:val="000000"/>
           <w:kern w:val="0"/>
           <w:lang w:val="es-ES" w:eastAsia="es-ES"/>
-          <w14:ligatures w14:val="none"/>
+          <ns2:ligatures ns2:val="none"/>
         </w:rPr>
         <w:t>(i) presentar una copia debidamente suscrita de la Póliza 139853 y/o Certificado del Seguro de Desgravamen materia de denuncia; y, (</w:t>
       </w:r>
@@ -2979,7 +2979,7 @@
           <w:color w:val="000000"/>
           <w:kern w:val="0"/>
           <w:lang w:val="es-ES" w:eastAsia="es-ES"/>
-          <w14:ligatures w14:val="none"/>
+          <ns2:ligatures ns2:val="none"/>
         </w:rPr>
         <w:t>ii</w:t>
       </w:r>
@@ -2990,7 +2990,7 @@
           <w:color w:val="000000"/>
           <w:kern w:val="0"/>
           <w:lang w:val="es-ES" w:eastAsia="es-ES"/>
-          <w14:ligatures w14:val="none"/>
+          <ns2:ligatures ns2:val="none"/>
         </w:rPr>
         <w:t>) presentar los medios probatorios que evidencien que brindó una respuesta oportuna ante la solicitud de cobertura del Seguro de Desgravamen materia de denuncia</w:t>
       </w:r>
@@ -3000,12 +3000,12 @@
           <w:color w:val="000000"/>
           <w:kern w:val="0"/>
           <w:lang w:val="es-ES" w:eastAsia="es-ES"/>
-          <w14:ligatures w14:val="none"/>
+          <ns2:ligatures ns2:val="none"/>
         </w:rPr>
         <w:t>.</w:t>
       </w:r>
     </w:p>
-    <w:p>
+    <w:p ns2:paraId="0A7F2999" ns2:textId="77777777">
       <w:pPr>
         <w:pStyle w:val="Prrafodelista"/>
         <w:spacing w:after="0" w:line="240" w:lineRule="auto"/>
@@ -3017,11 +3017,11 @@
           <w:kern w:val="0"/>
           <w:u w:val="single"/>
           <w:lang w:val="es-ES" w:eastAsia="es-ES"/>
-          <w14:ligatures w14:val="none"/>
-        </w:rPr>
-      </w:pPr>
-    </w:p>
-    <w:p>
+          <ns2:ligatures ns2:val="none"/>
+        </w:rPr>
+      </w:pPr>
+    </w:p>
+    <w:p ns2:paraId="4B6B8E60" ns2:textId="2E24B939">
       <w:pPr>
         <w:pStyle w:val="Prrafodelista"/>
         <w:spacing w:after="0" w:line="240" w:lineRule="auto"/>
@@ -3033,7 +3033,7 @@
           <w:kern w:val="0"/>
           <w:u w:val="single"/>
           <w:lang w:val="es-ES" w:eastAsia="es-ES"/>
-          <w14:ligatures w14:val="none"/>
+          <ns2:ligatures ns2:val="none"/>
         </w:rPr>
       </w:pPr>
       <w:r>
@@ -3043,7 +3043,7 @@
           <w:kern w:val="0"/>
           <w:u w:val="single"/>
           <w:lang w:val="es-ES" w:eastAsia="es-ES"/>
-          <w14:ligatures w14:val="none"/>
+          <ns2:ligatures ns2:val="none"/>
         </w:rPr>
         <w:t>Pacífico</w:t>
       </w:r>
@@ -3053,7 +3053,7 @@
           <w:color w:val="000000"/>
           <w:kern w:val="0"/>
           <w:lang w:val="es-ES" w:eastAsia="es-ES"/>
-          <w14:ligatures w14:val="none"/>
+          <ns2:ligatures ns2:val="none"/>
         </w:rPr>
         <w:t>:</w:t>
       </w:r>
@@ -3063,7 +3063,7 @@
           <w:color w:val="000000"/>
           <w:kern w:val="0"/>
           <w:lang w:eastAsia="es-ES"/>
-          <w14:ligatures w14:val="none"/>
+          <ns2:ligatures ns2:val="none"/>
         </w:rPr>
         <w:t xml:space="preserve"> </w:t>
       </w:r>
@@ -3073,7 +3073,7 @@
           <w:color w:val="000000"/>
           <w:kern w:val="0"/>
           <w:lang w:val="es-ES" w:eastAsia="es-ES"/>
-          <w14:ligatures w14:val="none"/>
+          <ns2:ligatures ns2:val="none"/>
         </w:rPr>
         <w:t xml:space="preserve">(i) presentar una copia debidamente suscrita de la Póliza </w:t>
       </w:r>
@@ -3084,7 +3084,7 @@
           <w:color w:val="000000"/>
           <w:kern w:val="0"/>
           <w:lang w:val="es-ES" w:eastAsia="es-ES"/>
-          <w14:ligatures w14:val="none"/>
+          <ns2:ligatures ns2:val="none"/>
         </w:rPr>
         <w:t/>
       </w:r>
@@ -3095,7 +3095,7 @@
           <w:color w:val="000000"/>
           <w:kern w:val="0"/>
           <w:lang w:val="es-ES" w:eastAsia="es-ES"/>
-          <w14:ligatures w14:val="none"/>
+          <ns2:ligatures ns2:val="none"/>
         </w:rPr>
         <w:t xml:space="preserve"> </w:t>
       </w:r>
@@ -3105,7 +3105,7 @@
           <w:color w:val="000000"/>
           <w:kern w:val="0"/>
           <w:lang w:eastAsia="es-ES"/>
-          <w14:ligatures w14:val="none"/>
+          <ns2:ligatures ns2:val="none"/>
         </w:rPr>
         <w:t>139853</w:t>
       </w:r>
@@ -3115,7 +3115,7 @@
           <w:color w:val="000000"/>
           <w:kern w:val="0"/>
           <w:lang w:val="es-ES" w:eastAsia="es-ES"/>
-          <w14:ligatures w14:val="none"/>
+          <ns2:ligatures ns2:val="none"/>
         </w:rPr>
         <w:t xml:space="preserve"> y/o Certificado del Seguro de Desgravamen materia de denuncia; y, (</w:t>
       </w:r>
@@ -3126,7 +3126,7 @@
           <w:color w:val="000000"/>
           <w:kern w:val="0"/>
           <w:lang w:val="es-ES" w:eastAsia="es-ES"/>
-          <w14:ligatures w14:val="none"/>
+          <ns2:ligatures ns2:val="none"/>
         </w:rPr>
         <w:t>ii</w:t>
       </w:r>
@@ -3137,7 +3137,7 @@
           <w:color w:val="000000"/>
           <w:kern w:val="0"/>
           <w:lang w:val="es-ES" w:eastAsia="es-ES"/>
-          <w14:ligatures w14:val="none"/>
+          <ns2:ligatures ns2:val="none"/>
         </w:rPr>
         <w:t xml:space="preserve">) </w:t>
       </w:r>
@@ -3147,7 +3147,7 @@
           <w:color w:val="000000"/>
           <w:kern w:val="0"/>
           <w:lang w:val="es-ES" w:eastAsia="es-ES"/>
-          <w14:ligatures w14:val="none"/>
+          <ns2:ligatures ns2:val="none"/>
         </w:rPr>
         <w:t>presentar los medios probatorios que evidencien que brindó una respuesta oportuna ante la solicitud de cobertura del Seguro de Desgravamen materia de denuncia</w:t>
       </w:r>
@@ -3157,12 +3157,12 @@
           <w:color w:val="000000"/>
           <w:kern w:val="0"/>
           <w:lang w:val="es-ES" w:eastAsia="es-ES"/>
-          <w14:ligatures w14:val="none"/>
+          <ns2:ligatures ns2:val="none"/>
         </w:rPr>
         <w:t>.</w:t>
       </w:r>
     </w:p>
-    <w:p>
+    <w:p ns2:paraId="4C19F339" ns2:textId="77777777">
       <w:pPr>
         <w:spacing w:after="0" w:line="240" w:lineRule="auto"/>
         <w:jc w:val="both"/>
@@ -3171,11 +3171,11 @@
           <w:color w:val="000000"/>
           <w:kern w:val="0"/>
           <w:lang w:val="es-ES" w:eastAsia="es-ES"/>
-          <w14:ligatures w14:val="none"/>
-        </w:rPr>
-      </w:pPr>
-    </w:p>
-    <w:p>
+          <ns2:ligatures ns2:val="none"/>
+        </w:rPr>
+      </w:pPr>
+    </w:p>
+    <w:p ns2:paraId="1A94A99A" ns2:textId="77777777">
       <w:pPr>
         <w:pStyle w:val="Prrafodelista"/>
         <w:numPr>
@@ -3195,36 +3195,36 @@
           <w:color w:val="000000"/>
           <w:kern w:val="0"/>
           <w:lang w:eastAsia="es-PE"/>
-          <w14:ligatures w14:val="none"/>
-        </w:rPr>
-      </w:pPr>
-      <w:r>
-        <w:rPr>
-          <w:rFonts w:ascii="Arial Narrow" w:eastAsia="Arial Narrow" w:hAnsi="Arial Narrow" w:cs="Arial Narrow"/>
-          <w:b/>
-          <w:color w:val="000000"/>
-          <w:kern w:val="0"/>
-          <w:lang w:eastAsia="es-PE"/>
-          <w14:ligatures w14:val="none"/>
+          <ns2:ligatures ns2:val="none"/>
+        </w:rPr>
+      </w:pPr>
+      <w:r>
+        <w:rPr>
+          <w:rFonts w:ascii="Arial Narrow" w:eastAsia="Arial Narrow" w:hAnsi="Arial Narrow" w:cs="Arial Narrow"/>
+          <w:b/>
+          <w:color w:val="000000"/>
+          <w:kern w:val="0"/>
+          <w:lang w:eastAsia="es-PE"/>
+          <ns2:ligatures ns2:val="none"/>
         </w:rPr>
         <w:t xml:space="preserve">RESOLUCIÓN DE LA SECRETARÍA TÉCNICA </w:t>
       </w:r>
     </w:p>
-    <w:p>
-      <w:pPr>
-        <w:spacing w:after="0" w:line="240" w:lineRule="auto"/>
-        <w:jc w:val="both"/>
-        <w:rPr>
-          <w:rFonts w:ascii="Arial Narrow" w:eastAsia="Arial Narrow" w:hAnsi="Arial Narrow" w:cs="Arial Narrow"/>
-          <w:b/>
-          <w:color w:val="000000"/>
-          <w:kern w:val="0"/>
-          <w:lang w:eastAsia="es-PE"/>
-          <w14:ligatures w14:val="none"/>
-        </w:rPr>
-      </w:pPr>
-    </w:p>
-    <w:p>
+    <w:p ns2:paraId="543B2EE5" ns2:textId="77777777">
+      <w:pPr>
+        <w:spacing w:after="0" w:line="240" w:lineRule="auto"/>
+        <w:jc w:val="both"/>
+        <w:rPr>
+          <w:rFonts w:ascii="Arial Narrow" w:eastAsia="Arial Narrow" w:hAnsi="Arial Narrow" w:cs="Arial Narrow"/>
+          <w:b/>
+          <w:color w:val="000000"/>
+          <w:kern w:val="0"/>
+          <w:lang w:eastAsia="es-PE"/>
+          <ns2:ligatures ns2:val="none"/>
+        </w:rPr>
+      </w:pPr>
+    </w:p>
+    <w:p ns2:paraId="55C0885B" ns2:textId="205A1F0C">
       <w:pPr>
         <w:spacing w:after="0" w:line="240" w:lineRule="auto"/>
         <w:jc w:val="both"/>
@@ -3233,17 +3233,17 @@
           <w:color w:val="000000"/>
           <w:kern w:val="0"/>
           <w:lang w:eastAsia="es-PE"/>
-          <w14:ligatures w14:val="none"/>
-        </w:rPr>
-      </w:pPr>
-      <w:r>
-        <w:rPr>
-          <w:rFonts w:ascii="Arial Narrow" w:eastAsia="Arial Narrow" w:hAnsi="Arial Narrow" w:cs="Arial Narrow"/>
-          <w:b/>
-          <w:color w:val="000000"/>
-          <w:kern w:val="0"/>
-          <w:lang w:eastAsia="es-PE"/>
-          <w14:ligatures w14:val="none"/>
+          <ns2:ligatures ns2:val="none"/>
+        </w:rPr>
+      </w:pPr>
+      <w:r>
+        <w:rPr>
+          <w:rFonts w:ascii="Arial Narrow" w:eastAsia="Arial Narrow" w:hAnsi="Arial Narrow" w:cs="Arial Narrow"/>
+          <w:b/>
+          <w:color w:val="000000"/>
+          <w:kern w:val="0"/>
+          <w:lang w:eastAsia="es-PE"/>
+          <ns2:ligatures ns2:val="none"/>
         </w:rPr>
         <w:t xml:space="preserve">PRIMERO: admitir a trámite la denuncia del 5 de mayo de 2025, complementado mediante escrito del 20 de mayo de 2025, interpuesta por la señora [DENUNCIANTE] contra el Banco de Crédito del Perú S.A. y Pacífico Compañía de Seguros y Reaseguros S.A., por lo siguiente:</w:t>
       </w:r>
@@ -3254,7 +3254,7 @@
           <w:kern w:val="0"/>
           <w:shd w:val="clear" w:color="auto" w:fill="FFFFFF"/>
           <w:lang w:eastAsia="es-PE"/>
-          <w14:ligatures w14:val="none"/>
+          <ns2:ligatures ns2:val="none"/>
         </w:rPr>
         <w:t xml:space="preserve"/>
       </w:r>
@@ -3264,7 +3264,7 @@
           <w:color w:val="000000"/>
           <w:kern w:val="0"/>
           <w:lang w:val="es-ES" w:eastAsia="es-ES"/>
-          <w14:ligatures w14:val="none"/>
+          <ns2:ligatures ns2:val="none"/>
         </w:rPr>
         <w:t/>
       </w:r>
@@ -3274,7 +3274,7 @@
           <w:color w:val="000000"/>
           <w:kern w:val="0"/>
           <w:lang w:val="es-ES" w:eastAsia="es-ES"/>
-          <w14:ligatures w14:val="none"/>
+          <ns2:ligatures ns2:val="none"/>
         </w:rPr>
         <w:t xml:space="preserve"/>
       </w:r>
@@ -3285,7 +3285,7 @@
           <w:kern w:val="0"/>
           <w:shd w:val="clear" w:color="auto" w:fill="FFFFFF"/>
           <w:lang w:eastAsia="es-PE"/>
-          <w14:ligatures w14:val="none"/>
+          <ns2:ligatures ns2:val="none"/>
         </w:rPr>
         <w:t xml:space="preserve"/>
       </w:r>
@@ -3296,7 +3296,7 @@
           <w:kern w:val="0"/>
           <w:shd w:val="clear" w:color="auto" w:fill="FFFFFF"/>
           <w:lang w:eastAsia="es-PE"/>
-          <w14:ligatures w14:val="none"/>
+          <ns2:ligatures ns2:val="none"/>
         </w:rPr>
         <w:t xml:space="preserve"/>
       </w:r>
@@ -3307,7 +3307,7 @@
           <w:kern w:val="0"/>
           <w:shd w:val="clear" w:color="auto" w:fill="FFFFFF"/>
           <w:lang w:eastAsia="es-PE"/>
-          <w14:ligatures w14:val="none"/>
+          <ns2:ligatures ns2:val="none"/>
         </w:rPr>
         <w:t/>
       </w:r>
@@ -3318,7 +3318,7 @@
           <w:kern w:val="0"/>
           <w:shd w:val="clear" w:color="auto" w:fill="FFFFFF"/>
           <w:lang w:eastAsia="es-PE"/>
-          <w14:ligatures w14:val="none"/>
+          <ns2:ligatures ns2:val="none"/>
         </w:rPr>
         <w:t xml:space="preserve"/>
       </w:r>
@@ -3329,7 +3329,7 @@
           <w:kern w:val="0"/>
           <w:shd w:val="clear" w:color="auto" w:fill="FFFFFF"/>
           <w:lang w:eastAsia="es-PE"/>
-          <w14:ligatures w14:val="none"/>
+          <ns2:ligatures ns2:val="none"/>
         </w:rPr>
         <w:t/>
       </w:r>
@@ -3340,7 +3340,7 @@
           <w:kern w:val="0"/>
           <w:shd w:val="clear" w:color="auto" w:fill="FFFFFF"/>
           <w:lang w:eastAsia="es-PE"/>
-          <w14:ligatures w14:val="none"/>
+          <ns2:ligatures ns2:val="none"/>
         </w:rPr>
         <w:t xml:space="preserve"/>
       </w:r>
@@ -3351,7 +3351,7 @@
           <w:kern w:val="0"/>
           <w:shd w:val="clear" w:color="auto" w:fill="FFFFFF"/>
           <w:lang w:eastAsia="es-PE"/>
-          <w14:ligatures w14:val="none"/>
+          <ns2:ligatures ns2:val="none"/>
         </w:rPr>
         <w:t/>
       </w:r>
@@ -3362,7 +3362,7 @@
           <w:kern w:val="0"/>
           <w:shd w:val="clear" w:color="auto" w:fill="FFFFFF"/>
           <w:lang w:eastAsia="es-PE"/>
-          <w14:ligatures w14:val="none"/>
+          <ns2:ligatures ns2:val="none"/>
         </w:rPr>
         <w:t xml:space="preserve"/>
       </w:r>
@@ -3373,7 +3373,7 @@
           <w:kern w:val="0"/>
           <w:shd w:val="clear" w:color="auto" w:fill="FFFFFF"/>
           <w:lang w:eastAsia="es-PE"/>
-          <w14:ligatures w14:val="none"/>
+          <ns2:ligatures ns2:val="none"/>
         </w:rPr>
         <w:t xml:space="preserve"/>
       </w:r>
@@ -3384,7 +3384,7 @@
           <w:kern w:val="0"/>
           <w:shd w:val="clear" w:color="auto" w:fill="FFFFFF"/>
           <w:lang w:eastAsia="es-PE"/>
-          <w14:ligatures w14:val="none"/>
+          <ns2:ligatures ns2:val="none"/>
         </w:rPr>
         <w:t/>
       </w:r>
@@ -3395,7 +3395,7 @@
           <w:kern w:val="0"/>
           <w:shd w:val="clear" w:color="auto" w:fill="FFFFFF"/>
           <w:lang w:eastAsia="es-PE"/>
-          <w14:ligatures w14:val="none"/>
+          <ns2:ligatures ns2:val="none"/>
         </w:rPr>
         <w:t xml:space="preserve"/>
       </w:r>
@@ -3406,7 +3406,7 @@
           <w:kern w:val="0"/>
           <w:shd w:val="clear" w:color="auto" w:fill="FFFFFF"/>
           <w:lang w:eastAsia="es-PE"/>
-          <w14:ligatures w14:val="none"/>
+          <ns2:ligatures ns2:val="none"/>
         </w:rPr>
         <w:t xml:space="preserve"/>
       </w:r>
@@ -3417,7 +3417,7 @@
           <w:kern w:val="0"/>
           <w:shd w:val="clear" w:color="auto" w:fill="FFFFFF"/>
           <w:lang w:eastAsia="es-PE"/>
-          <w14:ligatures w14:val="none"/>
+          <ns2:ligatures ns2:val="none"/>
         </w:rPr>
         <w:t xml:space="preserve"/>
       </w:r>
@@ -3442,7 +3442,7 @@
           <w:kern w:val="0"/>
           <w:shd w:val="clear" w:color="auto" w:fill="FFFFFF"/>
           <w:lang w:eastAsia="es-PE"/>
-          <w14:ligatures w14:val="none"/>
+          <ns2:ligatures ns2:val="none"/>
         </w:rPr>
         <w:t xml:space="preserve"/>
       </w:r>
@@ -3453,12 +3453,12 @@
           <w:kern w:val="0"/>
           <w:shd w:val="clear" w:color="auto" w:fill="FFFFFF"/>
           <w:lang w:eastAsia="es-PE"/>
-          <w14:ligatures w14:val="none"/>
+          <ns2:ligatures ns2:val="none"/>
         </w:rPr>
         <w:t/>
       </w:r>
     </w:p>
-    <w:p>
+    <w:p ns2:paraId="563C01BE" ns2:textId="77777777">
       <w:pPr>
         <w:spacing w:after="0" w:line="240" w:lineRule="auto"/>
         <w:jc w:val="both"/>
@@ -3467,11 +3467,11 @@
           <w:color w:val="000000"/>
           <w:kern w:val="0"/>
           <w:lang w:eastAsia="es-PE"/>
-          <w14:ligatures w14:val="none"/>
-        </w:rPr>
-      </w:pPr>
-    </w:p>
-    <w:p>
+          <ns2:ligatures ns2:val="none"/>
+        </w:rPr>
+      </w:pPr>
+    </w:p>
+    <w:p ns2:paraId="571BCB6F" ns2:textId="10F2865B">
       <w:pPr>
         <w:pStyle w:val="Prrafodelista"/>
         <w:numPr>
@@ -3489,7 +3489,7 @@
           <w:rFonts w:ascii="Arial Narrow" w:eastAsia="Calibri" w:hAnsi="Arial Narrow" w:cs="Arial Narrow"/>
           <w:kern w:val="0"/>
           <w:lang w:eastAsia="es-PE"/>
-          <w14:ligatures w14:val="none"/>
+          <ns2:ligatures ns2:val="none"/>
         </w:rPr>
       </w:pPr>
       <w:r>
@@ -3498,7 +3498,7 @@
           <w:color w:val="000000"/>
           <w:kern w:val="0"/>
           <w:lang w:eastAsia="es-PE"/>
-          <w14:ligatures w14:val="none"/>
+          <ns2:ligatures ns2:val="none"/>
         </w:rPr>
         <w:t>Presunta</w:t>
       </w:r>
@@ -3508,7 +3508,7 @@
           <w:kern w:val="0"/>
           <w:shd w:val="clear" w:color="auto" w:fill="FFFFFF"/>
           <w:lang w:eastAsia="es-PE"/>
-          <w14:ligatures w14:val="none"/>
+          <ns2:ligatures ns2:val="none"/>
         </w:rPr>
         <w:t xml:space="preserve"> infracción a los artículos 18 y 19</w:t>
       </w:r>
@@ -3517,7 +3517,7 @@
           <w:rFonts w:ascii="Arial Narrow" w:eastAsia="Calibri" w:hAnsi="Arial Narrow" w:cs="Arial Narrow"/>
           <w:kern w:val="0"/>
           <w:lang w:eastAsia="es-PE"/>
-          <w14:ligatures w14:val="none"/>
+          <ns2:ligatures ns2:val="none"/>
         </w:rPr>
         <w:t xml:space="preserve"> de </w:t>
       </w:r>
@@ -3527,7 +3527,7 @@
           <w:kern w:val="0"/>
           <w:shd w:val="clear" w:color="auto" w:fill="FFFFFF"/>
           <w:lang w:eastAsia="es-PE"/>
-          <w14:ligatures w14:val="none"/>
+          <ns2:ligatures ns2:val="none"/>
         </w:rPr>
         <w:t xml:space="preserve">la Ley 29571, Código de Protección y Defensa del Consumidor, en tanto </w:t>
       </w:r>
@@ -3616,7 +3616,7 @@
         <w:t>.</w:t>
       </w:r>
     </w:p>
-    <w:p>
+    <w:p ns2:paraId="6058535D" ns2:textId="77777777">
       <w:pPr>
         <w:pStyle w:val="Prrafodelista"/>
         <w:spacing w:after="0" w:line="240" w:lineRule="auto"/>
@@ -3625,11 +3625,11 @@
         <w:rPr>
           <w:rFonts w:ascii="Arial Narrow" w:eastAsia="Arial Narrow" w:hAnsi="Arial Narrow" w:cs="Arial Narrow"/>
           <w:kern w:val="0"/>
-          <w14:ligatures w14:val="none"/>
-        </w:rPr>
-      </w:pPr>
-    </w:p>
-    <w:p>
+          <ns2:ligatures ns2:val="none"/>
+        </w:rPr>
+      </w:pPr>
+    </w:p>
+    <w:p ns2:paraId="401368CE" ns2:textId="7FEF54E9">
       <w:pPr>
         <w:pStyle w:val="Prrafodelista"/>
         <w:numPr>
@@ -3647,7 +3647,7 @@
           <w:rFonts w:ascii="Arial Narrow" w:eastAsia="Calibri" w:hAnsi="Arial Narrow" w:cs="Arial Narrow"/>
           <w:kern w:val="0"/>
           <w:lang w:eastAsia="es-PE"/>
-          <w14:ligatures w14:val="none"/>
+          <ns2:ligatures ns2:val="none"/>
         </w:rPr>
       </w:pPr>
       <w:r>
@@ -3656,7 +3656,7 @@
           <w:color w:val="000000"/>
           <w:kern w:val="0"/>
           <w:lang w:eastAsia="es-PE"/>
-          <w14:ligatures w14:val="none"/>
+          <ns2:ligatures ns2:val="none"/>
         </w:rPr>
         <w:lastRenderedPageBreak/>
         <w:t>Presunta</w:t>
@@ -3667,7 +3667,7 @@
           <w:kern w:val="0"/>
           <w:shd w:val="clear" w:color="auto" w:fill="FFFFFF"/>
           <w:lang w:eastAsia="es-PE"/>
-          <w14:ligatures w14:val="none"/>
+          <ns2:ligatures ns2:val="none"/>
         </w:rPr>
         <w:t xml:space="preserve"> infracción a los artículos 18 y 19</w:t>
       </w:r>
@@ -3676,7 +3676,7 @@
           <w:rFonts w:ascii="Arial Narrow" w:eastAsia="Calibri" w:hAnsi="Arial Narrow" w:cs="Arial Narrow"/>
           <w:kern w:val="0"/>
           <w:lang w:eastAsia="es-PE"/>
-          <w14:ligatures w14:val="none"/>
+          <ns2:ligatures ns2:val="none"/>
         </w:rPr>
         <w:t xml:space="preserve"> de </w:t>
       </w:r>
@@ -3686,7 +3686,7 @@
           <w:kern w:val="0"/>
           <w:shd w:val="clear" w:color="auto" w:fill="FFFFFF"/>
           <w:lang w:eastAsia="es-PE"/>
-          <w14:ligatures w14:val="none"/>
+          <ns2:ligatures ns2:val="none"/>
         </w:rPr>
         <w:t xml:space="preserve">la Ley 29571, Código de Protección y Defensa del Consumidor, en tanto </w:t>
       </w:r>
@@ -3705,7 +3705,7 @@
         <w:t>.</w:t>
       </w:r>
     </w:p>
-    <w:p>
+    <w:p ns2:paraId="0043B214" ns2:textId="77777777">
       <w:pPr>
         <w:pStyle w:val="Prrafodelista"/>
         <w:spacing w:after="0" w:line="240" w:lineRule="auto"/>
@@ -3714,11 +3714,11 @@
         <w:rPr>
           <w:rFonts w:ascii="Arial Narrow" w:eastAsia="Arial Narrow" w:hAnsi="Arial Narrow" w:cs="Arial Narrow"/>
           <w:kern w:val="0"/>
-          <w14:ligatures w14:val="none"/>
-        </w:rPr>
-      </w:pPr>
-    </w:p>
-    <w:p>
+          <ns2:ligatures ns2:val="none"/>
+        </w:rPr>
+      </w:pPr>
+    </w:p>
+    <w:p ns2:paraId="2056ED1A" ns2:textId="06947735">
       <w:pPr>
         <w:pStyle w:val="Prrafodelista"/>
         <w:numPr>
@@ -3735,7 +3735,7 @@
         <w:rPr>
           <w:rFonts w:ascii="Arial Narrow" w:eastAsia="Arial Narrow" w:hAnsi="Arial Narrow" w:cs="Arial Narrow"/>
           <w:kern w:val="0"/>
-          <w14:ligatures w14:val="none"/>
+          <ns2:ligatures ns2:val="none"/>
         </w:rPr>
       </w:pPr>
       <w:r>
@@ -3744,7 +3744,7 @@
           <w:color w:val="000000"/>
           <w:kern w:val="0"/>
           <w:lang w:eastAsia="es-PE"/>
-          <w14:ligatures w14:val="none"/>
+          <ns2:ligatures ns2:val="none"/>
         </w:rPr>
         <w:t>Presunta</w:t>
       </w:r>
@@ -3754,7 +3754,7 @@
           <w:kern w:val="0"/>
           <w:shd w:val="clear" w:color="auto" w:fill="FFFFFF"/>
           <w:lang w:eastAsia="es-PE"/>
-          <w14:ligatures w14:val="none"/>
+          <ns2:ligatures ns2:val="none"/>
         </w:rPr>
         <w:t xml:space="preserve"> infracción a los artículos 18 y 19</w:t>
       </w:r>
@@ -3763,7 +3763,7 @@
           <w:rFonts w:ascii="Arial Narrow" w:eastAsia="Calibri" w:hAnsi="Arial Narrow" w:cs="Arial Narrow"/>
           <w:kern w:val="0"/>
           <w:lang w:eastAsia="es-PE"/>
-          <w14:ligatures w14:val="none"/>
+          <ns2:ligatures ns2:val="none"/>
         </w:rPr>
         <w:t xml:space="preserve"> de </w:t>
       </w:r>
@@ -3773,7 +3773,7 @@
           <w:kern w:val="0"/>
           <w:shd w:val="clear" w:color="auto" w:fill="FFFFFF"/>
           <w:lang w:eastAsia="es-PE"/>
-          <w14:ligatures w14:val="none"/>
+          <ns2:ligatures ns2:val="none"/>
         </w:rPr>
         <w:t>la Ley 29571, Código de Protección y Defensa del Consumidor, en tanto</w:t>
       </w:r>
@@ -3781,7 +3781,7 @@
         <w:rPr>
           <w:rFonts w:ascii="Arial Narrow" w:eastAsia="Arial Narrow" w:hAnsi="Arial Narrow" w:cs="Arial Narrow"/>
           <w:kern w:val="0"/>
-          <w14:ligatures w14:val="none"/>
+          <ns2:ligatures ns2:val="none"/>
         </w:rPr>
         <w:t xml:space="preserve"> </w:t>
       </w:r>
@@ -3789,7 +3789,7 @@
         <w:rPr>
           <w:rFonts w:ascii="Arial Narrow" w:eastAsia="Arial Narrow" w:hAnsi="Arial Narrow" w:cs="Arial Narrow"/>
           <w:kern w:val="0"/>
-          <w14:ligatures w14:val="none"/>
+          <ns2:ligatures ns2:val="none"/>
         </w:rPr>
         <w:t>el</w:t>
       </w:r>
@@ -3807,7 +3807,7 @@
           <w:kern w:val="0"/>
           <w:shd w:val="clear" w:color="auto" w:fill="FFFFFF"/>
           <w:lang w:eastAsia="es-PE"/>
-          <w14:ligatures w14:val="none"/>
+          <ns2:ligatures ns2:val="none"/>
         </w:rPr>
         <w:t>Banco de Crédito del Perú S.A.</w:t>
       </w:r>
@@ -3818,7 +3818,7 @@
           <w:kern w:val="0"/>
           <w:shd w:val="clear" w:color="auto" w:fill="FFFFFF"/>
           <w:lang w:eastAsia="es-PE"/>
-          <w14:ligatures w14:val="none"/>
+          <ns2:ligatures ns2:val="none"/>
         </w:rPr>
         <w:t xml:space="preserve"> </w:t>
       </w:r>
@@ -3826,7 +3826,7 @@
         <w:rPr>
           <w:rFonts w:ascii="Arial Narrow" w:eastAsia="Arial Narrow" w:hAnsi="Arial Narrow" w:cs="Arial Narrow"/>
           <w:kern w:val="0"/>
-          <w14:ligatures w14:val="none"/>
+          <ns2:ligatures ns2:val="none"/>
         </w:rPr>
         <w:t>habría continuado realizando a la denunciante las gestiones de cobranza del crédito hipotecario, pese a no haber tramitado el Seguro de Desgravamen por el fallecimiento de su cónyuge</w:t>
       </w:r>
@@ -3834,23 +3834,23 @@
         <w:rPr>
           <w:rFonts w:ascii="Arial Narrow" w:eastAsia="Arial Narrow" w:hAnsi="Arial Narrow" w:cs="Arial Narrow"/>
           <w:kern w:val="0"/>
-          <w14:ligatures w14:val="none"/>
+          <ns2:ligatures ns2:val="none"/>
         </w:rPr>
         <w:t>.</w:t>
       </w:r>
     </w:p>
-    <w:p>
-      <w:pPr>
-        <w:spacing w:after="0" w:line="240" w:lineRule="auto"/>
-        <w:jc w:val="both"/>
-        <w:rPr>
-          <w:rFonts w:ascii="Arial Narrow" w:eastAsia="Arial Narrow" w:hAnsi="Arial Narrow" w:cs="Arial Narrow"/>
-          <w:kern w:val="0"/>
-          <w14:ligatures w14:val="none"/>
-        </w:rPr>
-      </w:pPr>
-    </w:p>
-    <w:p>
+    <w:p ns2:paraId="5CA08EE9" ns2:textId="77777777">
+      <w:pPr>
+        <w:spacing w:after="0" w:line="240" w:lineRule="auto"/>
+        <w:jc w:val="both"/>
+        <w:rPr>
+          <w:rFonts w:ascii="Arial Narrow" w:eastAsia="Arial Narrow" w:hAnsi="Arial Narrow" w:cs="Arial Narrow"/>
+          <w:kern w:val="0"/>
+          <ns2:ligatures ns2:val="none"/>
+        </w:rPr>
+      </w:pPr>
+    </w:p>
+    <w:p ns2:paraId="64718910" ns2:textId="6054A29C">
       <w:pPr>
         <w:spacing w:line="240" w:lineRule="auto"/>
         <w:contextualSpacing/>
@@ -3858,17 +3858,17 @@
         <w:rPr>
           <w:rFonts w:ascii="Arial Narrow" w:eastAsia="Calibri" w:hAnsi="Arial Narrow" w:cs="Arial"/>
           <w:kern w:val="0"/>
-          <w14:ligatures w14:val="none"/>
-        </w:rPr>
-      </w:pPr>
-      <w:r>
-        <w:rPr>
-          <w:rFonts w:ascii="Arial Narrow" w:eastAsia="Arial Narrow" w:hAnsi="Arial Narrow" w:cs="Arial Narrow"/>
-          <w:b/>
-          <w:color w:val="000000"/>
-          <w:kern w:val="0"/>
-          <w:lang w:eastAsia="es-PE"/>
-          <w14:ligatures w14:val="none"/>
+          <ns2:ligatures ns2:val="none"/>
+        </w:rPr>
+      </w:pPr>
+      <w:r>
+        <w:rPr>
+          <w:rFonts w:ascii="Arial Narrow" w:eastAsia="Arial Narrow" w:hAnsi="Arial Narrow" w:cs="Arial Narrow"/>
+          <w:b/>
+          <w:color w:val="000000"/>
+          <w:kern w:val="0"/>
+          <w:lang w:eastAsia="es-PE"/>
+          <ns2:ligatures ns2:val="none"/>
         </w:rPr>
         <w:t>SEGUNDO:</w:t>
       </w:r>
@@ -3878,7 +3878,7 @@
           <w:color w:val="000000"/>
           <w:kern w:val="0"/>
           <w:lang w:eastAsia="es-PE"/>
-          <w14:ligatures w14:val="none"/>
+          <ns2:ligatures ns2:val="none"/>
         </w:rPr>
         <w:t xml:space="preserve"> tener por ofrecidos los medios probatorios presentados en el escrito de </w:t>
       </w:r>
@@ -3888,7 +3888,7 @@
           <w:color w:val="000000"/>
           <w:kern w:val="0"/>
           <w:lang w:eastAsia="es-PE"/>
-          <w14:ligatures w14:val="none"/>
+          <ns2:ligatures ns2:val="none"/>
         </w:rPr>
         <w:t xml:space="preserve">denuncia </w:t>
       </w:r>
@@ -3898,7 +3898,7 @@
           <w:color w:val="000000"/>
           <w:kern w:val="0"/>
           <w:lang w:val="es-ES" w:eastAsia="es-ES"/>
-          <w14:ligatures w14:val="none"/>
+          <ns2:ligatures ns2:val="none"/>
         </w:rPr>
         <w:t xml:space="preserve">del </w:t>
       </w:r>
@@ -3908,7 +3908,7 @@
           <w:color w:val="000000"/>
           <w:kern w:val="0"/>
           <w:lang w:val="es-ES" w:eastAsia="es-ES"/>
-          <w14:ligatures w14:val="none"/>
+          <ns2:ligatures ns2:val="none"/>
         </w:rPr>
         <w:t>5 de mayo de 2025, complementado mediante escrito del 20 de mayo de 2025</w:t>
       </w:r>
@@ -3916,12 +3916,12 @@
         <w:rPr>
           <w:rFonts w:ascii="Arial Narrow" w:eastAsia="Calibri" w:hAnsi="Arial Narrow" w:cs="Arial"/>
           <w:kern w:val="0"/>
-          <w14:ligatures w14:val="none"/>
+          <ns2:ligatures ns2:val="none"/>
         </w:rPr>
         <w:t>.</w:t>
       </w:r>
     </w:p>
-    <w:p>
+    <w:p ns2:paraId="72A4113D" ns2:textId="77777777">
       <w:pPr>
         <w:spacing w:line="240" w:lineRule="auto"/>
         <w:contextualSpacing/>
@@ -3931,30 +3931,30 @@
           <w:color w:val="000000"/>
           <w:kern w:val="0"/>
           <w:lang w:eastAsia="es-PE"/>
-          <w14:ligatures w14:val="none"/>
-        </w:rPr>
-      </w:pPr>
-    </w:p>
-    <w:p>
-      <w:pPr>
-        <w:spacing w:after="0" w:line="240" w:lineRule="auto"/>
-        <w:jc w:val="both"/>
-        <w:rPr>
-          <w:rFonts w:ascii="Arial Narrow" w:eastAsia="Arial Narrow" w:hAnsi="Arial Narrow" w:cs="Arial Narrow"/>
-          <w:color w:val="000000"/>
-          <w:kern w:val="0"/>
-          <w:lang w:eastAsia="es-PE"/>
-          <w14:ligatures w14:val="none"/>
-        </w:rPr>
-      </w:pPr>
-      <w:r>
-        <w:rPr>
-          <w:rFonts w:ascii="Arial Narrow" w:eastAsia="Arial Narrow" w:hAnsi="Arial Narrow" w:cs="Arial Narrow"/>
-          <w:b/>
-          <w:color w:val="000000"/>
-          <w:kern w:val="0"/>
-          <w:lang w:eastAsia="es-PE"/>
-          <w14:ligatures w14:val="none"/>
+          <ns2:ligatures ns2:val="none"/>
+        </w:rPr>
+      </w:pPr>
+    </w:p>
+    <w:p ns2:paraId="1B36369E" ns2:textId="7C8593C8">
+      <w:pPr>
+        <w:spacing w:after="0" w:line="240" w:lineRule="auto"/>
+        <w:jc w:val="both"/>
+        <w:rPr>
+          <w:rFonts w:ascii="Arial Narrow" w:eastAsia="Arial Narrow" w:hAnsi="Arial Narrow" w:cs="Arial Narrow"/>
+          <w:color w:val="000000"/>
+          <w:kern w:val="0"/>
+          <w:lang w:eastAsia="es-PE"/>
+          <ns2:ligatures ns2:val="none"/>
+        </w:rPr>
+      </w:pPr>
+      <w:r>
+        <w:rPr>
+          <w:rFonts w:ascii="Arial Narrow" w:eastAsia="Arial Narrow" w:hAnsi="Arial Narrow" w:cs="Arial Narrow"/>
+          <w:b/>
+          <w:color w:val="000000"/>
+          <w:kern w:val="0"/>
+          <w:lang w:eastAsia="es-PE"/>
+          <ns2:ligatures ns2:val="none"/>
         </w:rPr>
         <w:t xml:space="preserve">TERCERO: </w:t>
       </w:r>
@@ -3964,7 +3964,7 @@
           <w:color w:val="000000"/>
           <w:kern w:val="0"/>
           <w:lang w:eastAsia="es-PE"/>
-          <w14:ligatures w14:val="none"/>
+          <ns2:ligatures ns2:val="none"/>
         </w:rPr>
         <w:t>requerir a</w:t>
       </w:r>
@@ -3974,7 +3974,7 @@
           <w:color w:val="000000"/>
           <w:kern w:val="0"/>
           <w:lang w:eastAsia="es-PE"/>
-          <w14:ligatures w14:val="none"/>
+          <ns2:ligatures ns2:val="none"/>
         </w:rPr>
         <w:t xml:space="preserve">l </w:t>
       </w:r>
@@ -3985,7 +3985,7 @@
           <w:kern w:val="0"/>
           <w:shd w:val="clear" w:color="auto" w:fill="FFFFFF"/>
           <w:lang w:eastAsia="es-PE"/>
-          <w14:ligatures w14:val="none"/>
+          <ns2:ligatures ns2:val="none"/>
         </w:rPr>
         <w:t xml:space="preserve">Banco de Crédito del </w:t>
       </w:r>
@@ -3996,7 +3996,7 @@
           <w:kern w:val="0"/>
           <w:shd w:val="clear" w:color="auto" w:fill="FFFFFF"/>
           <w:lang w:eastAsia="es-PE"/>
-          <w14:ligatures w14:val="none"/>
+          <ns2:ligatures ns2:val="none"/>
         </w:rPr>
         <w:t>Perú</w:t>
       </w:r>
@@ -4007,7 +4007,7 @@
           <w:kern w:val="0"/>
           <w:shd w:val="clear" w:color="auto" w:fill="FFFFFF"/>
           <w:lang w:eastAsia="es-PE"/>
-          <w14:ligatures w14:val="none"/>
+          <ns2:ligatures ns2:val="none"/>
         </w:rPr>
         <w:t xml:space="preserve"> S.A. </w:t>
       </w:r>
@@ -4045,7 +4045,7 @@
           <w:color w:val="000000"/>
           <w:kern w:val="0"/>
           <w:lang w:eastAsia="es-PE"/>
-          <w14:ligatures w14:val="none"/>
+          <ns2:ligatures ns2:val="none"/>
         </w:rPr>
         <w:t>que cumpla</w:t>
       </w:r>
@@ -4055,7 +4055,7 @@
           <w:color w:val="000000"/>
           <w:kern w:val="0"/>
           <w:lang w:eastAsia="es-PE"/>
-          <w14:ligatures w14:val="none"/>
+          <ns2:ligatures ns2:val="none"/>
         </w:rPr>
         <w:t>n</w:t>
       </w:r>
@@ -4065,7 +4065,7 @@
           <w:color w:val="000000"/>
           <w:kern w:val="0"/>
           <w:lang w:eastAsia="es-PE"/>
-          <w14:ligatures w14:val="none"/>
+          <ns2:ligatures ns2:val="none"/>
         </w:rPr>
         <w:t xml:space="preserve"> con lo siguiente</w:t>
       </w:r>
@@ -4075,12 +4075,12 @@
           <w:color w:val="000000"/>
           <w:kern w:val="0"/>
           <w:lang w:eastAsia="es-PE"/>
-          <w14:ligatures w14:val="none"/>
+          <ns2:ligatures ns2:val="none"/>
         </w:rPr>
         <w:t>:</w:t>
       </w:r>
     </w:p>
-    <w:p>
+    <w:p ns2:paraId="09D9FCC8" ns2:textId="77777777">
       <w:pPr>
         <w:spacing w:after="0" w:line="240" w:lineRule="auto"/>
         <w:jc w:val="both"/>
@@ -4089,11 +4089,11 @@
           <w:color w:val="000000"/>
           <w:kern w:val="0"/>
           <w:lang w:eastAsia="es-PE"/>
-          <w14:ligatures w14:val="none"/>
-        </w:rPr>
-      </w:pPr>
-    </w:p>
-    <w:p>
+          <ns2:ligatures ns2:val="none"/>
+        </w:rPr>
+      </w:pPr>
+    </w:p>
+    <w:p ns2:paraId="0AC32CAC" ns2:textId="77777777">
       <w:pPr>
         <w:numPr>
           <w:ilvl w:val="0"/>
@@ -4107,21 +4107,21 @@
           <w:color w:val="000000"/>
           <w:kern w:val="0"/>
           <w:lang w:eastAsia="es-PE"/>
-          <w14:ligatures w14:val="none"/>
-        </w:rPr>
-      </w:pPr>
-      <w:r>
-        <w:rPr>
-          <w:rFonts w:ascii="Arial Narrow" w:eastAsia="Arial Narrow" w:hAnsi="Arial Narrow" w:cs="Arial Narrow"/>
-          <w:color w:val="000000"/>
-          <w:kern w:val="0"/>
-          <w:lang w:eastAsia="es-PE"/>
-          <w14:ligatures w14:val="none"/>
+          <ns2:ligatures ns2:val="none"/>
+        </w:rPr>
+      </w:pPr>
+      <w:r>
+        <w:rPr>
+          <w:rFonts w:ascii="Arial Narrow" w:eastAsia="Arial Narrow" w:hAnsi="Arial Narrow" w:cs="Arial Narrow"/>
+          <w:color w:val="000000"/>
+          <w:kern w:val="0"/>
+          <w:lang w:eastAsia="es-PE"/>
+          <ns2:ligatures ns2:val="none"/>
         </w:rPr>
         <w:t>presentar documentos que acrediten su inscripción en los Registros Públicos o una declaración jurada que indique que cuenta con dicha inscripción;</w:t>
       </w:r>
     </w:p>
-    <w:p>
+    <w:p ns2:paraId="7C9575CF" ns2:textId="77777777">
       <w:pPr>
         <w:numPr>
           <w:ilvl w:val="0"/>
@@ -4135,21 +4135,21 @@
           <w:color w:val="000000"/>
           <w:kern w:val="0"/>
           <w:lang w:eastAsia="es-PE"/>
-          <w14:ligatures w14:val="none"/>
-        </w:rPr>
-      </w:pPr>
-      <w:r>
-        <w:rPr>
-          <w:rFonts w:ascii="Arial Narrow" w:eastAsia="Arial Narrow" w:hAnsi="Arial Narrow" w:cs="Arial Narrow"/>
-          <w:color w:val="000000"/>
-          <w:kern w:val="0"/>
-          <w:lang w:eastAsia="es-PE"/>
-          <w14:ligatures w14:val="none"/>
+          <ns2:ligatures ns2:val="none"/>
+        </w:rPr>
+      </w:pPr>
+      <w:r>
+        <w:rPr>
+          <w:rFonts w:ascii="Arial Narrow" w:eastAsia="Arial Narrow" w:hAnsi="Arial Narrow" w:cs="Arial Narrow"/>
+          <w:color w:val="000000"/>
+          <w:kern w:val="0"/>
+          <w:lang w:eastAsia="es-PE"/>
+          <ns2:ligatures ns2:val="none"/>
         </w:rPr>
         <w:t>presentar copia simple de las facultades de representación de su representante legal en el presente procedimiento o la declaración jurada que indique que cuenta con dichas facultades y que estas se encuentran vigentes;</w:t>
       </w:r>
     </w:p>
-    <w:p>
+    <w:p ns2:paraId="0CD5704D" ns2:textId="77777777">
       <w:pPr>
         <w:numPr>
           <w:ilvl w:val="0"/>
@@ -4163,21 +4163,21 @@
           <w:color w:val="000000"/>
           <w:kern w:val="0"/>
           <w:lang w:eastAsia="es-PE"/>
-          <w14:ligatures w14:val="none"/>
-        </w:rPr>
-      </w:pPr>
-      <w:r>
-        <w:rPr>
-          <w:rFonts w:ascii="Arial Narrow" w:eastAsia="Arial Narrow" w:hAnsi="Arial Narrow" w:cs="Arial Narrow"/>
-          <w:color w:val="000000"/>
-          <w:kern w:val="0"/>
-          <w:lang w:eastAsia="es-PE"/>
-          <w14:ligatures w14:val="none"/>
+          <ns2:ligatures ns2:val="none"/>
+        </w:rPr>
+      </w:pPr>
+      <w:r>
+        <w:rPr>
+          <w:rFonts w:ascii="Arial Narrow" w:eastAsia="Arial Narrow" w:hAnsi="Arial Narrow" w:cs="Arial Narrow"/>
+          <w:color w:val="000000"/>
+          <w:kern w:val="0"/>
+          <w:lang w:eastAsia="es-PE"/>
+          <ns2:ligatures ns2:val="none"/>
         </w:rPr>
         <w:t>consignar el Número de Registro Único de Contribuyentes (RUC); y,</w:t>
       </w:r>
     </w:p>
-    <w:p>
+    <w:p ns2:paraId="7341F53D" ns2:textId="101F16E7">
       <w:pPr>
         <w:numPr>
           <w:ilvl w:val="0"/>
@@ -4189,16 +4189,16 @@
         <w:rPr>
           <w:rFonts w:ascii="Arial Narrow" w:eastAsia="Calibri" w:hAnsi="Arial Narrow" w:cs="Arial"/>
           <w:kern w:val="0"/>
-          <w14:ligatures w14:val="none"/>
-        </w:rPr>
-      </w:pPr>
-      <w:r>
-        <w:rPr>
-          <w:rFonts w:ascii="Arial Narrow" w:eastAsia="Arial Narrow" w:hAnsi="Arial Narrow" w:cs="Arial Narrow"/>
-          <w:color w:val="000000"/>
-          <w:kern w:val="0"/>
-          <w:lang w:eastAsia="es-PE"/>
-          <w14:ligatures w14:val="none"/>
+          <ns2:ligatures ns2:val="none"/>
+        </w:rPr>
+      </w:pPr>
+      <w:r>
+        <w:rPr>
+          <w:rFonts w:ascii="Arial Narrow" w:eastAsia="Arial Narrow" w:hAnsi="Arial Narrow" w:cs="Arial Narrow"/>
+          <w:color w:val="000000"/>
+          <w:kern w:val="0"/>
+          <w:lang w:eastAsia="es-PE"/>
+          <ns2:ligatures ns2:val="none"/>
         </w:rPr>
         <w:t>fijar domicilio procesal para el procedimiento, de conformidad con el numeral 1 del artículo 442</w:t>
       </w:r>
@@ -4208,7 +4208,7 @@
           <w:color w:val="000000"/>
           <w:kern w:val="0"/>
           <w:lang w:eastAsia="es-PE"/>
-          <w14:ligatures w14:val="none"/>
+          <ns2:ligatures ns2:val="none"/>
         </w:rPr>
         <w:t/>
       </w:r>
@@ -4218,7 +4218,7 @@
           <w:color w:val="000000"/>
           <w:kern w:val="0"/>
           <w:lang w:eastAsia="es-PE"/>
-          <w14:ligatures w14:val="none"/>
+          <ns2:ligatures ns2:val="none"/>
         </w:rPr>
         <w:t xml:space="preserve"> del Código Procesal Civil. </w:t>
       </w:r>
@@ -4226,7 +4226,7 @@
         <w:rPr>
           <w:rFonts w:ascii="Arial Narrow" w:eastAsia="Calibri" w:hAnsi="Arial Narrow" w:cs="Arial"/>
           <w:kern w:val="0"/>
-          <w14:ligatures w14:val="none"/>
+          <ns2:ligatures ns2:val="none"/>
         </w:rPr>
         <w:t>Para ello podrá señalar domicilio físico o una dirección electrónica a la que pueda remitirse las notificaciones</w:t>
       </w:r>
@@ -4235,12 +4235,12 @@
           <w:rFonts w:ascii="Arial Narrow" w:eastAsia="Arial" w:hAnsi="Arial Narrow" w:cs="Arial"/>
           <w:kern w:val="0"/>
           <w:lang w:val="es"/>
-          <w14:ligatures w14:val="none"/>
+          <ns2:ligatures ns2:val="none"/>
         </w:rPr>
         <w:t>;</w:t>
       </w:r>
     </w:p>
-    <w:p>
+    <w:p ns2:paraId="446A1900" ns2:textId="13BE47D4">
       <w:pPr>
         <w:numPr>
           <w:ilvl w:val="0"/>
@@ -4252,14 +4252,14 @@
         <w:rPr>
           <w:rFonts w:ascii="Arial Narrow" w:eastAsia="Calibri" w:hAnsi="Arial Narrow" w:cs="Arial"/>
           <w:kern w:val="0"/>
-          <w14:ligatures w14:val="none"/>
+          <ns2:ligatures ns2:val="none"/>
         </w:rPr>
       </w:pPr>
       <w:r>
         <w:rPr>
           <w:rFonts w:ascii="Arial Narrow" w:eastAsia="Calibri" w:hAnsi="Arial Narrow" w:cs="Arial"/>
           <w:kern w:val="0"/>
-          <w14:ligatures w14:val="none"/>
+          <ns2:ligatures ns2:val="none"/>
         </w:rPr>
         <w:t xml:space="preserve">en caso califique como </w:t>
       </w:r>
@@ -4268,7 +4268,7 @@
         <w:rPr>
           <w:rFonts w:ascii="Arial Narrow" w:eastAsia="Calibri" w:hAnsi="Arial Narrow" w:cs="Arial"/>
           <w:kern w:val="0"/>
-          <w14:ligatures w14:val="none"/>
+          <ns2:ligatures ns2:val="none"/>
         </w:rPr>
         <w:t>micro empresa</w:t>
       </w:r>
@@ -4277,7 +4277,7 @@
         <w:rPr>
           <w:rFonts w:ascii="Arial Narrow" w:eastAsia="Calibri" w:hAnsi="Arial Narrow" w:cs="Arial"/>
           <w:kern w:val="0"/>
-          <w14:ligatures w14:val="none"/>
+          <ns2:ligatures ns2:val="none"/>
         </w:rPr>
         <w:t xml:space="preserve"> o pequeña empresa, presentar los documentos que acrediten su volumen de ventas o ingresos brutos percibidos el año anterior relativo a todas sus actividades económicas y el número de trabajadores con el que cuenta</w:t>
       </w:r>
@@ -4287,7 +4287,7 @@
           <w:rFonts w:ascii="Arial Narrow" w:eastAsia="Calibri" w:hAnsi="Arial Narrow" w:cs="Arial"/>
           <w:kern w:val="0"/>
           <w:vertAlign w:val="superscript"/>
-          <w14:ligatures w14:val="none"/>
+          <ns2:ligatures ns2:val="none"/>
         </w:rPr>
         <w:footnoteReference w:id="6"/>
       </w:r>
@@ -4295,7 +4295,7 @@
         <w:rPr>
           <w:rFonts w:ascii="Arial Narrow" w:eastAsia="Calibri" w:hAnsi="Arial Narrow" w:cs="Arial"/>
           <w:kern w:val="0"/>
-          <w14:ligatures w14:val="none"/>
+          <ns2:ligatures ns2:val="none"/>
         </w:rPr>
         <w:t>. Ello, a fin de que la Comisión pueda meritar dicha documentación, conforme lo establece el artículo 110</w:t>
       </w:r>
@@ -4305,7 +4305,7 @@
           <w:color w:val="000000"/>
           <w:kern w:val="0"/>
           <w:lang w:eastAsia="es-PE"/>
-          <w14:ligatures w14:val="none"/>
+          <ns2:ligatures ns2:val="none"/>
         </w:rPr>
         <w:t/>
       </w:r>
@@ -4313,7 +4313,7 @@
         <w:rPr>
           <w:rFonts w:ascii="Arial Narrow" w:eastAsia="Calibri" w:hAnsi="Arial Narrow" w:cs="Arial"/>
           <w:kern w:val="0"/>
-          <w14:ligatures w14:val="none"/>
+          <ns2:ligatures ns2:val="none"/>
         </w:rPr>
         <w:t xml:space="preserve"> del </w:t>
       </w:r>
@@ -4322,7 +4322,7 @@
           <w:rFonts w:ascii="Arial Narrow" w:eastAsia="Calibri" w:hAnsi="Arial Narrow" w:cs="Arial"/>
           <w:spacing w:val="-2"/>
           <w:kern w:val="0"/>
-          <w14:ligatures w14:val="none"/>
+          <ns2:ligatures ns2:val="none"/>
         </w:rPr>
         <w:t>Código</w:t>
       </w:r>
@@ -4333,7 +4333,7 @@
           <w:spacing w:val="-2"/>
           <w:kern w:val="0"/>
           <w:vertAlign w:val="superscript"/>
-          <w14:ligatures w14:val="none"/>
+          <ns2:ligatures ns2:val="none"/>
         </w:rPr>
         <w:footnoteReference w:id="7"/>
       </w:r>
@@ -4342,67 +4342,102 @@
           <w:rFonts w:ascii="Arial Narrow" w:eastAsia="Calibri" w:hAnsi="Arial Narrow" w:cs="Arial"/>
           <w:spacing w:val="-2"/>
           <w:kern w:val="0"/>
-          <w14:ligatures w14:val="none"/>
+          <ns2:ligatures ns2:val="none"/>
         </w:rPr>
         <w:t>.</w:t>
       </w:r>
     </w:p>
+    <w:p ns2:paraId="354DE7F2" ns2:textId="77777777">
+      <w:pPr>
+        <w:spacing w:after="0" w:line="240" w:lineRule="auto"/>
+        <w:ind w:left="567"/>
+        <w:jc w:val="both"/>
+        <w:rPr>
+          <w:rFonts w:ascii="Arial Narrow" w:eastAsia="Arial Narrow" w:hAnsi="Arial Narrow" w:cs="Arial Narrow"/>
+          <w:color w:val="000000"/>
+          <w:kern w:val="0"/>
+          <w:lang w:eastAsia="es-PE"/>
+          <ns2:ligatures ns2:val="none"/>
+        </w:rPr>
+      </w:pPr>
+    </w:p>
     <w:p>
       <w:pPr>
         <w:spacing w:after="0" w:line="240" w:lineRule="auto"/>
-        <w:ind w:left="567"/>
-        <w:jc w:val="both"/>
-        <w:rPr>
-          <w:rFonts w:ascii="Arial Narrow" w:eastAsia="Arial Narrow" w:hAnsi="Arial Narrow" w:cs="Arial Narrow"/>
-          <w:color w:val="000000"/>
-          <w:kern w:val="0"/>
-          <w:lang w:eastAsia="es-PE"/>
-          <w14:ligatures w14:val="none"/>
-        </w:rPr>
-      </w:pPr>
-    </w:p>
-    <w:p>
-      <w:pPr>
-        <w:spacing w:after="0" w:line="240" w:lineRule="auto"/>
-        <w:jc w:val="both"/>
-        <w:rPr>
-          <w:rFonts w:ascii="Arial Narrow" w:eastAsia="Arial Narrow" w:hAnsi="Arial Narrow" w:cs="Arial Narrow"/>
-          <w:color w:val="000000"/>
-          <w:kern w:val="0"/>
-          <w:lang w:eastAsia="es-PE"/>
-          <w14:ligatures w14:val="none"/>
-        </w:rPr>
-      </w:pPr>
-      <w:r>
-        <w:rPr>
-          <w:rFonts w:ascii="Arial Narrow" w:eastAsia="Arial Narrow" w:hAnsi="Arial Narrow" w:cs="Arial Narrow"/>
-          <w:b/>
-          <w:color w:val="000000"/>
-          <w:kern w:val="0"/>
-          <w:lang w:eastAsia="es-PE"/>
-          <w14:ligatures w14:val="none"/>
+        <w:jc w:val="both"/>
+        <w:rPr>
+          <w:rFonts w:ascii="Arial Narrow" w:eastAsia="Arial Narrow" w:hAnsi="Arial Narrow" w:cs="Arial Narrow"/>
+          <w:color w:val="000000"/>
+          <w:kern w:val="0"/>
+          <w:lang w:eastAsia="es-PE"/>
+          <ns2:ligatures ns2:val="none"/>
+        </w:rPr>
+      </w:pPr>
+      <w:r>
+        <w:rPr>
+          <w:rFonts w:ascii="Arial Narrow" w:hAnsi="Arial Narrow" w:cs="Arial Narrow"/>
+          <w:b w:val="1"/>
+          <w:bCs w:val="1"/>
+          <w:sz w:val="20"/>
+          <w:szCs w:val="20"/>
         </w:rPr>
         <w:t xml:space="preserve">CUARTO: </w:t>
       </w:r>
       <w:r>
         <w:rPr>
-          <w:rFonts w:ascii="Arial Narrow" w:eastAsia="Arial Narrow" w:hAnsi="Arial Narrow" w:cs="Arial Narrow"/>
-          <w:color w:val="000000"/>
-          <w:kern w:val="0"/>
-          <w:lang w:eastAsia="es-PE"/>
-          <w14:ligatures w14:val="none"/>
-        </w:rPr>
-        <w:t xml:space="preserve">correr traslado de la denuncia interpuesta </w:t>
-      </w:r>
-      <w:r>
+          <w:rFonts w:ascii="Arial Narrow" w:hAnsi="Arial Narrow" w:cs="Arial Narrow"/>
+          <w:sz w:val="20"/>
+          <w:szCs w:val="20"/>
+        </w:rPr>
+        <w:t xml:space="preserve">correr traslado de la presente resolución a Banco de Crédito del Perú S.A. y Pacífico Compañía de Seguros y Reaseguros S.A para que, de conformidad con lo dispuesto por el artículo 26° de la Ley sobre Facultades, Normas y Organización del Indecopi, aprobado por Decreto Legislativo N° 8079, presenten sus descargos sobre la imputación de cargos realizada en un plazo no mayor a cinco (5) días hábiles contado a partir del día siguiente de la notificación de la presente resolución, vencido el cual, el Secretario Técnico declarará en rebeldía a los denunciados que no lo hubieran presentado. Debe precisarse que de conformidad con lo establecido por el artículo 223° del Texto Único Ordenado de la Ley N° 27444, Ley del Procedimiento Administrativo General, las alegaciones y los hechos relevantes de la reclamación, salvo que hayan sido específicamente negadas en la contestación, se tendrán por aceptadas o meritadas como ciertas.</w:t>
+      </w:r>
+    </w:p>
+    <w:p ns2:paraId="7D74C0BD" ns2:textId="77777777">
+      <w:pPr>
+        <w:spacing w:after="0" w:line="240" w:lineRule="auto"/>
+        <w:jc w:val="both"/>
+        <w:rPr>
+          <w:rFonts w:ascii="Arial Narrow" w:eastAsia="Arial Narrow" w:hAnsi="Arial Narrow" w:cs="Arial Narrow"/>
+          <w:color w:val="000000"/>
+          <w:kern w:val="0"/>
+          <w:lang w:eastAsia="es-PE"/>
+          <ns2:ligatures ns2:val="none"/>
+        </w:rPr>
+      </w:pPr>
+    </w:p>
+    <w:p ns2:paraId="61C1ED8F" ns2:textId="3A00D1E0">
+      <w:pPr>
+        <w:spacing w:after="0" w:line="240" w:lineRule="auto"/>
+        <w:jc w:val="both"/>
         <w:rPr>
           <w:rFonts w:ascii="Arial Narrow" w:eastAsia="Times New Roman" w:hAnsi="Arial Narrow" w:cs="Arial"/>
           <w:color w:val="000000"/>
           <w:kern w:val="0"/>
           <w:lang w:val="es-ES" w:eastAsia="es-ES"/>
-          <w14:ligatures w14:val="none"/>
-        </w:rPr>
-        <w:t xml:space="preserve">el </w:t>
+          <ns2:ligatures ns2:val="none"/>
+        </w:rPr>
+      </w:pPr>
+      <w:r>
+        <w:rPr>
+          <w:rFonts w:ascii="Arial Narrow" w:eastAsia="Arial Narrow" w:hAnsi="Arial Narrow" w:cs="Arial Narrow"/>
+          <w:b/>
+          <w:color w:val="000000"/>
+          <w:kern w:val="0"/>
+          <w:lang w:eastAsia="es-PE"/>
+          <ns2:ligatures ns2:val="none"/>
+        </w:rPr>
+        <w:t xml:space="preserve">QUINTO: </w:t>
+      </w:r>
+      <w:bookmarkStart w:id="5" w:name="_Hlk188286813"/>
+      <w:r>
+        <w:rPr>
+          <w:rFonts w:ascii="Arial Narrow" w:eastAsia="Times New Roman" w:hAnsi="Arial Narrow" w:cs="Arial"/>
+          <w:color w:val="000000"/>
+          <w:kern w:val="0"/>
+          <w:lang w:eastAsia="es-ES"/>
+          <ns2:ligatures ns2:val="none"/>
+        </w:rPr>
+        <w:t xml:space="preserve">requerir </w:t>
       </w:r>
       <w:r>
         <w:rPr>
@@ -4410,38 +4445,32 @@
           <w:color w:val="000000"/>
           <w:kern w:val="0"/>
           <w:lang w:val="es-ES" w:eastAsia="es-ES"/>
-          <w14:ligatures w14:val="none"/>
-        </w:rPr>
-        <w:t>5 de mayo de 2025, complementado mediante escrito del 20 de mayo de 2025</w:t>
-      </w:r>
-      <w:r>
-        <w:rPr>
-          <w:rFonts w:ascii="Arial Narrow" w:eastAsia="Calibri" w:hAnsi="Arial Narrow" w:cs="Arial"/>
-          <w:kern w:val="0"/>
-          <w14:ligatures w14:val="none"/>
+          <ns2:ligatures ns2:val="none"/>
+        </w:rPr>
+        <w:t xml:space="preserve">que, en un </w:t>
+      </w:r>
+      <w:r>
+        <w:rPr>
+          <w:rFonts w:ascii="Arial Narrow" w:eastAsia="Times New Roman" w:hAnsi="Arial Narrow" w:cs="Arial"/>
+          <w:color w:val="000000"/>
+          <w:kern w:val="0"/>
+          <w:lang w:eastAsia="es-ES"/>
+          <ns2:ligatures ns2:val="none"/>
+        </w:rPr>
+        <w:t>plazo no mayor de cinco (5) días hábiles contado a partir del día siguiente de la notificación de la presente resolución</w:t>
+      </w:r>
+      <w:bookmarkEnd w:id="5"/>
+      <w:r>
+        <w:rPr>
+          <w:rFonts w:ascii="Arial Narrow" w:eastAsia="Times New Roman" w:hAnsi="Arial Narrow" w:cs="Arial"/>
+          <w:color w:val="000000"/>
+          <w:kern w:val="0"/>
+          <w:lang w:eastAsia="es-ES"/>
+          <ns2:ligatures ns2:val="none"/>
         </w:rPr>
         <w:t xml:space="preserve">, </w:t>
       </w:r>
-      <w:r>
-        <w:rPr>
-          <w:rFonts w:ascii="Arial Narrow" w:eastAsia="Arial Narrow" w:hAnsi="Arial Narrow" w:cs="Arial Narrow"/>
-          <w:color w:val="000000"/>
-          <w:kern w:val="0"/>
-          <w:lang w:eastAsia="es-PE"/>
-          <w14:ligatures w14:val="none"/>
-        </w:rPr>
-        <w:t>a</w:t>
-      </w:r>
-      <w:r>
-        <w:rPr>
-          <w:rFonts w:ascii="Arial Narrow" w:eastAsia="Arial Narrow" w:hAnsi="Arial Narrow" w:cs="Arial Narrow"/>
-          <w:color w:val="000000"/>
-          <w:kern w:val="0"/>
-          <w:lang w:eastAsia="es-PE"/>
-          <w14:ligatures w14:val="none"/>
-        </w:rPr>
-        <w:t>l</w:t>
-      </w:r>
+      <w:bookmarkStart w:id="6" w:name="_Hlk188286828"/>
       <w:r>
         <w:rPr>
           <w:rFonts w:ascii="Arial Narrow" w:eastAsia="Times New Roman" w:hAnsi="Arial Narrow" w:cs="Times New Roman"/>
@@ -4449,9 +4478,9 @@
           <w:kern w:val="0"/>
           <w:shd w:val="clear" w:color="auto" w:fill="FFFFFF"/>
           <w:lang w:eastAsia="es-PE"/>
-          <w14:ligatures w14:val="none"/>
-        </w:rPr>
-        <w:t xml:space="preserve"> </w:t>
+          <ns2:ligatures ns2:val="none"/>
+        </w:rPr>
+        <w:t xml:space="preserve">Banco de Crédito del </w:t>
       </w:r>
       <w:r>
         <w:rPr>
@@ -4460,9 +4489,9 @@
           <w:kern w:val="0"/>
           <w:shd w:val="clear" w:color="auto" w:fill="FFFFFF"/>
           <w:lang w:eastAsia="es-PE"/>
-          <w14:ligatures w14:val="none"/>
-        </w:rPr>
-        <w:t xml:space="preserve">Banco de Crédito del </w:t>
+          <ns2:ligatures ns2:val="none"/>
+        </w:rPr>
+        <w:t>Perú</w:t>
       </w:r>
       <w:r>
         <w:rPr>
@@ -4471,136 +4500,67 @@
           <w:kern w:val="0"/>
           <w:shd w:val="clear" w:color="auto" w:fill="FFFFFF"/>
           <w:lang w:eastAsia="es-PE"/>
-          <w14:ligatures w14:val="none"/>
-        </w:rPr>
-        <w:t>Perú</w:t>
-      </w:r>
-      <w:r>
-        <w:rPr>
-          <w:rFonts w:ascii="Arial Narrow" w:eastAsia="Times New Roman" w:hAnsi="Arial Narrow" w:cs="Times New Roman"/>
-          <w:color w:val="000000"/>
-          <w:kern w:val="0"/>
-          <w:shd w:val="clear" w:color="auto" w:fill="FFFFFF"/>
-          <w:lang w:eastAsia="es-PE"/>
-          <w14:ligatures w14:val="none"/>
-        </w:rPr>
-        <w:t xml:space="preserve"> S.A.</w:t>
+          <ns2:ligatures ns2:val="none"/>
+        </w:rPr>
+        <w:t xml:space="preserve"> S.A</w:t>
       </w:r>
       <w:r>
         <w:rPr>
           <w:rFonts w:ascii="Arial Narrow" w:eastAsia="Arial Narrow" w:hAnsi="Arial Narrow" w:cs="Arial Narrow"/>
           <w:bCs/>
         </w:rPr>
-        <w:t xml:space="preserve"> y </w:t>
-      </w:r>
-      <w:r>
-        <w:rPr>
-          <w:rFonts w:ascii="Arial Narrow" w:eastAsia="Arial Narrow" w:hAnsi="Arial Narrow" w:cs="Arial Narrow"/>
-          <w:bCs/>
-        </w:rPr>
-        <w:t xml:space="preserve">Pacífico Compañía </w:t>
-      </w:r>
-      <w:r>
-        <w:rPr>
-          <w:rFonts w:ascii="Arial Narrow" w:eastAsia="Arial Narrow" w:hAnsi="Arial Narrow" w:cs="Arial Narrow"/>
-          <w:bCs/>
-        </w:rPr>
-        <w:t>d</w:t>
-      </w:r>
-      <w:r>
-        <w:rPr>
-          <w:rFonts w:ascii="Arial Narrow" w:eastAsia="Arial Narrow" w:hAnsi="Arial Narrow" w:cs="Arial Narrow"/>
-          <w:bCs/>
-        </w:rPr>
-        <w:t>e Seguros y Reaseguros S.A.</w:t>
-      </w:r>
-      <w:r>
-        <w:rPr>
-          <w:rFonts w:ascii="Arial Narrow" w:eastAsia="Arial Narrow" w:hAnsi="Arial Narrow" w:cs="Arial Narrow"/>
-          <w:color w:val="000000"/>
-          <w:kern w:val="0"/>
-          <w:lang w:eastAsia="es-PE"/>
-          <w14:ligatures w14:val="none"/>
-        </w:rPr>
-        <w:t>, pa</w:t>
-      </w:r>
-      <w:r>
-        <w:rPr>
-          <w:rFonts w:ascii="Arial Narrow" w:eastAsia="Arial Narrow" w:hAnsi="Arial Narrow" w:cs="Arial Narrow"/>
-          <w:color w:val="000000"/>
-          <w:kern w:val="0"/>
-          <w:lang w:eastAsia="es-PE"/>
-          <w14:ligatures w14:val="none"/>
-        </w:rPr>
-        <w:t>ra que, de conformidad con lo dispuesto por el artículo 26</w:t>
-      </w:r>
-      <w:r>
-        <w:rPr>
-          <w:rFonts w:ascii="Arial Narrow" w:eastAsia="Times New Roman" w:hAnsi="Arial Narrow" w:cs="Segoe UI"/>
-          <w:color w:val="000000"/>
-          <w:kern w:val="0"/>
-          <w:lang w:eastAsia="es-PE"/>
-          <w14:ligatures w14:val="none"/>
-        </w:rPr>
-        <w:t/>
-      </w:r>
-      <w:r>
-        <w:rPr>
-          <w:rFonts w:ascii="Arial Narrow" w:eastAsia="Arial Narrow" w:hAnsi="Arial Narrow" w:cs="Arial Narrow"/>
-          <w:color w:val="000000"/>
-          <w:kern w:val="0"/>
-          <w:lang w:eastAsia="es-PE"/>
-          <w14:ligatures w14:val="none"/>
-        </w:rPr>
-        <w:t xml:space="preserve"> de la Ley sobre Facultades, Normas y Organización del Indecopi, aprobada por Decreto Legislativo 807, presente sus descargos en un plazo no mayor de cinco (5) días hábiles contados desde la notificación. </w:t>
-      </w:r>
-    </w:p>
-    <w:p>
-      <w:pPr>
-        <w:spacing w:after="0" w:line="240" w:lineRule="auto"/>
-        <w:jc w:val="both"/>
-        <w:rPr>
-          <w:rFonts w:ascii="Arial Narrow" w:eastAsia="Arial Narrow" w:hAnsi="Arial Narrow" w:cs="Arial Narrow"/>
-          <w:color w:val="000000"/>
-          <w:kern w:val="0"/>
-          <w:lang w:eastAsia="es-PE"/>
-          <w14:ligatures w14:val="none"/>
-        </w:rPr>
-      </w:pPr>
-    </w:p>
-    <w:p>
-      <w:pPr>
-        <w:spacing w:after="0" w:line="240" w:lineRule="auto"/>
-        <w:jc w:val="both"/>
+        <w:t>.</w:t>
+      </w:r>
+      <w:r>
+        <w:rPr>
+          <w:rFonts w:ascii="Arial Narrow" w:eastAsia="Times New Roman" w:hAnsi="Arial Narrow" w:cs="Arial"/>
+          <w:color w:val="000000"/>
+          <w:kern w:val="0"/>
+          <w:lang w:eastAsia="es-ES"/>
+          <ns2:ligatures ns2:val="none"/>
+        </w:rPr>
+        <w:t xml:space="preserve">, </w:t>
+      </w:r>
+      <w:bookmarkEnd w:id="6"/>
+      <w:r>
         <w:rPr>
           <w:rFonts w:ascii="Arial Narrow" w:eastAsia="Times New Roman" w:hAnsi="Arial Narrow" w:cs="Arial"/>
           <w:color w:val="000000"/>
           <w:kern w:val="0"/>
           <w:lang w:val="es-ES" w:eastAsia="es-ES"/>
-          <w14:ligatures w14:val="none"/>
-        </w:rPr>
-      </w:pPr>
-      <w:r>
-        <w:rPr>
-          <w:rFonts w:ascii="Arial Narrow" w:eastAsia="Arial Narrow" w:hAnsi="Arial Narrow" w:cs="Arial Narrow"/>
-          <w:b/>
-          <w:color w:val="000000"/>
-          <w:kern w:val="0"/>
-          <w:lang w:eastAsia="es-PE"/>
-          <w14:ligatures w14:val="none"/>
-        </w:rPr>
-        <w:t xml:space="preserve">QUINTO: </w:t>
-      </w:r>
-      <w:bookmarkStart w:id="5" w:name="_Hlk188286813"/>
+          <ns2:ligatures ns2:val="none"/>
+        </w:rPr>
+        <w:t>cumpla</w:t>
+      </w:r>
+      <w:r>
+        <w:rPr>
+          <w:rFonts w:ascii="Arial Narrow" w:eastAsia="Times New Roman" w:hAnsi="Arial Narrow" w:cs="Arial"/>
+          <w:color w:val="000000"/>
+          <w:kern w:val="0"/>
+          <w:lang w:val="es-ES" w:eastAsia="es-ES"/>
+          <ns2:ligatures ns2:val="none"/>
+        </w:rPr>
+        <w:t xml:space="preserve"> con: </w:t>
+      </w:r>
+      <w:r>
+        <w:rPr>
+          <w:rFonts w:ascii="Arial Narrow" w:eastAsia="Times New Roman" w:hAnsi="Arial Narrow" w:cs="Arial"/>
+          <w:color w:val="000000"/>
+          <w:kern w:val="0"/>
+          <w:lang w:val="es-ES" w:eastAsia="es-ES"/>
+          <ns2:ligatures ns2:val="none"/>
+        </w:rPr>
+        <w:t xml:space="preserve">(i) presentar una copia debidamente suscrita de la Póliza </w:t>
+      </w:r>
       <w:r>
         <w:rPr>
           <w:rFonts w:ascii="Arial Narrow" w:eastAsia="Times New Roman" w:hAnsi="Arial Narrow" w:cs="Arial"/>
           <w:color w:val="000000"/>
           <w:kern w:val="0"/>
           <w:lang w:eastAsia="es-ES"/>
-          <w14:ligatures w14:val="none"/>
-        </w:rPr>
-        <w:t xml:space="preserve">requerir </w:t>
+          <ns2:ligatures ns2:val="none"/>
+        </w:rPr>
+        <w:t xml:space="preserve">139853 </w:t>
       </w:r>
       <w:r>
         <w:rPr>
@@ -4608,140 +4568,17 @@
           <w:color w:val="000000"/>
           <w:kern w:val="0"/>
           <w:lang w:val="es-ES" w:eastAsia="es-ES"/>
-          <w14:ligatures w14:val="none"/>
-        </w:rPr>
-        <w:t xml:space="preserve">que, en un </w:t>
-      </w:r>
-      <w:r>
-        <w:rPr>
-          <w:rFonts w:ascii="Arial Narrow" w:eastAsia="Times New Roman" w:hAnsi="Arial Narrow" w:cs="Arial"/>
-          <w:color w:val="000000"/>
-          <w:kern w:val="0"/>
-          <w:lang w:eastAsia="es-ES"/>
-          <w14:ligatures w14:val="none"/>
-        </w:rPr>
-        <w:t>plazo no mayor de cinco (5) días hábiles contado a partir del día siguiente de la notificación de la presente resolución</w:t>
-      </w:r>
-      <w:bookmarkEnd w:id="5"/>
-      <w:r>
-        <w:rPr>
-          <w:rFonts w:ascii="Arial Narrow" w:eastAsia="Times New Roman" w:hAnsi="Arial Narrow" w:cs="Arial"/>
-          <w:color w:val="000000"/>
-          <w:kern w:val="0"/>
-          <w:lang w:eastAsia="es-ES"/>
-          <w14:ligatures w14:val="none"/>
-        </w:rPr>
-        <w:t xml:space="preserve">, </w:t>
-      </w:r>
-      <w:bookmarkStart w:id="6" w:name="_Hlk188286828"/>
-      <w:r>
-        <w:rPr>
-          <w:rFonts w:ascii="Arial Narrow" w:eastAsia="Times New Roman" w:hAnsi="Arial Narrow" w:cs="Times New Roman"/>
-          <w:color w:val="000000"/>
-          <w:kern w:val="0"/>
-          <w:shd w:val="clear" w:color="auto" w:fill="FFFFFF"/>
-          <w:lang w:eastAsia="es-PE"/>
-          <w14:ligatures w14:val="none"/>
-        </w:rPr>
-        <w:t xml:space="preserve">Banco de Crédito del </w:t>
-      </w:r>
-      <w:r>
-        <w:rPr>
-          <w:rFonts w:ascii="Arial Narrow" w:eastAsia="Times New Roman" w:hAnsi="Arial Narrow" w:cs="Times New Roman"/>
-          <w:color w:val="000000"/>
-          <w:kern w:val="0"/>
-          <w:shd w:val="clear" w:color="auto" w:fill="FFFFFF"/>
-          <w:lang w:eastAsia="es-PE"/>
-          <w14:ligatures w14:val="none"/>
-        </w:rPr>
-        <w:t>Perú</w:t>
-      </w:r>
-      <w:r>
-        <w:rPr>
-          <w:rFonts w:ascii="Arial Narrow" w:eastAsia="Times New Roman" w:hAnsi="Arial Narrow" w:cs="Times New Roman"/>
-          <w:color w:val="000000"/>
-          <w:kern w:val="0"/>
-          <w:shd w:val="clear" w:color="auto" w:fill="FFFFFF"/>
-          <w:lang w:eastAsia="es-PE"/>
-          <w14:ligatures w14:val="none"/>
-        </w:rPr>
-        <w:t xml:space="preserve"> S.A</w:t>
-      </w:r>
-      <w:r>
-        <w:rPr>
-          <w:rFonts w:ascii="Arial Narrow" w:eastAsia="Arial Narrow" w:hAnsi="Arial Narrow" w:cs="Arial Narrow"/>
-          <w:bCs/>
-        </w:rPr>
-        <w:t>.</w:t>
-      </w:r>
-      <w:r>
-        <w:rPr>
-          <w:rFonts w:ascii="Arial Narrow" w:eastAsia="Times New Roman" w:hAnsi="Arial Narrow" w:cs="Arial"/>
-          <w:color w:val="000000"/>
-          <w:kern w:val="0"/>
-          <w:lang w:eastAsia="es-ES"/>
-          <w14:ligatures w14:val="none"/>
-        </w:rPr>
-        <w:t xml:space="preserve">, </w:t>
-      </w:r>
-      <w:bookmarkEnd w:id="6"/>
+          <ns2:ligatures ns2:val="none"/>
+        </w:rPr>
+        <w:t xml:space="preserve">y/o Certificado del Seguro de Desgravamen materia de </w:t>
+      </w:r>
       <w:r>
         <w:rPr>
           <w:rFonts w:ascii="Arial Narrow" w:eastAsia="Times New Roman" w:hAnsi="Arial Narrow" w:cs="Arial"/>
           <w:color w:val="000000"/>
           <w:kern w:val="0"/>
           <w:lang w:val="es-ES" w:eastAsia="es-ES"/>
-          <w14:ligatures w14:val="none"/>
-        </w:rPr>
-        <w:t>cumpla</w:t>
-      </w:r>
-      <w:r>
-        <w:rPr>
-          <w:rFonts w:ascii="Arial Narrow" w:eastAsia="Times New Roman" w:hAnsi="Arial Narrow" w:cs="Arial"/>
-          <w:color w:val="000000"/>
-          <w:kern w:val="0"/>
-          <w:lang w:val="es-ES" w:eastAsia="es-ES"/>
-          <w14:ligatures w14:val="none"/>
-        </w:rPr>
-        <w:t xml:space="preserve"> con: </w:t>
-      </w:r>
-      <w:r>
-        <w:rPr>
-          <w:rFonts w:ascii="Arial Narrow" w:eastAsia="Times New Roman" w:hAnsi="Arial Narrow" w:cs="Arial"/>
-          <w:color w:val="000000"/>
-          <w:kern w:val="0"/>
-          <w:lang w:val="es-ES" w:eastAsia="es-ES"/>
-          <w14:ligatures w14:val="none"/>
-        </w:rPr>
-        <w:t xml:space="preserve">(i) presentar una copia debidamente suscrita de la Póliza </w:t>
-      </w:r>
-      <w:r>
-        <w:rPr>
-          <w:rFonts w:ascii="Arial Narrow" w:eastAsia="Times New Roman" w:hAnsi="Arial Narrow" w:cs="Arial"/>
-          <w:color w:val="000000"/>
-          <w:kern w:val="0"/>
-          <w:lang w:eastAsia="es-ES"/>
-          <w14:ligatures w14:val="none"/>
-        </w:rPr>
-        <w:t xml:space="preserve">139853 </w:t>
-      </w:r>
-      <w:r>
-        <w:rPr>
-          <w:rFonts w:ascii="Arial Narrow" w:eastAsia="Times New Roman" w:hAnsi="Arial Narrow" w:cs="Arial"/>
-          <w:color w:val="000000"/>
-          <w:kern w:val="0"/>
-          <w:lang w:val="es-ES" w:eastAsia="es-ES"/>
-          <w14:ligatures w14:val="none"/>
-        </w:rPr>
-        <w:t xml:space="preserve">y/o Certificado del Seguro de Desgravamen materia de </w:t>
-      </w:r>
-      <w:r>
-        <w:rPr>
-          <w:rFonts w:ascii="Arial Narrow" w:eastAsia="Times New Roman" w:hAnsi="Arial Narrow" w:cs="Arial"/>
-          <w:color w:val="000000"/>
-          <w:kern w:val="0"/>
-          <w:lang w:val="es-ES" w:eastAsia="es-ES"/>
-          <w14:ligatures w14:val="none"/>
+          <ns2:ligatures ns2:val="none"/>
         </w:rPr>
         <w:lastRenderedPageBreak/>
         <w:t>denuncia; y, (</w:t>
@@ -4753,7 +4590,7 @@
           <w:color w:val="000000"/>
           <w:kern w:val="0"/>
           <w:lang w:val="es-ES" w:eastAsia="es-ES"/>
-          <w14:ligatures w14:val="none"/>
+          <ns2:ligatures ns2:val="none"/>
         </w:rPr>
         <w:t>ii</w:t>
       </w:r>
@@ -4764,7 +4601,7 @@
           <w:color w:val="000000"/>
           <w:kern w:val="0"/>
           <w:lang w:val="es-ES" w:eastAsia="es-ES"/>
-          <w14:ligatures w14:val="none"/>
+          <ns2:ligatures ns2:val="none"/>
         </w:rPr>
         <w:t>) presentar los medios probatorios que evidencien que brindó una respuesta oportuna ante la solicitud de cobertura del Seguro de Desgravamen materia de denuncia</w:t>
       </w:r>
@@ -4774,12 +4611,12 @@
           <w:color w:val="000000"/>
           <w:kern w:val="0"/>
           <w:lang w:val="es-ES" w:eastAsia="es-ES"/>
-          <w14:ligatures w14:val="none"/>
+          <ns2:ligatures ns2:val="none"/>
         </w:rPr>
         <w:t>.</w:t>
       </w:r>
     </w:p>
-    <w:p>
+    <w:p ns2:paraId="67FBA7CF" ns2:textId="77777777">
       <w:pPr>
         <w:spacing w:after="0" w:line="240" w:lineRule="auto"/>
         <w:jc w:val="both"/>
@@ -4788,11 +4625,11 @@
           <w:color w:val="000000"/>
           <w:kern w:val="0"/>
           <w:lang w:val="es-ES" w:eastAsia="es-ES"/>
-          <w14:ligatures w14:val="none"/>
-        </w:rPr>
-      </w:pPr>
-    </w:p>
-    <w:p>
+          <ns2:ligatures ns2:val="none"/>
+        </w:rPr>
+      </w:pPr>
+    </w:p>
+    <w:p ns2:paraId="77F232FB" ns2:textId="219AB195">
       <w:pPr>
         <w:spacing w:after="0" w:line="240" w:lineRule="auto"/>
         <w:jc w:val="both"/>
@@ -4801,17 +4638,17 @@
           <w:color w:val="000000"/>
           <w:kern w:val="0"/>
           <w:lang w:val="es-ES" w:eastAsia="es-ES"/>
-          <w14:ligatures w14:val="none"/>
-        </w:rPr>
-      </w:pPr>
-      <w:r>
-        <w:rPr>
-          <w:rFonts w:ascii="Arial Narrow" w:eastAsia="Arial Narrow" w:hAnsi="Arial Narrow" w:cs="Arial Narrow"/>
-          <w:b/>
-          <w:color w:val="000000"/>
-          <w:kern w:val="0"/>
-          <w:lang w:eastAsia="es-PE"/>
-          <w14:ligatures w14:val="none"/>
+          <ns2:ligatures ns2:val="none"/>
+        </w:rPr>
+      </w:pPr>
+      <w:r>
+        <w:rPr>
+          <w:rFonts w:ascii="Arial Narrow" w:eastAsia="Arial Narrow" w:hAnsi="Arial Narrow" w:cs="Arial Narrow"/>
+          <w:b/>
+          <w:color w:val="000000"/>
+          <w:kern w:val="0"/>
+          <w:lang w:eastAsia="es-PE"/>
+          <ns2:ligatures ns2:val="none"/>
         </w:rPr>
         <w:t xml:space="preserve">SEXTO: </w:t>
       </w:r>
@@ -4821,7 +4658,7 @@
           <w:color w:val="000000"/>
           <w:kern w:val="0"/>
           <w:lang w:eastAsia="es-ES"/>
-          <w14:ligatures w14:val="none"/>
+          <ns2:ligatures ns2:val="none"/>
         </w:rPr>
         <w:t xml:space="preserve">requerir </w:t>
       </w:r>
@@ -4831,7 +4668,7 @@
           <w:color w:val="000000"/>
           <w:kern w:val="0"/>
           <w:lang w:val="es-ES" w:eastAsia="es-ES"/>
-          <w14:ligatures w14:val="none"/>
+          <ns2:ligatures ns2:val="none"/>
         </w:rPr>
         <w:t xml:space="preserve">que, en un </w:t>
       </w:r>
@@ -4841,7 +4678,7 @@
           <w:color w:val="000000"/>
           <w:kern w:val="0"/>
           <w:lang w:eastAsia="es-ES"/>
-          <w14:ligatures w14:val="none"/>
+          <ns2:ligatures ns2:val="none"/>
         </w:rPr>
         <w:t xml:space="preserve">plazo no mayor de cinco (5) días hábiles contado a partir del día siguiente de la notificación de la presente resolución, </w:t>
       </w:r>
@@ -4872,7 +4709,7 @@
           <w:color w:val="000000"/>
           <w:kern w:val="0"/>
           <w:lang w:eastAsia="es-ES"/>
-          <w14:ligatures w14:val="none"/>
+          <ns2:ligatures ns2:val="none"/>
         </w:rPr>
         <w:t xml:space="preserve">, </w:t>
       </w:r>
@@ -4882,7 +4719,7 @@
           <w:color w:val="000000"/>
           <w:kern w:val="0"/>
           <w:lang w:val="es-ES" w:eastAsia="es-ES"/>
-          <w14:ligatures w14:val="none"/>
+          <ns2:ligatures ns2:val="none"/>
         </w:rPr>
         <w:t xml:space="preserve">cumpla </w:t>
       </w:r>
@@ -4892,7 +4729,7 @@
           <w:color w:val="000000"/>
           <w:kern w:val="0"/>
           <w:lang w:val="es-ES" w:eastAsia="es-ES"/>
-          <w14:ligatures w14:val="none"/>
+          <ns2:ligatures ns2:val="none"/>
         </w:rPr>
         <w:t xml:space="preserve">con: </w:t>
       </w:r>
@@ -4902,7 +4739,7 @@
           <w:color w:val="000000"/>
           <w:kern w:val="0"/>
           <w:lang w:val="es-ES" w:eastAsia="es-ES"/>
-          <w14:ligatures w14:val="none"/>
+          <ns2:ligatures ns2:val="none"/>
         </w:rPr>
         <w:t xml:space="preserve">(i) </w:t>
       </w:r>
@@ -4912,7 +4749,7 @@
           <w:color w:val="000000"/>
           <w:kern w:val="0"/>
           <w:lang w:val="es-ES" w:eastAsia="es-ES"/>
-          <w14:ligatures w14:val="none"/>
+          <ns2:ligatures ns2:val="none"/>
         </w:rPr>
         <w:t xml:space="preserve">presentar una copia debidamente suscrita de la Póliza </w:t>
       </w:r>
@@ -4922,7 +4759,7 @@
           <w:color w:val="000000"/>
           <w:kern w:val="0"/>
           <w:lang w:eastAsia="es-ES"/>
-          <w14:ligatures w14:val="none"/>
+          <ns2:ligatures ns2:val="none"/>
         </w:rPr>
         <w:t>139853</w:t>
       </w:r>
@@ -4932,7 +4769,7 @@
           <w:color w:val="000000"/>
           <w:kern w:val="0"/>
           <w:lang w:val="es-ES" w:eastAsia="es-ES"/>
-          <w14:ligatures w14:val="none"/>
+          <ns2:ligatures ns2:val="none"/>
         </w:rPr>
         <w:t xml:space="preserve"> y/o Certificado del Seguro de Desgravamen materia de denuncia</w:t>
       </w:r>
@@ -4942,7 +4779,7 @@
           <w:color w:val="000000"/>
           <w:kern w:val="0"/>
           <w:lang w:val="es-ES" w:eastAsia="es-ES"/>
-          <w14:ligatures w14:val="none"/>
+          <ns2:ligatures ns2:val="none"/>
         </w:rPr>
         <w:t>; y, (</w:t>
       </w:r>
@@ -4953,7 +4790,7 @@
           <w:color w:val="000000"/>
           <w:kern w:val="0"/>
           <w:lang w:val="es-ES" w:eastAsia="es-ES"/>
-          <w14:ligatures w14:val="none"/>
+          <ns2:ligatures ns2:val="none"/>
         </w:rPr>
         <w:t>ii</w:t>
       </w:r>
@@ -4964,7 +4801,7 @@
           <w:color w:val="000000"/>
           <w:kern w:val="0"/>
           <w:lang w:val="es-ES" w:eastAsia="es-ES"/>
-          <w14:ligatures w14:val="none"/>
+          <ns2:ligatures ns2:val="none"/>
         </w:rPr>
         <w:t xml:space="preserve">) </w:t>
       </w:r>
@@ -4974,12 +4811,12 @@
           <w:color w:val="000000"/>
           <w:kern w:val="0"/>
           <w:lang w:val="es-ES" w:eastAsia="es-ES"/>
-          <w14:ligatures w14:val="none"/>
+          <ns2:ligatures ns2:val="none"/>
         </w:rPr>
         <w:t>presentar los medios probatorios que evidencien que brindó una respuesta oportuna ante la solicitud de cobertura del Seguro de Desgravamen materia de denuncia.</w:t>
       </w:r>
     </w:p>
-    <w:p>
+    <w:p ns2:paraId="5561D26C" ns2:textId="77777777">
       <w:pPr>
         <w:spacing w:after="0" w:line="240" w:lineRule="auto"/>
         <w:jc w:val="both"/>
@@ -4988,30 +4825,30 @@
           <w:color w:val="000000"/>
           <w:kern w:val="0"/>
           <w:lang w:val="es-ES" w:eastAsia="es-ES"/>
-          <w14:ligatures w14:val="none"/>
-        </w:rPr>
-      </w:pPr>
-    </w:p>
-    <w:p>
-      <w:pPr>
-        <w:spacing w:after="0" w:line="240" w:lineRule="auto"/>
-        <w:jc w:val="both"/>
-        <w:rPr>
-          <w:rFonts w:ascii="Arial Narrow" w:eastAsia="Arial Narrow" w:hAnsi="Arial Narrow" w:cs="Arial Narrow"/>
-          <w:color w:val="000000"/>
-          <w:kern w:val="0"/>
-          <w:lang w:eastAsia="es-PE"/>
-          <w14:ligatures w14:val="none"/>
-        </w:rPr>
-      </w:pPr>
-      <w:r>
-        <w:rPr>
-          <w:rFonts w:ascii="Arial Narrow" w:eastAsia="Arial Narrow" w:hAnsi="Arial Narrow" w:cs="Arial Narrow"/>
-          <w:b/>
-          <w:color w:val="000000"/>
-          <w:kern w:val="0"/>
-          <w:lang w:eastAsia="es-PE"/>
-          <w14:ligatures w14:val="none"/>
+          <ns2:ligatures ns2:val="none"/>
+        </w:rPr>
+      </w:pPr>
+    </w:p>
+    <w:p ns2:paraId="5A49EAA8" ns2:textId="3A29BF0B">
+      <w:pPr>
+        <w:spacing w:after="0" w:line="240" w:lineRule="auto"/>
+        <w:jc w:val="both"/>
+        <w:rPr>
+          <w:rFonts w:ascii="Arial Narrow" w:eastAsia="Arial Narrow" w:hAnsi="Arial Narrow" w:cs="Arial Narrow"/>
+          <w:color w:val="000000"/>
+          <w:kern w:val="0"/>
+          <w:lang w:eastAsia="es-PE"/>
+          <ns2:ligatures ns2:val="none"/>
+        </w:rPr>
+      </w:pPr>
+      <w:r>
+        <w:rPr>
+          <w:rFonts w:ascii="Arial Narrow" w:eastAsia="Arial Narrow" w:hAnsi="Arial Narrow" w:cs="Arial Narrow"/>
+          <w:b/>
+          <w:color w:val="000000"/>
+          <w:kern w:val="0"/>
+          <w:lang w:eastAsia="es-PE"/>
+          <ns2:ligatures ns2:val="none"/>
         </w:rPr>
         <w:t>SÉTIMO</w:t>
       </w:r>
@@ -5022,7 +4859,7 @@
           <w:color w:val="000000"/>
           <w:kern w:val="0"/>
           <w:lang w:eastAsia="es-PE"/>
-          <w14:ligatures w14:val="none"/>
+          <ns2:ligatures ns2:val="none"/>
         </w:rPr>
         <w:t>:</w:t>
       </w:r>
@@ -5032,7 +4869,7 @@
           <w:color w:val="000000"/>
           <w:kern w:val="0"/>
           <w:lang w:eastAsia="es-PE"/>
-          <w14:ligatures w14:val="none"/>
+          <ns2:ligatures ns2:val="none"/>
         </w:rPr>
         <w:t xml:space="preserve"> </w:t>
       </w:r>
@@ -5043,7 +4880,7 @@
           <w:color w:val="000000"/>
           <w:kern w:val="0"/>
           <w:lang w:eastAsia="es-PE"/>
-          <w14:ligatures w14:val="none"/>
+          <ns2:ligatures ns2:val="none"/>
         </w:rPr>
         <w:t>informar a las partes que el artículo 110</w:t>
       </w:r>
@@ -5053,7 +4890,7 @@
           <w:color w:val="000000"/>
           <w:kern w:val="0"/>
           <w:lang w:eastAsia="es-PE"/>
-          <w14:ligatures w14:val="none"/>
+          <ns2:ligatures ns2:val="none"/>
         </w:rPr>
         <w:t/>
       </w:r>
@@ -5063,7 +4900,7 @@
           <w:color w:val="000000"/>
           <w:kern w:val="0"/>
           <w:lang w:eastAsia="es-PE"/>
-          <w14:ligatures w14:val="none"/>
+          <ns2:ligatures ns2:val="none"/>
         </w:rPr>
         <w:t xml:space="preserve"> de la Ley 29571, Código de Protección y Defensa del Consumidor</w:t>
       </w:r>
@@ -5075,7 +4912,7 @@
           <w:kern w:val="0"/>
           <w:vertAlign w:val="superscript"/>
           <w:lang w:eastAsia="es-PE"/>
-          <w14:ligatures w14:val="none"/>
+          <ns2:ligatures ns2:val="none"/>
         </w:rPr>
         <w:footnoteReference w:id="8"/>
       </w:r>
@@ -5085,7 +4922,7 @@
           <w:color w:val="000000"/>
           <w:kern w:val="0"/>
           <w:lang w:eastAsia="es-PE"/>
-          <w14:ligatures w14:val="none"/>
+          <ns2:ligatures ns2:val="none"/>
         </w:rPr>
         <w:t>, faculta a la Comisión a calificar las infracciones de la referida norma como leves, graves o muy graves e imponer sanciones que van desde una amonestación hasta una multa por un máximo de 450 Unidades Impositivas Tributarias, sin perjuicio de las medidas correctivas, reparadoras y complementarias, que puedan ordenarse de acuerdo a lo estipulado en los artículos 114</w:t>
       </w:r>
@@ -5095,7 +4932,7 @@
           <w:color w:val="000000"/>
           <w:kern w:val="0"/>
           <w:lang w:eastAsia="es-PE"/>
-          <w14:ligatures w14:val="none"/>
+          <ns2:ligatures ns2:val="none"/>
         </w:rPr>
         <w:t/>
       </w:r>
@@ -5105,7 +4942,7 @@
           <w:color w:val="000000"/>
           <w:kern w:val="0"/>
           <w:lang w:eastAsia="es-PE"/>
-          <w14:ligatures w14:val="none"/>
+          <ns2:ligatures ns2:val="none"/>
         </w:rPr>
         <w:t>, 115</w:t>
       </w:r>
@@ -5115,7 +4952,7 @@
           <w:color w:val="000000"/>
           <w:kern w:val="0"/>
           <w:lang w:eastAsia="es-PE"/>
-          <w14:ligatures w14:val="none"/>
+          <ns2:ligatures ns2:val="none"/>
         </w:rPr>
         <w:t/>
       </w:r>
@@ -5125,7 +4962,7 @@
           <w:color w:val="000000"/>
           <w:kern w:val="0"/>
           <w:lang w:eastAsia="es-PE"/>
-          <w14:ligatures w14:val="none"/>
+          <ns2:ligatures ns2:val="none"/>
         </w:rPr>
         <w:t xml:space="preserve"> y 116</w:t>
       </w:r>
@@ -5135,7 +4972,7 @@
           <w:color w:val="000000"/>
           <w:kern w:val="0"/>
           <w:lang w:eastAsia="es-PE"/>
-          <w14:ligatures w14:val="none"/>
+          <ns2:ligatures ns2:val="none"/>
         </w:rPr>
         <w:t/>
       </w:r>
@@ -5145,7 +4982,7 @@
           <w:color w:val="000000"/>
           <w:kern w:val="0"/>
           <w:lang w:eastAsia="es-PE"/>
-          <w14:ligatures w14:val="none"/>
+          <ns2:ligatures ns2:val="none"/>
         </w:rPr>
         <w:t xml:space="preserve"> de la referida norma</w:t>
       </w:r>
@@ -5157,7 +4994,7 @@
           <w:kern w:val="0"/>
           <w:vertAlign w:val="superscript"/>
           <w:lang w:eastAsia="es-PE"/>
-          <w14:ligatures w14:val="none"/>
+          <ns2:ligatures ns2:val="none"/>
         </w:rPr>
         <w:footnoteReference w:id="9"/>
       </w:r>
@@ -5167,7 +5004,7 @@
           <w:color w:val="000000"/>
           <w:kern w:val="0"/>
           <w:lang w:eastAsia="es-PE"/>
-          <w14:ligatures w14:val="none"/>
+          <ns2:ligatures ns2:val="none"/>
         </w:rPr>
         <w:t xml:space="preserve">. </w:t>
       </w:r>
@@ -5178,7 +5015,7 @@
           <w:color w:val="000000"/>
           <w:kern w:val="0"/>
           <w:lang w:eastAsia="es-PE"/>
-          <w14:ligatures w14:val="none"/>
+          <ns2:ligatures ns2:val="none"/>
         </w:rPr>
         <w:lastRenderedPageBreak/>
         <w:t>Asimismo, se consideran circunstancias atenuantes para la graduación de la sanción, el allanamiento de la denuncia o el reconocimiento de las pretensiones en ella contenidas, de acuerdo con el artículo 112</w:t>
@@ -5189,7 +5026,7 @@
           <w:color w:val="000000"/>
           <w:kern w:val="0"/>
           <w:lang w:eastAsia="es-PE"/>
-          <w14:ligatures w14:val="none"/>
+          <ns2:ligatures ns2:val="none"/>
         </w:rPr>
         <w:t/>
       </w:r>
@@ -5199,7 +5036,7 @@
           <w:color w:val="000000"/>
           <w:kern w:val="0"/>
           <w:lang w:eastAsia="es-PE"/>
-          <w14:ligatures w14:val="none"/>
+          <ns2:ligatures ns2:val="none"/>
         </w:rPr>
         <w:t xml:space="preserve"> del Código</w:t>
       </w:r>
@@ -5211,7 +5048,7 @@
           <w:kern w:val="0"/>
           <w:vertAlign w:val="superscript"/>
           <w:lang w:eastAsia="es-PE"/>
-          <w14:ligatures w14:val="none"/>
+          <ns2:ligatures ns2:val="none"/>
         </w:rPr>
         <w:footnoteReference w:id="10"/>
       </w:r>
@@ -5221,12 +5058,12 @@
           <w:color w:val="000000"/>
           <w:kern w:val="0"/>
           <w:lang w:eastAsia="es-PE"/>
-          <w14:ligatures w14:val="none"/>
+          <ns2:ligatures ns2:val="none"/>
         </w:rPr>
         <w:t>.</w:t>
       </w:r>
     </w:p>
-    <w:p>
+    <w:p ns2:paraId="60BC1406" ns2:textId="77777777">
       <w:pPr>
         <w:shd w:val="clear" w:color="auto" w:fill="FFFFFF"/>
         <w:spacing w:after="0" w:line="240" w:lineRule="auto"/>
@@ -5237,11 +5074,11 @@
           <w:color w:val="000000"/>
           <w:kern w:val="0"/>
           <w:lang w:eastAsia="es-PE"/>
-          <w14:ligatures w14:val="none"/>
-        </w:rPr>
-      </w:pPr>
-    </w:p>
-    <w:p>
+          <ns2:ligatures ns2:val="none"/>
+        </w:rPr>
+      </w:pPr>
+    </w:p>
+    <w:p ns2:paraId="2A591567" ns2:textId="6BBC0577">
       <w:pPr>
         <w:shd w:val="clear" w:color="auto" w:fill="FFFFFF"/>
         <w:spacing w:after="0" w:line="240" w:lineRule="auto"/>
@@ -5251,7 +5088,7 @@
           <w:color w:val="000000"/>
           <w:kern w:val="0"/>
           <w:lang w:eastAsia="es-PE"/>
-          <w14:ligatures w14:val="none"/>
+          <ns2:ligatures ns2:val="none"/>
         </w:rPr>
       </w:pPr>
       <w:r>
@@ -5260,7 +5097,7 @@
           <w:b/>
           <w:bCs/>
           <w:kern w:val="0"/>
-          <w14:ligatures w14:val="none"/>
+          <ns2:ligatures ns2:val="none"/>
         </w:rPr>
         <w:t>OCTAVO</w:t>
       </w:r>
@@ -5271,7 +5108,7 @@
           <w:color w:val="000000"/>
           <w:kern w:val="0"/>
           <w:lang w:eastAsia="es-PE"/>
-          <w14:ligatures w14:val="none"/>
+          <ns2:ligatures ns2:val="none"/>
         </w:rPr>
         <w:t>:</w:t>
       </w:r>
@@ -5281,7 +5118,7 @@
           <w:color w:val="000000"/>
           <w:kern w:val="0"/>
           <w:lang w:eastAsia="es-PE"/>
-          <w14:ligatures w14:val="none"/>
+          <ns2:ligatures ns2:val="none"/>
         </w:rPr>
         <w:t xml:space="preserve"> informar a las partes que conforme a lo establecido en el artículo 39</w:t>
       </w:r>
@@ -5291,7 +5128,7 @@
           <w:color w:val="000000"/>
           <w:kern w:val="0"/>
           <w:lang w:eastAsia="es-PE"/>
-          <w14:ligatures w14:val="none"/>
+          <ns2:ligatures ns2:val="none"/>
         </w:rPr>
         <w:t/>
       </w:r>
@@ -5301,12 +5138,12 @@
           <w:color w:val="000000"/>
           <w:kern w:val="0"/>
           <w:lang w:eastAsia="es-PE"/>
-          <w14:ligatures w14:val="none"/>
+          <ns2:ligatures ns2:val="none"/>
         </w:rPr>
         <w:t xml:space="preserve"> de la Ley sobre Facultades, Normas y Organización del Indecopi, aprobada por Decreto Legislativo 807, los gastos por los peritajes realizados, actuación de pruebas, inspecciones y otros derivados de la tramitación del proceso serán de cargo de la parte que solicita la prueba, salvo pacto en contrario. En todos los casos, la resolución final determinará si los gastos deben ser asumidos por alguna de las partes, o reembolsados a la otra parte o al Indecopi, según sea el caso, de manera adicional a la sanción que haya podido imponerse. </w:t>
       </w:r>
     </w:p>
-    <w:p>
+    <w:p ns2:paraId="3696E77C" ns2:textId="77777777">
       <w:pPr>
         <w:shd w:val="clear" w:color="auto" w:fill="FFFFFF"/>
         <w:spacing w:after="0" w:line="240" w:lineRule="auto"/>
@@ -5316,11 +5153,11 @@
           <w:color w:val="000000"/>
           <w:kern w:val="0"/>
           <w:lang w:eastAsia="es-PE"/>
-          <w14:ligatures w14:val="none"/>
-        </w:rPr>
-      </w:pPr>
-    </w:p>
-    <w:p>
+          <ns2:ligatures ns2:val="none"/>
+        </w:rPr>
+      </w:pPr>
+    </w:p>
+    <w:p ns2:paraId="563B5C6F" ns2:textId="3976F6B1">
       <w:pPr>
         <w:suppressAutoHyphens/>
         <w:spacing w:after="0" w:line="240" w:lineRule="auto"/>
@@ -5329,7 +5166,7 @@
           <w:rFonts w:ascii="Arial Narrow" w:eastAsia="Calibri" w:hAnsi="Arial Narrow" w:cs="Arial"/>
           <w:kern w:val="0"/>
           <w:u w:val="single"/>
-          <w14:ligatures w14:val="none"/>
+          <ns2:ligatures ns2:val="none"/>
         </w:rPr>
       </w:pPr>
       <w:r>
@@ -5339,7 +5176,7 @@
           <w:color w:val="000000"/>
           <w:kern w:val="0"/>
           <w:lang w:eastAsia="es-PE"/>
-          <w14:ligatures w14:val="none"/>
+          <ns2:ligatures ns2:val="none"/>
         </w:rPr>
         <w:t>NOVENO</w:t>
       </w:r>
@@ -5348,7 +5185,7 @@
           <w:rFonts w:ascii="Arial Narrow" w:eastAsia="Calibri" w:hAnsi="Arial Narrow" w:cs="Arial"/>
           <w:b/>
           <w:kern w:val="0"/>
-          <w14:ligatures w14:val="none"/>
+          <ns2:ligatures ns2:val="none"/>
         </w:rPr>
         <w:t>:</w:t>
       </w:r>
@@ -5356,7 +5193,7 @@
         <w:rPr>
           <w:rFonts w:ascii="Arial Narrow" w:eastAsia="Calibri" w:hAnsi="Arial Narrow" w:cs="Arial"/>
           <w:kern w:val="0"/>
-          <w14:ligatures w14:val="none"/>
+          <ns2:ligatures ns2:val="none"/>
         </w:rPr>
         <w:t xml:space="preserve"> comunicar a las partes que, </w:t>
       </w:r>
@@ -5365,7 +5202,7 @@
         <w:rPr>
           <w:rFonts w:ascii="Arial Narrow" w:eastAsia="Calibri" w:hAnsi="Arial Narrow" w:cs="Arial"/>
           <w:kern w:val="0"/>
-          <w14:ligatures w14:val="none"/>
+          <ns2:ligatures ns2:val="none"/>
         </w:rPr>
         <w:t>de acuerdo a</w:t>
       </w:r>
@@ -5374,7 +5211,7 @@
         <w:rPr>
           <w:rFonts w:ascii="Arial Narrow" w:eastAsia="Calibri" w:hAnsi="Arial Narrow" w:cs="Arial"/>
           <w:kern w:val="0"/>
-          <w14:ligatures w14:val="none"/>
+          <ns2:ligatures ns2:val="none"/>
         </w:rPr>
         <w:t xml:space="preserve"> lo señalado por el artículo 29</w:t>
       </w:r>
@@ -5384,7 +5221,7 @@
           <w:color w:val="000000"/>
           <w:kern w:val="0"/>
           <w:lang w:eastAsia="es-PE"/>
-          <w14:ligatures w14:val="none"/>
+          <ns2:ligatures ns2:val="none"/>
         </w:rPr>
         <w:t/>
       </w:r>
@@ -5392,7 +5229,7 @@
         <w:rPr>
           <w:rFonts w:ascii="Arial Narrow" w:eastAsia="Calibri" w:hAnsi="Arial Narrow" w:cs="Arial"/>
           <w:kern w:val="0"/>
-          <w14:ligatures w14:val="none"/>
+          <ns2:ligatures ns2:val="none"/>
         </w:rPr>
         <w:t xml:space="preserve"> del Decreto Legislativo 807</w:t>
       </w:r>
@@ -5402,7 +5239,7 @@
           <w:rFonts w:ascii="Arial Narrow" w:eastAsia="Calibri" w:hAnsi="Arial Narrow" w:cs="Arial"/>
           <w:kern w:val="0"/>
           <w:vertAlign w:val="superscript"/>
-          <w14:ligatures w14:val="none"/>
+          <ns2:ligatures ns2:val="none"/>
         </w:rPr>
         <w:footnoteReference w:id="11"/>
       </w:r>
@@ -5410,7 +5247,7 @@
         <w:rPr>
           <w:rFonts w:ascii="Arial Narrow" w:eastAsia="Calibri" w:hAnsi="Arial Narrow" w:cs="Arial"/>
           <w:kern w:val="0"/>
-          <w14:ligatures w14:val="none"/>
+          <ns2:ligatures ns2:val="none"/>
         </w:rPr>
         <w:t xml:space="preserve">, hasta antes de la emisión de la Resolución Final tienen la posibilidad de solicitar una audiencia de conciliación. En caso deleguen a favor de una tercera persona su actuación en la diligencia programada, esta deberá presentar un poder especial con firma legalizada ante Notario Público, donde conste </w:t>
       </w:r>
@@ -5419,7 +5256,7 @@
           <w:rFonts w:ascii="Arial Narrow" w:eastAsia="Calibri" w:hAnsi="Arial Narrow" w:cs="Arial"/>
           <w:kern w:val="0"/>
           <w:u w:val="single"/>
-          <w14:ligatures w14:val="none"/>
+          <ns2:ligatures ns2:val="none"/>
         </w:rPr>
         <w:lastRenderedPageBreak/>
         <w:t>expresamente su facultad para asistir y conciliar en su representación</w:t>
@@ -5429,7 +5266,7 @@
           <w:rFonts w:ascii="Arial Narrow" w:eastAsia="Calibri" w:hAnsi="Arial Narrow" w:cs="Arial"/>
           <w:bCs/>
           <w:kern w:val="0"/>
-          <w14:ligatures w14:val="none"/>
+          <ns2:ligatures ns2:val="none"/>
         </w:rPr>
         <w:t>.</w:t>
       </w:r>
@@ -5439,7 +5276,7 @@
           <w:b/>
           <w:bCs/>
           <w:kern w:val="0"/>
-          <w14:ligatures w14:val="none"/>
+          <ns2:ligatures ns2:val="none"/>
         </w:rPr>
         <w:t xml:space="preserve"> </w:t>
       </w:r>
@@ -5448,12 +5285,12 @@
           <w:rFonts w:ascii="Arial Narrow" w:eastAsia="Calibri" w:hAnsi="Arial Narrow" w:cs="Arial"/>
           <w:kern w:val="0"/>
           <w:u w:val="single"/>
-          <w14:ligatures w14:val="none"/>
+          <ns2:ligatures ns2:val="none"/>
         </w:rPr>
         <w:t xml:space="preserve">Ello bajo apercibimiento de no realizar la audiencia de conciliación y levantar el acta de inasistencia correspondiente. </w:t>
       </w:r>
     </w:p>
-    <w:p>
+    <w:p ns2:paraId="3E55E6BD" ns2:textId="77777777">
       <w:pPr>
         <w:suppressAutoHyphens/>
         <w:spacing w:after="0" w:line="240" w:lineRule="auto"/>
@@ -5462,11 +5299,11 @@
           <w:rFonts w:ascii="Arial Narrow" w:eastAsia="Calibri" w:hAnsi="Arial Narrow" w:cs="Arial"/>
           <w:kern w:val="0"/>
           <w:u w:val="single"/>
-          <w14:ligatures w14:val="none"/>
-        </w:rPr>
-      </w:pPr>
-    </w:p>
-    <w:p>
+          <ns2:ligatures ns2:val="none"/>
+        </w:rPr>
+      </w:pPr>
+    </w:p>
+    <w:p ns2:paraId="24D59AD6" ns2:textId="06B060DF">
       <w:pPr>
         <w:suppressAutoHyphens/>
         <w:spacing w:after="0" w:line="240" w:lineRule="auto"/>
@@ -5483,7 +5320,7 @@
           <w:b/>
           <w:spacing w:val="-3"/>
           <w:kern w:val="0"/>
-          <w14:ligatures w14:val="none"/>
+          <ns2:ligatures ns2:val="none"/>
         </w:rPr>
         <w:t>DÉCIMO</w:t>
       </w:r>
@@ -5494,7 +5331,7 @@
           <w:color w:val="000000"/>
           <w:kern w:val="0"/>
           <w:lang w:eastAsia="es-PE"/>
-          <w14:ligatures w14:val="none"/>
+          <ns2:ligatures ns2:val="none"/>
         </w:rPr>
         <w:t>:</w:t>
       </w:r>
@@ -5504,14 +5341,14 @@
           <w:color w:val="000000"/>
           <w:kern w:val="0"/>
           <w:lang w:eastAsia="es-PE"/>
-          <w14:ligatures w14:val="none"/>
+          <ns2:ligatures ns2:val="none"/>
         </w:rPr>
         <w:t xml:space="preserve"> poner en conocimiento de las partes que, antes de la emisión de la Resolución Final, tienen la posibilidad de formular su desistimiento o presentar el acuerdo arribado mediante la conciliación, mediación, transacción o cualquier otro que, de forma indubitable, deje constancia que se ha solucionado la controversia materia de denuncia.</w:t>
       </w:r>
       <w:bookmarkStart w:id="8" w:name="h.gjdgxs" w:colFirst="0" w:colLast="0"/>
       <w:bookmarkEnd w:id="8"/>
     </w:p>
-    <w:p>
+    <w:p ns2:paraId="31A1CF45" ns2:textId="77777777">
       <w:pPr>
         <w:suppressAutoHyphens/>
         <w:spacing w:after="0" w:line="240" w:lineRule="auto"/>
@@ -5521,11 +5358,11 @@
           <w:color w:val="000000"/>
           <w:kern w:val="0"/>
           <w:lang w:eastAsia="es-PE"/>
-          <w14:ligatures w14:val="none"/>
-        </w:rPr>
-      </w:pPr>
-    </w:p>
-    <w:p>
+          <ns2:ligatures ns2:val="none"/>
+        </w:rPr>
+      </w:pPr>
+    </w:p>
+    <w:p ns2:paraId="27996781" ns2:textId="7C2CC7D6">
       <w:pPr>
         <w:suppressAutoHyphens/>
         <w:spacing w:after="0" w:line="240" w:lineRule="auto"/>
@@ -5556,7 +5393,7 @@
           <w:b/>
           <w:spacing w:val="-3"/>
           <w:kern w:val="0"/>
-          <w14:ligatures w14:val="none"/>
+          <ns2:ligatures ns2:val="none"/>
         </w:rPr>
         <w:t/>
       </w:r>
@@ -5566,7 +5403,7 @@
           <w:bCs/>
           <w:spacing w:val="-3"/>
           <w:kern w:val="0"/>
-          <w14:ligatures w14:val="none"/>
+          <ns2:ligatures ns2:val="none"/>
         </w:rPr>
         <w:t xml:space="preserve"/>
       </w:r>
@@ -5576,7 +5413,7 @@
           <w:bCs/>
           <w:spacing w:val="-3"/>
           <w:kern w:val="0"/>
-          <w14:ligatures w14:val="none"/>
+          <ns2:ligatures ns2:val="none"/>
         </w:rPr>
         <w:t xml:space="preserve"/>
       </w:r>
@@ -5587,7 +5424,7 @@
           <w:kern w:val="0"/>
           <w:shd w:val="clear" w:color="auto" w:fill="FFFFFF"/>
           <w:lang w:eastAsia="es-PE"/>
-          <w14:ligatures w14:val="none"/>
+          <ns2:ligatures ns2:val="none"/>
         </w:rPr>
         <w:t xml:space="preserve"/>
       </w:r>
@@ -5598,7 +5435,7 @@
           <w:kern w:val="0"/>
           <w:shd w:val="clear" w:color="auto" w:fill="FFFFFF"/>
           <w:lang w:eastAsia="es-PE"/>
-          <w14:ligatures w14:val="none"/>
+          <ns2:ligatures ns2:val="none"/>
         </w:rPr>
         <w:t/>
       </w:r>
@@ -5609,7 +5446,7 @@
           <w:kern w:val="0"/>
           <w:shd w:val="clear" w:color="auto" w:fill="FFFFFF"/>
           <w:lang w:eastAsia="es-PE"/>
-          <w14:ligatures w14:val="none"/>
+          <ns2:ligatures ns2:val="none"/>
         </w:rPr>
         <w:t/>
       </w:r>
@@ -5620,7 +5457,7 @@
           <w:kern w:val="0"/>
           <w:shd w:val="clear" w:color="auto" w:fill="FFFFFF"/>
           <w:lang w:eastAsia="es-PE"/>
-          <w14:ligatures w14:val="none"/>
+          <ns2:ligatures ns2:val="none"/>
         </w:rPr>
         <w:t xml:space="preserve"/>
       </w:r>
@@ -5631,7 +5468,7 @@
           <w:kern w:val="0"/>
           <w:shd w:val="clear" w:color="auto" w:fill="FFFFFF"/>
           <w:lang w:eastAsia="es-PE"/>
-          <w14:ligatures w14:val="none"/>
+          <ns2:ligatures ns2:val="none"/>
         </w:rPr>
         <w:t/>
       </w:r>
@@ -5642,7 +5479,7 @@
           <w:kern w:val="0"/>
           <w:shd w:val="clear" w:color="auto" w:fill="FFFFFF"/>
           <w:lang w:eastAsia="es-PE"/>
-          <w14:ligatures w14:val="none"/>
+          <ns2:ligatures ns2:val="none"/>
         </w:rPr>
         <w:t xml:space="preserve"/>
       </w:r>
@@ -5757,7 +5594,7 @@
           <w:color w:val="000000"/>
           <w:kern w:val="0"/>
           <w:lang w:eastAsia="es-PE"/>
-          <w14:ligatures w14:val="none"/>
+          <ns2:ligatures ns2:val="none"/>
         </w:rPr>
         <w:t/>
       </w:r>
@@ -5781,7 +5618,7 @@
           <w:color w:val="000000"/>
           <w:kern w:val="0"/>
           <w:lang w:eastAsia="es-PE"/>
-          <w14:ligatures w14:val="none"/>
+          <ns2:ligatures ns2:val="none"/>
         </w:rPr>
         <w:t/>
       </w:r>
@@ -5807,7 +5644,7 @@
         <w:t/>
       </w:r>
     </w:p>
-    <w:p>
+    <w:p ns2:paraId="432486BF" ns2:textId="77777777">
       <w:pPr>
         <w:suppressAutoHyphens/>
         <w:spacing w:after="0" w:line="240" w:lineRule="auto"/>
@@ -5817,7 +5654,7 @@
         </w:rPr>
       </w:pPr>
     </w:p>
-    <w:p>
+    <w:p ns2:paraId="6B5220C8" ns2:textId="0895E18A">
       <w:pPr>
         <w:suppressAutoHyphens/>
         <w:spacing w:line="240" w:lineRule="auto"/>
@@ -5898,7 +5735,7 @@
         <w:t>efectúe el acuse de recibo mediante la confirmación de recepción de la notificación remitida por este despacho a su Casilla Electrónica, dentro de los cinco (5) primeros días hábiles siguientes a la fecha en que recibe la notificación.</w:t>
       </w:r>
     </w:p>
-    <w:p>
+    <w:p ns2:paraId="356CAA7F" ns2:textId="77777777">
       <w:pPr>
         <w:suppressAutoHyphens/>
         <w:spacing w:after="0" w:line="240" w:lineRule="auto"/>
@@ -5909,54 +5746,54 @@
           <w:color w:val="000000"/>
           <w:kern w:val="0"/>
           <w:lang w:eastAsia="es-PE"/>
-          <w14:ligatures w14:val="none"/>
+          <ns2:ligatures ns2:val="none"/>
         </w:rPr>
       </w:pPr>
     </w:p>
     <w:bookmarkEnd w:id="0"/>
-    <w:p>
-      <w:pPr>
-        <w:spacing w:after="0" w:line="240" w:lineRule="auto"/>
-        <w:jc w:val="both"/>
-        <w:rPr>
-          <w:rFonts w:ascii="Arial Narrow" w:eastAsia="Arial Narrow" w:hAnsi="Arial Narrow" w:cs="Arial Narrow"/>
-          <w:b/>
-          <w:color w:val="000000"/>
-          <w:kern w:val="0"/>
-          <w:lang w:eastAsia="es-PE"/>
-          <w14:ligatures w14:val="none"/>
-        </w:rPr>
-      </w:pPr>
-    </w:p>
-    <w:p>
-      <w:pPr>
-        <w:spacing w:after="0" w:line="240" w:lineRule="auto"/>
-        <w:jc w:val="both"/>
-        <w:rPr>
-          <w:rFonts w:ascii="Arial Narrow" w:eastAsia="Arial Narrow" w:hAnsi="Arial Narrow" w:cs="Arial Narrow"/>
-          <w:b/>
-          <w:color w:val="000000"/>
-          <w:kern w:val="0"/>
-          <w:lang w:eastAsia="es-PE"/>
-          <w14:ligatures w14:val="none"/>
-        </w:rPr>
-      </w:pPr>
-    </w:p>
-    <w:p>
-      <w:pPr>
-        <w:spacing w:after="0" w:line="240" w:lineRule="auto"/>
-        <w:jc w:val="both"/>
-        <w:rPr>
-          <w:rFonts w:ascii="Arial Narrow" w:eastAsia="Arial Narrow" w:hAnsi="Arial Narrow" w:cs="Arial Narrow"/>
-          <w:b/>
-          <w:color w:val="000000"/>
-          <w:kern w:val="0"/>
-          <w:lang w:eastAsia="es-PE"/>
-          <w14:ligatures w14:val="none"/>
-        </w:rPr>
-      </w:pPr>
-    </w:p>
-    <w:p>
+    <w:p ns2:paraId="7B62D160" ns2:textId="77777777">
+      <w:pPr>
+        <w:spacing w:after="0" w:line="240" w:lineRule="auto"/>
+        <w:jc w:val="both"/>
+        <w:rPr>
+          <w:rFonts w:ascii="Arial Narrow" w:eastAsia="Arial Narrow" w:hAnsi="Arial Narrow" w:cs="Arial Narrow"/>
+          <w:b/>
+          <w:color w:val="000000"/>
+          <w:kern w:val="0"/>
+          <w:lang w:eastAsia="es-PE"/>
+          <ns2:ligatures ns2:val="none"/>
+        </w:rPr>
+      </w:pPr>
+    </w:p>
+    <w:p ns2:paraId="64EBEC4C" ns2:textId="77777777">
+      <w:pPr>
+        <w:spacing w:after="0" w:line="240" w:lineRule="auto"/>
+        <w:jc w:val="both"/>
+        <w:rPr>
+          <w:rFonts w:ascii="Arial Narrow" w:eastAsia="Arial Narrow" w:hAnsi="Arial Narrow" w:cs="Arial Narrow"/>
+          <w:b/>
+          <w:color w:val="000000"/>
+          <w:kern w:val="0"/>
+          <w:lang w:eastAsia="es-PE"/>
+          <ns2:ligatures ns2:val="none"/>
+        </w:rPr>
+      </w:pPr>
+    </w:p>
+    <w:p ns2:paraId="425AFE3C" ns2:textId="77777777">
+      <w:pPr>
+        <w:spacing w:after="0" w:line="240" w:lineRule="auto"/>
+        <w:jc w:val="both"/>
+        <w:rPr>
+          <w:rFonts w:ascii="Arial Narrow" w:eastAsia="Arial Narrow" w:hAnsi="Arial Narrow" w:cs="Arial Narrow"/>
+          <w:b/>
+          <w:color w:val="000000"/>
+          <w:kern w:val="0"/>
+          <w:lang w:eastAsia="es-PE"/>
+          <ns2:ligatures ns2:val="none"/>
+        </w:rPr>
+      </w:pPr>
+    </w:p>
+    <w:p ns2:paraId="19075C71" ns2:textId="77777777">
       <w:pPr>
         <w:shd w:val="clear" w:color="auto" w:fill="FFFFFF"/>
         <w:spacing w:after="0" w:line="240" w:lineRule="auto"/>
@@ -5967,7 +5804,7 @@
           <w:bCs/>
           <w:color w:val="000000"/>
           <w:kern w:val="0"/>
-          <w14:ligatures w14:val="none"/>
+          <ns2:ligatures ns2:val="none"/>
         </w:rPr>
       </w:pPr>
       <w:r>
@@ -5977,12 +5814,12 @@
           <w:bCs/>
           <w:color w:val="000000"/>
           <w:kern w:val="0"/>
-          <w14:ligatures w14:val="none"/>
+          <ns2:ligatures ns2:val="none"/>
         </w:rPr>
         <w:t>EVELING ROA QUISPE</w:t>
       </w:r>
     </w:p>
-    <w:p>
+    <w:p ns2:paraId="4A722B99" ns2:textId="77777777">
       <w:pPr>
         <w:shd w:val="clear" w:color="auto" w:fill="FFFFFF"/>
         <w:spacing w:after="0" w:line="240" w:lineRule="auto"/>
@@ -5993,7 +5830,7 @@
           <w:bCs/>
           <w:color w:val="000000"/>
           <w:kern w:val="0"/>
-          <w14:ligatures w14:val="none"/>
+          <ns2:ligatures ns2:val="none"/>
         </w:rPr>
       </w:pPr>
       <w:r>
@@ -6003,12 +5840,12 @@
           <w:bCs/>
           <w:color w:val="000000"/>
           <w:kern w:val="0"/>
-          <w14:ligatures w14:val="none"/>
+          <ns2:ligatures ns2:val="none"/>
         </w:rPr>
         <w:t>Secretaria Técnica</w:t>
       </w:r>
     </w:p>
-    <w:p>
+    <w:p ns2:paraId="18FF708A" ns2:textId="77777777">
       <w:pPr>
         <w:shd w:val="clear" w:color="auto" w:fill="FFFFFF"/>
         <w:spacing w:after="0" w:line="240" w:lineRule="auto"/>
@@ -6017,7 +5854,7 @@
           <w:rFonts w:ascii="Arial Narrow" w:eastAsia="Calibri" w:hAnsi="Arial Narrow" w:cs="Times New Roman"/>
           <w:color w:val="000000"/>
           <w:kern w:val="0"/>
-          <w14:ligatures w14:val="none"/>
+          <ns2:ligatures ns2:val="none"/>
         </w:rPr>
       </w:pPr>
       <w:r>
@@ -6027,7 +5864,7 @@
           <w:bCs/>
           <w:color w:val="000000"/>
           <w:kern w:val="0"/>
-          <w14:ligatures w14:val="none"/>
+          <ns2:ligatures ns2:val="none"/>
         </w:rPr>
         <w:t>Comisión </w:t>
       </w:r>
@@ -6039,7 +5876,7 @@
           <w:color w:val="000000"/>
           <w:kern w:val="0"/>
           <w:shd w:val="clear" w:color="auto" w:fill="FFFFFF"/>
-          <w14:ligatures w14:val="none"/>
+          <ns2:ligatures ns2:val="none"/>
         </w:rPr>
         <w:t>de</w:t>
       </w:r>
@@ -6050,26 +5887,26 @@
           <w:bCs/>
           <w:color w:val="000000"/>
           <w:kern w:val="0"/>
-          <w14:ligatures w14:val="none"/>
+          <ns2:ligatures ns2:val="none"/>
         </w:rPr>
         <w:t> Protección al Consumidor 1</w:t>
       </w:r>
     </w:p>
-    <w:p>
-      <w:pPr>
-        <w:spacing w:after="0" w:line="240" w:lineRule="auto"/>
-        <w:jc w:val="both"/>
-        <w:rPr>
-          <w:rFonts w:ascii="Arial Narrow" w:eastAsia="Arial Narrow" w:hAnsi="Arial Narrow" w:cs="Arial Narrow"/>
-          <w:b/>
-          <w:color w:val="000000"/>
-          <w:kern w:val="0"/>
-          <w:lang w:eastAsia="es-PE"/>
-          <w14:ligatures w14:val="none"/>
-        </w:rPr>
-      </w:pPr>
-    </w:p>
-    <w:p>
+    <w:p ns2:paraId="1A8D1D73" ns2:textId="77777777">
+      <w:pPr>
+        <w:spacing w:after="0" w:line="240" w:lineRule="auto"/>
+        <w:jc w:val="both"/>
+        <w:rPr>
+          <w:rFonts w:ascii="Arial Narrow" w:eastAsia="Arial Narrow" w:hAnsi="Arial Narrow" w:cs="Arial Narrow"/>
+          <w:b/>
+          <w:color w:val="000000"/>
+          <w:kern w:val="0"/>
+          <w:lang w:eastAsia="es-PE"/>
+          <ns2:ligatures ns2:val="none"/>
+        </w:rPr>
+      </w:pPr>
+    </w:p>
+    <w:p ns2:paraId="0B9A1116" ns2:textId="428C1704">
       <w:pPr>
         <w:spacing w:after="0" w:line="240" w:lineRule="auto"/>
         <w:jc w:val="both"/>
@@ -6087,14 +5924,14 @@
           <w:sz w:val="16"/>
           <w:szCs w:val="16"/>
           <w:lang w:eastAsia="es-PE"/>
-          <w14:ligatures w14:val="none"/>
+          <ns2:ligatures ns2:val="none"/>
         </w:rPr>
         <w:t>LSM/JCQ</w:t>
       </w:r>
     </w:p>
     <w:sectPr>
-      <w:headerReference w:type="default" r:id="rId8"/>
-      <w:footerReference w:type="default" r:id="rId9"/>
+      <w:headerReference w:type="default" ns3:id="rId8"/>
+      <w:footerReference w:type="default" ns3:id="rId9"/>
       <w:pgSz w:w="11906" w:h="16838"/>
       <w:pgMar w:top="1417" w:right="1701" w:bottom="1417" w:left="1701" w:header="708" w:footer="708" w:gutter="0"/>
       <w:cols w:space="708"/>

--- a/plantillas_maestras/03_seguro_desgravamen/falta_atencion_o_demora_reclamo/2_ddos_banco_y_aseguradora/mujer/TPL_1046_2025_SEGURO_DESGRAVAMEN_FALTA_ATENCION_O_DEMORA_RECLAMO_BANCO_MUJER_R1.docx
+++ b/plantillas_maestras/03_seguro_desgravamen/falta_atencion_o_demora_reclamo/2_ddos_banco_y_aseguradora/mujer/TPL_1046_2025_SEGURO_DESGRAVAMEN_FALTA_ATENCION_O_DEMORA_RECLAMO_BANCO_MUJER_R1.docx
@@ -4389,7 +4389,7 @@
           <w:sz w:val="20"/>
           <w:szCs w:val="20"/>
         </w:rPr>
-        <w:t xml:space="preserve">correr traslado de la presente resolución a Banco de Crédito del Perú S.A. y Pacífico Compañía de Seguros y Reaseguros S.A para que, de conformidad con lo dispuesto por el artículo 26° de la Ley sobre Facultades, Normas y Organización del Indecopi, aprobado por Decreto Legislativo N° 8079, presenten sus descargos sobre la imputación de cargos realizada en un plazo no mayor a cinco (5) días hábiles contado a partir del día siguiente de la notificación de la presente resolución, vencido el cual, el Secretario Técnico declarará en rebeldía a los denunciados que no lo hubieran presentado. Debe precisarse que de conformidad con lo establecido por el artículo 223° del Texto Único Ordenado de la Ley N° 27444, Ley del Procedimiento Administrativo General, las alegaciones y los hechos relevantes de la reclamación, salvo que hayan sido específicamente negadas en la contestación, se tendrán por aceptadas o meritadas como ciertas.</w:t>
+        <w:t xml:space="preserve">correr traslado de la presente resolución a Banco de Crédito del Perú S.A. y Pacífico Compañía de Seguros y Reaseguros S.A. para que, de conformidad con lo dispuesto por el artículo 26 de la Ley sobre Facultades, Normas y Organización del Indecopi, aprobada por Decreto Legislativo 807, presenten sus descargos sobre la imputación de cargos realizada en un plazo no mayor a cinco (5) días hábiles contado a partir del día siguiente de la notificación de la presente resolución, vencido el cual, el Secretario Técnico declarará en rebeldía a los denunciados que no lo hubieran presentado. Debe precisarse que de conformidad con lo establecido por el artículo 223 del Texto Único Ordenado de la Ley 27444, Ley del Procedimiento Administrativo General, las alegaciones y los hechos relevantes de la reclamación, salvo que hayan sido específicamente negadas en la contestación, se tendrán por aceptadas o merituadas como ciertas.</w:t>
       </w:r>
     </w:p>
     <w:p ns2:paraId="7D74C0BD" ns2:textId="77777777">

--- a/plantillas_maestras/03_seguro_desgravamen/falta_atencion_o_demora_reclamo/2_ddos_banco_y_aseguradora/mujer/TPL_1046_2025_SEGURO_DESGRAVAMEN_FALTA_ATENCION_O_DEMORA_RECLAMO_BANCO_MUJER_R1.docx
+++ b/plantillas_maestras/03_seguro_desgravamen/falta_atencion_o_demora_reclamo/2_ddos_banco_y_aseguradora/mujer/TPL_1046_2025_SEGURO_DESGRAVAMEN_FALTA_ATENCION_O_DEMORA_RECLAMO_BANCO_MUJER_R1.docx
@@ -712,7 +712,7 @@
           <w:lang w:eastAsia="es-PE"/>
           <ns2:ligatures ns2:val="none"/>
         </w:rPr>
-        <w:t>13</w:t>
+        <w:t xml:space="preserve">13 de junio de 2025</w:t>
       </w:r>
       <w:r>
         <w:rPr>
@@ -723,7 +723,7 @@
           <w:lang w:eastAsia="es-PE"/>
           <ns2:ligatures ns2:val="none"/>
         </w:rPr>
-        <w:t xml:space="preserve"> de </w:t>
+        <w:t xml:space="preserve"/>
       </w:r>
       <w:r>
         <w:rPr>
@@ -734,7 +734,7 @@
           <w:lang w:eastAsia="es-PE"/>
           <ns2:ligatures ns2:val="none"/>
         </w:rPr>
-        <w:t>junio</w:t>
+        <w:t xml:space="preserve"/>
       </w:r>
       <w:r>
         <w:rPr>
@@ -745,7 +745,7 @@
           <w:lang w:eastAsia="es-PE"/>
           <ns2:ligatures ns2:val="none"/>
         </w:rPr>
-        <w:t xml:space="preserve"> de 202</w:t>
+        <w:t xml:space="preserve"/>
       </w:r>
       <w:r>
         <w:rPr>
@@ -756,7 +756,7 @@
           <w:lang w:eastAsia="es-PE"/>
           <ns2:ligatures ns2:val="none"/>
         </w:rPr>
-        <w:t>5</w:t>
+        <w:t xml:space="preserve"/>
       </w:r>
     </w:p>
     <w:p ns2:paraId="78BF12C0" ns2:textId="77777777">
@@ -6172,7 +6172,7 @@
           <w:sz w:val="16"/>
           <w:szCs w:val="16"/>
         </w:rPr>
-        <w:t>el 2 de setiembre del 2010 en el Diario Oficial El Peruano, vigente desde el 2 de octubre del 2010 y modificado por Decreto Legislativo 1308.</w:t>
+        <w:t xml:space="preserve">el 2 de setiembre de 2010 en el Diario Oficial El Peruano, vigente desde el 2 de octubre de 2010 y modificado por Decreto Legislativo 1308.</w:t>
       </w:r>
     </w:p>
     <w:p>

--- a/plantillas_maestras/03_seguro_desgravamen/falta_atencion_o_demora_reclamo/2_ddos_banco_y_aseguradora/mujer/TPL_1046_2025_SEGURO_DESGRAVAMEN_FALTA_ATENCION_O_DEMORA_RECLAMO_BANCO_MUJER_R1.docx
+++ b/plantillas_maestras/03_seguro_desgravamen/falta_atencion_o_demora_reclamo/2_ddos_banco_y_aseguradora/mujer/TPL_1046_2025_SEGURO_DESGRAVAMEN_FALTA_ATENCION_O_DEMORA_RECLAMO_BANCO_MUJER_R1.docx
@@ -1,8 +1,8 @@
 
 <file path=word/document.xml><?xml version="1.0" encoding="utf-8"?>
-<w:document xmlns:ns1="http://schemas.openxmlformats.org/markup-compatibility/2006" xmlns:ns2="http://schemas.microsoft.com/office/word/2010/wordml" xmlns:ns3="http://schemas.openxmlformats.org/officeDocument/2006/relationships" xmlns:w="http://schemas.openxmlformats.org/wordprocessingml/2006/main" ns1:Ignorable="w14 w15 w16se w16cid w16 w16cex w16sdtdh w16sdtfl w16du wp14">
+<w:document xmlns:mc="http://schemas.openxmlformats.org/markup-compatibility/2006" xmlns:r="http://schemas.openxmlformats.org/officeDocument/2006/relationships" xmlns:w="http://schemas.openxmlformats.org/wordprocessingml/2006/main" xmlns:w14="http://schemas.microsoft.com/office/word/2010/wordml" xmlns:w15="http://schemas.microsoft.com/office/word/2012/wordml" xmlns:w16="http://schemas.microsoft.com/office/word/2018/wordml" xmlns:w16cex="http://schemas.microsoft.com/office/word/2018/wordml/cex" xmlns:w16cid="http://schemas.microsoft.com/office/word/2016/wordml/cid" xmlns:w16du="http://schemas.microsoft.com/office/word/2023/wordml/word16du" xmlns:w16sdtdh="http://schemas.microsoft.com/office/word/2020/wordml/sdtdatahash" xmlns:w16se="http://schemas.microsoft.com/office/word/2015/wordml/symex" xmlns:wp14="http://schemas.microsoft.com/office/word/2010/wordprocessingDrawing" mc:Ignorable="w14 w15 w16se w16cid w16 w16cex w16sdtdh w16du wp14">
   <w:body>
-    <w:p ns2:paraId="0A632482" ns2:textId="57E39EA8">
+    <w:p>
       <w:pPr>
         <w:tabs>
           <w:tab w:val="left" w:pos="1701"/>
@@ -14,7 +14,7 @@
           <w:color w:val="000000"/>
           <w:kern w:val="0"/>
           <w:lang w:eastAsia="es-PE"/>
-          <ns2:ligatures ns2:val="none"/>
+          <w14:ligatures w14:val="none"/>
         </w:rPr>
       </w:pPr>
       <w:bookmarkStart w:id="0" w:name="_Hlk80343540"/>
@@ -25,7 +25,7 @@
           <w:color w:val="000000"/>
           <w:kern w:val="0"/>
           <w:lang w:eastAsia="es-PE"/>
-          <ns2:ligatures ns2:val="none"/>
+          <w14:ligatures w14:val="none"/>
         </w:rPr>
         <w:t xml:space="preserve">EXPEDIENTE </w:t>
       </w:r>
@@ -36,7 +36,7 @@
           <w:color w:val="000000"/>
           <w:kern w:val="0"/>
           <w:lang w:eastAsia="es-PE"/>
-          <ns2:ligatures ns2:val="none"/>
+          <w14:ligatures w14:val="none"/>
         </w:rPr>
         <w:tab/>
         <w:t>:</w:t>
@@ -48,7 +48,7 @@
           <w:color w:val="000000"/>
           <w:kern w:val="0"/>
           <w:lang w:eastAsia="es-PE"/>
-          <ns2:ligatures ns2:val="none"/>
+          <w14:ligatures w14:val="none"/>
         </w:rPr>
         <w:tab/>
       </w:r>
@@ -61,12 +61,12 @@
           <w:kern w:val="0"/>
           <w:shd w:val="clear" w:color="auto" w:fill="FFFFFF"/>
           <w:lang w:eastAsia="es-PE"/>
-          <ns2:ligatures ns2:val="none"/>
+          <w14:ligatures w14:val="none"/>
         </w:rPr>
         <w:t>1046-2025/CC1</w:t>
       </w:r>
     </w:p>
-    <w:p ns2:paraId="187C3631" ns2:textId="794BC0EF">
+    <w:p>
       <w:pPr>
         <w:tabs>
           <w:tab w:val="left" w:pos="1701"/>
@@ -81,122 +81,26 @@
           <w:color w:val="000000"/>
           <w:kern w:val="0"/>
           <w:lang w:eastAsia="es-PE"/>
-          <ns2:ligatures ns2:val="none"/>
-        </w:rPr>
-      </w:pPr>
-      <w:r>
-        <w:rPr>
-          <w:rFonts w:ascii="Arial Narrow" w:eastAsia="Arial Narrow" w:hAnsi="Arial Narrow" w:cs="Arial Narrow"/>
-          <w:b/>
-          <w:color w:val="000000"/>
-          <w:kern w:val="0"/>
-          <w:lang w:eastAsia="es-PE"/>
-          <ns2:ligatures ns2:val="none"/>
-        </w:rPr>
-        <w:t xml:space="preserve">DENUNCIANTE:[DENUNCIANTE] (SEÑORA [APELLIDO])</w:t>
-      </w:r>
-      <w:r>
-        <w:rPr>
-          <w:rFonts w:ascii="Arial Narrow" w:eastAsia="Arial Narrow" w:hAnsi="Arial Narrow" w:cs="Arial Narrow"/>
-          <w:b/>
-          <w:color w:val="000000"/>
-          <w:kern w:val="0"/>
-          <w:lang w:eastAsia="es-PE"/>
-          <ns2:ligatures ns2:val="none"/>
-        </w:rPr>
+          <w14:ligatures w14:val="none"/>
+        </w:rPr>
+      </w:pPr>
+      <w:r>
+        <w:rPr>
+          <w:rFonts w:ascii="Arial Narrow" w:eastAsia="Arial Narrow" w:hAnsi="Arial Narrow" w:cs="Arial Narrow"/>
+          <w:b/>
+          <w:color w:val="000000"/>
+          <w:kern w:val="0"/>
+          <w:lang w:eastAsia="es-PE"/>
+          <w14:ligatures w14:val="none"/>
+        </w:rPr>
+        <w:t>DENUNCIANTE</w:t>
         <w:tab/>
-        <w:t/>
-      </w:r>
-      <w:r>
-        <w:rPr>
-          <w:rFonts w:ascii="Arial Narrow" w:eastAsia="Arial Narrow" w:hAnsi="Arial Narrow" w:cs="Arial Narrow"/>
-          <w:b/>
-          <w:color w:val="000000"/>
-          <w:kern w:val="0"/>
-          <w:lang w:eastAsia="es-PE"/>
-          <ns2:ligatures ns2:val="none"/>
-        </w:rPr>
+        <w:t>:</w:t>
         <w:tab/>
-      </w:r>
-      <w:r>
-        <w:rPr>
-          <w:rFonts w:ascii="Arial Narrow" w:eastAsia="Arial Narrow" w:hAnsi="Arial Narrow" w:cs="Arial Narrow"/>
-          <w:b/>
-          <w:color w:val="000000"/>
-          <w:kern w:val="0"/>
-          <w:lang w:eastAsia="es-PE"/>
-          <ns2:ligatures ns2:val="none"/>
-        </w:rPr>
-        <w:t/>
-      </w:r>
-      <w:r>
-        <w:rPr>
-          <w:rFonts w:ascii="Arial Narrow" w:eastAsia="Arial Narrow" w:hAnsi="Arial Narrow" w:cs="Arial Narrow"/>
-          <w:b/>
-          <w:color w:val="000000"/>
-          <w:kern w:val="0"/>
-          <w:lang w:eastAsia="es-PE"/>
-          <ns2:ligatures ns2:val="none"/>
-        </w:rPr>
-        <w:t xml:space="preserve"/>
-      </w:r>
-      <w:r>
-        <w:rPr>
-          <w:rFonts w:ascii="Arial Narrow" w:eastAsia="Arial Narrow" w:hAnsi="Arial Narrow" w:cs="Arial Narrow"/>
-          <w:b/>
-          <w:color w:val="000000"/>
-          <w:kern w:val="0"/>
-          <w:lang w:eastAsia="es-PE"/>
-          <ns2:ligatures ns2:val="none"/>
-        </w:rPr>
-        <w:t/>
-      </w:r>
-      <w:r>
-        <w:rPr>
-          <w:rFonts w:ascii="Arial Narrow" w:eastAsia="Arial Narrow" w:hAnsi="Arial Narrow" w:cs="Arial Narrow"/>
-          <w:b/>
-          <w:color w:val="000000"/>
-          <w:kern w:val="0"/>
-          <w:lang w:eastAsia="es-PE"/>
-          <ns2:ligatures ns2:val="none"/>
-        </w:rPr>
-        <w:t/>
-      </w:r>
-      <w:r>
-        <w:rPr>
-          <w:rFonts w:ascii="Arial Narrow" w:eastAsia="Arial Narrow" w:hAnsi="Arial Narrow" w:cs="Arial Narrow"/>
-          <w:b/>
-          <w:color w:val="000000"/>
-          <w:kern w:val="0"/>
-          <w:lang w:eastAsia="es-PE"/>
-          <ns2:ligatures ns2:val="none"/>
-        </w:rPr>
-        <w:t xml:space="preserve"/>
-      </w:r>
-      <w:r>
-        <w:rPr>
-          <w:rFonts w:ascii="Arial Narrow" w:eastAsia="Arial Narrow" w:hAnsi="Arial Narrow" w:cs="Arial Narrow"/>
-          <w:b/>
-          <w:color w:val="000000"/>
-          <w:kern w:val="0"/>
-          <w:lang w:eastAsia="es-PE"/>
-          <ns2:ligatures ns2:val="none"/>
-        </w:rPr>
-        <w:t/>
-      </w:r>
-      <w:r>
-        <w:rPr>
-          <w:rFonts w:ascii="Arial Narrow" w:eastAsia="Arial Narrow" w:hAnsi="Arial Narrow" w:cs="Arial Narrow"/>
-          <w:b/>
-          <w:color w:val="000000"/>
-          <w:kern w:val="0"/>
-          <w:lang w:eastAsia="es-PE"/>
-          <ns2:ligatures ns2:val="none"/>
-        </w:rPr>
-        <w:t/>
-      </w:r>
-    </w:p>
-    <w:p ns2:paraId="7E8827FC" ns2:textId="7B34AFF2">
+        <w:t xml:space="preserve">[DENUNCIANTE] (SEÑORA [APELLIDO])</w:t>
+      </w:r>
+    </w:p>
+    <w:p>
       <w:pPr>
         <w:tabs>
           <w:tab w:val="left" w:pos="1701"/>
@@ -211,17 +115,17 @@
           <w:color w:val="000000"/>
           <w:kern w:val="0"/>
           <w:lang w:eastAsia="es-PE"/>
-          <ns2:ligatures ns2:val="none"/>
-        </w:rPr>
-      </w:pPr>
-      <w:r>
-        <w:rPr>
-          <w:rFonts w:ascii="Arial Narrow" w:eastAsia="Arial Narrow" w:hAnsi="Arial Narrow" w:cs="Arial Narrow"/>
-          <w:b/>
-          <w:color w:val="000000"/>
-          <w:kern w:val="0"/>
-          <w:lang w:eastAsia="es-PE"/>
-          <ns2:ligatures ns2:val="none"/>
+          <w14:ligatures w14:val="none"/>
+        </w:rPr>
+      </w:pPr>
+      <w:r>
+        <w:rPr>
+          <w:rFonts w:ascii="Arial Narrow" w:eastAsia="Arial Narrow" w:hAnsi="Arial Narrow" w:cs="Arial Narrow"/>
+          <w:b/>
+          <w:color w:val="000000"/>
+          <w:kern w:val="0"/>
+          <w:lang w:eastAsia="es-PE"/>
+          <w14:ligatures w14:val="none"/>
         </w:rPr>
         <w:t>DENUNCIADO</w:t>
       </w:r>
@@ -232,7 +136,7 @@
           <w:color w:val="000000"/>
           <w:kern w:val="0"/>
           <w:lang w:eastAsia="es-PE"/>
-          <ns2:ligatures ns2:val="none"/>
+          <w14:ligatures w14:val="none"/>
         </w:rPr>
         <w:tab/>
         <w:t>:</w:t>
@@ -244,7 +148,7 @@
           <w:color w:val="000000"/>
           <w:kern w:val="0"/>
           <w:lang w:eastAsia="es-PE"/>
-          <ns2:ligatures ns2:val="none"/>
+          <w14:ligatures w14:val="none"/>
         </w:rPr>
         <w:tab/>
       </w:r>
@@ -255,7 +159,7 @@
           <w:color w:val="000000"/>
           <w:kern w:val="0"/>
           <w:lang w:eastAsia="es-PE"/>
-          <ns2:ligatures ns2:val="none"/>
+          <w14:ligatures w14:val="none"/>
         </w:rPr>
         <w:t>BANCO DE CR</w:t>
       </w:r>
@@ -266,7 +170,7 @@
           <w:color w:val="000000"/>
           <w:kern w:val="0"/>
           <w:lang w:eastAsia="es-PE"/>
-          <ns2:ligatures ns2:val="none"/>
+          <w14:ligatures w14:val="none"/>
         </w:rPr>
         <w:t>É</w:t>
       </w:r>
@@ -277,7 +181,7 @@
           <w:color w:val="000000"/>
           <w:kern w:val="0"/>
           <w:lang w:eastAsia="es-PE"/>
-          <ns2:ligatures ns2:val="none"/>
+          <w14:ligatures w14:val="none"/>
         </w:rPr>
         <w:t>DITO DEL PER</w:t>
       </w:r>
@@ -288,7 +192,7 @@
           <w:color w:val="000000"/>
           <w:kern w:val="0"/>
           <w:lang w:eastAsia="es-PE"/>
-          <ns2:ligatures ns2:val="none"/>
+          <w14:ligatures w14:val="none"/>
         </w:rPr>
         <w:t>Ú</w:t>
       </w:r>
@@ -299,7 +203,7 @@
           <w:color w:val="000000"/>
           <w:kern w:val="0"/>
           <w:lang w:eastAsia="es-PE"/>
-          <ns2:ligatures ns2:val="none"/>
+          <w14:ligatures w14:val="none"/>
         </w:rPr>
         <w:t xml:space="preserve"> S.A.</w:t>
       </w:r>
@@ -310,7 +214,7 @@
           <w:color w:val="000000"/>
           <w:kern w:val="0"/>
           <w:lang w:eastAsia="es-PE"/>
-          <ns2:ligatures ns2:val="none"/>
+          <w14:ligatures w14:val="none"/>
         </w:rPr>
         <w:t xml:space="preserve"> </w:t>
       </w:r>
@@ -321,7 +225,7 @@
           <w:color w:val="000000"/>
           <w:kern w:val="0"/>
           <w:lang w:eastAsia="es-PE"/>
-          <ns2:ligatures ns2:val="none"/>
+          <w14:ligatures w14:val="none"/>
         </w:rPr>
         <w:t>(</w:t>
       </w:r>
@@ -332,7 +236,7 @@
           <w:color w:val="000000"/>
           <w:kern w:val="0"/>
           <w:lang w:eastAsia="es-PE"/>
-          <ns2:ligatures ns2:val="none"/>
+          <w14:ligatures w14:val="none"/>
         </w:rPr>
         <w:t>EL BANCO</w:t>
       </w:r>
@@ -343,12 +247,12 @@
           <w:color w:val="000000"/>
           <w:kern w:val="0"/>
           <w:lang w:eastAsia="es-PE"/>
-          <ns2:ligatures ns2:val="none"/>
+          <w14:ligatures w14:val="none"/>
         </w:rPr>
         <w:t xml:space="preserve">) </w:t>
       </w:r>
     </w:p>
-    <w:p ns2:paraId="40F155FF" ns2:textId="778AF6C0">
+    <w:p>
       <w:pPr>
         <w:tabs>
           <w:tab w:val="left" w:pos="1701"/>
@@ -363,17 +267,17 @@
           <w:color w:val="000000"/>
           <w:kern w:val="0"/>
           <w:lang w:eastAsia="es-PE"/>
-          <ns2:ligatures ns2:val="none"/>
-        </w:rPr>
-      </w:pPr>
-      <w:r>
-        <w:rPr>
-          <w:rFonts w:ascii="Arial Narrow" w:eastAsia="Arial Narrow" w:hAnsi="Arial Narrow" w:cs="Arial Narrow"/>
-          <w:b/>
-          <w:color w:val="000000"/>
-          <w:kern w:val="0"/>
-          <w:lang w:eastAsia="es-PE"/>
-          <ns2:ligatures ns2:val="none"/>
+          <w14:ligatures w14:val="none"/>
+        </w:rPr>
+      </w:pPr>
+      <w:r>
+        <w:rPr>
+          <w:rFonts w:ascii="Arial Narrow" w:eastAsia="Arial Narrow" w:hAnsi="Arial Narrow" w:cs="Arial Narrow"/>
+          <w:b/>
+          <w:color w:val="000000"/>
+          <w:kern w:val="0"/>
+          <w:lang w:eastAsia="es-PE"/>
+          <w14:ligatures w14:val="none"/>
         </w:rPr>
         <w:tab/>
       </w:r>
@@ -384,7 +288,7 @@
           <w:color w:val="000000"/>
           <w:kern w:val="0"/>
           <w:lang w:eastAsia="es-PE"/>
-          <ns2:ligatures ns2:val="none"/>
+          <w14:ligatures w14:val="none"/>
         </w:rPr>
         <w:tab/>
       </w:r>
@@ -396,7 +300,7 @@
           <w:color w:val="000000"/>
           <w:kern w:val="0"/>
           <w:lang w:eastAsia="es-PE"/>
-          <ns2:ligatures ns2:val="none"/>
+          <w14:ligatures w14:val="none"/>
         </w:rPr>
         <w:t>PAC</w:t>
       </w:r>
@@ -407,7 +311,7 @@
           <w:color w:val="000000"/>
           <w:kern w:val="0"/>
           <w:lang w:eastAsia="es-PE"/>
-          <ns2:ligatures ns2:val="none"/>
+          <w14:ligatures w14:val="none"/>
         </w:rPr>
         <w:t>Í</w:t>
       </w:r>
@@ -418,7 +322,7 @@
           <w:color w:val="000000"/>
           <w:kern w:val="0"/>
           <w:lang w:eastAsia="es-PE"/>
-          <ns2:ligatures ns2:val="none"/>
+          <w14:ligatures w14:val="none"/>
         </w:rPr>
         <w:t>FICO COMPAÑ</w:t>
       </w:r>
@@ -429,7 +333,7 @@
           <w:color w:val="000000"/>
           <w:kern w:val="0"/>
           <w:lang w:eastAsia="es-PE"/>
-          <ns2:ligatures ns2:val="none"/>
+          <w14:ligatures w14:val="none"/>
         </w:rPr>
         <w:t>Í</w:t>
       </w:r>
@@ -440,7 +344,7 @@
           <w:color w:val="000000"/>
           <w:kern w:val="0"/>
           <w:lang w:eastAsia="es-PE"/>
-          <ns2:ligatures ns2:val="none"/>
+          <w14:ligatures w14:val="none"/>
         </w:rPr>
         <w:t xml:space="preserve">A DE SEGUROS Y REASEGUROS </w:t>
       </w:r>
@@ -451,7 +355,7 @@
           <w:color w:val="000000"/>
           <w:kern w:val="0"/>
           <w:lang w:eastAsia="es-PE"/>
-          <ns2:ligatures ns2:val="none"/>
+          <w14:ligatures w14:val="none"/>
         </w:rPr>
         <w:t>S.A.</w:t>
       </w:r>
@@ -462,7 +366,7 @@
           <w:color w:val="000000"/>
           <w:kern w:val="0"/>
           <w:lang w:eastAsia="es-PE"/>
-          <ns2:ligatures ns2:val="none"/>
+          <w14:ligatures w14:val="none"/>
         </w:rPr>
         <w:t xml:space="preserve"> </w:t>
       </w:r>
@@ -474,7 +378,7 @@
           <w:color w:val="000000"/>
           <w:kern w:val="0"/>
           <w:lang w:eastAsia="es-PE"/>
-          <ns2:ligatures ns2:val="none"/>
+          <w14:ligatures w14:val="none"/>
         </w:rPr>
         <w:t>(</w:t>
       </w:r>
@@ -485,7 +389,7 @@
           <w:color w:val="000000"/>
           <w:kern w:val="0"/>
           <w:lang w:eastAsia="es-PE"/>
-          <ns2:ligatures ns2:val="none"/>
+          <w14:ligatures w14:val="none"/>
         </w:rPr>
         <w:t>PACÍFICO</w:t>
       </w:r>
@@ -496,12 +400,12 @@
           <w:color w:val="000000"/>
           <w:kern w:val="0"/>
           <w:lang w:eastAsia="es-PE"/>
-          <ns2:ligatures ns2:val="none"/>
+          <w14:ligatures w14:val="none"/>
         </w:rPr>
         <w:t>)</w:t>
       </w:r>
     </w:p>
-    <w:p ns2:paraId="2500BC77" ns2:textId="77777777">
+    <w:p>
       <w:pPr>
         <w:tabs>
           <w:tab w:val="left" w:pos="1701"/>
@@ -516,17 +420,17 @@
           <w:color w:val="000000"/>
           <w:kern w:val="0"/>
           <w:lang w:eastAsia="es-PE"/>
-          <ns2:ligatures ns2:val="none"/>
-        </w:rPr>
-      </w:pPr>
-      <w:r>
-        <w:rPr>
-          <w:rFonts w:ascii="Arial Narrow" w:eastAsia="Arial Narrow" w:hAnsi="Arial Narrow" w:cs="Arial Narrow"/>
-          <w:b/>
-          <w:color w:val="000000"/>
-          <w:kern w:val="0"/>
-          <w:lang w:eastAsia="es-PE"/>
-          <ns2:ligatures ns2:val="none"/>
+          <w14:ligatures w14:val="none"/>
+        </w:rPr>
+      </w:pPr>
+      <w:r>
+        <w:rPr>
+          <w:rFonts w:ascii="Arial Narrow" w:eastAsia="Arial Narrow" w:hAnsi="Arial Narrow" w:cs="Arial Narrow"/>
+          <w:b/>
+          <w:color w:val="000000"/>
+          <w:kern w:val="0"/>
+          <w:lang w:eastAsia="es-PE"/>
+          <w14:ligatures w14:val="none"/>
         </w:rPr>
         <w:t>MATERIAS</w:t>
       </w:r>
@@ -537,7 +441,7 @@
           <w:color w:val="000000"/>
           <w:kern w:val="0"/>
           <w:lang w:eastAsia="es-PE"/>
-          <ns2:ligatures ns2:val="none"/>
+          <w14:ligatures w14:val="none"/>
         </w:rPr>
         <w:tab/>
         <w:t xml:space="preserve">: </w:t>
@@ -549,13 +453,13 @@
           <w:color w:val="000000"/>
           <w:kern w:val="0"/>
           <w:lang w:eastAsia="es-PE"/>
-          <ns2:ligatures ns2:val="none"/>
+          <w14:ligatures w14:val="none"/>
         </w:rPr>
         <w:tab/>
         <w:t>ADMISIÓN A TRÁMITE</w:t>
       </w:r>
     </w:p>
-    <w:p ns2:paraId="284AD768" ns2:textId="7828DE75">
+    <w:p>
       <w:pPr>
         <w:tabs>
           <w:tab w:val="left" w:pos="1701"/>
@@ -570,17 +474,17 @@
           <w:color w:val="000000"/>
           <w:kern w:val="0"/>
           <w:lang w:eastAsia="es-PE"/>
-          <ns2:ligatures ns2:val="none"/>
-        </w:rPr>
-      </w:pPr>
-      <w:r>
-        <w:rPr>
-          <w:rFonts w:ascii="Arial Narrow" w:eastAsia="Arial Narrow" w:hAnsi="Arial Narrow" w:cs="Arial Narrow"/>
-          <w:b/>
-          <w:color w:val="000000"/>
-          <w:kern w:val="0"/>
-          <w:lang w:eastAsia="es-PE"/>
-          <ns2:ligatures ns2:val="none"/>
+          <w14:ligatures w14:val="none"/>
+        </w:rPr>
+      </w:pPr>
+      <w:r>
+        <w:rPr>
+          <w:rFonts w:ascii="Arial Narrow" w:eastAsia="Arial Narrow" w:hAnsi="Arial Narrow" w:cs="Arial Narrow"/>
+          <w:b/>
+          <w:color w:val="000000"/>
+          <w:kern w:val="0"/>
+          <w:lang w:eastAsia="es-PE"/>
+          <w14:ligatures w14:val="none"/>
         </w:rPr>
         <w:t>REQUERIMIENTO DE INFORMACIÓN</w:t>
       </w:r>
@@ -591,12 +495,12 @@
           <w:color w:val="000000"/>
           <w:kern w:val="0"/>
           <w:lang w:eastAsia="es-PE"/>
-          <ns2:ligatures ns2:val="none"/>
+          <w14:ligatures w14:val="none"/>
         </w:rPr>
         <w:t xml:space="preserve"> </w:t>
       </w:r>
     </w:p>
-    <w:p ns2:paraId="5A3670C5" ns2:textId="747DAC03">
+    <w:p>
       <w:pPr>
         <w:tabs>
           <w:tab w:val="left" w:pos="1701"/>
@@ -610,17 +514,17 @@
           <w:color w:val="000000"/>
           <w:kern w:val="0"/>
           <w:lang w:eastAsia="es-PE"/>
-          <ns2:ligatures ns2:val="none"/>
-        </w:rPr>
-      </w:pPr>
-      <w:r>
-        <w:rPr>
-          <w:rFonts w:ascii="Arial Narrow" w:eastAsia="Arial Narrow" w:hAnsi="Arial Narrow" w:cs="Arial Narrow"/>
-          <w:b/>
-          <w:color w:val="000000"/>
-          <w:kern w:val="0"/>
-          <w:lang w:eastAsia="es-PE"/>
-          <ns2:ligatures ns2:val="none"/>
+          <w14:ligatures w14:val="none"/>
+        </w:rPr>
+      </w:pPr>
+      <w:r>
+        <w:rPr>
+          <w:rFonts w:ascii="Arial Narrow" w:eastAsia="Arial Narrow" w:hAnsi="Arial Narrow" w:cs="Arial Narrow"/>
+          <w:b/>
+          <w:color w:val="000000"/>
+          <w:kern w:val="0"/>
+          <w:lang w:eastAsia="es-PE"/>
+          <w14:ligatures w14:val="none"/>
         </w:rPr>
         <w:t xml:space="preserve">RESOLUCIÓN </w:t>
       </w:r>
@@ -631,7 +535,7 @@
           <w:color w:val="000000"/>
           <w:kern w:val="0"/>
           <w:lang w:eastAsia="es-PE"/>
-          <ns2:ligatures ns2:val="none"/>
+          <w14:ligatures w14:val="none"/>
         </w:rPr>
         <w:tab/>
         <w:t>:</w:t>
@@ -643,7 +547,7 @@
           <w:color w:val="000000"/>
           <w:kern w:val="0"/>
           <w:lang w:eastAsia="es-PE"/>
-          <ns2:ligatures ns2:val="none"/>
+          <w14:ligatures w14:val="none"/>
         </w:rPr>
         <w:tab/>
       </w:r>
@@ -654,12 +558,12 @@
           <w:color w:val="000000"/>
           <w:kern w:val="0"/>
           <w:lang w:eastAsia="es-PE"/>
-          <ns2:ligatures ns2:val="none"/>
+          <w14:ligatures w14:val="none"/>
         </w:rPr>
         <w:t>1</w:t>
       </w:r>
     </w:p>
-    <w:p ns2:paraId="7591140C" ns2:textId="77777777">
+    <w:p>
       <w:pPr>
         <w:tabs>
           <w:tab w:val="left" w:pos="1014"/>
@@ -672,11 +576,11 @@
           <w:kern w:val="0"/>
           <w:shd w:val="clear" w:color="auto" w:fill="FFFFFF"/>
           <w:lang w:eastAsia="es-PE"/>
-          <ns2:ligatures ns2:val="none"/>
-        </w:rPr>
-      </w:pPr>
-    </w:p>
-    <w:p ns2:paraId="59BB126F" ns2:textId="7E532286">
+          <w14:ligatures w14:val="none"/>
+        </w:rPr>
+      </w:pPr>
+    </w:p>
+    <w:p>
       <w:pPr>
         <w:tabs>
           <w:tab w:val="left" w:pos="1014"/>
@@ -689,7 +593,7 @@
           <w:kern w:val="0"/>
           <w:shd w:val="clear" w:color="auto" w:fill="FFFFFF"/>
           <w:lang w:eastAsia="es-PE"/>
-          <ns2:ligatures ns2:val="none"/>
+          <w14:ligatures w14:val="none"/>
         </w:rPr>
       </w:pPr>
       <w:r>
@@ -699,7 +603,7 @@
           <w:kern w:val="0"/>
           <w:shd w:val="clear" w:color="auto" w:fill="FFFFFF"/>
           <w:lang w:eastAsia="es-PE"/>
-          <ns2:ligatures ns2:val="none"/>
+          <w14:ligatures w14:val="none"/>
         </w:rPr>
         <w:t xml:space="preserve">Lima, </w:t>
       </w:r>
@@ -710,7 +614,7 @@
           <w:kern w:val="0"/>
           <w:shd w:val="clear" w:color="auto" w:fill="FFFFFF"/>
           <w:lang w:eastAsia="es-PE"/>
-          <ns2:ligatures ns2:val="none"/>
+          <w14:ligatures w14:val="none"/>
         </w:rPr>
         <w:t xml:space="preserve">13 de junio de 2025</w:t>
       </w:r>
@@ -721,7 +625,7 @@
           <w:kern w:val="0"/>
           <w:shd w:val="clear" w:color="auto" w:fill="FFFFFF"/>
           <w:lang w:eastAsia="es-PE"/>
-          <ns2:ligatures ns2:val="none"/>
+          <w14:ligatures w14:val="none"/>
         </w:rPr>
         <w:t xml:space="preserve"/>
       </w:r>
@@ -732,7 +636,7 @@
           <w:kern w:val="0"/>
           <w:shd w:val="clear" w:color="auto" w:fill="FFFFFF"/>
           <w:lang w:eastAsia="es-PE"/>
-          <ns2:ligatures ns2:val="none"/>
+          <w14:ligatures w14:val="none"/>
         </w:rPr>
         <w:t xml:space="preserve"/>
       </w:r>
@@ -743,7 +647,7 @@
           <w:kern w:val="0"/>
           <w:shd w:val="clear" w:color="auto" w:fill="FFFFFF"/>
           <w:lang w:eastAsia="es-PE"/>
-          <ns2:ligatures ns2:val="none"/>
+          <w14:ligatures w14:val="none"/>
         </w:rPr>
         <w:t xml:space="preserve"/>
       </w:r>
@@ -754,12 +658,12 @@
           <w:kern w:val="0"/>
           <w:shd w:val="clear" w:color="auto" w:fill="FFFFFF"/>
           <w:lang w:eastAsia="es-PE"/>
-          <ns2:ligatures ns2:val="none"/>
+          <w14:ligatures w14:val="none"/>
         </w:rPr>
         <w:t xml:space="preserve"/>
       </w:r>
     </w:p>
-    <w:p ns2:paraId="78BF12C0" ns2:textId="77777777">
+    <w:p>
       <w:pPr>
         <w:tabs>
           <w:tab w:val="left" w:pos="1014"/>
@@ -771,11 +675,11 @@
           <w:color w:val="000000"/>
           <w:kern w:val="0"/>
           <w:lang w:eastAsia="es-PE"/>
-          <ns2:ligatures ns2:val="none"/>
-        </w:rPr>
-      </w:pPr>
-    </w:p>
-    <w:p ns2:paraId="553F3534" ns2:textId="77777777">
+          <w14:ligatures w14:val="none"/>
+        </w:rPr>
+      </w:pPr>
+    </w:p>
+    <w:p>
       <w:pPr>
         <w:numPr>
           <w:ilvl w:val="0"/>
@@ -789,22 +693,22 @@
           <w:color w:val="000000"/>
           <w:kern w:val="0"/>
           <w:lang w:eastAsia="es-PE"/>
-          <ns2:ligatures ns2:val="none"/>
-        </w:rPr>
-      </w:pPr>
-      <w:r>
-        <w:rPr>
-          <w:rFonts w:ascii="Arial Narrow" w:eastAsia="Arial Narrow" w:hAnsi="Arial Narrow" w:cs="Arial Narrow"/>
-          <w:b/>
-          <w:color w:val="000000"/>
-          <w:kern w:val="0"/>
-          <w:lang w:eastAsia="es-PE"/>
-          <ns2:ligatures ns2:val="none"/>
+          <w14:ligatures w14:val="none"/>
+        </w:rPr>
+      </w:pPr>
+      <w:r>
+        <w:rPr>
+          <w:rFonts w:ascii="Arial Narrow" w:eastAsia="Arial Narrow" w:hAnsi="Arial Narrow" w:cs="Arial Narrow"/>
+          <w:b/>
+          <w:color w:val="000000"/>
+          <w:kern w:val="0"/>
+          <w:lang w:eastAsia="es-PE"/>
+          <w14:ligatures w14:val="none"/>
         </w:rPr>
         <w:t xml:space="preserve">HECHOS </w:t>
       </w:r>
     </w:p>
-    <w:p ns2:paraId="74E8E3A1" ns2:textId="77777777">
+    <w:p>
       <w:pPr>
         <w:spacing w:after="0" w:line="240" w:lineRule="auto"/>
         <w:jc w:val="both"/>
@@ -813,11 +717,11 @@
           <w:color w:val="000000"/>
           <w:kern w:val="0"/>
           <w:lang w:eastAsia="es-PE"/>
-          <ns2:ligatures ns2:val="none"/>
-        </w:rPr>
-      </w:pPr>
-    </w:p>
-    <w:p ns2:paraId="25718C3B" ns2:textId="432BA9CD">
+          <w14:ligatures w14:val="none"/>
+        </w:rPr>
+      </w:pPr>
+    </w:p>
+    <w:p>
       <w:pPr>
         <w:numPr>
           <w:ilvl w:val="1"/>
@@ -831,7 +735,7 @@
           <w:color w:val="000000"/>
           <w:kern w:val="0"/>
           <w:lang w:val="es-ES" w:eastAsia="es-ES"/>
-          <ns2:ligatures ns2:val="none"/>
+          <w14:ligatures w14:val="none"/>
         </w:rPr>
       </w:pPr>
       <w:r>
@@ -840,7 +744,7 @@
           <w:color w:val="000000"/>
           <w:kern w:val="0"/>
           <w:lang w:val="es-ES" w:eastAsia="es-ES"/>
-          <ns2:ligatures ns2:val="none"/>
+          <w14:ligatures w14:val="none"/>
         </w:rPr>
         <w:t xml:space="preserve">Mediante la denuncia del 5 de mayo de 2025, complementado mediante escrito del 20 de mayo de 2025, la señora [APELLIDO] denunció a El Banco y Pacífico por presuntas infracciones a la Ley 29571, Código de Protección y Defensa del Consumidor (en adelante, Código), señalando lo siguiente:</w:t>
       </w:r>
@@ -850,7 +754,7 @@
           <w:color w:val="000000"/>
           <w:kern w:val="0"/>
           <w:lang w:val="es-ES" w:eastAsia="es-ES"/>
-          <ns2:ligatures ns2:val="none"/>
+          <w14:ligatures w14:val="none"/>
         </w:rPr>
         <w:t xml:space="preserve"/>
       </w:r>
@@ -860,7 +764,7 @@
           <w:color w:val="000000"/>
           <w:kern w:val="0"/>
           <w:lang w:val="es-ES" w:eastAsia="es-ES"/>
-          <ns2:ligatures ns2:val="none"/>
+          <w14:ligatures w14:val="none"/>
         </w:rPr>
         <w:t xml:space="preserve"/>
       </w:r>
@@ -870,7 +774,7 @@
           <w:color w:val="000000"/>
           <w:kern w:val="0"/>
           <w:lang w:val="es-ES" w:eastAsia="es-ES"/>
-          <ns2:ligatures ns2:val="none"/>
+          <w14:ligatures w14:val="none"/>
         </w:rPr>
         <w:t/>
       </w:r>
@@ -880,7 +784,7 @@
           <w:color w:val="000000"/>
           <w:kern w:val="0"/>
           <w:lang w:val="es-ES" w:eastAsia="es-ES"/>
-          <ns2:ligatures ns2:val="none"/>
+          <w14:ligatures w14:val="none"/>
         </w:rPr>
         <w:t xml:space="preserve"/>
       </w:r>
@@ -890,7 +794,7 @@
           <w:color w:val="000000"/>
           <w:kern w:val="0"/>
           <w:lang w:val="es-ES" w:eastAsia="es-ES"/>
-          <ns2:ligatures ns2:val="none"/>
+          <w14:ligatures w14:val="none"/>
         </w:rPr>
         <w:t/>
       </w:r>
@@ -900,7 +804,7 @@
           <w:color w:val="000000"/>
           <w:kern w:val="0"/>
           <w:lang w:val="es-ES" w:eastAsia="es-ES"/>
-          <ns2:ligatures ns2:val="none"/>
+          <w14:ligatures w14:val="none"/>
         </w:rPr>
         <w:t xml:space="preserve"/>
       </w:r>
@@ -910,7 +814,7 @@
           <w:color w:val="000000"/>
           <w:kern w:val="0"/>
           <w:lang w:val="es-ES" w:eastAsia="es-ES"/>
-          <ns2:ligatures ns2:val="none"/>
+          <w14:ligatures w14:val="none"/>
         </w:rPr>
         <w:t/>
       </w:r>
@@ -920,7 +824,7 @@
           <w:color w:val="000000"/>
           <w:kern w:val="0"/>
           <w:lang w:val="es-ES" w:eastAsia="es-ES"/>
-          <ns2:ligatures ns2:val="none"/>
+          <w14:ligatures w14:val="none"/>
         </w:rPr>
         <w:t xml:space="preserve"/>
       </w:r>
@@ -930,7 +834,7 @@
           <w:color w:val="000000"/>
           <w:kern w:val="0"/>
           <w:lang w:val="es-ES" w:eastAsia="es-ES"/>
-          <ns2:ligatures ns2:val="none"/>
+          <w14:ligatures w14:val="none"/>
         </w:rPr>
         <w:t/>
       </w:r>
@@ -940,7 +844,7 @@
           <w:color w:val="000000"/>
           <w:kern w:val="0"/>
           <w:lang w:val="es-ES" w:eastAsia="es-ES"/>
-          <ns2:ligatures ns2:val="none"/>
+          <w14:ligatures w14:val="none"/>
         </w:rPr>
         <w:t xml:space="preserve"/>
       </w:r>
@@ -950,7 +854,7 @@
           <w:color w:val="000000"/>
           <w:kern w:val="0"/>
           <w:lang w:val="es-ES" w:eastAsia="es-ES"/>
-          <ns2:ligatures ns2:val="none"/>
+          <w14:ligatures w14:val="none"/>
         </w:rPr>
         <w:t/>
       </w:r>
@@ -958,7 +862,7 @@
         <w:rPr>
           <w:rFonts w:ascii="Arial Narrow" w:eastAsia="Calibri" w:hAnsi="Arial Narrow" w:cs="Arial"/>
           <w:kern w:val="0"/>
-          <ns2:ligatures ns2:val="none"/>
+          <w14:ligatures w14:val="none"/>
         </w:rPr>
         <w:t xml:space="preserve"/>
       </w:r>
@@ -966,7 +870,7 @@
         <w:rPr>
           <w:rFonts w:ascii="Arial Narrow" w:eastAsia="Calibri" w:hAnsi="Arial Narrow" w:cs="Arial"/>
           <w:kern w:val="0"/>
-          <ns2:ligatures ns2:val="none"/>
+          <w14:ligatures w14:val="none"/>
         </w:rPr>
         <w:t/>
       </w:r>
@@ -974,7 +878,7 @@
         <w:rPr>
           <w:rFonts w:ascii="Arial Narrow" w:eastAsia="Calibri" w:hAnsi="Arial Narrow" w:cs="Arial"/>
           <w:kern w:val="0"/>
-          <ns2:ligatures ns2:val="none"/>
+          <w14:ligatures w14:val="none"/>
         </w:rPr>
         <w:t xml:space="preserve"/>
       </w:r>
@@ -982,7 +886,7 @@
         <w:rPr>
           <w:rFonts w:ascii="Arial Narrow" w:eastAsia="Calibri" w:hAnsi="Arial Narrow" w:cs="Arial"/>
           <w:kern w:val="0"/>
-          <ns2:ligatures ns2:val="none"/>
+          <w14:ligatures w14:val="none"/>
         </w:rPr>
         <w:t/>
       </w:r>
@@ -990,7 +894,7 @@
         <w:rPr>
           <w:rFonts w:ascii="Arial Narrow" w:eastAsia="Calibri" w:hAnsi="Arial Narrow" w:cs="Arial"/>
           <w:kern w:val="0"/>
-          <ns2:ligatures ns2:val="none"/>
+          <w14:ligatures w14:val="none"/>
         </w:rPr>
         <w:t/>
       </w:r>
@@ -998,7 +902,7 @@
         <w:rPr>
           <w:rFonts w:ascii="Arial Narrow" w:eastAsia="Calibri" w:hAnsi="Arial Narrow" w:cs="Arial"/>
           <w:kern w:val="0"/>
-          <ns2:ligatures ns2:val="none"/>
+          <w14:ligatures w14:val="none"/>
         </w:rPr>
         <w:t xml:space="preserve"/>
       </w:r>
@@ -1006,7 +910,7 @@
         <w:rPr>
           <w:rFonts w:ascii="Arial Narrow" w:eastAsia="Calibri" w:hAnsi="Arial Narrow" w:cs="Arial"/>
           <w:kern w:val="0"/>
-          <ns2:ligatures ns2:val="none"/>
+          <w14:ligatures w14:val="none"/>
         </w:rPr>
         <w:t/>
       </w:r>
@@ -1016,7 +920,7 @@
           <w:rFonts w:ascii="Arial Narrow" w:eastAsia="Arial Narrow" w:hAnsi="Arial Narrow" w:cs="Arial Narrow"/>
           <w:kern w:val="0"/>
           <w:vertAlign w:val="superscript"/>
-          <ns2:ligatures ns2:val="none"/>
+          <w14:ligatures w14:val="none"/>
         </w:rPr>
         <w:footnoteReference w:id="1"/>
       </w:r>
@@ -1024,7 +928,7 @@
         <w:rPr>
           <w:rFonts w:ascii="Arial Narrow" w:eastAsia="Calibri" w:hAnsi="Arial Narrow" w:cs="Arial"/>
           <w:kern w:val="0"/>
-          <ns2:ligatures ns2:val="none"/>
+          <w14:ligatures w14:val="none"/>
         </w:rPr>
         <w:t xml:space="preserve"/>
       </w:r>
@@ -1032,7 +936,7 @@
         <w:rPr>
           <w:rFonts w:ascii="Arial Narrow" w:eastAsia="Calibri" w:hAnsi="Arial Narrow" w:cs="Arial"/>
           <w:kern w:val="0"/>
-          <ns2:ligatures ns2:val="none"/>
+          <w14:ligatures w14:val="none"/>
         </w:rPr>
         <w:t/>
       </w:r>
@@ -1042,7 +946,7 @@
           <w:color w:val="000000"/>
           <w:kern w:val="0"/>
           <w:lang w:val="es-ES" w:eastAsia="es-ES"/>
-          <ns2:ligatures ns2:val="none"/>
+          <w14:ligatures w14:val="none"/>
         </w:rPr>
         <w:t xml:space="preserve"/>
       </w:r>
@@ -1052,7 +956,7 @@
           <w:color w:val="000000"/>
           <w:kern w:val="0"/>
           <w:lang w:val="es-ES" w:eastAsia="es-ES"/>
-          <ns2:ligatures ns2:val="none"/>
+          <w14:ligatures w14:val="none"/>
         </w:rPr>
         <w:t xml:space="preserve"/>
       </w:r>
@@ -1062,7 +966,7 @@
           <w:color w:val="000000"/>
           <w:kern w:val="0"/>
           <w:lang w:val="es-ES" w:eastAsia="es-ES"/>
-          <ns2:ligatures ns2:val="none"/>
+          <w14:ligatures w14:val="none"/>
         </w:rPr>
         <w:t xml:space="preserve"/>
       </w:r>
@@ -1072,7 +976,7 @@
           <w:color w:val="000000"/>
           <w:kern w:val="0"/>
           <w:lang w:val="es-ES" w:eastAsia="es-ES"/>
-          <ns2:ligatures ns2:val="none"/>
+          <w14:ligatures w14:val="none"/>
         </w:rPr>
         <w:t xml:space="preserve"/>
       </w:r>
@@ -1082,7 +986,7 @@
           <w:color w:val="000000"/>
           <w:kern w:val="0"/>
           <w:lang w:val="es-ES" w:eastAsia="es-ES"/>
-          <ns2:ligatures ns2:val="none"/>
+          <w14:ligatures w14:val="none"/>
         </w:rPr>
         <w:t xml:space="preserve"/>
       </w:r>
@@ -1092,7 +996,7 @@
           <w:color w:val="000000"/>
           <w:kern w:val="0"/>
           <w:lang w:val="es-ES" w:eastAsia="es-ES"/>
-          <ns2:ligatures ns2:val="none"/>
+          <w14:ligatures w14:val="none"/>
         </w:rPr>
         <w:t/>
       </w:r>
@@ -1104,7 +1008,7 @@
           <w:kern w:val="0"/>
           <w:vertAlign w:val="superscript"/>
           <w:lang w:val="es-ES" w:eastAsia="es-ES"/>
-          <ns2:ligatures ns2:val="none"/>
+          <w14:ligatures w14:val="none"/>
         </w:rPr>
         <w:footnoteReference w:id="2"/>
       </w:r>
@@ -1114,7 +1018,7 @@
           <w:color w:val="000000"/>
           <w:kern w:val="0"/>
           <w:lang w:val="es-ES" w:eastAsia="es-ES"/>
-          <ns2:ligatures ns2:val="none"/>
+          <w14:ligatures w14:val="none"/>
         </w:rPr>
         <w:t xml:space="preserve"/>
       </w:r>
@@ -1125,12 +1029,12 @@
           <w:color w:val="000000"/>
           <w:kern w:val="0"/>
           <w:lang w:val="es-ES" w:eastAsia="es-ES"/>
-          <ns2:ligatures ns2:val="none"/>
+          <w14:ligatures w14:val="none"/>
         </w:rPr>
         <w:t/>
       </w:r>
     </w:p>
-    <w:p ns2:paraId="101D66EA" ns2:textId="77777777">
+    <w:p>
       <w:pPr>
         <w:tabs>
           <w:tab w:val="left" w:pos="1134"/>
@@ -1142,11 +1046,11 @@
           <w:color w:val="000000"/>
           <w:kern w:val="0"/>
           <w:lang w:val="es-ES" w:eastAsia="es-ES"/>
-          <ns2:ligatures ns2:val="none"/>
-        </w:rPr>
-      </w:pPr>
-    </w:p>
-    <w:p ns2:paraId="05A7BB79" ns2:textId="088FF52D">
+          <w14:ligatures w14:val="none"/>
+        </w:rPr>
+      </w:pPr>
+    </w:p>
+    <w:p>
       <w:pPr>
         <w:pStyle w:val="Prrafodelista"/>
         <w:numPr>
@@ -1164,7 +1068,7 @@
           <w:color w:val="000000"/>
           <w:kern w:val="0"/>
           <w:lang w:eastAsia="es-ES"/>
-          <ns2:ligatures ns2:val="none"/>
+          <w14:ligatures w14:val="none"/>
         </w:rPr>
       </w:pPr>
       <w:r>
@@ -1173,7 +1077,7 @@
           <w:color w:val="000000"/>
           <w:kern w:val="0"/>
           <w:lang w:eastAsia="es-ES"/>
-          <ns2:ligatures ns2:val="none"/>
+          <w14:ligatures w14:val="none"/>
         </w:rPr>
         <w:t xml:space="preserve">El 24 de octubre de 2012, celebró en conjunto con el señor [APELLIDO] , en calidad de sociedad conyugal, un contrato de Crédito Hipotecario con el Banco, a efectos de adquirir la propiedad de un inmueble y tres bienes adicionales. El crédito hipotecario se contrató con el Seguro de Desgravamen - Póliza 139853 Desgravamen (en adelante, “Seguro de Desgravamen”) con Pacífico, manteniéndose los pagos al día hasta noviembre de 2024.</w:t>
       </w:r>
@@ -1183,7 +1087,7 @@
           <w:color w:val="000000"/>
           <w:kern w:val="0"/>
           <w:lang w:eastAsia="es-ES"/>
-          <ns2:ligatures ns2:val="none"/>
+          <w14:ligatures w14:val="none"/>
         </w:rPr>
         <w:t xml:space="preserve"/>
       </w:r>
@@ -1193,7 +1097,7 @@
           <w:color w:val="000000"/>
           <w:kern w:val="0"/>
           <w:lang w:eastAsia="es-ES"/>
-          <ns2:ligatures ns2:val="none"/>
+          <w14:ligatures w14:val="none"/>
         </w:rPr>
         <w:t/>
       </w:r>
@@ -1203,7 +1107,7 @@
           <w:color w:val="000000"/>
           <w:kern w:val="0"/>
           <w:lang w:eastAsia="es-ES"/>
-          <ns2:ligatures ns2:val="none"/>
+          <w14:ligatures w14:val="none"/>
         </w:rPr>
         <w:t xml:space="preserve"/>
       </w:r>
@@ -1213,7 +1117,7 @@
           <w:color w:val="000000"/>
           <w:kern w:val="0"/>
           <w:lang w:eastAsia="es-ES"/>
-          <ns2:ligatures ns2:val="none"/>
+          <w14:ligatures w14:val="none"/>
         </w:rPr>
         <w:t xml:space="preserve"/>
       </w:r>
@@ -1223,7 +1127,7 @@
           <w:color w:val="000000"/>
           <w:kern w:val="0"/>
           <w:lang w:eastAsia="es-ES"/>
-          <ns2:ligatures ns2:val="none"/>
+          <w14:ligatures w14:val="none"/>
         </w:rPr>
         <w:t/>
       </w:r>
@@ -1233,7 +1137,7 @@
           <w:color w:val="000000"/>
           <w:kern w:val="0"/>
           <w:lang w:eastAsia="es-ES"/>
-          <ns2:ligatures ns2:val="none"/>
+          <w14:ligatures w14:val="none"/>
         </w:rPr>
         <w:t/>
       </w:r>
@@ -1243,7 +1147,7 @@
           <w:color w:val="000000"/>
           <w:kern w:val="0"/>
           <w:lang w:eastAsia="es-ES"/>
-          <ns2:ligatures ns2:val="none"/>
+          <w14:ligatures w14:val="none"/>
         </w:rPr>
         <w:t xml:space="preserve"/>
       </w:r>
@@ -1253,7 +1157,7 @@
           <w:color w:val="000000"/>
           <w:kern w:val="0"/>
           <w:lang w:eastAsia="es-ES"/>
-          <ns2:ligatures ns2:val="none"/>
+          <w14:ligatures w14:val="none"/>
         </w:rPr>
         <w:t xml:space="preserve"/>
       </w:r>
@@ -1263,7 +1167,7 @@
           <w:color w:val="000000"/>
           <w:kern w:val="0"/>
           <w:lang w:eastAsia="es-ES"/>
-          <ns2:ligatures ns2:val="none"/>
+          <w14:ligatures w14:val="none"/>
         </w:rPr>
         <w:t/>
       </w:r>
@@ -1273,7 +1177,7 @@
           <w:color w:val="000000"/>
           <w:kern w:val="0"/>
           <w:lang w:eastAsia="es-ES"/>
-          <ns2:ligatures ns2:val="none"/>
+          <w14:ligatures w14:val="none"/>
         </w:rPr>
         <w:t xml:space="preserve"/>
       </w:r>
@@ -1283,7 +1187,7 @@
           <w:color w:val="000000"/>
           <w:kern w:val="0"/>
           <w:lang w:eastAsia="es-ES"/>
-          <ns2:ligatures ns2:val="none"/>
+          <w14:ligatures w14:val="none"/>
         </w:rPr>
         <w:t/>
       </w:r>
@@ -1293,7 +1197,7 @@
           <w:color w:val="000000"/>
           <w:kern w:val="0"/>
           <w:lang w:eastAsia="es-ES"/>
-          <ns2:ligatures ns2:val="none"/>
+          <w14:ligatures w14:val="none"/>
         </w:rPr>
         <w:t xml:space="preserve"/>
       </w:r>
@@ -1303,7 +1207,7 @@
           <w:color w:val="000000"/>
           <w:kern w:val="0"/>
           <w:lang w:eastAsia="es-ES"/>
-          <ns2:ligatures ns2:val="none"/>
+          <w14:ligatures w14:val="none"/>
         </w:rPr>
         <w:t xml:space="preserve"/>
       </w:r>
@@ -1313,7 +1217,7 @@
           <w:color w:val="000000"/>
           <w:kern w:val="0"/>
           <w:lang w:eastAsia="es-ES"/>
-          <ns2:ligatures ns2:val="none"/>
+          <w14:ligatures w14:val="none"/>
         </w:rPr>
         <w:t xml:space="preserve"/>
       </w:r>
@@ -1323,7 +1227,7 @@
           <w:color w:val="000000"/>
           <w:kern w:val="0"/>
           <w:lang w:eastAsia="es-ES"/>
-          <ns2:ligatures ns2:val="none"/>
+          <w14:ligatures w14:val="none"/>
         </w:rPr>
         <w:t/>
       </w:r>
@@ -1333,7 +1237,7 @@
           <w:color w:val="000000"/>
           <w:kern w:val="0"/>
           <w:lang w:eastAsia="es-ES"/>
-          <ns2:ligatures ns2:val="none"/>
+          <w14:ligatures w14:val="none"/>
         </w:rPr>
         <w:t xml:space="preserve"/>
       </w:r>
@@ -1343,7 +1247,7 @@
           <w:color w:val="000000"/>
           <w:kern w:val="0"/>
           <w:lang w:eastAsia="es-ES"/>
-          <ns2:ligatures ns2:val="none"/>
+          <w14:ligatures w14:val="none"/>
         </w:rPr>
         <w:t xml:space="preserve"/>
       </w:r>
@@ -1353,12 +1257,12 @@
           <w:color w:val="000000"/>
           <w:kern w:val="0"/>
           <w:lang w:eastAsia="es-ES"/>
-          <ns2:ligatures ns2:val="none"/>
+          <w14:ligatures w14:val="none"/>
         </w:rPr>
         <w:t/>
       </w:r>
     </w:p>
-    <w:p ns2:paraId="4F73D135" ns2:textId="77777777">
+    <w:p>
       <w:pPr>
         <w:pStyle w:val="Prrafodelista"/>
         <w:spacing w:after="0" w:line="240" w:lineRule="auto"/>
@@ -1369,11 +1273,11 @@
           <w:color w:val="000000"/>
           <w:kern w:val="0"/>
           <w:lang w:eastAsia="es-ES"/>
-          <ns2:ligatures ns2:val="none"/>
-        </w:rPr>
-      </w:pPr>
-    </w:p>
-    <w:p ns2:paraId="0ECFBE71" ns2:textId="1A5D3BD0">
+          <w14:ligatures w14:val="none"/>
+        </w:rPr>
+      </w:pPr>
+    </w:p>
+    <w:p>
       <w:pPr>
         <w:pStyle w:val="Prrafodelista"/>
         <w:numPr>
@@ -1391,7 +1295,7 @@
           <w:color w:val="000000"/>
           <w:kern w:val="0"/>
           <w:lang w:eastAsia="es-ES"/>
-          <ns2:ligatures ns2:val="none"/>
+          <w14:ligatures w14:val="none"/>
         </w:rPr>
       </w:pPr>
       <w:r>
@@ -1400,7 +1304,7 @@
           <w:color w:val="000000"/>
           <w:kern w:val="0"/>
           <w:lang w:eastAsia="es-ES"/>
-          <ns2:ligatures ns2:val="none"/>
+          <w14:ligatures w14:val="none"/>
         </w:rPr>
         <w:t xml:space="preserve">El 30 de diciembre de 2023, falleció Eduardo Quirós Puertas en el Estado de Florida, Estados Unidos, a consecuencia de un infarto fulminante, hecho que fue comunicado de inmediato al </w:t>
       </w:r>
@@ -1410,7 +1314,7 @@
           <w:color w:val="000000"/>
           <w:kern w:val="0"/>
           <w:lang w:eastAsia="es-ES"/>
-          <ns2:ligatures ns2:val="none"/>
+          <w14:ligatures w14:val="none"/>
         </w:rPr>
         <w:t>Banco</w:t>
       </w:r>
@@ -1420,12 +1324,12 @@
           <w:color w:val="000000"/>
           <w:kern w:val="0"/>
           <w:lang w:eastAsia="es-ES"/>
-          <ns2:ligatures ns2:val="none"/>
+          <w14:ligatures w14:val="none"/>
         </w:rPr>
         <w:t>, adjuntando el Certificado de Defunción emitido en dicho país, con la finalidad de activar el Seguro de Desgravamen contratado.</w:t>
       </w:r>
     </w:p>
-    <w:p ns2:paraId="7F752C18" ns2:textId="77777777">
+    <w:p>
       <w:pPr>
         <w:pStyle w:val="Prrafodelista"/>
         <w:spacing w:after="0"/>
@@ -1436,11 +1340,11 @@
           <w:color w:val="000000"/>
           <w:kern w:val="0"/>
           <w:lang w:eastAsia="es-ES"/>
-          <ns2:ligatures ns2:val="none"/>
-        </w:rPr>
-      </w:pPr>
-    </w:p>
-    <w:p ns2:paraId="52C9B257" ns2:textId="181D2432">
+          <w14:ligatures w14:val="none"/>
+        </w:rPr>
+      </w:pPr>
+    </w:p>
+    <w:p>
       <w:pPr>
         <w:pStyle w:val="Prrafodelista"/>
         <w:numPr>
@@ -1458,7 +1362,7 @@
           <w:color w:val="000000"/>
           <w:kern w:val="0"/>
           <w:lang w:eastAsia="es-ES"/>
-          <ns2:ligatures ns2:val="none"/>
+          <w14:ligatures w14:val="none"/>
         </w:rPr>
       </w:pPr>
       <w:r>
@@ -1467,7 +1371,7 @@
           <w:color w:val="000000"/>
           <w:kern w:val="0"/>
           <w:lang w:eastAsia="es-ES"/>
-          <ns2:ligatures ns2:val="none"/>
+          <w14:ligatures w14:val="none"/>
         </w:rPr>
         <w:t xml:space="preserve">El 10 de junio de 2024, el Consulado del Perú en Miami, Estados Unidos, inscribió el Acta de Defunción del referido titular en el Registro Nacional de Identificación y Estado Civil (RENIEC), documento que fue requerido por el </w:t>
       </w:r>
@@ -1477,7 +1381,7 @@
           <w:color w:val="000000"/>
           <w:kern w:val="0"/>
           <w:lang w:eastAsia="es-ES"/>
-          <ns2:ligatures ns2:val="none"/>
+          <w14:ligatures w14:val="none"/>
         </w:rPr>
         <w:t>Banco</w:t>
       </w:r>
@@ -1487,7 +1391,7 @@
           <w:color w:val="000000"/>
           <w:kern w:val="0"/>
           <w:lang w:eastAsia="es-ES"/>
-          <ns2:ligatures ns2:val="none"/>
+          <w14:ligatures w14:val="none"/>
         </w:rPr>
         <w:t xml:space="preserve"> para iniciar la </w:t>
       </w:r>
@@ -1497,7 +1401,7 @@
           <w:color w:val="000000"/>
           <w:kern w:val="0"/>
           <w:lang w:eastAsia="es-ES"/>
-          <ns2:ligatures ns2:val="none"/>
+          <w14:ligatures w14:val="none"/>
         </w:rPr>
         <w:t>activación de la cobertura</w:t>
       </w:r>
@@ -1507,12 +1411,12 @@
           <w:color w:val="000000"/>
           <w:kern w:val="0"/>
           <w:lang w:eastAsia="es-ES"/>
-          <ns2:ligatures ns2:val="none"/>
+          <w14:ligatures w14:val="none"/>
         </w:rPr>
         <w:t xml:space="preserve"> del Seguro de Desgravamen.</w:t>
       </w:r>
     </w:p>
-    <w:p ns2:paraId="7A36E872" ns2:textId="77777777">
+    <w:p>
       <w:pPr>
         <w:pStyle w:val="Prrafodelista"/>
         <w:spacing w:after="0"/>
@@ -1523,11 +1427,11 @@
           <w:color w:val="000000"/>
           <w:kern w:val="0"/>
           <w:lang w:eastAsia="es-ES"/>
-          <ns2:ligatures ns2:val="none"/>
-        </w:rPr>
-      </w:pPr>
-    </w:p>
-    <w:p ns2:paraId="1E50332A" ns2:textId="0D7E9B85">
+          <w14:ligatures w14:val="none"/>
+        </w:rPr>
+      </w:pPr>
+    </w:p>
+    <w:p>
       <w:pPr>
         <w:pStyle w:val="Prrafodelista"/>
         <w:numPr>
@@ -1545,7 +1449,7 @@
           <w:color w:val="000000"/>
           <w:kern w:val="0"/>
           <w:lang w:eastAsia="es-ES"/>
-          <ns2:ligatures ns2:val="none"/>
+          <w14:ligatures w14:val="none"/>
         </w:rPr>
       </w:pPr>
       <w:r>
@@ -1554,7 +1458,7 @@
           <w:color w:val="000000"/>
           <w:kern w:val="0"/>
           <w:lang w:eastAsia="es-ES"/>
-          <ns2:ligatures ns2:val="none"/>
+          <w14:ligatures w14:val="none"/>
         </w:rPr>
         <w:t xml:space="preserve">El 2 de agosto de 2024, </w:t>
       </w:r>
@@ -1564,7 +1468,7 @@
           <w:color w:val="000000"/>
           <w:kern w:val="0"/>
           <w:lang w:eastAsia="es-ES"/>
-          <ns2:ligatures ns2:val="none"/>
+          <w14:ligatures w14:val="none"/>
         </w:rPr>
         <w:t>presentó</w:t>
       </w:r>
@@ -1574,7 +1478,7 @@
           <w:color w:val="000000"/>
           <w:kern w:val="0"/>
           <w:lang w:eastAsia="es-ES"/>
-          <ns2:ligatures ns2:val="none"/>
+          <w14:ligatures w14:val="none"/>
         </w:rPr>
         <w:t xml:space="preserve"> la solicitud C30905311 ante el </w:t>
       </w:r>
@@ -1584,7 +1488,7 @@
           <w:color w:val="000000"/>
           <w:kern w:val="0"/>
           <w:lang w:eastAsia="es-ES"/>
-          <ns2:ligatures ns2:val="none"/>
+          <w14:ligatures w14:val="none"/>
         </w:rPr>
         <w:t>Banco</w:t>
       </w:r>
@@ -1594,7 +1498,7 @@
           <w:color w:val="000000"/>
           <w:kern w:val="0"/>
           <w:lang w:eastAsia="es-ES"/>
-          <ns2:ligatures ns2:val="none"/>
+          <w14:ligatures w14:val="none"/>
         </w:rPr>
         <w:t xml:space="preserve"> para que se active el Seguro de Desgravamen correspondiente al crédito hipotecario.</w:t>
       </w:r>
@@ -1604,7 +1508,7 @@
           <w:color w:val="000000"/>
           <w:kern w:val="0"/>
           <w:lang w:eastAsia="es-ES"/>
-          <ns2:ligatures ns2:val="none"/>
+          <w14:ligatures w14:val="none"/>
         </w:rPr>
         <w:t xml:space="preserve"> </w:t>
       </w:r>
@@ -1614,7 +1518,7 @@
           <w:color w:val="000000"/>
           <w:kern w:val="0"/>
           <w:lang w:eastAsia="es-ES"/>
-          <ns2:ligatures ns2:val="none"/>
+          <w14:ligatures w14:val="none"/>
         </w:rPr>
         <w:t xml:space="preserve">Sin embargo, a pesar del fallecimiento, la entidad </w:t>
       </w:r>
@@ -1624,7 +1528,7 @@
           <w:color w:val="000000"/>
           <w:kern w:val="0"/>
           <w:lang w:eastAsia="es-ES"/>
-          <ns2:ligatures ns2:val="none"/>
+          <w14:ligatures w14:val="none"/>
         </w:rPr>
         <w:t xml:space="preserve">bancaria </w:t>
       </w:r>
@@ -1634,12 +1538,12 @@
           <w:color w:val="000000"/>
           <w:kern w:val="0"/>
           <w:lang w:eastAsia="es-ES"/>
-          <ns2:ligatures ns2:val="none"/>
+          <w14:ligatures w14:val="none"/>
         </w:rPr>
         <w:t>continuó exigiendo el pago de las cuotas, situación que debería estar cubierta por dicho seguro.</w:t>
       </w:r>
     </w:p>
-    <w:p ns2:paraId="011B95B5" ns2:textId="77777777">
+    <w:p>
       <w:pPr>
         <w:spacing w:after="0"/>
         <w:jc w:val="both"/>
@@ -1648,11 +1552,11 @@
           <w:color w:val="000000"/>
           <w:kern w:val="0"/>
           <w:lang w:eastAsia="es-ES"/>
-          <ns2:ligatures ns2:val="none"/>
-        </w:rPr>
-      </w:pPr>
-    </w:p>
-    <w:p ns2:paraId="6B1908CC" ns2:textId="5D97B83C">
+          <w14:ligatures w14:val="none"/>
+        </w:rPr>
+      </w:pPr>
+    </w:p>
+    <w:p>
       <w:pPr>
         <w:pStyle w:val="Prrafodelista"/>
         <w:numPr>
@@ -1670,7 +1574,7 @@
           <w:color w:val="000000"/>
           <w:kern w:val="0"/>
           <w:lang w:eastAsia="es-ES"/>
-          <ns2:ligatures ns2:val="none"/>
+          <w14:ligatures w14:val="none"/>
         </w:rPr>
       </w:pPr>
       <w:r>
@@ -1679,7 +1583,7 @@
           <w:color w:val="000000"/>
           <w:kern w:val="0"/>
           <w:lang w:eastAsia="es-ES"/>
-          <ns2:ligatures ns2:val="none"/>
+          <w14:ligatures w14:val="none"/>
         </w:rPr>
         <w:t xml:space="preserve">El 4 de marzo de 2025, </w:t>
       </w:r>
@@ -1689,7 +1593,7 @@
           <w:color w:val="000000"/>
           <w:kern w:val="0"/>
           <w:lang w:eastAsia="es-ES"/>
-          <ns2:ligatures ns2:val="none"/>
+          <w14:ligatures w14:val="none"/>
         </w:rPr>
         <w:t>el</w:t>
       </w:r>
@@ -1699,7 +1603,7 @@
           <w:color w:val="000000"/>
           <w:kern w:val="0"/>
           <w:lang w:eastAsia="es-ES"/>
-          <ns2:ligatures ns2:val="none"/>
+          <w14:ligatures w14:val="none"/>
         </w:rPr>
         <w:t xml:space="preserve"> </w:t>
       </w:r>
@@ -1709,7 +1613,7 @@
           <w:color w:val="000000"/>
           <w:kern w:val="0"/>
           <w:lang w:eastAsia="es-ES"/>
-          <ns2:ligatures ns2:val="none"/>
+          <w14:ligatures w14:val="none"/>
         </w:rPr>
         <w:t xml:space="preserve">Banco le </w:t>
       </w:r>
@@ -1719,7 +1623,7 @@
           <w:color w:val="000000"/>
           <w:kern w:val="0"/>
           <w:lang w:eastAsia="es-ES"/>
-          <ns2:ligatures ns2:val="none"/>
+          <w14:ligatures w14:val="none"/>
         </w:rPr>
         <w:t>informó mediante correo electrónico que procedía a gestionar ante el área respectiva la solicitud de activación del Seguro de Desgravamen</w:t>
       </w:r>
@@ -1729,7 +1633,7 @@
           <w:color w:val="000000"/>
           <w:kern w:val="0"/>
           <w:lang w:eastAsia="es-ES"/>
-          <ns2:ligatures ns2:val="none"/>
+          <w14:ligatures w14:val="none"/>
         </w:rPr>
         <w:t xml:space="preserve">, </w:t>
       </w:r>
@@ -1739,7 +1643,7 @@
           <w:color w:val="000000"/>
           <w:kern w:val="0"/>
           <w:lang w:eastAsia="es-ES"/>
-          <ns2:ligatures ns2:val="none"/>
+          <w14:ligatures w14:val="none"/>
         </w:rPr>
         <w:t xml:space="preserve">sin que hasta esa fecha </w:t>
       </w:r>
@@ -1749,7 +1653,7 @@
           <w:color w:val="000000"/>
           <w:kern w:val="0"/>
           <w:lang w:eastAsia="es-ES"/>
-          <ns2:ligatures ns2:val="none"/>
+          <w14:ligatures w14:val="none"/>
         </w:rPr>
         <w:t xml:space="preserve">de </w:t>
       </w:r>
@@ -1759,7 +1663,7 @@
           <w:color w:val="000000"/>
           <w:kern w:val="0"/>
           <w:lang w:eastAsia="es-ES"/>
-          <ns2:ligatures ns2:val="none"/>
+          <w14:ligatures w14:val="none"/>
         </w:rPr>
         <w:t xml:space="preserve">la presentación de su denuncia </w:t>
       </w:r>
@@ -1769,7 +1673,7 @@
           <w:color w:val="000000"/>
           <w:kern w:val="0"/>
           <w:lang w:eastAsia="es-ES"/>
-          <ns2:ligatures ns2:val="none"/>
+          <w14:ligatures w14:val="none"/>
         </w:rPr>
         <w:t>se haya obtenido respuesta alguna</w:t>
       </w:r>
@@ -1779,12 +1683,12 @@
           <w:color w:val="000000"/>
           <w:kern w:val="0"/>
           <w:lang w:eastAsia="es-ES"/>
-          <ns2:ligatures ns2:val="none"/>
+          <w14:ligatures w14:val="none"/>
         </w:rPr>
         <w:t>.</w:t>
       </w:r>
     </w:p>
-    <w:p ns2:paraId="1F2770F6" ns2:textId="77777777">
+    <w:p>
       <w:pPr>
         <w:pStyle w:val="Prrafodelista"/>
         <w:spacing w:after="0"/>
@@ -1795,11 +1699,11 @@
           <w:color w:val="000000"/>
           <w:kern w:val="0"/>
           <w:lang w:eastAsia="es-ES"/>
-          <ns2:ligatures ns2:val="none"/>
-        </w:rPr>
-      </w:pPr>
-    </w:p>
-    <w:p ns2:paraId="2873B1B0" ns2:textId="13DC03F3">
+          <w14:ligatures w14:val="none"/>
+        </w:rPr>
+      </w:pPr>
+    </w:p>
+    <w:p>
       <w:pPr>
         <w:pStyle w:val="Prrafodelista"/>
         <w:numPr>
@@ -1817,7 +1721,7 @@
           <w:color w:val="000000"/>
           <w:kern w:val="0"/>
           <w:lang w:eastAsia="es-ES"/>
-          <ns2:ligatures ns2:val="none"/>
+          <w14:ligatures w14:val="none"/>
         </w:rPr>
       </w:pPr>
       <w:r>
@@ -1826,7 +1730,7 @@
           <w:color w:val="000000"/>
           <w:kern w:val="0"/>
           <w:lang w:eastAsia="es-ES"/>
-          <ns2:ligatures ns2:val="none"/>
+          <w14:ligatures w14:val="none"/>
         </w:rPr>
         <w:t>El</w:t>
       </w:r>
@@ -1836,7 +1740,7 @@
           <w:color w:val="000000"/>
           <w:kern w:val="0"/>
           <w:lang w:eastAsia="es-ES"/>
-          <ns2:ligatures ns2:val="none"/>
+          <w14:ligatures w14:val="none"/>
         </w:rPr>
         <w:t xml:space="preserve"> 20 de marzo de 2025, </w:t>
       </w:r>
@@ -1846,7 +1750,7 @@
           <w:color w:val="000000"/>
           <w:kern w:val="0"/>
           <w:lang w:eastAsia="es-ES"/>
-          <ns2:ligatures ns2:val="none"/>
+          <w14:ligatures w14:val="none"/>
         </w:rPr>
         <w:t xml:space="preserve">remitió al Banco vía correo electrónico el certificado de defunción emitido por las autoridades estadounidenses, traducido oficialmente al español y </w:t>
       </w:r>
@@ -1856,7 +1760,7 @@
           <w:color w:val="000000"/>
           <w:kern w:val="0"/>
           <w:lang w:eastAsia="es-ES"/>
-          <ns2:ligatures ns2:val="none"/>
+          <w14:ligatures w14:val="none"/>
         </w:rPr>
         <w:lastRenderedPageBreak/>
         <w:t xml:space="preserve">consignando la causa de muerte como natural. No obstante, hasta la presentación de la denuncia, el Banco no </w:t>
@@ -1867,7 +1771,7 @@
           <w:color w:val="000000"/>
           <w:kern w:val="0"/>
           <w:lang w:eastAsia="es-ES"/>
-          <ns2:ligatures ns2:val="none"/>
+          <w14:ligatures w14:val="none"/>
         </w:rPr>
         <w:t xml:space="preserve">le </w:t>
       </w:r>
@@ -1877,7 +1781,7 @@
           <w:color w:val="000000"/>
           <w:kern w:val="0"/>
           <w:lang w:eastAsia="es-ES"/>
-          <ns2:ligatures ns2:val="none"/>
+          <w14:ligatures w14:val="none"/>
         </w:rPr>
         <w:t>había respondido</w:t>
       </w:r>
@@ -1887,12 +1791,12 @@
           <w:color w:val="000000"/>
           <w:kern w:val="0"/>
           <w:lang w:eastAsia="es-ES"/>
-          <ns2:ligatures ns2:val="none"/>
+          <w14:ligatures w14:val="none"/>
         </w:rPr>
         <w:t>.</w:t>
       </w:r>
     </w:p>
-    <w:p ns2:paraId="667DBDCB" ns2:textId="77777777">
+    <w:p>
       <w:pPr>
         <w:tabs>
           <w:tab w:val="left" w:pos="1134"/>
@@ -1904,11 +1808,11 @@
           <w:color w:val="000000"/>
           <w:kern w:val="0"/>
           <w:lang w:eastAsia="es-ES"/>
-          <ns2:ligatures ns2:val="none"/>
-        </w:rPr>
-      </w:pPr>
-    </w:p>
-    <w:p ns2:paraId="44007BE6" ns2:textId="6EACA1F5">
+          <w14:ligatures w14:val="none"/>
+        </w:rPr>
+      </w:pPr>
+    </w:p>
+    <w:p>
       <w:pPr>
         <w:numPr>
           <w:ilvl w:val="1"/>
@@ -1926,7 +1830,7 @@
           <w:color w:val="000000"/>
           <w:kern w:val="0"/>
           <w:lang w:val="es-ES" w:eastAsia="es-ES"/>
-          <ns2:ligatures ns2:val="none"/>
+          <w14:ligatures w14:val="none"/>
         </w:rPr>
       </w:pPr>
       <w:r>
@@ -1935,7 +1839,7 @@
           <w:color w:val="000000"/>
           <w:kern w:val="0"/>
           <w:lang w:val="es-ES" w:eastAsia="es-ES"/>
-          <ns2:ligatures ns2:val="none"/>
+          <w14:ligatures w14:val="none"/>
         </w:rPr>
         <w:t xml:space="preserve">La señora [APELLIDO] solicitó, en calidad de medida correctiva, que: (i) los proveedores denunciados cumplan con gestionar y/o cubrir el siniestro ocurrido con el deceso del señor [APELLIDO] , el mismo que está coberturado con el Seguro de Desgravamen; y, (ii) el Banco cumpla con cesar la cobranza de la deuda hipotecaria adquirida por Eduardo Quiros Puertas, toda vez que, por su deceso, la misma debe ser cubierta por el seguro de desgravamen. Asimismo, solicitó que se sancione con una multa ascendente a 150 UIT a las denunciadas; además, requirió el reembolso de costos y costas del presente procedimiento.</w:t>
       </w:r>
@@ -1945,7 +1849,7 @@
           <w:color w:val="000000"/>
           <w:kern w:val="0"/>
           <w:lang w:val="es-ES" w:eastAsia="es-ES"/>
-          <ns2:ligatures ns2:val="none"/>
+          <w14:ligatures w14:val="none"/>
         </w:rPr>
         <w:t/>
       </w:r>
@@ -1955,7 +1859,7 @@
           <w:color w:val="000000"/>
           <w:kern w:val="0"/>
           <w:lang w:val="es-ES" w:eastAsia="es-ES"/>
-          <ns2:ligatures ns2:val="none"/>
+          <w14:ligatures w14:val="none"/>
         </w:rPr>
         <w:t xml:space="preserve"/>
       </w:r>
@@ -1965,7 +1869,7 @@
           <w:color w:val="000000"/>
           <w:kern w:val="0"/>
           <w:lang w:val="es-ES" w:eastAsia="es-ES"/>
-          <ns2:ligatures ns2:val="none"/>
+          <w14:ligatures w14:val="none"/>
         </w:rPr>
         <w:t xml:space="preserve"/>
       </w:r>
@@ -1975,7 +1879,7 @@
           <w:color w:val="000000"/>
           <w:kern w:val="0"/>
           <w:lang w:val="es-ES" w:eastAsia="es-ES"/>
-          <ns2:ligatures ns2:val="none"/>
+          <w14:ligatures w14:val="none"/>
         </w:rPr>
         <w:t/>
       </w:r>
@@ -1985,7 +1889,7 @@
           <w:color w:val="000000"/>
           <w:kern w:val="0"/>
           <w:lang w:val="es-ES" w:eastAsia="es-ES"/>
-          <ns2:ligatures ns2:val="none"/>
+          <w14:ligatures w14:val="none"/>
         </w:rPr>
         <w:t xml:space="preserve"/>
       </w:r>
@@ -1996,7 +1900,7 @@
           <w:color w:val="000000"/>
           <w:kern w:val="0"/>
           <w:lang w:val="es-ES" w:eastAsia="es-ES"/>
-          <ns2:ligatures ns2:val="none"/>
+          <w14:ligatures w14:val="none"/>
         </w:rPr>
         <w:t/>
       </w:r>
@@ -2007,7 +1911,7 @@
           <w:color w:val="000000"/>
           <w:kern w:val="0"/>
           <w:lang w:val="es-ES" w:eastAsia="es-ES"/>
-          <ns2:ligatures ns2:val="none"/>
+          <w14:ligatures w14:val="none"/>
         </w:rPr>
         <w:t xml:space="preserve"/>
       </w:r>
@@ -2018,7 +1922,7 @@
           <w:color w:val="000000"/>
           <w:kern w:val="0"/>
           <w:lang w:val="es-ES" w:eastAsia="es-ES"/>
-          <ns2:ligatures ns2:val="none"/>
+          <w14:ligatures w14:val="none"/>
         </w:rPr>
         <w:t/>
       </w:r>
@@ -2029,7 +1933,7 @@
           <w:color w:val="000000"/>
           <w:kern w:val="0"/>
           <w:lang w:val="es-ES" w:eastAsia="es-ES"/>
-          <ns2:ligatures ns2:val="none"/>
+          <w14:ligatures w14:val="none"/>
         </w:rPr>
         <w:t xml:space="preserve"/>
       </w:r>
@@ -2039,7 +1943,7 @@
           <w:color w:val="000000"/>
           <w:kern w:val="0"/>
           <w:lang w:val="es-ES" w:eastAsia="es-ES"/>
-          <ns2:ligatures ns2:val="none"/>
+          <w14:ligatures w14:val="none"/>
         </w:rPr>
         <w:t/>
       </w:r>
@@ -2050,7 +1954,7 @@
           <w:color w:val="000000"/>
           <w:kern w:val="0"/>
           <w:lang w:val="es-ES" w:eastAsia="es-ES"/>
-          <ns2:ligatures ns2:val="none"/>
+          <w14:ligatures w14:val="none"/>
         </w:rPr>
         <w:t/>
       </w:r>
@@ -2061,7 +1965,7 @@
           <w:color w:val="000000"/>
           <w:kern w:val="0"/>
           <w:lang w:val="es-ES" w:eastAsia="es-ES"/>
-          <ns2:ligatures ns2:val="none"/>
+          <w14:ligatures w14:val="none"/>
         </w:rPr>
         <w:t/>
       </w:r>
@@ -2071,7 +1975,7 @@
           <w:color w:val="000000"/>
           <w:kern w:val="0"/>
           <w:lang w:val="es-ES" w:eastAsia="es-ES"/>
-          <ns2:ligatures ns2:val="none"/>
+          <w14:ligatures w14:val="none"/>
         </w:rPr>
         <w:t xml:space="preserve"/>
       </w:r>
@@ -2081,7 +1985,7 @@
           <w:color w:val="000000"/>
           <w:kern w:val="0"/>
           <w:lang w:val="es-ES" w:eastAsia="es-ES"/>
-          <ns2:ligatures ns2:val="none"/>
+          <w14:ligatures w14:val="none"/>
         </w:rPr>
         <w:t xml:space="preserve"/>
       </w:r>
@@ -2091,7 +1995,7 @@
           <w:color w:val="000000"/>
           <w:kern w:val="0"/>
           <w:lang w:val="es-ES" w:eastAsia="es-ES"/>
-          <ns2:ligatures ns2:val="none"/>
+          <w14:ligatures w14:val="none"/>
         </w:rPr>
         <w:t/>
       </w:r>
@@ -2101,7 +2005,7 @@
           <w:color w:val="000000"/>
           <w:kern w:val="0"/>
           <w:lang w:val="es-ES" w:eastAsia="es-ES"/>
-          <ns2:ligatures ns2:val="none"/>
+          <w14:ligatures w14:val="none"/>
         </w:rPr>
         <w:t xml:space="preserve"/>
       </w:r>
@@ -2111,7 +2015,7 @@
           <w:color w:val="000000"/>
           <w:kern w:val="0"/>
           <w:lang w:val="es-ES" w:eastAsia="es-ES"/>
-          <ns2:ligatures ns2:val="none"/>
+          <w14:ligatures w14:val="none"/>
         </w:rPr>
         <w:t xml:space="preserve"/>
       </w:r>
@@ -2122,7 +2026,7 @@
           <w:color w:val="000000"/>
           <w:kern w:val="0"/>
           <w:lang w:val="es-ES" w:eastAsia="es-ES"/>
-          <ns2:ligatures ns2:val="none"/>
+          <w14:ligatures w14:val="none"/>
         </w:rPr>
         <w:t/>
       </w:r>
@@ -2133,7 +2037,7 @@
           <w:color w:val="000000"/>
           <w:kern w:val="0"/>
           <w:lang w:val="es-ES" w:eastAsia="es-ES"/>
-          <ns2:ligatures ns2:val="none"/>
+          <w14:ligatures w14:val="none"/>
         </w:rPr>
         <w:t xml:space="preserve"/>
       </w:r>
@@ -2143,7 +2047,7 @@
           <w:color w:val="000000"/>
           <w:kern w:val="0"/>
           <w:lang w:val="es-ES" w:eastAsia="es-ES"/>
-          <ns2:ligatures ns2:val="none"/>
+          <w14:ligatures w14:val="none"/>
         </w:rPr>
         <w:t xml:space="preserve"/>
       </w:r>
@@ -2153,7 +2057,7 @@
           <w:color w:val="000000"/>
           <w:kern w:val="0"/>
           <w:lang w:val="es-ES" w:eastAsia="es-ES"/>
-          <ns2:ligatures ns2:val="none"/>
+          <w14:ligatures w14:val="none"/>
         </w:rPr>
         <w:t/>
       </w:r>
@@ -2163,7 +2067,7 @@
           <w:color w:val="000000"/>
           <w:kern w:val="0"/>
           <w:lang w:val="es-ES" w:eastAsia="es-ES"/>
-          <ns2:ligatures ns2:val="none"/>
+          <w14:ligatures w14:val="none"/>
         </w:rPr>
         <w:t xml:space="preserve"/>
       </w:r>
@@ -2173,7 +2077,7 @@
           <w:color w:val="000000"/>
           <w:kern w:val="0"/>
           <w:lang w:val="es-ES" w:eastAsia="es-ES"/>
-          <ns2:ligatures ns2:val="none"/>
+          <w14:ligatures w14:val="none"/>
         </w:rPr>
         <w:t xml:space="preserve"/>
       </w:r>
@@ -2183,7 +2087,7 @@
           <w:color w:val="000000"/>
           <w:kern w:val="0"/>
           <w:lang w:val="es-ES" w:eastAsia="es-ES"/>
-          <ns2:ligatures ns2:val="none"/>
+          <w14:ligatures w14:val="none"/>
         </w:rPr>
         <w:t/>
       </w:r>
@@ -2193,7 +2097,7 @@
           <w:color w:val="000000"/>
           <w:kern w:val="0"/>
           <w:lang w:val="es-ES" w:eastAsia="es-ES"/>
-          <ns2:ligatures ns2:val="none"/>
+          <w14:ligatures w14:val="none"/>
         </w:rPr>
         <w:t/>
       </w:r>
@@ -2203,7 +2107,7 @@
           <w:color w:val="000000"/>
           <w:kern w:val="0"/>
           <w:lang w:val="es-ES" w:eastAsia="es-ES"/>
-          <ns2:ligatures ns2:val="none"/>
+          <w14:ligatures w14:val="none"/>
         </w:rPr>
         <w:t xml:space="preserve"/>
       </w:r>
@@ -2213,12 +2117,12 @@
           <w:color w:val="000000"/>
           <w:kern w:val="0"/>
           <w:lang w:val="es-ES" w:eastAsia="es-ES"/>
-          <ns2:ligatures ns2:val="none"/>
+          <w14:ligatures w14:val="none"/>
         </w:rPr>
         <w:t/>
       </w:r>
     </w:p>
-    <w:p ns2:paraId="619E0710" ns2:textId="77777777">
+    <w:p>
       <w:pPr>
         <w:spacing w:after="0" w:line="240" w:lineRule="auto"/>
         <w:contextualSpacing/>
@@ -2229,11 +2133,11 @@
           <w:color w:val="000000"/>
           <w:kern w:val="0"/>
           <w:lang w:eastAsia="es-PE"/>
-          <ns2:ligatures ns2:val="none"/>
-        </w:rPr>
-      </w:pPr>
-    </w:p>
-    <w:p ns2:paraId="0681DFDC" ns2:textId="77777777">
+          <w14:ligatures w14:val="none"/>
+        </w:rPr>
+      </w:pPr>
+    </w:p>
+    <w:p>
       <w:pPr>
         <w:pStyle w:val="Prrafodelista"/>
         <w:numPr>
@@ -2253,22 +2157,22 @@
           <w:color w:val="000000"/>
           <w:kern w:val="0"/>
           <w:lang w:eastAsia="es-PE"/>
-          <ns2:ligatures ns2:val="none"/>
-        </w:rPr>
-      </w:pPr>
-      <w:r>
-        <w:rPr>
-          <w:rFonts w:ascii="Arial Narrow" w:eastAsia="Arial Narrow" w:hAnsi="Arial Narrow" w:cs="Arial Narrow"/>
-          <w:b/>
-          <w:color w:val="000000"/>
-          <w:kern w:val="0"/>
-          <w:lang w:eastAsia="es-PE"/>
-          <ns2:ligatures ns2:val="none"/>
+          <w14:ligatures w14:val="none"/>
+        </w:rPr>
+      </w:pPr>
+      <w:r>
+        <w:rPr>
+          <w:rFonts w:ascii="Arial Narrow" w:eastAsia="Arial Narrow" w:hAnsi="Arial Narrow" w:cs="Arial Narrow"/>
+          <w:b/>
+          <w:color w:val="000000"/>
+          <w:kern w:val="0"/>
+          <w:lang w:eastAsia="es-PE"/>
+          <w14:ligatures w14:val="none"/>
         </w:rPr>
         <w:t>DE LA ADMISIÓN A TRÁMITE DE LA DENUNCIA</w:t>
       </w:r>
     </w:p>
-    <w:p ns2:paraId="3F75B5BE" ns2:textId="77777777">
+    <w:p>
       <w:pPr>
         <w:spacing w:after="0" w:line="240" w:lineRule="auto"/>
         <w:ind w:left="567"/>
@@ -2280,11 +2184,11 @@
           <w:color w:val="000000"/>
           <w:kern w:val="0"/>
           <w:lang w:eastAsia="es-PE"/>
-          <ns2:ligatures ns2:val="none"/>
-        </w:rPr>
-      </w:pPr>
-    </w:p>
-    <w:p ns2:paraId="1CDF1300" ns2:textId="0C78ECC8">
+          <w14:ligatures w14:val="none"/>
+        </w:rPr>
+      </w:pPr>
+    </w:p>
+    <w:p>
       <w:pPr>
         <w:pStyle w:val="Prrafodelista"/>
         <w:numPr>
@@ -2297,7 +2201,7 @@
         <w:rPr>
           <w:rFonts w:ascii="Arial Narrow" w:eastAsia="Arial Narrow" w:hAnsi="Arial Narrow" w:cs="Arial Narrow"/>
           <w:kern w:val="0"/>
-          <ns2:ligatures ns2:val="none"/>
+          <w14:ligatures w14:val="none"/>
         </w:rPr>
       </w:pPr>
       <w:bookmarkStart w:id="2" w:name="_Hlk140755208"/>
@@ -2309,7 +2213,7 @@
           <w:color w:val="000000"/>
           <w:kern w:val="0"/>
           <w:lang w:eastAsia="es-PE"/>
-          <ns2:ligatures ns2:val="none"/>
+          <w14:ligatures w14:val="none"/>
         </w:rPr>
         <w:t xml:space="preserve">La </w:t>
       </w:r>
@@ -2319,7 +2223,7 @@
           <w:color w:val="000000"/>
           <w:kern w:val="0"/>
           <w:lang w:eastAsia="es-PE"/>
-          <ns2:ligatures ns2:val="none"/>
+          <w14:ligatures w14:val="none"/>
         </w:rPr>
         <w:t xml:space="preserve">Secretaría </w:t>
       </w:r>
@@ -2332,7 +2236,7 @@
           <w:color w:val="000000"/>
           <w:kern w:val="0"/>
           <w:lang w:eastAsia="es-PE"/>
-          <ns2:ligatures ns2:val="none"/>
+          <w14:ligatures w14:val="none"/>
         </w:rPr>
         <w:t>Técnica de la Comisión de Protección al Consumidor 1 (en adelante, la Secretaría Técnica), en ejercicio de sus facultades</w:t>
       </w:r>
@@ -2342,7 +2246,7 @@
           <w:rFonts w:ascii="Arial Narrow" w:eastAsia="Arial Narrow" w:hAnsi="Arial Narrow" w:cs="Arial Narrow"/>
           <w:kern w:val="0"/>
           <w:vertAlign w:val="superscript"/>
-          <ns2:ligatures ns2:val="none"/>
+          <w14:ligatures w14:val="none"/>
         </w:rPr>
         <w:footnoteReference w:id="3"/>
       </w:r>
@@ -2352,7 +2256,7 @@
           <w:color w:val="000000"/>
           <w:kern w:val="0"/>
           <w:lang w:eastAsia="es-PE"/>
-          <ns2:ligatures ns2:val="none"/>
+          <w14:ligatures w14:val="none"/>
         </w:rPr>
         <w:t xml:space="preserve">, considera </w:t>
       </w:r>
@@ -2360,7 +2264,7 @@
         <w:rPr>
           <w:rFonts w:ascii="Arial Narrow" w:eastAsia="Arial Narrow" w:hAnsi="Arial Narrow" w:cs="Arial Narrow"/>
           <w:kern w:val="0"/>
-          <ns2:ligatures ns2:val="none"/>
+          <w14:ligatures w14:val="none"/>
         </w:rPr>
         <w:t xml:space="preserve">que </w:t>
       </w:r>
@@ -2368,7 +2272,7 @@
         <w:rPr>
           <w:rFonts w:ascii="Arial Narrow" w:eastAsia="Arial Narrow" w:hAnsi="Arial Narrow" w:cs="Arial Narrow"/>
           <w:kern w:val="0"/>
-          <ns2:ligatures ns2:val="none"/>
+          <w14:ligatures w14:val="none"/>
         </w:rPr>
         <w:t xml:space="preserve">el hecho denunciado, consistente en que </w:t>
       </w:r>
@@ -2399,7 +2303,7 @@
         <w:rPr>
           <w:rFonts w:ascii="Arial Narrow" w:eastAsia="Arial Narrow" w:hAnsi="Arial Narrow" w:cs="Arial Narrow"/>
           <w:kern w:val="0"/>
-          <ns2:ligatures ns2:val="none"/>
+          <w14:ligatures w14:val="none"/>
         </w:rPr>
         <w:t xml:space="preserve">; involucraría una presunta afectación a sus expectativas, quien no habría encontrado una correspondencia entre lo que esperaba recibir de parte del proveedor y lo que realmente recibió. Por consiguiente, </w:t>
       </w:r>
@@ -2407,7 +2311,7 @@
         <w:rPr>
           <w:rFonts w:ascii="Arial Narrow" w:eastAsia="Arial Narrow" w:hAnsi="Arial Narrow" w:cs="Arial Narrow"/>
           <w:kern w:val="0"/>
-          <ns2:ligatures ns2:val="none"/>
+          <w14:ligatures w14:val="none"/>
         </w:rPr>
         <w:t>corresponde calificar el hecho materia de denuncia como una presunta infracción al deber de idoneidad, tipificado en los artículos 18</w:t>
       </w:r>
@@ -2417,7 +2321,7 @@
           <w:color w:val="000000"/>
           <w:kern w:val="0"/>
           <w:lang w:eastAsia="es-PE"/>
-          <ns2:ligatures ns2:val="none"/>
+          <w14:ligatures w14:val="none"/>
         </w:rPr>
         <w:t/>
       </w:r>
@@ -2425,7 +2329,7 @@
         <w:rPr>
           <w:rFonts w:ascii="Arial Narrow" w:eastAsia="Arial Narrow" w:hAnsi="Arial Narrow" w:cs="Arial Narrow"/>
           <w:kern w:val="0"/>
-          <ns2:ligatures ns2:val="none"/>
+          <w14:ligatures w14:val="none"/>
         </w:rPr>
         <w:t xml:space="preserve"> y 19</w:t>
       </w:r>
@@ -2435,7 +2339,7 @@
           <w:color w:val="000000"/>
           <w:kern w:val="0"/>
           <w:lang w:eastAsia="es-PE"/>
-          <ns2:ligatures ns2:val="none"/>
+          <w14:ligatures w14:val="none"/>
         </w:rPr>
         <w:t/>
       </w:r>
@@ -2443,7 +2347,7 @@
         <w:rPr>
           <w:rFonts w:ascii="Arial Narrow" w:eastAsia="Arial Narrow" w:hAnsi="Arial Narrow" w:cs="Arial Narrow"/>
           <w:kern w:val="0"/>
-          <ns2:ligatures ns2:val="none"/>
+          <w14:ligatures w14:val="none"/>
         </w:rPr>
         <w:t xml:space="preserve"> del Código</w:t>
       </w:r>
@@ -2453,7 +2357,7 @@
           <w:rFonts w:ascii="Arial Narrow" w:eastAsia="Arial Narrow" w:hAnsi="Arial Narrow" w:cs="Arial"/>
           <w:kern w:val="0"/>
           <w:vertAlign w:val="superscript"/>
-          <ns2:ligatures ns2:val="none"/>
+          <w14:ligatures w14:val="none"/>
         </w:rPr>
         <w:footnoteReference w:id="4"/>
       </w:r>
@@ -2461,23 +2365,23 @@
         <w:rPr>
           <w:rFonts w:ascii="Arial Narrow" w:eastAsia="Arial Narrow" w:hAnsi="Arial Narrow" w:cs="Arial Narrow"/>
           <w:kern w:val="0"/>
-          <ns2:ligatures ns2:val="none"/>
+          <w14:ligatures w14:val="none"/>
         </w:rPr>
         <w:t>.</w:t>
       </w:r>
     </w:p>
-    <w:p ns2:paraId="34E8B1C8" ns2:textId="77777777">
-      <w:pPr>
-        <w:spacing w:after="0" w:line="240" w:lineRule="auto"/>
-        <w:jc w:val="both"/>
-        <w:rPr>
-          <w:rFonts w:ascii="Arial Narrow" w:eastAsia="Arial Narrow" w:hAnsi="Arial Narrow" w:cs="Arial Narrow"/>
-          <w:kern w:val="0"/>
-          <ns2:ligatures ns2:val="none"/>
-        </w:rPr>
-      </w:pPr>
-    </w:p>
-    <w:p ns2:paraId="60D2E85B" ns2:textId="2085421D">
+    <w:p>
+      <w:pPr>
+        <w:spacing w:after="0" w:line="240" w:lineRule="auto"/>
+        <w:jc w:val="both"/>
+        <w:rPr>
+          <w:rFonts w:ascii="Arial Narrow" w:eastAsia="Arial Narrow" w:hAnsi="Arial Narrow" w:cs="Arial Narrow"/>
+          <w:kern w:val="0"/>
+          <w14:ligatures w14:val="none"/>
+        </w:rPr>
+      </w:pPr>
+    </w:p>
+    <w:p>
       <w:pPr>
         <w:pStyle w:val="Prrafodelista"/>
         <w:numPr>
@@ -2490,14 +2394,14 @@
         <w:rPr>
           <w:rFonts w:ascii="Arial Narrow" w:eastAsia="Arial Narrow" w:hAnsi="Arial Narrow" w:cs="Arial Narrow"/>
           <w:kern w:val="0"/>
-          <ns2:ligatures ns2:val="none"/>
-        </w:rPr>
-      </w:pPr>
-      <w:r>
-        <w:rPr>
-          <w:rFonts w:ascii="Arial Narrow" w:eastAsia="Arial Narrow" w:hAnsi="Arial Narrow" w:cs="Arial Narrow"/>
-          <w:kern w:val="0"/>
-          <ns2:ligatures ns2:val="none"/>
+          <w14:ligatures w14:val="none"/>
+        </w:rPr>
+      </w:pPr>
+      <w:r>
+        <w:rPr>
+          <w:rFonts w:ascii="Arial Narrow" w:eastAsia="Arial Narrow" w:hAnsi="Arial Narrow" w:cs="Arial Narrow"/>
+          <w:kern w:val="0"/>
+          <w14:ligatures w14:val="none"/>
         </w:rPr>
         <w:t xml:space="preserve">Así también, la Secretaría Técnica, en ejercicio de sus facultades, </w:t>
       </w:r>
@@ -2507,7 +2411,7 @@
           <w:color w:val="000000"/>
           <w:kern w:val="0"/>
           <w:lang w:eastAsia="es-PE"/>
-          <ns2:ligatures ns2:val="none"/>
+          <w14:ligatures w14:val="none"/>
         </w:rPr>
         <w:t xml:space="preserve">considera </w:t>
       </w:r>
@@ -2515,7 +2419,7 @@
         <w:rPr>
           <w:rFonts w:ascii="Arial Narrow" w:eastAsia="Arial Narrow" w:hAnsi="Arial Narrow" w:cs="Arial Narrow"/>
           <w:kern w:val="0"/>
-          <ns2:ligatures ns2:val="none"/>
+          <w14:ligatures w14:val="none"/>
         </w:rPr>
         <w:t xml:space="preserve">que el hecho denunciado, consistente en que </w:t>
       </w:r>
@@ -2523,7 +2427,7 @@
         <w:rPr>
           <w:rFonts w:ascii="Arial Narrow" w:eastAsia="Arial Narrow" w:hAnsi="Arial Narrow" w:cs="Arial Narrow"/>
           <w:kern w:val="0"/>
-          <ns2:ligatures ns2:val="none"/>
+          <w14:ligatures w14:val="none"/>
         </w:rPr>
         <w:t>los proveedores denunciados no habrían cumplido con brindar una respuesta a la comunicación presentada por la denunciante el 20 de marzo de 2025</w:t>
       </w:r>
@@ -2531,7 +2435,7 @@
         <w:rPr>
           <w:rFonts w:ascii="Arial Narrow" w:eastAsia="Arial Narrow" w:hAnsi="Arial Narrow" w:cs="Arial Narrow"/>
           <w:kern w:val="0"/>
-          <ns2:ligatures ns2:val="none"/>
+          <w14:ligatures w14:val="none"/>
         </w:rPr>
         <w:t xml:space="preserve">; involucraría una presunta afectación a sus expectativas, quien no habría encontrado una correspondencia entre lo que esperaba recibir de parte del proveedor y lo que realmente recibió. Por consiguiente, </w:t>
       </w:r>
@@ -2539,7 +2443,7 @@
         <w:rPr>
           <w:rFonts w:ascii="Arial Narrow" w:eastAsia="Arial Narrow" w:hAnsi="Arial Narrow" w:cs="Arial Narrow"/>
           <w:kern w:val="0"/>
-          <ns2:ligatures ns2:val="none"/>
+          <w14:ligatures w14:val="none"/>
         </w:rPr>
         <w:lastRenderedPageBreak/>
         <w:t>corresponde calificar el hecho materia de denuncia como una presunta infracción al deber de idoneidad, tipificado en los artículos 18</w:t>
@@ -2550,7 +2454,7 @@
           <w:color w:val="000000"/>
           <w:kern w:val="0"/>
           <w:lang w:eastAsia="es-PE"/>
-          <ns2:ligatures ns2:val="none"/>
+          <w14:ligatures w14:val="none"/>
         </w:rPr>
         <w:t/>
       </w:r>
@@ -2558,7 +2462,7 @@
         <w:rPr>
           <w:rFonts w:ascii="Arial Narrow" w:eastAsia="Arial Narrow" w:hAnsi="Arial Narrow" w:cs="Arial Narrow"/>
           <w:kern w:val="0"/>
-          <ns2:ligatures ns2:val="none"/>
+          <w14:ligatures w14:val="none"/>
         </w:rPr>
         <w:t xml:space="preserve"> y 19</w:t>
       </w:r>
@@ -2568,7 +2472,7 @@
           <w:color w:val="000000"/>
           <w:kern w:val="0"/>
           <w:lang w:eastAsia="es-PE"/>
-          <ns2:ligatures ns2:val="none"/>
+          <w14:ligatures w14:val="none"/>
         </w:rPr>
         <w:t/>
       </w:r>
@@ -2576,7 +2480,7 @@
         <w:rPr>
           <w:rFonts w:ascii="Arial Narrow" w:eastAsia="Arial Narrow" w:hAnsi="Arial Narrow" w:cs="Arial Narrow"/>
           <w:kern w:val="0"/>
-          <ns2:ligatures ns2:val="none"/>
+          <w14:ligatures w14:val="none"/>
         </w:rPr>
         <w:t xml:space="preserve"> del Código</w:t>
       </w:r>
@@ -2584,22 +2488,22 @@
         <w:rPr>
           <w:rFonts w:ascii="Arial Narrow" w:eastAsia="Arial Narrow" w:hAnsi="Arial Narrow" w:cs="Arial Narrow"/>
           <w:kern w:val="0"/>
-          <ns2:ligatures ns2:val="none"/>
+          <w14:ligatures w14:val="none"/>
         </w:rPr>
         <w:t>.</w:t>
       </w:r>
     </w:p>
-    <w:p ns2:paraId="7C07B7B4" ns2:textId="77777777">
+    <w:p>
       <w:pPr>
         <w:pStyle w:val="Prrafodelista"/>
         <w:rPr>
           <w:rFonts w:ascii="Arial Narrow" w:eastAsia="Arial Narrow" w:hAnsi="Arial Narrow" w:cs="Arial Narrow"/>
           <w:kern w:val="0"/>
-          <ns2:ligatures ns2:val="none"/>
-        </w:rPr>
-      </w:pPr>
-    </w:p>
-    <w:p ns2:paraId="77F1383F" ns2:textId="7265EEE6">
+          <w14:ligatures w14:val="none"/>
+        </w:rPr>
+      </w:pPr>
+    </w:p>
+    <w:p>
       <w:pPr>
         <w:pStyle w:val="Prrafodelista"/>
         <w:numPr>
@@ -2612,14 +2516,14 @@
         <w:rPr>
           <w:rFonts w:ascii="Arial Narrow" w:eastAsia="Arial Narrow" w:hAnsi="Arial Narrow" w:cs="Arial Narrow"/>
           <w:kern w:val="0"/>
-          <ns2:ligatures ns2:val="none"/>
-        </w:rPr>
-      </w:pPr>
-      <w:r>
-        <w:rPr>
-          <w:rFonts w:ascii="Arial Narrow" w:eastAsia="Arial Narrow" w:hAnsi="Arial Narrow" w:cs="Arial Narrow"/>
-          <w:kern w:val="0"/>
-          <ns2:ligatures ns2:val="none"/>
+          <w14:ligatures w14:val="none"/>
+        </w:rPr>
+      </w:pPr>
+      <w:r>
+        <w:rPr>
+          <w:rFonts w:ascii="Arial Narrow" w:eastAsia="Arial Narrow" w:hAnsi="Arial Narrow" w:cs="Arial Narrow"/>
+          <w:kern w:val="0"/>
+          <w14:ligatures w14:val="none"/>
         </w:rPr>
         <w:t xml:space="preserve">Además. </w:t>
       </w:r>
@@ -2627,7 +2531,7 @@
         <w:rPr>
           <w:rFonts w:ascii="Arial Narrow" w:eastAsia="Arial Narrow" w:hAnsi="Arial Narrow" w:cs="Arial Narrow"/>
           <w:kern w:val="0"/>
-          <ns2:ligatures ns2:val="none"/>
+          <w14:ligatures w14:val="none"/>
         </w:rPr>
         <w:t xml:space="preserve">la Secretaría Técnica, en ejercicio de sus facultades, </w:t>
       </w:r>
@@ -2637,7 +2541,7 @@
           <w:color w:val="000000"/>
           <w:kern w:val="0"/>
           <w:lang w:eastAsia="es-PE"/>
-          <ns2:ligatures ns2:val="none"/>
+          <w14:ligatures w14:val="none"/>
         </w:rPr>
         <w:t xml:space="preserve">considera </w:t>
       </w:r>
@@ -2645,7 +2549,7 @@
         <w:rPr>
           <w:rFonts w:ascii="Arial Narrow" w:eastAsia="Arial Narrow" w:hAnsi="Arial Narrow" w:cs="Arial Narrow"/>
           <w:kern w:val="0"/>
-          <ns2:ligatures ns2:val="none"/>
+          <w14:ligatures w14:val="none"/>
         </w:rPr>
         <w:t xml:space="preserve">que el hecho denunciado, consistente en que </w:t>
       </w:r>
@@ -2653,7 +2557,7 @@
         <w:rPr>
           <w:rFonts w:ascii="Arial Narrow" w:eastAsia="Arial Narrow" w:hAnsi="Arial Narrow" w:cs="Arial Narrow"/>
           <w:kern w:val="0"/>
-          <ns2:ligatures ns2:val="none"/>
+          <w14:ligatures w14:val="none"/>
         </w:rPr>
         <w:t>el Banco de Crédito del Perú S.A. habría continuado realizando a la denunciante las gestiones de cobranza del crédito hipotecario, pese a no haber tramitado el Seguro de Desgravamen por el fallecimiento de su cónyuge</w:t>
       </w:r>
@@ -2661,7 +2565,7 @@
         <w:rPr>
           <w:rFonts w:ascii="Arial Narrow" w:eastAsia="Arial Narrow" w:hAnsi="Arial Narrow" w:cs="Arial Narrow"/>
           <w:kern w:val="0"/>
-          <ns2:ligatures ns2:val="none"/>
+          <w14:ligatures w14:val="none"/>
         </w:rPr>
         <w:t xml:space="preserve">; involucraría una presunta afectación a sus expectativas, quien no habría encontrado una correspondencia entre lo que esperaba recibir de parte del proveedor y lo que realmente recibió. Por consiguiente, </w:t>
       </w:r>
@@ -2669,7 +2573,7 @@
         <w:rPr>
           <w:rFonts w:ascii="Arial Narrow" w:eastAsia="Arial Narrow" w:hAnsi="Arial Narrow" w:cs="Arial Narrow"/>
           <w:kern w:val="0"/>
-          <ns2:ligatures ns2:val="none"/>
+          <w14:ligatures w14:val="none"/>
         </w:rPr>
         <w:t>corresponde calificar el hecho materia de denuncia como una presunta infracción al deber de idoneidad, tipificado en los artículos 18</w:t>
       </w:r>
@@ -2679,7 +2583,7 @@
           <w:color w:val="000000"/>
           <w:kern w:val="0"/>
           <w:lang w:eastAsia="es-PE"/>
-          <ns2:ligatures ns2:val="none"/>
+          <w14:ligatures w14:val="none"/>
         </w:rPr>
         <w:t/>
       </w:r>
@@ -2687,7 +2591,7 @@
         <w:rPr>
           <w:rFonts w:ascii="Arial Narrow" w:eastAsia="Arial Narrow" w:hAnsi="Arial Narrow" w:cs="Arial Narrow"/>
           <w:kern w:val="0"/>
-          <ns2:ligatures ns2:val="none"/>
+          <w14:ligatures w14:val="none"/>
         </w:rPr>
         <w:t xml:space="preserve"> y 19</w:t>
       </w:r>
@@ -2697,7 +2601,7 @@
           <w:color w:val="000000"/>
           <w:kern w:val="0"/>
           <w:lang w:eastAsia="es-PE"/>
-          <ns2:ligatures ns2:val="none"/>
+          <w14:ligatures w14:val="none"/>
         </w:rPr>
         <w:t/>
       </w:r>
@@ -2705,12 +2609,12 @@
         <w:rPr>
           <w:rFonts w:ascii="Arial Narrow" w:eastAsia="Arial Narrow" w:hAnsi="Arial Narrow" w:cs="Arial Narrow"/>
           <w:kern w:val="0"/>
-          <ns2:ligatures ns2:val="none"/>
+          <w14:ligatures w14:val="none"/>
         </w:rPr>
         <w:t xml:space="preserve"> del Código.</w:t>
       </w:r>
     </w:p>
-    <w:p ns2:paraId="4F1E88E9" ns2:textId="77777777">
+    <w:p>
       <w:pPr>
         <w:spacing w:after="0" w:line="240" w:lineRule="auto"/>
         <w:jc w:val="both"/>
@@ -2718,11 +2622,11 @@
           <w:rFonts w:ascii="Arial Narrow" w:eastAsia="Calibri" w:hAnsi="Arial Narrow" w:cs="Arial Narrow"/>
           <w:kern w:val="0"/>
           <w:lang w:eastAsia="es-PE"/>
-          <ns2:ligatures ns2:val="none"/>
-        </w:rPr>
-      </w:pPr>
-    </w:p>
-    <w:p ns2:paraId="53370C61" ns2:textId="1B55B3A6">
+          <w14:ligatures w14:val="none"/>
+        </w:rPr>
+      </w:pPr>
+    </w:p>
+    <w:p>
       <w:pPr>
         <w:pStyle w:val="Prrafodelista"/>
         <w:numPr>
@@ -2736,7 +2640,7 @@
           <w:rFonts w:ascii="Arial Narrow" w:eastAsia="Calibri" w:hAnsi="Arial Narrow" w:cs="Arial Narrow"/>
           <w:kern w:val="0"/>
           <w:lang w:eastAsia="es-PE"/>
-          <ns2:ligatures ns2:val="none"/>
+          <w14:ligatures w14:val="none"/>
         </w:rPr>
       </w:pPr>
       <w:r>
@@ -2745,7 +2649,7 @@
           <w:color w:val="000000"/>
           <w:kern w:val="0"/>
           <w:lang w:eastAsia="es-PE"/>
-          <ns2:ligatures ns2:val="none"/>
+          <w14:ligatures w14:val="none"/>
         </w:rPr>
         <w:t>En tanto la denuncia reúne los requisitos establecidos por la norma citada, corresponde admitirla a trámite</w:t>
       </w:r>
@@ -2755,7 +2659,7 @@
           <w:rFonts w:ascii="Arial Narrow" w:eastAsia="Arial Narrow" w:hAnsi="Arial Narrow" w:cs="Arial Narrow"/>
           <w:kern w:val="0"/>
           <w:vertAlign w:val="superscript"/>
-          <ns2:ligatures ns2:val="none"/>
+          <w14:ligatures w14:val="none"/>
         </w:rPr>
         <w:footnoteReference w:id="5"/>
       </w:r>
@@ -2765,12 +2669,12 @@
           <w:color w:val="000000"/>
           <w:kern w:val="0"/>
           <w:lang w:eastAsia="es-PE"/>
-          <ns2:ligatures ns2:val="none"/>
+          <w14:ligatures w14:val="none"/>
         </w:rPr>
         <w:t>.</w:t>
       </w:r>
     </w:p>
-    <w:p ns2:paraId="01E2C693" ns2:textId="77777777">
+    <w:p>
       <w:pPr>
         <w:spacing w:after="0" w:line="240" w:lineRule="auto"/>
         <w:ind w:left="567"/>
@@ -2781,11 +2685,11 @@
           <w:color w:val="000000"/>
           <w:kern w:val="0"/>
           <w:lang w:eastAsia="es-PE"/>
-          <ns2:ligatures ns2:val="none"/>
-        </w:rPr>
-      </w:pPr>
-    </w:p>
-    <w:p ns2:paraId="73E8A701" ns2:textId="77777777">
+          <w14:ligatures w14:val="none"/>
+        </w:rPr>
+      </w:pPr>
+    </w:p>
+    <w:p>
       <w:pPr>
         <w:pStyle w:val="Prrafodelista"/>
         <w:numPr>
@@ -2805,22 +2709,22 @@
           <w:color w:val="000000"/>
           <w:kern w:val="0"/>
           <w:lang w:eastAsia="es-PE"/>
-          <ns2:ligatures ns2:val="none"/>
-        </w:rPr>
-      </w:pPr>
-      <w:r>
-        <w:rPr>
-          <w:rFonts w:ascii="Arial Narrow" w:eastAsia="Arial Narrow" w:hAnsi="Arial Narrow" w:cs="Arial Narrow"/>
-          <w:b/>
-          <w:color w:val="000000"/>
-          <w:kern w:val="0"/>
-          <w:lang w:eastAsia="es-PE"/>
-          <ns2:ligatures ns2:val="none"/>
+          <w14:ligatures w14:val="none"/>
+        </w:rPr>
+      </w:pPr>
+      <w:r>
+        <w:rPr>
+          <w:rFonts w:ascii="Arial Narrow" w:eastAsia="Arial Narrow" w:hAnsi="Arial Narrow" w:cs="Arial Narrow"/>
+          <w:b/>
+          <w:color w:val="000000"/>
+          <w:kern w:val="0"/>
+          <w:lang w:eastAsia="es-PE"/>
+          <w14:ligatures w14:val="none"/>
         </w:rPr>
         <w:t>REQUERIMIENTO DE INFORMACION</w:t>
       </w:r>
     </w:p>
-    <w:p ns2:paraId="3F5BB4A5" ns2:textId="77777777">
+    <w:p>
       <w:pPr>
         <w:spacing w:after="0" w:line="240" w:lineRule="auto"/>
         <w:jc w:val="both"/>
@@ -2829,11 +2733,11 @@
           <w:color w:val="000000"/>
           <w:kern w:val="0"/>
           <w:lang w:val="es-ES" w:eastAsia="es-ES"/>
-          <ns2:ligatures ns2:val="none"/>
-        </w:rPr>
-      </w:pPr>
-    </w:p>
-    <w:p ns2:paraId="6A7074D3" ns2:textId="77777777">
+          <w14:ligatures w14:val="none"/>
+        </w:rPr>
+      </w:pPr>
+    </w:p>
+    <w:p>
       <w:pPr>
         <w:pStyle w:val="Prrafodelista"/>
         <w:numPr>
@@ -2848,7 +2752,7 @@
           <w:color w:val="000000"/>
           <w:kern w:val="0"/>
           <w:lang w:val="es-ES" w:eastAsia="es-ES"/>
-          <ns2:ligatures ns2:val="none"/>
+          <w14:ligatures w14:val="none"/>
         </w:rPr>
       </w:pPr>
       <w:r>
@@ -2857,7 +2761,7 @@
           <w:color w:val="000000"/>
           <w:kern w:val="0"/>
           <w:lang w:val="es-ES" w:eastAsia="es-ES"/>
-          <ns2:ligatures ns2:val="none"/>
+          <w14:ligatures w14:val="none"/>
         </w:rPr>
         <w:t xml:space="preserve">A efectos de tener mayores elementos que sirvan para la resolución definitiva del presente caso, </w:t>
       </w:r>
@@ -2867,7 +2771,7 @@
           <w:color w:val="000000"/>
           <w:kern w:val="0"/>
           <w:lang w:val="es-ES" w:eastAsia="es-ES"/>
-          <ns2:ligatures ns2:val="none"/>
+          <w14:ligatures w14:val="none"/>
         </w:rPr>
         <w:t xml:space="preserve">la Secretaría Técnica, </w:t>
       </w:r>
@@ -2877,7 +2781,7 @@
           <w:color w:val="000000"/>
           <w:kern w:val="0"/>
           <w:lang w:val="es-ES" w:eastAsia="es-ES"/>
-          <ns2:ligatures ns2:val="none"/>
+          <w14:ligatures w14:val="none"/>
         </w:rPr>
         <w:t xml:space="preserve">en ejercicio de las facultades que la ley </w:t>
       </w:r>
@@ -2887,7 +2791,7 @@
           <w:color w:val="000000"/>
           <w:kern w:val="0"/>
           <w:lang w:val="es-ES" w:eastAsia="es-ES"/>
-          <ns2:ligatures ns2:val="none"/>
+          <w14:ligatures w14:val="none"/>
         </w:rPr>
         <w:t>le confiere, conviene requerir a los proveedores denunciados que, en un plazo no mayor de cinco</w:t>
       </w:r>
@@ -2897,7 +2801,7 @@
           <w:color w:val="000000"/>
           <w:kern w:val="0"/>
           <w:lang w:val="es-ES" w:eastAsia="es-ES"/>
-          <ns2:ligatures ns2:val="none"/>
+          <w14:ligatures w14:val="none"/>
         </w:rPr>
         <w:t xml:space="preserve"> (5) días hábiles contado a partir del día siguiente de la notificación de la </w:t>
       </w:r>
@@ -2907,12 +2811,12 @@
           <w:color w:val="000000"/>
           <w:kern w:val="0"/>
           <w:lang w:val="es-ES" w:eastAsia="es-ES"/>
-          <ns2:ligatures ns2:val="none"/>
+          <w14:ligatures w14:val="none"/>
         </w:rPr>
         <w:t>presente resolución, cumplan con lo siguiente:</w:t>
       </w:r>
     </w:p>
-    <w:p ns2:paraId="773EAFD2" ns2:textId="77777777">
+    <w:p>
       <w:pPr>
         <w:pStyle w:val="Prrafodelista"/>
         <w:spacing w:after="0" w:line="240" w:lineRule="auto"/>
@@ -2923,11 +2827,11 @@
           <w:color w:val="000000"/>
           <w:kern w:val="0"/>
           <w:lang w:val="es-ES" w:eastAsia="es-ES"/>
-          <ns2:ligatures ns2:val="none"/>
-        </w:rPr>
-      </w:pPr>
-    </w:p>
-    <w:p ns2:paraId="3AEBFE14" ns2:textId="027DFAC2">
+          <w14:ligatures w14:val="none"/>
+        </w:rPr>
+      </w:pPr>
+    </w:p>
+    <w:p>
       <w:pPr>
         <w:pStyle w:val="Prrafodelista"/>
         <w:spacing w:after="0" w:line="240" w:lineRule="auto"/>
@@ -2938,7 +2842,7 @@
           <w:color w:val="000000"/>
           <w:kern w:val="0"/>
           <w:lang w:val="es-ES" w:eastAsia="es-ES"/>
-          <ns2:ligatures ns2:val="none"/>
+          <w14:ligatures w14:val="none"/>
         </w:rPr>
       </w:pPr>
       <w:r>
@@ -2948,7 +2852,7 @@
           <w:kern w:val="0"/>
           <w:u w:val="single"/>
           <w:lang w:val="es-ES" w:eastAsia="es-ES"/>
-          <ns2:ligatures ns2:val="none"/>
+          <w14:ligatures w14:val="none"/>
         </w:rPr>
         <w:t>Al Banco</w:t>
       </w:r>
@@ -2958,7 +2862,7 @@
           <w:color w:val="000000"/>
           <w:kern w:val="0"/>
           <w:lang w:val="es-ES" w:eastAsia="es-ES"/>
-          <ns2:ligatures ns2:val="none"/>
+          <w14:ligatures w14:val="none"/>
         </w:rPr>
         <w:t xml:space="preserve">: </w:t>
       </w:r>
@@ -2968,7 +2872,7 @@
           <w:color w:val="000000"/>
           <w:kern w:val="0"/>
           <w:lang w:val="es-ES" w:eastAsia="es-ES"/>
-          <ns2:ligatures ns2:val="none"/>
+          <w14:ligatures w14:val="none"/>
         </w:rPr>
         <w:t>(i) presentar una copia debidamente suscrita de la Póliza 139853 y/o Certificado del Seguro de Desgravamen materia de denuncia; y, (</w:t>
       </w:r>
@@ -2979,7 +2883,7 @@
           <w:color w:val="000000"/>
           <w:kern w:val="0"/>
           <w:lang w:val="es-ES" w:eastAsia="es-ES"/>
-          <ns2:ligatures ns2:val="none"/>
+          <w14:ligatures w14:val="none"/>
         </w:rPr>
         <w:t>ii</w:t>
       </w:r>
@@ -2990,7 +2894,7 @@
           <w:color w:val="000000"/>
           <w:kern w:val="0"/>
           <w:lang w:val="es-ES" w:eastAsia="es-ES"/>
-          <ns2:ligatures ns2:val="none"/>
+          <w14:ligatures w14:val="none"/>
         </w:rPr>
         <w:t>) presentar los medios probatorios que evidencien que brindó una respuesta oportuna ante la solicitud de cobertura del Seguro de Desgravamen materia de denuncia</w:t>
       </w:r>
@@ -3000,12 +2904,12 @@
           <w:color w:val="000000"/>
           <w:kern w:val="0"/>
           <w:lang w:val="es-ES" w:eastAsia="es-ES"/>
-          <ns2:ligatures ns2:val="none"/>
+          <w14:ligatures w14:val="none"/>
         </w:rPr>
         <w:t>.</w:t>
       </w:r>
     </w:p>
-    <w:p ns2:paraId="0A7F2999" ns2:textId="77777777">
+    <w:p>
       <w:pPr>
         <w:pStyle w:val="Prrafodelista"/>
         <w:spacing w:after="0" w:line="240" w:lineRule="auto"/>
@@ -3017,11 +2921,11 @@
           <w:kern w:val="0"/>
           <w:u w:val="single"/>
           <w:lang w:val="es-ES" w:eastAsia="es-ES"/>
-          <ns2:ligatures ns2:val="none"/>
-        </w:rPr>
-      </w:pPr>
-    </w:p>
-    <w:p ns2:paraId="4B6B8E60" ns2:textId="2E24B939">
+          <w14:ligatures w14:val="none"/>
+        </w:rPr>
+      </w:pPr>
+    </w:p>
+    <w:p>
       <w:pPr>
         <w:pStyle w:val="Prrafodelista"/>
         <w:spacing w:after="0" w:line="240" w:lineRule="auto"/>
@@ -3033,7 +2937,7 @@
           <w:kern w:val="0"/>
           <w:u w:val="single"/>
           <w:lang w:val="es-ES" w:eastAsia="es-ES"/>
-          <ns2:ligatures ns2:val="none"/>
+          <w14:ligatures w14:val="none"/>
         </w:rPr>
       </w:pPr>
       <w:r>
@@ -3043,7 +2947,7 @@
           <w:kern w:val="0"/>
           <w:u w:val="single"/>
           <w:lang w:val="es-ES" w:eastAsia="es-ES"/>
-          <ns2:ligatures ns2:val="none"/>
+          <w14:ligatures w14:val="none"/>
         </w:rPr>
         <w:t>Pacífico</w:t>
       </w:r>
@@ -3053,7 +2957,7 @@
           <w:color w:val="000000"/>
           <w:kern w:val="0"/>
           <w:lang w:val="es-ES" w:eastAsia="es-ES"/>
-          <ns2:ligatures ns2:val="none"/>
+          <w14:ligatures w14:val="none"/>
         </w:rPr>
         <w:t>:</w:t>
       </w:r>
@@ -3063,7 +2967,7 @@
           <w:color w:val="000000"/>
           <w:kern w:val="0"/>
           <w:lang w:eastAsia="es-ES"/>
-          <ns2:ligatures ns2:val="none"/>
+          <w14:ligatures w14:val="none"/>
         </w:rPr>
         <w:t xml:space="preserve"> </w:t>
       </w:r>
@@ -3073,7 +2977,7 @@
           <w:color w:val="000000"/>
           <w:kern w:val="0"/>
           <w:lang w:val="es-ES" w:eastAsia="es-ES"/>
-          <ns2:ligatures ns2:val="none"/>
+          <w14:ligatures w14:val="none"/>
         </w:rPr>
         <w:t xml:space="preserve">(i) presentar una copia debidamente suscrita de la Póliza </w:t>
       </w:r>
@@ -3084,7 +2988,7 @@
           <w:color w:val="000000"/>
           <w:kern w:val="0"/>
           <w:lang w:val="es-ES" w:eastAsia="es-ES"/>
-          <ns2:ligatures ns2:val="none"/>
+          <w14:ligatures w14:val="none"/>
         </w:rPr>
         <w:t/>
       </w:r>
@@ -3095,7 +2999,7 @@
           <w:color w:val="000000"/>
           <w:kern w:val="0"/>
           <w:lang w:val="es-ES" w:eastAsia="es-ES"/>
-          <ns2:ligatures ns2:val="none"/>
+          <w14:ligatures w14:val="none"/>
         </w:rPr>
         <w:t xml:space="preserve"> </w:t>
       </w:r>
@@ -3105,7 +3009,7 @@
           <w:color w:val="000000"/>
           <w:kern w:val="0"/>
           <w:lang w:eastAsia="es-ES"/>
-          <ns2:ligatures ns2:val="none"/>
+          <w14:ligatures w14:val="none"/>
         </w:rPr>
         <w:t>139853</w:t>
       </w:r>
@@ -3115,7 +3019,7 @@
           <w:color w:val="000000"/>
           <w:kern w:val="0"/>
           <w:lang w:val="es-ES" w:eastAsia="es-ES"/>
-          <ns2:ligatures ns2:val="none"/>
+          <w14:ligatures w14:val="none"/>
         </w:rPr>
         <w:t xml:space="preserve"> y/o Certificado del Seguro de Desgravamen materia de denuncia; y, (</w:t>
       </w:r>
@@ -3126,7 +3030,7 @@
           <w:color w:val="000000"/>
           <w:kern w:val="0"/>
           <w:lang w:val="es-ES" w:eastAsia="es-ES"/>
-          <ns2:ligatures ns2:val="none"/>
+          <w14:ligatures w14:val="none"/>
         </w:rPr>
         <w:t>ii</w:t>
       </w:r>
@@ -3137,7 +3041,7 @@
           <w:color w:val="000000"/>
           <w:kern w:val="0"/>
           <w:lang w:val="es-ES" w:eastAsia="es-ES"/>
-          <ns2:ligatures ns2:val="none"/>
+          <w14:ligatures w14:val="none"/>
         </w:rPr>
         <w:t xml:space="preserve">) </w:t>
       </w:r>
@@ -3147,7 +3051,7 @@
           <w:color w:val="000000"/>
           <w:kern w:val="0"/>
           <w:lang w:val="es-ES" w:eastAsia="es-ES"/>
-          <ns2:ligatures ns2:val="none"/>
+          <w14:ligatures w14:val="none"/>
         </w:rPr>
         <w:t>presentar los medios probatorios que evidencien que brindó una respuesta oportuna ante la solicitud de cobertura del Seguro de Desgravamen materia de denuncia</w:t>
       </w:r>
@@ -3157,12 +3061,12 @@
           <w:color w:val="000000"/>
           <w:kern w:val="0"/>
           <w:lang w:val="es-ES" w:eastAsia="es-ES"/>
-          <ns2:ligatures ns2:val="none"/>
+          <w14:ligatures w14:val="none"/>
         </w:rPr>
         <w:t>.</w:t>
       </w:r>
     </w:p>
-    <w:p ns2:paraId="4C19F339" ns2:textId="77777777">
+    <w:p>
       <w:pPr>
         <w:spacing w:after="0" w:line="240" w:lineRule="auto"/>
         <w:jc w:val="both"/>
@@ -3171,11 +3075,11 @@
           <w:color w:val="000000"/>
           <w:kern w:val="0"/>
           <w:lang w:val="es-ES" w:eastAsia="es-ES"/>
-          <ns2:ligatures ns2:val="none"/>
-        </w:rPr>
-      </w:pPr>
-    </w:p>
-    <w:p ns2:paraId="1A94A99A" ns2:textId="77777777">
+          <w14:ligatures w14:val="none"/>
+        </w:rPr>
+      </w:pPr>
+    </w:p>
+    <w:p>
       <w:pPr>
         <w:pStyle w:val="Prrafodelista"/>
         <w:numPr>
@@ -3195,36 +3099,36 @@
           <w:color w:val="000000"/>
           <w:kern w:val="0"/>
           <w:lang w:eastAsia="es-PE"/>
-          <ns2:ligatures ns2:val="none"/>
-        </w:rPr>
-      </w:pPr>
-      <w:r>
-        <w:rPr>
-          <w:rFonts w:ascii="Arial Narrow" w:eastAsia="Arial Narrow" w:hAnsi="Arial Narrow" w:cs="Arial Narrow"/>
-          <w:b/>
-          <w:color w:val="000000"/>
-          <w:kern w:val="0"/>
-          <w:lang w:eastAsia="es-PE"/>
-          <ns2:ligatures ns2:val="none"/>
+          <w14:ligatures w14:val="none"/>
+        </w:rPr>
+      </w:pPr>
+      <w:r>
+        <w:rPr>
+          <w:rFonts w:ascii="Arial Narrow" w:eastAsia="Arial Narrow" w:hAnsi="Arial Narrow" w:cs="Arial Narrow"/>
+          <w:b/>
+          <w:color w:val="000000"/>
+          <w:kern w:val="0"/>
+          <w:lang w:eastAsia="es-PE"/>
+          <w14:ligatures w14:val="none"/>
         </w:rPr>
         <w:t xml:space="preserve">RESOLUCIÓN DE LA SECRETARÍA TÉCNICA </w:t>
       </w:r>
     </w:p>
-    <w:p ns2:paraId="543B2EE5" ns2:textId="77777777">
-      <w:pPr>
-        <w:spacing w:after="0" w:line="240" w:lineRule="auto"/>
-        <w:jc w:val="both"/>
-        <w:rPr>
-          <w:rFonts w:ascii="Arial Narrow" w:eastAsia="Arial Narrow" w:hAnsi="Arial Narrow" w:cs="Arial Narrow"/>
-          <w:b/>
-          <w:color w:val="000000"/>
-          <w:kern w:val="0"/>
-          <w:lang w:eastAsia="es-PE"/>
-          <ns2:ligatures ns2:val="none"/>
-        </w:rPr>
-      </w:pPr>
-    </w:p>
-    <w:p ns2:paraId="55C0885B" ns2:textId="205A1F0C">
+    <w:p>
+      <w:pPr>
+        <w:spacing w:after="0" w:line="240" w:lineRule="auto"/>
+        <w:jc w:val="both"/>
+        <w:rPr>
+          <w:rFonts w:ascii="Arial Narrow" w:eastAsia="Arial Narrow" w:hAnsi="Arial Narrow" w:cs="Arial Narrow"/>
+          <w:b/>
+          <w:color w:val="000000"/>
+          <w:kern w:val="0"/>
+          <w:lang w:eastAsia="es-PE"/>
+          <w14:ligatures w14:val="none"/>
+        </w:rPr>
+      </w:pPr>
+    </w:p>
+    <w:p>
       <w:pPr>
         <w:spacing w:after="0" w:line="240" w:lineRule="auto"/>
         <w:jc w:val="both"/>
@@ -3233,17 +3137,17 @@
           <w:color w:val="000000"/>
           <w:kern w:val="0"/>
           <w:lang w:eastAsia="es-PE"/>
-          <ns2:ligatures ns2:val="none"/>
-        </w:rPr>
-      </w:pPr>
-      <w:r>
-        <w:rPr>
-          <w:rFonts w:ascii="Arial Narrow" w:eastAsia="Arial Narrow" w:hAnsi="Arial Narrow" w:cs="Arial Narrow"/>
-          <w:b/>
-          <w:color w:val="000000"/>
-          <w:kern w:val="0"/>
-          <w:lang w:eastAsia="es-PE"/>
-          <ns2:ligatures ns2:val="none"/>
+          <w14:ligatures w14:val="none"/>
+        </w:rPr>
+      </w:pPr>
+      <w:r>
+        <w:rPr>
+          <w:rFonts w:ascii="Arial Narrow" w:eastAsia="Arial Narrow" w:hAnsi="Arial Narrow" w:cs="Arial Narrow"/>
+          <w:b/>
+          <w:color w:val="000000"/>
+          <w:kern w:val="0"/>
+          <w:lang w:eastAsia="es-PE"/>
+          <w14:ligatures w14:val="none"/>
         </w:rPr>
         <w:t xml:space="preserve">PRIMERO: admitir a trámite la denuncia del 5 de mayo de 2025, complementado mediante escrito del 20 de mayo de 2025, interpuesta por la señora [DENUNCIANTE] contra el Banco de Crédito del Perú S.A. y Pacífico Compañía de Seguros y Reaseguros S.A., por lo siguiente:</w:t>
       </w:r>
@@ -3254,7 +3158,7 @@
           <w:kern w:val="0"/>
           <w:shd w:val="clear" w:color="auto" w:fill="FFFFFF"/>
           <w:lang w:eastAsia="es-PE"/>
-          <ns2:ligatures ns2:val="none"/>
+          <w14:ligatures w14:val="none"/>
         </w:rPr>
         <w:t xml:space="preserve"/>
       </w:r>
@@ -3264,7 +3168,7 @@
           <w:color w:val="000000"/>
           <w:kern w:val="0"/>
           <w:lang w:val="es-ES" w:eastAsia="es-ES"/>
-          <ns2:ligatures ns2:val="none"/>
+          <w14:ligatures w14:val="none"/>
         </w:rPr>
         <w:t/>
       </w:r>
@@ -3274,7 +3178,7 @@
           <w:color w:val="000000"/>
           <w:kern w:val="0"/>
           <w:lang w:val="es-ES" w:eastAsia="es-ES"/>
-          <ns2:ligatures ns2:val="none"/>
+          <w14:ligatures w14:val="none"/>
         </w:rPr>
         <w:t xml:space="preserve"/>
       </w:r>
@@ -3285,7 +3189,7 @@
           <w:kern w:val="0"/>
           <w:shd w:val="clear" w:color="auto" w:fill="FFFFFF"/>
           <w:lang w:eastAsia="es-PE"/>
-          <ns2:ligatures ns2:val="none"/>
+          <w14:ligatures w14:val="none"/>
         </w:rPr>
         <w:t xml:space="preserve"/>
       </w:r>
@@ -3296,7 +3200,7 @@
           <w:kern w:val="0"/>
           <w:shd w:val="clear" w:color="auto" w:fill="FFFFFF"/>
           <w:lang w:eastAsia="es-PE"/>
-          <ns2:ligatures ns2:val="none"/>
+          <w14:ligatures w14:val="none"/>
         </w:rPr>
         <w:t xml:space="preserve"/>
       </w:r>
@@ -3307,7 +3211,7 @@
           <w:kern w:val="0"/>
           <w:shd w:val="clear" w:color="auto" w:fill="FFFFFF"/>
           <w:lang w:eastAsia="es-PE"/>
-          <ns2:ligatures ns2:val="none"/>
+          <w14:ligatures w14:val="none"/>
         </w:rPr>
         <w:t/>
       </w:r>
@@ -3318,7 +3222,7 @@
           <w:kern w:val="0"/>
           <w:shd w:val="clear" w:color="auto" w:fill="FFFFFF"/>
           <w:lang w:eastAsia="es-PE"/>
-          <ns2:ligatures ns2:val="none"/>
+          <w14:ligatures w14:val="none"/>
         </w:rPr>
         <w:t xml:space="preserve"/>
       </w:r>
@@ -3329,7 +3233,7 @@
           <w:kern w:val="0"/>
           <w:shd w:val="clear" w:color="auto" w:fill="FFFFFF"/>
           <w:lang w:eastAsia="es-PE"/>
-          <ns2:ligatures ns2:val="none"/>
+          <w14:ligatures w14:val="none"/>
         </w:rPr>
         <w:t/>
       </w:r>
@@ -3340,7 +3244,7 @@
           <w:kern w:val="0"/>
           <w:shd w:val="clear" w:color="auto" w:fill="FFFFFF"/>
           <w:lang w:eastAsia="es-PE"/>
-          <ns2:ligatures ns2:val="none"/>
+          <w14:ligatures w14:val="none"/>
         </w:rPr>
         <w:t xml:space="preserve"/>
       </w:r>
@@ -3351,7 +3255,7 @@
           <w:kern w:val="0"/>
           <w:shd w:val="clear" w:color="auto" w:fill="FFFFFF"/>
           <w:lang w:eastAsia="es-PE"/>
-          <ns2:ligatures ns2:val="none"/>
+          <w14:ligatures w14:val="none"/>
         </w:rPr>
         <w:t/>
       </w:r>
@@ -3362,7 +3266,7 @@
           <w:kern w:val="0"/>
           <w:shd w:val="clear" w:color="auto" w:fill="FFFFFF"/>
           <w:lang w:eastAsia="es-PE"/>
-          <ns2:ligatures ns2:val="none"/>
+          <w14:ligatures w14:val="none"/>
         </w:rPr>
         <w:t xml:space="preserve"/>
       </w:r>
@@ -3373,7 +3277,7 @@
           <w:kern w:val="0"/>
           <w:shd w:val="clear" w:color="auto" w:fill="FFFFFF"/>
           <w:lang w:eastAsia="es-PE"/>
-          <ns2:ligatures ns2:val="none"/>
+          <w14:ligatures w14:val="none"/>
         </w:rPr>
         <w:t xml:space="preserve"/>
       </w:r>
@@ -3384,7 +3288,7 @@
           <w:kern w:val="0"/>
           <w:shd w:val="clear" w:color="auto" w:fill="FFFFFF"/>
           <w:lang w:eastAsia="es-PE"/>
-          <ns2:ligatures ns2:val="none"/>
+          <w14:ligatures w14:val="none"/>
         </w:rPr>
         <w:t/>
       </w:r>
@@ -3395,7 +3299,7 @@
           <w:kern w:val="0"/>
           <w:shd w:val="clear" w:color="auto" w:fill="FFFFFF"/>
           <w:lang w:eastAsia="es-PE"/>
-          <ns2:ligatures ns2:val="none"/>
+          <w14:ligatures w14:val="none"/>
         </w:rPr>
         <w:t xml:space="preserve"/>
       </w:r>
@@ -3406,7 +3310,7 @@
           <w:kern w:val="0"/>
           <w:shd w:val="clear" w:color="auto" w:fill="FFFFFF"/>
           <w:lang w:eastAsia="es-PE"/>
-          <ns2:ligatures ns2:val="none"/>
+          <w14:ligatures w14:val="none"/>
         </w:rPr>
         <w:t xml:space="preserve"/>
       </w:r>
@@ -3417,7 +3321,7 @@
           <w:kern w:val="0"/>
           <w:shd w:val="clear" w:color="auto" w:fill="FFFFFF"/>
           <w:lang w:eastAsia="es-PE"/>
-          <ns2:ligatures ns2:val="none"/>
+          <w14:ligatures w14:val="none"/>
         </w:rPr>
         <w:t xml:space="preserve"/>
       </w:r>
@@ -3442,7 +3346,7 @@
           <w:kern w:val="0"/>
           <w:shd w:val="clear" w:color="auto" w:fill="FFFFFF"/>
           <w:lang w:eastAsia="es-PE"/>
-          <ns2:ligatures ns2:val="none"/>
+          <w14:ligatures w14:val="none"/>
         </w:rPr>
         <w:t xml:space="preserve"/>
       </w:r>
@@ -3453,12 +3357,12 @@
           <w:kern w:val="0"/>
           <w:shd w:val="clear" w:color="auto" w:fill="FFFFFF"/>
           <w:lang w:eastAsia="es-PE"/>
-          <ns2:ligatures ns2:val="none"/>
+          <w14:ligatures w14:val="none"/>
         </w:rPr>
         <w:t/>
       </w:r>
     </w:p>
-    <w:p ns2:paraId="563C01BE" ns2:textId="77777777">
+    <w:p>
       <w:pPr>
         <w:spacing w:after="0" w:line="240" w:lineRule="auto"/>
         <w:jc w:val="both"/>
@@ -3467,11 +3371,11 @@
           <w:color w:val="000000"/>
           <w:kern w:val="0"/>
           <w:lang w:eastAsia="es-PE"/>
-          <ns2:ligatures ns2:val="none"/>
-        </w:rPr>
-      </w:pPr>
-    </w:p>
-    <w:p ns2:paraId="571BCB6F" ns2:textId="10F2865B">
+          <w14:ligatures w14:val="none"/>
+        </w:rPr>
+      </w:pPr>
+    </w:p>
+    <w:p>
       <w:pPr>
         <w:pStyle w:val="Prrafodelista"/>
         <w:numPr>
@@ -3489,7 +3393,7 @@
           <w:rFonts w:ascii="Arial Narrow" w:eastAsia="Calibri" w:hAnsi="Arial Narrow" w:cs="Arial Narrow"/>
           <w:kern w:val="0"/>
           <w:lang w:eastAsia="es-PE"/>
-          <ns2:ligatures ns2:val="none"/>
+          <w14:ligatures w14:val="none"/>
         </w:rPr>
       </w:pPr>
       <w:r>
@@ -3498,7 +3402,7 @@
           <w:color w:val="000000"/>
           <w:kern w:val="0"/>
           <w:lang w:eastAsia="es-PE"/>
-          <ns2:ligatures ns2:val="none"/>
+          <w14:ligatures w14:val="none"/>
         </w:rPr>
         <w:t>Presunta</w:t>
       </w:r>
@@ -3508,7 +3412,7 @@
           <w:kern w:val="0"/>
           <w:shd w:val="clear" w:color="auto" w:fill="FFFFFF"/>
           <w:lang w:eastAsia="es-PE"/>
-          <ns2:ligatures ns2:val="none"/>
+          <w14:ligatures w14:val="none"/>
         </w:rPr>
         <w:t xml:space="preserve"> infracción a los artículos 18 y 19</w:t>
       </w:r>
@@ -3517,7 +3421,7 @@
           <w:rFonts w:ascii="Arial Narrow" w:eastAsia="Calibri" w:hAnsi="Arial Narrow" w:cs="Arial Narrow"/>
           <w:kern w:val="0"/>
           <w:lang w:eastAsia="es-PE"/>
-          <ns2:ligatures ns2:val="none"/>
+          <w14:ligatures w14:val="none"/>
         </w:rPr>
         <w:t xml:space="preserve"> de </w:t>
       </w:r>
@@ -3527,7 +3431,7 @@
           <w:kern w:val="0"/>
           <w:shd w:val="clear" w:color="auto" w:fill="FFFFFF"/>
           <w:lang w:eastAsia="es-PE"/>
-          <ns2:ligatures ns2:val="none"/>
+          <w14:ligatures w14:val="none"/>
         </w:rPr>
         <w:t xml:space="preserve">la Ley 29571, Código de Protección y Defensa del Consumidor, en tanto </w:t>
       </w:r>
@@ -3616,7 +3520,7 @@
         <w:t>.</w:t>
       </w:r>
     </w:p>
-    <w:p ns2:paraId="6058535D" ns2:textId="77777777">
+    <w:p>
       <w:pPr>
         <w:pStyle w:val="Prrafodelista"/>
         <w:spacing w:after="0" w:line="240" w:lineRule="auto"/>
@@ -3625,11 +3529,11 @@
         <w:rPr>
           <w:rFonts w:ascii="Arial Narrow" w:eastAsia="Arial Narrow" w:hAnsi="Arial Narrow" w:cs="Arial Narrow"/>
           <w:kern w:val="0"/>
-          <ns2:ligatures ns2:val="none"/>
-        </w:rPr>
-      </w:pPr>
-    </w:p>
-    <w:p ns2:paraId="401368CE" ns2:textId="7FEF54E9">
+          <w14:ligatures w14:val="none"/>
+        </w:rPr>
+      </w:pPr>
+    </w:p>
+    <w:p>
       <w:pPr>
         <w:pStyle w:val="Prrafodelista"/>
         <w:numPr>
@@ -3647,7 +3551,7 @@
           <w:rFonts w:ascii="Arial Narrow" w:eastAsia="Calibri" w:hAnsi="Arial Narrow" w:cs="Arial Narrow"/>
           <w:kern w:val="0"/>
           <w:lang w:eastAsia="es-PE"/>
-          <ns2:ligatures ns2:val="none"/>
+          <w14:ligatures w14:val="none"/>
         </w:rPr>
       </w:pPr>
       <w:r>
@@ -3656,7 +3560,7 @@
           <w:color w:val="000000"/>
           <w:kern w:val="0"/>
           <w:lang w:eastAsia="es-PE"/>
-          <ns2:ligatures ns2:val="none"/>
+          <w14:ligatures w14:val="none"/>
         </w:rPr>
         <w:lastRenderedPageBreak/>
         <w:t>Presunta</w:t>
@@ -3667,7 +3571,7 @@
           <w:kern w:val="0"/>
           <w:shd w:val="clear" w:color="auto" w:fill="FFFFFF"/>
           <w:lang w:eastAsia="es-PE"/>
-          <ns2:ligatures ns2:val="none"/>
+          <w14:ligatures w14:val="none"/>
         </w:rPr>
         <w:t xml:space="preserve"> infracción a los artículos 18 y 19</w:t>
       </w:r>
@@ -3676,7 +3580,7 @@
           <w:rFonts w:ascii="Arial Narrow" w:eastAsia="Calibri" w:hAnsi="Arial Narrow" w:cs="Arial Narrow"/>
           <w:kern w:val="0"/>
           <w:lang w:eastAsia="es-PE"/>
-          <ns2:ligatures ns2:val="none"/>
+          <w14:ligatures w14:val="none"/>
         </w:rPr>
         <w:t xml:space="preserve"> de </w:t>
       </w:r>
@@ -3686,7 +3590,7 @@
           <w:kern w:val="0"/>
           <w:shd w:val="clear" w:color="auto" w:fill="FFFFFF"/>
           <w:lang w:eastAsia="es-PE"/>
-          <ns2:ligatures ns2:val="none"/>
+          <w14:ligatures w14:val="none"/>
         </w:rPr>
         <w:t xml:space="preserve">la Ley 29571, Código de Protección y Defensa del Consumidor, en tanto </w:t>
       </w:r>
@@ -3705,7 +3609,7 @@
         <w:t>.</w:t>
       </w:r>
     </w:p>
-    <w:p ns2:paraId="0043B214" ns2:textId="77777777">
+    <w:p>
       <w:pPr>
         <w:pStyle w:val="Prrafodelista"/>
         <w:spacing w:after="0" w:line="240" w:lineRule="auto"/>
@@ -3714,11 +3618,11 @@
         <w:rPr>
           <w:rFonts w:ascii="Arial Narrow" w:eastAsia="Arial Narrow" w:hAnsi="Arial Narrow" w:cs="Arial Narrow"/>
           <w:kern w:val="0"/>
-          <ns2:ligatures ns2:val="none"/>
-        </w:rPr>
-      </w:pPr>
-    </w:p>
-    <w:p ns2:paraId="2056ED1A" ns2:textId="06947735">
+          <w14:ligatures w14:val="none"/>
+        </w:rPr>
+      </w:pPr>
+    </w:p>
+    <w:p>
       <w:pPr>
         <w:pStyle w:val="Prrafodelista"/>
         <w:numPr>
@@ -3735,7 +3639,7 @@
         <w:rPr>
           <w:rFonts w:ascii="Arial Narrow" w:eastAsia="Arial Narrow" w:hAnsi="Arial Narrow" w:cs="Arial Narrow"/>
           <w:kern w:val="0"/>
-          <ns2:ligatures ns2:val="none"/>
+          <w14:ligatures w14:val="none"/>
         </w:rPr>
       </w:pPr>
       <w:r>
@@ -3744,7 +3648,7 @@
           <w:color w:val="000000"/>
           <w:kern w:val="0"/>
           <w:lang w:eastAsia="es-PE"/>
-          <ns2:ligatures ns2:val="none"/>
+          <w14:ligatures w14:val="none"/>
         </w:rPr>
         <w:t>Presunta</w:t>
       </w:r>
@@ -3754,7 +3658,7 @@
           <w:kern w:val="0"/>
           <w:shd w:val="clear" w:color="auto" w:fill="FFFFFF"/>
           <w:lang w:eastAsia="es-PE"/>
-          <ns2:ligatures ns2:val="none"/>
+          <w14:ligatures w14:val="none"/>
         </w:rPr>
         <w:t xml:space="preserve"> infracción a los artículos 18 y 19</w:t>
       </w:r>
@@ -3763,7 +3667,7 @@
           <w:rFonts w:ascii="Arial Narrow" w:eastAsia="Calibri" w:hAnsi="Arial Narrow" w:cs="Arial Narrow"/>
           <w:kern w:val="0"/>
           <w:lang w:eastAsia="es-PE"/>
-          <ns2:ligatures ns2:val="none"/>
+          <w14:ligatures w14:val="none"/>
         </w:rPr>
         <w:t xml:space="preserve"> de </w:t>
       </w:r>
@@ -3773,7 +3677,7 @@
           <w:kern w:val="0"/>
           <w:shd w:val="clear" w:color="auto" w:fill="FFFFFF"/>
           <w:lang w:eastAsia="es-PE"/>
-          <ns2:ligatures ns2:val="none"/>
+          <w14:ligatures w14:val="none"/>
         </w:rPr>
         <w:t>la Ley 29571, Código de Protección y Defensa del Consumidor, en tanto</w:t>
       </w:r>
@@ -3781,7 +3685,7 @@
         <w:rPr>
           <w:rFonts w:ascii="Arial Narrow" w:eastAsia="Arial Narrow" w:hAnsi="Arial Narrow" w:cs="Arial Narrow"/>
           <w:kern w:val="0"/>
-          <ns2:ligatures ns2:val="none"/>
+          <w14:ligatures w14:val="none"/>
         </w:rPr>
         <w:t xml:space="preserve"> </w:t>
       </w:r>
@@ -3789,7 +3693,7 @@
         <w:rPr>
           <w:rFonts w:ascii="Arial Narrow" w:eastAsia="Arial Narrow" w:hAnsi="Arial Narrow" w:cs="Arial Narrow"/>
           <w:kern w:val="0"/>
-          <ns2:ligatures ns2:val="none"/>
+          <w14:ligatures w14:val="none"/>
         </w:rPr>
         <w:t>el</w:t>
       </w:r>
@@ -3807,7 +3711,7 @@
           <w:kern w:val="0"/>
           <w:shd w:val="clear" w:color="auto" w:fill="FFFFFF"/>
           <w:lang w:eastAsia="es-PE"/>
-          <ns2:ligatures ns2:val="none"/>
+          <w14:ligatures w14:val="none"/>
         </w:rPr>
         <w:t>Banco de Crédito del Perú S.A.</w:t>
       </w:r>
@@ -3818,7 +3722,7 @@
           <w:kern w:val="0"/>
           <w:shd w:val="clear" w:color="auto" w:fill="FFFFFF"/>
           <w:lang w:eastAsia="es-PE"/>
-          <ns2:ligatures ns2:val="none"/>
+          <w14:ligatures w14:val="none"/>
         </w:rPr>
         <w:t xml:space="preserve"> </w:t>
       </w:r>
@@ -3826,7 +3730,7 @@
         <w:rPr>
           <w:rFonts w:ascii="Arial Narrow" w:eastAsia="Arial Narrow" w:hAnsi="Arial Narrow" w:cs="Arial Narrow"/>
           <w:kern w:val="0"/>
-          <ns2:ligatures ns2:val="none"/>
+          <w14:ligatures w14:val="none"/>
         </w:rPr>
         <w:t>habría continuado realizando a la denunciante las gestiones de cobranza del crédito hipotecario, pese a no haber tramitado el Seguro de Desgravamen por el fallecimiento de su cónyuge</w:t>
       </w:r>
@@ -3834,23 +3738,23 @@
         <w:rPr>
           <w:rFonts w:ascii="Arial Narrow" w:eastAsia="Arial Narrow" w:hAnsi="Arial Narrow" w:cs="Arial Narrow"/>
           <w:kern w:val="0"/>
-          <ns2:ligatures ns2:val="none"/>
+          <w14:ligatures w14:val="none"/>
         </w:rPr>
         <w:t>.</w:t>
       </w:r>
     </w:p>
-    <w:p ns2:paraId="5CA08EE9" ns2:textId="77777777">
-      <w:pPr>
-        <w:spacing w:after="0" w:line="240" w:lineRule="auto"/>
-        <w:jc w:val="both"/>
-        <w:rPr>
-          <w:rFonts w:ascii="Arial Narrow" w:eastAsia="Arial Narrow" w:hAnsi="Arial Narrow" w:cs="Arial Narrow"/>
-          <w:kern w:val="0"/>
-          <ns2:ligatures ns2:val="none"/>
-        </w:rPr>
-      </w:pPr>
-    </w:p>
-    <w:p ns2:paraId="64718910" ns2:textId="6054A29C">
+    <w:p>
+      <w:pPr>
+        <w:spacing w:after="0" w:line="240" w:lineRule="auto"/>
+        <w:jc w:val="both"/>
+        <w:rPr>
+          <w:rFonts w:ascii="Arial Narrow" w:eastAsia="Arial Narrow" w:hAnsi="Arial Narrow" w:cs="Arial Narrow"/>
+          <w:kern w:val="0"/>
+          <w14:ligatures w14:val="none"/>
+        </w:rPr>
+      </w:pPr>
+    </w:p>
+    <w:p>
       <w:pPr>
         <w:spacing w:line="240" w:lineRule="auto"/>
         <w:contextualSpacing/>
@@ -3858,17 +3762,17 @@
         <w:rPr>
           <w:rFonts w:ascii="Arial Narrow" w:eastAsia="Calibri" w:hAnsi="Arial Narrow" w:cs="Arial"/>
           <w:kern w:val="0"/>
-          <ns2:ligatures ns2:val="none"/>
-        </w:rPr>
-      </w:pPr>
-      <w:r>
-        <w:rPr>
-          <w:rFonts w:ascii="Arial Narrow" w:eastAsia="Arial Narrow" w:hAnsi="Arial Narrow" w:cs="Arial Narrow"/>
-          <w:b/>
-          <w:color w:val="000000"/>
-          <w:kern w:val="0"/>
-          <w:lang w:eastAsia="es-PE"/>
-          <ns2:ligatures ns2:val="none"/>
+          <w14:ligatures w14:val="none"/>
+        </w:rPr>
+      </w:pPr>
+      <w:r>
+        <w:rPr>
+          <w:rFonts w:ascii="Arial Narrow" w:eastAsia="Arial Narrow" w:hAnsi="Arial Narrow" w:cs="Arial Narrow"/>
+          <w:b/>
+          <w:color w:val="000000"/>
+          <w:kern w:val="0"/>
+          <w:lang w:eastAsia="es-PE"/>
+          <w14:ligatures w14:val="none"/>
         </w:rPr>
         <w:t>SEGUNDO:</w:t>
       </w:r>
@@ -3878,7 +3782,7 @@
           <w:color w:val="000000"/>
           <w:kern w:val="0"/>
           <w:lang w:eastAsia="es-PE"/>
-          <ns2:ligatures ns2:val="none"/>
+          <w14:ligatures w14:val="none"/>
         </w:rPr>
         <w:t xml:space="preserve"> tener por ofrecidos los medios probatorios presentados en el escrito de </w:t>
       </w:r>
@@ -3888,7 +3792,7 @@
           <w:color w:val="000000"/>
           <w:kern w:val="0"/>
           <w:lang w:eastAsia="es-PE"/>
-          <ns2:ligatures ns2:val="none"/>
+          <w14:ligatures w14:val="none"/>
         </w:rPr>
         <w:t xml:space="preserve">denuncia </w:t>
       </w:r>
@@ -3898,7 +3802,7 @@
           <w:color w:val="000000"/>
           <w:kern w:val="0"/>
           <w:lang w:val="es-ES" w:eastAsia="es-ES"/>
-          <ns2:ligatures ns2:val="none"/>
+          <w14:ligatures w14:val="none"/>
         </w:rPr>
         <w:t xml:space="preserve">del </w:t>
       </w:r>
@@ -3908,7 +3812,7 @@
           <w:color w:val="000000"/>
           <w:kern w:val="0"/>
           <w:lang w:val="es-ES" w:eastAsia="es-ES"/>
-          <ns2:ligatures ns2:val="none"/>
+          <w14:ligatures w14:val="none"/>
         </w:rPr>
         <w:t>5 de mayo de 2025, complementado mediante escrito del 20 de mayo de 2025</w:t>
       </w:r>
@@ -3916,12 +3820,12 @@
         <w:rPr>
           <w:rFonts w:ascii="Arial Narrow" w:eastAsia="Calibri" w:hAnsi="Arial Narrow" w:cs="Arial"/>
           <w:kern w:val="0"/>
-          <ns2:ligatures ns2:val="none"/>
+          <w14:ligatures w14:val="none"/>
         </w:rPr>
         <w:t>.</w:t>
       </w:r>
     </w:p>
-    <w:p ns2:paraId="72A4113D" ns2:textId="77777777">
+    <w:p>
       <w:pPr>
         <w:spacing w:line="240" w:lineRule="auto"/>
         <w:contextualSpacing/>
@@ -3931,30 +3835,30 @@
           <w:color w:val="000000"/>
           <w:kern w:val="0"/>
           <w:lang w:eastAsia="es-PE"/>
-          <ns2:ligatures ns2:val="none"/>
-        </w:rPr>
-      </w:pPr>
-    </w:p>
-    <w:p ns2:paraId="1B36369E" ns2:textId="7C8593C8">
-      <w:pPr>
-        <w:spacing w:after="0" w:line="240" w:lineRule="auto"/>
-        <w:jc w:val="both"/>
-        <w:rPr>
-          <w:rFonts w:ascii="Arial Narrow" w:eastAsia="Arial Narrow" w:hAnsi="Arial Narrow" w:cs="Arial Narrow"/>
-          <w:color w:val="000000"/>
-          <w:kern w:val="0"/>
-          <w:lang w:eastAsia="es-PE"/>
-          <ns2:ligatures ns2:val="none"/>
-        </w:rPr>
-      </w:pPr>
-      <w:r>
-        <w:rPr>
-          <w:rFonts w:ascii="Arial Narrow" w:eastAsia="Arial Narrow" w:hAnsi="Arial Narrow" w:cs="Arial Narrow"/>
-          <w:b/>
-          <w:color w:val="000000"/>
-          <w:kern w:val="0"/>
-          <w:lang w:eastAsia="es-PE"/>
-          <ns2:ligatures ns2:val="none"/>
+          <w14:ligatures w14:val="none"/>
+        </w:rPr>
+      </w:pPr>
+    </w:p>
+    <w:p>
+      <w:pPr>
+        <w:spacing w:after="0" w:line="240" w:lineRule="auto"/>
+        <w:jc w:val="both"/>
+        <w:rPr>
+          <w:rFonts w:ascii="Arial Narrow" w:eastAsia="Arial Narrow" w:hAnsi="Arial Narrow" w:cs="Arial Narrow"/>
+          <w:color w:val="000000"/>
+          <w:kern w:val="0"/>
+          <w:lang w:eastAsia="es-PE"/>
+          <w14:ligatures w14:val="none"/>
+        </w:rPr>
+      </w:pPr>
+      <w:r>
+        <w:rPr>
+          <w:rFonts w:ascii="Arial Narrow" w:eastAsia="Arial Narrow" w:hAnsi="Arial Narrow" w:cs="Arial Narrow"/>
+          <w:b/>
+          <w:color w:val="000000"/>
+          <w:kern w:val="0"/>
+          <w:lang w:eastAsia="es-PE"/>
+          <w14:ligatures w14:val="none"/>
         </w:rPr>
         <w:t xml:space="preserve">TERCERO: </w:t>
       </w:r>
@@ -3964,7 +3868,7 @@
           <w:color w:val="000000"/>
           <w:kern w:val="0"/>
           <w:lang w:eastAsia="es-PE"/>
-          <ns2:ligatures ns2:val="none"/>
+          <w14:ligatures w14:val="none"/>
         </w:rPr>
         <w:t>requerir a</w:t>
       </w:r>
@@ -3974,7 +3878,7 @@
           <w:color w:val="000000"/>
           <w:kern w:val="0"/>
           <w:lang w:eastAsia="es-PE"/>
-          <ns2:ligatures ns2:val="none"/>
+          <w14:ligatures w14:val="none"/>
         </w:rPr>
         <w:t xml:space="preserve">l </w:t>
       </w:r>
@@ -3985,7 +3889,7 @@
           <w:kern w:val="0"/>
           <w:shd w:val="clear" w:color="auto" w:fill="FFFFFF"/>
           <w:lang w:eastAsia="es-PE"/>
-          <ns2:ligatures ns2:val="none"/>
+          <w14:ligatures w14:val="none"/>
         </w:rPr>
         <w:t xml:space="preserve">Banco de Crédito del </w:t>
       </w:r>
@@ -3996,7 +3900,7 @@
           <w:kern w:val="0"/>
           <w:shd w:val="clear" w:color="auto" w:fill="FFFFFF"/>
           <w:lang w:eastAsia="es-PE"/>
-          <ns2:ligatures ns2:val="none"/>
+          <w14:ligatures w14:val="none"/>
         </w:rPr>
         <w:t>Perú</w:t>
       </w:r>
@@ -4007,7 +3911,7 @@
           <w:kern w:val="0"/>
           <w:shd w:val="clear" w:color="auto" w:fill="FFFFFF"/>
           <w:lang w:eastAsia="es-PE"/>
-          <ns2:ligatures ns2:val="none"/>
+          <w14:ligatures w14:val="none"/>
         </w:rPr>
         <w:t xml:space="preserve"> S.A. </w:t>
       </w:r>
@@ -4045,7 +3949,7 @@
           <w:color w:val="000000"/>
           <w:kern w:val="0"/>
           <w:lang w:eastAsia="es-PE"/>
-          <ns2:ligatures ns2:val="none"/>
+          <w14:ligatures w14:val="none"/>
         </w:rPr>
         <w:t>que cumpla</w:t>
       </w:r>
@@ -4055,7 +3959,7 @@
           <w:color w:val="000000"/>
           <w:kern w:val="0"/>
           <w:lang w:eastAsia="es-PE"/>
-          <ns2:ligatures ns2:val="none"/>
+          <w14:ligatures w14:val="none"/>
         </w:rPr>
         <w:t>n</w:t>
       </w:r>
@@ -4065,7 +3969,7 @@
           <w:color w:val="000000"/>
           <w:kern w:val="0"/>
           <w:lang w:eastAsia="es-PE"/>
-          <ns2:ligatures ns2:val="none"/>
+          <w14:ligatures w14:val="none"/>
         </w:rPr>
         <w:t xml:space="preserve"> con lo siguiente</w:t>
       </w:r>
@@ -4075,12 +3979,12 @@
           <w:color w:val="000000"/>
           <w:kern w:val="0"/>
           <w:lang w:eastAsia="es-PE"/>
-          <ns2:ligatures ns2:val="none"/>
+          <w14:ligatures w14:val="none"/>
         </w:rPr>
         <w:t>:</w:t>
       </w:r>
     </w:p>
-    <w:p ns2:paraId="09D9FCC8" ns2:textId="77777777">
+    <w:p>
       <w:pPr>
         <w:spacing w:after="0" w:line="240" w:lineRule="auto"/>
         <w:jc w:val="both"/>
@@ -4089,11 +3993,11 @@
           <w:color w:val="000000"/>
           <w:kern w:val="0"/>
           <w:lang w:eastAsia="es-PE"/>
-          <ns2:ligatures ns2:val="none"/>
-        </w:rPr>
-      </w:pPr>
-    </w:p>
-    <w:p ns2:paraId="0AC32CAC" ns2:textId="77777777">
+          <w14:ligatures w14:val="none"/>
+        </w:rPr>
+      </w:pPr>
+    </w:p>
+    <w:p>
       <w:pPr>
         <w:numPr>
           <w:ilvl w:val="0"/>
@@ -4107,21 +4011,21 @@
           <w:color w:val="000000"/>
           <w:kern w:val="0"/>
           <w:lang w:eastAsia="es-PE"/>
-          <ns2:ligatures ns2:val="none"/>
-        </w:rPr>
-      </w:pPr>
-      <w:r>
-        <w:rPr>
-          <w:rFonts w:ascii="Arial Narrow" w:eastAsia="Arial Narrow" w:hAnsi="Arial Narrow" w:cs="Arial Narrow"/>
-          <w:color w:val="000000"/>
-          <w:kern w:val="0"/>
-          <w:lang w:eastAsia="es-PE"/>
-          <ns2:ligatures ns2:val="none"/>
+          <w14:ligatures w14:val="none"/>
+        </w:rPr>
+      </w:pPr>
+      <w:r>
+        <w:rPr>
+          <w:rFonts w:ascii="Arial Narrow" w:eastAsia="Arial Narrow" w:hAnsi="Arial Narrow" w:cs="Arial Narrow"/>
+          <w:color w:val="000000"/>
+          <w:kern w:val="0"/>
+          <w:lang w:eastAsia="es-PE"/>
+          <w14:ligatures w14:val="none"/>
         </w:rPr>
         <w:t>presentar documentos que acrediten su inscripción en los Registros Públicos o una declaración jurada que indique que cuenta con dicha inscripción;</w:t>
       </w:r>
     </w:p>
-    <w:p ns2:paraId="7C9575CF" ns2:textId="77777777">
+    <w:p>
       <w:pPr>
         <w:numPr>
           <w:ilvl w:val="0"/>
@@ -4135,21 +4039,21 @@
           <w:color w:val="000000"/>
           <w:kern w:val="0"/>
           <w:lang w:eastAsia="es-PE"/>
-          <ns2:ligatures ns2:val="none"/>
-        </w:rPr>
-      </w:pPr>
-      <w:r>
-        <w:rPr>
-          <w:rFonts w:ascii="Arial Narrow" w:eastAsia="Arial Narrow" w:hAnsi="Arial Narrow" w:cs="Arial Narrow"/>
-          <w:color w:val="000000"/>
-          <w:kern w:val="0"/>
-          <w:lang w:eastAsia="es-PE"/>
-          <ns2:ligatures ns2:val="none"/>
+          <w14:ligatures w14:val="none"/>
+        </w:rPr>
+      </w:pPr>
+      <w:r>
+        <w:rPr>
+          <w:rFonts w:ascii="Arial Narrow" w:eastAsia="Arial Narrow" w:hAnsi="Arial Narrow" w:cs="Arial Narrow"/>
+          <w:color w:val="000000"/>
+          <w:kern w:val="0"/>
+          <w:lang w:eastAsia="es-PE"/>
+          <w14:ligatures w14:val="none"/>
         </w:rPr>
         <w:t>presentar copia simple de las facultades de representación de su representante legal en el presente procedimiento o la declaración jurada que indique que cuenta con dichas facultades y que estas se encuentran vigentes;</w:t>
       </w:r>
     </w:p>
-    <w:p ns2:paraId="0CD5704D" ns2:textId="77777777">
+    <w:p>
       <w:pPr>
         <w:numPr>
           <w:ilvl w:val="0"/>
@@ -4163,21 +4067,21 @@
           <w:color w:val="000000"/>
           <w:kern w:val="0"/>
           <w:lang w:eastAsia="es-PE"/>
-          <ns2:ligatures ns2:val="none"/>
-        </w:rPr>
-      </w:pPr>
-      <w:r>
-        <w:rPr>
-          <w:rFonts w:ascii="Arial Narrow" w:eastAsia="Arial Narrow" w:hAnsi="Arial Narrow" w:cs="Arial Narrow"/>
-          <w:color w:val="000000"/>
-          <w:kern w:val="0"/>
-          <w:lang w:eastAsia="es-PE"/>
-          <ns2:ligatures ns2:val="none"/>
+          <w14:ligatures w14:val="none"/>
+        </w:rPr>
+      </w:pPr>
+      <w:r>
+        <w:rPr>
+          <w:rFonts w:ascii="Arial Narrow" w:eastAsia="Arial Narrow" w:hAnsi="Arial Narrow" w:cs="Arial Narrow"/>
+          <w:color w:val="000000"/>
+          <w:kern w:val="0"/>
+          <w:lang w:eastAsia="es-PE"/>
+          <w14:ligatures w14:val="none"/>
         </w:rPr>
         <w:t>consignar el Número de Registro Único de Contribuyentes (RUC); y,</w:t>
       </w:r>
     </w:p>
-    <w:p ns2:paraId="7341F53D" ns2:textId="101F16E7">
+    <w:p>
       <w:pPr>
         <w:numPr>
           <w:ilvl w:val="0"/>
@@ -4189,16 +4093,16 @@
         <w:rPr>
           <w:rFonts w:ascii="Arial Narrow" w:eastAsia="Calibri" w:hAnsi="Arial Narrow" w:cs="Arial"/>
           <w:kern w:val="0"/>
-          <ns2:ligatures ns2:val="none"/>
-        </w:rPr>
-      </w:pPr>
-      <w:r>
-        <w:rPr>
-          <w:rFonts w:ascii="Arial Narrow" w:eastAsia="Arial Narrow" w:hAnsi="Arial Narrow" w:cs="Arial Narrow"/>
-          <w:color w:val="000000"/>
-          <w:kern w:val="0"/>
-          <w:lang w:eastAsia="es-PE"/>
-          <ns2:ligatures ns2:val="none"/>
+          <w14:ligatures w14:val="none"/>
+        </w:rPr>
+      </w:pPr>
+      <w:r>
+        <w:rPr>
+          <w:rFonts w:ascii="Arial Narrow" w:eastAsia="Arial Narrow" w:hAnsi="Arial Narrow" w:cs="Arial Narrow"/>
+          <w:color w:val="000000"/>
+          <w:kern w:val="0"/>
+          <w:lang w:eastAsia="es-PE"/>
+          <w14:ligatures w14:val="none"/>
         </w:rPr>
         <w:t>fijar domicilio procesal para el procedimiento, de conformidad con el numeral 1 del artículo 442</w:t>
       </w:r>
@@ -4208,7 +4112,7 @@
           <w:color w:val="000000"/>
           <w:kern w:val="0"/>
           <w:lang w:eastAsia="es-PE"/>
-          <ns2:ligatures ns2:val="none"/>
+          <w14:ligatures w14:val="none"/>
         </w:rPr>
         <w:t/>
       </w:r>
@@ -4218,7 +4122,7 @@
           <w:color w:val="000000"/>
           <w:kern w:val="0"/>
           <w:lang w:eastAsia="es-PE"/>
-          <ns2:ligatures ns2:val="none"/>
+          <w14:ligatures w14:val="none"/>
         </w:rPr>
         <w:t xml:space="preserve"> del Código Procesal Civil. </w:t>
       </w:r>
@@ -4226,7 +4130,7 @@
         <w:rPr>
           <w:rFonts w:ascii="Arial Narrow" w:eastAsia="Calibri" w:hAnsi="Arial Narrow" w:cs="Arial"/>
           <w:kern w:val="0"/>
-          <ns2:ligatures ns2:val="none"/>
+          <w14:ligatures w14:val="none"/>
         </w:rPr>
         <w:t>Para ello podrá señalar domicilio físico o una dirección electrónica a la que pueda remitirse las notificaciones</w:t>
       </w:r>
@@ -4235,12 +4139,12 @@
           <w:rFonts w:ascii="Arial Narrow" w:eastAsia="Arial" w:hAnsi="Arial Narrow" w:cs="Arial"/>
           <w:kern w:val="0"/>
           <w:lang w:val="es"/>
-          <ns2:ligatures ns2:val="none"/>
+          <w14:ligatures w14:val="none"/>
         </w:rPr>
         <w:t>;</w:t>
       </w:r>
     </w:p>
-    <w:p ns2:paraId="446A1900" ns2:textId="13BE47D4">
+    <w:p>
       <w:pPr>
         <w:numPr>
           <w:ilvl w:val="0"/>
@@ -4252,14 +4156,14 @@
         <w:rPr>
           <w:rFonts w:ascii="Arial Narrow" w:eastAsia="Calibri" w:hAnsi="Arial Narrow" w:cs="Arial"/>
           <w:kern w:val="0"/>
-          <ns2:ligatures ns2:val="none"/>
+          <w14:ligatures w14:val="none"/>
         </w:rPr>
       </w:pPr>
       <w:r>
         <w:rPr>
           <w:rFonts w:ascii="Arial Narrow" w:eastAsia="Calibri" w:hAnsi="Arial Narrow" w:cs="Arial"/>
           <w:kern w:val="0"/>
-          <ns2:ligatures ns2:val="none"/>
+          <w14:ligatures w14:val="none"/>
         </w:rPr>
         <w:t xml:space="preserve">en caso califique como </w:t>
       </w:r>
@@ -4268,7 +4172,7 @@
         <w:rPr>
           <w:rFonts w:ascii="Arial Narrow" w:eastAsia="Calibri" w:hAnsi="Arial Narrow" w:cs="Arial"/>
           <w:kern w:val="0"/>
-          <ns2:ligatures ns2:val="none"/>
+          <w14:ligatures w14:val="none"/>
         </w:rPr>
         <w:t>micro empresa</w:t>
       </w:r>
@@ -4277,7 +4181,7 @@
         <w:rPr>
           <w:rFonts w:ascii="Arial Narrow" w:eastAsia="Calibri" w:hAnsi="Arial Narrow" w:cs="Arial"/>
           <w:kern w:val="0"/>
-          <ns2:ligatures ns2:val="none"/>
+          <w14:ligatures w14:val="none"/>
         </w:rPr>
         <w:t xml:space="preserve"> o pequeña empresa, presentar los documentos que acrediten su volumen de ventas o ingresos brutos percibidos el año anterior relativo a todas sus actividades económicas y el número de trabajadores con el que cuenta</w:t>
       </w:r>
@@ -4287,7 +4191,7 @@
           <w:rFonts w:ascii="Arial Narrow" w:eastAsia="Calibri" w:hAnsi="Arial Narrow" w:cs="Arial"/>
           <w:kern w:val="0"/>
           <w:vertAlign w:val="superscript"/>
-          <ns2:ligatures ns2:val="none"/>
+          <w14:ligatures w14:val="none"/>
         </w:rPr>
         <w:footnoteReference w:id="6"/>
       </w:r>
@@ -4295,7 +4199,7 @@
         <w:rPr>
           <w:rFonts w:ascii="Arial Narrow" w:eastAsia="Calibri" w:hAnsi="Arial Narrow" w:cs="Arial"/>
           <w:kern w:val="0"/>
-          <ns2:ligatures ns2:val="none"/>
+          <w14:ligatures w14:val="none"/>
         </w:rPr>
         <w:t>. Ello, a fin de que la Comisión pueda meritar dicha documentación, conforme lo establece el artículo 110</w:t>
       </w:r>
@@ -4305,7 +4209,7 @@
           <w:color w:val="000000"/>
           <w:kern w:val="0"/>
           <w:lang w:eastAsia="es-PE"/>
-          <ns2:ligatures ns2:val="none"/>
+          <w14:ligatures w14:val="none"/>
         </w:rPr>
         <w:t/>
       </w:r>
@@ -4313,7 +4217,7 @@
         <w:rPr>
           <w:rFonts w:ascii="Arial Narrow" w:eastAsia="Calibri" w:hAnsi="Arial Narrow" w:cs="Arial"/>
           <w:kern w:val="0"/>
-          <ns2:ligatures ns2:val="none"/>
+          <w14:ligatures w14:val="none"/>
         </w:rPr>
         <w:t xml:space="preserve"> del </w:t>
       </w:r>
@@ -4322,7 +4226,7 @@
           <w:rFonts w:ascii="Arial Narrow" w:eastAsia="Calibri" w:hAnsi="Arial Narrow" w:cs="Arial"/>
           <w:spacing w:val="-2"/>
           <w:kern w:val="0"/>
-          <ns2:ligatures ns2:val="none"/>
+          <w14:ligatures w14:val="none"/>
         </w:rPr>
         <w:t>Código</w:t>
       </w:r>
@@ -4333,7 +4237,7 @@
           <w:spacing w:val="-2"/>
           <w:kern w:val="0"/>
           <w:vertAlign w:val="superscript"/>
-          <ns2:ligatures ns2:val="none"/>
+          <w14:ligatures w14:val="none"/>
         </w:rPr>
         <w:footnoteReference w:id="7"/>
       </w:r>
@@ -4342,12 +4246,12 @@
           <w:rFonts w:ascii="Arial Narrow" w:eastAsia="Calibri" w:hAnsi="Arial Narrow" w:cs="Arial"/>
           <w:spacing w:val="-2"/>
           <w:kern w:val="0"/>
-          <ns2:ligatures ns2:val="none"/>
+          <w14:ligatures w14:val="none"/>
         </w:rPr>
         <w:t>.</w:t>
       </w:r>
     </w:p>
-    <w:p ns2:paraId="354DE7F2" ns2:textId="77777777">
+    <w:p>
       <w:pPr>
         <w:spacing w:after="0" w:line="240" w:lineRule="auto"/>
         <w:ind w:left="567"/>
@@ -4357,20 +4261,20 @@
           <w:color w:val="000000"/>
           <w:kern w:val="0"/>
           <w:lang w:eastAsia="es-PE"/>
-          <ns2:ligatures ns2:val="none"/>
-        </w:rPr>
-      </w:pPr>
-    </w:p>
-    <w:p>
-      <w:pPr>
-        <w:spacing w:after="0" w:line="240" w:lineRule="auto"/>
-        <w:jc w:val="both"/>
-        <w:rPr>
-          <w:rFonts w:ascii="Arial Narrow" w:eastAsia="Arial Narrow" w:hAnsi="Arial Narrow" w:cs="Arial Narrow"/>
-          <w:color w:val="000000"/>
-          <w:kern w:val="0"/>
-          <w:lang w:eastAsia="es-PE"/>
-          <ns2:ligatures ns2:val="none"/>
+          <w14:ligatures w14:val="none"/>
+        </w:rPr>
+      </w:pPr>
+    </w:p>
+    <w:p>
+      <w:pPr>
+        <w:spacing w:after="0" w:line="240" w:lineRule="auto"/>
+        <w:jc w:val="both"/>
+        <w:rPr>
+          <w:rFonts w:ascii="Arial Narrow" w:eastAsia="Arial Narrow" w:hAnsi="Arial Narrow" w:cs="Arial Narrow"/>
+          <w:color w:val="000000"/>
+          <w:kern w:val="0"/>
+          <w:lang w:eastAsia="es-PE"/>
+          <w14:ligatures w14:val="none"/>
         </w:rPr>
       </w:pPr>
       <w:r>
@@ -4389,23 +4293,59 @@
           <w:sz w:val="20"/>
           <w:szCs w:val="20"/>
         </w:rPr>
-        <w:t xml:space="preserve">correr traslado de la presente resolución a Banco de Crédito del Perú S.A. y Pacífico Compañía de Seguros y Reaseguros S.A. para que, de conformidad con lo dispuesto por el artículo 26 de la Ley sobre Facultades, Normas y Organización del Indecopi, aprobada por Decreto Legislativo 807, presenten sus descargos sobre la imputación de cargos realizada en un plazo no mayor a cinco (5) días hábiles contado a partir del día siguiente de la notificación de la presente resolución, vencido el cual, el Secretario Técnico declarará en rebeldía a los denunciados que no lo hubieran presentado. Debe precisarse que de conformidad con lo establecido por el artículo 223 del Texto Único Ordenado de la Ley 27444, Ley del Procedimiento Administrativo General, las alegaciones y los hechos relevantes de la reclamación, salvo que hayan sido específicamente negadas en la contestación, se tendrán por aceptadas o merituadas como ciertas.</w:t>
-      </w:r>
-    </w:p>
-    <w:p ns2:paraId="7D74C0BD" ns2:textId="77777777">
-      <w:pPr>
-        <w:spacing w:after="0" w:line="240" w:lineRule="auto"/>
-        <w:jc w:val="both"/>
-        <w:rPr>
-          <w:rFonts w:ascii="Arial Narrow" w:eastAsia="Arial Narrow" w:hAnsi="Arial Narrow" w:cs="Arial Narrow"/>
-          <w:color w:val="000000"/>
-          <w:kern w:val="0"/>
-          <w:lang w:eastAsia="es-PE"/>
-          <ns2:ligatures ns2:val="none"/>
-        </w:rPr>
-      </w:pPr>
-    </w:p>
-    <w:p ns2:paraId="61C1ED8F" ns2:textId="3A00D1E0">
+        <w:t xml:space="preserve">correr traslado de la presente resolución a Banco de Crédito del Perú S.A. y Pacífico Compañía de Seguros y Reaseguros S.A. para que, de conformidad con lo dispuesto por el artículo 26 de la Ley sobre Facultades, Normas y Organización del Indecopi, aprobada por Decreto Legislativo 807</w:t>
+      </w:r>
+      <w:r>
+        <w:rPr>
+          <w:rStyle w:val="Refdenotaalpie"/>
+          <w:rFonts w:ascii="Arial Narrow" w:eastAsia="Arial Narrow" w:hAnsi="Arial Narrow" w:cs="Arial Narrow"/>
+          <w:kern w:val="0"/>
+          <w:vertAlign w:val="superscript"/>
+          <w14:ligatures w14:val="none"/>
+        </w:rPr>
+        <w:footnoteReference w:id="13"/>
+      </w:r>
+      <w:r>
+        <w:rPr>
+          <w:rFonts w:ascii="Arial Narrow" w:hAnsi="Arial Narrow" w:cs="Arial Narrow"/>
+          <w:sz w:val="20"/>
+          <w:szCs w:val="20"/>
+        </w:rPr>
+        <w:t xml:space="preserve">, presenten sus descargos sobre la imputación de cargos realizada en un plazo no mayor a cinco (5) días hábiles contado a partir del día siguiente de la notificación de la presente resolución, vencido el cual, el Secretario Técnico declarará en rebeldía a los denunciados que no lo hubieran presentado. Debe precisarse que de conformidad con lo establecido por el artículo 223 del Texto Único Ordenado de la Ley 27444, Ley del Procedimiento Administrativo General</w:t>
+      </w:r>
+      <w:r>
+        <w:rPr>
+          <w:rStyle w:val="Refdenotaalpie"/>
+          <w:rFonts w:ascii="Arial Narrow" w:eastAsia="Arial Narrow" w:hAnsi="Arial Narrow" w:cs="Arial Narrow"/>
+          <w:kern w:val="0"/>
+          <w:vertAlign w:val="superscript"/>
+          <w14:ligatures w14:val="none"/>
+        </w:rPr>
+        <w:footnoteReference w:id="14"/>
+      </w:r>
+      <w:r>
+        <w:rPr>
+          <w:rFonts w:ascii="Arial Narrow" w:hAnsi="Arial Narrow" w:cs="Arial Narrow"/>
+          <w:sz w:val="20"/>
+          <w:szCs w:val="20"/>
+        </w:rPr>
+        <w:t xml:space="preserve">, las alegaciones y los hechos relevantes de la reclamación, salvo que hayan sido específicamente negadas en la contestación, se tendrán por aceptadas o merituadas como ciertas.</w:t>
+      </w:r>
+    </w:p>
+    <w:p>
+      <w:pPr>
+        <w:spacing w:after="0" w:line="240" w:lineRule="auto"/>
+        <w:jc w:val="both"/>
+        <w:rPr>
+          <w:rFonts w:ascii="Arial Narrow" w:eastAsia="Arial Narrow" w:hAnsi="Arial Narrow" w:cs="Arial Narrow"/>
+          <w:color w:val="000000"/>
+          <w:kern w:val="0"/>
+          <w:lang w:eastAsia="es-PE"/>
+          <w14:ligatures w14:val="none"/>
+        </w:rPr>
+      </w:pPr>
+    </w:p>
+    <w:p>
       <w:pPr>
         <w:spacing w:after="0" w:line="240" w:lineRule="auto"/>
         <w:jc w:val="both"/>
@@ -4414,17 +4354,17 @@
           <w:color w:val="000000"/>
           <w:kern w:val="0"/>
           <w:lang w:val="es-ES" w:eastAsia="es-ES"/>
-          <ns2:ligatures ns2:val="none"/>
-        </w:rPr>
-      </w:pPr>
-      <w:r>
-        <w:rPr>
-          <w:rFonts w:ascii="Arial Narrow" w:eastAsia="Arial Narrow" w:hAnsi="Arial Narrow" w:cs="Arial Narrow"/>
-          <w:b/>
-          <w:color w:val="000000"/>
-          <w:kern w:val="0"/>
-          <w:lang w:eastAsia="es-PE"/>
-          <ns2:ligatures ns2:val="none"/>
+          <w14:ligatures w14:val="none"/>
+        </w:rPr>
+      </w:pPr>
+      <w:r>
+        <w:rPr>
+          <w:rFonts w:ascii="Arial Narrow" w:eastAsia="Arial Narrow" w:hAnsi="Arial Narrow" w:cs="Arial Narrow"/>
+          <w:b/>
+          <w:color w:val="000000"/>
+          <w:kern w:val="0"/>
+          <w:lang w:eastAsia="es-PE"/>
+          <w14:ligatures w14:val="none"/>
         </w:rPr>
         <w:t xml:space="preserve">QUINTO: </w:t>
       </w:r>
@@ -4435,7 +4375,7 @@
           <w:color w:val="000000"/>
           <w:kern w:val="0"/>
           <w:lang w:eastAsia="es-ES"/>
-          <ns2:ligatures ns2:val="none"/>
+          <w14:ligatures w14:val="none"/>
         </w:rPr>
         <w:t xml:space="preserve">requerir </w:t>
       </w:r>
@@ -4445,7 +4385,7 @@
           <w:color w:val="000000"/>
           <w:kern w:val="0"/>
           <w:lang w:val="es-ES" w:eastAsia="es-ES"/>
-          <ns2:ligatures ns2:val="none"/>
+          <w14:ligatures w14:val="none"/>
         </w:rPr>
         <w:t xml:space="preserve">que, en un </w:t>
       </w:r>
@@ -4455,7 +4395,7 @@
           <w:color w:val="000000"/>
           <w:kern w:val="0"/>
           <w:lang w:eastAsia="es-ES"/>
-          <ns2:ligatures ns2:val="none"/>
+          <w14:ligatures w14:val="none"/>
         </w:rPr>
         <w:t>plazo no mayor de cinco (5) días hábiles contado a partir del día siguiente de la notificación de la presente resolución</w:t>
       </w:r>
@@ -4466,7 +4406,7 @@
           <w:color w:val="000000"/>
           <w:kern w:val="0"/>
           <w:lang w:eastAsia="es-ES"/>
-          <ns2:ligatures ns2:val="none"/>
+          <w14:ligatures w14:val="none"/>
         </w:rPr>
         <w:t xml:space="preserve">, </w:t>
       </w:r>
@@ -4478,7 +4418,7 @@
           <w:kern w:val="0"/>
           <w:shd w:val="clear" w:color="auto" w:fill="FFFFFF"/>
           <w:lang w:eastAsia="es-PE"/>
-          <ns2:ligatures ns2:val="none"/>
+          <w14:ligatures w14:val="none"/>
         </w:rPr>
         <w:t xml:space="preserve">Banco de Crédito del </w:t>
       </w:r>
@@ -4489,7 +4429,7 @@
           <w:kern w:val="0"/>
           <w:shd w:val="clear" w:color="auto" w:fill="FFFFFF"/>
           <w:lang w:eastAsia="es-PE"/>
-          <ns2:ligatures ns2:val="none"/>
+          <w14:ligatures w14:val="none"/>
         </w:rPr>
         <w:t>Perú</w:t>
       </w:r>
@@ -4500,7 +4440,7 @@
           <w:kern w:val="0"/>
           <w:shd w:val="clear" w:color="auto" w:fill="FFFFFF"/>
           <w:lang w:eastAsia="es-PE"/>
-          <ns2:ligatures ns2:val="none"/>
+          <w14:ligatures w14:val="none"/>
         </w:rPr>
         <w:t xml:space="preserve"> S.A</w:t>
       </w:r>
@@ -4517,7 +4457,7 @@
           <w:color w:val="000000"/>
           <w:kern w:val="0"/>
           <w:lang w:eastAsia="es-ES"/>
-          <ns2:ligatures ns2:val="none"/>
+          <w14:ligatures w14:val="none"/>
         </w:rPr>
         <w:t xml:space="preserve">, </w:t>
       </w:r>
@@ -4528,7 +4468,7 @@
           <w:color w:val="000000"/>
           <w:kern w:val="0"/>
           <w:lang w:val="es-ES" w:eastAsia="es-ES"/>
-          <ns2:ligatures ns2:val="none"/>
+          <w14:ligatures w14:val="none"/>
         </w:rPr>
         <w:t>cumpla</w:t>
       </w:r>
@@ -4538,7 +4478,7 @@
           <w:color w:val="000000"/>
           <w:kern w:val="0"/>
           <w:lang w:val="es-ES" w:eastAsia="es-ES"/>
-          <ns2:ligatures ns2:val="none"/>
+          <w14:ligatures w14:val="none"/>
         </w:rPr>
         <w:t xml:space="preserve"> con: </w:t>
       </w:r>
@@ -4548,7 +4488,7 @@
           <w:color w:val="000000"/>
           <w:kern w:val="0"/>
           <w:lang w:val="es-ES" w:eastAsia="es-ES"/>
-          <ns2:ligatures ns2:val="none"/>
+          <w14:ligatures w14:val="none"/>
         </w:rPr>
         <w:t xml:space="preserve">(i) presentar una copia debidamente suscrita de la Póliza </w:t>
       </w:r>
@@ -4558,7 +4498,7 @@
           <w:color w:val="000000"/>
           <w:kern w:val="0"/>
           <w:lang w:eastAsia="es-ES"/>
-          <ns2:ligatures ns2:val="none"/>
+          <w14:ligatures w14:val="none"/>
         </w:rPr>
         <w:t xml:space="preserve">139853 </w:t>
       </w:r>
@@ -4568,7 +4508,7 @@
           <w:color w:val="000000"/>
           <w:kern w:val="0"/>
           <w:lang w:val="es-ES" w:eastAsia="es-ES"/>
-          <ns2:ligatures ns2:val="none"/>
+          <w14:ligatures w14:val="none"/>
         </w:rPr>
         <w:t xml:space="preserve">y/o Certificado del Seguro de Desgravamen materia de </w:t>
       </w:r>
@@ -4578,7 +4518,7 @@
           <w:color w:val="000000"/>
           <w:kern w:val="0"/>
           <w:lang w:val="es-ES" w:eastAsia="es-ES"/>
-          <ns2:ligatures ns2:val="none"/>
+          <w14:ligatures w14:val="none"/>
         </w:rPr>
         <w:lastRenderedPageBreak/>
         <w:t>denuncia; y, (</w:t>
@@ -4590,7 +4530,7 @@
           <w:color w:val="000000"/>
           <w:kern w:val="0"/>
           <w:lang w:val="es-ES" w:eastAsia="es-ES"/>
-          <ns2:ligatures ns2:val="none"/>
+          <w14:ligatures w14:val="none"/>
         </w:rPr>
         <w:t>ii</w:t>
       </w:r>
@@ -4601,7 +4541,7 @@
           <w:color w:val="000000"/>
           <w:kern w:val="0"/>
           <w:lang w:val="es-ES" w:eastAsia="es-ES"/>
-          <ns2:ligatures ns2:val="none"/>
+          <w14:ligatures w14:val="none"/>
         </w:rPr>
         <w:t>) presentar los medios probatorios que evidencien que brindó una respuesta oportuna ante la solicitud de cobertura del Seguro de Desgravamen materia de denuncia</w:t>
       </w:r>
@@ -4611,12 +4551,12 @@
           <w:color w:val="000000"/>
           <w:kern w:val="0"/>
           <w:lang w:val="es-ES" w:eastAsia="es-ES"/>
-          <ns2:ligatures ns2:val="none"/>
+          <w14:ligatures w14:val="none"/>
         </w:rPr>
         <w:t>.</w:t>
       </w:r>
     </w:p>
-    <w:p ns2:paraId="67FBA7CF" ns2:textId="77777777">
+    <w:p>
       <w:pPr>
         <w:spacing w:after="0" w:line="240" w:lineRule="auto"/>
         <w:jc w:val="both"/>
@@ -4625,11 +4565,11 @@
           <w:color w:val="000000"/>
           <w:kern w:val="0"/>
           <w:lang w:val="es-ES" w:eastAsia="es-ES"/>
-          <ns2:ligatures ns2:val="none"/>
-        </w:rPr>
-      </w:pPr>
-    </w:p>
-    <w:p ns2:paraId="77F232FB" ns2:textId="219AB195">
+          <w14:ligatures w14:val="none"/>
+        </w:rPr>
+      </w:pPr>
+    </w:p>
+    <w:p>
       <w:pPr>
         <w:spacing w:after="0" w:line="240" w:lineRule="auto"/>
         <w:jc w:val="both"/>
@@ -4638,17 +4578,17 @@
           <w:color w:val="000000"/>
           <w:kern w:val="0"/>
           <w:lang w:val="es-ES" w:eastAsia="es-ES"/>
-          <ns2:ligatures ns2:val="none"/>
-        </w:rPr>
-      </w:pPr>
-      <w:r>
-        <w:rPr>
-          <w:rFonts w:ascii="Arial Narrow" w:eastAsia="Arial Narrow" w:hAnsi="Arial Narrow" w:cs="Arial Narrow"/>
-          <w:b/>
-          <w:color w:val="000000"/>
-          <w:kern w:val="0"/>
-          <w:lang w:eastAsia="es-PE"/>
-          <ns2:ligatures ns2:val="none"/>
+          <w14:ligatures w14:val="none"/>
+        </w:rPr>
+      </w:pPr>
+      <w:r>
+        <w:rPr>
+          <w:rFonts w:ascii="Arial Narrow" w:eastAsia="Arial Narrow" w:hAnsi="Arial Narrow" w:cs="Arial Narrow"/>
+          <w:b/>
+          <w:color w:val="000000"/>
+          <w:kern w:val="0"/>
+          <w:lang w:eastAsia="es-PE"/>
+          <w14:ligatures w14:val="none"/>
         </w:rPr>
         <w:t xml:space="preserve">SEXTO: </w:t>
       </w:r>
@@ -4658,7 +4598,7 @@
           <w:color w:val="000000"/>
           <w:kern w:val="0"/>
           <w:lang w:eastAsia="es-ES"/>
-          <ns2:ligatures ns2:val="none"/>
+          <w14:ligatures w14:val="none"/>
         </w:rPr>
         <w:t xml:space="preserve">requerir </w:t>
       </w:r>
@@ -4668,7 +4608,7 @@
           <w:color w:val="000000"/>
           <w:kern w:val="0"/>
           <w:lang w:val="es-ES" w:eastAsia="es-ES"/>
-          <ns2:ligatures ns2:val="none"/>
+          <w14:ligatures w14:val="none"/>
         </w:rPr>
         <w:t xml:space="preserve">que, en un </w:t>
       </w:r>
@@ -4678,7 +4618,7 @@
           <w:color w:val="000000"/>
           <w:kern w:val="0"/>
           <w:lang w:eastAsia="es-ES"/>
-          <ns2:ligatures ns2:val="none"/>
+          <w14:ligatures w14:val="none"/>
         </w:rPr>
         <w:t xml:space="preserve">plazo no mayor de cinco (5) días hábiles contado a partir del día siguiente de la notificación de la presente resolución, </w:t>
       </w:r>
@@ -4709,7 +4649,7 @@
           <w:color w:val="000000"/>
           <w:kern w:val="0"/>
           <w:lang w:eastAsia="es-ES"/>
-          <ns2:ligatures ns2:val="none"/>
+          <w14:ligatures w14:val="none"/>
         </w:rPr>
         <w:t xml:space="preserve">, </w:t>
       </w:r>
@@ -4719,7 +4659,7 @@
           <w:color w:val="000000"/>
           <w:kern w:val="0"/>
           <w:lang w:val="es-ES" w:eastAsia="es-ES"/>
-          <ns2:ligatures ns2:val="none"/>
+          <w14:ligatures w14:val="none"/>
         </w:rPr>
         <w:t xml:space="preserve">cumpla </w:t>
       </w:r>
@@ -4729,7 +4669,7 @@
           <w:color w:val="000000"/>
           <w:kern w:val="0"/>
           <w:lang w:val="es-ES" w:eastAsia="es-ES"/>
-          <ns2:ligatures ns2:val="none"/>
+          <w14:ligatures w14:val="none"/>
         </w:rPr>
         <w:t xml:space="preserve">con: </w:t>
       </w:r>
@@ -4739,7 +4679,7 @@
           <w:color w:val="000000"/>
           <w:kern w:val="0"/>
           <w:lang w:val="es-ES" w:eastAsia="es-ES"/>
-          <ns2:ligatures ns2:val="none"/>
+          <w14:ligatures w14:val="none"/>
         </w:rPr>
         <w:t xml:space="preserve">(i) </w:t>
       </w:r>
@@ -4749,7 +4689,7 @@
           <w:color w:val="000000"/>
           <w:kern w:val="0"/>
           <w:lang w:val="es-ES" w:eastAsia="es-ES"/>
-          <ns2:ligatures ns2:val="none"/>
+          <w14:ligatures w14:val="none"/>
         </w:rPr>
         <w:t xml:space="preserve">presentar una copia debidamente suscrita de la Póliza </w:t>
       </w:r>
@@ -4759,7 +4699,7 @@
           <w:color w:val="000000"/>
           <w:kern w:val="0"/>
           <w:lang w:eastAsia="es-ES"/>
-          <ns2:ligatures ns2:val="none"/>
+          <w14:ligatures w14:val="none"/>
         </w:rPr>
         <w:t>139853</w:t>
       </w:r>
@@ -4769,7 +4709,7 @@
           <w:color w:val="000000"/>
           <w:kern w:val="0"/>
           <w:lang w:val="es-ES" w:eastAsia="es-ES"/>
-          <ns2:ligatures ns2:val="none"/>
+          <w14:ligatures w14:val="none"/>
         </w:rPr>
         <w:t xml:space="preserve"> y/o Certificado del Seguro de Desgravamen materia de denuncia</w:t>
       </w:r>
@@ -4779,7 +4719,7 @@
           <w:color w:val="000000"/>
           <w:kern w:val="0"/>
           <w:lang w:val="es-ES" w:eastAsia="es-ES"/>
-          <ns2:ligatures ns2:val="none"/>
+          <w14:ligatures w14:val="none"/>
         </w:rPr>
         <w:t>; y, (</w:t>
       </w:r>
@@ -4790,7 +4730,7 @@
           <w:color w:val="000000"/>
           <w:kern w:val="0"/>
           <w:lang w:val="es-ES" w:eastAsia="es-ES"/>
-          <ns2:ligatures ns2:val="none"/>
+          <w14:ligatures w14:val="none"/>
         </w:rPr>
         <w:t>ii</w:t>
       </w:r>
@@ -4801,7 +4741,7 @@
           <w:color w:val="000000"/>
           <w:kern w:val="0"/>
           <w:lang w:val="es-ES" w:eastAsia="es-ES"/>
-          <ns2:ligatures ns2:val="none"/>
+          <w14:ligatures w14:val="none"/>
         </w:rPr>
         <w:t xml:space="preserve">) </w:t>
       </w:r>
@@ -4811,12 +4751,12 @@
           <w:color w:val="000000"/>
           <w:kern w:val="0"/>
           <w:lang w:val="es-ES" w:eastAsia="es-ES"/>
-          <ns2:ligatures ns2:val="none"/>
+          <w14:ligatures w14:val="none"/>
         </w:rPr>
         <w:t>presentar los medios probatorios que evidencien que brindó una respuesta oportuna ante la solicitud de cobertura del Seguro de Desgravamen materia de denuncia.</w:t>
       </w:r>
     </w:p>
-    <w:p ns2:paraId="5561D26C" ns2:textId="77777777">
+    <w:p>
       <w:pPr>
         <w:spacing w:after="0" w:line="240" w:lineRule="auto"/>
         <w:jc w:val="both"/>
@@ -4825,30 +4765,30 @@
           <w:color w:val="000000"/>
           <w:kern w:val="0"/>
           <w:lang w:val="es-ES" w:eastAsia="es-ES"/>
-          <ns2:ligatures ns2:val="none"/>
-        </w:rPr>
-      </w:pPr>
-    </w:p>
-    <w:p ns2:paraId="5A49EAA8" ns2:textId="3A29BF0B">
-      <w:pPr>
-        <w:spacing w:after="0" w:line="240" w:lineRule="auto"/>
-        <w:jc w:val="both"/>
-        <w:rPr>
-          <w:rFonts w:ascii="Arial Narrow" w:eastAsia="Arial Narrow" w:hAnsi="Arial Narrow" w:cs="Arial Narrow"/>
-          <w:color w:val="000000"/>
-          <w:kern w:val="0"/>
-          <w:lang w:eastAsia="es-PE"/>
-          <ns2:ligatures ns2:val="none"/>
-        </w:rPr>
-      </w:pPr>
-      <w:r>
-        <w:rPr>
-          <w:rFonts w:ascii="Arial Narrow" w:eastAsia="Arial Narrow" w:hAnsi="Arial Narrow" w:cs="Arial Narrow"/>
-          <w:b/>
-          <w:color w:val="000000"/>
-          <w:kern w:val="0"/>
-          <w:lang w:eastAsia="es-PE"/>
-          <ns2:ligatures ns2:val="none"/>
+          <w14:ligatures w14:val="none"/>
+        </w:rPr>
+      </w:pPr>
+    </w:p>
+    <w:p>
+      <w:pPr>
+        <w:spacing w:after="0" w:line="240" w:lineRule="auto"/>
+        <w:jc w:val="both"/>
+        <w:rPr>
+          <w:rFonts w:ascii="Arial Narrow" w:eastAsia="Arial Narrow" w:hAnsi="Arial Narrow" w:cs="Arial Narrow"/>
+          <w:color w:val="000000"/>
+          <w:kern w:val="0"/>
+          <w:lang w:eastAsia="es-PE"/>
+          <w14:ligatures w14:val="none"/>
+        </w:rPr>
+      </w:pPr>
+      <w:r>
+        <w:rPr>
+          <w:rFonts w:ascii="Arial Narrow" w:eastAsia="Arial Narrow" w:hAnsi="Arial Narrow" w:cs="Arial Narrow"/>
+          <w:b/>
+          <w:color w:val="000000"/>
+          <w:kern w:val="0"/>
+          <w:lang w:eastAsia="es-PE"/>
+          <w14:ligatures w14:val="none"/>
         </w:rPr>
         <w:t>SÉTIMO</w:t>
       </w:r>
@@ -4859,7 +4799,7 @@
           <w:color w:val="000000"/>
           <w:kern w:val="0"/>
           <w:lang w:eastAsia="es-PE"/>
-          <ns2:ligatures ns2:val="none"/>
+          <w14:ligatures w14:val="none"/>
         </w:rPr>
         <w:t>:</w:t>
       </w:r>
@@ -4869,7 +4809,7 @@
           <w:color w:val="000000"/>
           <w:kern w:val="0"/>
           <w:lang w:eastAsia="es-PE"/>
-          <ns2:ligatures ns2:val="none"/>
+          <w14:ligatures w14:val="none"/>
         </w:rPr>
         <w:t xml:space="preserve"> </w:t>
       </w:r>
@@ -4880,7 +4820,7 @@
           <w:color w:val="000000"/>
           <w:kern w:val="0"/>
           <w:lang w:eastAsia="es-PE"/>
-          <ns2:ligatures ns2:val="none"/>
+          <w14:ligatures w14:val="none"/>
         </w:rPr>
         <w:t>informar a las partes que el artículo 110</w:t>
       </w:r>
@@ -4890,7 +4830,7 @@
           <w:color w:val="000000"/>
           <w:kern w:val="0"/>
           <w:lang w:eastAsia="es-PE"/>
-          <ns2:ligatures ns2:val="none"/>
+          <w14:ligatures w14:val="none"/>
         </w:rPr>
         <w:t/>
       </w:r>
@@ -4900,7 +4840,7 @@
           <w:color w:val="000000"/>
           <w:kern w:val="0"/>
           <w:lang w:eastAsia="es-PE"/>
-          <ns2:ligatures ns2:val="none"/>
+          <w14:ligatures w14:val="none"/>
         </w:rPr>
         <w:t xml:space="preserve"> de la Ley 29571, Código de Protección y Defensa del Consumidor</w:t>
       </w:r>
@@ -4912,7 +4852,7 @@
           <w:kern w:val="0"/>
           <w:vertAlign w:val="superscript"/>
           <w:lang w:eastAsia="es-PE"/>
-          <ns2:ligatures ns2:val="none"/>
+          <w14:ligatures w14:val="none"/>
         </w:rPr>
         <w:footnoteReference w:id="8"/>
       </w:r>
@@ -4922,7 +4862,7 @@
           <w:color w:val="000000"/>
           <w:kern w:val="0"/>
           <w:lang w:eastAsia="es-PE"/>
-          <ns2:ligatures ns2:val="none"/>
+          <w14:ligatures w14:val="none"/>
         </w:rPr>
         <w:t>, faculta a la Comisión a calificar las infracciones de la referida norma como leves, graves o muy graves e imponer sanciones que van desde una amonestación hasta una multa por un máximo de 450 Unidades Impositivas Tributarias, sin perjuicio de las medidas correctivas, reparadoras y complementarias, que puedan ordenarse de acuerdo a lo estipulado en los artículos 114</w:t>
       </w:r>
@@ -4932,7 +4872,7 @@
           <w:color w:val="000000"/>
           <w:kern w:val="0"/>
           <w:lang w:eastAsia="es-PE"/>
-          <ns2:ligatures ns2:val="none"/>
+          <w14:ligatures w14:val="none"/>
         </w:rPr>
         <w:t/>
       </w:r>
@@ -4942,7 +4882,7 @@
           <w:color w:val="000000"/>
           <w:kern w:val="0"/>
           <w:lang w:eastAsia="es-PE"/>
-          <ns2:ligatures ns2:val="none"/>
+          <w14:ligatures w14:val="none"/>
         </w:rPr>
         <w:t>, 115</w:t>
       </w:r>
@@ -4952,7 +4892,7 @@
           <w:color w:val="000000"/>
           <w:kern w:val="0"/>
           <w:lang w:eastAsia="es-PE"/>
-          <ns2:ligatures ns2:val="none"/>
+          <w14:ligatures w14:val="none"/>
         </w:rPr>
         <w:t/>
       </w:r>
@@ -4962,7 +4902,7 @@
           <w:color w:val="000000"/>
           <w:kern w:val="0"/>
           <w:lang w:eastAsia="es-PE"/>
-          <ns2:ligatures ns2:val="none"/>
+          <w14:ligatures w14:val="none"/>
         </w:rPr>
         <w:t xml:space="preserve"> y 116</w:t>
       </w:r>
@@ -4972,7 +4912,7 @@
           <w:color w:val="000000"/>
           <w:kern w:val="0"/>
           <w:lang w:eastAsia="es-PE"/>
-          <ns2:ligatures ns2:val="none"/>
+          <w14:ligatures w14:val="none"/>
         </w:rPr>
         <w:t/>
       </w:r>
@@ -4982,7 +4922,7 @@
           <w:color w:val="000000"/>
           <w:kern w:val="0"/>
           <w:lang w:eastAsia="es-PE"/>
-          <ns2:ligatures ns2:val="none"/>
+          <w14:ligatures w14:val="none"/>
         </w:rPr>
         <w:t xml:space="preserve"> de la referida norma</w:t>
       </w:r>
@@ -4994,7 +4934,7 @@
           <w:kern w:val="0"/>
           <w:vertAlign w:val="superscript"/>
           <w:lang w:eastAsia="es-PE"/>
-          <ns2:ligatures ns2:val="none"/>
+          <w14:ligatures w14:val="none"/>
         </w:rPr>
         <w:footnoteReference w:id="9"/>
       </w:r>
@@ -5004,7 +4944,7 @@
           <w:color w:val="000000"/>
           <w:kern w:val="0"/>
           <w:lang w:eastAsia="es-PE"/>
-          <ns2:ligatures ns2:val="none"/>
+          <w14:ligatures w14:val="none"/>
         </w:rPr>
         <w:t xml:space="preserve">. </w:t>
       </w:r>
@@ -5015,7 +4955,7 @@
           <w:color w:val="000000"/>
           <w:kern w:val="0"/>
           <w:lang w:eastAsia="es-PE"/>
-          <ns2:ligatures ns2:val="none"/>
+          <w14:ligatures w14:val="none"/>
         </w:rPr>
         <w:lastRenderedPageBreak/>
         <w:t>Asimismo, se consideran circunstancias atenuantes para la graduación de la sanción, el allanamiento de la denuncia o el reconocimiento de las pretensiones en ella contenidas, de acuerdo con el artículo 112</w:t>
@@ -5026,7 +4966,7 @@
           <w:color w:val="000000"/>
           <w:kern w:val="0"/>
           <w:lang w:eastAsia="es-PE"/>
-          <ns2:ligatures ns2:val="none"/>
+          <w14:ligatures w14:val="none"/>
         </w:rPr>
         <w:t/>
       </w:r>
@@ -5036,7 +4976,7 @@
           <w:color w:val="000000"/>
           <w:kern w:val="0"/>
           <w:lang w:eastAsia="es-PE"/>
-          <ns2:ligatures ns2:val="none"/>
+          <w14:ligatures w14:val="none"/>
         </w:rPr>
         <w:t xml:space="preserve"> del Código</w:t>
       </w:r>
@@ -5048,7 +4988,7 @@
           <w:kern w:val="0"/>
           <w:vertAlign w:val="superscript"/>
           <w:lang w:eastAsia="es-PE"/>
-          <ns2:ligatures ns2:val="none"/>
+          <w14:ligatures w14:val="none"/>
         </w:rPr>
         <w:footnoteReference w:id="10"/>
       </w:r>
@@ -5058,12 +4998,12 @@
           <w:color w:val="000000"/>
           <w:kern w:val="0"/>
           <w:lang w:eastAsia="es-PE"/>
-          <ns2:ligatures ns2:val="none"/>
+          <w14:ligatures w14:val="none"/>
         </w:rPr>
         <w:t>.</w:t>
       </w:r>
     </w:p>
-    <w:p ns2:paraId="60BC1406" ns2:textId="77777777">
+    <w:p>
       <w:pPr>
         <w:shd w:val="clear" w:color="auto" w:fill="FFFFFF"/>
         <w:spacing w:after="0" w:line="240" w:lineRule="auto"/>
@@ -5074,11 +5014,11 @@
           <w:color w:val="000000"/>
           <w:kern w:val="0"/>
           <w:lang w:eastAsia="es-PE"/>
-          <ns2:ligatures ns2:val="none"/>
-        </w:rPr>
-      </w:pPr>
-    </w:p>
-    <w:p ns2:paraId="2A591567" ns2:textId="6BBC0577">
+          <w14:ligatures w14:val="none"/>
+        </w:rPr>
+      </w:pPr>
+    </w:p>
+    <w:p>
       <w:pPr>
         <w:shd w:val="clear" w:color="auto" w:fill="FFFFFF"/>
         <w:spacing w:after="0" w:line="240" w:lineRule="auto"/>
@@ -5088,7 +5028,7 @@
           <w:color w:val="000000"/>
           <w:kern w:val="0"/>
           <w:lang w:eastAsia="es-PE"/>
-          <ns2:ligatures ns2:val="none"/>
+          <w14:ligatures w14:val="none"/>
         </w:rPr>
       </w:pPr>
       <w:r>
@@ -5097,7 +5037,7 @@
           <w:b/>
           <w:bCs/>
           <w:kern w:val="0"/>
-          <ns2:ligatures ns2:val="none"/>
+          <w14:ligatures w14:val="none"/>
         </w:rPr>
         <w:t>OCTAVO</w:t>
       </w:r>
@@ -5108,7 +5048,7 @@
           <w:color w:val="000000"/>
           <w:kern w:val="0"/>
           <w:lang w:eastAsia="es-PE"/>
-          <ns2:ligatures ns2:val="none"/>
+          <w14:ligatures w14:val="none"/>
         </w:rPr>
         <w:t>:</w:t>
       </w:r>
@@ -5118,7 +5058,7 @@
           <w:color w:val="000000"/>
           <w:kern w:val="0"/>
           <w:lang w:eastAsia="es-PE"/>
-          <ns2:ligatures ns2:val="none"/>
+          <w14:ligatures w14:val="none"/>
         </w:rPr>
         <w:t xml:space="preserve"> informar a las partes que conforme a lo establecido en el artículo 39</w:t>
       </w:r>
@@ -5128,7 +5068,7 @@
           <w:color w:val="000000"/>
           <w:kern w:val="0"/>
           <w:lang w:eastAsia="es-PE"/>
-          <ns2:ligatures ns2:val="none"/>
+          <w14:ligatures w14:val="none"/>
         </w:rPr>
         <w:t/>
       </w:r>
@@ -5138,12 +5078,12 @@
           <w:color w:val="000000"/>
           <w:kern w:val="0"/>
           <w:lang w:eastAsia="es-PE"/>
-          <ns2:ligatures ns2:val="none"/>
+          <w14:ligatures w14:val="none"/>
         </w:rPr>
         <w:t xml:space="preserve"> de la Ley sobre Facultades, Normas y Organización del Indecopi, aprobada por Decreto Legislativo 807, los gastos por los peritajes realizados, actuación de pruebas, inspecciones y otros derivados de la tramitación del proceso serán de cargo de la parte que solicita la prueba, salvo pacto en contrario. En todos los casos, la resolución final determinará si los gastos deben ser asumidos por alguna de las partes, o reembolsados a la otra parte o al Indecopi, según sea el caso, de manera adicional a la sanción que haya podido imponerse. </w:t>
       </w:r>
     </w:p>
-    <w:p ns2:paraId="3696E77C" ns2:textId="77777777">
+    <w:p>
       <w:pPr>
         <w:shd w:val="clear" w:color="auto" w:fill="FFFFFF"/>
         <w:spacing w:after="0" w:line="240" w:lineRule="auto"/>
@@ -5153,11 +5093,11 @@
           <w:color w:val="000000"/>
           <w:kern w:val="0"/>
           <w:lang w:eastAsia="es-PE"/>
-          <ns2:ligatures ns2:val="none"/>
-        </w:rPr>
-      </w:pPr>
-    </w:p>
-    <w:p ns2:paraId="563B5C6F" ns2:textId="3976F6B1">
+          <w14:ligatures w14:val="none"/>
+        </w:rPr>
+      </w:pPr>
+    </w:p>
+    <w:p>
       <w:pPr>
         <w:suppressAutoHyphens/>
         <w:spacing w:after="0" w:line="240" w:lineRule="auto"/>
@@ -5166,7 +5106,7 @@
           <w:rFonts w:ascii="Arial Narrow" w:eastAsia="Calibri" w:hAnsi="Arial Narrow" w:cs="Arial"/>
           <w:kern w:val="0"/>
           <w:u w:val="single"/>
-          <ns2:ligatures ns2:val="none"/>
+          <w14:ligatures w14:val="none"/>
         </w:rPr>
       </w:pPr>
       <w:r>
@@ -5176,7 +5116,7 @@
           <w:color w:val="000000"/>
           <w:kern w:val="0"/>
           <w:lang w:eastAsia="es-PE"/>
-          <ns2:ligatures ns2:val="none"/>
+          <w14:ligatures w14:val="none"/>
         </w:rPr>
         <w:t>NOVENO</w:t>
       </w:r>
@@ -5185,7 +5125,7 @@
           <w:rFonts w:ascii="Arial Narrow" w:eastAsia="Calibri" w:hAnsi="Arial Narrow" w:cs="Arial"/>
           <w:b/>
           <w:kern w:val="0"/>
-          <ns2:ligatures ns2:val="none"/>
+          <w14:ligatures w14:val="none"/>
         </w:rPr>
         <w:t>:</w:t>
       </w:r>
@@ -5193,7 +5133,7 @@
         <w:rPr>
           <w:rFonts w:ascii="Arial Narrow" w:eastAsia="Calibri" w:hAnsi="Arial Narrow" w:cs="Arial"/>
           <w:kern w:val="0"/>
-          <ns2:ligatures ns2:val="none"/>
+          <w14:ligatures w14:val="none"/>
         </w:rPr>
         <w:t xml:space="preserve"> comunicar a las partes que, </w:t>
       </w:r>
@@ -5202,7 +5142,7 @@
         <w:rPr>
           <w:rFonts w:ascii="Arial Narrow" w:eastAsia="Calibri" w:hAnsi="Arial Narrow" w:cs="Arial"/>
           <w:kern w:val="0"/>
-          <ns2:ligatures ns2:val="none"/>
+          <w14:ligatures w14:val="none"/>
         </w:rPr>
         <w:t>de acuerdo a</w:t>
       </w:r>
@@ -5211,7 +5151,7 @@
         <w:rPr>
           <w:rFonts w:ascii="Arial Narrow" w:eastAsia="Calibri" w:hAnsi="Arial Narrow" w:cs="Arial"/>
           <w:kern w:val="0"/>
-          <ns2:ligatures ns2:val="none"/>
+          <w14:ligatures w14:val="none"/>
         </w:rPr>
         <w:t xml:space="preserve"> lo señalado por el artículo 29</w:t>
       </w:r>
@@ -5221,7 +5161,7 @@
           <w:color w:val="000000"/>
           <w:kern w:val="0"/>
           <w:lang w:eastAsia="es-PE"/>
-          <ns2:ligatures ns2:val="none"/>
+          <w14:ligatures w14:val="none"/>
         </w:rPr>
         <w:t/>
       </w:r>
@@ -5229,7 +5169,7 @@
         <w:rPr>
           <w:rFonts w:ascii="Arial Narrow" w:eastAsia="Calibri" w:hAnsi="Arial Narrow" w:cs="Arial"/>
           <w:kern w:val="0"/>
-          <ns2:ligatures ns2:val="none"/>
+          <w14:ligatures w14:val="none"/>
         </w:rPr>
         <w:t xml:space="preserve"> del Decreto Legislativo 807</w:t>
       </w:r>
@@ -5239,7 +5179,7 @@
           <w:rFonts w:ascii="Arial Narrow" w:eastAsia="Calibri" w:hAnsi="Arial Narrow" w:cs="Arial"/>
           <w:kern w:val="0"/>
           <w:vertAlign w:val="superscript"/>
-          <ns2:ligatures ns2:val="none"/>
+          <w14:ligatures w14:val="none"/>
         </w:rPr>
         <w:footnoteReference w:id="11"/>
       </w:r>
@@ -5247,7 +5187,7 @@
         <w:rPr>
           <w:rFonts w:ascii="Arial Narrow" w:eastAsia="Calibri" w:hAnsi="Arial Narrow" w:cs="Arial"/>
           <w:kern w:val="0"/>
-          <ns2:ligatures ns2:val="none"/>
+          <w14:ligatures w14:val="none"/>
         </w:rPr>
         <w:t xml:space="preserve">, hasta antes de la emisión de la Resolución Final tienen la posibilidad de solicitar una audiencia de conciliación. En caso deleguen a favor de una tercera persona su actuación en la diligencia programada, esta deberá presentar un poder especial con firma legalizada ante Notario Público, donde conste </w:t>
       </w:r>
@@ -5256,7 +5196,7 @@
           <w:rFonts w:ascii="Arial Narrow" w:eastAsia="Calibri" w:hAnsi="Arial Narrow" w:cs="Arial"/>
           <w:kern w:val="0"/>
           <w:u w:val="single"/>
-          <ns2:ligatures ns2:val="none"/>
+          <w14:ligatures w14:val="none"/>
         </w:rPr>
         <w:lastRenderedPageBreak/>
         <w:t>expresamente su facultad para asistir y conciliar en su representación</w:t>
@@ -5266,7 +5206,7 @@
           <w:rFonts w:ascii="Arial Narrow" w:eastAsia="Calibri" w:hAnsi="Arial Narrow" w:cs="Arial"/>
           <w:bCs/>
           <w:kern w:val="0"/>
-          <ns2:ligatures ns2:val="none"/>
+          <w14:ligatures w14:val="none"/>
         </w:rPr>
         <w:t>.</w:t>
       </w:r>
@@ -5276,7 +5216,7 @@
           <w:b/>
           <w:bCs/>
           <w:kern w:val="0"/>
-          <ns2:ligatures ns2:val="none"/>
+          <w14:ligatures w14:val="none"/>
         </w:rPr>
         <w:t xml:space="preserve"> </w:t>
       </w:r>
@@ -5285,12 +5225,12 @@
           <w:rFonts w:ascii="Arial Narrow" w:eastAsia="Calibri" w:hAnsi="Arial Narrow" w:cs="Arial"/>
           <w:kern w:val="0"/>
           <w:u w:val="single"/>
-          <ns2:ligatures ns2:val="none"/>
+          <w14:ligatures w14:val="none"/>
         </w:rPr>
         <w:t xml:space="preserve">Ello bajo apercibimiento de no realizar la audiencia de conciliación y levantar el acta de inasistencia correspondiente. </w:t>
       </w:r>
     </w:p>
-    <w:p ns2:paraId="3E55E6BD" ns2:textId="77777777">
+    <w:p>
       <w:pPr>
         <w:suppressAutoHyphens/>
         <w:spacing w:after="0" w:line="240" w:lineRule="auto"/>
@@ -5299,11 +5239,11 @@
           <w:rFonts w:ascii="Arial Narrow" w:eastAsia="Calibri" w:hAnsi="Arial Narrow" w:cs="Arial"/>
           <w:kern w:val="0"/>
           <w:u w:val="single"/>
-          <ns2:ligatures ns2:val="none"/>
-        </w:rPr>
-      </w:pPr>
-    </w:p>
-    <w:p ns2:paraId="24D59AD6" ns2:textId="06B060DF">
+          <w14:ligatures w14:val="none"/>
+        </w:rPr>
+      </w:pPr>
+    </w:p>
+    <w:p>
       <w:pPr>
         <w:suppressAutoHyphens/>
         <w:spacing w:after="0" w:line="240" w:lineRule="auto"/>
@@ -5320,7 +5260,7 @@
           <w:b/>
           <w:spacing w:val="-3"/>
           <w:kern w:val="0"/>
-          <ns2:ligatures ns2:val="none"/>
+          <w14:ligatures w14:val="none"/>
         </w:rPr>
         <w:t>DÉCIMO</w:t>
       </w:r>
@@ -5331,7 +5271,7 @@
           <w:color w:val="000000"/>
           <w:kern w:val="0"/>
           <w:lang w:eastAsia="es-PE"/>
-          <ns2:ligatures ns2:val="none"/>
+          <w14:ligatures w14:val="none"/>
         </w:rPr>
         <w:t>:</w:t>
       </w:r>
@@ -5341,14 +5281,14 @@
           <w:color w:val="000000"/>
           <w:kern w:val="0"/>
           <w:lang w:eastAsia="es-PE"/>
-          <ns2:ligatures ns2:val="none"/>
+          <w14:ligatures w14:val="none"/>
         </w:rPr>
         <w:t xml:space="preserve"> poner en conocimiento de las partes que, antes de la emisión de la Resolución Final, tienen la posibilidad de formular su desistimiento o presentar el acuerdo arribado mediante la conciliación, mediación, transacción o cualquier otro que, de forma indubitable, deje constancia que se ha solucionado la controversia materia de denuncia.</w:t>
       </w:r>
       <w:bookmarkStart w:id="8" w:name="h.gjdgxs" w:colFirst="0" w:colLast="0"/>
       <w:bookmarkEnd w:id="8"/>
     </w:p>
-    <w:p ns2:paraId="31A1CF45" ns2:textId="77777777">
+    <w:p>
       <w:pPr>
         <w:suppressAutoHyphens/>
         <w:spacing w:after="0" w:line="240" w:lineRule="auto"/>
@@ -5358,11 +5298,11 @@
           <w:color w:val="000000"/>
           <w:kern w:val="0"/>
           <w:lang w:eastAsia="es-PE"/>
-          <ns2:ligatures ns2:val="none"/>
-        </w:rPr>
-      </w:pPr>
-    </w:p>
-    <w:p ns2:paraId="27996781" ns2:textId="7C2CC7D6">
+          <w14:ligatures w14:val="none"/>
+        </w:rPr>
+      </w:pPr>
+    </w:p>
+    <w:p>
       <w:pPr>
         <w:suppressAutoHyphens/>
         <w:spacing w:after="0" w:line="240" w:lineRule="auto"/>
@@ -5393,7 +5333,7 @@
           <w:b/>
           <w:spacing w:val="-3"/>
           <w:kern w:val="0"/>
-          <ns2:ligatures ns2:val="none"/>
+          <w14:ligatures w14:val="none"/>
         </w:rPr>
         <w:t/>
       </w:r>
@@ -5403,7 +5343,7 @@
           <w:bCs/>
           <w:spacing w:val="-3"/>
           <w:kern w:val="0"/>
-          <ns2:ligatures ns2:val="none"/>
+          <w14:ligatures w14:val="none"/>
         </w:rPr>
         <w:t xml:space="preserve"/>
       </w:r>
@@ -5413,7 +5353,7 @@
           <w:bCs/>
           <w:spacing w:val="-3"/>
           <w:kern w:val="0"/>
-          <ns2:ligatures ns2:val="none"/>
+          <w14:ligatures w14:val="none"/>
         </w:rPr>
         <w:t xml:space="preserve"/>
       </w:r>
@@ -5424,7 +5364,7 @@
           <w:kern w:val="0"/>
           <w:shd w:val="clear" w:color="auto" w:fill="FFFFFF"/>
           <w:lang w:eastAsia="es-PE"/>
-          <ns2:ligatures ns2:val="none"/>
+          <w14:ligatures w14:val="none"/>
         </w:rPr>
         <w:t xml:space="preserve"/>
       </w:r>
@@ -5435,7 +5375,7 @@
           <w:kern w:val="0"/>
           <w:shd w:val="clear" w:color="auto" w:fill="FFFFFF"/>
           <w:lang w:eastAsia="es-PE"/>
-          <ns2:ligatures ns2:val="none"/>
+          <w14:ligatures w14:val="none"/>
         </w:rPr>
         <w:t/>
       </w:r>
@@ -5446,7 +5386,7 @@
           <w:kern w:val="0"/>
           <w:shd w:val="clear" w:color="auto" w:fill="FFFFFF"/>
           <w:lang w:eastAsia="es-PE"/>
-          <ns2:ligatures ns2:val="none"/>
+          <w14:ligatures w14:val="none"/>
         </w:rPr>
         <w:t/>
       </w:r>
@@ -5457,7 +5397,7 @@
           <w:kern w:val="0"/>
           <w:shd w:val="clear" w:color="auto" w:fill="FFFFFF"/>
           <w:lang w:eastAsia="es-PE"/>
-          <ns2:ligatures ns2:val="none"/>
+          <w14:ligatures w14:val="none"/>
         </w:rPr>
         <w:t xml:space="preserve"/>
       </w:r>
@@ -5468,7 +5408,7 @@
           <w:kern w:val="0"/>
           <w:shd w:val="clear" w:color="auto" w:fill="FFFFFF"/>
           <w:lang w:eastAsia="es-PE"/>
-          <ns2:ligatures ns2:val="none"/>
+          <w14:ligatures w14:val="none"/>
         </w:rPr>
         <w:t/>
       </w:r>
@@ -5479,7 +5419,7 @@
           <w:kern w:val="0"/>
           <w:shd w:val="clear" w:color="auto" w:fill="FFFFFF"/>
           <w:lang w:eastAsia="es-PE"/>
-          <ns2:ligatures ns2:val="none"/>
+          <w14:ligatures w14:val="none"/>
         </w:rPr>
         <w:t xml:space="preserve"/>
       </w:r>
@@ -5594,7 +5534,7 @@
           <w:color w:val="000000"/>
           <w:kern w:val="0"/>
           <w:lang w:eastAsia="es-PE"/>
-          <ns2:ligatures ns2:val="none"/>
+          <w14:ligatures w14:val="none"/>
         </w:rPr>
         <w:t/>
       </w:r>
@@ -5618,7 +5558,7 @@
           <w:color w:val="000000"/>
           <w:kern w:val="0"/>
           <w:lang w:eastAsia="es-PE"/>
-          <ns2:ligatures ns2:val="none"/>
+          <w14:ligatures w14:val="none"/>
         </w:rPr>
         <w:t/>
       </w:r>
@@ -5644,7 +5584,7 @@
         <w:t/>
       </w:r>
     </w:p>
-    <w:p ns2:paraId="432486BF" ns2:textId="77777777">
+    <w:p>
       <w:pPr>
         <w:suppressAutoHyphens/>
         <w:spacing w:after="0" w:line="240" w:lineRule="auto"/>
@@ -5654,7 +5594,7 @@
         </w:rPr>
       </w:pPr>
     </w:p>
-    <w:p ns2:paraId="6B5220C8" ns2:textId="0895E18A">
+    <w:p>
       <w:pPr>
         <w:suppressAutoHyphens/>
         <w:spacing w:line="240" w:lineRule="auto"/>
@@ -5735,7 +5675,7 @@
         <w:t>efectúe el acuse de recibo mediante la confirmación de recepción de la notificación remitida por este despacho a su Casilla Electrónica, dentro de los cinco (5) primeros días hábiles siguientes a la fecha en que recibe la notificación.</w:t>
       </w:r>
     </w:p>
-    <w:p ns2:paraId="356CAA7F" ns2:textId="77777777">
+    <w:p>
       <w:pPr>
         <w:suppressAutoHyphens/>
         <w:spacing w:after="0" w:line="240" w:lineRule="auto"/>
@@ -5746,54 +5686,54 @@
           <w:color w:val="000000"/>
           <w:kern w:val="0"/>
           <w:lang w:eastAsia="es-PE"/>
-          <ns2:ligatures ns2:val="none"/>
+          <w14:ligatures w14:val="none"/>
         </w:rPr>
       </w:pPr>
     </w:p>
     <w:bookmarkEnd w:id="0"/>
-    <w:p ns2:paraId="7B62D160" ns2:textId="77777777">
-      <w:pPr>
-        <w:spacing w:after="0" w:line="240" w:lineRule="auto"/>
-        <w:jc w:val="both"/>
-        <w:rPr>
-          <w:rFonts w:ascii="Arial Narrow" w:eastAsia="Arial Narrow" w:hAnsi="Arial Narrow" w:cs="Arial Narrow"/>
-          <w:b/>
-          <w:color w:val="000000"/>
-          <w:kern w:val="0"/>
-          <w:lang w:eastAsia="es-PE"/>
-          <ns2:ligatures ns2:val="none"/>
-        </w:rPr>
-      </w:pPr>
-    </w:p>
-    <w:p ns2:paraId="64EBEC4C" ns2:textId="77777777">
-      <w:pPr>
-        <w:spacing w:after="0" w:line="240" w:lineRule="auto"/>
-        <w:jc w:val="both"/>
-        <w:rPr>
-          <w:rFonts w:ascii="Arial Narrow" w:eastAsia="Arial Narrow" w:hAnsi="Arial Narrow" w:cs="Arial Narrow"/>
-          <w:b/>
-          <w:color w:val="000000"/>
-          <w:kern w:val="0"/>
-          <w:lang w:eastAsia="es-PE"/>
-          <ns2:ligatures ns2:val="none"/>
-        </w:rPr>
-      </w:pPr>
-    </w:p>
-    <w:p ns2:paraId="425AFE3C" ns2:textId="77777777">
-      <w:pPr>
-        <w:spacing w:after="0" w:line="240" w:lineRule="auto"/>
-        <w:jc w:val="both"/>
-        <w:rPr>
-          <w:rFonts w:ascii="Arial Narrow" w:eastAsia="Arial Narrow" w:hAnsi="Arial Narrow" w:cs="Arial Narrow"/>
-          <w:b/>
-          <w:color w:val="000000"/>
-          <w:kern w:val="0"/>
-          <w:lang w:eastAsia="es-PE"/>
-          <ns2:ligatures ns2:val="none"/>
-        </w:rPr>
-      </w:pPr>
-    </w:p>
-    <w:p ns2:paraId="19075C71" ns2:textId="77777777">
+    <w:p>
+      <w:pPr>
+        <w:spacing w:after="0" w:line="240" w:lineRule="auto"/>
+        <w:jc w:val="both"/>
+        <w:rPr>
+          <w:rFonts w:ascii="Arial Narrow" w:eastAsia="Arial Narrow" w:hAnsi="Arial Narrow" w:cs="Arial Narrow"/>
+          <w:b/>
+          <w:color w:val="000000"/>
+          <w:kern w:val="0"/>
+          <w:lang w:eastAsia="es-PE"/>
+          <w14:ligatures w14:val="none"/>
+        </w:rPr>
+      </w:pPr>
+    </w:p>
+    <w:p>
+      <w:pPr>
+        <w:spacing w:after="0" w:line="240" w:lineRule="auto"/>
+        <w:jc w:val="both"/>
+        <w:rPr>
+          <w:rFonts w:ascii="Arial Narrow" w:eastAsia="Arial Narrow" w:hAnsi="Arial Narrow" w:cs="Arial Narrow"/>
+          <w:b/>
+          <w:color w:val="000000"/>
+          <w:kern w:val="0"/>
+          <w:lang w:eastAsia="es-PE"/>
+          <w14:ligatures w14:val="none"/>
+        </w:rPr>
+      </w:pPr>
+    </w:p>
+    <w:p>
+      <w:pPr>
+        <w:spacing w:after="0" w:line="240" w:lineRule="auto"/>
+        <w:jc w:val="both"/>
+        <w:rPr>
+          <w:rFonts w:ascii="Arial Narrow" w:eastAsia="Arial Narrow" w:hAnsi="Arial Narrow" w:cs="Arial Narrow"/>
+          <w:b/>
+          <w:color w:val="000000"/>
+          <w:kern w:val="0"/>
+          <w:lang w:eastAsia="es-PE"/>
+          <w14:ligatures w14:val="none"/>
+        </w:rPr>
+      </w:pPr>
+    </w:p>
+    <w:p>
       <w:pPr>
         <w:shd w:val="clear" w:color="auto" w:fill="FFFFFF"/>
         <w:spacing w:after="0" w:line="240" w:lineRule="auto"/>
@@ -5804,7 +5744,7 @@
           <w:bCs/>
           <w:color w:val="000000"/>
           <w:kern w:val="0"/>
-          <ns2:ligatures ns2:val="none"/>
+          <w14:ligatures w14:val="none"/>
         </w:rPr>
       </w:pPr>
       <w:r>
@@ -5814,12 +5754,12 @@
           <w:bCs/>
           <w:color w:val="000000"/>
           <w:kern w:val="0"/>
-          <ns2:ligatures ns2:val="none"/>
+          <w14:ligatures w14:val="none"/>
         </w:rPr>
         <w:t>EVELING ROA QUISPE</w:t>
       </w:r>
     </w:p>
-    <w:p ns2:paraId="4A722B99" ns2:textId="77777777">
+    <w:p>
       <w:pPr>
         <w:shd w:val="clear" w:color="auto" w:fill="FFFFFF"/>
         <w:spacing w:after="0" w:line="240" w:lineRule="auto"/>
@@ -5830,7 +5770,7 @@
           <w:bCs/>
           <w:color w:val="000000"/>
           <w:kern w:val="0"/>
-          <ns2:ligatures ns2:val="none"/>
+          <w14:ligatures w14:val="none"/>
         </w:rPr>
       </w:pPr>
       <w:r>
@@ -5840,12 +5780,12 @@
           <w:bCs/>
           <w:color w:val="000000"/>
           <w:kern w:val="0"/>
-          <ns2:ligatures ns2:val="none"/>
+          <w14:ligatures w14:val="none"/>
         </w:rPr>
         <w:t>Secretaria Técnica</w:t>
       </w:r>
     </w:p>
-    <w:p ns2:paraId="18FF708A" ns2:textId="77777777">
+    <w:p>
       <w:pPr>
         <w:shd w:val="clear" w:color="auto" w:fill="FFFFFF"/>
         <w:spacing w:after="0" w:line="240" w:lineRule="auto"/>
@@ -5854,7 +5794,7 @@
           <w:rFonts w:ascii="Arial Narrow" w:eastAsia="Calibri" w:hAnsi="Arial Narrow" w:cs="Times New Roman"/>
           <w:color w:val="000000"/>
           <w:kern w:val="0"/>
-          <ns2:ligatures ns2:val="none"/>
+          <w14:ligatures w14:val="none"/>
         </w:rPr>
       </w:pPr>
       <w:r>
@@ -5864,7 +5804,7 @@
           <w:bCs/>
           <w:color w:val="000000"/>
           <w:kern w:val="0"/>
-          <ns2:ligatures ns2:val="none"/>
+          <w14:ligatures w14:val="none"/>
         </w:rPr>
         <w:t>Comisión </w:t>
       </w:r>
@@ -5876,7 +5816,7 @@
           <w:color w:val="000000"/>
           <w:kern w:val="0"/>
           <w:shd w:val="clear" w:color="auto" w:fill="FFFFFF"/>
-          <ns2:ligatures ns2:val="none"/>
+          <w14:ligatures w14:val="none"/>
         </w:rPr>
         <w:t>de</w:t>
       </w:r>
@@ -5887,26 +5827,26 @@
           <w:bCs/>
           <w:color w:val="000000"/>
           <w:kern w:val="0"/>
-          <ns2:ligatures ns2:val="none"/>
+          <w14:ligatures w14:val="none"/>
         </w:rPr>
         <w:t> Protección al Consumidor 1</w:t>
       </w:r>
     </w:p>
-    <w:p ns2:paraId="1A8D1D73" ns2:textId="77777777">
-      <w:pPr>
-        <w:spacing w:after="0" w:line="240" w:lineRule="auto"/>
-        <w:jc w:val="both"/>
-        <w:rPr>
-          <w:rFonts w:ascii="Arial Narrow" w:eastAsia="Arial Narrow" w:hAnsi="Arial Narrow" w:cs="Arial Narrow"/>
-          <w:b/>
-          <w:color w:val="000000"/>
-          <w:kern w:val="0"/>
-          <w:lang w:eastAsia="es-PE"/>
-          <ns2:ligatures ns2:val="none"/>
-        </w:rPr>
-      </w:pPr>
-    </w:p>
-    <w:p ns2:paraId="0B9A1116" ns2:textId="428C1704">
+    <w:p>
+      <w:pPr>
+        <w:spacing w:after="0" w:line="240" w:lineRule="auto"/>
+        <w:jc w:val="both"/>
+        <w:rPr>
+          <w:rFonts w:ascii="Arial Narrow" w:eastAsia="Arial Narrow" w:hAnsi="Arial Narrow" w:cs="Arial Narrow"/>
+          <w:b/>
+          <w:color w:val="000000"/>
+          <w:kern w:val="0"/>
+          <w:lang w:eastAsia="es-PE"/>
+          <w14:ligatures w14:val="none"/>
+        </w:rPr>
+      </w:pPr>
+    </w:p>
+    <w:p>
       <w:pPr>
         <w:spacing w:after="0" w:line="240" w:lineRule="auto"/>
         <w:jc w:val="both"/>
@@ -5924,14 +5864,14 @@
           <w:sz w:val="16"/>
           <w:szCs w:val="16"/>
           <w:lang w:eastAsia="es-PE"/>
-          <ns2:ligatures ns2:val="none"/>
+          <w14:ligatures w14:val="none"/>
         </w:rPr>
         <w:t>LSM/JCQ</w:t>
       </w:r>
     </w:p>
     <w:sectPr>
-      <w:headerReference w:type="default" ns3:id="rId8"/>
-      <w:footerReference w:type="default" ns3:id="rId9"/>
+      <w:headerReference w:type="default" r:id="rId8"/>
+      <w:footerReference w:type="default" r:id="rId9"/>
       <w:pgSz w:w="11906" w:h="16838"/>
       <w:pgMar w:top="1417" w:right="1701" w:bottom="1417" w:left="1701" w:header="708" w:footer="708" w:gutter="0"/>
       <w:cols w:space="708"/>
@@ -5942,7 +5882,7 @@
 </file>
 
 <file path=word/endnotes.xml><?xml version="1.0" encoding="utf-8"?>
-<w:endnotes xmlns:wpc="http://schemas.microsoft.com/office/word/2010/wordprocessingCanvas" xmlns:cx="http://schemas.microsoft.com/office/drawing/2014/chartex" xmlns:cx1="http://schemas.microsoft.com/office/drawing/2015/9/8/chartex" xmlns:cx2="http://schemas.microsoft.com/office/drawing/2015/10/21/chartex" xmlns:cx3="http://schemas.microsoft.com/office/drawing/2016/5/9/chartex" xmlns:cx4="http://schemas.microsoft.com/office/drawing/2016/5/10/chartex" xmlns:cx5="http://schemas.microsoft.com/office/drawing/2016/5/11/chartex" xmlns:cx6="http://schemas.microsoft.com/office/drawing/2016/5/12/chartex" xmlns:cx7="http://schemas.microsoft.com/office/drawing/2016/5/13/chartex" xmlns:cx8="http://schemas.microsoft.com/office/drawing/2016/5/14/chartex" xmlns:mc="http://schemas.openxmlformats.org/markup-compatibility/2006" xmlns:aink="http://schemas.microsoft.com/office/drawing/2016/ink" xmlns:am3d="http://schemas.microsoft.com/office/drawing/2017/model3d" xmlns:o="urn:schemas-microsoft-com:office:office" xmlns:oel="http://schemas.microsoft.com/office/2019/extlst" xmlns:r="http://schemas.openxmlformats.org/officeDocument/2006/relationships" xmlns:m="http://schemas.openxmlformats.org/officeDocument/2006/math" xmlns:v="urn:schemas-microsoft-com:vml" xmlns:wp14="http://schemas.microsoft.com/office/word/2010/wordprocessingDrawing" xmlns:wp="http://schemas.openxmlformats.org/drawingml/2006/wordprocessingDrawing" xmlns:w10="urn:schemas-microsoft-com:office:word" xmlns:w="http://schemas.openxmlformats.org/wordprocessingml/2006/main" xmlns:w14="http://schemas.microsoft.com/office/word/2010/wordml" xmlns:w15="http://schemas.microsoft.com/office/word/2012/wordml" xmlns:w16cex="http://schemas.microsoft.com/office/word/2018/wordml/cex" xmlns:w16cid="http://schemas.microsoft.com/office/word/2016/wordml/cid" xmlns:w16="http://schemas.microsoft.com/office/word/2018/wordml" xmlns:w16du="http://schemas.microsoft.com/office/word/2023/wordml/word16du" xmlns:w16sdtdh="http://schemas.microsoft.com/office/word/2020/wordml/sdtdatahash" xmlns:w16sdtfl="http://schemas.microsoft.com/office/word/2024/wordml/sdtformatlock" xmlns:w16se="http://schemas.microsoft.com/office/word/2015/wordml/symex" xmlns:wpg="http://schemas.microsoft.com/office/word/2010/wordprocessingGroup" xmlns:wpi="http://schemas.microsoft.com/office/word/2010/wordprocessingInk" xmlns:wne="http://schemas.microsoft.com/office/word/2006/wordml" xmlns:wps="http://schemas.microsoft.com/office/word/2010/wordprocessingShape" mc:Ignorable="w14 w15 w16se w16cid w16 w16cex w16sdtdh w16sdtfl w16du wp14">
+<w:endnotes xmlns:mc="http://schemas.openxmlformats.org/markup-compatibility/2006" xmlns:r="http://schemas.openxmlformats.org/officeDocument/2006/relationships" xmlns:w="http://schemas.openxmlformats.org/wordprocessingml/2006/main" xmlns:w14="http://schemas.microsoft.com/office/word/2010/wordml" xmlns:w15="http://schemas.microsoft.com/office/word/2012/wordml" xmlns:w16="http://schemas.microsoft.com/office/word/2018/wordml" xmlns:w16cex="http://schemas.microsoft.com/office/word/2018/wordml/cex" xmlns:w16cid="http://schemas.microsoft.com/office/word/2016/wordml/cid" xmlns:w16du="http://schemas.microsoft.com/office/word/2023/wordml/word16du" xmlns:w16sdtdh="http://schemas.microsoft.com/office/word/2020/wordml/sdtdatahash" xmlns:w16se="http://schemas.microsoft.com/office/word/2015/wordml/symex" xmlns:wp14="http://schemas.microsoft.com/office/word/2010/wordprocessingDrawing" mc:Ignorable="w14 w15 w16se w16cid w16 w16cex w16sdtdh w16du wp14">
   <w:endnote w:type="separator" w:id="-1">
     <w:p>
       <w:pPr>
@@ -5967,7 +5907,7 @@
 </file>
 
 <file path=word/footer1.xml><?xml version="1.0" encoding="utf-8"?>
-<w:ftr xmlns:wpc="http://schemas.microsoft.com/office/word/2010/wordprocessingCanvas" xmlns:cx="http://schemas.microsoft.com/office/drawing/2014/chartex" xmlns:cx1="http://schemas.microsoft.com/office/drawing/2015/9/8/chartex" xmlns:cx2="http://schemas.microsoft.com/office/drawing/2015/10/21/chartex" xmlns:cx3="http://schemas.microsoft.com/office/drawing/2016/5/9/chartex" xmlns:cx4="http://schemas.microsoft.com/office/drawing/2016/5/10/chartex" xmlns:cx5="http://schemas.microsoft.com/office/drawing/2016/5/11/chartex" xmlns:cx6="http://schemas.microsoft.com/office/drawing/2016/5/12/chartex" xmlns:cx7="http://schemas.microsoft.com/office/drawing/2016/5/13/chartex" xmlns:cx8="http://schemas.microsoft.com/office/drawing/2016/5/14/chartex" xmlns:mc="http://schemas.openxmlformats.org/markup-compatibility/2006" xmlns:aink="http://schemas.microsoft.com/office/drawing/2016/ink" xmlns:am3d="http://schemas.microsoft.com/office/drawing/2017/model3d" xmlns:o="urn:schemas-microsoft-com:office:office" xmlns:oel="http://schemas.microsoft.com/office/2019/extlst" xmlns:r="http://schemas.openxmlformats.org/officeDocument/2006/relationships" xmlns:m="http://schemas.openxmlformats.org/officeDocument/2006/math" xmlns:v="urn:schemas-microsoft-com:vml" xmlns:wp14="http://schemas.microsoft.com/office/word/2010/wordprocessingDrawing" xmlns:wp="http://schemas.openxmlformats.org/drawingml/2006/wordprocessingDrawing" xmlns:w10="urn:schemas-microsoft-com:office:word" xmlns:w="http://schemas.openxmlformats.org/wordprocessingml/2006/main" xmlns:w14="http://schemas.microsoft.com/office/word/2010/wordml" xmlns:w15="http://schemas.microsoft.com/office/word/2012/wordml" xmlns:w16cex="http://schemas.microsoft.com/office/word/2018/wordml/cex" xmlns:w16cid="http://schemas.microsoft.com/office/word/2016/wordml/cid" xmlns:w16="http://schemas.microsoft.com/office/word/2018/wordml" xmlns:w16du="http://schemas.microsoft.com/office/word/2023/wordml/word16du" xmlns:w16sdtdh="http://schemas.microsoft.com/office/word/2020/wordml/sdtdatahash" xmlns:w16sdtfl="http://schemas.microsoft.com/office/word/2024/wordml/sdtformatlock" xmlns:w16se="http://schemas.microsoft.com/office/word/2015/wordml/symex" xmlns:wpg="http://schemas.microsoft.com/office/word/2010/wordprocessingGroup" xmlns:wpi="http://schemas.microsoft.com/office/word/2010/wordprocessingInk" xmlns:wne="http://schemas.microsoft.com/office/word/2006/wordml" xmlns:wps="http://schemas.microsoft.com/office/word/2010/wordprocessingShape" mc:Ignorable="w14 w15 w16se w16cid w16 w16cex w16sdtdh w16sdtfl w16du wp14">
+<w:ftr xmlns:mc="http://schemas.openxmlformats.org/markup-compatibility/2006" xmlns:r="http://schemas.openxmlformats.org/officeDocument/2006/relationships" xmlns:w="http://schemas.openxmlformats.org/wordprocessingml/2006/main" xmlns:w14="http://schemas.microsoft.com/office/word/2010/wordml" xmlns:w15="http://schemas.microsoft.com/office/word/2012/wordml" xmlns:w16="http://schemas.microsoft.com/office/word/2018/wordml" xmlns:w16cex="http://schemas.microsoft.com/office/word/2018/wordml/cex" xmlns:w16cid="http://schemas.microsoft.com/office/word/2016/wordml/cid" xmlns:w16du="http://schemas.microsoft.com/office/word/2023/wordml/word16du" xmlns:w16sdtdh="http://schemas.microsoft.com/office/word/2020/wordml/sdtdatahash" xmlns:w16se="http://schemas.microsoft.com/office/word/2015/wordml/symex" xmlns:wp14="http://schemas.microsoft.com/office/word/2010/wordprocessingDrawing" mc:Ignorable="w14 w15 w16se w16cid w16 w16cex w16sdtdh w16du wp14">
   <w:p>
     <w:pPr>
       <w:pBdr>
@@ -6005,7 +5945,7 @@
 </file>
 
 <file path=word/footnotes.xml><?xml version="1.0" encoding="utf-8"?>
-<w:footnotes xmlns:wpc="http://schemas.microsoft.com/office/word/2010/wordprocessingCanvas" xmlns:cx="http://schemas.microsoft.com/office/drawing/2014/chartex" xmlns:cx1="http://schemas.microsoft.com/office/drawing/2015/9/8/chartex" xmlns:cx2="http://schemas.microsoft.com/office/drawing/2015/10/21/chartex" xmlns:cx3="http://schemas.microsoft.com/office/drawing/2016/5/9/chartex" xmlns:cx4="http://schemas.microsoft.com/office/drawing/2016/5/10/chartex" xmlns:cx5="http://schemas.microsoft.com/office/drawing/2016/5/11/chartex" xmlns:cx6="http://schemas.microsoft.com/office/drawing/2016/5/12/chartex" xmlns:cx7="http://schemas.microsoft.com/office/drawing/2016/5/13/chartex" xmlns:cx8="http://schemas.microsoft.com/office/drawing/2016/5/14/chartex" xmlns:mc="http://schemas.openxmlformats.org/markup-compatibility/2006" xmlns:aink="http://schemas.microsoft.com/office/drawing/2016/ink" xmlns:am3d="http://schemas.microsoft.com/office/drawing/2017/model3d" xmlns:o="urn:schemas-microsoft-com:office:office" xmlns:oel="http://schemas.microsoft.com/office/2019/extlst" xmlns:r="http://schemas.openxmlformats.org/officeDocument/2006/relationships" xmlns:m="http://schemas.openxmlformats.org/officeDocument/2006/math" xmlns:v="urn:schemas-microsoft-com:vml" xmlns:wp14="http://schemas.microsoft.com/office/word/2010/wordprocessingDrawing" xmlns:wp="http://schemas.openxmlformats.org/drawingml/2006/wordprocessingDrawing" xmlns:w10="urn:schemas-microsoft-com:office:word" xmlns:w="http://schemas.openxmlformats.org/wordprocessingml/2006/main" xmlns:w14="http://schemas.microsoft.com/office/word/2010/wordml" xmlns:w15="http://schemas.microsoft.com/office/word/2012/wordml" xmlns:w16cex="http://schemas.microsoft.com/office/word/2018/wordml/cex" xmlns:w16cid="http://schemas.microsoft.com/office/word/2016/wordml/cid" xmlns:w16="http://schemas.microsoft.com/office/word/2018/wordml" xmlns:w16du="http://schemas.microsoft.com/office/word/2023/wordml/word16du" xmlns:w16sdtdh="http://schemas.microsoft.com/office/word/2020/wordml/sdtdatahash" xmlns:w16sdtfl="http://schemas.microsoft.com/office/word/2024/wordml/sdtformatlock" xmlns:w16se="http://schemas.microsoft.com/office/word/2015/wordml/symex" xmlns:wpg="http://schemas.microsoft.com/office/word/2010/wordprocessingGroup" xmlns:wpi="http://schemas.microsoft.com/office/word/2010/wordprocessingInk" xmlns:wne="http://schemas.microsoft.com/office/word/2006/wordml" xmlns:wps="http://schemas.microsoft.com/office/word/2010/wordprocessingShape" mc:Ignorable="w14 w15 w16se w16cid w16 w16cex w16sdtdh w16sdtfl w16du wp14">
+<w:footnotes xmlns:mc="http://schemas.openxmlformats.org/markup-compatibility/2006" xmlns:r="http://schemas.openxmlformats.org/officeDocument/2006/relationships" xmlns:w="http://schemas.openxmlformats.org/wordprocessingml/2006/main" xmlns:w14="http://schemas.microsoft.com/office/word/2010/wordml" xmlns:w15="http://schemas.microsoft.com/office/word/2012/wordml" xmlns:w16="http://schemas.microsoft.com/office/word/2018/wordml" xmlns:w16cex="http://schemas.microsoft.com/office/word/2018/wordml/cex" xmlns:w16cid="http://schemas.microsoft.com/office/word/2016/wordml/cid" xmlns:w16du="http://schemas.microsoft.com/office/word/2023/wordml/word16du" xmlns:w16sdtdh="http://schemas.microsoft.com/office/word/2020/wordml/sdtdatahash" xmlns:w16se="http://schemas.microsoft.com/office/word/2015/wordml/symex" xmlns:wp14="http://schemas.microsoft.com/office/word/2010/wordprocessingDrawing" mc:Ignorable="w14 w15 w16se w16cid w16 w16cex w16sdtdh w16du wp14">
   <w:footnote w:type="separator" w:id="-1">
     <w:p>
       <w:pPr>
@@ -7114,6 +7054,136 @@
       </w:pPr>
     </w:p>
   </w:footnote>
+  <w:footnote w:id="13">
+    <w:p>
+      <w:pPr>
+        <w:pStyle w:val="Textonotapie"/>
+        <w:tabs>
+          <w:tab w:val="left" w:pos="567"/>
+        </w:tabs>
+        <w:ind w:left="567" w:right="-1" w:hanging="567"/>
+        <w:jc w:val="both"/>
+      </w:pPr>
+      <w:r>
+        <w:rPr>
+          <w:rStyle w:val="Refdenotaalpie"/>
+          <w:rFonts w:ascii="Arial Narrow" w:hAnsi="Arial Narrow" w:cs="Arial"/>
+          <w:sz w:val="16"/>
+          <w:szCs w:val="16"/>
+          <w:vertAlign w:val="superscript"/>
+        </w:rPr>
+        <w:footnoteRef/>
+      </w:r>
+      <w:r>
+        <w:rPr/>
+        <w:tab/>
+      </w:r>
+      <w:r>
+        <w:rPr>
+          <w:b/>
+          <w:bCs/>
+        </w:rPr>
+        <w:t xml:space="preserve">DECRETO LEGISLATIVO 807, LEY SOBRE FACULTADES, NORMAS Y ORGANIZACIÓN DEL INDECOPI, publicado el 18 de abril de 1996</w:t>
+      </w:r>
+    </w:p>
+    <w:p>
+      <w:pPr>
+        <w:pStyle w:val="Textonotapie"/>
+        <w:tabs>
+          <w:tab w:val="left" w:pos="567"/>
+        </w:tabs>
+        <w:ind w:left="567" w:right="-1" w:hanging="567"/>
+        <w:jc w:val="both"/>
+      </w:pPr>
+      <w:r>
+        <w:rPr/>
+        <w:tab/>
+      </w:r>
+      <w:r>
+        <w:rPr>
+          <w:b/>
+          <w:bCs/>
+        </w:rPr>
+        <w:t xml:space="preserve">Artículo 26.-</w:t>
+      </w:r>
+      <w:r>
+        <w:rPr/>
+        <w:t xml:space="preserve"> Una vez admitida a trámite la denuncia, se correrá traslado de la misma al denunciado, a fin de que éste presente su descargo. El plazo para la presentación del descargo será de cinco (5) días contados desde la notificación, vencido el cual, el Secretario Técnico declarará en rebeldía al denunciado que no lo hubiera presentado.</w:t>
+      </w:r>
+    </w:p>
+  </w:footnote>
+  <w:footnote w:id="14">
+    <w:p>
+      <w:pPr>
+        <w:pStyle w:val="Textonotapie"/>
+        <w:tabs>
+          <w:tab w:val="left" w:pos="567"/>
+        </w:tabs>
+        <w:ind w:left="567" w:right="-1" w:hanging="567"/>
+        <w:jc w:val="both"/>
+      </w:pPr>
+      <w:r>
+        <w:rPr>
+          <w:rStyle w:val="Refdenotaalpie"/>
+          <w:rFonts w:ascii="Arial Narrow" w:hAnsi="Arial Narrow" w:cs="Arial"/>
+          <w:sz w:val="16"/>
+          <w:szCs w:val="16"/>
+          <w:vertAlign w:val="superscript"/>
+        </w:rPr>
+        <w:footnoteRef/>
+      </w:r>
+      <w:r>
+        <w:rPr/>
+        <w:tab/>
+      </w:r>
+      <w:r>
+        <w:rPr>
+          <w:b/>
+          <w:bCs/>
+        </w:rPr>
+        <w:t xml:space="preserve">DECRETO SUPREMO 006-2026-JUS, TEXTO ÚNICO ORDENADO DE LA LEY 27444, LEY DEL PROCEDIMIENTO ADMINISTRATIVO GENERAL, publicado el 30 de abril de 2026</w:t>
+      </w:r>
+    </w:p>
+    <w:p>
+      <w:pPr>
+        <w:pStyle w:val="Textonotapie"/>
+        <w:tabs>
+          <w:tab w:val="left" w:pos="567"/>
+        </w:tabs>
+        <w:ind w:left="567" w:right="-1" w:hanging="567"/>
+        <w:jc w:val="both"/>
+      </w:pPr>
+      <w:r>
+        <w:rPr/>
+        <w:tab/>
+      </w:r>
+      <w:r>
+        <w:rPr>
+          <w:b/>
+          <w:bCs/>
+        </w:rPr>
+        <w:t xml:space="preserve">Artículo 223.- Contestación de la reclamación</w:t>
+      </w:r>
+    </w:p>
+    <w:p>
+      <w:pPr>
+        <w:pStyle w:val="Textonotapie"/>
+        <w:tabs>
+          <w:tab w:val="left" w:pos="567"/>
+        </w:tabs>
+        <w:ind w:left="567" w:right="-1" w:hanging="567"/>
+        <w:jc w:val="both"/>
+      </w:pPr>
+      <w:r>
+        <w:rPr/>
+        <w:tab/>
+      </w:r>
+      <w:r>
+        <w:rPr/>
+        <w:t xml:space="preserve">223.1 El reclamado deberá presentar la contestación de la reclamación dentro de los quince (15) días posteriores a la notificación de ésta; vencido este plazo, la Administración declarará en rebeldía al reclamado que no la hubiera presentado. La contestación deberá contener los requisitos de los escritos previstos en el artículo 113 de la presente Ley, así como la absolución de todos los asuntos controvertidos de hecho y de derecho, Las alegaciones y los hechos relevantes de la reclamación, salvo que hayan sido específicamente negadas en la contestación, se tendrán por aceptadas o merituadas como ciertas.</w:t>
+      </w:r>
+    </w:p>
+  </w:footnote>
   <w:footnote w:id="8">
     <w:p>
       <w:pPr>
@@ -8693,7 +8763,7 @@
 </file>
 
 <file path=word/header1.xml><?xml version="1.0" encoding="utf-8"?>
-<w:hdr xmlns:wpc="http://schemas.microsoft.com/office/word/2010/wordprocessingCanvas" xmlns:cx="http://schemas.microsoft.com/office/drawing/2014/chartex" xmlns:cx1="http://schemas.microsoft.com/office/drawing/2015/9/8/chartex" xmlns:cx2="http://schemas.microsoft.com/office/drawing/2015/10/21/chartex" xmlns:cx3="http://schemas.microsoft.com/office/drawing/2016/5/9/chartex" xmlns:cx4="http://schemas.microsoft.com/office/drawing/2016/5/10/chartex" xmlns:cx5="http://schemas.microsoft.com/office/drawing/2016/5/11/chartex" xmlns:cx6="http://schemas.microsoft.com/office/drawing/2016/5/12/chartex" xmlns:cx7="http://schemas.microsoft.com/office/drawing/2016/5/13/chartex" xmlns:cx8="http://schemas.microsoft.com/office/drawing/2016/5/14/chartex" xmlns:mc="http://schemas.openxmlformats.org/markup-compatibility/2006" xmlns:aink="http://schemas.microsoft.com/office/drawing/2016/ink" xmlns:am3d="http://schemas.microsoft.com/office/drawing/2017/model3d" xmlns:o="urn:schemas-microsoft-com:office:office" xmlns:oel="http://schemas.microsoft.com/office/2019/extlst" xmlns:r="http://schemas.openxmlformats.org/officeDocument/2006/relationships" xmlns:m="http://schemas.openxmlformats.org/officeDocument/2006/math" xmlns:v="urn:schemas-microsoft-com:vml" xmlns:wp14="http://schemas.microsoft.com/office/word/2010/wordprocessingDrawing" xmlns:wp="http://schemas.openxmlformats.org/drawingml/2006/wordprocessingDrawing" xmlns:w10="urn:schemas-microsoft-com:office:word" xmlns:w="http://schemas.openxmlformats.org/wordprocessingml/2006/main" xmlns:w14="http://schemas.microsoft.com/office/word/2010/wordml" xmlns:w15="http://schemas.microsoft.com/office/word/2012/wordml" xmlns:w16cex="http://schemas.microsoft.com/office/word/2018/wordml/cex" xmlns:w16cid="http://schemas.microsoft.com/office/word/2016/wordml/cid" xmlns:w16="http://schemas.microsoft.com/office/word/2018/wordml" xmlns:w16du="http://schemas.microsoft.com/office/word/2023/wordml/word16du" xmlns:w16sdtdh="http://schemas.microsoft.com/office/word/2020/wordml/sdtdatahash" xmlns:w16sdtfl="http://schemas.microsoft.com/office/word/2024/wordml/sdtformatlock" xmlns:w16se="http://schemas.microsoft.com/office/word/2015/wordml/symex" xmlns:wpg="http://schemas.microsoft.com/office/word/2010/wordprocessingGroup" xmlns:wpi="http://schemas.microsoft.com/office/word/2010/wordprocessingInk" xmlns:wne="http://schemas.microsoft.com/office/word/2006/wordml" xmlns:wps="http://schemas.microsoft.com/office/word/2010/wordprocessingShape" mc:Ignorable="w14 w15 w16se w16cid w16 w16cex w16sdtdh w16sdtfl w16du wp14">
+<w:hdr xmlns:a="http://schemas.openxmlformats.org/drawingml/2006/main" xmlns:a14="http://schemas.microsoft.com/office/drawing/2010/main" xmlns:mc="http://schemas.openxmlformats.org/markup-compatibility/2006" xmlns:pic="http://schemas.openxmlformats.org/drawingml/2006/picture" xmlns:r="http://schemas.openxmlformats.org/officeDocument/2006/relationships" xmlns:w="http://schemas.openxmlformats.org/wordprocessingml/2006/main" xmlns:w14="http://schemas.microsoft.com/office/word/2010/wordml" xmlns:w15="http://schemas.microsoft.com/office/word/2012/wordml" xmlns:w16="http://schemas.microsoft.com/office/word/2018/wordml" xmlns:w16cex="http://schemas.microsoft.com/office/word/2018/wordml/cex" xmlns:w16cid="http://schemas.microsoft.com/office/word/2016/wordml/cid" xmlns:w16du="http://schemas.microsoft.com/office/word/2023/wordml/word16du" xmlns:w16sdtdh="http://schemas.microsoft.com/office/word/2020/wordml/sdtdatahash" xmlns:w16se="http://schemas.microsoft.com/office/word/2015/wordml/symex" xmlns:wp="http://schemas.openxmlformats.org/drawingml/2006/wordprocessingDrawing" xmlns:wp14="http://schemas.microsoft.com/office/word/2010/wordprocessingDrawing" mc:Ignorable="w14 w15 w16se w16cid w16 w16cex w16sdtdh w16du wp14">
   <w:tbl>
     <w:tblPr>
       <w:tblW w:w="8645" w:type="dxa"/>

--- a/plantillas_maestras/03_seguro_desgravamen/falta_atencion_o_demora_reclamo/2_ddos_banco_y_aseguradora/mujer/TPL_1046_2025_SEGURO_DESGRAVAMEN_FALTA_ATENCION_O_DEMORA_RECLAMO_BANCO_MUJER_R1.docx
+++ b/plantillas_maestras/03_seguro_desgravamen/falta_atencion_o_demora_reclamo/2_ddos_banco_y_aseguradora/mujer/TPL_1046_2025_SEGURO_DESGRAVAMEN_FALTA_ATENCION_O_DEMORA_RECLAMO_BANCO_MUJER_R1.docx
@@ -864,313 +864,7 @@
           <w:lang w:val="es-ES" w:eastAsia="es-ES"/>
           <w14:ligatures w14:val="none"/>
         </w:rPr>
-        <w:t xml:space="preserve">Mediante la denuncia del 5 de mayo de 2025, complementado mediante escrito del 20 de mayo de 2025, la señora [APELLIDO] denunció a El Banco y Pacífico por presuntas infracciones a la Ley 29571, Código de Protección y Defensa del Consumidor (en adelante, Código), señalando lo siguiente:</w:t>
-      </w:r>
-      <w:r>
-        <w:rPr>
-          <w:rFonts w:ascii="Arial Narrow" w:eastAsia="Arial Narrow" w:hAnsi="Arial Narrow" w:cs="Arial Narrow"/>
-          <w:color w:val="000000"/>
-          <w:kern w:val="0"/>
-          <w:sz w:val="22"/>
-          <w:szCs w:val="22"/>
-          <w:lang w:val="es-ES" w:eastAsia="es-ES"/>
-          <w14:ligatures w14:val="none"/>
-        </w:rPr>
-        <w:t xml:space="preserve"/>
-      </w:r>
-      <w:r>
-        <w:rPr>
-          <w:rFonts w:ascii="Arial Narrow" w:eastAsia="Arial Narrow" w:hAnsi="Arial Narrow" w:cs="Arial Narrow"/>
-          <w:color w:val="000000"/>
-          <w:kern w:val="0"/>
-          <w:sz w:val="22"/>
-          <w:szCs w:val="22"/>
-          <w:lang w:val="es-ES" w:eastAsia="es-ES"/>
-          <w14:ligatures w14:val="none"/>
-        </w:rPr>
-        <w:t xml:space="preserve"/>
-      </w:r>
-      <w:r>
-        <w:rPr>
-          <w:rFonts w:ascii="Arial Narrow" w:eastAsia="Arial Narrow" w:hAnsi="Arial Narrow" w:cs="Arial Narrow"/>
-          <w:color w:val="000000"/>
-          <w:kern w:val="0"/>
-          <w:sz w:val="22"/>
-          <w:szCs w:val="22"/>
-          <w:lang w:val="es-ES" w:eastAsia="es-ES"/>
-          <w14:ligatures w14:val="none"/>
-        </w:rPr>
-        <w:t/>
-      </w:r>
-      <w:r>
-        <w:rPr>
-          <w:rFonts w:ascii="Arial Narrow" w:eastAsia="Arial Narrow" w:hAnsi="Arial Narrow" w:cs="Arial Narrow"/>
-          <w:color w:val="000000"/>
-          <w:kern w:val="0"/>
-          <w:sz w:val="22"/>
-          <w:szCs w:val="22"/>
-          <w:lang w:val="es-ES" w:eastAsia="es-ES"/>
-          <w14:ligatures w14:val="none"/>
-        </w:rPr>
-        <w:t xml:space="preserve"/>
-      </w:r>
-      <w:r>
-        <w:rPr>
-          <w:rFonts w:ascii="Arial Narrow" w:eastAsia="Arial Narrow" w:hAnsi="Arial Narrow" w:cs="Arial Narrow"/>
-          <w:color w:val="000000"/>
-          <w:kern w:val="0"/>
-          <w:sz w:val="22"/>
-          <w:szCs w:val="22"/>
-          <w:lang w:val="es-ES" w:eastAsia="es-ES"/>
-          <w14:ligatures w14:val="none"/>
-        </w:rPr>
-        <w:t/>
-      </w:r>
-      <w:r>
-        <w:rPr>
-          <w:rFonts w:ascii="Arial Narrow" w:eastAsia="Arial Narrow" w:hAnsi="Arial Narrow" w:cs="Arial Narrow"/>
-          <w:color w:val="000000"/>
-          <w:kern w:val="0"/>
-          <w:sz w:val="22"/>
-          <w:szCs w:val="22"/>
-          <w:lang w:val="es-ES" w:eastAsia="es-ES"/>
-          <w14:ligatures w14:val="none"/>
-        </w:rPr>
-        <w:t xml:space="preserve"/>
-      </w:r>
-      <w:r>
-        <w:rPr>
-          <w:rFonts w:ascii="Arial Narrow" w:eastAsia="Arial Narrow" w:hAnsi="Arial Narrow" w:cs="Arial Narrow"/>
-          <w:color w:val="000000"/>
-          <w:kern w:val="0"/>
-          <w:sz w:val="22"/>
-          <w:szCs w:val="22"/>
-          <w:lang w:val="es-ES" w:eastAsia="es-ES"/>
-          <w14:ligatures w14:val="none"/>
-        </w:rPr>
-        <w:t/>
-      </w:r>
-      <w:r>
-        <w:rPr>
-          <w:rFonts w:ascii="Arial Narrow" w:eastAsia="Arial Narrow" w:hAnsi="Arial Narrow" w:cs="Arial Narrow"/>
-          <w:color w:val="000000"/>
-          <w:kern w:val="0"/>
-          <w:sz w:val="22"/>
-          <w:szCs w:val="22"/>
-          <w:lang w:val="es-ES" w:eastAsia="es-ES"/>
-          <w14:ligatures w14:val="none"/>
-        </w:rPr>
-        <w:t xml:space="preserve"/>
-      </w:r>
-      <w:r>
-        <w:rPr>
-          <w:rFonts w:ascii="Arial Narrow" w:eastAsia="Arial Narrow" w:hAnsi="Arial Narrow" w:cs="Arial Narrow"/>
-          <w:color w:val="000000"/>
-          <w:kern w:val="0"/>
-          <w:sz w:val="22"/>
-          <w:szCs w:val="22"/>
-          <w:lang w:val="es-ES" w:eastAsia="es-ES"/>
-          <w14:ligatures w14:val="none"/>
-        </w:rPr>
-        <w:t/>
-      </w:r>
-      <w:r>
-        <w:rPr>
-          <w:rFonts w:ascii="Arial Narrow" w:eastAsia="Arial Narrow" w:hAnsi="Arial Narrow" w:cs="Arial Narrow"/>
-          <w:color w:val="000000"/>
-          <w:kern w:val="0"/>
-          <w:sz w:val="22"/>
-          <w:szCs w:val="22"/>
-          <w:lang w:val="es-ES" w:eastAsia="es-ES"/>
-          <w14:ligatures w14:val="none"/>
-        </w:rPr>
-        <w:t xml:space="preserve"/>
-      </w:r>
-      <w:r>
-        <w:rPr>
-          <w:rFonts w:ascii="Arial Narrow" w:eastAsia="Arial Narrow" w:hAnsi="Arial Narrow" w:cs="Arial Narrow"/>
-          <w:color w:val="000000"/>
-          <w:kern w:val="0"/>
-          <w:sz w:val="22"/>
-          <w:szCs w:val="22"/>
-          <w:lang w:val="es-ES" w:eastAsia="es-ES"/>
-          <w14:ligatures w14:val="none"/>
-        </w:rPr>
-        <w:t/>
-      </w:r>
-      <w:r>
-        <w:rPr>
-          <w:rFonts w:ascii="Arial Narrow" w:eastAsia="Arial Narrow" w:hAnsi="Arial Narrow" w:cs="Arial Narrow"/>
-          <w:kern w:val="0"/>
-          <w14:ligatures w14:val="none"/>
-          <w:sz w:val="22"/>
-          <w:szCs w:val="22"/>
-        </w:rPr>
-        <w:t xml:space="preserve"/>
-      </w:r>
-      <w:r>
-        <w:rPr>
-          <w:rFonts w:ascii="Arial Narrow" w:eastAsia="Arial Narrow" w:hAnsi="Arial Narrow" w:cs="Arial Narrow"/>
-          <w:kern w:val="0"/>
-          <w14:ligatures w14:val="none"/>
-          <w:sz w:val="22"/>
-          <w:szCs w:val="22"/>
-        </w:rPr>
-        <w:t/>
-      </w:r>
-      <w:r>
-        <w:rPr>
-          <w:rFonts w:ascii="Arial Narrow" w:eastAsia="Arial Narrow" w:hAnsi="Arial Narrow" w:cs="Arial Narrow"/>
-          <w:kern w:val="0"/>
-          <w14:ligatures w14:val="none"/>
-          <w:sz w:val="22"/>
-          <w:szCs w:val="22"/>
-        </w:rPr>
-        <w:t xml:space="preserve"/>
-      </w:r>
-      <w:r>
-        <w:rPr>
-          <w:rFonts w:ascii="Arial Narrow" w:eastAsia="Arial Narrow" w:hAnsi="Arial Narrow" w:cs="Arial Narrow"/>
-          <w:kern w:val="0"/>
-          <w14:ligatures w14:val="none"/>
-          <w:sz w:val="22"/>
-          <w:szCs w:val="22"/>
-        </w:rPr>
-        <w:t/>
-      </w:r>
-      <w:r>
-        <w:rPr>
-          <w:rFonts w:ascii="Arial Narrow" w:eastAsia="Arial Narrow" w:hAnsi="Arial Narrow" w:cs="Arial Narrow"/>
-          <w:kern w:val="0"/>
-          <w14:ligatures w14:val="none"/>
-          <w:sz w:val="22"/>
-          <w:szCs w:val="22"/>
-        </w:rPr>
-        <w:t/>
-      </w:r>
-      <w:r>
-        <w:rPr>
-          <w:rFonts w:ascii="Arial Narrow" w:eastAsia="Arial Narrow" w:hAnsi="Arial Narrow" w:cs="Arial Narrow"/>
-          <w:kern w:val="0"/>
-          <w14:ligatures w14:val="none"/>
-          <w:sz w:val="22"/>
-          <w:szCs w:val="22"/>
-        </w:rPr>
-        <w:t xml:space="preserve"/>
-      </w:r>
-      <w:r>
-        <w:rPr>
-          <w:rFonts w:ascii="Arial Narrow" w:eastAsia="Arial Narrow" w:hAnsi="Arial Narrow" w:cs="Arial Narrow"/>
-          <w:kern w:val="0"/>
-          <w14:ligatures w14:val="none"/>
-          <w:sz w:val="22"/>
-          <w:szCs w:val="22"/>
-        </w:rPr>
-        <w:t/>
-      </w:r>
-      <w:r>
-        <w:rPr>
-          <w:rStyle w:val="Refdenotaalpie"/>
-          <w:rFonts w:ascii="Arial Narrow" w:eastAsia="Arial Narrow" w:hAnsi="Arial Narrow" w:cs="Arial Narrow"/>
-          <w:kern w:val="0"/>
-          <w:sz w:val="22"/>
-          <w:szCs w:val="22"/>
-          <w:vertAlign w:val="superscript"/>
-          <w14:ligatures w14:val="none"/>
-        </w:rPr>
-        <w:footnoteReference w:id="1"/>
-      </w:r>
-      <w:r>
-        <w:rPr>
-          <w:rFonts w:ascii="Arial Narrow" w:eastAsia="Arial Narrow" w:hAnsi="Arial Narrow" w:cs="Arial Narrow"/>
-          <w:kern w:val="0"/>
-          <w14:ligatures w14:val="none"/>
-          <w:sz w:val="22"/>
-          <w:szCs w:val="22"/>
-        </w:rPr>
-        <w:t xml:space="preserve"/>
-      </w:r>
-      <w:r>
-        <w:rPr>
-          <w:rFonts w:ascii="Arial Narrow" w:eastAsia="Arial Narrow" w:hAnsi="Arial Narrow" w:cs="Arial Narrow"/>
-          <w:kern w:val="0"/>
-          <w14:ligatures w14:val="none"/>
-          <w:sz w:val="22"/>
-          <w:szCs w:val="22"/>
-        </w:rPr>
-        <w:t/>
-      </w:r>
-      <w:r>
-        <w:rPr>
-          <w:rFonts w:ascii="Arial Narrow" w:eastAsia="Arial Narrow" w:hAnsi="Arial Narrow" w:cs="Arial Narrow"/>
-          <w:color w:val="000000"/>
-          <w:kern w:val="0"/>
-          <w:sz w:val="22"/>
-          <w:szCs w:val="22"/>
-          <w:lang w:val="es-ES" w:eastAsia="es-ES"/>
-          <w14:ligatures w14:val="none"/>
-        </w:rPr>
-        <w:t xml:space="preserve"/>
-      </w:r>
-      <w:r>
-        <w:rPr>
-          <w:rFonts w:ascii="Arial Narrow" w:eastAsia="Arial Narrow" w:hAnsi="Arial Narrow" w:cs="Arial Narrow"/>
-          <w:color w:val="000000"/>
-          <w:kern w:val="0"/>
-          <w:sz w:val="22"/>
-          <w:szCs w:val="22"/>
-          <w:lang w:val="es-ES" w:eastAsia="es-ES"/>
-          <w14:ligatures w14:val="none"/>
-        </w:rPr>
-        <w:t xml:space="preserve"/>
-      </w:r>
-      <w:r>
-        <w:rPr>
-          <w:rFonts w:ascii="Arial Narrow" w:eastAsia="Arial Narrow" w:hAnsi="Arial Narrow" w:cs="Arial Narrow"/>
-          <w:color w:val="000000"/>
-          <w:kern w:val="0"/>
-          <w:sz w:val="22"/>
-          <w:szCs w:val="22"/>
-          <w:lang w:val="es-ES" w:eastAsia="es-ES"/>
-          <w14:ligatures w14:val="none"/>
-        </w:rPr>
-        <w:t xml:space="preserve"/>
-      </w:r>
-      <w:r>
-        <w:rPr>
-          <w:rFonts w:ascii="Arial Narrow" w:eastAsia="Arial Narrow" w:hAnsi="Arial Narrow" w:cs="Arial Narrow"/>
-          <w:color w:val="000000"/>
-          <w:kern w:val="0"/>
-          <w:sz w:val="22"/>
-          <w:szCs w:val="22"/>
-          <w:lang w:val="es-ES" w:eastAsia="es-ES"/>
-          <w14:ligatures w14:val="none"/>
-        </w:rPr>
-        <w:t xml:space="preserve"/>
-      </w:r>
-      <w:r>
-        <w:rPr>
-          <w:rFonts w:ascii="Arial Narrow" w:eastAsia="Arial Narrow" w:hAnsi="Arial Narrow" w:cs="Arial Narrow"/>
-          <w:color w:val="000000"/>
-          <w:kern w:val="0"/>
-          <w:sz w:val="22"/>
-          <w:szCs w:val="22"/>
-          <w:lang w:val="es-ES" w:eastAsia="es-ES"/>
-          <w14:ligatures w14:val="none"/>
-        </w:rPr>
-        <w:t xml:space="preserve"/>
-      </w:r>
-      <w:r>
-        <w:rPr>
-          <w:rFonts w:ascii="Arial Narrow" w:eastAsia="Arial Narrow" w:hAnsi="Arial Narrow" w:cs="Arial Narrow"/>
-          <w:color w:val="000000"/>
-          <w:kern w:val="0"/>
-          <w:sz w:val="22"/>
-          <w:szCs w:val="22"/>
-          <w:lang w:val="es-ES" w:eastAsia="es-ES"/>
-          <w14:ligatures w14:val="none"/>
-        </w:rPr>
-        <w:t/>
+        <w:t xml:space="preserve">Mediante la denuncia del 5 de mayo de 2025, complementado mediante escrito del 20 de mayo de 2025, la señora [APELLIDO] denunció a El Banco y Pacífico por presuntas infracciones a la Ley 29571, Código de Protección y Defensa del Consumidor</w:t>
       </w:r>
       <w:r>
         <w:rPr>
@@ -1184,7 +878,325 @@
           <w:lang w:val="es-ES" w:eastAsia="es-ES"/>
           <w14:ligatures w14:val="none"/>
         </w:rPr>
+        <w:footnoteReference w:id="1"/>
+      </w:r>
+      <w:r>
+        <w:rPr>
+          <w:rFonts w:ascii="Arial Narrow" w:eastAsia="Arial Narrow" w:hAnsi="Arial Narrow" w:cs="Arial Narrow"/>
+          <w:color w:val="000000"/>
+          <w:kern w:val="0"/>
+          <w:sz w:val="22"/>
+          <w:szCs w:val="22"/>
+          <w:lang w:val="es-ES" w:eastAsia="es-ES"/>
+          <w14:ligatures w14:val="none"/>
+        </w:rPr>
+        <w:t xml:space="preserve"> (en adelante, Código), señalando lo siguiente:</w:t>
+      </w:r>
+      <w:r>
+        <w:rPr>
+          <w:rFonts w:ascii="Arial Narrow" w:eastAsia="Arial Narrow" w:hAnsi="Arial Narrow" w:cs="Arial Narrow"/>
+          <w:color w:val="000000"/>
+          <w:kern w:val="0"/>
+          <w:sz w:val="22"/>
+          <w:szCs w:val="22"/>
+          <w:lang w:val="es-ES" w:eastAsia="es-ES"/>
+          <w14:ligatures w14:val="none"/>
+        </w:rPr>
+        <w:t xml:space="preserve"/>
+      </w:r>
+      <w:r>
+        <w:rPr>
+          <w:rFonts w:ascii="Arial Narrow" w:eastAsia="Arial Narrow" w:hAnsi="Arial Narrow" w:cs="Arial Narrow"/>
+          <w:color w:val="000000"/>
+          <w:kern w:val="0"/>
+          <w:sz w:val="22"/>
+          <w:szCs w:val="22"/>
+          <w:lang w:val="es-ES" w:eastAsia="es-ES"/>
+          <w14:ligatures w14:val="none"/>
+        </w:rPr>
+        <w:t xml:space="preserve"/>
+      </w:r>
+      <w:r>
+        <w:rPr>
+          <w:rFonts w:ascii="Arial Narrow" w:eastAsia="Arial Narrow" w:hAnsi="Arial Narrow" w:cs="Arial Narrow"/>
+          <w:color w:val="000000"/>
+          <w:kern w:val="0"/>
+          <w:sz w:val="22"/>
+          <w:szCs w:val="22"/>
+          <w:lang w:val="es-ES" w:eastAsia="es-ES"/>
+          <w14:ligatures w14:val="none"/>
+        </w:rPr>
+        <w:t/>
+      </w:r>
+      <w:r>
+        <w:rPr>
+          <w:rFonts w:ascii="Arial Narrow" w:eastAsia="Arial Narrow" w:hAnsi="Arial Narrow" w:cs="Arial Narrow"/>
+          <w:color w:val="000000"/>
+          <w:kern w:val="0"/>
+          <w:sz w:val="22"/>
+          <w:szCs w:val="22"/>
+          <w:lang w:val="es-ES" w:eastAsia="es-ES"/>
+          <w14:ligatures w14:val="none"/>
+        </w:rPr>
+        <w:t xml:space="preserve"/>
+      </w:r>
+      <w:r>
+        <w:rPr>
+          <w:rFonts w:ascii="Arial Narrow" w:eastAsia="Arial Narrow" w:hAnsi="Arial Narrow" w:cs="Arial Narrow"/>
+          <w:color w:val="000000"/>
+          <w:kern w:val="0"/>
+          <w:sz w:val="22"/>
+          <w:szCs w:val="22"/>
+          <w:lang w:val="es-ES" w:eastAsia="es-ES"/>
+          <w14:ligatures w14:val="none"/>
+        </w:rPr>
+        <w:t/>
+      </w:r>
+      <w:r>
+        <w:rPr>
+          <w:rFonts w:ascii="Arial Narrow" w:eastAsia="Arial Narrow" w:hAnsi="Arial Narrow" w:cs="Arial Narrow"/>
+          <w:color w:val="000000"/>
+          <w:kern w:val="0"/>
+          <w:sz w:val="22"/>
+          <w:szCs w:val="22"/>
+          <w:lang w:val="es-ES" w:eastAsia="es-ES"/>
+          <w14:ligatures w14:val="none"/>
+        </w:rPr>
+        <w:t xml:space="preserve"/>
+      </w:r>
+      <w:r>
+        <w:rPr>
+          <w:rFonts w:ascii="Arial Narrow" w:eastAsia="Arial Narrow" w:hAnsi="Arial Narrow" w:cs="Arial Narrow"/>
+          <w:color w:val="000000"/>
+          <w:kern w:val="0"/>
+          <w:sz w:val="22"/>
+          <w:szCs w:val="22"/>
+          <w:lang w:val="es-ES" w:eastAsia="es-ES"/>
+          <w14:ligatures w14:val="none"/>
+        </w:rPr>
+        <w:t/>
+      </w:r>
+      <w:r>
+        <w:rPr>
+          <w:rFonts w:ascii="Arial Narrow" w:eastAsia="Arial Narrow" w:hAnsi="Arial Narrow" w:cs="Arial Narrow"/>
+          <w:color w:val="000000"/>
+          <w:kern w:val="0"/>
+          <w:sz w:val="22"/>
+          <w:szCs w:val="22"/>
+          <w:lang w:val="es-ES" w:eastAsia="es-ES"/>
+          <w14:ligatures w14:val="none"/>
+        </w:rPr>
+        <w:t xml:space="preserve"/>
+      </w:r>
+      <w:r>
+        <w:rPr>
+          <w:rFonts w:ascii="Arial Narrow" w:eastAsia="Arial Narrow" w:hAnsi="Arial Narrow" w:cs="Arial Narrow"/>
+          <w:color w:val="000000"/>
+          <w:kern w:val="0"/>
+          <w:sz w:val="22"/>
+          <w:szCs w:val="22"/>
+          <w:lang w:val="es-ES" w:eastAsia="es-ES"/>
+          <w14:ligatures w14:val="none"/>
+        </w:rPr>
+        <w:t/>
+      </w:r>
+      <w:r>
+        <w:rPr>
+          <w:rFonts w:ascii="Arial Narrow" w:eastAsia="Arial Narrow" w:hAnsi="Arial Narrow" w:cs="Arial Narrow"/>
+          <w:color w:val="000000"/>
+          <w:kern w:val="0"/>
+          <w:sz w:val="22"/>
+          <w:szCs w:val="22"/>
+          <w:lang w:val="es-ES" w:eastAsia="es-ES"/>
+          <w14:ligatures w14:val="none"/>
+        </w:rPr>
+        <w:t xml:space="preserve"/>
+      </w:r>
+      <w:r>
+        <w:rPr>
+          <w:rFonts w:ascii="Arial Narrow" w:eastAsia="Arial Narrow" w:hAnsi="Arial Narrow" w:cs="Arial Narrow"/>
+          <w:color w:val="000000"/>
+          <w:kern w:val="0"/>
+          <w:sz w:val="22"/>
+          <w:szCs w:val="22"/>
+          <w:lang w:val="es-ES" w:eastAsia="es-ES"/>
+          <w14:ligatures w14:val="none"/>
+        </w:rPr>
+        <w:t/>
+      </w:r>
+      <w:r>
+        <w:rPr>
+          <w:rFonts w:ascii="Arial Narrow" w:eastAsia="Arial Narrow" w:hAnsi="Arial Narrow" w:cs="Arial Narrow"/>
+          <w:kern w:val="0"/>
+          <w14:ligatures w14:val="none"/>
+          <w:sz w:val="22"/>
+          <w:szCs w:val="22"/>
+        </w:rPr>
+        <w:t xml:space="preserve"/>
+      </w:r>
+      <w:r>
+        <w:rPr>
+          <w:rFonts w:ascii="Arial Narrow" w:eastAsia="Arial Narrow" w:hAnsi="Arial Narrow" w:cs="Arial Narrow"/>
+          <w:kern w:val="0"/>
+          <w14:ligatures w14:val="none"/>
+          <w:sz w:val="22"/>
+          <w:szCs w:val="22"/>
+        </w:rPr>
+        <w:t/>
+      </w:r>
+      <w:r>
+        <w:rPr>
+          <w:rFonts w:ascii="Arial Narrow" w:eastAsia="Arial Narrow" w:hAnsi="Arial Narrow" w:cs="Arial Narrow"/>
+          <w:kern w:val="0"/>
+          <w14:ligatures w14:val="none"/>
+          <w:sz w:val="22"/>
+          <w:szCs w:val="22"/>
+        </w:rPr>
+        <w:t xml:space="preserve"/>
+      </w:r>
+      <w:r>
+        <w:rPr>
+          <w:rFonts w:ascii="Arial Narrow" w:eastAsia="Arial Narrow" w:hAnsi="Arial Narrow" w:cs="Arial Narrow"/>
+          <w:kern w:val="0"/>
+          <w14:ligatures w14:val="none"/>
+          <w:sz w:val="22"/>
+          <w:szCs w:val="22"/>
+        </w:rPr>
+        <w:t/>
+      </w:r>
+      <w:r>
+        <w:rPr>
+          <w:rFonts w:ascii="Arial Narrow" w:eastAsia="Arial Narrow" w:hAnsi="Arial Narrow" w:cs="Arial Narrow"/>
+          <w:kern w:val="0"/>
+          <w14:ligatures w14:val="none"/>
+          <w:sz w:val="22"/>
+          <w:szCs w:val="22"/>
+        </w:rPr>
+        <w:t/>
+      </w:r>
+      <w:r>
+        <w:rPr>
+          <w:rFonts w:ascii="Arial Narrow" w:eastAsia="Arial Narrow" w:hAnsi="Arial Narrow" w:cs="Arial Narrow"/>
+          <w:kern w:val="0"/>
+          <w14:ligatures w14:val="none"/>
+          <w:sz w:val="22"/>
+          <w:szCs w:val="22"/>
+        </w:rPr>
+        <w:t xml:space="preserve"/>
+      </w:r>
+      <w:r>
+        <w:rPr>
+          <w:rFonts w:ascii="Arial Narrow" w:eastAsia="Arial Narrow" w:hAnsi="Arial Narrow" w:cs="Arial Narrow"/>
+          <w:kern w:val="0"/>
+          <w14:ligatures w14:val="none"/>
+          <w:sz w:val="22"/>
+          <w:szCs w:val="22"/>
+        </w:rPr>
+        <w:t/>
+      </w:r>
+      <w:r>
+        <w:rPr>
+          <w:rStyle w:val="Refdenotaalpie"/>
+          <w:rFonts w:ascii="Arial Narrow" w:eastAsia="Arial Narrow" w:hAnsi="Arial Narrow" w:cs="Arial Narrow"/>
+          <w:kern w:val="0"/>
+          <w:sz w:val="22"/>
+          <w:szCs w:val="22"/>
+          <w:vertAlign w:val="superscript"/>
+          <w14:ligatures w14:val="none"/>
+        </w:rPr>
         <w:footnoteReference w:id="2"/>
+      </w:r>
+      <w:r>
+        <w:rPr>
+          <w:rFonts w:ascii="Arial Narrow" w:eastAsia="Arial Narrow" w:hAnsi="Arial Narrow" w:cs="Arial Narrow"/>
+          <w:kern w:val="0"/>
+          <w14:ligatures w14:val="none"/>
+          <w:sz w:val="22"/>
+          <w:szCs w:val="22"/>
+        </w:rPr>
+        <w:t xml:space="preserve"/>
+      </w:r>
+      <w:r>
+        <w:rPr>
+          <w:rFonts w:ascii="Arial Narrow" w:eastAsia="Arial Narrow" w:hAnsi="Arial Narrow" w:cs="Arial Narrow"/>
+          <w:kern w:val="0"/>
+          <w14:ligatures w14:val="none"/>
+          <w:sz w:val="22"/>
+          <w:szCs w:val="22"/>
+        </w:rPr>
+        <w:t/>
+      </w:r>
+      <w:r>
+        <w:rPr>
+          <w:rFonts w:ascii="Arial Narrow" w:eastAsia="Arial Narrow" w:hAnsi="Arial Narrow" w:cs="Arial Narrow"/>
+          <w:color w:val="000000"/>
+          <w:kern w:val="0"/>
+          <w:sz w:val="22"/>
+          <w:szCs w:val="22"/>
+          <w:lang w:val="es-ES" w:eastAsia="es-ES"/>
+          <w14:ligatures w14:val="none"/>
+        </w:rPr>
+        <w:t xml:space="preserve"/>
+      </w:r>
+      <w:r>
+        <w:rPr>
+          <w:rFonts w:ascii="Arial Narrow" w:eastAsia="Arial Narrow" w:hAnsi="Arial Narrow" w:cs="Arial Narrow"/>
+          <w:color w:val="000000"/>
+          <w:kern w:val="0"/>
+          <w:sz w:val="22"/>
+          <w:szCs w:val="22"/>
+          <w:lang w:val="es-ES" w:eastAsia="es-ES"/>
+          <w14:ligatures w14:val="none"/>
+        </w:rPr>
+        <w:t xml:space="preserve"/>
+      </w:r>
+      <w:r>
+        <w:rPr>
+          <w:rFonts w:ascii="Arial Narrow" w:eastAsia="Arial Narrow" w:hAnsi="Arial Narrow" w:cs="Arial Narrow"/>
+          <w:color w:val="000000"/>
+          <w:kern w:val="0"/>
+          <w:sz w:val="22"/>
+          <w:szCs w:val="22"/>
+          <w:lang w:val="es-ES" w:eastAsia="es-ES"/>
+          <w14:ligatures w14:val="none"/>
+        </w:rPr>
+        <w:t xml:space="preserve"/>
+      </w:r>
+      <w:r>
+        <w:rPr>
+          <w:rFonts w:ascii="Arial Narrow" w:eastAsia="Arial Narrow" w:hAnsi="Arial Narrow" w:cs="Arial Narrow"/>
+          <w:color w:val="000000"/>
+          <w:kern w:val="0"/>
+          <w:sz w:val="22"/>
+          <w:szCs w:val="22"/>
+          <w:lang w:val="es-ES" w:eastAsia="es-ES"/>
+          <w14:ligatures w14:val="none"/>
+        </w:rPr>
+        <w:t xml:space="preserve"/>
+      </w:r>
+      <w:r>
+        <w:rPr>
+          <w:rFonts w:ascii="Arial Narrow" w:eastAsia="Arial Narrow" w:hAnsi="Arial Narrow" w:cs="Arial Narrow"/>
+          <w:color w:val="000000"/>
+          <w:kern w:val="0"/>
+          <w:sz w:val="22"/>
+          <w:szCs w:val="22"/>
+          <w:lang w:val="es-ES" w:eastAsia="es-ES"/>
+          <w14:ligatures w14:val="none"/>
+        </w:rPr>
+        <w:t xml:space="preserve"/>
+      </w:r>
+      <w:r>
+        <w:rPr>
+          <w:rFonts w:ascii="Arial Narrow" w:eastAsia="Arial Narrow" w:hAnsi="Arial Narrow" w:cs="Arial Narrow"/>
+          <w:color w:val="000000"/>
+          <w:kern w:val="0"/>
+          <w:sz w:val="22"/>
+          <w:szCs w:val="22"/>
+          <w:lang w:val="es-ES" w:eastAsia="es-ES"/>
+          <w14:ligatures w14:val="none"/>
+        </w:rPr>
+        <w:t/>
       </w:r>
       <w:r>
         <w:rPr>
@@ -3467,7 +3479,6 @@
           <w:kern w:val="0"/>
           <w:sz w:val="22"/>
           <w:szCs w:val="22"/>
-          <w:u w:val="single"/>
           <w:lang w:val="es-ES" w:eastAsia="es-ES"/>
           <w14:ligatures w14:val="none"/>
         </w:rPr>
@@ -3705,7 +3716,19 @@
           <w:lang w:eastAsia="es-PE"/>
           <w14:ligatures w14:val="none"/>
         </w:rPr>
-        <w:t xml:space="preserve">PRIMERO: admitir a trámite la denuncia del 5 de mayo de 2025, complementado mediante escrito del 20 de mayo de 2025, interpuesta por la señora [DENUNCIANTE] contra el Banco de Crédito del Perú S.A. y Pacífico Compañía de Seguros y Reaseguros S.A., por lo siguiente:</w:t>
+        <w:t xml:space="preserve">PRIMERO:</w:t>
+      </w:r>
+      <w:r>
+        <w:rPr>
+          <w:rFonts w:ascii="Arial Narrow" w:eastAsia="Arial Narrow" w:hAnsi="Arial Narrow" w:cs="Arial Narrow"/>
+          <w:color w:val="000000"/>
+          <w:kern w:val="0"/>
+          <w:sz w:val="22"/>
+          <w:szCs w:val="22"/>
+          <w:lang w:eastAsia="es-PE"/>
+          <w14:ligatures w14:val="none"/>
+        </w:rPr>
+        <w:t xml:space="preserve"> admitir a trámite la denuncia del 5 de mayo de 2025, complementado mediante escrito del 20 de mayo de 2025, interpuesta por la señora [DENUNCIANTE] contra el Banco de Crédito del Perú S.A. y Pacífico Compañía de Seguros y Reaseguros S.A., por lo siguiente:</w:t>
       </w:r>
       <w:r>
         <w:rPr>
@@ -3916,7 +3939,6 @@
       <w:r>
         <w:rPr>
           <w:rFonts w:ascii="Arial Narrow" w:eastAsia="Arial Narrow" w:hAnsi="Arial Narrow" w:cs="Arial Narrow"/>
-          <w:bCs/>
           <w:sz w:val="22"/>
           <w:szCs w:val="22"/>
         </w:rPr>
@@ -3925,7 +3947,6 @@
       <w:r>
         <w:rPr>
           <w:rFonts w:ascii="Arial Narrow" w:eastAsia="Arial Narrow" w:hAnsi="Arial Narrow" w:cs="Arial Narrow"/>
-          <w:bCs/>
           <w:sz w:val="22"/>
           <w:szCs w:val="22"/>
         </w:rPr>
@@ -4556,7 +4577,19 @@
           <w:lang w:eastAsia="es-PE"/>
           <w14:ligatures w14:val="none"/>
         </w:rPr>
-        <w:t xml:space="preserve">TERCERO: </w:t>
+        <w:t xml:space="preserve">TERCERO:</w:t>
+      </w:r>
+      <w:r>
+        <w:rPr>
+          <w:rFonts w:ascii="Arial Narrow" w:eastAsia="Arial Narrow" w:hAnsi="Arial Narrow" w:cs="Arial Narrow"/>
+          <w:color w:val="000000"/>
+          <w:kern w:val="0"/>
+          <w:sz w:val="22"/>
+          <w:szCs w:val="22"/>
+          <w:lang w:eastAsia="es-PE"/>
+          <w14:ligatures w14:val="none"/>
+        </w:rPr>
+        <w:t xml:space="preserve"> </w:t>
       </w:r>
       <w:r>
         <w:rPr>
@@ -4624,7 +4657,6 @@
       <w:r>
         <w:rPr>
           <w:rFonts w:ascii="Arial Narrow" w:eastAsia="Arial Narrow" w:hAnsi="Arial Narrow" w:cs="Arial Narrow"/>
-          <w:bCs/>
           <w:sz w:val="22"/>
           <w:szCs w:val="22"/>
         </w:rPr>
@@ -4633,7 +4665,6 @@
       <w:r>
         <w:rPr>
           <w:rFonts w:ascii="Arial Narrow" w:eastAsia="Arial Narrow" w:hAnsi="Arial Narrow" w:cs="Arial Narrow"/>
-          <w:bCs/>
           <w:sz w:val="22"/>
           <w:szCs w:val="22"/>
         </w:rPr>
@@ -4642,7 +4673,6 @@
       <w:r>
         <w:rPr>
           <w:rFonts w:ascii="Arial Narrow" w:eastAsia="Arial Narrow" w:hAnsi="Arial Narrow" w:cs="Arial Narrow"/>
-          <w:bCs/>
           <w:sz w:val="22"/>
           <w:szCs w:val="22"/>
         </w:rPr>
@@ -4651,7 +4681,6 @@
       <w:r>
         <w:rPr>
           <w:rFonts w:ascii="Arial Narrow" w:eastAsia="Arial Narrow" w:hAnsi="Arial Narrow" w:cs="Arial Narrow"/>
-          <w:bCs/>
           <w:sz w:val="22"/>
           <w:szCs w:val="22"/>
         </w:rPr>
@@ -5059,7 +5088,15 @@
           <w:sz w:val="22"/>
           <w:szCs w:val="22"/>
         </w:rPr>
-        <w:t xml:space="preserve">CUARTO: </w:t>
+        <w:t xml:space="preserve">CUARTO:</w:t>
+      </w:r>
+      <w:r>
+        <w:rPr>
+          <w:rFonts w:ascii="Arial Narrow" w:eastAsia="Arial Narrow" w:hAnsi="Arial Narrow" w:cs="Arial Narrow"/>
+          <w:sz w:val="22"/>
+          <w:szCs w:val="22"/>
+        </w:rPr>
+        <w:t xml:space="preserve"> </w:t>
       </w:r>
       <w:r>
         <w:rPr>
@@ -5079,7 +5116,7 @@
           <w:vertAlign w:val="superscript"/>
           <w14:ligatures w14:val="none"/>
         </w:rPr>
-        <w:footnoteReference w:id="13"/>
+        <w:footnoteReference w:id="8"/>
       </w:r>
       <w:r>
         <w:rPr>
@@ -5099,7 +5136,7 @@
           <w:vertAlign w:val="superscript"/>
           <w14:ligatures w14:val="none"/>
         </w:rPr>
-        <w:footnoteReference w:id="14"/>
+        <w:footnoteReference w:id="9"/>
       </w:r>
       <w:r>
         <w:rPr>
@@ -5150,7 +5187,19 @@
           <w:lang w:eastAsia="es-PE"/>
           <w14:ligatures w14:val="none"/>
         </w:rPr>
-        <w:t xml:space="preserve">QUINTO: </w:t>
+        <w:t xml:space="preserve">QUINTO:</w:t>
+      </w:r>
+      <w:r>
+        <w:rPr>
+          <w:rFonts w:ascii="Arial Narrow" w:eastAsia="Arial Narrow" w:hAnsi="Arial Narrow" w:cs="Arial Narrow"/>
+          <w:color w:val="000000"/>
+          <w:kern w:val="0"/>
+          <w:sz w:val="22"/>
+          <w:szCs w:val="22"/>
+          <w:lang w:eastAsia="es-PE"/>
+          <w14:ligatures w14:val="none"/>
+        </w:rPr>
+        <w:t xml:space="preserve"> </w:t>
       </w:r>
       <w:bookmarkStart w:id="5" w:name="_Hlk188286813"/>
       <w:r>
@@ -5245,7 +5294,6 @@
       <w:r>
         <w:rPr>
           <w:rFonts w:ascii="Arial Narrow" w:eastAsia="Arial Narrow" w:hAnsi="Arial Narrow" w:cs="Arial Narrow"/>
-          <w:bCs/>
           <w:sz w:val="22"/>
           <w:szCs w:val="22"/>
         </w:rPr>
@@ -5416,7 +5464,19 @@
           <w:lang w:eastAsia="es-PE"/>
           <w14:ligatures w14:val="none"/>
         </w:rPr>
-        <w:t xml:space="preserve">SEXTO: </w:t>
+        <w:t xml:space="preserve">SEXTO:</w:t>
+      </w:r>
+      <w:r>
+        <w:rPr>
+          <w:rFonts w:ascii="Arial Narrow" w:eastAsia="Arial Narrow" w:hAnsi="Arial Narrow" w:cs="Arial Narrow"/>
+          <w:color w:val="000000"/>
+          <w:kern w:val="0"/>
+          <w:sz w:val="22"/>
+          <w:szCs w:val="22"/>
+          <w:lang w:eastAsia="es-PE"/>
+          <w14:ligatures w14:val="none"/>
+        </w:rPr>
+        <w:t xml:space="preserve"> </w:t>
       </w:r>
       <w:r>
         <w:rPr>
@@ -5457,7 +5517,6 @@
       <w:r>
         <w:rPr>
           <w:rFonts w:ascii="Arial Narrow" w:eastAsia="Arial Narrow" w:hAnsi="Arial Narrow" w:cs="Arial Narrow"/>
-          <w:bCs/>
           <w:sz w:val="22"/>
           <w:szCs w:val="22"/>
         </w:rPr>
@@ -5466,7 +5525,6 @@
       <w:r>
         <w:rPr>
           <w:rFonts w:ascii="Arial Narrow" w:eastAsia="Arial Narrow" w:hAnsi="Arial Narrow" w:cs="Arial Narrow"/>
-          <w:bCs/>
           <w:sz w:val="22"/>
           <w:szCs w:val="22"/>
         </w:rPr>
@@ -5475,7 +5533,6 @@
       <w:r>
         <w:rPr>
           <w:rFonts w:ascii="Arial Narrow" w:eastAsia="Arial Narrow" w:hAnsi="Arial Narrow" w:cs="Arial Narrow"/>
-          <w:bCs/>
           <w:sz w:val="22"/>
           <w:szCs w:val="22"/>
         </w:rPr>
@@ -5732,7 +5789,7 @@
           <w:lang w:eastAsia="es-PE"/>
           <w14:ligatures w14:val="none"/>
         </w:rPr>
-        <w:footnoteReference w:id="8"/>
+        <w:footnoteReference w:id="10"/>
       </w:r>
       <w:r>
         <w:rPr>
@@ -5830,7 +5887,7 @@
           <w:lang w:eastAsia="es-PE"/>
           <w14:ligatures w14:val="none"/>
         </w:rPr>
-        <w:footnoteReference w:id="9"/>
+        <w:footnoteReference w:id="11"/>
       </w:r>
       <w:r>
         <w:rPr>
@@ -5894,7 +5951,7 @@
           <w:lang w:eastAsia="es-PE"/>
           <w14:ligatures w14:val="none"/>
         </w:rPr>
-        <w:footnoteReference w:id="10"/>
+        <w:footnoteReference w:id="12"/>
       </w:r>
       <w:r>
         <w:rPr>
@@ -6121,7 +6178,7 @@
           <w:vertAlign w:val="superscript"/>
           <w14:ligatures w14:val="none"/>
         </w:rPr>
-        <w:footnoteReference w:id="11"/>
+        <w:footnoteReference w:id="13"/>
       </w:r>
       <w:r>
         <w:rPr>
@@ -6139,7 +6196,6 @@
           <w:kern w:val="0"/>
           <w:sz w:val="22"/>
           <w:szCs w:val="22"/>
-          <w:u w:val="single"/>
           <w14:ligatures w14:val="none"/>
         </w:rPr>
         <w:lastRenderedPageBreak/>
@@ -6148,7 +6204,6 @@
       <w:r>
         <w:rPr>
           <w:rFonts w:ascii="Arial Narrow" w:eastAsia="Arial Narrow" w:hAnsi="Arial Narrow" w:cs="Arial Narrow"/>
-          <w:bCs/>
           <w:kern w:val="0"/>
           <w14:ligatures w14:val="none"/>
           <w:sz w:val="22"/>
@@ -6159,8 +6214,6 @@
       <w:r>
         <w:rPr>
           <w:rFonts w:ascii="Arial Narrow" w:eastAsia="Arial Narrow" w:hAnsi="Arial Narrow" w:cs="Arial Narrow"/>
-          <w:b/>
-          <w:bCs/>
           <w:kern w:val="0"/>
           <w14:ligatures w14:val="none"/>
           <w:sz w:val="22"/>
@@ -6174,7 +6227,6 @@
           <w:kern w:val="0"/>
           <w:sz w:val="22"/>
           <w:szCs w:val="22"/>
-          <w:u w:val="single"/>
           <w14:ligatures w14:val="none"/>
         </w:rPr>
         <w:t xml:space="preserve">Ello bajo apercibimiento de no realizar la audiencia de conciliación y levantar el acta de inasistencia correspondiente. </w:t>
@@ -6295,15 +6347,23 @@
           <w:sz w:val="22"/>
           <w:szCs w:val="22"/>
         </w:rPr>
-        <w:t xml:space="preserve">DÉCIMO PRIMERO: </w:t>
-      </w:r>
-      <w:r>
-        <w:rPr>
-          <w:rFonts w:ascii="Arial Narrow" w:eastAsia="Arial Narrow" w:hAnsi="Arial Narrow" w:cs="Arial Narrow"/>
-          <w:sz w:val="22"/>
-          <w:szCs w:val="22"/>
-        </w:rPr>
-        <w:t xml:space="preserve">requerir a la señora [DENUNCIANTE] y al Banco de Crédito del Perú S.A. para que, dentro del plazo de dos (2) días hábiles siguientes a la fecha en que reciban la notificación en sus bandejas de correo electrónico, efectúen la confirmación de recepción de la notificación remitida por este despacho a sus correos electrónicos, de conformidad con el segundo párrafo del numeral 4 del artículo 20 del Texto Único Ordenado de la Ley del Procedimiento Administrativo General, aprobado mediante Decreto Supremo 006-2026-JUS, bajo apercibimiento de rehacer el acto de notificación y notificarle conforme al numeral 1 del artículo 20 del citado cuerpo normativo.</w:t>
+        <w:t xml:space="preserve">DÉCIMO PRIMERO:</w:t>
+      </w:r>
+      <w:r>
+        <w:rPr>
+          <w:rFonts w:ascii="Arial Narrow" w:eastAsia="Arial Narrow" w:hAnsi="Arial Narrow" w:cs="Arial Narrow"/>
+          <w:sz w:val="22"/>
+          <w:szCs w:val="22"/>
+        </w:rPr>
+        <w:t xml:space="preserve"> </w:t>
+      </w:r>
+      <w:r>
+        <w:rPr>
+          <w:rFonts w:ascii="Arial Narrow" w:eastAsia="Arial Narrow" w:hAnsi="Arial Narrow" w:cs="Arial Narrow"/>
+          <w:sz w:val="22"/>
+          <w:szCs w:val="22"/>
+        </w:rPr>
+        <w:t xml:space="preserve">requerir a la señora [DENUNCIANTE] y al Banco de Crédito del Perú S.A. para que, dentro del plazo de dos (2) días hábiles siguientes a la fecha en que reciban la notificación en sus bandejas de correo electrónico, efectúen la confirmación de recepción de la notificación remitida por este despacho a sus correos electrónicos, de conformidad con el segundo párrafo del numeral 4 del artículo 20 del Texto Único Ordenado de la Ley del Procedimiento Administrativo General, aprobado mediante Decreto Supremo 006-2026-JUS, bajo apercibimiento de rehacer el acto de notificación y notificarles conforme al numeral 1 del artículo 20 del citado cuerpo normativo.</w:t>
       </w:r>
       <w:r>
         <w:rPr>
@@ -6618,7 +6678,7 @@
           <w:szCs w:val="22"/>
           <w:vertAlign w:val="superscript"/>
         </w:rPr>
-        <w:footnoteReference w:id="12"/>
+        <w:footnoteReference w:id="14"/>
       </w:r>
       <w:r>
         <w:rPr>
@@ -6806,6 +6866,36 @@
           <w14:ligatures w14:val="none"/>
         </w:rPr>
       </w:pPr>
+    </w:p>
+    <w:p>
+      <w:pPr>
+        <w:shd w:val="clear" w:color="auto" w:fill="FFFFFF"/>
+        <w:spacing w:after="0" w:line="240" w:lineRule="auto"/>
+        <w:jc w:val="center"/>
+        <w:rPr>
+          <w:rFonts w:ascii="Arial Narrow" w:eastAsia="Arial Narrow" w:hAnsi="Arial Narrow" w:cs="Arial Narrow"/>
+          <w:b/>
+          <w:bCs/>
+          <w:color w:val="000000"/>
+          <w:kern w:val="0"/>
+          <w14:ligatures w14:val="none"/>
+          <w:sz w:val="22"/>
+          <w:szCs w:val="22"/>
+        </w:rPr>
+      </w:pPr>
+      <w:r>
+        <w:rPr>
+          <w:rFonts w:ascii="Arial Narrow" w:eastAsia="Arial Narrow" w:hAnsi="Arial Narrow" w:cs="Arial Narrow"/>
+          <w:b/>
+          <w:bCs/>
+          <w:color w:val="000000"/>
+          <w:kern w:val="0"/>
+          <w14:ligatures w14:val="none"/>
+          <w:sz w:val="22"/>
+          <w:szCs w:val="22"/>
+        </w:rPr>
+        <w:t xml:space="preserve">Firmado digitalmente por</w:t>
+      </w:r>
     </w:p>
     <w:p>
       <w:pPr>
@@ -7065,7 +7155,7 @@
         <w:tabs>
           <w:tab w:val="left" w:pos="567"/>
         </w:tabs>
-        <w:ind w:left="567" w:right="-1" w:hanging="567"/>
+        <w:ind w:left="567" w:hanging="567"/>
         <w:jc w:val="both"/>
         <w:rPr>
           <w:rFonts w:ascii="Arial Narrow" w:eastAsia="Arial Narrow" w:hAnsi="Arial Narrow" w:cs="Arial Narrow"/>
@@ -7089,51 +7179,50 @@
           <w:sz w:val="16"/>
           <w:szCs w:val="16"/>
         </w:rPr>
-        <w:t xml:space="preserve"> Representada por el señor [APELLIDO] , según poderes inscritos en la Partida Electrónica 14334019 del Registro de Mandatos y Poderes de la Oficina Registral de Lima.</w:t>
-      </w:r>
-      <w:r>
-        <w:rPr>
-          <w:rFonts w:ascii="Arial Narrow" w:eastAsia="Arial Narrow" w:hAnsi="Arial Narrow" w:cs="Arial Narrow"/>
-          <w:sz w:val="16"/>
-          <w:szCs w:val="16"/>
-        </w:rPr>
         <w:tab/>
-      </w:r>
-      <w:r>
-        <w:rPr>
-          <w:rFonts w:ascii="Arial Narrow" w:eastAsia="Arial Narrow" w:hAnsi="Arial Narrow" w:cs="Arial Narrow"/>
-          <w:sz w:val="16"/>
-          <w:szCs w:val="16"/>
-        </w:rPr>
-        <w:t/>
-      </w:r>
-      <w:r>
-        <w:rPr>
-          <w:rFonts w:ascii="Arial Narrow" w:eastAsia="Arial Narrow" w:hAnsi="Arial Narrow" w:cs="Arial Narrow"/>
-          <w:sz w:val="16"/>
-          <w:szCs w:val="16"/>
-        </w:rPr>
         <w:t xml:space="preserve"/>
       </w:r>
-      <w:proofErr w:type="spellStart"/>
-      <w:r>
-        <w:rPr>
-          <w:rFonts w:ascii="Arial Narrow" w:eastAsia="Arial Narrow" w:hAnsi="Arial Narrow" w:cs="Arial Narrow"/>
-          <w:sz w:val="16"/>
-          <w:szCs w:val="16"/>
-        </w:rPr>
-        <w:t/>
-      </w:r>
-      <w:proofErr w:type="spellEnd"/>
-      <w:r>
-        <w:rPr>
-          <w:rFonts w:ascii="Arial Narrow" w:eastAsia="Arial Narrow" w:hAnsi="Arial Narrow" w:cs="Arial Narrow"/>
-          <w:sz w:val="16"/>
-          <w:szCs w:val="16"/>
-        </w:rPr>
-        <w:t xml:space="preserve"/>
-      </w:r>
-    </w:p>
+      <w:r>
+        <w:rPr>
+          <w:rFonts w:ascii="Arial Narrow" w:eastAsia="Arial Narrow" w:hAnsi="Arial Narrow" w:cs="Arial Narrow"/>
+          <w:sz w:val="16"/>
+          <w:szCs w:val="16"/>
+        </w:rPr>
+        <w:tab/>
+        <w:t>Publicado</w:t>
+      </w:r>
+      <w:r>
+        <w:rPr>
+          <w:rFonts w:ascii="Arial Narrow" w:eastAsia="Arial Narrow" w:hAnsi="Arial Narrow" w:cs="Arial Narrow"/>
+          <w:b/>
+          <w:sz w:val="16"/>
+          <w:szCs w:val="16"/>
+        </w:rPr>
+        <w:t xml:space="preserve"> </w:t>
+      </w:r>
+      <w:r>
+        <w:rPr>
+          <w:rFonts w:ascii="Arial Narrow" w:eastAsia="Arial Narrow" w:hAnsi="Arial Narrow" w:cs="Arial Narrow"/>
+          <w:sz w:val="16"/>
+          <w:szCs w:val="16"/>
+        </w:rPr>
+        <w:t xml:space="preserve">el 2 de setiembre de 2010 en el Diario Oficial El Peruano, vigente desde el 2 de octubre de 2010 y modificado por Decreto Legislativo 1308.</w:t>
+      </w:r>
+    </w:p>
+    <w:p>
+      <w:pPr>
+        <w:pStyle w:val="Textonotapie"/>
+        <w:ind w:left="567" w:hanging="567"/>
+        <w:jc w:val="both"/>
+        <w:rPr>
+          <w:rFonts w:ascii="Arial Narrow" w:eastAsia="Arial Narrow" w:hAnsi="Arial Narrow" w:cs="Arial Narrow"/>
+          <w:sz w:val="16"/>
+          <w:szCs w:val="16"/>
+        </w:rPr>
+      </w:pPr>
+    </w:p>
+  </w:footnote>
+  <w:footnote w:id="2">
     <w:p>
       <w:pPr>
         <w:pStyle w:val="Textonotapie"/>
@@ -7148,20 +7237,6 @@
           <w:szCs w:val="16"/>
         </w:rPr>
       </w:pPr>
-    </w:p>
-  </w:footnote>
-  <w:footnote w:id="2">
-    <w:p>
-      <w:pPr>
-        <w:pStyle w:val="Textonotapie"/>
-        <w:ind w:left="567" w:hanging="567"/>
-        <w:jc w:val="both"/>
-        <w:rPr>
-          <w:rFonts w:ascii="Arial Narrow" w:eastAsia="Arial Narrow" w:hAnsi="Arial Narrow" w:cs="Arial Narrow"/>
-          <w:sz w:val="16"/>
-          <w:szCs w:val="16"/>
-        </w:rPr>
-      </w:pPr>
       <w:r>
         <w:rPr>
           <w:rStyle w:val="Refdenotaalpie"/>
@@ -7178,49 +7253,52 @@
           <w:sz w:val="16"/>
           <w:szCs w:val="16"/>
         </w:rPr>
-        <w:t xml:space="preserve"> </w:t>
-      </w:r>
-      <w:r>
-        <w:rPr>
-          <w:rFonts w:ascii="Arial Narrow" w:eastAsia="Arial Narrow" w:hAnsi="Arial Narrow" w:cs="Arial Narrow"/>
-          <w:sz w:val="16"/>
-          <w:szCs w:val="16"/>
-        </w:rPr>
         <w:tab/>
-        <w:t>Publicado</w:t>
-      </w:r>
-      <w:r>
-        <w:rPr>
-          <w:rFonts w:ascii="Arial Narrow" w:eastAsia="Arial Narrow" w:hAnsi="Arial Narrow" w:cs="Arial Narrow"/>
-          <w:b/>
-          <w:sz w:val="16"/>
-          <w:szCs w:val="16"/>
-        </w:rPr>
-        <w:t xml:space="preserve"> </w:t>
-      </w:r>
-      <w:r>
-        <w:rPr>
-          <w:rFonts w:ascii="Arial Narrow" w:eastAsia="Arial Narrow" w:hAnsi="Arial Narrow" w:cs="Arial Narrow"/>
-          <w:sz w:val="16"/>
-          <w:szCs w:val="16"/>
-        </w:rPr>
-        <w:t xml:space="preserve">el 2 de setiembre de 2010 en el Diario Oficial El Peruano, vigente desde el 2 de octubre de 2010 y modificado por Decreto Legislativo 1308.</w:t>
-      </w:r>
-    </w:p>
-    <w:p>
-      <w:pPr>
-        <w:pStyle w:val="Textonotapie"/>
-        <w:ind w:left="567" w:hanging="567"/>
-        <w:jc w:val="both"/>
-        <w:rPr>
-          <w:rFonts w:ascii="Arial Narrow" w:eastAsia="Arial Narrow" w:hAnsi="Arial Narrow" w:cs="Arial Narrow"/>
-          <w:sz w:val="16"/>
-          <w:szCs w:val="16"/>
-        </w:rPr>
-      </w:pPr>
-    </w:p>
-  </w:footnote>
-  <w:footnote w:id="3">
+        <w:t xml:space="preserve">Representada por el señor [APELLIDO] , según poderes inscritos en la Partida Electrónica 14334019 del Registro de Mandatos y Poderes de la Oficina Registral de Lima.</w:t>
+      </w:r>
+      <w:r>
+        <w:rPr>
+          <w:rFonts w:ascii="Arial Narrow" w:eastAsia="Arial Narrow" w:hAnsi="Arial Narrow" w:cs="Arial Narrow"/>
+          <w:sz w:val="16"/>
+          <w:szCs w:val="16"/>
+        </w:rPr>
+        <w:tab/>
+      </w:r>
+      <w:r>
+        <w:rPr>
+          <w:rFonts w:ascii="Arial Narrow" w:eastAsia="Arial Narrow" w:hAnsi="Arial Narrow" w:cs="Arial Narrow"/>
+          <w:sz w:val="16"/>
+          <w:szCs w:val="16"/>
+        </w:rPr>
+        <w:t/>
+      </w:r>
+      <w:r>
+        <w:rPr>
+          <w:rFonts w:ascii="Arial Narrow" w:eastAsia="Arial Narrow" w:hAnsi="Arial Narrow" w:cs="Arial Narrow"/>
+          <w:sz w:val="16"/>
+          <w:szCs w:val="16"/>
+        </w:rPr>
+        <w:t xml:space="preserve"/>
+      </w:r>
+      <w:proofErr w:type="spellStart"/>
+      <w:r>
+        <w:rPr>
+          <w:rFonts w:ascii="Arial Narrow" w:eastAsia="Arial Narrow" w:hAnsi="Arial Narrow" w:cs="Arial Narrow"/>
+          <w:sz w:val="16"/>
+          <w:szCs w:val="16"/>
+        </w:rPr>
+        <w:t/>
+      </w:r>
+      <w:proofErr w:type="spellEnd"/>
+      <w:r>
+        <w:rPr>
+          <w:rFonts w:ascii="Arial Narrow" w:eastAsia="Arial Narrow" w:hAnsi="Arial Narrow" w:cs="Arial Narrow"/>
+          <w:sz w:val="16"/>
+          <w:szCs w:val="16"/>
+        </w:rPr>
+        <w:t xml:space="preserve"/>
+      </w:r>
+    </w:p>
     <w:p>
       <w:pPr>
         <w:pStyle w:val="Textonotapie"/>
@@ -7231,49 +7309,13 @@
         <w:jc w:val="both"/>
         <w:rPr>
           <w:rFonts w:ascii="Arial Narrow" w:eastAsia="Arial Narrow" w:hAnsi="Arial Narrow" w:cs="Arial Narrow"/>
-          <w:b/>
-          <w:bCs/>
-          <w:sz w:val="16"/>
-          <w:szCs w:val="16"/>
-        </w:rPr>
-      </w:pPr>
-      <w:r>
-        <w:rPr>
-          <w:rStyle w:val="Refdenotaalpie"/>
-          <w:rFonts w:ascii="Arial Narrow" w:eastAsia="Arial Narrow" w:hAnsi="Arial Narrow" w:cs="Arial Narrow"/>
-          <w:sz w:val="16"/>
-          <w:szCs w:val="16"/>
-          <w:vertAlign w:val="superscript"/>
-        </w:rPr>
-        <w:footnoteRef/>
-      </w:r>
-      <w:r>
-        <w:rPr>
-          <w:rFonts w:ascii="Arial Narrow" w:eastAsia="Arial Narrow" w:hAnsi="Arial Narrow" w:cs="Arial Narrow"/>
-          <w:sz w:val="16"/>
-          <w:szCs w:val="16"/>
-        </w:rPr>
-        <w:t xml:space="preserve"> </w:t>
-      </w:r>
-      <w:r>
-        <w:rPr>
-          <w:rFonts w:ascii="Arial Narrow" w:eastAsia="Arial Narrow" w:hAnsi="Arial Narrow" w:cs="Arial Narrow"/>
-          <w:sz w:val="16"/>
-          <w:szCs w:val="16"/>
-        </w:rPr>
-        <w:tab/>
-      </w:r>
-      <w:r>
-        <w:rPr>
-          <w:rFonts w:ascii="Arial Narrow" w:eastAsia="Arial Narrow" w:hAnsi="Arial Narrow" w:cs="Arial Narrow"/>
-          <w:b/>
-          <w:bCs/>
-          <w:sz w:val="16"/>
-          <w:szCs w:val="16"/>
-        </w:rPr>
-        <w:t xml:space="preserve">LEY 29571, CÓDIGO DE PROTECCIÓN Y DEFENSA DEL CONSUMIDOR, publicado el 2 de setiembre de 2010 y modificado por Decreto Legislativo 1308 </w:t>
-      </w:r>
-    </w:p>
+          <w:sz w:val="16"/>
+          <w:szCs w:val="16"/>
+        </w:rPr>
+      </w:pPr>
+    </w:p>
+  </w:footnote>
+  <w:footnote w:id="3">
     <w:p>
       <w:pPr>
         <w:pStyle w:val="Textonotapie"/>
@@ -7292,14 +7334,40 @@
       </w:pPr>
       <w:r>
         <w:rPr>
+          <w:rStyle w:val="Refdenotaalpie"/>
+          <w:rFonts w:ascii="Arial Narrow" w:eastAsia="Arial Narrow" w:hAnsi="Arial Narrow" w:cs="Arial Narrow"/>
+          <w:sz w:val="16"/>
+          <w:szCs w:val="16"/>
+          <w:vertAlign w:val="superscript"/>
+        </w:rPr>
+        <w:footnoteRef/>
+      </w:r>
+      <w:r>
+        <w:rPr>
+          <w:rFonts w:ascii="Arial Narrow" w:eastAsia="Arial Narrow" w:hAnsi="Arial Narrow" w:cs="Arial Narrow"/>
+          <w:sz w:val="16"/>
+          <w:szCs w:val="16"/>
+        </w:rPr>
+        <w:tab/>
+        <w:t xml:space="preserve"/>
+      </w:r>
+      <w:r>
+        <w:rPr>
+          <w:rFonts w:ascii="Arial Narrow" w:eastAsia="Arial Narrow" w:hAnsi="Arial Narrow" w:cs="Arial Narrow"/>
+          <w:sz w:val="16"/>
+          <w:szCs w:val="16"/>
+        </w:rPr>
+        <w:tab/>
+      </w:r>
+      <w:r>
+        <w:rPr>
           <w:rFonts w:ascii="Arial Narrow" w:eastAsia="Arial Narrow" w:hAnsi="Arial Narrow" w:cs="Arial Narrow"/>
           <w:b/>
           <w:bCs/>
           <w:sz w:val="16"/>
           <w:szCs w:val="16"/>
         </w:rPr>
-        <w:tab/>
-        <w:t>Artículo 105.- Autoridad competente.</w:t>
+        <w:t xml:space="preserve">LEY 29571, CÓDIGO DE PROTECCIÓN Y DEFENSA DEL CONSUMIDOR, publicado el 2 de setiembre de 2010 y modificado por Decreto Legislativo 1308 </w:t>
       </w:r>
     </w:p>
     <w:p>
@@ -7312,18 +7380,22 @@
         <w:jc w:val="both"/>
         <w:rPr>
           <w:rFonts w:ascii="Arial Narrow" w:eastAsia="Arial Narrow" w:hAnsi="Arial Narrow" w:cs="Arial Narrow"/>
-          <w:sz w:val="16"/>
-          <w:szCs w:val="16"/>
-        </w:rPr>
-      </w:pPr>
-      <w:r>
-        <w:rPr>
-          <w:rFonts w:ascii="Arial Narrow" w:eastAsia="Arial Narrow" w:hAnsi="Arial Narrow" w:cs="Arial Narrow"/>
+          <w:b/>
+          <w:bCs/>
+          <w:sz w:val="16"/>
+          <w:szCs w:val="16"/>
+        </w:rPr>
+      </w:pPr>
+      <w:r>
+        <w:rPr>
+          <w:rFonts w:ascii="Arial Narrow" w:eastAsia="Arial Narrow" w:hAnsi="Arial Narrow" w:cs="Arial Narrow"/>
+          <w:b/>
+          <w:bCs/>
           <w:sz w:val="16"/>
           <w:szCs w:val="16"/>
         </w:rPr>
         <w:tab/>
-        <w:t xml:space="preserve">El Instituto Nacional de Defensa de la Competencia y de la Protección de la Propiedad Intelectual (Indecopi) es la autoridad con competencia primaria y de alcance nacional para conocer las presuntas infracciones a las disposiciones contenidas en el presente Código, así como para imponer las sanciones y medidas correctivas establecidas en el presente capítulo, conforme al Decreto Legislativo 1033, Ley de Organización y Funciones del Indecopi. Dicha competencia solo puede ser negada cuando ella haya sido asignada o se asigne a favor de otro organismo por norma expresa con rango de ley. </w:t>
+        <w:t>Artículo 105.- Autoridad competente.</w:t>
       </w:r>
     </w:p>
     <w:p>
@@ -7347,7 +7419,7 @@
           <w:szCs w:val="16"/>
         </w:rPr>
         <w:tab/>
-        <w:t xml:space="preserve">(…). </w:t>
+        <w:t xml:space="preserve">El Instituto Nacional de Defensa de la Competencia y de la Protección de la Propiedad Intelectual (Indecopi) es la autoridad con competencia primaria y de alcance nacional para conocer las presuntas infracciones a las disposiciones contenidas en el presente Código, así como para imponer las sanciones y medidas correctivas establecidas en el presente capítulo, conforme al Decreto Legislativo 1033, Ley de Organización y Funciones del Indecopi. Dicha competencia solo puede ser negada cuando ella haya sido asignada o se asigne a favor de otro organismo por norma expresa con rango de ley. </w:t>
       </w:r>
     </w:p>
     <w:p>
@@ -7364,6 +7436,15 @@
           <w:szCs w:val="16"/>
         </w:rPr>
       </w:pPr>
+      <w:r>
+        <w:rPr>
+          <w:rFonts w:ascii="Arial Narrow" w:eastAsia="Arial Narrow" w:hAnsi="Arial Narrow" w:cs="Arial Narrow"/>
+          <w:sz w:val="16"/>
+          <w:szCs w:val="16"/>
+        </w:rPr>
+        <w:tab/>
+        <w:t xml:space="preserve">(…). </w:t>
+      </w:r>
     </w:p>
     <w:p>
       <w:pPr>
@@ -7527,7 +7608,8 @@
           <w:sz w:val="16"/>
           <w:szCs w:val="16"/>
         </w:rPr>
-        <w:t xml:space="preserve"> </w:t>
+        <w:tab/>
+        <w:t xml:space="preserve"/>
       </w:r>
       <w:r>
         <w:rPr>
@@ -7611,18 +7693,6 @@
         </w:rPr>
         <w:t xml:space="preserve">La idoneidad es evaluada en función a la propia naturaleza del producto o servicio y a su aptitud para satisfacer la finalidad para la cual ha sido puesto en el mercado. Las autorizaciones por parte de los organismos del Estado para la fabricación de un producto o la prestación de un servicio, en los casos que sea necesario, no eximen de responsabilidad al proveedor frente al consumidor. </w:t>
       </w:r>
-    </w:p>
-    <w:p>
-      <w:pPr>
-        <w:pStyle w:val="Textonotapie"/>
-        <w:ind w:left="567" w:right="-1"/>
-        <w:jc w:val="both"/>
-        <w:rPr>
-          <w:rFonts w:ascii="Arial Narrow" w:eastAsia="Arial Narrow" w:hAnsi="Arial Narrow" w:cs="Arial Narrow"/>
-          <w:sz w:val="16"/>
-          <w:szCs w:val="16"/>
-        </w:rPr>
-      </w:pPr>
     </w:p>
     <w:p>
       <w:pPr>
@@ -7715,7 +7785,8 @@
           <w:sz w:val="16"/>
           <w:szCs w:val="16"/>
         </w:rPr>
-        <w:t xml:space="preserve"> </w:t>
+        <w:tab/>
+        <w:t xml:space="preserve"/>
       </w:r>
       <w:r>
         <w:rPr>
@@ -7848,15 +7919,293 @@
           <w:szCs w:val="16"/>
         </w:rPr>
       </w:pPr>
-      <w:r>
-        <w:rPr>
-          <w:rFonts w:ascii="Arial Narrow" w:eastAsia="Arial Narrow" w:hAnsi="Arial Narrow" w:cs="Arial Narrow"/>
-          <w:sz w:val="16"/>
-          <w:szCs w:val="16"/>
-        </w:rPr>
-        <w:t xml:space="preserve">. </w:t>
-      </w:r>
-    </w:p>
+    </w:p>
+  </w:footnote>
+  <w:footnote w:id="6">
+    <w:p>
+      <w:pPr>
+        <w:pStyle w:val="Textonotapie"/>
+        <w:tabs>
+          <w:tab w:val="left" w:pos="567"/>
+        </w:tabs>
+        <w:ind w:left="567" w:hanging="567"/>
+        <w:jc w:val="both"/>
+        <w:rPr>
+          <w:rFonts w:ascii="Arial Narrow" w:eastAsia="Arial Narrow" w:hAnsi="Arial Narrow" w:cs="Arial Narrow"/>
+          <w:sz w:val="16"/>
+          <w:szCs w:val="16"/>
+        </w:rPr>
+      </w:pPr>
+      <w:r>
+        <w:rPr>
+          <w:rStyle w:val="Refdenotaalpie"/>
+          <w:rFonts w:ascii="Arial Narrow" w:eastAsia="Arial Narrow" w:hAnsi="Arial Narrow" w:cs="Arial Narrow"/>
+          <w:sz w:val="16"/>
+          <w:szCs w:val="16"/>
+          <w:vertAlign w:val="superscript"/>
+        </w:rPr>
+        <w:footnoteRef/>
+      </w:r>
+      <w:r>
+        <w:rPr>
+          <w:rFonts w:ascii="Arial Narrow" w:eastAsia="Arial Narrow" w:hAnsi="Arial Narrow" w:cs="Arial Narrow"/>
+          <w:sz w:val="16"/>
+          <w:szCs w:val="16"/>
+        </w:rPr>
+        <w:tab/>
+        <w:t xml:space="preserve"/>
+      </w:r>
+      <w:r>
+        <w:rPr>
+          <w:rFonts w:ascii="Arial Narrow" w:eastAsia="Arial Narrow" w:hAnsi="Arial Narrow" w:cs="Arial Narrow"/>
+          <w:sz w:val="16"/>
+          <w:szCs w:val="16"/>
+        </w:rPr>
+        <w:tab/>
+        <w:t xml:space="preserve">El número de trabajadores se atenderá siempre que la empresa haya sido constituida antes de la vigencia de la Ley </w:t>
+      </w:r>
+      <w:proofErr w:type="spellStart"/>
+      <w:r>
+        <w:rPr>
+          <w:rFonts w:ascii="Arial Narrow" w:eastAsia="Arial Narrow" w:hAnsi="Arial Narrow" w:cs="Arial Narrow"/>
+          <w:sz w:val="16"/>
+          <w:szCs w:val="16"/>
+        </w:rPr>
+        <w:t/>
+      </w:r>
+      <w:proofErr w:type="spellEnd"/>
+      <w:r>
+        <w:rPr>
+          <w:rFonts w:ascii="Arial Narrow" w:eastAsia="Arial Narrow" w:hAnsi="Arial Narrow" w:cs="Arial Narrow"/>
+          <w:sz w:val="16"/>
+          <w:szCs w:val="16"/>
+        </w:rPr>
+        <w:t xml:space="preserve">30056, publicada el 2 de julio de 2013, que modificó el artículo 5 del Texto Único Ordenado de la Ley de Promoción de la Competitividad, Formalización y Desarrollo de la Micro y Pequeña Empresa y de Acceso al Empleo Decente (LEY MYPE). Ello, en la medida que la Tercera Disposición Complementaria Transitoria de la norma modificatoria precisa que las empresas constituidas antes de la </w:t>
+      </w:r>
+      <w:proofErr w:type="gramStart"/>
+      <w:r>
+        <w:rPr>
+          <w:rFonts w:ascii="Arial Narrow" w:eastAsia="Arial Narrow" w:hAnsi="Arial Narrow" w:cs="Arial Narrow"/>
+          <w:sz w:val="16"/>
+          <w:szCs w:val="16"/>
+        </w:rPr>
+        <w:t>entrada en vigencia</w:t>
+      </w:r>
+      <w:proofErr w:type="gramEnd"/>
+      <w:r>
+        <w:rPr>
+          <w:rFonts w:ascii="Arial Narrow" w:eastAsia="Arial Narrow" w:hAnsi="Arial Narrow" w:cs="Arial Narrow"/>
+          <w:sz w:val="16"/>
+          <w:szCs w:val="16"/>
+        </w:rPr>
+        <w:t xml:space="preserve"> de dicha Ley se rigen por los requisitos de acogimiento al régimen de las micro y pequeñas empresas regulados en el Decreto Legislativo 1086.</w:t>
+      </w:r>
+    </w:p>
+    <w:p>
+      <w:pPr>
+        <w:pStyle w:val="Textonotapie"/>
+        <w:ind w:left="567" w:hanging="567"/>
+        <w:jc w:val="both"/>
+        <w:rPr>
+          <w:rFonts w:ascii="Arial Narrow" w:eastAsia="Arial Narrow" w:hAnsi="Arial Narrow" w:cs="Arial Narrow"/>
+          <w:sz w:val="16"/>
+          <w:szCs w:val="16"/>
+        </w:rPr>
+      </w:pPr>
+    </w:p>
+  </w:footnote>
+  <w:footnote w:id="7">
+    <w:p>
+      <w:pPr>
+        <w:pStyle w:val="Textonotapie"/>
+        <w:tabs>
+          <w:tab w:val="left" w:pos="567"/>
+        </w:tabs>
+        <w:ind w:left="567" w:hanging="567"/>
+        <w:jc w:val="both"/>
+        <w:rPr>
+          <w:rFonts w:ascii="Arial Narrow" w:eastAsia="Arial Narrow" w:hAnsi="Arial Narrow" w:cs="Arial Narrow"/>
+          <w:sz w:val="16"/>
+          <w:szCs w:val="16"/>
+        </w:rPr>
+      </w:pPr>
+      <w:r>
+        <w:rPr>
+          <w:rStyle w:val="Refdenotaalpie"/>
+          <w:rFonts w:ascii="Arial Narrow" w:eastAsia="Arial Narrow" w:hAnsi="Arial Narrow" w:cs="Arial Narrow"/>
+          <w:sz w:val="16"/>
+          <w:szCs w:val="16"/>
+          <w:vertAlign w:val="superscript"/>
+        </w:rPr>
+        <w:footnoteRef/>
+      </w:r>
+      <w:r>
+        <w:rPr>
+          <w:rFonts w:ascii="Arial Narrow" w:eastAsia="Arial Narrow" w:hAnsi="Arial Narrow" w:cs="Arial Narrow"/>
+          <w:sz w:val="16"/>
+          <w:szCs w:val="16"/>
+        </w:rPr>
+        <w:tab/>
+        <w:t xml:space="preserve"/>
+      </w:r>
+      <w:r>
+        <w:rPr>
+          <w:rFonts w:ascii="Arial Narrow" w:eastAsia="Arial Narrow" w:hAnsi="Arial Narrow" w:cs="Arial Narrow"/>
+          <w:sz w:val="16"/>
+          <w:szCs w:val="16"/>
+        </w:rPr>
+        <w:tab/>
+      </w:r>
+      <w:r>
+        <w:rPr>
+          <w:rFonts w:ascii="Arial Narrow" w:eastAsia="Arial Narrow" w:hAnsi="Arial Narrow" w:cs="Arial Narrow"/>
+          <w:b/>
+          <w:sz w:val="16"/>
+          <w:szCs w:val="16"/>
+        </w:rPr>
+        <w:t>LEY 29571, CÓDIGO DE PROTECCIÓN Y DEFENSA DEL CONSUMIDOR</w:t>
+      </w:r>
+      <w:r>
+        <w:rPr>
+          <w:rFonts w:ascii="Arial Narrow" w:eastAsia="Arial Narrow" w:hAnsi="Arial Narrow" w:cs="Arial Narrow"/>
+          <w:b/>
+          <w:bCs/>
+          <w:sz w:val="16"/>
+          <w:szCs w:val="16"/>
+        </w:rPr>
+        <w:t xml:space="preserve">, </w:t>
+      </w:r>
+      <w:r>
+        <w:rPr>
+          <w:rFonts w:ascii="Arial Narrow" w:eastAsia="Arial Narrow" w:hAnsi="Arial Narrow" w:cs="Arial Narrow"/>
+          <w:b/>
+          <w:sz w:val="16"/>
+          <w:szCs w:val="16"/>
+        </w:rPr>
+        <w:t>publicado el 2 de setiembre de 2010 y modificado por Decreto Legislativo 1308</w:t>
+      </w:r>
+    </w:p>
+    <w:p>
+      <w:pPr>
+        <w:pStyle w:val="Textonotapie"/>
+        <w:ind w:left="567" w:hanging="567"/>
+        <w:jc w:val="both"/>
+        <w:rPr>
+          <w:rFonts w:ascii="Arial Narrow" w:eastAsia="Arial Narrow" w:hAnsi="Arial Narrow" w:cs="Arial Narrow"/>
+          <w:b/>
+          <w:bCs/>
+          <w:sz w:val="16"/>
+          <w:szCs w:val="16"/>
+        </w:rPr>
+      </w:pPr>
+      <w:r>
+        <w:rPr>
+          <w:rFonts w:ascii="Arial Narrow" w:eastAsia="Arial Narrow" w:hAnsi="Arial Narrow" w:cs="Arial Narrow"/>
+          <w:sz w:val="16"/>
+          <w:szCs w:val="16"/>
+        </w:rPr>
+        <w:tab/>
+      </w:r>
+      <w:r>
+        <w:rPr>
+          <w:rFonts w:ascii="Arial Narrow" w:eastAsia="Arial Narrow" w:hAnsi="Arial Narrow" w:cs="Arial Narrow"/>
+          <w:b/>
+          <w:bCs/>
+          <w:sz w:val="16"/>
+          <w:szCs w:val="16"/>
+        </w:rPr>
+        <w:t>Artículo 110.- Sanciones Administrativas</w:t>
+      </w:r>
+    </w:p>
+    <w:p>
+      <w:pPr>
+        <w:autoSpaceDE w:val="0"/>
+        <w:autoSpaceDN w:val="0"/>
+        <w:adjustRightInd w:val="0"/>
+        <w:spacing w:after="0" w:line="240" w:lineRule="auto"/>
+        <w:ind w:left="567"/>
+        <w:jc w:val="both"/>
+        <w:rPr>
+          <w:rFonts w:ascii="Arial Narrow" w:eastAsia="Arial Narrow" w:hAnsi="Arial Narrow" w:cs="Arial Narrow"/>
+          <w:sz w:val="16"/>
+          <w:szCs w:val="16"/>
+          <w:lang w:eastAsia="es-PE"/>
+        </w:rPr>
+      </w:pPr>
+      <w:r>
+        <w:rPr>
+          <w:rFonts w:ascii="Arial Narrow" w:eastAsia="Arial Narrow" w:hAnsi="Arial Narrow" w:cs="Arial Narrow"/>
+          <w:sz w:val="16"/>
+          <w:szCs w:val="16"/>
+          <w:lang w:eastAsia="es-PE"/>
+        </w:rPr>
+        <w:t>(…)</w:t>
+      </w:r>
+    </w:p>
+    <w:p>
+      <w:pPr>
+        <w:autoSpaceDE w:val="0"/>
+        <w:autoSpaceDN w:val="0"/>
+        <w:adjustRightInd w:val="0"/>
+        <w:spacing w:after="0" w:line="240" w:lineRule="auto"/>
+        <w:ind w:left="567"/>
+        <w:jc w:val="both"/>
+        <w:rPr>
+          <w:rFonts w:ascii="Arial Narrow" w:eastAsia="Arial Narrow" w:hAnsi="Arial Narrow" w:cs="Arial Narrow"/>
+          <w:sz w:val="16"/>
+          <w:szCs w:val="16"/>
+          <w:lang w:eastAsia="es-PE"/>
+        </w:rPr>
+      </w:pPr>
+      <w:r>
+        <w:rPr>
+          <w:rFonts w:ascii="Arial Narrow" w:eastAsia="Arial Narrow" w:hAnsi="Arial Narrow" w:cs="Arial Narrow"/>
+          <w:sz w:val="16"/>
+          <w:szCs w:val="16"/>
+          <w:lang w:eastAsia="es-PE"/>
+        </w:rPr>
+        <w:t>En el caso de las microempresas, la multa no puede superar el diez por ciento (10%) de las ventas o ingresos brutos percibidos por el infractor, relativos a todas sus actividades económicas, correspondientes al ejercicio inmediato anterior al de la expedición de la resolución de primera instancia, siempre que se haya acreditado dichos ingresos, no se encuentre en una situación de reincidencia y el caso no verse sobre la vida, salud o integridad de los consumidores. Para el caso de las pequeñas empresas, la multa no puede superar el veinte por ciento (20%) de las ventas o ingresos brutos percibidos por el infractor, conforme a los requisitos señalados anteriormente.</w:t>
+      </w:r>
+    </w:p>
+    <w:p>
+      <w:pPr>
+        <w:autoSpaceDE w:val="0"/>
+        <w:autoSpaceDN w:val="0"/>
+        <w:adjustRightInd w:val="0"/>
+        <w:spacing w:after="0" w:line="240" w:lineRule="auto"/>
+        <w:ind w:left="567"/>
+        <w:jc w:val="both"/>
+        <w:rPr>
+          <w:rFonts w:ascii="Arial Narrow" w:eastAsia="Arial Narrow" w:hAnsi="Arial Narrow" w:cs="Arial Narrow"/>
+          <w:sz w:val="16"/>
+          <w:szCs w:val="16"/>
+          <w:lang w:eastAsia="es-PE"/>
+        </w:rPr>
+      </w:pPr>
+      <w:r>
+        <w:rPr>
+          <w:rFonts w:ascii="Arial Narrow" w:eastAsia="Arial Narrow" w:hAnsi="Arial Narrow" w:cs="Arial Narrow"/>
+          <w:sz w:val="16"/>
+          <w:szCs w:val="16"/>
+          <w:lang w:eastAsia="es-PE"/>
+        </w:rPr>
+        <w:t>(…).</w:t>
+      </w:r>
+    </w:p>
+    <w:p>
+      <w:pPr>
+        <w:pStyle w:val="Textonotapie"/>
+        <w:ind w:left="567" w:hanging="567"/>
+        <w:jc w:val="both"/>
+        <w:rPr>
+          <w:rFonts w:ascii="Arial Narrow" w:eastAsia="Arial Narrow" w:hAnsi="Arial Narrow" w:cs="Arial Narrow"/>
+          <w:sz w:val="16"/>
+          <w:szCs w:val="16"/>
+        </w:rPr>
+      </w:pPr>
+    </w:p>
+  </w:footnote>
+  <w:footnote w:id="8">
     <w:p>
       <w:pPr>
         <w:pStyle w:val="Textonotapie"/>
@@ -7871,20 +8220,6 @@
           <w:szCs w:val="16"/>
         </w:rPr>
       </w:pPr>
-    </w:p>
-  </w:footnote>
-  <w:footnote w:id="6">
-    <w:p>
-      <w:pPr>
-        <w:pStyle w:val="Textonotapie"/>
-        <w:ind w:left="567" w:hanging="567"/>
-        <w:jc w:val="both"/>
-        <w:rPr>
-          <w:rFonts w:ascii="Arial Narrow" w:eastAsia="Arial Narrow" w:hAnsi="Arial Narrow" w:cs="Arial Narrow"/>
-          <w:sz w:val="16"/>
-          <w:szCs w:val="16"/>
-        </w:rPr>
-      </w:pPr>
       <w:r>
         <w:rPr>
           <w:rStyle w:val="Refdenotaalpie"/>
@@ -7901,113 +8236,7 @@
           <w:sz w:val="16"/>
           <w:szCs w:val="16"/>
         </w:rPr>
-        <w:t xml:space="preserve"> </w:t>
-      </w:r>
-      <w:r>
-        <w:rPr>
-          <w:rFonts w:ascii="Arial Narrow" w:eastAsia="Arial Narrow" w:hAnsi="Arial Narrow" w:cs="Arial Narrow"/>
-          <w:sz w:val="16"/>
-          <w:szCs w:val="16"/>
-        </w:rPr>
         <w:tab/>
-        <w:t xml:space="preserve">El número de trabajadores se atenderá siempre que la empresa haya sido constituida antes de la vigencia de la Ley </w:t>
-      </w:r>
-      <w:proofErr w:type="spellStart"/>
-      <w:r>
-        <w:rPr>
-          <w:rFonts w:ascii="Arial Narrow" w:eastAsia="Arial Narrow" w:hAnsi="Arial Narrow" w:cs="Arial Narrow"/>
-          <w:sz w:val="16"/>
-          <w:szCs w:val="16"/>
-        </w:rPr>
-        <w:t/>
-      </w:r>
-      <w:proofErr w:type="spellEnd"/>
-      <w:r>
-        <w:rPr>
-          <w:rFonts w:ascii="Arial Narrow" w:eastAsia="Arial Narrow" w:hAnsi="Arial Narrow" w:cs="Arial Narrow"/>
-          <w:sz w:val="16"/>
-          <w:szCs w:val="16"/>
-        </w:rPr>
-        <w:t xml:space="preserve"> 30056, publicada el 2 de julio de 2013, que modificó el artículo 5 del Texto Único Ordenado de la Ley de Promoción de la Competitividad, Formalización y Desarrollo de la Micro y Pequeña Empresa y de Acceso al Empleo Decente (LEY MYPE). Ello, en la medida que la Tercera Disposición Complementaria Transitoria de la norma modificatoria precisa que las empresas constituidas antes de la </w:t>
-      </w:r>
-      <w:proofErr w:type="gramStart"/>
-      <w:r>
-        <w:rPr>
-          <w:rFonts w:ascii="Arial Narrow" w:eastAsia="Arial Narrow" w:hAnsi="Arial Narrow" w:cs="Arial Narrow"/>
-          <w:sz w:val="16"/>
-          <w:szCs w:val="16"/>
-        </w:rPr>
-        <w:t>entrada en vigencia</w:t>
-      </w:r>
-      <w:proofErr w:type="gramEnd"/>
-      <w:r>
-        <w:rPr>
-          <w:rFonts w:ascii="Arial Narrow" w:eastAsia="Arial Narrow" w:hAnsi="Arial Narrow" w:cs="Arial Narrow"/>
-          <w:sz w:val="16"/>
-          <w:szCs w:val="16"/>
-        </w:rPr>
-        <w:t xml:space="preserve"> de dicha Ley se rigen por los requisitos de acogimiento al régimen de las micro y pequeñas empresas regulados en el Decreto Legislativo 1086.</w:t>
-      </w:r>
-    </w:p>
-    <w:p>
-      <w:pPr>
-        <w:pStyle w:val="Textonotapie"/>
-        <w:ind w:left="567" w:hanging="567"/>
-        <w:jc w:val="both"/>
-        <w:rPr>
-          <w:rFonts w:ascii="Arial Narrow" w:eastAsia="Arial Narrow" w:hAnsi="Arial Narrow" w:cs="Arial Narrow"/>
-          <w:sz w:val="16"/>
-          <w:szCs w:val="16"/>
-        </w:rPr>
-      </w:pPr>
-    </w:p>
-  </w:footnote>
-  <w:footnote w:id="7">
-    <w:p>
-      <w:pPr>
-        <w:pStyle w:val="Textonotapie"/>
-        <w:ind w:left="567" w:hanging="567"/>
-        <w:jc w:val="both"/>
-        <w:rPr>
-          <w:rFonts w:ascii="Arial Narrow" w:eastAsia="Arial Narrow" w:hAnsi="Arial Narrow" w:cs="Arial Narrow"/>
-          <w:sz w:val="16"/>
-          <w:szCs w:val="16"/>
-        </w:rPr>
-      </w:pPr>
-      <w:r>
-        <w:rPr>
-          <w:rStyle w:val="Refdenotaalpie"/>
-          <w:rFonts w:ascii="Arial Narrow" w:eastAsia="Arial Narrow" w:hAnsi="Arial Narrow" w:cs="Arial Narrow"/>
-          <w:sz w:val="16"/>
-          <w:szCs w:val="16"/>
-          <w:vertAlign w:val="superscript"/>
-        </w:rPr>
-        <w:footnoteRef/>
-      </w:r>
-      <w:r>
-        <w:rPr>
-          <w:rFonts w:ascii="Arial Narrow" w:eastAsia="Arial Narrow" w:hAnsi="Arial Narrow" w:cs="Arial Narrow"/>
-          <w:sz w:val="16"/>
-          <w:szCs w:val="16"/>
-        </w:rPr>
-        <w:t xml:space="preserve"> </w:t>
-      </w:r>
-      <w:r>
-        <w:rPr>
-          <w:rFonts w:ascii="Arial Narrow" w:eastAsia="Arial Narrow" w:hAnsi="Arial Narrow" w:cs="Arial Narrow"/>
-          <w:sz w:val="16"/>
-          <w:szCs w:val="16"/>
-        </w:rPr>
-        <w:tab/>
-      </w:r>
-      <w:r>
-        <w:rPr>
-          <w:rFonts w:ascii="Arial Narrow" w:eastAsia="Arial Narrow" w:hAnsi="Arial Narrow" w:cs="Arial Narrow"/>
-          <w:b/>
-          <w:sz w:val="16"/>
-          <w:szCs w:val="16"/>
-        </w:rPr>
-        <w:t>LEY 29571, CÓDIGO DE PROTECCIÓN Y DEFENSA DEL CONSUMIDOR</w:t>
       </w:r>
       <w:r>
         <w:rPr>
@@ -8017,139 +8246,9 @@
           <w:sz w:val="16"/>
           <w:szCs w:val="16"/>
         </w:rPr>
-        <w:t xml:space="preserve">, </w:t>
-      </w:r>
-      <w:r>
-        <w:rPr>
-          <w:rFonts w:ascii="Arial Narrow" w:eastAsia="Arial Narrow" w:hAnsi="Arial Narrow" w:cs="Arial Narrow"/>
-          <w:b/>
-          <w:sz w:val="16"/>
-          <w:szCs w:val="16"/>
-        </w:rPr>
-        <w:t>publicado el 2 de setiembre de 2010 y modificado por Decreto Legislativo 1308</w:t>
-      </w:r>
-    </w:p>
-    <w:p>
-      <w:pPr>
-        <w:pStyle w:val="Textonotapie"/>
-        <w:ind w:left="567" w:hanging="567"/>
-        <w:jc w:val="both"/>
-        <w:rPr>
-          <w:rFonts w:ascii="Arial Narrow" w:eastAsia="Arial Narrow" w:hAnsi="Arial Narrow" w:cs="Arial Narrow"/>
-          <w:b/>
-          <w:bCs/>
-          <w:sz w:val="16"/>
-          <w:szCs w:val="16"/>
-        </w:rPr>
-      </w:pPr>
-      <w:r>
-        <w:rPr>
-          <w:rFonts w:ascii="Arial Narrow" w:eastAsia="Arial Narrow" w:hAnsi="Arial Narrow" w:cs="Arial Narrow"/>
-          <w:sz w:val="16"/>
-          <w:szCs w:val="16"/>
-        </w:rPr>
-        <w:tab/>
-      </w:r>
-      <w:r>
-        <w:rPr>
-          <w:rFonts w:ascii="Arial Narrow" w:eastAsia="Arial Narrow" w:hAnsi="Arial Narrow" w:cs="Arial Narrow"/>
-          <w:b/>
-          <w:bCs/>
-          <w:sz w:val="16"/>
-          <w:szCs w:val="16"/>
-        </w:rPr>
-        <w:t>Artículo 110.- Sanciones Administrativas</w:t>
-      </w:r>
-    </w:p>
-    <w:p>
-      <w:pPr>
-        <w:autoSpaceDE w:val="0"/>
-        <w:autoSpaceDN w:val="0"/>
-        <w:adjustRightInd w:val="0"/>
-        <w:spacing w:after="0" w:line="240" w:lineRule="auto"/>
-        <w:ind w:left="567"/>
-        <w:jc w:val="both"/>
-        <w:rPr>
-          <w:rFonts w:ascii="Arial Narrow" w:eastAsia="Arial Narrow" w:hAnsi="Arial Narrow" w:cs="Arial Narrow"/>
-          <w:sz w:val="16"/>
-          <w:szCs w:val="16"/>
-          <w:lang w:eastAsia="es-PE"/>
-        </w:rPr>
-      </w:pPr>
-      <w:r>
-        <w:rPr>
-          <w:rFonts w:ascii="Arial Narrow" w:eastAsia="Arial Narrow" w:hAnsi="Arial Narrow" w:cs="Arial Narrow"/>
-          <w:sz w:val="16"/>
-          <w:szCs w:val="16"/>
-          <w:lang w:eastAsia="es-PE"/>
-        </w:rPr>
-        <w:t>(…)</w:t>
-      </w:r>
-    </w:p>
-    <w:p>
-      <w:pPr>
-        <w:autoSpaceDE w:val="0"/>
-        <w:autoSpaceDN w:val="0"/>
-        <w:adjustRightInd w:val="0"/>
-        <w:spacing w:after="0" w:line="240" w:lineRule="auto"/>
-        <w:ind w:left="567"/>
-        <w:jc w:val="both"/>
-        <w:rPr>
-          <w:rFonts w:ascii="Arial Narrow" w:eastAsia="Arial Narrow" w:hAnsi="Arial Narrow" w:cs="Arial Narrow"/>
-          <w:sz w:val="16"/>
-          <w:szCs w:val="16"/>
-          <w:lang w:eastAsia="es-PE"/>
-        </w:rPr>
-      </w:pPr>
-      <w:r>
-        <w:rPr>
-          <w:rFonts w:ascii="Arial Narrow" w:eastAsia="Arial Narrow" w:hAnsi="Arial Narrow" w:cs="Arial Narrow"/>
-          <w:sz w:val="16"/>
-          <w:szCs w:val="16"/>
-          <w:lang w:eastAsia="es-PE"/>
-        </w:rPr>
-        <w:t>En el caso de las microempresas, la multa no puede superar el diez por ciento (10%) de las ventas o ingresos brutos percibidos por el infractor, relativos a todas sus actividades económicas, correspondientes al ejercicio inmediato anterior al de la expedición de la resolución de primera instancia, siempre que se haya acreditado dichos ingresos, no se encuentre en una situación de reincidencia y el caso no verse sobre la vida, salud o integridad de los consumidores. Para el caso de las pequeñas empresas, la multa no puede superar el veinte por ciento (20%) de las ventas o ingresos brutos percibidos por el infractor, conforme a los requisitos señalados anteriormente.</w:t>
-      </w:r>
-    </w:p>
-    <w:p>
-      <w:pPr>
-        <w:autoSpaceDE w:val="0"/>
-        <w:autoSpaceDN w:val="0"/>
-        <w:adjustRightInd w:val="0"/>
-        <w:spacing w:after="0" w:line="240" w:lineRule="auto"/>
-        <w:ind w:left="567"/>
-        <w:jc w:val="both"/>
-        <w:rPr>
-          <w:rFonts w:ascii="Arial Narrow" w:eastAsia="Arial Narrow" w:hAnsi="Arial Narrow" w:cs="Arial Narrow"/>
-          <w:sz w:val="16"/>
-          <w:szCs w:val="16"/>
-          <w:lang w:eastAsia="es-PE"/>
-        </w:rPr>
-      </w:pPr>
-      <w:r>
-        <w:rPr>
-          <w:rFonts w:ascii="Arial Narrow" w:eastAsia="Arial Narrow" w:hAnsi="Arial Narrow" w:cs="Arial Narrow"/>
-          <w:sz w:val="16"/>
-          <w:szCs w:val="16"/>
-          <w:lang w:eastAsia="es-PE"/>
-        </w:rPr>
-        <w:t>(…).</w:t>
-      </w:r>
-    </w:p>
-    <w:p>
-      <w:pPr>
-        <w:pStyle w:val="Textonotapie"/>
-        <w:ind w:left="567" w:hanging="567"/>
-        <w:jc w:val="both"/>
-        <w:rPr>
-          <w:rFonts w:ascii="Arial Narrow" w:eastAsia="Arial Narrow" w:hAnsi="Arial Narrow" w:cs="Arial Narrow"/>
-          <w:sz w:val="16"/>
-          <w:szCs w:val="16"/>
-        </w:rPr>
-      </w:pPr>
-    </w:p>
-  </w:footnote>
-  <w:footnote w:id="13">
+        <w:t xml:space="preserve">DECRETO LEGISLATIVO 807, LEY SOBRE FACULTADES, NORMAS Y ORGANIZACIÓN DEL INDECOPI, publicado el 18 de abril de 1996</w:t>
+      </w:r>
+    </w:p>
     <w:p>
       <w:pPr>
         <w:pStyle w:val="Textonotapie"/>
@@ -8166,16 +8265,6 @@
       </w:pPr>
       <w:r>
         <w:rPr>
-          <w:rStyle w:val="Refdenotaalpie"/>
-          <w:rFonts w:ascii="Arial Narrow" w:eastAsia="Arial Narrow" w:hAnsi="Arial Narrow" w:cs="Arial Narrow"/>
-          <w:sz w:val="16"/>
-          <w:szCs w:val="16"/>
-          <w:vertAlign w:val="superscript"/>
-        </w:rPr>
-        <w:footnoteRef/>
-      </w:r>
-      <w:r>
-        <w:rPr>
           <w:rFonts w:ascii="Arial Narrow" w:eastAsia="Arial Narrow" w:hAnsi="Arial Narrow" w:cs="Arial Narrow"/>
           <w:sz w:val="16"/>
           <w:szCs w:val="16"/>
@@ -8190,7 +8279,15 @@
           <w:sz w:val="16"/>
           <w:szCs w:val="16"/>
         </w:rPr>
-        <w:t xml:space="preserve">DECRETO LEGISLATIVO 807, LEY SOBRE FACULTADES, NORMAS Y ORGANIZACIÓN DEL INDECOPI, publicado el 18 de abril de 1996</w:t>
+        <w:t xml:space="preserve">Artículo 26.-</w:t>
+      </w:r>
+      <w:r>
+        <w:rPr>
+          <w:rFonts w:ascii="Arial Narrow" w:eastAsia="Arial Narrow" w:hAnsi="Arial Narrow" w:cs="Arial Narrow"/>
+          <w:sz w:val="16"/>
+          <w:szCs w:val="16"/>
+        </w:rPr>
+        <w:t xml:space="preserve"> Una vez admitida a trámite la denuncia, se correrá traslado de la misma al denunciado, a fin de que éste presente su descargo. El plazo para la presentación del descargo será de cinco (5) días contados desde la notificación, vencido el cual, el Secretario Técnico declarará en rebeldía al denunciado que no lo hubiera presentado.</w:t>
       </w:r>
     </w:p>
     <w:p>
@@ -8207,33 +8304,9 @@
           <w:szCs w:val="16"/>
         </w:rPr>
       </w:pPr>
-      <w:r>
-        <w:rPr>
-          <w:rFonts w:ascii="Arial Narrow" w:eastAsia="Arial Narrow" w:hAnsi="Arial Narrow" w:cs="Arial Narrow"/>
-          <w:sz w:val="16"/>
-          <w:szCs w:val="16"/>
-        </w:rPr>
-        <w:tab/>
-      </w:r>
-      <w:r>
-        <w:rPr>
-          <w:rFonts w:ascii="Arial Narrow" w:eastAsia="Arial Narrow" w:hAnsi="Arial Narrow" w:cs="Arial Narrow"/>
-          <w:b/>
-          <w:bCs/>
-          <w:sz w:val="16"/>
-          <w:szCs w:val="16"/>
-        </w:rPr>
-        <w:t xml:space="preserve">Artículo 26.-</w:t>
-      </w:r>
-      <w:r>
-        <w:rPr>
-          <w:rFonts w:ascii="Arial Narrow" w:eastAsia="Arial Narrow" w:hAnsi="Arial Narrow" w:cs="Arial Narrow"/>
-          <w:sz w:val="16"/>
-          <w:szCs w:val="16"/>
-        </w:rPr>
-        <w:t xml:space="preserve"> Una vez admitida a trámite la denuncia, se correrá traslado de la misma al denunciado, a fin de que éste presente su descargo. El plazo para la presentación del descargo será de cinco (5) días contados desde la notificación, vencido el cual, el Secretario Técnico declarará en rebeldía al denunciado que no lo hubiera presentado.</w:t>
-      </w:r>
-    </w:p>
+    </w:p>
+  </w:footnote>
+  <w:footnote w:id="9">
     <w:p>
       <w:pPr>
         <w:pStyle w:val="Textonotapie"/>
@@ -8248,9 +8321,35 @@
           <w:szCs w:val="16"/>
         </w:rPr>
       </w:pPr>
-    </w:p>
-  </w:footnote>
-  <w:footnote w:id="14">
+      <w:r>
+        <w:rPr>
+          <w:rStyle w:val="Refdenotaalpie"/>
+          <w:rFonts w:ascii="Arial Narrow" w:eastAsia="Arial Narrow" w:hAnsi="Arial Narrow" w:cs="Arial Narrow"/>
+          <w:sz w:val="16"/>
+          <w:szCs w:val="16"/>
+          <w:vertAlign w:val="superscript"/>
+        </w:rPr>
+        <w:footnoteRef/>
+      </w:r>
+      <w:r>
+        <w:rPr>
+          <w:rFonts w:ascii="Arial Narrow" w:eastAsia="Arial Narrow" w:hAnsi="Arial Narrow" w:cs="Arial Narrow"/>
+          <w:sz w:val="16"/>
+          <w:szCs w:val="16"/>
+        </w:rPr>
+        <w:tab/>
+      </w:r>
+      <w:r>
+        <w:rPr>
+          <w:rFonts w:ascii="Arial Narrow" w:eastAsia="Arial Narrow" w:hAnsi="Arial Narrow" w:cs="Arial Narrow"/>
+          <w:b/>
+          <w:bCs/>
+          <w:sz w:val="16"/>
+          <w:szCs w:val="16"/>
+        </w:rPr>
+        <w:t xml:space="preserve">DECRETO SUPREMO 006-2026-JUS, TEXTO ÚNICO ORDENADO DE LA LEY 27444, LEY DEL PROCEDIMIENTO ADMINISTRATIVO GENERAL, publicado el 30 de abril de 2026</w:t>
+      </w:r>
+    </w:p>
     <w:p>
       <w:pPr>
         <w:pStyle w:val="Textonotapie"/>
@@ -8267,16 +8366,6 @@
       </w:pPr>
       <w:r>
         <w:rPr>
-          <w:rStyle w:val="Refdenotaalpie"/>
-          <w:rFonts w:ascii="Arial Narrow" w:eastAsia="Arial Narrow" w:hAnsi="Arial Narrow" w:cs="Arial Narrow"/>
-          <w:sz w:val="16"/>
-          <w:szCs w:val="16"/>
-          <w:vertAlign w:val="superscript"/>
-        </w:rPr>
-        <w:footnoteRef/>
-      </w:r>
-      <w:r>
-        <w:rPr>
           <w:rFonts w:ascii="Arial Narrow" w:eastAsia="Arial Narrow" w:hAnsi="Arial Narrow" w:cs="Arial Narrow"/>
           <w:sz w:val="16"/>
           <w:szCs w:val="16"/>
@@ -8291,7 +8380,7 @@
           <w:sz w:val="16"/>
           <w:szCs w:val="16"/>
         </w:rPr>
-        <w:t xml:space="preserve">DECRETO SUPREMO 006-2026-JUS, TEXTO ÚNICO ORDENADO DE LA LEY 27444, LEY DEL PROCEDIMIENTO ADMINISTRATIVO GENERAL, publicado el 30 de abril de 2026</w:t>
+        <w:t xml:space="preserve">Artículo 223.- Contestación de la reclamación</w:t>
       </w:r>
     </w:p>
     <w:p>
@@ -8319,12 +8408,10 @@
       <w:r>
         <w:rPr>
           <w:rFonts w:ascii="Arial Narrow" w:eastAsia="Arial Narrow" w:hAnsi="Arial Narrow" w:cs="Arial Narrow"/>
-          <w:b/>
-          <w:bCs/>
-          <w:sz w:val="16"/>
-          <w:szCs w:val="16"/>
-        </w:rPr>
-        <w:t xml:space="preserve">Artículo 223.- Contestación de la reclamación</w:t>
+          <w:sz w:val="16"/>
+          <w:szCs w:val="16"/>
+        </w:rPr>
+        <w:t xml:space="preserve">223.1 El reclamado deberá presentar la contestación de la reclamación dentro de los quince (15) días posteriores a la notificación de ésta; vencido este plazo, la Administración declarará en rebeldía al reclamado que no la hubiera presentado. La contestación deberá contener los requisitos de los escritos previstos en el artículo 113 de la presente Ley, así como la absolución de todos los asuntos controvertidos de hecho y de derecho, Las alegaciones y los hechos relevantes de la reclamación, salvo que hayan sido específicamente negadas en la contestación, se tendrán por aceptadas o merituadas como ciertas.</w:t>
       </w:r>
     </w:p>
     <w:p>
@@ -8341,23 +8428,237 @@
           <w:szCs w:val="16"/>
         </w:rPr>
       </w:pPr>
-      <w:r>
-        <w:rPr>
-          <w:rFonts w:ascii="Arial Narrow" w:eastAsia="Arial Narrow" w:hAnsi="Arial Narrow" w:cs="Arial Narrow"/>
-          <w:sz w:val="16"/>
-          <w:szCs w:val="16"/>
+    </w:p>
+  </w:footnote>
+  <w:footnote w:id="10">
+    <w:p>
+      <w:pPr>
+        <w:tabs>
+          <w:tab w:val="left" w:pos="567"/>
+        </w:tabs>
+        <w:spacing w:after="0" w:line="240" w:lineRule="auto"/>
+        <w:ind w:left="567" w:hanging="567"/>
+        <w:jc w:val="both"/>
+        <w:rPr>
+          <w:rFonts w:ascii="Arial Narrow" w:eastAsia="Arial Narrow" w:hAnsi="Arial Narrow" w:cs="Arial Narrow"/>
+          <w:sz w:val="16"/>
+          <w:szCs w:val="16"/>
+        </w:rPr>
+      </w:pPr>
+      <w:r>
+        <w:rPr>
+          <w:rStyle w:val="Refdenotaalpie"/>
+          <w:rFonts w:ascii="Arial Narrow" w:eastAsia="Arial Narrow" w:hAnsi="Arial Narrow" w:cs="Arial Narrow"/>
+          <w:sz w:val="16"/>
+          <w:szCs w:val="16"/>
+          <w:vertAlign w:val="superscript"/>
+        </w:rPr>
+        <w:footnoteRef/>
+      </w:r>
+      <w:r>
+        <w:rPr>
+          <w:rFonts w:ascii="Arial Narrow" w:eastAsia="Arial Narrow" w:hAnsi="Arial Narrow" w:cs="Arial Narrow"/>
+          <w:sz w:val="16"/>
+          <w:szCs w:val="16"/>
+          <w:vertAlign w:val="superscript"/>
         </w:rPr>
         <w:tab/>
-      </w:r>
-      <w:r>
-        <w:rPr>
-          <w:rFonts w:ascii="Arial Narrow" w:eastAsia="Arial Narrow" w:hAnsi="Arial Narrow" w:cs="Arial Narrow"/>
-          <w:sz w:val="16"/>
-          <w:szCs w:val="16"/>
-        </w:rPr>
-        <w:t xml:space="preserve">223.1 El reclamado deberá presentar la contestación de la reclamación dentro de los quince (15) días posteriores a la notificación de ésta; vencido este plazo, la Administración declarará en rebeldía al reclamado que no la hubiera presentado. La contestación deberá contener los requisitos de los escritos previstos en el artículo 113 de la presente Ley, así como la absolución de todos los asuntos controvertidos de hecho y de derecho, Las alegaciones y los hechos relevantes de la reclamación, salvo que hayan sido específicamente negadas en la contestación, se tendrán por aceptadas o merituadas como ciertas.</w:t>
-      </w:r>
-    </w:p>
+        <w:t xml:space="preserve"/>
+      </w:r>
+      <w:r>
+        <w:rPr>
+          <w:rFonts w:ascii="Arial Narrow" w:eastAsia="Arial Narrow" w:hAnsi="Arial Narrow" w:cs="Arial Narrow"/>
+          <w:sz w:val="16"/>
+          <w:szCs w:val="16"/>
+        </w:rPr>
+        <w:t xml:space="preserve"> </w:t>
+      </w:r>
+      <w:r>
+        <w:rPr>
+          <w:rFonts w:ascii="Arial Narrow" w:eastAsia="Arial Narrow" w:hAnsi="Arial Narrow" w:cs="Arial Narrow"/>
+          <w:sz w:val="16"/>
+          <w:szCs w:val="16"/>
+        </w:rPr>
+        <w:tab/>
+      </w:r>
+      <w:r>
+        <w:rPr>
+          <w:rFonts w:ascii="Arial Narrow" w:eastAsia="Arial Narrow" w:hAnsi="Arial Narrow" w:cs="Arial Narrow"/>
+          <w:b/>
+          <w:sz w:val="16"/>
+          <w:szCs w:val="16"/>
+        </w:rPr>
+        <w:t>LEY 29571, CÓDIGO DE PROTECCIÓN Y DEFENSA DEL CONSUMIDOR</w:t>
+      </w:r>
+      <w:r>
+        <w:rPr>
+          <w:rFonts w:ascii="Arial Narrow" w:eastAsia="Arial Narrow" w:hAnsi="Arial Narrow" w:cs="Arial Narrow"/>
+          <w:b/>
+          <w:bCs/>
+          <w:sz w:val="16"/>
+          <w:szCs w:val="16"/>
+        </w:rPr>
+        <w:t xml:space="preserve">, </w:t>
+      </w:r>
+      <w:r>
+        <w:rPr>
+          <w:rFonts w:ascii="Arial Narrow" w:eastAsia="Arial Narrow" w:hAnsi="Arial Narrow" w:cs="Arial Narrow"/>
+          <w:b/>
+          <w:sz w:val="16"/>
+          <w:szCs w:val="16"/>
+        </w:rPr>
+        <w:t>publicado el 2 de setiembre de 2010 y modificado por Decreto Legislativo 1308</w:t>
+      </w:r>
+    </w:p>
+    <w:p>
+      <w:pPr>
+        <w:spacing w:after="0" w:line="240" w:lineRule="auto"/>
+        <w:ind w:left="567" w:hanging="567"/>
+        <w:jc w:val="both"/>
+        <w:rPr>
+          <w:rFonts w:ascii="Arial Narrow" w:eastAsia="Arial Narrow" w:hAnsi="Arial Narrow" w:cs="Arial Narrow"/>
+          <w:b/>
+          <w:sz w:val="16"/>
+          <w:szCs w:val="16"/>
+        </w:rPr>
+      </w:pPr>
+      <w:r>
+        <w:rPr>
+          <w:rFonts w:ascii="Arial Narrow" w:eastAsia="Arial Narrow" w:hAnsi="Arial Narrow" w:cs="Arial Narrow"/>
+          <w:b/>
+          <w:sz w:val="16"/>
+          <w:szCs w:val="16"/>
+        </w:rPr>
+        <w:tab/>
+        <w:t>Artículo 110.- Sanciones administrativas</w:t>
+      </w:r>
+    </w:p>
+    <w:p>
+      <w:pPr>
+        <w:spacing w:after="0" w:line="240" w:lineRule="auto"/>
+        <w:ind w:left="567"/>
+        <w:jc w:val="both"/>
+        <w:rPr>
+          <w:rFonts w:ascii="Arial Narrow" w:eastAsia="Arial Narrow" w:hAnsi="Arial Narrow" w:cs="Arial Narrow"/>
+          <w:sz w:val="16"/>
+          <w:szCs w:val="16"/>
+        </w:rPr>
+      </w:pPr>
+      <w:r>
+        <w:rPr>
+          <w:rFonts w:ascii="Arial Narrow" w:eastAsia="Arial Narrow" w:hAnsi="Arial Narrow" w:cs="Arial Narrow"/>
+          <w:sz w:val="16"/>
+          <w:szCs w:val="16"/>
+        </w:rPr>
+        <w:t>El órgano resolutivo puede sancionar las infracciones administrativas a que se refiere el artículo 108 con amonestación y multas de hasta cuatrocientos cincuenta (450) Unidades Impositivas Tributarias (UIT), las cuales son calificadas de la siguiente manera:</w:t>
+      </w:r>
+    </w:p>
+    <w:p>
+      <w:pPr>
+        <w:numPr>
+          <w:ilvl w:val="0"/>
+          <w:numId w:val="2"/>
+        </w:numPr>
+        <w:spacing w:after="0" w:line="240" w:lineRule="auto"/>
+        <w:ind w:left="426" w:firstLine="141"/>
+        <w:jc w:val="both"/>
+        <w:rPr>
+          <w:rFonts w:ascii="Arial Narrow" w:eastAsia="Arial Narrow" w:hAnsi="Arial Narrow" w:cs="Arial Narrow"/>
+          <w:sz w:val="16"/>
+          <w:szCs w:val="16"/>
+        </w:rPr>
+      </w:pPr>
+      <w:r>
+        <w:rPr>
+          <w:rFonts w:ascii="Arial Narrow" w:eastAsia="Arial Narrow" w:hAnsi="Arial Narrow" w:cs="Arial Narrow"/>
+          <w:sz w:val="16"/>
+          <w:szCs w:val="16"/>
+        </w:rPr>
+        <w:t>Infracciones leves, con una amonestación o con una multa de hasta cincuenta (50) UIT.</w:t>
+      </w:r>
+    </w:p>
+    <w:p>
+      <w:pPr>
+        <w:numPr>
+          <w:ilvl w:val="0"/>
+          <w:numId w:val="2"/>
+        </w:numPr>
+        <w:spacing w:after="0" w:line="240" w:lineRule="auto"/>
+        <w:ind w:left="426" w:firstLine="141"/>
+        <w:jc w:val="both"/>
+        <w:rPr>
+          <w:rFonts w:ascii="Arial Narrow" w:eastAsia="Arial Narrow" w:hAnsi="Arial Narrow" w:cs="Arial Narrow"/>
+          <w:sz w:val="16"/>
+          <w:szCs w:val="16"/>
+        </w:rPr>
+      </w:pPr>
+      <w:r>
+        <w:rPr>
+          <w:rFonts w:ascii="Arial Narrow" w:eastAsia="Arial Narrow" w:hAnsi="Arial Narrow" w:cs="Arial Narrow"/>
+          <w:sz w:val="16"/>
+          <w:szCs w:val="16"/>
+        </w:rPr>
+        <w:t>Infracciones graves, con una multa de hasta ciento cincuenta (150) UIT.</w:t>
+      </w:r>
+    </w:p>
+    <w:p>
+      <w:pPr>
+        <w:numPr>
+          <w:ilvl w:val="0"/>
+          <w:numId w:val="2"/>
+        </w:numPr>
+        <w:spacing w:after="0" w:line="240" w:lineRule="auto"/>
+        <w:ind w:left="426" w:firstLine="141"/>
+        <w:jc w:val="both"/>
+        <w:rPr>
+          <w:rFonts w:ascii="Arial Narrow" w:eastAsia="Arial Narrow" w:hAnsi="Arial Narrow" w:cs="Arial Narrow"/>
+          <w:sz w:val="16"/>
+          <w:szCs w:val="16"/>
+        </w:rPr>
+      </w:pPr>
+      <w:r>
+        <w:rPr>
+          <w:rFonts w:ascii="Arial Narrow" w:eastAsia="Arial Narrow" w:hAnsi="Arial Narrow" w:cs="Arial Narrow"/>
+          <w:sz w:val="16"/>
+          <w:szCs w:val="16"/>
+        </w:rPr>
+        <w:t>Infracciones muy graves, con una multa de hasta cuatrocientos cincuenta (450) UIT.</w:t>
+      </w:r>
+    </w:p>
+    <w:p>
+      <w:pPr>
+        <w:spacing w:after="0" w:line="240" w:lineRule="auto"/>
+        <w:ind w:left="567"/>
+        <w:jc w:val="both"/>
+        <w:rPr>
+          <w:rFonts w:ascii="Arial Narrow" w:eastAsia="Arial Narrow" w:hAnsi="Arial Narrow" w:cs="Arial Narrow"/>
+          <w:sz w:val="16"/>
+          <w:szCs w:val="16"/>
+        </w:rPr>
+      </w:pPr>
+      <w:r>
+        <w:rPr>
+          <w:rFonts w:ascii="Arial Narrow" w:eastAsia="Arial Narrow" w:hAnsi="Arial Narrow" w:cs="Arial Narrow"/>
+          <w:sz w:val="16"/>
+          <w:szCs w:val="16"/>
+        </w:rPr>
+        <w:t>(…).</w:t>
+      </w:r>
+    </w:p>
+    <w:p>
+      <w:pPr>
+        <w:spacing w:after="0" w:line="240" w:lineRule="auto"/>
+        <w:ind w:left="567" w:hanging="567"/>
+        <w:jc w:val="both"/>
+        <w:rPr>
+          <w:rFonts w:ascii="Arial Narrow" w:eastAsia="Arial Narrow" w:hAnsi="Arial Narrow" w:cs="Arial Narrow"/>
+          <w:sz w:val="16"/>
+          <w:szCs w:val="16"/>
+        </w:rPr>
+      </w:pPr>
+    </w:p>
+  </w:footnote>
+  <w:footnote w:id="11">
     <w:p>
       <w:pPr>
         <w:pStyle w:val="Textonotapie"/>
@@ -8368,15 +8669,55 @@
         <w:jc w:val="both"/>
         <w:rPr>
           <w:rFonts w:ascii="Arial Narrow" w:eastAsia="Arial Narrow" w:hAnsi="Arial Narrow" w:cs="Arial Narrow"/>
-          <w:sz w:val="16"/>
-          <w:szCs w:val="16"/>
-        </w:rPr>
-      </w:pPr>
-    </w:p>
-  </w:footnote>
-  <w:footnote w:id="8">
-    <w:p>
-      <w:pPr>
+          <w:b/>
+          <w:bCs/>
+          <w:sz w:val="16"/>
+          <w:szCs w:val="16"/>
+        </w:rPr>
+      </w:pPr>
+      <w:r>
+        <w:rPr>
+          <w:rStyle w:val="Refdenotaalpie"/>
+          <w:rFonts w:ascii="Arial Narrow" w:eastAsia="Arial Narrow" w:hAnsi="Arial Narrow" w:cs="Arial Narrow"/>
+          <w:sz w:val="16"/>
+          <w:szCs w:val="16"/>
+          <w:vertAlign w:val="superscript"/>
+        </w:rPr>
+        <w:footnoteRef/>
+      </w:r>
+      <w:r>
+        <w:rPr>
+          <w:rFonts w:ascii="Arial Narrow" w:eastAsia="Arial Narrow" w:hAnsi="Arial Narrow" w:cs="Arial Narrow"/>
+          <w:sz w:val="16"/>
+          <w:szCs w:val="16"/>
+        </w:rPr>
+        <w:tab/>
+        <w:t xml:space="preserve"/>
+      </w:r>
+      <w:r>
+        <w:rPr>
+          <w:rFonts w:ascii="Arial Narrow" w:eastAsia="Arial Narrow" w:hAnsi="Arial Narrow" w:cs="Arial Narrow"/>
+          <w:sz w:val="16"/>
+          <w:szCs w:val="16"/>
+        </w:rPr>
+        <w:tab/>
+      </w:r>
+      <w:r>
+        <w:rPr>
+          <w:rFonts w:ascii="Arial Narrow" w:eastAsia="Arial Narrow" w:hAnsi="Arial Narrow" w:cs="Arial Narrow"/>
+          <w:b/>
+          <w:bCs/>
+          <w:sz w:val="16"/>
+          <w:szCs w:val="16"/>
+        </w:rPr>
+        <w:t xml:space="preserve">LEY 29571, CÓDIGO DE PROTECCIÓN Y DEFENSA DEL CONSUMIDOR, publicado el 2 de setiembre de 2010 y modificado por Decreto Legislativo 1308 </w:t>
+      </w:r>
+    </w:p>
+    <w:p>
+      <w:pPr>
+        <w:tabs>
+          <w:tab w:val="left" w:pos="567"/>
+        </w:tabs>
         <w:spacing w:after="0" w:line="240" w:lineRule="auto"/>
         <w:ind w:left="567" w:hanging="567"/>
         <w:jc w:val="both"/>
@@ -8388,253 +8729,12 @@
       </w:pPr>
       <w:r>
         <w:rPr>
-          <w:rStyle w:val="Refdenotaalpie"/>
-          <w:rFonts w:ascii="Arial Narrow" w:eastAsia="Arial Narrow" w:hAnsi="Arial Narrow" w:cs="Arial Narrow"/>
-          <w:sz w:val="16"/>
-          <w:szCs w:val="16"/>
-          <w:vertAlign w:val="superscript"/>
-        </w:rPr>
-        <w:footnoteRef/>
-      </w:r>
-      <w:r>
-        <w:rPr>
-          <w:rFonts w:ascii="Arial Narrow" w:eastAsia="Arial Narrow" w:hAnsi="Arial Narrow" w:cs="Arial Narrow"/>
-          <w:sz w:val="16"/>
-          <w:szCs w:val="16"/>
-          <w:vertAlign w:val="superscript"/>
-        </w:rPr>
-        <w:t xml:space="preserve"> </w:t>
-      </w:r>
-      <w:r>
-        <w:rPr>
-          <w:rFonts w:ascii="Arial Narrow" w:eastAsia="Arial Narrow" w:hAnsi="Arial Narrow" w:cs="Arial Narrow"/>
-          <w:sz w:val="16"/>
-          <w:szCs w:val="16"/>
-        </w:rPr>
-        <w:t xml:space="preserve"> </w:t>
-      </w:r>
-      <w:r>
-        <w:rPr>
           <w:rFonts w:ascii="Arial Narrow" w:eastAsia="Arial Narrow" w:hAnsi="Arial Narrow" w:cs="Arial Narrow"/>
           <w:sz w:val="16"/>
           <w:szCs w:val="16"/>
         </w:rPr>
         <w:tab/>
-      </w:r>
-      <w:r>
-        <w:rPr>
-          <w:rFonts w:ascii="Arial Narrow" w:eastAsia="Arial Narrow" w:hAnsi="Arial Narrow" w:cs="Arial Narrow"/>
-          <w:b/>
-          <w:sz w:val="16"/>
-          <w:szCs w:val="16"/>
-        </w:rPr>
-        <w:t>LEY 29571, CÓDIGO DE PROTECCIÓN Y DEFENSA DEL CONSUMIDOR</w:t>
-      </w:r>
-      <w:r>
-        <w:rPr>
-          <w:rFonts w:ascii="Arial Narrow" w:eastAsia="Arial Narrow" w:hAnsi="Arial Narrow" w:cs="Arial Narrow"/>
-          <w:b/>
-          <w:bCs/>
-          <w:sz w:val="16"/>
-          <w:szCs w:val="16"/>
-        </w:rPr>
-        <w:t xml:space="preserve">, </w:t>
-      </w:r>
-      <w:r>
-        <w:rPr>
-          <w:rFonts w:ascii="Arial Narrow" w:eastAsia="Arial Narrow" w:hAnsi="Arial Narrow" w:cs="Arial Narrow"/>
-          <w:b/>
-          <w:sz w:val="16"/>
-          <w:szCs w:val="16"/>
-        </w:rPr>
-        <w:t>publicado el 2 de setiembre de 2010 y modificado por Decreto Legislativo 1308</w:t>
-      </w:r>
-    </w:p>
-    <w:p>
-      <w:pPr>
-        <w:spacing w:after="0" w:line="240" w:lineRule="auto"/>
-        <w:ind w:left="567" w:hanging="567"/>
-        <w:jc w:val="both"/>
-        <w:rPr>
-          <w:rFonts w:ascii="Arial Narrow" w:eastAsia="Arial Narrow" w:hAnsi="Arial Narrow" w:cs="Arial Narrow"/>
-          <w:b/>
-          <w:sz w:val="16"/>
-          <w:szCs w:val="16"/>
-        </w:rPr>
-      </w:pPr>
-      <w:r>
-        <w:rPr>
-          <w:rFonts w:ascii="Arial Narrow" w:eastAsia="Arial Narrow" w:hAnsi="Arial Narrow" w:cs="Arial Narrow"/>
-          <w:b/>
-          <w:sz w:val="16"/>
-          <w:szCs w:val="16"/>
-        </w:rPr>
-        <w:tab/>
-        <w:t>Artículo 110.- Sanciones administrativas</w:t>
-      </w:r>
-    </w:p>
-    <w:p>
-      <w:pPr>
-        <w:spacing w:after="0" w:line="240" w:lineRule="auto"/>
-        <w:ind w:left="567"/>
-        <w:jc w:val="both"/>
-        <w:rPr>
-          <w:rFonts w:ascii="Arial Narrow" w:eastAsia="Arial Narrow" w:hAnsi="Arial Narrow" w:cs="Arial Narrow"/>
-          <w:sz w:val="16"/>
-          <w:szCs w:val="16"/>
-        </w:rPr>
-      </w:pPr>
-      <w:r>
-        <w:rPr>
-          <w:rFonts w:ascii="Arial Narrow" w:eastAsia="Arial Narrow" w:hAnsi="Arial Narrow" w:cs="Arial Narrow"/>
-          <w:sz w:val="16"/>
-          <w:szCs w:val="16"/>
-        </w:rPr>
-        <w:t>El órgano resolutivo puede sancionar las infracciones administrativas a que se refiere el artículo 108 con amonestación y multas de hasta cuatrocientos cincuenta (450) Unidades Impositivas Tributarias (UIT), las cuales son calificadas de la siguiente manera:</w:t>
-      </w:r>
-    </w:p>
-    <w:p>
-      <w:pPr>
-        <w:numPr>
-          <w:ilvl w:val="0"/>
-          <w:numId w:val="2"/>
-        </w:numPr>
-        <w:spacing w:after="0" w:line="240" w:lineRule="auto"/>
-        <w:ind w:left="426" w:firstLine="141"/>
-        <w:jc w:val="both"/>
-        <w:rPr>
-          <w:rFonts w:ascii="Arial Narrow" w:eastAsia="Arial Narrow" w:hAnsi="Arial Narrow" w:cs="Arial Narrow"/>
-          <w:sz w:val="16"/>
-          <w:szCs w:val="16"/>
-        </w:rPr>
-      </w:pPr>
-      <w:r>
-        <w:rPr>
-          <w:rFonts w:ascii="Arial Narrow" w:eastAsia="Arial Narrow" w:hAnsi="Arial Narrow" w:cs="Arial Narrow"/>
-          <w:sz w:val="16"/>
-          <w:szCs w:val="16"/>
-        </w:rPr>
-        <w:t>Infracciones leves, con una amonestación o con una multa de hasta cincuenta (50) UIT.</w:t>
-      </w:r>
-    </w:p>
-    <w:p>
-      <w:pPr>
-        <w:numPr>
-          <w:ilvl w:val="0"/>
-          <w:numId w:val="2"/>
-        </w:numPr>
-        <w:spacing w:after="0" w:line="240" w:lineRule="auto"/>
-        <w:ind w:left="426" w:firstLine="141"/>
-        <w:jc w:val="both"/>
-        <w:rPr>
-          <w:rFonts w:ascii="Arial Narrow" w:eastAsia="Arial Narrow" w:hAnsi="Arial Narrow" w:cs="Arial Narrow"/>
-          <w:sz w:val="16"/>
-          <w:szCs w:val="16"/>
-        </w:rPr>
-      </w:pPr>
-      <w:r>
-        <w:rPr>
-          <w:rFonts w:ascii="Arial Narrow" w:eastAsia="Arial Narrow" w:hAnsi="Arial Narrow" w:cs="Arial Narrow"/>
-          <w:sz w:val="16"/>
-          <w:szCs w:val="16"/>
-        </w:rPr>
-        <w:t>Infracciones graves, con una multa de hasta ciento cincuenta (150) UIT.</w:t>
-      </w:r>
-    </w:p>
-    <w:p>
-      <w:pPr>
-        <w:numPr>
-          <w:ilvl w:val="0"/>
-          <w:numId w:val="2"/>
-        </w:numPr>
-        <w:spacing w:after="0" w:line="240" w:lineRule="auto"/>
-        <w:ind w:left="426" w:firstLine="141"/>
-        <w:jc w:val="both"/>
-        <w:rPr>
-          <w:rFonts w:ascii="Arial Narrow" w:eastAsia="Arial Narrow" w:hAnsi="Arial Narrow" w:cs="Arial Narrow"/>
-          <w:sz w:val="16"/>
-          <w:szCs w:val="16"/>
-        </w:rPr>
-      </w:pPr>
-      <w:r>
-        <w:rPr>
-          <w:rFonts w:ascii="Arial Narrow" w:eastAsia="Arial Narrow" w:hAnsi="Arial Narrow" w:cs="Arial Narrow"/>
-          <w:sz w:val="16"/>
-          <w:szCs w:val="16"/>
-        </w:rPr>
-        <w:t>Infracciones muy graves, con una multa de hasta cuatrocientos cincuenta (450) UIT.</w:t>
-      </w:r>
-    </w:p>
-    <w:p>
-      <w:pPr>
-        <w:spacing w:after="0" w:line="240" w:lineRule="auto"/>
-        <w:ind w:left="567"/>
-        <w:jc w:val="both"/>
-        <w:rPr>
-          <w:rFonts w:ascii="Arial Narrow" w:eastAsia="Arial Narrow" w:hAnsi="Arial Narrow" w:cs="Arial Narrow"/>
-          <w:sz w:val="16"/>
-          <w:szCs w:val="16"/>
-        </w:rPr>
-      </w:pPr>
-      <w:r>
-        <w:rPr>
-          <w:rFonts w:ascii="Arial Narrow" w:eastAsia="Arial Narrow" w:hAnsi="Arial Narrow" w:cs="Arial Narrow"/>
-          <w:sz w:val="16"/>
-          <w:szCs w:val="16"/>
-        </w:rPr>
-        <w:t>(…).</w:t>
-      </w:r>
-    </w:p>
-    <w:p>
-      <w:pPr>
-        <w:spacing w:after="0" w:line="240" w:lineRule="auto"/>
-        <w:ind w:left="567" w:hanging="567"/>
-        <w:jc w:val="both"/>
-        <w:rPr>
-          <w:rFonts w:ascii="Arial Narrow" w:eastAsia="Arial Narrow" w:hAnsi="Arial Narrow" w:cs="Arial Narrow"/>
-          <w:sz w:val="16"/>
-          <w:szCs w:val="16"/>
-        </w:rPr>
-      </w:pPr>
-    </w:p>
-  </w:footnote>
-  <w:footnote w:id="9">
-    <w:p>
-      <w:pPr>
-        <w:spacing w:after="0" w:line="240" w:lineRule="auto"/>
-        <w:ind w:left="567" w:hanging="567"/>
-        <w:jc w:val="both"/>
-        <w:rPr>
-          <w:rFonts w:ascii="Arial Narrow" w:eastAsia="Arial Narrow" w:hAnsi="Arial Narrow" w:cs="Arial Narrow"/>
-          <w:sz w:val="16"/>
-          <w:szCs w:val="16"/>
-        </w:rPr>
-      </w:pPr>
-      <w:r>
-        <w:rPr>
-          <w:rStyle w:val="Refdenotaalpie"/>
-          <w:rFonts w:ascii="Arial Narrow" w:eastAsia="Arial Narrow" w:hAnsi="Arial Narrow" w:cs="Arial Narrow"/>
-          <w:sz w:val="16"/>
-          <w:szCs w:val="16"/>
-          <w:vertAlign w:val="superscript"/>
-        </w:rPr>
-        <w:footnoteRef/>
-      </w:r>
-      <w:r>
-        <w:rPr>
-          <w:rFonts w:ascii="Arial Narrow" w:eastAsia="Arial Narrow" w:hAnsi="Arial Narrow" w:cs="Arial Narrow"/>
-          <w:sz w:val="16"/>
-          <w:szCs w:val="16"/>
-        </w:rPr>
-        <w:t xml:space="preserve"> </w:t>
-      </w:r>
-      <w:r>
-        <w:rPr>
-          <w:rFonts w:ascii="Arial Narrow" w:eastAsia="Arial Narrow" w:hAnsi="Arial Narrow" w:cs="Arial Narrow"/>
-          <w:sz w:val="16"/>
-          <w:szCs w:val="16"/>
-        </w:rPr>
-        <w:tab/>
+        <w:t xml:space="preserve"/>
       </w:r>
       <w:r>
         <w:rPr>
@@ -8707,18 +8807,6 @@
         <w:tab/>
         <w:t>Las medidas correctivas complementarias pueden dictarse de oficio o a pedido de parte.</w:t>
       </w:r>
-    </w:p>
-    <w:p>
-      <w:pPr>
-        <w:spacing w:after="0" w:line="240" w:lineRule="auto"/>
-        <w:ind w:left="567" w:hanging="567"/>
-        <w:jc w:val="both"/>
-        <w:rPr>
-          <w:rFonts w:ascii="Arial Narrow" w:eastAsia="Arial Narrow" w:hAnsi="Arial Narrow" w:cs="Arial Narrow"/>
-          <w:sz w:val="16"/>
-          <w:szCs w:val="16"/>
-        </w:rPr>
-      </w:pPr>
     </w:p>
     <w:p>
       <w:pPr>
@@ -8933,8 +9021,12 @@
     </w:p>
     <w:p>
       <w:pPr>
-        <w:pStyle w:val="Sinespaciado"/>
-        <w:ind w:firstLine="567"/>
+        <w:numPr>
+          <w:ilvl w:val="0"/>
+          <w:numId w:val="1"/>
+        </w:numPr>
+        <w:spacing w:after="0" w:line="240" w:lineRule="auto"/>
+        <w:ind w:left="567" w:firstLine="0"/>
         <w:jc w:val="both"/>
         <w:rPr>
           <w:rFonts w:ascii="Arial Narrow" w:eastAsia="Arial Narrow" w:hAnsi="Arial Narrow" w:cs="Arial Narrow"/>
@@ -8953,8 +9045,12 @@
     </w:p>
     <w:p>
       <w:pPr>
-        <w:pStyle w:val="Sinespaciado"/>
-        <w:ind w:firstLine="567"/>
+        <w:numPr>
+          <w:ilvl w:val="0"/>
+          <w:numId w:val="1"/>
+        </w:numPr>
+        <w:spacing w:after="0" w:line="240" w:lineRule="auto"/>
+        <w:ind w:left="567" w:firstLine="0"/>
         <w:jc w:val="both"/>
         <w:rPr>
           <w:rFonts w:ascii="Arial Narrow" w:eastAsia="Arial Narrow" w:hAnsi="Arial Narrow" w:cs="Arial Narrow"/>
@@ -9116,10 +9212,22 @@
         <w:jc w:val="both"/>
         <w:rPr>
           <w:rFonts w:ascii="Arial Narrow" w:eastAsia="Arial Narrow" w:hAnsi="Arial Narrow" w:cs="Arial Narrow"/>
-          <w:sz w:val="16"/>
-          <w:szCs w:val="16"/>
-        </w:rPr>
-      </w:pPr>
+          <w:b/>
+          <w:bCs/>
+          <w:sz w:val="16"/>
+          <w:szCs w:val="16"/>
+        </w:rPr>
+      </w:pPr>
+      <w:r>
+        <w:rPr>
+          <w:rFonts w:ascii="Arial Narrow" w:eastAsia="Arial Narrow" w:hAnsi="Arial Narrow" w:cs="Arial Narrow"/>
+          <w:b/>
+          <w:bCs/>
+          <w:sz w:val="16"/>
+          <w:szCs w:val="16"/>
+        </w:rPr>
+        <w:t>Artículo 116.- Medidas correctivas complementarias</w:t>
+      </w:r>
     </w:p>
     <w:p>
       <w:pPr>
@@ -9128,21 +9236,17 @@
         <w:jc w:val="both"/>
         <w:rPr>
           <w:rFonts w:ascii="Arial Narrow" w:eastAsia="Arial Narrow" w:hAnsi="Arial Narrow" w:cs="Arial Narrow"/>
-          <w:b/>
-          <w:bCs/>
-          <w:sz w:val="16"/>
-          <w:szCs w:val="16"/>
-        </w:rPr>
-      </w:pPr>
-      <w:r>
-        <w:rPr>
-          <w:rFonts w:ascii="Arial Narrow" w:eastAsia="Arial Narrow" w:hAnsi="Arial Narrow" w:cs="Arial Narrow"/>
-          <w:b/>
-          <w:bCs/>
-          <w:sz w:val="16"/>
-          <w:szCs w:val="16"/>
-        </w:rPr>
-        <w:t>Artículo 116.- Medidas correctivas complementarias</w:t>
+          <w:sz w:val="16"/>
+          <w:szCs w:val="16"/>
+        </w:rPr>
+      </w:pPr>
+      <w:r>
+        <w:rPr>
+          <w:rFonts w:ascii="Arial Narrow" w:eastAsia="Arial Narrow" w:hAnsi="Arial Narrow" w:cs="Arial Narrow"/>
+          <w:sz w:val="16"/>
+          <w:szCs w:val="16"/>
+        </w:rPr>
+        <w:t xml:space="preserve">Las medidas correctivas complementarias tienen el objeto de revertir los efectos de la conducta infractora o evitar que esta se produzca nuevamente en el futuro y pueden ser, entre otras, las siguientes: </w:t>
       </w:r>
     </w:p>
     <w:p>
@@ -9162,7 +9266,7 @@
           <w:sz w:val="16"/>
           <w:szCs w:val="16"/>
         </w:rPr>
-        <w:t xml:space="preserve">Las medidas correctivas complementarias tienen el objeto de revertir los efectos de la conducta infractora o evitar que esta se produzca nuevamente en el futuro y pueden ser, entre otras, las siguientes: </w:t>
+        <w:t xml:space="preserve">a. Que el proveedor cumpla con atender la solicitud de información requerida por el consumidor, siempre que dicho requerimiento guarde relación con el producto adquirido o servicio contratado. </w:t>
       </w:r>
     </w:p>
     <w:p>
@@ -9182,7 +9286,7 @@
           <w:sz w:val="16"/>
           <w:szCs w:val="16"/>
         </w:rPr>
-        <w:t xml:space="preserve">a. Que el proveedor cumpla con atender la solicitud de información requerida por el consumidor, siempre que dicho requerimiento guarde relación con el producto adquirido o servicio contratado. </w:t>
+        <w:t xml:space="preserve">b. Declarar inexigibles las cláusulas que han sido identificadas como abusivas en el procedimiento. </w:t>
       </w:r>
     </w:p>
     <w:p>
@@ -9202,7 +9306,7 @@
           <w:sz w:val="16"/>
           <w:szCs w:val="16"/>
         </w:rPr>
-        <w:t xml:space="preserve">b. Declarar inexigibles las cláusulas que han sido identificadas como abusivas en el procedimiento. </w:t>
+        <w:t xml:space="preserve">c. El decomiso y destrucción de la mercadería, envases, envolturas o etiquetas. </w:t>
       </w:r>
     </w:p>
     <w:p>
@@ -9222,7 +9326,25 @@
           <w:sz w:val="16"/>
           <w:szCs w:val="16"/>
         </w:rPr>
-        <w:t xml:space="preserve">c. El decomiso y destrucción de la mercadería, envases, envolturas o etiquetas. </w:t>
+        <w:t xml:space="preserve">d. En caso de infracciones muy graves y de reincidencia o </w:t>
+      </w:r>
+      <w:proofErr w:type="spellStart"/>
+      <w:r>
+        <w:rPr>
+          <w:rFonts w:ascii="Arial Narrow" w:eastAsia="Arial Narrow" w:hAnsi="Arial Narrow" w:cs="Arial Narrow"/>
+          <w:sz w:val="16"/>
+          <w:szCs w:val="16"/>
+        </w:rPr>
+        <w:t>reiterancia</w:t>
+      </w:r>
+      <w:proofErr w:type="spellEnd"/>
+      <w:r>
+        <w:rPr>
+          <w:rFonts w:ascii="Arial Narrow" w:eastAsia="Arial Narrow" w:hAnsi="Arial Narrow" w:cs="Arial Narrow"/>
+          <w:sz w:val="16"/>
+          <w:szCs w:val="16"/>
+        </w:rPr>
+        <w:t xml:space="preserve">: </w:t>
       </w:r>
     </w:p>
     <w:p>
@@ -9242,7 +9364,27 @@
           <w:sz w:val="16"/>
           <w:szCs w:val="16"/>
         </w:rPr>
-        <w:t xml:space="preserve">d. En caso de infracciones muy graves y de reincidencia o </w:t>
+        <w:t xml:space="preserve">(i) Solicitar a la autoridad correspondiente la clausura temporal del establecimiento industrial, comercial o de servicios por un plazo máximo de seis (6) meses. </w:t>
+      </w:r>
+    </w:p>
+    <w:p>
+      <w:pPr>
+        <w:spacing w:after="0" w:line="240" w:lineRule="auto"/>
+        <w:ind w:left="567"/>
+        <w:jc w:val="both"/>
+        <w:rPr>
+          <w:rFonts w:ascii="Arial Narrow" w:eastAsia="Arial Narrow" w:hAnsi="Arial Narrow" w:cs="Arial Narrow"/>
+          <w:sz w:val="16"/>
+          <w:szCs w:val="16"/>
+        </w:rPr>
+      </w:pPr>
+      <w:r>
+        <w:rPr>
+          <w:rFonts w:ascii="Arial Narrow" w:eastAsia="Arial Narrow" w:hAnsi="Arial Narrow" w:cs="Arial Narrow"/>
+          <w:sz w:val="16"/>
+          <w:szCs w:val="16"/>
+        </w:rPr>
+        <w:t>(</w:t>
       </w:r>
       <w:proofErr w:type="spellStart"/>
       <w:r>
@@ -9251,7 +9393,7 @@
           <w:sz w:val="16"/>
           <w:szCs w:val="16"/>
         </w:rPr>
-        <w:t>reiterancia</w:t>
+        <w:t>ii</w:t>
       </w:r>
       <w:proofErr w:type="spellEnd"/>
       <w:r>
@@ -9260,7 +9402,7 @@
           <w:sz w:val="16"/>
           <w:szCs w:val="16"/>
         </w:rPr>
-        <w:t xml:space="preserve">: </w:t>
+        <w:t xml:space="preserve">) Solicitar a la autoridad competente la inhabilitación, temporal o permanente, del proveedor en función de los alcances de la infracción sancionada. </w:t>
       </w:r>
     </w:p>
     <w:p>
@@ -9280,7 +9422,25 @@
           <w:sz w:val="16"/>
           <w:szCs w:val="16"/>
         </w:rPr>
-        <w:t xml:space="preserve">(i) Solicitar a la autoridad correspondiente la clausura temporal del establecimiento industrial, comercial o de servicios por un plazo máximo de seis (6) meses. </w:t>
+        <w:t xml:space="preserve">e. Publicación de avisos </w:t>
+      </w:r>
+      <w:proofErr w:type="spellStart"/>
+      <w:r>
+        <w:rPr>
+          <w:rFonts w:ascii="Arial Narrow" w:eastAsia="Arial Narrow" w:hAnsi="Arial Narrow" w:cs="Arial Narrow"/>
+          <w:sz w:val="16"/>
+          <w:szCs w:val="16"/>
+        </w:rPr>
+        <w:t>rectificatorios</w:t>
+      </w:r>
+      <w:proofErr w:type="spellEnd"/>
+      <w:r>
+        <w:rPr>
+          <w:rFonts w:ascii="Arial Narrow" w:eastAsia="Arial Narrow" w:hAnsi="Arial Narrow" w:cs="Arial Narrow"/>
+          <w:sz w:val="16"/>
+          <w:szCs w:val="16"/>
+        </w:rPr>
+        <w:t xml:space="preserve"> o informativos en la forma que determine el Indecopi, tomando en consideración los medios que resulten idóneos para revertir los efectos que el acto objeto de sanción ha ocasionado. </w:t>
       </w:r>
     </w:p>
     <w:p>
@@ -9300,25 +9460,7 @@
           <w:sz w:val="16"/>
           <w:szCs w:val="16"/>
         </w:rPr>
-        <w:t>(</w:t>
-      </w:r>
-      <w:proofErr w:type="spellStart"/>
-      <w:r>
-        <w:rPr>
-          <w:rFonts w:ascii="Arial Narrow" w:eastAsia="Arial Narrow" w:hAnsi="Arial Narrow" w:cs="Arial Narrow"/>
-          <w:sz w:val="16"/>
-          <w:szCs w:val="16"/>
-        </w:rPr>
-        <w:t>ii</w:t>
-      </w:r>
-      <w:proofErr w:type="spellEnd"/>
-      <w:r>
-        <w:rPr>
-          <w:rFonts w:ascii="Arial Narrow" w:eastAsia="Arial Narrow" w:hAnsi="Arial Narrow" w:cs="Arial Narrow"/>
-          <w:sz w:val="16"/>
-          <w:szCs w:val="16"/>
-        </w:rPr>
-        <w:t xml:space="preserve">) Solicitar a la autoridad competente la inhabilitación, temporal o permanente, del proveedor en función de los alcances de la infracción sancionada. </w:t>
+        <w:t xml:space="preserve">f. Cualquier otra medida correctiva que tenga el objeto de revertir los efectos de la conducta infractora o evitar que esta se produzca nuevamente en el futuro. </w:t>
       </w:r>
     </w:p>
     <w:p>
@@ -9338,64 +9480,6 @@
           <w:sz w:val="16"/>
           <w:szCs w:val="16"/>
         </w:rPr>
-        <w:t xml:space="preserve">e. Publicación de avisos </w:t>
-      </w:r>
-      <w:proofErr w:type="spellStart"/>
-      <w:r>
-        <w:rPr>
-          <w:rFonts w:ascii="Arial Narrow" w:eastAsia="Arial Narrow" w:hAnsi="Arial Narrow" w:cs="Arial Narrow"/>
-          <w:sz w:val="16"/>
-          <w:szCs w:val="16"/>
-        </w:rPr>
-        <w:t>rectificatorios</w:t>
-      </w:r>
-      <w:proofErr w:type="spellEnd"/>
-      <w:r>
-        <w:rPr>
-          <w:rFonts w:ascii="Arial Narrow" w:eastAsia="Arial Narrow" w:hAnsi="Arial Narrow" w:cs="Arial Narrow"/>
-          <w:sz w:val="16"/>
-          <w:szCs w:val="16"/>
-        </w:rPr>
-        <w:t xml:space="preserve"> o informativos en la forma que determine el Indecopi, tomando en consideración los medios que resulten idóneos para revertir los efectos que el acto objeto de sanción ha ocasionado. </w:t>
-      </w:r>
-    </w:p>
-    <w:p>
-      <w:pPr>
-        <w:spacing w:after="0" w:line="240" w:lineRule="auto"/>
-        <w:ind w:left="567"/>
-        <w:jc w:val="both"/>
-        <w:rPr>
-          <w:rFonts w:ascii="Arial Narrow" w:eastAsia="Arial Narrow" w:hAnsi="Arial Narrow" w:cs="Arial Narrow"/>
-          <w:sz w:val="16"/>
-          <w:szCs w:val="16"/>
-        </w:rPr>
-      </w:pPr>
-      <w:r>
-        <w:rPr>
-          <w:rFonts w:ascii="Arial Narrow" w:eastAsia="Arial Narrow" w:hAnsi="Arial Narrow" w:cs="Arial Narrow"/>
-          <w:sz w:val="16"/>
-          <w:szCs w:val="16"/>
-        </w:rPr>
-        <w:t xml:space="preserve">f. Cualquier otra medida correctiva que tenga el objeto de revertir los efectos de la conducta infractora o evitar que esta se produzca nuevamente en el futuro. </w:t>
-      </w:r>
-    </w:p>
-    <w:p>
-      <w:pPr>
-        <w:spacing w:after="0" w:line="240" w:lineRule="auto"/>
-        <w:ind w:left="567"/>
-        <w:jc w:val="both"/>
-        <w:rPr>
-          <w:rFonts w:ascii="Arial Narrow" w:eastAsia="Arial Narrow" w:hAnsi="Arial Narrow" w:cs="Arial Narrow"/>
-          <w:sz w:val="16"/>
-          <w:szCs w:val="16"/>
-        </w:rPr>
-      </w:pPr>
-      <w:r>
-        <w:rPr>
-          <w:rFonts w:ascii="Arial Narrow" w:eastAsia="Arial Narrow" w:hAnsi="Arial Narrow" w:cs="Arial Narrow"/>
-          <w:sz w:val="16"/>
-          <w:szCs w:val="16"/>
-        </w:rPr>
         <w:t>El Indecopi está facultado para solicitar a la autoridad municipal y policial el apoyo respectivo para la ejecución de las medidas correctivas complementarias correspondientes.</w:t>
       </w:r>
     </w:p>
@@ -9412,7 +9496,7 @@
       </w:pPr>
     </w:p>
   </w:footnote>
-  <w:footnote w:id="10">
+  <w:footnote w:id="12">
     <w:p>
       <w:pPr>
         <w:pStyle w:val="Textonotapie"/>
@@ -9444,7 +9528,8 @@
           <w:sz w:val="16"/>
           <w:szCs w:val="16"/>
         </w:rPr>
-        <w:t xml:space="preserve"> </w:t>
+        <w:tab/>
+        <w:t xml:space="preserve"/>
       </w:r>
       <w:r>
         <w:rPr>
@@ -9635,12 +9720,15 @@
       </w:pPr>
     </w:p>
   </w:footnote>
-  <w:footnote w:id="11">
+  <w:footnote w:id="13">
     <w:p>
       <w:pPr>
         <w:autoSpaceDE w:val="0"/>
         <w:autoSpaceDN w:val="0"/>
         <w:adjustRightInd w:val="0"/>
+        <w:tabs>
+          <w:tab w:val="left" w:pos="567"/>
+        </w:tabs>
         <w:spacing w:after="0" w:line="240" w:lineRule="auto"/>
         <w:ind w:left="567" w:hanging="567"/>
         <w:jc w:val="both"/>
@@ -9672,7 +9760,8 @@
           <w:sz w:val="16"/>
           <w:szCs w:val="16"/>
         </w:rPr>
-        <w:t xml:space="preserve"> </w:t>
+        <w:tab/>
+        <w:t xml:space="preserve"/>
       </w:r>
       <w:r>
         <w:rPr>
@@ -9705,7 +9794,7 @@
           <w:sz w:val="16"/>
           <w:szCs w:val="16"/>
         </w:rPr>
-        <w:t xml:space="preserve"> 807, LEY SOBRE FACULTADES, NORMAS Y ORGANIZACIÓN DEL INDECOPI FACULTADES DE LAS COMISIONES Y OFICINAS DEL INDECOPI</w:t>
+        <w:t xml:space="preserve">807, LEY SOBRE FACULTADES, NORMAS Y ORGANIZACIÓN DEL INDECOPI FACULTADES DE LAS COMISIONES Y OFICINAS DEL INDECOPI</w:t>
       </w:r>
     </w:p>
     <w:p>
@@ -9807,10 +9896,13 @@
       </w:pPr>
     </w:p>
   </w:footnote>
-  <w:footnote w:id="12">
+  <w:footnote w:id="14">
     <w:p>
       <w:pPr>
         <w:pStyle w:val="Textonotapie"/>
+        <w:tabs>
+          <w:tab w:val="left" w:pos="567"/>
+        </w:tabs>
         <w:ind w:left="567" w:hanging="567"/>
         <w:jc w:val="both"/>
         <w:rPr>
@@ -9835,7 +9927,8 @@
           <w:sz w:val="16"/>
           <w:szCs w:val="16"/>
         </w:rPr>
-        <w:t xml:space="preserve"> </w:t>
+        <w:tab/>
+        <w:t xml:space="preserve"/>
       </w:r>
       <w:r>
         <w:rPr>

--- a/plantillas_maestras/03_seguro_desgravamen/falta_atencion_o_demora_reclamo/2_ddos_banco_y_aseguradora/mujer/TPL_1046_2025_SEGURO_DESGRAVAMEN_FALTA_ATENCION_O_DEMORA_RECLAMO_BANCO_MUJER_R1.docx
+++ b/plantillas_maestras/03_seguro_desgravamen/falta_atencion_o_demora_reclamo/2_ddos_banco_y_aseguradora/mujer/TPL_1046_2025_SEGURO_DESGRAVAMEN_FALTA_ATENCION_O_DEMORA_RECLAMO_BANCO_MUJER_R1.docx
@@ -822,7 +822,7 @@
     </w:p>
     <w:p>
       <w:pPr>
-        <w:spacing w:after="0" w:line="240" w:lineRule="auto"/>
+        <w:spacing w:before="0" w:after="0" w:line="240" w:lineRule="auto"/>
         <w:jc w:val="both"/>
         <w:rPr>
           <w:rFonts w:ascii="Arial Narrow" w:eastAsia="Arial Narrow" w:hAnsi="Arial Narrow" w:cs="Arial Narrow"/>
@@ -1226,10 +1226,10 @@
     </w:p>
     <w:p>
       <w:pPr>
+        <w:spacing w:before="0" w:after="0" w:line="240" w:lineRule="auto"/>
         <w:tabs>
           <w:tab w:val="left" w:pos="1134"/>
         </w:tabs>
-        <w:spacing w:after="0" w:line="240" w:lineRule="auto"/>
         <w:jc w:val="both"/>
         <w:rPr>
           <w:rFonts w:ascii="Arial Narrow" w:eastAsia="Arial Narrow" w:hAnsi="Arial Narrow" w:cs="Arial Narrow"/>
@@ -1497,7 +1497,7 @@
     <w:p>
       <w:pPr>
         <w:pStyle w:val="Prrafodelista"/>
-        <w:spacing w:after="0" w:line="240" w:lineRule="auto"/>
+        <w:spacing w:before="0" w:after="0" w:line="240" w:lineRule="auto"/>
         <w:ind w:left="1430"/>
         <w:jc w:val="both"/>
         <w:rPr>
@@ -1574,7 +1574,7 @@
     <w:p>
       <w:pPr>
         <w:pStyle w:val="Prrafodelista"/>
-        <w:spacing w:after="0"/>
+        <w:spacing w:before="0" w:after="0" w:line="240" w:lineRule="auto"/>
         <w:ind w:left="1430"/>
         <w:jc w:val="both"/>
         <w:rPr>
@@ -1675,7 +1675,7 @@
     <w:p>
       <w:pPr>
         <w:pStyle w:val="Prrafodelista"/>
-        <w:spacing w:after="0"/>
+        <w:spacing w:before="0" w:after="0" w:line="240" w:lineRule="auto"/>
         <w:ind w:left="1430"/>
         <w:jc w:val="both"/>
         <w:rPr>
@@ -1823,7 +1823,7 @@
     </w:p>
     <w:p>
       <w:pPr>
-        <w:spacing w:after="0"/>
+        <w:spacing w:before="0" w:after="0" w:line="240" w:lineRule="auto"/>
         <w:jc w:val="both"/>
         <w:rPr>
           <w:rFonts w:ascii="Arial Narrow" w:eastAsia="Arial Narrow" w:hAnsi="Arial Narrow" w:cs="Arial Narrow"/>
@@ -1995,7 +1995,7 @@
     <w:p>
       <w:pPr>
         <w:pStyle w:val="Prrafodelista"/>
-        <w:spacing w:after="0"/>
+        <w:spacing w:before="0" w:after="0" w:line="240" w:lineRule="auto"/>
         <w:ind w:left="1430"/>
         <w:jc w:val="both"/>
         <w:rPr>
@@ -2120,10 +2120,10 @@
     </w:p>
     <w:p>
       <w:pPr>
+        <w:spacing w:before="0" w:after="0" w:line="240" w:lineRule="auto"/>
         <w:tabs>
           <w:tab w:val="left" w:pos="1134"/>
         </w:tabs>
-        <w:spacing w:after="0" w:line="240" w:lineRule="auto"/>
         <w:jc w:val="both"/>
         <w:rPr>
           <w:rFonts w:ascii="Arial Narrow" w:eastAsia="Arial Narrow" w:hAnsi="Arial Narrow" w:cs="Arial Narrow"/>
@@ -2506,7 +2506,7 @@
     </w:p>
     <w:p>
       <w:pPr>
-        <w:spacing w:after="0" w:line="240" w:lineRule="auto"/>
+        <w:spacing w:before="0" w:after="0" w:line="240" w:lineRule="auto"/>
         <w:contextualSpacing/>
         <w:jc w:val="both"/>
         <w:rPr>
@@ -2562,7 +2562,7 @@
     </w:p>
     <w:p>
       <w:pPr>
-        <w:spacing w:after="0" w:line="240" w:lineRule="auto"/>
+        <w:spacing w:before="0" w:after="0" w:line="240" w:lineRule="auto"/>
         <w:ind w:left="567"/>
         <w:contextualSpacing/>
         <w:jc w:val="both"/>
@@ -2800,7 +2800,7 @@
     </w:p>
     <w:p>
       <w:pPr>
-        <w:spacing w:after="0" w:line="240" w:lineRule="auto"/>
+        <w:spacing w:before="0" w:after="0" w:line="240" w:lineRule="auto"/>
         <w:jc w:val="both"/>
         <w:rPr>
           <w:rFonts w:ascii="Arial Narrow" w:eastAsia="Arial Narrow" w:hAnsi="Arial Narrow" w:cs="Arial Narrow"/>
@@ -2950,6 +2950,7 @@
     <w:p>
       <w:pPr>
         <w:pStyle w:val="Prrafodelista"/>
+        <w:spacing w:before="0" w:after="0" w:line="240" w:lineRule="auto"/>
         <w:rPr>
           <w:rFonts w:ascii="Arial Narrow" w:eastAsia="Arial Narrow" w:hAnsi="Arial Narrow" w:cs="Arial Narrow"/>
           <w:kern w:val="0"/>
@@ -3096,7 +3097,7 @@
     </w:p>
     <w:p>
       <w:pPr>
-        <w:spacing w:after="0" w:line="240" w:lineRule="auto"/>
+        <w:spacing w:before="0" w:after="0" w:line="240" w:lineRule="auto"/>
         <w:jc w:val="both"/>
         <w:rPr>
           <w:rFonts w:ascii="Arial Narrow" w:eastAsia="Arial Narrow" w:hAnsi="Arial Narrow" w:cs="Arial Narrow"/>
@@ -3166,7 +3167,7 @@
     </w:p>
     <w:p>
       <w:pPr>
-        <w:spacing w:after="0" w:line="240" w:lineRule="auto"/>
+        <w:spacing w:before="0" w:after="0" w:line="240" w:lineRule="auto"/>
         <w:ind w:left="567"/>
         <w:contextualSpacing/>
         <w:jc w:val="both"/>
@@ -3222,7 +3223,7 @@
     </w:p>
     <w:p>
       <w:pPr>
-        <w:spacing w:after="0" w:line="240" w:lineRule="auto"/>
+        <w:spacing w:before="0" w:after="0" w:line="240" w:lineRule="auto"/>
         <w:jc w:val="both"/>
         <w:rPr>
           <w:rFonts w:ascii="Arial Narrow" w:eastAsia="Arial Narrow" w:hAnsi="Arial Narrow" w:cs="Arial Narrow"/>
@@ -3331,7 +3332,7 @@
     <w:p>
       <w:pPr>
         <w:pStyle w:val="Prrafodelista"/>
-        <w:spacing w:after="0" w:line="240" w:lineRule="auto"/>
+        <w:spacing w:before="0" w:after="0" w:line="240" w:lineRule="auto"/>
         <w:ind w:left="567"/>
         <w:jc w:val="both"/>
         <w:rPr>
@@ -3384,7 +3385,7 @@
           <w:lang w:val="es-ES" w:eastAsia="es-ES"/>
           <w14:ligatures w14:val="none"/>
         </w:rPr>
-        <w:t xml:space="preserve">: </w:t>
+        <w:t xml:space="preserve">:</w:t>
       </w:r>
       <w:r>
         <w:rPr>
@@ -3396,6 +3397,18 @@
           <w:lang w:val="es-ES" w:eastAsia="es-ES"/>
           <w14:ligatures w14:val="none"/>
         </w:rPr>
+        <w:t xml:space="preserve"> </w:t>
+      </w:r>
+      <w:r>
+        <w:rPr>
+          <w:rFonts w:ascii="Arial Narrow" w:eastAsia="Arial Narrow" w:hAnsi="Arial Narrow" w:cs="Arial Narrow"/>
+          <w:color w:val="000000"/>
+          <w:kern w:val="0"/>
+          <w:sz w:val="22"/>
+          <w:szCs w:val="22"/>
+          <w:lang w:val="es-ES" w:eastAsia="es-ES"/>
+          <w14:ligatures w14:val="none"/>
+        </w:rPr>
         <w:t>(i) presentar una copia debidamente suscrita de la Póliza 139853 y/o Certificado del Seguro de Desgravamen materia de denuncia; y, (</w:t>
       </w:r>
       <w:proofErr w:type="spellStart"/>
@@ -3436,6 +3449,24 @@
         </w:rPr>
         <w:t>.</w:t>
       </w:r>
+    </w:p>
+    <w:p>
+      <w:pPr>
+        <w:pStyle w:val="Prrafodelista"/>
+        <w:spacing w:before="0" w:after="0" w:line="240" w:lineRule="auto"/>
+        <w:ind w:left="567"/>
+        <w:jc w:val="both"/>
+        <w:rPr>
+          <w:rFonts w:ascii="Arial Narrow" w:eastAsia="Arial Narrow" w:hAnsi="Arial Narrow" w:cs="Arial Narrow"/>
+          <w:color w:val="000000"/>
+          <w:kern w:val="0"/>
+          <w:sz w:val="22"/>
+          <w:szCs w:val="22"/>
+          <w:u w:val="single"/>
+          <w:lang w:val="es-ES" w:eastAsia="es-ES"/>
+          <w14:ligatures w14:val="none"/>
+        </w:rPr>
+      </w:pPr>
     </w:p>
     <w:p>
       <w:pPr>
@@ -3454,24 +3485,18 @@
           <w14:ligatures w14:val="none"/>
         </w:rPr>
       </w:pPr>
-    </w:p>
-    <w:p>
-      <w:pPr>
-        <w:pStyle w:val="Prrafodelista"/>
-        <w:spacing w:after="0" w:line="240" w:lineRule="auto"/>
-        <w:ind w:left="567"/>
-        <w:jc w:val="both"/>
-        <w:rPr>
-          <w:rFonts w:ascii="Arial Narrow" w:eastAsia="Arial Narrow" w:hAnsi="Arial Narrow" w:cs="Arial Narrow"/>
-          <w:color w:val="000000"/>
-          <w:kern w:val="0"/>
-          <w:sz w:val="22"/>
-          <w:szCs w:val="22"/>
-          <w:u w:val="single"/>
+      <w:r>
+        <w:rPr>
+          <w:rFonts w:ascii="Arial Narrow" w:eastAsia="Arial Narrow" w:hAnsi="Arial Narrow" w:cs="Arial Narrow"/>
+          <w:color w:val="000000"/>
+          <w:kern w:val="0"/>
+          <w:sz w:val="22"/>
+          <w:szCs w:val="22"/>
           <w:lang w:val="es-ES" w:eastAsia="es-ES"/>
           <w14:ligatures w14:val="none"/>
         </w:rPr>
-      </w:pPr>
+        <w:t>Pacífico</w:t>
+      </w:r>
       <w:r>
         <w:rPr>
           <w:rFonts w:ascii="Arial Narrow" w:eastAsia="Arial Narrow" w:hAnsi="Arial Narrow" w:cs="Arial Narrow"/>
@@ -3482,7 +3507,19 @@
           <w:lang w:val="es-ES" w:eastAsia="es-ES"/>
           <w14:ligatures w14:val="none"/>
         </w:rPr>
-        <w:t>Pacífico</w:t>
+        <w:t>:</w:t>
+      </w:r>
+      <w:r>
+        <w:rPr>
+          <w:rFonts w:ascii="Arial Narrow" w:eastAsia="Arial Narrow" w:hAnsi="Arial Narrow" w:cs="Arial Narrow"/>
+          <w:color w:val="000000"/>
+          <w:kern w:val="0"/>
+          <w:sz w:val="22"/>
+          <w:szCs w:val="22"/>
+          <w:lang w:eastAsia="es-ES"/>
+          <w14:ligatures w14:val="none"/>
+        </w:rPr>
+        <w:t xml:space="preserve"> </w:t>
       </w:r>
       <w:r>
         <w:rPr>
@@ -3494,7 +3531,33 @@
           <w:lang w:val="es-ES" w:eastAsia="es-ES"/>
           <w14:ligatures w14:val="none"/>
         </w:rPr>
-        <w:t>:</w:t>
+        <w:t xml:space="preserve">(i) presentar una copia debidamente suscrita de la Póliza </w:t>
+      </w:r>
+      <w:proofErr w:type="spellStart"/>
+      <w:r>
+        <w:rPr>
+          <w:rFonts w:ascii="Arial Narrow" w:eastAsia="Arial Narrow" w:hAnsi="Arial Narrow" w:cs="Arial Narrow"/>
+          <w:color w:val="000000"/>
+          <w:kern w:val="0"/>
+          <w:sz w:val="22"/>
+          <w:szCs w:val="22"/>
+          <w:lang w:val="es-ES" w:eastAsia="es-ES"/>
+          <w14:ligatures w14:val="none"/>
+        </w:rPr>
+        <w:t/>
+      </w:r>
+      <w:proofErr w:type="spellEnd"/>
+      <w:r>
+        <w:rPr>
+          <w:rFonts w:ascii="Arial Narrow" w:eastAsia="Arial Narrow" w:hAnsi="Arial Narrow" w:cs="Arial Narrow"/>
+          <w:color w:val="000000"/>
+          <w:kern w:val="0"/>
+          <w:sz w:val="22"/>
+          <w:szCs w:val="22"/>
+          <w:lang w:val="es-ES" w:eastAsia="es-ES"/>
+          <w14:ligatures w14:val="none"/>
+        </w:rPr>
+        <w:t xml:space="preserve"> </w:t>
       </w:r>
       <w:r>
         <w:rPr>
@@ -3506,7 +3569,7 @@
           <w:lang w:eastAsia="es-ES"/>
           <w14:ligatures w14:val="none"/>
         </w:rPr>
-        <w:t xml:space="preserve"> </w:t>
+        <w:t>139853</w:t>
       </w:r>
       <w:r>
         <w:rPr>
@@ -3518,7 +3581,7 @@
           <w:lang w:val="es-ES" w:eastAsia="es-ES"/>
           <w14:ligatures w14:val="none"/>
         </w:rPr>
-        <w:t xml:space="preserve">(i) presentar una copia debidamente suscrita de la Póliza </w:t>
+        <w:t xml:space="preserve"> y/o Certificado del Seguro de Desgravamen materia de denuncia; y, (</w:t>
       </w:r>
       <w:proofErr w:type="spellStart"/>
       <w:r>
@@ -3531,7 +3594,7 @@
           <w:lang w:val="es-ES" w:eastAsia="es-ES"/>
           <w14:ligatures w14:val="none"/>
         </w:rPr>
-        <w:t/>
+        <w:t>ii</w:t>
       </w:r>
       <w:proofErr w:type="spellEnd"/>
       <w:r>
@@ -3544,19 +3607,7 @@
           <w:lang w:val="es-ES" w:eastAsia="es-ES"/>
           <w14:ligatures w14:val="none"/>
         </w:rPr>
-        <w:t xml:space="preserve"> </w:t>
-      </w:r>
-      <w:r>
-        <w:rPr>
-          <w:rFonts w:ascii="Arial Narrow" w:eastAsia="Arial Narrow" w:hAnsi="Arial Narrow" w:cs="Arial Narrow"/>
-          <w:color w:val="000000"/>
-          <w:kern w:val="0"/>
-          <w:sz w:val="22"/>
-          <w:szCs w:val="22"/>
-          <w:lang w:eastAsia="es-ES"/>
-          <w14:ligatures w14:val="none"/>
-        </w:rPr>
-        <w:t>139853</w:t>
+        <w:t xml:space="preserve">) </w:t>
       </w:r>
       <w:r>
         <w:rPr>
@@ -3568,9 +3619,8 @@
           <w:lang w:val="es-ES" w:eastAsia="es-ES"/>
           <w14:ligatures w14:val="none"/>
         </w:rPr>
-        <w:t xml:space="preserve"> y/o Certificado del Seguro de Desgravamen materia de denuncia; y, (</w:t>
-      </w:r>
-      <w:proofErr w:type="spellStart"/>
+        <w:t>presentar los medios probatorios que evidencien que brindó una respuesta oportuna ante la solicitud de cobertura del Seguro de Desgravamen materia de denuncia</w:t>
+      </w:r>
       <w:r>
         <w:rPr>
           <w:rFonts w:ascii="Arial Narrow" w:eastAsia="Arial Narrow" w:hAnsi="Arial Narrow" w:cs="Arial Narrow"/>
@@ -3581,49 +3631,12 @@
           <w:lang w:val="es-ES" w:eastAsia="es-ES"/>
           <w14:ligatures w14:val="none"/>
         </w:rPr>
-        <w:t>ii</w:t>
-      </w:r>
-      <w:proofErr w:type="spellEnd"/>
-      <w:r>
-        <w:rPr>
-          <w:rFonts w:ascii="Arial Narrow" w:eastAsia="Arial Narrow" w:hAnsi="Arial Narrow" w:cs="Arial Narrow"/>
-          <w:color w:val="000000"/>
-          <w:kern w:val="0"/>
-          <w:sz w:val="22"/>
-          <w:szCs w:val="22"/>
-          <w:lang w:val="es-ES" w:eastAsia="es-ES"/>
-          <w14:ligatures w14:val="none"/>
-        </w:rPr>
-        <w:t xml:space="preserve">) </w:t>
-      </w:r>
-      <w:r>
-        <w:rPr>
-          <w:rFonts w:ascii="Arial Narrow" w:eastAsia="Arial Narrow" w:hAnsi="Arial Narrow" w:cs="Arial Narrow"/>
-          <w:color w:val="000000"/>
-          <w:kern w:val="0"/>
-          <w:sz w:val="22"/>
-          <w:szCs w:val="22"/>
-          <w:lang w:val="es-ES" w:eastAsia="es-ES"/>
-          <w14:ligatures w14:val="none"/>
-        </w:rPr>
-        <w:t>presentar los medios probatorios que evidencien que brindó una respuesta oportuna ante la solicitud de cobertura del Seguro de Desgravamen materia de denuncia</w:t>
-      </w:r>
-      <w:r>
-        <w:rPr>
-          <w:rFonts w:ascii="Arial Narrow" w:eastAsia="Arial Narrow" w:hAnsi="Arial Narrow" w:cs="Arial Narrow"/>
-          <w:color w:val="000000"/>
-          <w:kern w:val="0"/>
-          <w:sz w:val="22"/>
-          <w:szCs w:val="22"/>
-          <w:lang w:val="es-ES" w:eastAsia="es-ES"/>
-          <w14:ligatures w14:val="none"/>
-        </w:rPr>
         <w:t>.</w:t>
       </w:r>
     </w:p>
     <w:p>
       <w:pPr>
-        <w:spacing w:after="0" w:line="240" w:lineRule="auto"/>
+        <w:spacing w:before="0" w:after="0" w:line="240" w:lineRule="auto"/>
         <w:jc w:val="both"/>
         <w:rPr>
           <w:rFonts w:ascii="Arial Narrow" w:eastAsia="Arial Narrow" w:hAnsi="Arial Narrow" w:cs="Arial Narrow"/>
@@ -3677,26 +3690,26 @@
     </w:p>
     <w:p>
       <w:pPr>
+        <w:spacing w:before="0" w:after="0" w:line="240" w:lineRule="auto"/>
+        <w:jc w:val="both"/>
+        <w:rPr>
+          <w:rFonts w:ascii="Arial Narrow" w:eastAsia="Arial Narrow" w:hAnsi="Arial Narrow" w:cs="Arial Narrow"/>
+          <w:b/>
+          <w:color w:val="000000"/>
+          <w:kern w:val="0"/>
+          <w:sz w:val="22"/>
+          <w:szCs w:val="22"/>
+          <w:lang w:eastAsia="es-PE"/>
+          <w14:ligatures w14:val="none"/>
+        </w:rPr>
+      </w:pPr>
+    </w:p>
+    <w:p>
+      <w:pPr>
         <w:spacing w:after="0" w:line="240" w:lineRule="auto"/>
         <w:jc w:val="both"/>
         <w:rPr>
           <w:rFonts w:ascii="Arial Narrow" w:eastAsia="Arial Narrow" w:hAnsi="Arial Narrow" w:cs="Arial Narrow"/>
-          <w:b/>
-          <w:color w:val="000000"/>
-          <w:kern w:val="0"/>
-          <w:sz w:val="22"/>
-          <w:szCs w:val="22"/>
-          <w:lang w:eastAsia="es-PE"/>
-          <w14:ligatures w14:val="none"/>
-        </w:rPr>
-      </w:pPr>
-    </w:p>
-    <w:p>
-      <w:pPr>
-        <w:spacing w:after="0" w:line="240" w:lineRule="auto"/>
-        <w:jc w:val="both"/>
-        <w:rPr>
-          <w:rFonts w:ascii="Arial Narrow" w:eastAsia="Arial Narrow" w:hAnsi="Arial Narrow" w:cs="Arial Narrow"/>
           <w:color w:val="000000"/>
           <w:kern w:val="0"/>
           <w:sz w:val="22"/>
@@ -3981,7 +3994,7 @@
     </w:p>
     <w:p>
       <w:pPr>
-        <w:spacing w:after="0" w:line="240" w:lineRule="auto"/>
+        <w:spacing w:before="0" w:after="0" w:line="240" w:lineRule="auto"/>
         <w:jc w:val="both"/>
         <w:rPr>
           <w:rFonts w:ascii="Arial Narrow" w:eastAsia="Arial Narrow" w:hAnsi="Arial Narrow" w:cs="Arial Narrow"/>
@@ -4176,7 +4189,7 @@
     <w:p>
       <w:pPr>
         <w:pStyle w:val="Prrafodelista"/>
-        <w:spacing w:after="0" w:line="240" w:lineRule="auto"/>
+        <w:spacing w:before="0" w:after="0" w:line="240" w:lineRule="auto"/>
         <w:ind w:left="567"/>
         <w:jc w:val="both"/>
         <w:rPr>
@@ -4281,7 +4294,7 @@
     <w:p>
       <w:pPr>
         <w:pStyle w:val="Prrafodelista"/>
-        <w:spacing w:after="0" w:line="240" w:lineRule="auto"/>
+        <w:spacing w:before="0" w:after="0" w:line="240" w:lineRule="auto"/>
         <w:ind w:left="567"/>
         <w:jc w:val="both"/>
         <w:rPr>
@@ -4440,7 +4453,7 @@
     </w:p>
     <w:p>
       <w:pPr>
-        <w:spacing w:after="0" w:line="240" w:lineRule="auto"/>
+        <w:spacing w:before="0" w:after="0" w:line="240" w:lineRule="auto"/>
         <w:jc w:val="both"/>
         <w:rPr>
           <w:rFonts w:ascii="Arial Narrow" w:eastAsia="Arial Narrow" w:hAnsi="Arial Narrow" w:cs="Arial Narrow"/>
@@ -4538,7 +4551,7 @@
     </w:p>
     <w:p>
       <w:pPr>
-        <w:spacing w:line="240" w:lineRule="auto"/>
+        <w:spacing w:before="0" w:after="0" w:line="240" w:lineRule="auto"/>
         <w:contextualSpacing/>
         <w:jc w:val="both"/>
         <w:rPr>
@@ -4737,7 +4750,7 @@
     </w:p>
     <w:p>
       <w:pPr>
-        <w:spacing w:after="0" w:line="240" w:lineRule="auto"/>
+        <w:spacing w:before="0" w:after="0" w:line="240" w:lineRule="auto"/>
         <w:jc w:val="both"/>
         <w:rPr>
           <w:rFonts w:ascii="Arial Narrow" w:eastAsia="Arial Narrow" w:hAnsi="Arial Narrow" w:cs="Arial Narrow"/>
@@ -5052,7 +5065,7 @@
     </w:p>
     <w:p>
       <w:pPr>
-        <w:spacing w:after="0" w:line="240" w:lineRule="auto"/>
+        <w:spacing w:before="0" w:after="0" w:line="240" w:lineRule="auto"/>
         <w:ind w:left="567"/>
         <w:jc w:val="both"/>
         <w:rPr>
@@ -5149,7 +5162,7 @@
     </w:p>
     <w:p>
       <w:pPr>
-        <w:spacing w:after="0" w:line="240" w:lineRule="auto"/>
+        <w:spacing w:before="0" w:after="0" w:line="240" w:lineRule="auto"/>
         <w:jc w:val="both"/>
         <w:rPr>
           <w:rFonts w:ascii="Arial Narrow" w:eastAsia="Arial Narrow" w:hAnsi="Arial Narrow" w:cs="Arial Narrow"/>
@@ -5426,6 +5439,21 @@
     </w:p>
     <w:p>
       <w:pPr>
+        <w:spacing w:before="0" w:after="0" w:line="240" w:lineRule="auto"/>
+        <w:jc w:val="both"/>
+        <w:rPr>
+          <w:rFonts w:ascii="Arial Narrow" w:eastAsia="Arial Narrow" w:hAnsi="Arial Narrow" w:cs="Arial Narrow"/>
+          <w:color w:val="000000"/>
+          <w:kern w:val="0"/>
+          <w:sz w:val="22"/>
+          <w:szCs w:val="22"/>
+          <w:lang w:val="es-ES" w:eastAsia="es-ES"/>
+          <w14:ligatures w14:val="none"/>
+        </w:rPr>
+      </w:pPr>
+    </w:p>
+    <w:p>
+      <w:pPr>
         <w:spacing w:after="0" w:line="240" w:lineRule="auto"/>
         <w:jc w:val="both"/>
         <w:rPr>
@@ -5438,11 +5466,44 @@
           <w14:ligatures w14:val="none"/>
         </w:rPr>
       </w:pPr>
-    </w:p>
-    <w:p>
-      <w:pPr>
-        <w:spacing w:after="0" w:line="240" w:lineRule="auto"/>
-        <w:jc w:val="both"/>
+      <w:r>
+        <w:rPr>
+          <w:rFonts w:ascii="Arial Narrow" w:eastAsia="Arial Narrow" w:hAnsi="Arial Narrow" w:cs="Arial Narrow"/>
+          <w:b/>
+          <w:color w:val="000000"/>
+          <w:kern w:val="0"/>
+          <w:sz w:val="22"/>
+          <w:szCs w:val="22"/>
+          <w:lang w:eastAsia="es-PE"/>
+          <w14:ligatures w14:val="none"/>
+        </w:rPr>
+        <w:t xml:space="preserve">SEXTO:</w:t>
+      </w:r>
+      <w:r>
+        <w:rPr>
+          <w:rFonts w:ascii="Arial Narrow" w:eastAsia="Arial Narrow" w:hAnsi="Arial Narrow" w:cs="Arial Narrow"/>
+          <w:color w:val="000000"/>
+          <w:kern w:val="0"/>
+          <w:sz w:val="22"/>
+          <w:szCs w:val="22"/>
+          <w:lang w:eastAsia="es-PE"/>
+          <w14:ligatures w14:val="none"/>
+        </w:rPr>
+        <w:t xml:space="preserve"> </w:t>
+      </w:r>
+      <w:r>
+        <w:rPr>
+          <w:rFonts w:ascii="Arial Narrow" w:eastAsia="Arial Narrow" w:hAnsi="Arial Narrow" w:cs="Arial Narrow"/>
+          <w:color w:val="000000"/>
+          <w:kern w:val="0"/>
+          <w:sz w:val="22"/>
+          <w:szCs w:val="22"/>
+          <w:lang w:eastAsia="es-ES"/>
+          <w14:ligatures w14:val="none"/>
+        </w:rPr>
+        <w:t xml:space="preserve">requerir </w:t>
+      </w:r>
+      <w:r>
         <w:rPr>
           <w:rFonts w:ascii="Arial Narrow" w:eastAsia="Arial Narrow" w:hAnsi="Arial Narrow" w:cs="Arial Narrow"/>
           <w:color w:val="000000"/>
@@ -5452,31 +5513,7 @@
           <w:lang w:val="es-ES" w:eastAsia="es-ES"/>
           <w14:ligatures w14:val="none"/>
         </w:rPr>
-      </w:pPr>
-      <w:r>
-        <w:rPr>
-          <w:rFonts w:ascii="Arial Narrow" w:eastAsia="Arial Narrow" w:hAnsi="Arial Narrow" w:cs="Arial Narrow"/>
-          <w:b/>
-          <w:color w:val="000000"/>
-          <w:kern w:val="0"/>
-          <w:sz w:val="22"/>
-          <w:szCs w:val="22"/>
-          <w:lang w:eastAsia="es-PE"/>
-          <w14:ligatures w14:val="none"/>
-        </w:rPr>
-        <w:t xml:space="preserve">SEXTO:</w:t>
-      </w:r>
-      <w:r>
-        <w:rPr>
-          <w:rFonts w:ascii="Arial Narrow" w:eastAsia="Arial Narrow" w:hAnsi="Arial Narrow" w:cs="Arial Narrow"/>
-          <w:color w:val="000000"/>
-          <w:kern w:val="0"/>
-          <w:sz w:val="22"/>
-          <w:szCs w:val="22"/>
-          <w:lang w:eastAsia="es-PE"/>
-          <w14:ligatures w14:val="none"/>
-        </w:rPr>
-        <w:t xml:space="preserve"> </w:t>
+        <w:t xml:space="preserve">que, en un </w:t>
       </w:r>
       <w:r>
         <w:rPr>
@@ -5488,7 +5525,43 @@
           <w:lang w:eastAsia="es-ES"/>
           <w14:ligatures w14:val="none"/>
         </w:rPr>
-        <w:t xml:space="preserve">requerir </w:t>
+        <w:t xml:space="preserve">plazo no mayor de cinco (5) días hábiles contado a partir del día siguiente de la notificación de la presente resolución, </w:t>
+      </w:r>
+      <w:r>
+        <w:rPr>
+          <w:rFonts w:ascii="Arial Narrow" w:eastAsia="Arial Narrow" w:hAnsi="Arial Narrow" w:cs="Arial Narrow"/>
+          <w:sz w:val="22"/>
+          <w:szCs w:val="22"/>
+        </w:rPr>
+        <w:t xml:space="preserve">Pacífico Compañía </w:t>
+      </w:r>
+      <w:r>
+        <w:rPr>
+          <w:rFonts w:ascii="Arial Narrow" w:eastAsia="Arial Narrow" w:hAnsi="Arial Narrow" w:cs="Arial Narrow"/>
+          <w:sz w:val="22"/>
+          <w:szCs w:val="22"/>
+        </w:rPr>
+        <w:t>d</w:t>
+      </w:r>
+      <w:r>
+        <w:rPr>
+          <w:rFonts w:ascii="Arial Narrow" w:eastAsia="Arial Narrow" w:hAnsi="Arial Narrow" w:cs="Arial Narrow"/>
+          <w:sz w:val="22"/>
+          <w:szCs w:val="22"/>
+        </w:rPr>
+        <w:t>e Seguros y Reaseguros S.A.</w:t>
+      </w:r>
+      <w:r>
+        <w:rPr>
+          <w:rFonts w:ascii="Arial Narrow" w:eastAsia="Arial Narrow" w:hAnsi="Arial Narrow" w:cs="Arial Narrow"/>
+          <w:color w:val="000000"/>
+          <w:kern w:val="0"/>
+          <w:sz w:val="22"/>
+          <w:szCs w:val="22"/>
+          <w:lang w:eastAsia="es-ES"/>
+          <w14:ligatures w14:val="none"/>
+        </w:rPr>
+        <w:t xml:space="preserve">, </w:t>
       </w:r>
       <w:r>
         <w:rPr>
@@ -5500,7 +5573,43 @@
           <w:lang w:val="es-ES" w:eastAsia="es-ES"/>
           <w14:ligatures w14:val="none"/>
         </w:rPr>
-        <w:t xml:space="preserve">que, en un </w:t>
+        <w:t xml:space="preserve">cumpla </w:t>
+      </w:r>
+      <w:r>
+        <w:rPr>
+          <w:rFonts w:ascii="Arial Narrow" w:eastAsia="Arial Narrow" w:hAnsi="Arial Narrow" w:cs="Arial Narrow"/>
+          <w:color w:val="000000"/>
+          <w:kern w:val="0"/>
+          <w:sz w:val="22"/>
+          <w:szCs w:val="22"/>
+          <w:lang w:val="es-ES" w:eastAsia="es-ES"/>
+          <w14:ligatures w14:val="none"/>
+        </w:rPr>
+        <w:t xml:space="preserve">con: </w:t>
+      </w:r>
+      <w:r>
+        <w:rPr>
+          <w:rFonts w:ascii="Arial Narrow" w:eastAsia="Arial Narrow" w:hAnsi="Arial Narrow" w:cs="Arial Narrow"/>
+          <w:color w:val="000000"/>
+          <w:kern w:val="0"/>
+          <w:sz w:val="22"/>
+          <w:szCs w:val="22"/>
+          <w:lang w:val="es-ES" w:eastAsia="es-ES"/>
+          <w14:ligatures w14:val="none"/>
+        </w:rPr>
+        <w:t xml:space="preserve">(i) </w:t>
+      </w:r>
+      <w:r>
+        <w:rPr>
+          <w:rFonts w:ascii="Arial Narrow" w:eastAsia="Arial Narrow" w:hAnsi="Arial Narrow" w:cs="Arial Narrow"/>
+          <w:color w:val="000000"/>
+          <w:kern w:val="0"/>
+          <w:sz w:val="22"/>
+          <w:szCs w:val="22"/>
+          <w:lang w:val="es-ES" w:eastAsia="es-ES"/>
+          <w14:ligatures w14:val="none"/>
+        </w:rPr>
+        <w:t xml:space="preserve">presentar una copia debidamente suscrita de la Póliza </w:t>
       </w:r>
       <w:r>
         <w:rPr>
@@ -5512,43 +5621,7 @@
           <w:lang w:eastAsia="es-ES"/>
           <w14:ligatures w14:val="none"/>
         </w:rPr>
-        <w:t xml:space="preserve">plazo no mayor de cinco (5) días hábiles contado a partir del día siguiente de la notificación de la presente resolución, </w:t>
-      </w:r>
-      <w:r>
-        <w:rPr>
-          <w:rFonts w:ascii="Arial Narrow" w:eastAsia="Arial Narrow" w:hAnsi="Arial Narrow" w:cs="Arial Narrow"/>
-          <w:sz w:val="22"/>
-          <w:szCs w:val="22"/>
-        </w:rPr>
-        <w:t xml:space="preserve">Pacífico Compañía </w:t>
-      </w:r>
-      <w:r>
-        <w:rPr>
-          <w:rFonts w:ascii="Arial Narrow" w:eastAsia="Arial Narrow" w:hAnsi="Arial Narrow" w:cs="Arial Narrow"/>
-          <w:sz w:val="22"/>
-          <w:szCs w:val="22"/>
-        </w:rPr>
-        <w:t>d</w:t>
-      </w:r>
-      <w:r>
-        <w:rPr>
-          <w:rFonts w:ascii="Arial Narrow" w:eastAsia="Arial Narrow" w:hAnsi="Arial Narrow" w:cs="Arial Narrow"/>
-          <w:sz w:val="22"/>
-          <w:szCs w:val="22"/>
-        </w:rPr>
-        <w:t>e Seguros y Reaseguros S.A.</w:t>
-      </w:r>
-      <w:r>
-        <w:rPr>
-          <w:rFonts w:ascii="Arial Narrow" w:eastAsia="Arial Narrow" w:hAnsi="Arial Narrow" w:cs="Arial Narrow"/>
-          <w:color w:val="000000"/>
-          <w:kern w:val="0"/>
-          <w:sz w:val="22"/>
-          <w:szCs w:val="22"/>
-          <w:lang w:eastAsia="es-ES"/>
-          <w14:ligatures w14:val="none"/>
-        </w:rPr>
-        <w:t xml:space="preserve">, </w:t>
+        <w:t>139853</w:t>
       </w:r>
       <w:r>
         <w:rPr>
@@ -5560,7 +5633,7 @@
           <w:lang w:val="es-ES" w:eastAsia="es-ES"/>
           <w14:ligatures w14:val="none"/>
         </w:rPr>
-        <w:t xml:space="preserve">cumpla </w:t>
+        <w:t xml:space="preserve"> y/o Certificado del Seguro de Desgravamen materia de denuncia</w:t>
       </w:r>
       <w:r>
         <w:rPr>
@@ -5572,8 +5645,9 @@
           <w:lang w:val="es-ES" w:eastAsia="es-ES"/>
           <w14:ligatures w14:val="none"/>
         </w:rPr>
-        <w:t xml:space="preserve">con: </w:t>
-      </w:r>
+        <w:t>; y, (</w:t>
+      </w:r>
+      <w:proofErr w:type="spellStart"/>
       <w:r>
         <w:rPr>
           <w:rFonts w:ascii="Arial Narrow" w:eastAsia="Arial Narrow" w:hAnsi="Arial Narrow" w:cs="Arial Narrow"/>
@@ -5584,8 +5658,9 @@
           <w:lang w:val="es-ES" w:eastAsia="es-ES"/>
           <w14:ligatures w14:val="none"/>
         </w:rPr>
-        <w:t xml:space="preserve">(i) </w:t>
-      </w:r>
+        <w:t>ii</w:t>
+      </w:r>
+      <w:proofErr w:type="spellEnd"/>
       <w:r>
         <w:rPr>
           <w:rFonts w:ascii="Arial Narrow" w:eastAsia="Arial Narrow" w:hAnsi="Arial Narrow" w:cs="Arial Narrow"/>
@@ -5596,19 +5671,7 @@
           <w:lang w:val="es-ES" w:eastAsia="es-ES"/>
           <w14:ligatures w14:val="none"/>
         </w:rPr>
-        <w:t xml:space="preserve">presentar una copia debidamente suscrita de la Póliza </w:t>
-      </w:r>
-      <w:r>
-        <w:rPr>
-          <w:rFonts w:ascii="Arial Narrow" w:eastAsia="Arial Narrow" w:hAnsi="Arial Narrow" w:cs="Arial Narrow"/>
-          <w:color w:val="000000"/>
-          <w:kern w:val="0"/>
-          <w:sz w:val="22"/>
-          <w:szCs w:val="22"/>
-          <w:lang w:eastAsia="es-ES"/>
-          <w14:ligatures w14:val="none"/>
-        </w:rPr>
-        <w:t>139853</w:t>
+        <w:t xml:space="preserve">) </w:t>
       </w:r>
       <w:r>
         <w:rPr>
@@ -5620,62 +5683,12 @@
           <w:lang w:val="es-ES" w:eastAsia="es-ES"/>
           <w14:ligatures w14:val="none"/>
         </w:rPr>
-        <w:t xml:space="preserve"> y/o Certificado del Seguro de Desgravamen materia de denuncia</w:t>
-      </w:r>
-      <w:r>
-        <w:rPr>
-          <w:rFonts w:ascii="Arial Narrow" w:eastAsia="Arial Narrow" w:hAnsi="Arial Narrow" w:cs="Arial Narrow"/>
-          <w:color w:val="000000"/>
-          <w:kern w:val="0"/>
-          <w:sz w:val="22"/>
-          <w:szCs w:val="22"/>
-          <w:lang w:val="es-ES" w:eastAsia="es-ES"/>
-          <w14:ligatures w14:val="none"/>
-        </w:rPr>
-        <w:t>; y, (</w:t>
-      </w:r>
-      <w:proofErr w:type="spellStart"/>
-      <w:r>
-        <w:rPr>
-          <w:rFonts w:ascii="Arial Narrow" w:eastAsia="Arial Narrow" w:hAnsi="Arial Narrow" w:cs="Arial Narrow"/>
-          <w:color w:val="000000"/>
-          <w:kern w:val="0"/>
-          <w:sz w:val="22"/>
-          <w:szCs w:val="22"/>
-          <w:lang w:val="es-ES" w:eastAsia="es-ES"/>
-          <w14:ligatures w14:val="none"/>
-        </w:rPr>
-        <w:t>ii</w:t>
-      </w:r>
-      <w:proofErr w:type="spellEnd"/>
-      <w:r>
-        <w:rPr>
-          <w:rFonts w:ascii="Arial Narrow" w:eastAsia="Arial Narrow" w:hAnsi="Arial Narrow" w:cs="Arial Narrow"/>
-          <w:color w:val="000000"/>
-          <w:kern w:val="0"/>
-          <w:sz w:val="22"/>
-          <w:szCs w:val="22"/>
-          <w:lang w:val="es-ES" w:eastAsia="es-ES"/>
-          <w14:ligatures w14:val="none"/>
-        </w:rPr>
-        <w:t xml:space="preserve">) </w:t>
-      </w:r>
-      <w:r>
-        <w:rPr>
-          <w:rFonts w:ascii="Arial Narrow" w:eastAsia="Arial Narrow" w:hAnsi="Arial Narrow" w:cs="Arial Narrow"/>
-          <w:color w:val="000000"/>
-          <w:kern w:val="0"/>
-          <w:sz w:val="22"/>
-          <w:szCs w:val="22"/>
-          <w:lang w:val="es-ES" w:eastAsia="es-ES"/>
-          <w14:ligatures w14:val="none"/>
-        </w:rPr>
         <w:t>presentar los medios probatorios que evidencien que brindó una respuesta oportuna ante la solicitud de cobertura del Seguro de Desgravamen materia de denuncia.</w:t>
       </w:r>
     </w:p>
     <w:p>
       <w:pPr>
-        <w:spacing w:after="0" w:line="240" w:lineRule="auto"/>
+        <w:spacing w:before="0" w:after="0" w:line="240" w:lineRule="auto"/>
         <w:jc w:val="both"/>
         <w:rPr>
           <w:rFonts w:ascii="Arial Narrow" w:eastAsia="Arial Narrow" w:hAnsi="Arial Narrow" w:cs="Arial Narrow"/>
@@ -5968,102 +5981,102 @@
     </w:p>
     <w:p>
       <w:pPr>
+        <w:spacing w:before="0" w:after="0" w:line="240" w:lineRule="auto"/>
+        <w:shd w:val="clear" w:color="auto" w:fill="FFFFFF"/>
+        <w:jc w:val="both"/>
+        <w:rPr>
+          <w:rFonts w:ascii="Arial Narrow" w:eastAsia="Arial Narrow" w:hAnsi="Arial Narrow" w:cs="Arial Narrow"/>
+          <w:b/>
+          <w:color w:val="000000"/>
+          <w:kern w:val="0"/>
+          <w:sz w:val="22"/>
+          <w:szCs w:val="22"/>
+          <w:lang w:eastAsia="es-PE"/>
+          <w14:ligatures w14:val="none"/>
+        </w:rPr>
+      </w:pPr>
+    </w:p>
+    <w:p>
+      <w:pPr>
         <w:shd w:val="clear" w:color="auto" w:fill="FFFFFF"/>
         <w:spacing w:after="0" w:line="240" w:lineRule="auto"/>
         <w:jc w:val="both"/>
         <w:rPr>
           <w:rFonts w:ascii="Arial Narrow" w:eastAsia="Arial Narrow" w:hAnsi="Arial Narrow" w:cs="Arial Narrow"/>
-          <w:b/>
-          <w:color w:val="000000"/>
-          <w:kern w:val="0"/>
-          <w:sz w:val="22"/>
-          <w:szCs w:val="22"/>
-          <w:lang w:eastAsia="es-PE"/>
-          <w14:ligatures w14:val="none"/>
-        </w:rPr>
-      </w:pPr>
-    </w:p>
-    <w:p>
-      <w:pPr>
+          <w:color w:val="000000"/>
+          <w:kern w:val="0"/>
+          <w:sz w:val="22"/>
+          <w:szCs w:val="22"/>
+          <w:lang w:eastAsia="es-PE"/>
+          <w14:ligatures w14:val="none"/>
+        </w:rPr>
+      </w:pPr>
+      <w:r>
+        <w:rPr>
+          <w:rFonts w:ascii="Arial Narrow" w:eastAsia="Arial Narrow" w:hAnsi="Arial Narrow" w:cs="Arial Narrow"/>
+          <w:b/>
+          <w:bCs/>
+          <w:kern w:val="0"/>
+          <w14:ligatures w14:val="none"/>
+          <w:sz w:val="22"/>
+          <w:szCs w:val="22"/>
+        </w:rPr>
+        <w:t>OCTAVO</w:t>
+      </w:r>
+      <w:r>
+        <w:rPr>
+          <w:rFonts w:ascii="Arial Narrow" w:eastAsia="Arial Narrow" w:hAnsi="Arial Narrow" w:cs="Arial Narrow"/>
+          <w:b/>
+          <w:color w:val="000000"/>
+          <w:kern w:val="0"/>
+          <w:sz w:val="22"/>
+          <w:szCs w:val="22"/>
+          <w:lang w:eastAsia="es-PE"/>
+          <w14:ligatures w14:val="none"/>
+        </w:rPr>
+        <w:t>:</w:t>
+      </w:r>
+      <w:r>
+        <w:rPr>
+          <w:rFonts w:ascii="Arial Narrow" w:eastAsia="Arial Narrow" w:hAnsi="Arial Narrow" w:cs="Arial Narrow"/>
+          <w:color w:val="000000"/>
+          <w:kern w:val="0"/>
+          <w:sz w:val="22"/>
+          <w:szCs w:val="22"/>
+          <w:lang w:eastAsia="es-PE"/>
+          <w14:ligatures w14:val="none"/>
+        </w:rPr>
+        <w:t xml:space="preserve"> informar a las partes que conforme a lo establecido en el artículo 39</w:t>
+      </w:r>
+      <w:r>
+        <w:rPr>
+          <w:rFonts w:ascii="Arial Narrow" w:eastAsia="Arial Narrow" w:hAnsi="Arial Narrow" w:cs="Arial Narrow"/>
+          <w:color w:val="000000"/>
+          <w:kern w:val="0"/>
+          <w:sz w:val="22"/>
+          <w:szCs w:val="22"/>
+          <w:lang w:eastAsia="es-PE"/>
+          <w14:ligatures w14:val="none"/>
+        </w:rPr>
+        <w:t/>
+      </w:r>
+      <w:r>
+        <w:rPr>
+          <w:rFonts w:ascii="Arial Narrow" w:eastAsia="Arial Narrow" w:hAnsi="Arial Narrow" w:cs="Arial Narrow"/>
+          <w:color w:val="000000"/>
+          <w:kern w:val="0"/>
+          <w:sz w:val="22"/>
+          <w:szCs w:val="22"/>
+          <w:lang w:eastAsia="es-PE"/>
+          <w14:ligatures w14:val="none"/>
+        </w:rPr>
+        <w:t xml:space="preserve"> de la Ley sobre Facultades, Normas y Organización del Indecopi, aprobada por Decreto Legislativo 807, los gastos por los peritajes realizados, actuación de pruebas, inspecciones y otros derivados de la tramitación del proceso serán de cargo de la parte que solicita la prueba, salvo pacto en contrario. En todos los casos, la resolución final determinará si los gastos deben ser asumidos por alguna de las partes, o reembolsados a la otra parte o al Indecopi, según sea el caso, de manera adicional a la sanción que haya podido imponerse. </w:t>
+      </w:r>
+    </w:p>
+    <w:p>
+      <w:pPr>
+        <w:spacing w:before="0" w:after="0" w:line="240" w:lineRule="auto"/>
         <w:shd w:val="clear" w:color="auto" w:fill="FFFFFF"/>
-        <w:spacing w:after="0" w:line="240" w:lineRule="auto"/>
-        <w:jc w:val="both"/>
-        <w:rPr>
-          <w:rFonts w:ascii="Arial Narrow" w:eastAsia="Arial Narrow" w:hAnsi="Arial Narrow" w:cs="Arial Narrow"/>
-          <w:color w:val="000000"/>
-          <w:kern w:val="0"/>
-          <w:sz w:val="22"/>
-          <w:szCs w:val="22"/>
-          <w:lang w:eastAsia="es-PE"/>
-          <w14:ligatures w14:val="none"/>
-        </w:rPr>
-      </w:pPr>
-      <w:r>
-        <w:rPr>
-          <w:rFonts w:ascii="Arial Narrow" w:eastAsia="Arial Narrow" w:hAnsi="Arial Narrow" w:cs="Arial Narrow"/>
-          <w:b/>
-          <w:bCs/>
-          <w:kern w:val="0"/>
-          <w14:ligatures w14:val="none"/>
-          <w:sz w:val="22"/>
-          <w:szCs w:val="22"/>
-        </w:rPr>
-        <w:t>OCTAVO</w:t>
-      </w:r>
-      <w:r>
-        <w:rPr>
-          <w:rFonts w:ascii="Arial Narrow" w:eastAsia="Arial Narrow" w:hAnsi="Arial Narrow" w:cs="Arial Narrow"/>
-          <w:b/>
-          <w:color w:val="000000"/>
-          <w:kern w:val="0"/>
-          <w:sz w:val="22"/>
-          <w:szCs w:val="22"/>
-          <w:lang w:eastAsia="es-PE"/>
-          <w14:ligatures w14:val="none"/>
-        </w:rPr>
-        <w:t>:</w:t>
-      </w:r>
-      <w:r>
-        <w:rPr>
-          <w:rFonts w:ascii="Arial Narrow" w:eastAsia="Arial Narrow" w:hAnsi="Arial Narrow" w:cs="Arial Narrow"/>
-          <w:color w:val="000000"/>
-          <w:kern w:val="0"/>
-          <w:sz w:val="22"/>
-          <w:szCs w:val="22"/>
-          <w:lang w:eastAsia="es-PE"/>
-          <w14:ligatures w14:val="none"/>
-        </w:rPr>
-        <w:t xml:space="preserve"> informar a las partes que conforme a lo establecido en el artículo 39</w:t>
-      </w:r>
-      <w:r>
-        <w:rPr>
-          <w:rFonts w:ascii="Arial Narrow" w:eastAsia="Arial Narrow" w:hAnsi="Arial Narrow" w:cs="Arial Narrow"/>
-          <w:color w:val="000000"/>
-          <w:kern w:val="0"/>
-          <w:sz w:val="22"/>
-          <w:szCs w:val="22"/>
-          <w:lang w:eastAsia="es-PE"/>
-          <w14:ligatures w14:val="none"/>
-        </w:rPr>
-        <w:t/>
-      </w:r>
-      <w:r>
-        <w:rPr>
-          <w:rFonts w:ascii="Arial Narrow" w:eastAsia="Arial Narrow" w:hAnsi="Arial Narrow" w:cs="Arial Narrow"/>
-          <w:color w:val="000000"/>
-          <w:kern w:val="0"/>
-          <w:sz w:val="22"/>
-          <w:szCs w:val="22"/>
-          <w:lang w:eastAsia="es-PE"/>
-          <w14:ligatures w14:val="none"/>
-        </w:rPr>
-        <w:t xml:space="preserve"> de la Ley sobre Facultades, Normas y Organización del Indecopi, aprobada por Decreto Legislativo 807, los gastos por los peritajes realizados, actuación de pruebas, inspecciones y otros derivados de la tramitación del proceso serán de cargo de la parte que solicita la prueba, salvo pacto en contrario. En todos los casos, la resolución final determinará si los gastos deben ser asumidos por alguna de las partes, o reembolsados a la otra parte o al Indecopi, según sea el caso, de manera adicional a la sanción que haya podido imponerse. </w:t>
-      </w:r>
-    </w:p>
-    <w:p>
-      <w:pPr>
-        <w:shd w:val="clear" w:color="auto" w:fill="FFFFFF"/>
-        <w:spacing w:after="0" w:line="240" w:lineRule="auto"/>
         <w:jc w:val="both"/>
         <w:rPr>
           <w:rFonts w:ascii="Arial Narrow" w:eastAsia="Arial Narrow" w:hAnsi="Arial Narrow" w:cs="Arial Narrow"/>
@@ -6234,15 +6247,96 @@
     </w:p>
     <w:p>
       <w:pPr>
+        <w:spacing w:before="0" w:after="0" w:line="240" w:lineRule="auto"/>
+        <w:suppressAutoHyphens/>
+        <w:jc w:val="both"/>
+        <w:rPr>
+          <w:rFonts w:ascii="Arial Narrow" w:eastAsia="Arial Narrow" w:hAnsi="Arial Narrow" w:cs="Arial Narrow"/>
+          <w:kern w:val="0"/>
+          <w:sz w:val="22"/>
+          <w:szCs w:val="22"/>
+          <w:u w:val="single"/>
+          <w14:ligatures w14:val="none"/>
+        </w:rPr>
+      </w:pPr>
+    </w:p>
+    <w:p>
+      <w:pPr>
         <w:suppressAutoHyphens/>
         <w:spacing w:after="0" w:line="240" w:lineRule="auto"/>
         <w:jc w:val="both"/>
         <w:rPr>
           <w:rFonts w:ascii="Arial Narrow" w:eastAsia="Arial Narrow" w:hAnsi="Arial Narrow" w:cs="Arial Narrow"/>
-          <w:kern w:val="0"/>
-          <w:sz w:val="22"/>
-          <w:szCs w:val="22"/>
-          <w:u w:val="single"/>
+          <w:b/>
+          <w:bCs/>
+          <w:sz w:val="22"/>
+          <w:szCs w:val="22"/>
+        </w:rPr>
+      </w:pPr>
+      <w:r>
+        <w:rPr>
+          <w:rFonts w:ascii="Arial Narrow" w:eastAsia="Arial Narrow" w:hAnsi="Arial Narrow" w:cs="Arial Narrow"/>
+          <w:b/>
+          <w:spacing w:val="-3"/>
+          <w:kern w:val="0"/>
+          <w14:ligatures w14:val="none"/>
+          <w:sz w:val="22"/>
+          <w:szCs w:val="22"/>
+        </w:rPr>
+        <w:t>DÉCIMO</w:t>
+      </w:r>
+      <w:r>
+        <w:rPr>
+          <w:rFonts w:ascii="Arial Narrow" w:eastAsia="Arial Narrow" w:hAnsi="Arial Narrow" w:cs="Arial Narrow"/>
+          <w:b/>
+          <w:color w:val="000000"/>
+          <w:kern w:val="0"/>
+          <w:sz w:val="22"/>
+          <w:szCs w:val="22"/>
+          <w:lang w:eastAsia="es-PE"/>
+          <w14:ligatures w14:val="none"/>
+        </w:rPr>
+        <w:t>:</w:t>
+      </w:r>
+      <w:r>
+        <w:rPr>
+          <w:rFonts w:ascii="Arial Narrow" w:eastAsia="Arial Narrow" w:hAnsi="Arial Narrow" w:cs="Arial Narrow"/>
+          <w:color w:val="000000"/>
+          <w:kern w:val="0"/>
+          <w:sz w:val="22"/>
+          <w:szCs w:val="22"/>
+          <w:lang w:eastAsia="es-PE"/>
+          <w14:ligatures w14:val="none"/>
+        </w:rPr>
+        <w:t xml:space="preserve"> </w:t>
+      </w:r>
+      <w:r>
+        <w:rPr>
+          <w:rFonts w:ascii="Arial Narrow" w:eastAsia="Arial Narrow" w:hAnsi="Arial Narrow" w:cs="Arial Narrow"/>
+          <w:color w:val="000000"/>
+          <w:kern w:val="0"/>
+          <w:sz w:val="22"/>
+          <w:szCs w:val="22"/>
+          <w:lang w:eastAsia="es-PE"/>
+          <w14:ligatures w14:val="none"/>
+        </w:rPr>
+        <w:t xml:space="preserve">poner en conocimiento de las partes que, antes de la emisión de la Resolución Final, tienen la posibilidad de formular su desistimiento o presentar el acuerdo arribado mediante la conciliación, mediación, transacción o cualquier otro que, de forma indubitable, deje constancia que se ha solucionado la controversia materia de denuncia.</w:t>
+      </w:r>
+      <w:bookmarkStart w:id="8" w:name="h.gjdgxs" w:colFirst="0" w:colLast="0"/>
+      <w:bookmarkEnd w:id="8"/>
+    </w:p>
+    <w:p>
+      <w:pPr>
+        <w:spacing w:before="0" w:after="0" w:line="240" w:lineRule="auto"/>
+        <w:suppressAutoHyphens/>
+        <w:jc w:val="both"/>
+        <w:rPr>
+          <w:rFonts w:ascii="Arial Narrow" w:eastAsia="Arial Narrow" w:hAnsi="Arial Narrow" w:cs="Arial Narrow"/>
+          <w:color w:val="000000"/>
+          <w:kern w:val="0"/>
+          <w:sz w:val="22"/>
+          <w:szCs w:val="22"/>
+          <w:lang w:eastAsia="es-PE"/>
           <w14:ligatures w14:val="none"/>
         </w:rPr>
       </w:pPr>
@@ -6254,445 +6348,364 @@
         <w:jc w:val="both"/>
         <w:rPr>
           <w:rFonts w:ascii="Arial Narrow" w:eastAsia="Arial Narrow" w:hAnsi="Arial Narrow" w:cs="Arial Narrow"/>
+          <w:sz w:val="22"/>
+          <w:szCs w:val="22"/>
+        </w:rPr>
+      </w:pPr>
+      <w:r>
+        <w:rPr>
+          <w:rFonts w:ascii="Arial Narrow" w:eastAsia="Arial Narrow" w:hAnsi="Arial Narrow" w:cs="Arial Narrow"/>
           <w:b/>
           <w:bCs/>
           <w:sz w:val="22"/>
           <w:szCs w:val="22"/>
         </w:rPr>
-      </w:pPr>
-      <w:r>
-        <w:rPr>
-          <w:rFonts w:ascii="Arial Narrow" w:eastAsia="Arial Narrow" w:hAnsi="Arial Narrow" w:cs="Arial Narrow"/>
-          <w:b/>
+        <w:t xml:space="preserve">DÉCIMO PRIMERO:</w:t>
+      </w:r>
+      <w:r>
+        <w:rPr>
+          <w:rFonts w:ascii="Arial Narrow" w:eastAsia="Arial Narrow" w:hAnsi="Arial Narrow" w:cs="Arial Narrow"/>
+          <w:sz w:val="22"/>
+          <w:szCs w:val="22"/>
+        </w:rPr>
+        <w:t xml:space="preserve"> </w:t>
+      </w:r>
+      <w:r>
+        <w:rPr>
+          <w:rFonts w:ascii="Arial Narrow" w:eastAsia="Arial Narrow" w:hAnsi="Arial Narrow" w:cs="Arial Narrow"/>
+          <w:sz w:val="22"/>
+          <w:szCs w:val="22"/>
+        </w:rPr>
+        <w:t xml:space="preserve">requerir a la señora [DENUNCIANTE] y al Banco de Crédito del Perú S.A. para que, dentro del plazo de dos (2) días hábiles siguientes a la fecha en que reciban la notificación en sus bandejas de correo electrónico, efectúen la confirmación de recepción de la notificación remitida por este despacho a sus correos electrónicos, de conformidad con el segundo párrafo del numeral 4 del artículo 20 del Texto Único Ordenado de la Ley del Procedimiento Administrativo General, aprobado mediante Decreto Supremo 006-2026-JUS, bajo apercibimiento de rehacer el acto de notificación y notificarles conforme al numeral 1 del artículo 20 del citado cuerpo normativo.</w:t>
+      </w:r>
+      <w:r>
+        <w:rPr>
+          <w:rFonts w:ascii="Arial Narrow" w:eastAsia="Arial Narrow" w:hAnsi="Arial Narrow" w:cs="Arial Narrow"/>
+          <w:sz w:val="22"/>
+          <w:szCs w:val="22"/>
+        </w:rPr>
+        <w:t xml:space="preserve"/>
+      </w:r>
+      <w:r>
+        <w:rPr>
+          <w:rFonts w:ascii="Arial Narrow" w:eastAsia="Arial Narrow" w:hAnsi="Arial Narrow" w:cs="Arial Narrow"/>
           <w:spacing w:val="-3"/>
           <w:kern w:val="0"/>
           <w14:ligatures w14:val="none"/>
           <w:sz w:val="22"/>
           <w:szCs w:val="22"/>
         </w:rPr>
-        <w:t>DÉCIMO</w:t>
-      </w:r>
-      <w:r>
-        <w:rPr>
-          <w:rFonts w:ascii="Arial Narrow" w:eastAsia="Arial Narrow" w:hAnsi="Arial Narrow" w:cs="Arial Narrow"/>
-          <w:b/>
-          <w:color w:val="000000"/>
-          <w:kern w:val="0"/>
-          <w:sz w:val="22"/>
-          <w:szCs w:val="22"/>
-          <w:lang w:eastAsia="es-PE"/>
-          <w14:ligatures w14:val="none"/>
-        </w:rPr>
-        <w:t>:</w:t>
-      </w:r>
-      <w:r>
-        <w:rPr>
-          <w:rFonts w:ascii="Arial Narrow" w:eastAsia="Arial Narrow" w:hAnsi="Arial Narrow" w:cs="Arial Narrow"/>
-          <w:color w:val="000000"/>
-          <w:kern w:val="0"/>
-          <w:sz w:val="22"/>
-          <w:szCs w:val="22"/>
-          <w:lang w:eastAsia="es-PE"/>
-          <w14:ligatures w14:val="none"/>
-        </w:rPr>
-        <w:t xml:space="preserve"> </w:t>
-      </w:r>
-      <w:r>
-        <w:rPr>
-          <w:rFonts w:ascii="Arial Narrow" w:eastAsia="Arial Narrow" w:hAnsi="Arial Narrow" w:cs="Arial Narrow"/>
-          <w:color w:val="000000"/>
-          <w:kern w:val="0"/>
-          <w:sz w:val="22"/>
-          <w:szCs w:val="22"/>
-          <w:lang w:eastAsia="es-PE"/>
-          <w14:ligatures w14:val="none"/>
-        </w:rPr>
-        <w:t xml:space="preserve">poner en conocimiento de las partes que, antes de la emisión de la Resolución Final, tienen la posibilidad de formular su desistimiento o presentar el acuerdo arribado mediante la conciliación, mediación, transacción o cualquier otro que, de forma indubitable, deje constancia que se ha solucionado la controversia materia de denuncia.</w:t>
-      </w:r>
-      <w:bookmarkStart w:id="8" w:name="h.gjdgxs" w:colFirst="0" w:colLast="0"/>
-      <w:bookmarkEnd w:id="8"/>
-    </w:p>
-    <w:p>
-      <w:pPr>
+        <w:t/>
+      </w:r>
+      <w:r>
+        <w:rPr>
+          <w:rFonts w:ascii="Arial Narrow" w:eastAsia="Arial Narrow" w:hAnsi="Arial Narrow" w:cs="Arial Narrow"/>
+          <w:spacing w:val="-3"/>
+          <w:kern w:val="0"/>
+          <w14:ligatures w14:val="none"/>
+          <w:sz w:val="22"/>
+          <w:szCs w:val="22"/>
+        </w:rPr>
+        <w:t xml:space="preserve"/>
+      </w:r>
+      <w:r>
+        <w:rPr>
+          <w:rFonts w:ascii="Arial Narrow" w:eastAsia="Arial Narrow" w:hAnsi="Arial Narrow" w:cs="Arial Narrow"/>
+          <w:spacing w:val="-3"/>
+          <w:kern w:val="0"/>
+          <w14:ligatures w14:val="none"/>
+          <w:sz w:val="22"/>
+          <w:szCs w:val="22"/>
+        </w:rPr>
+        <w:t xml:space="preserve"/>
+      </w:r>
+      <w:r>
+        <w:rPr>
+          <w:rFonts w:ascii="Arial Narrow" w:eastAsia="Arial Narrow" w:hAnsi="Arial Narrow" w:cs="Arial Narrow"/>
+          <w:color w:val="000000"/>
+          <w:kern w:val="0"/>
+          <w:sz w:val="22"/>
+          <w:szCs w:val="22"/>
+          <w:shd w:val="clear" w:color="auto" w:fill="FFFFFF"/>
+          <w:lang w:eastAsia="es-PE"/>
+          <w14:ligatures w14:val="none"/>
+        </w:rPr>
+        <w:t xml:space="preserve"/>
+      </w:r>
+      <w:r>
+        <w:rPr>
+          <w:rFonts w:ascii="Arial Narrow" w:eastAsia="Arial Narrow" w:hAnsi="Arial Narrow" w:cs="Arial Narrow"/>
+          <w:color w:val="000000"/>
+          <w:kern w:val="0"/>
+          <w:sz w:val="22"/>
+          <w:szCs w:val="22"/>
+          <w:shd w:val="clear" w:color="auto" w:fill="FFFFFF"/>
+          <w:lang w:eastAsia="es-PE"/>
+          <w14:ligatures w14:val="none"/>
+        </w:rPr>
+        <w:t/>
+      </w:r>
+      <w:r>
+        <w:rPr>
+          <w:rFonts w:ascii="Arial Narrow" w:eastAsia="Arial Narrow" w:hAnsi="Arial Narrow" w:cs="Arial Narrow"/>
+          <w:color w:val="000000"/>
+          <w:kern w:val="0"/>
+          <w:sz w:val="22"/>
+          <w:szCs w:val="22"/>
+          <w:shd w:val="clear" w:color="auto" w:fill="FFFFFF"/>
+          <w:lang w:eastAsia="es-PE"/>
+          <w14:ligatures w14:val="none"/>
+        </w:rPr>
+        <w:t/>
+      </w:r>
+      <w:r>
+        <w:rPr>
+          <w:rFonts w:ascii="Arial Narrow" w:eastAsia="Arial Narrow" w:hAnsi="Arial Narrow" w:cs="Arial Narrow"/>
+          <w:color w:val="000000"/>
+          <w:kern w:val="0"/>
+          <w:sz w:val="22"/>
+          <w:szCs w:val="22"/>
+          <w:shd w:val="clear" w:color="auto" w:fill="FFFFFF"/>
+          <w:lang w:eastAsia="es-PE"/>
+          <w14:ligatures w14:val="none"/>
+        </w:rPr>
+        <w:t xml:space="preserve"/>
+      </w:r>
+      <w:r>
+        <w:rPr>
+          <w:rFonts w:ascii="Arial Narrow" w:eastAsia="Arial Narrow" w:hAnsi="Arial Narrow" w:cs="Arial Narrow"/>
+          <w:color w:val="000000"/>
+          <w:kern w:val="0"/>
+          <w:sz w:val="22"/>
+          <w:szCs w:val="22"/>
+          <w:shd w:val="clear" w:color="auto" w:fill="FFFFFF"/>
+          <w:lang w:eastAsia="es-PE"/>
+          <w14:ligatures w14:val="none"/>
+        </w:rPr>
+        <w:t/>
+      </w:r>
+      <w:r>
+        <w:rPr>
+          <w:rFonts w:ascii="Arial Narrow" w:eastAsia="Arial Narrow" w:hAnsi="Arial Narrow" w:cs="Arial Narrow"/>
+          <w:color w:val="000000"/>
+          <w:kern w:val="0"/>
+          <w:sz w:val="22"/>
+          <w:szCs w:val="22"/>
+          <w:shd w:val="clear" w:color="auto" w:fill="FFFFFF"/>
+          <w:lang w:eastAsia="es-PE"/>
+          <w14:ligatures w14:val="none"/>
+        </w:rPr>
+        <w:t xml:space="preserve"/>
+      </w:r>
+      <w:r>
+        <w:rPr>
+          <w:rFonts w:ascii="Arial Narrow" w:eastAsia="Arial Narrow" w:hAnsi="Arial Narrow" w:cs="Arial Narrow"/>
+          <w:color w:val="000000"/>
+          <w:sz w:val="22"/>
+          <w:szCs w:val="22"/>
+        </w:rPr>
+        <w:t/>
+      </w:r>
+      <w:r>
+        <w:rPr>
+          <w:rFonts w:ascii="Arial Narrow" w:eastAsia="Arial Narrow" w:hAnsi="Arial Narrow" w:cs="Arial Narrow"/>
+          <w:color w:val="000000"/>
+          <w:sz w:val="22"/>
+          <w:szCs w:val="22"/>
+        </w:rPr>
+        <w:t/>
+      </w:r>
+      <w:r>
+        <w:rPr>
+          <w:rFonts w:ascii="Arial Narrow" w:eastAsia="Arial Narrow" w:hAnsi="Arial Narrow" w:cs="Arial Narrow"/>
+          <w:color w:val="000000"/>
+          <w:sz w:val="22"/>
+          <w:szCs w:val="22"/>
+        </w:rPr>
+        <w:t xml:space="preserve"/>
+      </w:r>
+      <w:r>
+        <w:rPr>
+          <w:rFonts w:ascii="Arial Narrow" w:eastAsia="Arial Narrow" w:hAnsi="Arial Narrow" w:cs="Arial Narrow"/>
+          <w:color w:val="000000"/>
+          <w:sz w:val="22"/>
+          <w:szCs w:val="22"/>
+        </w:rPr>
+        <w:t/>
+      </w:r>
+      <w:r>
+        <w:rPr>
+          <w:rFonts w:ascii="Arial Narrow" w:eastAsia="Arial Narrow" w:hAnsi="Arial Narrow" w:cs="Arial Narrow"/>
+          <w:color w:val="000000"/>
+          <w:sz w:val="22"/>
+          <w:szCs w:val="22"/>
+        </w:rPr>
+        <w:t xml:space="preserve"/>
+      </w:r>
+      <w:r>
+        <w:rPr>
+          <w:rFonts w:ascii="Arial Narrow" w:eastAsia="Arial Narrow" w:hAnsi="Arial Narrow" w:cs="Arial Narrow"/>
+          <w:color w:val="000000"/>
+          <w:sz w:val="22"/>
+          <w:szCs w:val="22"/>
+        </w:rPr>
+        <w:t/>
+      </w:r>
+      <w:r>
+        <w:rPr>
+          <w:rFonts w:ascii="Arial Narrow" w:eastAsia="Arial Narrow" w:hAnsi="Arial Narrow" w:cs="Arial Narrow"/>
+          <w:color w:val="000000"/>
+          <w:sz w:val="22"/>
+          <w:szCs w:val="22"/>
+        </w:rPr>
+        <w:t xml:space="preserve"/>
+      </w:r>
+      <w:r>
+        <w:rPr>
+          <w:rFonts w:ascii="Arial Narrow" w:eastAsia="Arial Narrow" w:hAnsi="Arial Narrow" w:cs="Arial Narrow"/>
+          <w:color w:val="000000"/>
+          <w:sz w:val="22"/>
+          <w:szCs w:val="22"/>
+        </w:rPr>
+        <w:t/>
+      </w:r>
+      <w:r>
+        <w:rPr>
+          <w:rFonts w:ascii="Arial Narrow" w:eastAsia="Arial Narrow" w:hAnsi="Arial Narrow" w:cs="Arial Narrow"/>
+          <w:color w:val="000000"/>
+          <w:sz w:val="22"/>
+          <w:szCs w:val="22"/>
+        </w:rPr>
+        <w:t xml:space="preserve"/>
+      </w:r>
+      <w:r>
+        <w:rPr>
+          <w:rFonts w:ascii="Arial Narrow" w:eastAsia="Arial Narrow" w:hAnsi="Arial Narrow" w:cs="Arial Narrow"/>
+          <w:color w:val="000000"/>
+          <w:sz w:val="22"/>
+          <w:szCs w:val="22"/>
+        </w:rPr>
+        <w:t/>
+      </w:r>
+      <w:r>
+        <w:rPr>
+          <w:rFonts w:ascii="Arial Narrow" w:eastAsia="Arial Narrow" w:hAnsi="Arial Narrow" w:cs="Arial Narrow"/>
+          <w:color w:val="000000"/>
+          <w:sz w:val="22"/>
+          <w:szCs w:val="22"/>
+        </w:rPr>
+        <w:t xml:space="preserve"/>
+      </w:r>
+      <w:r>
+        <w:rPr>
+          <w:rFonts w:ascii="Arial Narrow" w:eastAsia="Arial Narrow" w:hAnsi="Arial Narrow" w:cs="Arial Narrow"/>
+          <w:color w:val="000000"/>
+          <w:sz w:val="22"/>
+          <w:szCs w:val="22"/>
+        </w:rPr>
+        <w:t/>
+      </w:r>
+      <w:r>
+        <w:rPr>
+          <w:rFonts w:ascii="Arial Narrow" w:eastAsia="Arial Narrow" w:hAnsi="Arial Narrow" w:cs="Arial Narrow"/>
+          <w:color w:val="000000"/>
+          <w:sz w:val="22"/>
+          <w:szCs w:val="22"/>
+        </w:rPr>
+        <w:t xml:space="preserve"/>
+      </w:r>
+      <w:r>
+        <w:rPr>
+          <w:rFonts w:ascii="Arial Narrow" w:eastAsia="Arial Narrow" w:hAnsi="Arial Narrow" w:cs="Arial Narrow"/>
+          <w:color w:val="000000"/>
+          <w:sz w:val="22"/>
+          <w:szCs w:val="22"/>
+        </w:rPr>
+        <w:t/>
+      </w:r>
+      <w:r>
+        <w:rPr>
+          <w:rFonts w:ascii="Arial Narrow" w:eastAsia="Arial Narrow" w:hAnsi="Arial Narrow" w:cs="Arial Narrow"/>
+          <w:color w:val="000000"/>
+          <w:sz w:val="22"/>
+          <w:szCs w:val="22"/>
+        </w:rPr>
+        <w:t/>
+      </w:r>
+      <w:r>
+        <w:rPr>
+          <w:rFonts w:ascii="Arial Narrow" w:eastAsia="Arial Narrow" w:hAnsi="Arial Narrow" w:cs="Arial Narrow"/>
+          <w:color w:val="000000"/>
+          <w:kern w:val="0"/>
+          <w:sz w:val="22"/>
+          <w:szCs w:val="22"/>
+          <w:lang w:eastAsia="es-PE"/>
+          <w14:ligatures w14:val="none"/>
+        </w:rPr>
+        <w:t/>
+      </w:r>
+      <w:r>
+        <w:rPr>
+          <w:rFonts w:ascii="Arial Narrow" w:eastAsia="Arial Narrow" w:hAnsi="Arial Narrow" w:cs="Arial Narrow"/>
+          <w:color w:val="000000"/>
+          <w:sz w:val="22"/>
+          <w:szCs w:val="22"/>
+        </w:rPr>
+        <w:t xml:space="preserve"/>
+      </w:r>
+      <w:r>
+        <w:rPr>
+          <w:rFonts w:ascii="Arial Narrow" w:eastAsia="Arial Narrow" w:hAnsi="Arial Narrow" w:cs="Arial Narrow"/>
+          <w:color w:val="000000"/>
+          <w:sz w:val="22"/>
+          <w:szCs w:val="22"/>
+        </w:rPr>
+        <w:t xml:space="preserve"/>
+      </w:r>
+      <w:r>
+        <w:rPr>
+          <w:rFonts w:ascii="Arial Narrow" w:eastAsia="Arial Narrow" w:hAnsi="Arial Narrow" w:cs="Arial Narrow"/>
+          <w:color w:val="000000"/>
+          <w:kern w:val="0"/>
+          <w:sz w:val="22"/>
+          <w:szCs w:val="22"/>
+          <w:lang w:eastAsia="es-PE"/>
+          <w14:ligatures w14:val="none"/>
+        </w:rPr>
+        <w:t/>
+      </w:r>
+      <w:r>
+        <w:rPr>
+          <w:rFonts w:ascii="Arial Narrow" w:eastAsia="Arial Narrow" w:hAnsi="Arial Narrow" w:cs="Arial Narrow"/>
+          <w:color w:val="000000"/>
+          <w:sz w:val="22"/>
+          <w:szCs w:val="22"/>
+        </w:rPr>
+        <w:t xml:space="preserve"/>
+      </w:r>
+      <w:r>
+        <w:rPr>
+          <w:rStyle w:val="Refdenotaalpie"/>
+          <w:rFonts w:ascii="Arial Narrow" w:eastAsia="Arial Narrow" w:hAnsi="Arial Narrow" w:cs="Arial Narrow"/>
+          <w:sz w:val="22"/>
+          <w:szCs w:val="22"/>
+          <w:vertAlign w:val="superscript"/>
+        </w:rPr>
+        <w:footnoteReference w:id="14"/>
+      </w:r>
+      <w:r>
+        <w:rPr>
+          <w:rFonts w:ascii="Arial Narrow" w:eastAsia="Arial Narrow" w:hAnsi="Arial Narrow" w:cs="Arial Narrow"/>
+          <w:sz w:val="22"/>
+          <w:szCs w:val="22"/>
+        </w:rPr>
+        <w:t/>
+      </w:r>
+    </w:p>
+    <w:p>
+      <w:pPr>
+        <w:spacing w:before="0" w:after="0" w:line="240" w:lineRule="auto"/>
         <w:suppressAutoHyphens/>
-        <w:spacing w:after="0" w:line="240" w:lineRule="auto"/>
-        <w:jc w:val="both"/>
-        <w:rPr>
-          <w:rFonts w:ascii="Arial Narrow" w:eastAsia="Arial Narrow" w:hAnsi="Arial Narrow" w:cs="Arial Narrow"/>
-          <w:color w:val="000000"/>
-          <w:kern w:val="0"/>
-          <w:sz w:val="22"/>
-          <w:szCs w:val="22"/>
-          <w:lang w:eastAsia="es-PE"/>
-          <w14:ligatures w14:val="none"/>
-        </w:rPr>
-      </w:pPr>
-    </w:p>
-    <w:p>
-      <w:pPr>
-        <w:suppressAutoHyphens/>
-        <w:spacing w:after="0" w:line="240" w:lineRule="auto"/>
-        <w:jc w:val="both"/>
-        <w:rPr>
-          <w:rFonts w:ascii="Arial Narrow" w:eastAsia="Arial Narrow" w:hAnsi="Arial Narrow" w:cs="Arial Narrow"/>
-          <w:sz w:val="22"/>
-          <w:szCs w:val="22"/>
-        </w:rPr>
-      </w:pPr>
-      <w:r>
-        <w:rPr>
-          <w:rFonts w:ascii="Arial Narrow" w:eastAsia="Arial Narrow" w:hAnsi="Arial Narrow" w:cs="Arial Narrow"/>
-          <w:b/>
-          <w:bCs/>
-          <w:sz w:val="22"/>
-          <w:szCs w:val="22"/>
-        </w:rPr>
-        <w:t xml:space="preserve">DÉCIMO PRIMERO:</w:t>
-      </w:r>
-      <w:r>
-        <w:rPr>
-          <w:rFonts w:ascii="Arial Narrow" w:eastAsia="Arial Narrow" w:hAnsi="Arial Narrow" w:cs="Arial Narrow"/>
-          <w:sz w:val="22"/>
-          <w:szCs w:val="22"/>
-        </w:rPr>
-        <w:t xml:space="preserve"> </w:t>
-      </w:r>
-      <w:r>
-        <w:rPr>
-          <w:rFonts w:ascii="Arial Narrow" w:eastAsia="Arial Narrow" w:hAnsi="Arial Narrow" w:cs="Arial Narrow"/>
-          <w:sz w:val="22"/>
-          <w:szCs w:val="22"/>
-        </w:rPr>
-        <w:t xml:space="preserve">requerir a la señora [DENUNCIANTE] y al Banco de Crédito del Perú S.A. para que, dentro del plazo de dos (2) días hábiles siguientes a la fecha en que reciban la notificación en sus bandejas de correo electrónico, efectúen la confirmación de recepción de la notificación remitida por este despacho a sus correos electrónicos, de conformidad con el segundo párrafo del numeral 4 del artículo 20 del Texto Único Ordenado de la Ley del Procedimiento Administrativo General, aprobado mediante Decreto Supremo 006-2026-JUS, bajo apercibimiento de rehacer el acto de notificación y notificarles conforme al numeral 1 del artículo 20 del citado cuerpo normativo.</w:t>
-      </w:r>
-      <w:r>
-        <w:rPr>
-          <w:rFonts w:ascii="Arial Narrow" w:eastAsia="Arial Narrow" w:hAnsi="Arial Narrow" w:cs="Arial Narrow"/>
-          <w:sz w:val="22"/>
-          <w:szCs w:val="22"/>
-        </w:rPr>
-        <w:t xml:space="preserve"/>
-      </w:r>
-      <w:r>
-        <w:rPr>
-          <w:rFonts w:ascii="Arial Narrow" w:eastAsia="Arial Narrow" w:hAnsi="Arial Narrow" w:cs="Arial Narrow"/>
-          <w:spacing w:val="-3"/>
-          <w:kern w:val="0"/>
-          <w14:ligatures w14:val="none"/>
-          <w:sz w:val="22"/>
-          <w:szCs w:val="22"/>
-        </w:rPr>
-        <w:t/>
-      </w:r>
-      <w:r>
-        <w:rPr>
-          <w:rFonts w:ascii="Arial Narrow" w:eastAsia="Arial Narrow" w:hAnsi="Arial Narrow" w:cs="Arial Narrow"/>
-          <w:spacing w:val="-3"/>
-          <w:kern w:val="0"/>
-          <w14:ligatures w14:val="none"/>
-          <w:sz w:val="22"/>
-          <w:szCs w:val="22"/>
-        </w:rPr>
-        <w:t xml:space="preserve"/>
-      </w:r>
-      <w:r>
-        <w:rPr>
-          <w:rFonts w:ascii="Arial Narrow" w:eastAsia="Arial Narrow" w:hAnsi="Arial Narrow" w:cs="Arial Narrow"/>
-          <w:spacing w:val="-3"/>
-          <w:kern w:val="0"/>
-          <w14:ligatures w14:val="none"/>
-          <w:sz w:val="22"/>
-          <w:szCs w:val="22"/>
-        </w:rPr>
-        <w:t xml:space="preserve"/>
-      </w:r>
-      <w:r>
-        <w:rPr>
-          <w:rFonts w:ascii="Arial Narrow" w:eastAsia="Arial Narrow" w:hAnsi="Arial Narrow" w:cs="Arial Narrow"/>
-          <w:color w:val="000000"/>
-          <w:kern w:val="0"/>
-          <w:sz w:val="22"/>
-          <w:szCs w:val="22"/>
-          <w:shd w:val="clear" w:color="auto" w:fill="FFFFFF"/>
-          <w:lang w:eastAsia="es-PE"/>
-          <w14:ligatures w14:val="none"/>
-        </w:rPr>
-        <w:t xml:space="preserve"/>
-      </w:r>
-      <w:r>
-        <w:rPr>
-          <w:rFonts w:ascii="Arial Narrow" w:eastAsia="Arial Narrow" w:hAnsi="Arial Narrow" w:cs="Arial Narrow"/>
-          <w:color w:val="000000"/>
-          <w:kern w:val="0"/>
-          <w:sz w:val="22"/>
-          <w:szCs w:val="22"/>
-          <w:shd w:val="clear" w:color="auto" w:fill="FFFFFF"/>
-          <w:lang w:eastAsia="es-PE"/>
-          <w14:ligatures w14:val="none"/>
-        </w:rPr>
-        <w:t/>
-      </w:r>
-      <w:r>
-        <w:rPr>
-          <w:rFonts w:ascii="Arial Narrow" w:eastAsia="Arial Narrow" w:hAnsi="Arial Narrow" w:cs="Arial Narrow"/>
-          <w:color w:val="000000"/>
-          <w:kern w:val="0"/>
-          <w:sz w:val="22"/>
-          <w:szCs w:val="22"/>
-          <w:shd w:val="clear" w:color="auto" w:fill="FFFFFF"/>
-          <w:lang w:eastAsia="es-PE"/>
-          <w14:ligatures w14:val="none"/>
-        </w:rPr>
-        <w:t/>
-      </w:r>
-      <w:r>
-        <w:rPr>
-          <w:rFonts w:ascii="Arial Narrow" w:eastAsia="Arial Narrow" w:hAnsi="Arial Narrow" w:cs="Arial Narrow"/>
-          <w:color w:val="000000"/>
-          <w:kern w:val="0"/>
-          <w:sz w:val="22"/>
-          <w:szCs w:val="22"/>
-          <w:shd w:val="clear" w:color="auto" w:fill="FFFFFF"/>
-          <w:lang w:eastAsia="es-PE"/>
-          <w14:ligatures w14:val="none"/>
-        </w:rPr>
-        <w:t xml:space="preserve"/>
-      </w:r>
-      <w:r>
-        <w:rPr>
-          <w:rFonts w:ascii="Arial Narrow" w:eastAsia="Arial Narrow" w:hAnsi="Arial Narrow" w:cs="Arial Narrow"/>
-          <w:color w:val="000000"/>
-          <w:kern w:val="0"/>
-          <w:sz w:val="22"/>
-          <w:szCs w:val="22"/>
-          <w:shd w:val="clear" w:color="auto" w:fill="FFFFFF"/>
-          <w:lang w:eastAsia="es-PE"/>
-          <w14:ligatures w14:val="none"/>
-        </w:rPr>
-        <w:t/>
-      </w:r>
-      <w:r>
-        <w:rPr>
-          <w:rFonts w:ascii="Arial Narrow" w:eastAsia="Arial Narrow" w:hAnsi="Arial Narrow" w:cs="Arial Narrow"/>
-          <w:color w:val="000000"/>
-          <w:kern w:val="0"/>
-          <w:sz w:val="22"/>
-          <w:szCs w:val="22"/>
-          <w:shd w:val="clear" w:color="auto" w:fill="FFFFFF"/>
-          <w:lang w:eastAsia="es-PE"/>
-          <w14:ligatures w14:val="none"/>
-        </w:rPr>
-        <w:t xml:space="preserve"/>
-      </w:r>
-      <w:r>
-        <w:rPr>
-          <w:rFonts w:ascii="Arial Narrow" w:eastAsia="Arial Narrow" w:hAnsi="Arial Narrow" w:cs="Arial Narrow"/>
-          <w:color w:val="000000"/>
-          <w:sz w:val="22"/>
-          <w:szCs w:val="22"/>
-        </w:rPr>
-        <w:t/>
-      </w:r>
-      <w:r>
-        <w:rPr>
-          <w:rFonts w:ascii="Arial Narrow" w:eastAsia="Arial Narrow" w:hAnsi="Arial Narrow" w:cs="Arial Narrow"/>
-          <w:color w:val="000000"/>
-          <w:sz w:val="22"/>
-          <w:szCs w:val="22"/>
-        </w:rPr>
-        <w:t/>
-      </w:r>
-      <w:r>
-        <w:rPr>
-          <w:rFonts w:ascii="Arial Narrow" w:eastAsia="Arial Narrow" w:hAnsi="Arial Narrow" w:cs="Arial Narrow"/>
-          <w:color w:val="000000"/>
-          <w:sz w:val="22"/>
-          <w:szCs w:val="22"/>
-        </w:rPr>
-        <w:t xml:space="preserve"/>
-      </w:r>
-      <w:r>
-        <w:rPr>
-          <w:rFonts w:ascii="Arial Narrow" w:eastAsia="Arial Narrow" w:hAnsi="Arial Narrow" w:cs="Arial Narrow"/>
-          <w:color w:val="000000"/>
-          <w:sz w:val="22"/>
-          <w:szCs w:val="22"/>
-        </w:rPr>
-        <w:t/>
-      </w:r>
-      <w:r>
-        <w:rPr>
-          <w:rFonts w:ascii="Arial Narrow" w:eastAsia="Arial Narrow" w:hAnsi="Arial Narrow" w:cs="Arial Narrow"/>
-          <w:color w:val="000000"/>
-          <w:sz w:val="22"/>
-          <w:szCs w:val="22"/>
-        </w:rPr>
-        <w:t xml:space="preserve"/>
-      </w:r>
-      <w:r>
-        <w:rPr>
-          <w:rFonts w:ascii="Arial Narrow" w:eastAsia="Arial Narrow" w:hAnsi="Arial Narrow" w:cs="Arial Narrow"/>
-          <w:color w:val="000000"/>
-          <w:sz w:val="22"/>
-          <w:szCs w:val="22"/>
-        </w:rPr>
-        <w:t/>
-      </w:r>
-      <w:r>
-        <w:rPr>
-          <w:rFonts w:ascii="Arial Narrow" w:eastAsia="Arial Narrow" w:hAnsi="Arial Narrow" w:cs="Arial Narrow"/>
-          <w:color w:val="000000"/>
-          <w:sz w:val="22"/>
-          <w:szCs w:val="22"/>
-        </w:rPr>
-        <w:t xml:space="preserve"/>
-      </w:r>
-      <w:r>
-        <w:rPr>
-          <w:rFonts w:ascii="Arial Narrow" w:eastAsia="Arial Narrow" w:hAnsi="Arial Narrow" w:cs="Arial Narrow"/>
-          <w:color w:val="000000"/>
-          <w:sz w:val="22"/>
-          <w:szCs w:val="22"/>
-        </w:rPr>
-        <w:t/>
-      </w:r>
-      <w:r>
-        <w:rPr>
-          <w:rFonts w:ascii="Arial Narrow" w:eastAsia="Arial Narrow" w:hAnsi="Arial Narrow" w:cs="Arial Narrow"/>
-          <w:color w:val="000000"/>
-          <w:sz w:val="22"/>
-          <w:szCs w:val="22"/>
-        </w:rPr>
-        <w:t xml:space="preserve"/>
-      </w:r>
-      <w:r>
-        <w:rPr>
-          <w:rFonts w:ascii="Arial Narrow" w:eastAsia="Arial Narrow" w:hAnsi="Arial Narrow" w:cs="Arial Narrow"/>
-          <w:color w:val="000000"/>
-          <w:sz w:val="22"/>
-          <w:szCs w:val="22"/>
-        </w:rPr>
-        <w:t/>
-      </w:r>
-      <w:r>
-        <w:rPr>
-          <w:rFonts w:ascii="Arial Narrow" w:eastAsia="Arial Narrow" w:hAnsi="Arial Narrow" w:cs="Arial Narrow"/>
-          <w:color w:val="000000"/>
-          <w:sz w:val="22"/>
-          <w:szCs w:val="22"/>
-        </w:rPr>
-        <w:t xml:space="preserve"/>
-      </w:r>
-      <w:r>
-        <w:rPr>
-          <w:rFonts w:ascii="Arial Narrow" w:eastAsia="Arial Narrow" w:hAnsi="Arial Narrow" w:cs="Arial Narrow"/>
-          <w:color w:val="000000"/>
-          <w:sz w:val="22"/>
-          <w:szCs w:val="22"/>
-        </w:rPr>
-        <w:t/>
-      </w:r>
-      <w:r>
-        <w:rPr>
-          <w:rFonts w:ascii="Arial Narrow" w:eastAsia="Arial Narrow" w:hAnsi="Arial Narrow" w:cs="Arial Narrow"/>
-          <w:color w:val="000000"/>
-          <w:sz w:val="22"/>
-          <w:szCs w:val="22"/>
-        </w:rPr>
-        <w:t xml:space="preserve"/>
-      </w:r>
-      <w:r>
-        <w:rPr>
-          <w:rFonts w:ascii="Arial Narrow" w:eastAsia="Arial Narrow" w:hAnsi="Arial Narrow" w:cs="Arial Narrow"/>
-          <w:color w:val="000000"/>
-          <w:sz w:val="22"/>
-          <w:szCs w:val="22"/>
-        </w:rPr>
-        <w:t/>
-      </w:r>
-      <w:r>
-        <w:rPr>
-          <w:rFonts w:ascii="Arial Narrow" w:eastAsia="Arial Narrow" w:hAnsi="Arial Narrow" w:cs="Arial Narrow"/>
-          <w:color w:val="000000"/>
-          <w:sz w:val="22"/>
-          <w:szCs w:val="22"/>
-        </w:rPr>
-        <w:t/>
-      </w:r>
-      <w:r>
-        <w:rPr>
-          <w:rFonts w:ascii="Arial Narrow" w:eastAsia="Arial Narrow" w:hAnsi="Arial Narrow" w:cs="Arial Narrow"/>
-          <w:color w:val="000000"/>
-          <w:kern w:val="0"/>
-          <w:sz w:val="22"/>
-          <w:szCs w:val="22"/>
-          <w:lang w:eastAsia="es-PE"/>
-          <w14:ligatures w14:val="none"/>
-        </w:rPr>
-        <w:t/>
-      </w:r>
-      <w:r>
-        <w:rPr>
-          <w:rFonts w:ascii="Arial Narrow" w:eastAsia="Arial Narrow" w:hAnsi="Arial Narrow" w:cs="Arial Narrow"/>
-          <w:color w:val="000000"/>
-          <w:sz w:val="22"/>
-          <w:szCs w:val="22"/>
-        </w:rPr>
-        <w:t xml:space="preserve"/>
-      </w:r>
-      <w:r>
-        <w:rPr>
-          <w:rFonts w:ascii="Arial Narrow" w:eastAsia="Arial Narrow" w:hAnsi="Arial Narrow" w:cs="Arial Narrow"/>
-          <w:color w:val="000000"/>
-          <w:sz w:val="22"/>
-          <w:szCs w:val="22"/>
-        </w:rPr>
-        <w:t xml:space="preserve"/>
-      </w:r>
-      <w:r>
-        <w:rPr>
-          <w:rFonts w:ascii="Arial Narrow" w:eastAsia="Arial Narrow" w:hAnsi="Arial Narrow" w:cs="Arial Narrow"/>
-          <w:color w:val="000000"/>
-          <w:kern w:val="0"/>
-          <w:sz w:val="22"/>
-          <w:szCs w:val="22"/>
-          <w:lang w:eastAsia="es-PE"/>
-          <w14:ligatures w14:val="none"/>
-        </w:rPr>
-        <w:t/>
-      </w:r>
-      <w:r>
-        <w:rPr>
-          <w:rFonts w:ascii="Arial Narrow" w:eastAsia="Arial Narrow" w:hAnsi="Arial Narrow" w:cs="Arial Narrow"/>
-          <w:color w:val="000000"/>
-          <w:sz w:val="22"/>
-          <w:szCs w:val="22"/>
-        </w:rPr>
-        <w:t xml:space="preserve"/>
-      </w:r>
-      <w:r>
-        <w:rPr>
-          <w:rStyle w:val="Refdenotaalpie"/>
-          <w:rFonts w:ascii="Arial Narrow" w:eastAsia="Arial Narrow" w:hAnsi="Arial Narrow" w:cs="Arial Narrow"/>
-          <w:sz w:val="22"/>
-          <w:szCs w:val="22"/>
-          <w:vertAlign w:val="superscript"/>
-        </w:rPr>
-        <w:footnoteReference w:id="14"/>
-      </w:r>
-      <w:r>
-        <w:rPr>
-          <w:rFonts w:ascii="Arial Narrow" w:eastAsia="Arial Narrow" w:hAnsi="Arial Narrow" w:cs="Arial Narrow"/>
-          <w:sz w:val="22"/>
-          <w:szCs w:val="22"/>
-        </w:rPr>
-        <w:t/>
-      </w:r>
-    </w:p>
-    <w:p>
-      <w:pPr>
-        <w:suppressAutoHyphens/>
-        <w:spacing w:after="0" w:line="240" w:lineRule="auto"/>
         <w:jc w:val="both"/>
         <w:rPr>
           <w:rFonts w:ascii="Arial Narrow" w:eastAsia="Arial Narrow" w:hAnsi="Arial Narrow" w:cs="Arial Narrow"/>
@@ -7179,7 +7192,6 @@
           <w:sz w:val="16"/>
           <w:szCs w:val="16"/>
         </w:rPr>
-        <w:tab/>
         <w:t xml:space="preserve"/>
       </w:r>
       <w:r>
@@ -7348,25 +7360,24 @@
           <w:sz w:val="16"/>
           <w:szCs w:val="16"/>
         </w:rPr>
+        <w:t xml:space="preserve"/>
+      </w:r>
+      <w:r>
+        <w:rPr>
+          <w:rFonts w:ascii="Arial Narrow" w:eastAsia="Arial Narrow" w:hAnsi="Arial Narrow" w:cs="Arial Narrow"/>
+          <w:sz w:val="16"/>
+          <w:szCs w:val="16"/>
+        </w:rPr>
+      </w:r>
+      <w:r>
+        <w:rPr>
+          <w:rFonts w:ascii="Arial Narrow" w:eastAsia="Arial Narrow" w:hAnsi="Arial Narrow" w:cs="Arial Narrow"/>
+          <w:b/>
+          <w:bCs/>
+          <w:sz w:val="16"/>
+          <w:szCs w:val="16"/>
+        </w:rPr>
         <w:tab/>
-        <w:t xml:space="preserve"/>
-      </w:r>
-      <w:r>
-        <w:rPr>
-          <w:rFonts w:ascii="Arial Narrow" w:eastAsia="Arial Narrow" w:hAnsi="Arial Narrow" w:cs="Arial Narrow"/>
-          <w:sz w:val="16"/>
-          <w:szCs w:val="16"/>
-        </w:rPr>
-        <w:tab/>
-      </w:r>
-      <w:r>
-        <w:rPr>
-          <w:rFonts w:ascii="Arial Narrow" w:eastAsia="Arial Narrow" w:hAnsi="Arial Narrow" w:cs="Arial Narrow"/>
-          <w:b/>
-          <w:bCs/>
-          <w:sz w:val="16"/>
-          <w:szCs w:val="16"/>
-        </w:rPr>
         <w:t xml:space="preserve">LEY 29571, CÓDIGO DE PROTECCIÓN Y DEFENSA DEL CONSUMIDOR, publicado el 2 de setiembre de 2010 y modificado por Decreto Legislativo 1308 </w:t>
       </w:r>
     </w:p>
@@ -7608,25 +7619,24 @@
           <w:sz w:val="16"/>
           <w:szCs w:val="16"/>
         </w:rPr>
+        <w:t xml:space="preserve"/>
+      </w:r>
+      <w:r>
+        <w:rPr>
+          <w:rFonts w:ascii="Arial Narrow" w:eastAsia="Arial Narrow" w:hAnsi="Arial Narrow" w:cs="Arial Narrow"/>
+          <w:sz w:val="16"/>
+          <w:szCs w:val="16"/>
+        </w:rPr>
+      </w:r>
+      <w:r>
+        <w:rPr>
+          <w:rFonts w:ascii="Arial Narrow" w:eastAsia="Arial Narrow" w:hAnsi="Arial Narrow" w:cs="Arial Narrow"/>
+          <w:b/>
+          <w:bCs/>
+          <w:sz w:val="16"/>
+          <w:szCs w:val="16"/>
+        </w:rPr>
         <w:tab/>
-        <w:t xml:space="preserve"/>
-      </w:r>
-      <w:r>
-        <w:rPr>
-          <w:rFonts w:ascii="Arial Narrow" w:eastAsia="Arial Narrow" w:hAnsi="Arial Narrow" w:cs="Arial Narrow"/>
-          <w:sz w:val="16"/>
-          <w:szCs w:val="16"/>
-        </w:rPr>
-        <w:tab/>
-      </w:r>
-      <w:r>
-        <w:rPr>
-          <w:rFonts w:ascii="Arial Narrow" w:eastAsia="Arial Narrow" w:hAnsi="Arial Narrow" w:cs="Arial Narrow"/>
-          <w:b/>
-          <w:bCs/>
-          <w:sz w:val="16"/>
-          <w:szCs w:val="16"/>
-        </w:rPr>
         <w:t xml:space="preserve">LEY 29571, CÓDIGO DE PROTECCIÓN Y DEFENSA DEL CONSUMIDOR, publicado el 2 de setiembre de 2010 y modificado por Decreto Legislativo 1308 </w:t>
       </w:r>
     </w:p>
@@ -7785,25 +7795,24 @@
           <w:sz w:val="16"/>
           <w:szCs w:val="16"/>
         </w:rPr>
+        <w:t xml:space="preserve"/>
+      </w:r>
+      <w:r>
+        <w:rPr>
+          <w:rFonts w:ascii="Arial Narrow" w:eastAsia="Arial Narrow" w:hAnsi="Arial Narrow" w:cs="Arial Narrow"/>
+          <w:sz w:val="16"/>
+          <w:szCs w:val="16"/>
+        </w:rPr>
+      </w:r>
+      <w:r>
+        <w:rPr>
+          <w:rFonts w:ascii="Arial Narrow" w:eastAsia="Arial Narrow" w:hAnsi="Arial Narrow" w:cs="Arial Narrow"/>
+          <w:b/>
+          <w:bCs/>
+          <w:sz w:val="16"/>
+          <w:szCs w:val="16"/>
+        </w:rPr>
         <w:tab/>
-        <w:t xml:space="preserve"/>
-      </w:r>
-      <w:r>
-        <w:rPr>
-          <w:rFonts w:ascii="Arial Narrow" w:eastAsia="Arial Narrow" w:hAnsi="Arial Narrow" w:cs="Arial Narrow"/>
-          <w:sz w:val="16"/>
-          <w:szCs w:val="16"/>
-        </w:rPr>
-        <w:tab/>
-      </w:r>
-      <w:r>
-        <w:rPr>
-          <w:rFonts w:ascii="Arial Narrow" w:eastAsia="Arial Narrow" w:hAnsi="Arial Narrow" w:cs="Arial Narrow"/>
-          <w:b/>
-          <w:bCs/>
-          <w:sz w:val="16"/>
-          <w:szCs w:val="16"/>
-        </w:rPr>
         <w:t>LEY SOBRE FACULTADES, NORMAS Y ORGANIZACIÓN DEL INDECOPI, APROBADA POR DECRETO LEGISLATIVO 807 Artículo 24.-</w:t>
       </w:r>
       <w:r>
@@ -7952,7 +7961,6 @@
           <w:sz w:val="16"/>
           <w:szCs w:val="16"/>
         </w:rPr>
-        <w:tab/>
         <w:t xml:space="preserve"/>
       </w:r>
       <w:r>
@@ -8045,24 +8053,23 @@
           <w:sz w:val="16"/>
           <w:szCs w:val="16"/>
         </w:rPr>
+        <w:t xml:space="preserve"/>
+      </w:r>
+      <w:r>
+        <w:rPr>
+          <w:rFonts w:ascii="Arial Narrow" w:eastAsia="Arial Narrow" w:hAnsi="Arial Narrow" w:cs="Arial Narrow"/>
+          <w:sz w:val="16"/>
+          <w:szCs w:val="16"/>
+        </w:rPr>
+      </w:r>
+      <w:r>
+        <w:rPr>
+          <w:rFonts w:ascii="Arial Narrow" w:eastAsia="Arial Narrow" w:hAnsi="Arial Narrow" w:cs="Arial Narrow"/>
+          <w:b/>
+          <w:sz w:val="16"/>
+          <w:szCs w:val="16"/>
+        </w:rPr>
         <w:tab/>
-        <w:t xml:space="preserve"/>
-      </w:r>
-      <w:r>
-        <w:rPr>
-          <w:rFonts w:ascii="Arial Narrow" w:eastAsia="Arial Narrow" w:hAnsi="Arial Narrow" w:cs="Arial Narrow"/>
-          <w:sz w:val="16"/>
-          <w:szCs w:val="16"/>
-        </w:rPr>
-        <w:tab/>
-      </w:r>
-      <w:r>
-        <w:rPr>
-          <w:rFonts w:ascii="Arial Narrow" w:eastAsia="Arial Narrow" w:hAnsi="Arial Narrow" w:cs="Arial Narrow"/>
-          <w:b/>
-          <w:sz w:val="16"/>
-          <w:szCs w:val="16"/>
-        </w:rPr>
         <w:t>LEY 29571, CÓDIGO DE PROTECCIÓN Y DEFENSA DEL CONSUMIDOR</w:t>
       </w:r>
       <w:r>
@@ -8462,32 +8469,31 @@
           <w:szCs w:val="16"/>
           <w:vertAlign w:val="superscript"/>
         </w:rPr>
+        <w:t xml:space="preserve"/>
+      </w:r>
+      <w:r>
+        <w:rPr>
+          <w:rFonts w:ascii="Arial Narrow" w:eastAsia="Arial Narrow" w:hAnsi="Arial Narrow" w:cs="Arial Narrow"/>
+          <w:sz w:val="16"/>
+          <w:szCs w:val="16"/>
+        </w:rPr>
+        <w:t xml:space="preserve"/>
+      </w:r>
+      <w:r>
+        <w:rPr>
+          <w:rFonts w:ascii="Arial Narrow" w:eastAsia="Arial Narrow" w:hAnsi="Arial Narrow" w:cs="Arial Narrow"/>
+          <w:sz w:val="16"/>
+          <w:szCs w:val="16"/>
+        </w:rPr>
+      </w:r>
+      <w:r>
+        <w:rPr>
+          <w:rFonts w:ascii="Arial Narrow" w:eastAsia="Arial Narrow" w:hAnsi="Arial Narrow" w:cs="Arial Narrow"/>
+          <w:b/>
+          <w:sz w:val="16"/>
+          <w:szCs w:val="16"/>
+        </w:rPr>
         <w:tab/>
-        <w:t xml:space="preserve"/>
-      </w:r>
-      <w:r>
-        <w:rPr>
-          <w:rFonts w:ascii="Arial Narrow" w:eastAsia="Arial Narrow" w:hAnsi="Arial Narrow" w:cs="Arial Narrow"/>
-          <w:sz w:val="16"/>
-          <w:szCs w:val="16"/>
-        </w:rPr>
-        <w:t xml:space="preserve"> </w:t>
-      </w:r>
-      <w:r>
-        <w:rPr>
-          <w:rFonts w:ascii="Arial Narrow" w:eastAsia="Arial Narrow" w:hAnsi="Arial Narrow" w:cs="Arial Narrow"/>
-          <w:sz w:val="16"/>
-          <w:szCs w:val="16"/>
-        </w:rPr>
-        <w:tab/>
-      </w:r>
-      <w:r>
-        <w:rPr>
-          <w:rFonts w:ascii="Arial Narrow" w:eastAsia="Arial Narrow" w:hAnsi="Arial Narrow" w:cs="Arial Narrow"/>
-          <w:b/>
-          <w:sz w:val="16"/>
-          <w:szCs w:val="16"/>
-        </w:rPr>
         <w:t>LEY 29571, CÓDIGO DE PROTECCIÓN Y DEFENSA DEL CONSUMIDOR</w:t>
       </w:r>
       <w:r>
@@ -8691,25 +8697,24 @@
           <w:sz w:val="16"/>
           <w:szCs w:val="16"/>
         </w:rPr>
+        <w:t xml:space="preserve"/>
+      </w:r>
+      <w:r>
+        <w:rPr>
+          <w:rFonts w:ascii="Arial Narrow" w:eastAsia="Arial Narrow" w:hAnsi="Arial Narrow" w:cs="Arial Narrow"/>
+          <w:sz w:val="16"/>
+          <w:szCs w:val="16"/>
+        </w:rPr>
+      </w:r>
+      <w:r>
+        <w:rPr>
+          <w:rFonts w:ascii="Arial Narrow" w:eastAsia="Arial Narrow" w:hAnsi="Arial Narrow" w:cs="Arial Narrow"/>
+          <w:b/>
+          <w:bCs/>
+          <w:sz w:val="16"/>
+          <w:szCs w:val="16"/>
+        </w:rPr>
         <w:tab/>
-        <w:t xml:space="preserve"/>
-      </w:r>
-      <w:r>
-        <w:rPr>
-          <w:rFonts w:ascii="Arial Narrow" w:eastAsia="Arial Narrow" w:hAnsi="Arial Narrow" w:cs="Arial Narrow"/>
-          <w:sz w:val="16"/>
-          <w:szCs w:val="16"/>
-        </w:rPr>
-        <w:tab/>
-      </w:r>
-      <w:r>
-        <w:rPr>
-          <w:rFonts w:ascii="Arial Narrow" w:eastAsia="Arial Narrow" w:hAnsi="Arial Narrow" w:cs="Arial Narrow"/>
-          <w:b/>
-          <w:bCs/>
-          <w:sz w:val="16"/>
-          <w:szCs w:val="16"/>
-        </w:rPr>
         <w:t xml:space="preserve">LEY 29571, CÓDIGO DE PROTECCIÓN Y DEFENSA DEL CONSUMIDOR, publicado el 2 de setiembre de 2010 y modificado por Decreto Legislativo 1308 </w:t>
       </w:r>
     </w:p>
@@ -9528,24 +9533,23 @@
           <w:sz w:val="16"/>
           <w:szCs w:val="16"/>
         </w:rPr>
+        <w:t xml:space="preserve"/>
+      </w:r>
+      <w:r>
+        <w:rPr>
+          <w:rFonts w:ascii="Arial Narrow" w:eastAsia="Arial Narrow" w:hAnsi="Arial Narrow" w:cs="Arial Narrow"/>
+          <w:sz w:val="16"/>
+          <w:szCs w:val="16"/>
+        </w:rPr>
+      </w:r>
+      <w:r>
+        <w:rPr>
+          <w:rFonts w:ascii="Arial Narrow" w:eastAsia="Arial Narrow" w:hAnsi="Arial Narrow" w:cs="Arial Narrow"/>
+          <w:b/>
+          <w:sz w:val="16"/>
+          <w:szCs w:val="16"/>
+        </w:rPr>
         <w:tab/>
-        <w:t xml:space="preserve"/>
-      </w:r>
-      <w:r>
-        <w:rPr>
-          <w:rFonts w:ascii="Arial Narrow" w:eastAsia="Arial Narrow" w:hAnsi="Arial Narrow" w:cs="Arial Narrow"/>
-          <w:sz w:val="16"/>
-          <w:szCs w:val="16"/>
-        </w:rPr>
-        <w:tab/>
-      </w:r>
-      <w:r>
-        <w:rPr>
-          <w:rFonts w:ascii="Arial Narrow" w:eastAsia="Arial Narrow" w:hAnsi="Arial Narrow" w:cs="Arial Narrow"/>
-          <w:b/>
-          <w:sz w:val="16"/>
-          <w:szCs w:val="16"/>
-        </w:rPr>
         <w:t>LEY 29571, CÓDIGO DE PROTECCIÓN Y DEFENSA DEL CONSUMIDOR</w:t>
       </w:r>
       <w:r>
@@ -9760,7 +9764,6 @@
           <w:sz w:val="16"/>
           <w:szCs w:val="16"/>
         </w:rPr>
-        <w:tab/>
         <w:t xml:space="preserve"/>
       </w:r>
       <w:r>
@@ -9927,31 +9930,30 @@
           <w:sz w:val="16"/>
           <w:szCs w:val="16"/>
         </w:rPr>
+        <w:t xml:space="preserve"/>
+      </w:r>
+      <w:r>
+        <w:rPr>
+          <w:rFonts w:ascii="Arial Narrow" w:eastAsia="Arial Narrow" w:hAnsi="Arial Narrow" w:cs="Arial Narrow"/>
+          <w:sz w:val="16"/>
+          <w:szCs w:val="16"/>
+        </w:rPr>
+      </w:r>
+      <w:r>
+        <w:rPr>
+          <w:rFonts w:ascii="Arial Narrow" w:eastAsia="Arial Narrow" w:hAnsi="Arial Narrow" w:cs="Arial Narrow"/>
+          <w:b/>
+          <w:sz w:val="16"/>
+          <w:szCs w:val="16"/>
+        </w:rPr>
         <w:tab/>
-        <w:t xml:space="preserve"/>
-      </w:r>
-      <w:r>
-        <w:rPr>
-          <w:rFonts w:ascii="Arial Narrow" w:eastAsia="Arial Narrow" w:hAnsi="Arial Narrow" w:cs="Arial Narrow"/>
-          <w:sz w:val="16"/>
-          <w:szCs w:val="16"/>
-        </w:rPr>
-        <w:tab/>
-      </w:r>
-      <w:r>
-        <w:rPr>
-          <w:rFonts w:ascii="Arial Narrow" w:eastAsia="Arial Narrow" w:hAnsi="Arial Narrow" w:cs="Arial Narrow"/>
-          <w:b/>
-          <w:sz w:val="16"/>
-          <w:szCs w:val="16"/>
-        </w:rPr>
         <w:t>TEXTO ÚNICO ORDENADO DE LA LEY DEL PROCEDIMIENTO ADMINISTRATIVO GENERAL, aprobado mediante Decreto Supremo 006-2026-JUS y publicado el 30 de abril de 2026</w:t>
       </w:r>
     </w:p>
     <w:p>
       <w:pPr>
         <w:pStyle w:val="Textonotapie"/>
-        <w:ind w:left="1134" w:hanging="567"/>
+        <w:ind w:left="1134"/>
         <w:jc w:val="both"/>
         <w:rPr>
           <w:rFonts w:ascii="Arial Narrow" w:eastAsia="Arial Narrow" w:hAnsi="Arial Narrow" w:cs="Arial Narrow"/>
@@ -9975,7 +9977,7 @@
     <w:p>
       <w:pPr>
         <w:pStyle w:val="Textonotapie"/>
-        <w:ind w:left="1134" w:hanging="567"/>
+        <w:ind w:left="1134" w:hanging="1134"/>
         <w:jc w:val="both"/>
         <w:rPr>
           <w:rFonts w:ascii="Arial Narrow" w:eastAsia="Arial Narrow" w:hAnsi="Arial Narrow" w:cs="Arial Narrow"/>

--- a/plantillas_maestras/03_seguro_desgravamen/falta_atencion_o_demora_reclamo/2_ddos_banco_y_aseguradora/mujer/TPL_1046_2025_SEGURO_DESGRAVAMEN_FALTA_ATENCION_O_DEMORA_RECLAMO_BANCO_MUJER_R1.docx
+++ b/plantillas_maestras/03_seguro_desgravamen/falta_atencion_o_demora_reclamo/2_ddos_banco_y_aseguradora/mujer/TPL_1046_2025_SEGURO_DESGRAVAMEN_FALTA_ATENCION_O_DEMORA_RECLAMO_BANCO_MUJER_R1.docx
@@ -5117,7 +5117,7 @@
           <w:sz w:val="22"/>
           <w:szCs w:val="22"/>
         </w:rPr>
-        <w:t xml:space="preserve">correr traslado de la presente resolución a Banco de Crédito del Perú S.A. y Pacífico Compañía de Seguros y Reaseguros S.A. para que, de conformidad con lo dispuesto por el artículo 26 de la Ley sobre Facultades, Normas y Organización del Indecopi, aprobada por Decreto Legislativo 807</w:t>
+        <w:t xml:space="preserve">correr traslado de la denuncia del 5 de mayo de 2025, complementado mediante escrito del 20 de mayo de 2025 a Banco de Crédito del Perú S.A. y Pacífico Compañía de Seguros y Reaseguros S.A. para que, de conformidad con lo dispuesto por el artículo 26 de la Ley sobre Facultades, Normas y Organización del Indecopi, aprobada por Decreto Legislativo 807</w:t>
       </w:r>
       <w:r>
         <w:rPr>
